--- a/06-学生侧材料/讲义/有机化学/有机波谱分析.docx
+++ b/06-学生侧材料/讲义/有机化学/有机波谱分析.docx
@@ -3,6 +3,101 @@
 <w:document xmlns:w="http://schemas.openxmlformats.org/wordprocessingml/2006/main" xmlns:m="http://schemas.openxmlformats.org/officeDocument/2006/math" xmlns:r="http://schemas.openxmlformats.org/officeDocument/2006/relationships" xmlns:o="urn:schemas-microsoft-com:office:office" xmlns:v="urn:schemas-microsoft-com:vml" xmlns:w10="urn:schemas-microsoft-com:office:word" xmlns:a="http://schemas.openxmlformats.org/drawingml/2006/main" xmlns:pic="http://schemas.openxmlformats.org/drawingml/2006/picture" xmlns:wp="http://schemas.openxmlformats.org/drawingml/2006/wordprocessingDrawing">
   <w:body>
     <w:bookmarkStart w:id="70" w:name="有机波谱分析"/>
+    <w:p>
+      <w:pPr>
+        <w:spacing w:after="1800" w:before="1200" w:line="276" w:lineRule="auto"/>
+        <w:jc w:val="center"/>
+      </w:pPr>
+    </w:p>
+    <w:p>
+      <w:pPr>
+        <w:spacing w:after="320" w:before="0" w:line="276" w:lineRule="auto"/>
+        <w:jc w:val="center"/>
+      </w:pPr>
+      <w:r>
+        <w:rPr>
+          <w:rFonts w:ascii="Times New Roman" w:hAnsi="Times New Roman" w:eastAsia="SimHei" w:cs="Times New Roman"/>
+          <w:b/>
+          <w:color w:val="17324D"/>
+          <w:sz w:val="64"/>
+        </w:rPr>
+        <w:t>化学竞赛习题册</w:t>
+      </w:r>
+    </w:p>
+    <w:p>
+      <w:pPr>
+        <w:spacing w:after="120" w:before="0" w:line="276" w:lineRule="auto"/>
+        <w:jc w:val="center"/>
+      </w:pPr>
+      <w:r>
+        <w:rPr>
+          <w:rFonts w:ascii="Times New Roman" w:hAnsi="Times New Roman" w:eastAsia="SimHei" w:cs="Times New Roman"/>
+          <w:b w:val="0"/>
+          <w:color w:val="5B6975"/>
+          <w:sz w:val="32"/>
+        </w:rPr>
+        <w:t>有机化学</w:t>
+      </w:r>
+    </w:p>
+    <w:p>
+      <w:pPr>
+        <w:spacing w:after="600" w:before="0" w:line="276" w:lineRule="auto"/>
+        <w:jc w:val="center"/>
+      </w:pPr>
+      <w:r>
+        <w:rPr>
+          <w:rFonts w:ascii="Times New Roman" w:hAnsi="Times New Roman" w:eastAsia="SimHei" w:cs="Times New Roman"/>
+          <w:b/>
+          <w:color w:val="17324D"/>
+          <w:sz w:val="44"/>
+        </w:rPr>
+        <w:t>有机波谱分析</w:t>
+      </w:r>
+    </w:p>
+    <w:p>
+      <w:pPr>
+        <w:spacing w:after="600" w:before="120" w:line="276" w:lineRule="auto"/>
+        <w:jc w:val="center"/>
+        <w:pBdr>
+          <w:bottom w:val="single" w:sz="8" w:space="4" w:color="4A6577"/>
+        </w:pBdr>
+      </w:pPr>
+    </w:p>
+    <w:p>
+      <w:pPr>
+        <w:spacing w:after="160" w:before="0" w:line="276" w:lineRule="auto"/>
+        <w:jc w:val="center"/>
+      </w:pPr>
+      <w:r>
+        <w:rPr>
+          <w:rFonts w:ascii="Times New Roman" w:hAnsi="Times New Roman" w:eastAsia="FangSong" w:cs="Times New Roman"/>
+          <w:b w:val="0"/>
+          <w:color w:val="5B6975"/>
+          <w:sz w:val="24"/>
+        </w:rPr>
+        <w:t>日期</w:t>
+      </w:r>
+      <w:r>
+        <w:rPr>
+          <w:rFonts w:ascii="Times New Roman" w:hAnsi="Times New Roman" w:eastAsia="Times New Roman" w:cs="Times New Roman"/>
+          <w:b w:val="0"/>
+          <w:color w:val="5B6975"/>
+          <w:sz w:val="24"/>
+        </w:rPr>
+        <w:t>：2026-09-10</w:t>
+      </w:r>
+    </w:p>
+    <w:p>
+      <w:pPr>
+        <w:jc w:val="center"/>
+      </w:pPr>
+      <w:r>
+        <w:rPr>
+          <w:rFonts w:ascii="Times New Roman" w:hAnsi="Times New Roman" w:eastAsia="Times New Roman" w:cs="Times New Roman"/>
+        </w:rPr>
+        <w:br w:type="page"/>
+      </w:r>
+    </w:p>
     <w:p>
       <w:pPr>
         <w:pStyle w:val="Heading1"/>

--- a/06-学生侧材料/讲义/有机化学/有机波谱分析.docx
+++ b/06-学生侧材料/讲义/有机化学/有机波谱分析.docx
@@ -3,101 +3,6 @@
 <w:document xmlns:w="http://schemas.openxmlformats.org/wordprocessingml/2006/main" xmlns:m="http://schemas.openxmlformats.org/officeDocument/2006/math" xmlns:r="http://schemas.openxmlformats.org/officeDocument/2006/relationships" xmlns:o="urn:schemas-microsoft-com:office:office" xmlns:v="urn:schemas-microsoft-com:vml" xmlns:w10="urn:schemas-microsoft-com:office:word" xmlns:a="http://schemas.openxmlformats.org/drawingml/2006/main" xmlns:pic="http://schemas.openxmlformats.org/drawingml/2006/picture" xmlns:wp="http://schemas.openxmlformats.org/drawingml/2006/wordprocessingDrawing">
   <w:body>
     <w:bookmarkStart w:id="70" w:name="有机波谱分析"/>
-    <w:p>
-      <w:pPr>
-        <w:spacing w:after="1800" w:before="1200" w:line="276" w:lineRule="auto"/>
-        <w:jc w:val="center"/>
-      </w:pPr>
-    </w:p>
-    <w:p>
-      <w:pPr>
-        <w:spacing w:after="320" w:before="0" w:line="276" w:lineRule="auto"/>
-        <w:jc w:val="center"/>
-      </w:pPr>
-      <w:r>
-        <w:rPr>
-          <w:rFonts w:ascii="Times New Roman" w:hAnsi="Times New Roman" w:eastAsia="SimHei" w:cs="Times New Roman"/>
-          <w:b/>
-          <w:color w:val="17324D"/>
-          <w:sz w:val="64"/>
-        </w:rPr>
-        <w:t>化学竞赛习题册</w:t>
-      </w:r>
-    </w:p>
-    <w:p>
-      <w:pPr>
-        <w:spacing w:after="120" w:before="0" w:line="276" w:lineRule="auto"/>
-        <w:jc w:val="center"/>
-      </w:pPr>
-      <w:r>
-        <w:rPr>
-          <w:rFonts w:ascii="Times New Roman" w:hAnsi="Times New Roman" w:eastAsia="SimHei" w:cs="Times New Roman"/>
-          <w:b w:val="0"/>
-          <w:color w:val="5B6975"/>
-          <w:sz w:val="32"/>
-        </w:rPr>
-        <w:t>有机化学</w:t>
-      </w:r>
-    </w:p>
-    <w:p>
-      <w:pPr>
-        <w:spacing w:after="600" w:before="0" w:line="276" w:lineRule="auto"/>
-        <w:jc w:val="center"/>
-      </w:pPr>
-      <w:r>
-        <w:rPr>
-          <w:rFonts w:ascii="Times New Roman" w:hAnsi="Times New Roman" w:eastAsia="SimHei" w:cs="Times New Roman"/>
-          <w:b/>
-          <w:color w:val="17324D"/>
-          <w:sz w:val="44"/>
-        </w:rPr>
-        <w:t>有机波谱分析</w:t>
-      </w:r>
-    </w:p>
-    <w:p>
-      <w:pPr>
-        <w:spacing w:after="600" w:before="120" w:line="276" w:lineRule="auto"/>
-        <w:jc w:val="center"/>
-        <w:pBdr>
-          <w:bottom w:val="single" w:sz="8" w:space="4" w:color="4A6577"/>
-        </w:pBdr>
-      </w:pPr>
-    </w:p>
-    <w:p>
-      <w:pPr>
-        <w:spacing w:after="160" w:before="0" w:line="276" w:lineRule="auto"/>
-        <w:jc w:val="center"/>
-      </w:pPr>
-      <w:r>
-        <w:rPr>
-          <w:rFonts w:ascii="Times New Roman" w:hAnsi="Times New Roman" w:eastAsia="FangSong" w:cs="Times New Roman"/>
-          <w:b w:val="0"/>
-          <w:color w:val="5B6975"/>
-          <w:sz w:val="24"/>
-        </w:rPr>
-        <w:t>日期</w:t>
-      </w:r>
-      <w:r>
-        <w:rPr>
-          <w:rFonts w:ascii="Times New Roman" w:hAnsi="Times New Roman" w:eastAsia="Times New Roman" w:cs="Times New Roman"/>
-          <w:b w:val="0"/>
-          <w:color w:val="5B6975"/>
-          <w:sz w:val="24"/>
-        </w:rPr>
-        <w:t>：2026-09-10</w:t>
-      </w:r>
-    </w:p>
-    <w:p>
-      <w:pPr>
-        <w:jc w:val="center"/>
-      </w:pPr>
-      <w:r>
-        <w:rPr>
-          <w:rFonts w:ascii="Times New Roman" w:hAnsi="Times New Roman" w:eastAsia="Times New Roman" w:cs="Times New Roman"/>
-        </w:rPr>
-        <w:br w:type="page"/>
-      </w:r>
-    </w:p>
     <w:p>
       <w:pPr>
         <w:pStyle w:val="Heading1"/>

--- a/06-学生侧材料/讲义/有机化学/有机波谱分析.docx
+++ b/06-学生侧材料/讲义/有机化学/有机波谱分析.docx
@@ -1759,108 +1759,108 @@
       <w:r>
         <w:rPr>
           <w:rStyle w:val="VerbatimChar"/>
-          <w:rFonts w:hint="eastAsia" w:ascii="Times New Roman" w:hAnsi="Times New Roman" w:eastAsia="FangSong" w:cs="Times New Roman"/>
+          <w:rFonts w:hint="eastAsia" w:ascii="SimSun" w:hAnsi="SimSun" w:eastAsia="SimSun" w:cs="SimSun"/>
         </w:rPr>
         <w:t>分子式</w:t>
       </w:r>
       <w:r>
         <w:rPr>
           <w:rStyle w:val="VerbatimChar"/>
-          <w:rFonts w:hint="eastAsia" w:ascii="Times New Roman" w:hAnsi="Times New Roman" w:eastAsia="Times New Roman" w:cs="Times New Roman"/>
+          <w:rFonts w:hint="eastAsia" w:ascii="SimSun" w:hAnsi="SimSun" w:eastAsia="SimSun" w:cs="SimSun"/>
         </w:rPr>
         <w:t>/HRMS</w:t>
       </w:r>
       <w:r>
         <w:rPr>
-          <w:rFonts w:ascii="Times New Roman" w:hAnsi="Times New Roman" w:eastAsia="Times New Roman" w:cs="Times New Roman"/>
+          <w:rFonts w:ascii="SimSun" w:hAnsi="SimSun" w:eastAsia="SimSun" w:cs="SimSun"/>
         </w:rPr>
         <w:br/>
       </w:r>
       <w:r>
         <w:rPr>
           <w:rStyle w:val="VerbatimChar"/>
-          <w:rFonts w:ascii="Times New Roman" w:hAnsi="Times New Roman" w:eastAsia="Times New Roman" w:cs="Times New Roman"/>
+          <w:rFonts w:ascii="SimSun" w:hAnsi="SimSun" w:eastAsia="SimSun" w:cs="SimSun"/>
         </w:rPr>
         <w:t xml:space="preserve">    ↓</w:t>
       </w:r>
       <w:r>
         <w:rPr>
-          <w:rFonts w:ascii="Times New Roman" w:hAnsi="Times New Roman" w:eastAsia="Times New Roman" w:cs="Times New Roman"/>
+          <w:rFonts w:ascii="SimSun" w:hAnsi="SimSun" w:eastAsia="SimSun" w:cs="SimSun"/>
         </w:rPr>
         <w:br/>
       </w:r>
       <w:r>
         <w:rPr>
           <w:rStyle w:val="VerbatimChar"/>
-          <w:rFonts w:ascii="Times New Roman" w:hAnsi="Times New Roman" w:eastAsia="Times New Roman" w:cs="Times New Roman"/>
+          <w:rFonts w:ascii="SimSun" w:hAnsi="SimSun" w:eastAsia="SimSun" w:cs="SimSun"/>
         </w:rPr>
         <w:t xml:space="preserve">① </w:t>
       </w:r>
       <w:r>
         <w:rPr>
           <w:rStyle w:val="VerbatimChar"/>
-          <w:rFonts w:hint="eastAsia" w:ascii="Times New Roman" w:hAnsi="Times New Roman" w:eastAsia="FangSong" w:cs="Times New Roman"/>
+          <w:rFonts w:hint="eastAsia" w:ascii="SimSun" w:hAnsi="SimSun" w:eastAsia="SimSun" w:cs="SimSun"/>
         </w:rPr>
         <w:t xml:space="preserve">算不饱和度</w:t>
       </w:r>
       <w:r>
         <w:rPr>
           <w:rStyle w:val="VerbatimChar"/>
-          <w:rFonts w:ascii="Times New Roman" w:hAnsi="Times New Roman" w:eastAsia="Times New Roman" w:cs="Times New Roman"/>
+          <w:rFonts w:ascii="SimSun" w:hAnsi="SimSun" w:eastAsia="SimSun" w:cs="SimSun"/>
         </w:rPr>
         <w:t xml:space="preserve"> Ω = C + 1 − (H + X − N)/2</w:t>
       </w:r>
       <w:r>
         <w:rPr>
-          <w:rFonts w:ascii="Times New Roman" w:hAnsi="Times New Roman" w:eastAsia="Times New Roman" w:cs="Times New Roman"/>
+          <w:rFonts w:ascii="SimSun" w:hAnsi="SimSun" w:eastAsia="SimSun" w:cs="SimSun"/>
         </w:rPr>
         <w:br/>
       </w:r>
       <w:r>
         <w:rPr>
           <w:rStyle w:val="VerbatimChar"/>
-          <w:rFonts w:ascii="Times New Roman" w:hAnsi="Times New Roman" w:eastAsia="Times New Roman" w:cs="Times New Roman"/>
+          <w:rFonts w:ascii="SimSun" w:hAnsi="SimSun" w:eastAsia="SimSun" w:cs="SimSun"/>
         </w:rPr>
         <w:t xml:space="preserve">    ↓</w:t>
       </w:r>
       <w:r>
         <w:rPr>
-          <w:rFonts w:ascii="Times New Roman" w:hAnsi="Times New Roman" w:eastAsia="Times New Roman" w:cs="Times New Roman"/>
+          <w:rFonts w:ascii="SimSun" w:hAnsi="SimSun" w:eastAsia="SimSun" w:cs="SimSun"/>
         </w:rPr>
         <w:br/>
       </w:r>
       <w:r>
         <w:rPr>
           <w:rStyle w:val="VerbatimChar"/>
-          <w:rFonts w:ascii="Times New Roman" w:hAnsi="Times New Roman" w:eastAsia="Times New Roman" w:cs="Times New Roman"/>
+          <w:rFonts w:ascii="SimSun" w:hAnsi="SimSun" w:eastAsia="SimSun" w:cs="SimSun"/>
         </w:rPr>
         <w:t xml:space="preserve">② MS ← </w:t>
       </w:r>
       <w:r>
         <w:rPr>
           <w:rStyle w:val="VerbatimChar"/>
-          <w:rFonts w:hint="eastAsia" w:ascii="Times New Roman" w:hAnsi="Times New Roman" w:eastAsia="FangSong" w:cs="Times New Roman"/>
+          <w:rFonts w:hint="eastAsia" w:ascii="SimSun" w:hAnsi="SimSun" w:eastAsia="SimSun" w:cs="SimSun"/>
         </w:rPr>
         <w:t xml:space="preserve">分子离子峰确认</w:t>
       </w:r>
       <w:r>
         <w:rPr>
           <w:rStyle w:val="VerbatimChar"/>
-          <w:rFonts w:ascii="Times New Roman" w:hAnsi="Times New Roman" w:eastAsia="Times New Roman" w:cs="Times New Roman"/>
+          <w:rFonts w:ascii="SimSun" w:hAnsi="SimSun" w:eastAsia="SimSun" w:cs="SimSun"/>
         </w:rPr>
         <w:t xml:space="preserve"> </w:t>
       </w:r>
       <w:r>
         <w:rPr>
           <w:rStyle w:val="VerbatimChar"/>
-          <w:rFonts w:hint="eastAsia" w:ascii="Times New Roman" w:hAnsi="Times New Roman" w:eastAsia="Times New Roman" w:cs="Times New Roman"/>
+          <w:rFonts w:hint="eastAsia" w:ascii="SimSun" w:hAnsi="SimSun" w:eastAsia="SimSun" w:cs="SimSun"/>
         </w:rPr>
         <w:t>M</w:t>
       </w:r>
       <w:r>
         <w:rPr>
           <w:rStyle w:val="VerbatimChar"/>
-          <w:rFonts w:hint="eastAsia" w:ascii="Times New Roman" w:hAnsi="Times New Roman" w:eastAsia="Times New Roman" w:cs="Times New Roman"/>
+          <w:rFonts w:hint="eastAsia" w:ascii="SimSun" w:hAnsi="SimSun" w:eastAsia="SimSun" w:cs="SimSun"/>
           <w:vertAlign w:val="superscript"/>
         </w:rPr>
         <w:t>+</w:t>
@@ -1868,129 +1868,129 @@
       <w:r>
         <w:rPr>
           <w:rStyle w:val="VerbatimChar"/>
-          <w:rFonts w:hint="eastAsia" w:ascii="Times New Roman" w:hAnsi="Times New Roman" w:eastAsia="Times New Roman" w:cs="Times New Roman"/>
+          <w:rFonts w:hint="eastAsia" w:ascii="SimSun" w:hAnsi="SimSun" w:eastAsia="SimSun" w:cs="SimSun"/>
         </w:rPr>
         <w:t>，</w:t>
       </w:r>
       <w:r>
         <w:rPr>
           <w:rStyle w:val="VerbatimChar"/>
-          <w:rFonts w:hint="eastAsia" w:ascii="Times New Roman" w:hAnsi="Times New Roman" w:eastAsia="FangSong" w:cs="Times New Roman"/>
+          <w:rFonts w:hint="eastAsia" w:ascii="SimSun" w:hAnsi="SimSun" w:eastAsia="SimSun" w:cs="SimSun"/>
         </w:rPr>
         <w:t>同位素峰判断</w:t>
       </w:r>
       <w:r>
         <w:rPr>
           <w:rStyle w:val="VerbatimChar"/>
-          <w:rFonts w:ascii="Times New Roman" w:hAnsi="Times New Roman" w:eastAsia="Times New Roman" w:cs="Times New Roman"/>
+          <w:rFonts w:ascii="SimSun" w:hAnsi="SimSun" w:eastAsia="SimSun" w:cs="SimSun"/>
         </w:rPr>
         <w:t xml:space="preserve"> Cl/Br/S</w:t>
       </w:r>
       <w:r>
         <w:rPr>
-          <w:rFonts w:ascii="Times New Roman" w:hAnsi="Times New Roman" w:eastAsia="Times New Roman" w:cs="Times New Roman"/>
+          <w:rFonts w:ascii="SimSun" w:hAnsi="SimSun" w:eastAsia="SimSun" w:cs="SimSun"/>
         </w:rPr>
         <w:br/>
       </w:r>
       <w:r>
         <w:rPr>
           <w:rStyle w:val="VerbatimChar"/>
-          <w:rFonts w:ascii="Times New Roman" w:hAnsi="Times New Roman" w:eastAsia="Times New Roman" w:cs="Times New Roman"/>
+          <w:rFonts w:ascii="SimSun" w:hAnsi="SimSun" w:eastAsia="SimSun" w:cs="SimSun"/>
         </w:rPr>
         <w:t xml:space="preserve">    ↓</w:t>
       </w:r>
       <w:r>
         <w:rPr>
-          <w:rFonts w:ascii="Times New Roman" w:hAnsi="Times New Roman" w:eastAsia="Times New Roman" w:cs="Times New Roman"/>
+          <w:rFonts w:ascii="SimSun" w:hAnsi="SimSun" w:eastAsia="SimSun" w:cs="SimSun"/>
         </w:rPr>
         <w:br/>
       </w:r>
       <w:r>
         <w:rPr>
           <w:rStyle w:val="VerbatimChar"/>
-          <w:rFonts w:ascii="Times New Roman" w:hAnsi="Times New Roman" w:eastAsia="Times New Roman" w:cs="Times New Roman"/>
+          <w:rFonts w:ascii="SimSun" w:hAnsi="SimSun" w:eastAsia="SimSun" w:cs="SimSun"/>
         </w:rPr>
         <w:t xml:space="preserve">③ IR ← </w:t>
       </w:r>
       <w:r>
         <w:rPr>
           <w:rStyle w:val="VerbatimChar"/>
-          <w:rFonts w:hint="eastAsia" w:ascii="Times New Roman" w:hAnsi="Times New Roman" w:eastAsia="FangSong" w:cs="Times New Roman"/>
+          <w:rFonts w:hint="eastAsia" w:ascii="SimSun" w:hAnsi="SimSun" w:eastAsia="SimSun" w:cs="SimSun"/>
         </w:rPr>
         <w:t>确认或排除关键官能团</w:t>
       </w:r>
       <w:r>
         <w:rPr>
           <w:rStyle w:val="VerbatimChar"/>
-          <w:rFonts w:hint="eastAsia" w:ascii="Times New Roman" w:hAnsi="Times New Roman" w:eastAsia="Times New Roman" w:cs="Times New Roman"/>
+          <w:rFonts w:hint="eastAsia" w:ascii="SimSun" w:hAnsi="SimSun" w:eastAsia="SimSun" w:cs="SimSun"/>
         </w:rPr>
         <w:t>（C=O?</w:t>
       </w:r>
       <w:r>
         <w:rPr>
           <w:rStyle w:val="VerbatimChar"/>
-          <w:rFonts w:ascii="Times New Roman" w:hAnsi="Times New Roman" w:eastAsia="Times New Roman" w:cs="Times New Roman"/>
+          <w:rFonts w:ascii="SimSun" w:hAnsi="SimSun" w:eastAsia="SimSun" w:cs="SimSun"/>
         </w:rPr>
         <w:t xml:space="preserve"> OH? NH? </w:t>
       </w:r>
       <w:r>
         <w:rPr>
           <w:rStyle w:val="VerbatimChar"/>
-          <w:rFonts w:hint="eastAsia" w:ascii="Times New Roman" w:hAnsi="Times New Roman" w:eastAsia="FangSong" w:cs="Times New Roman"/>
+          <w:rFonts w:hint="eastAsia" w:ascii="SimSun" w:hAnsi="SimSun" w:eastAsia="SimSun" w:cs="SimSun"/>
         </w:rPr>
         <w:t>芳环</w:t>
       </w:r>
       <w:r>
         <w:rPr>
           <w:rStyle w:val="VerbatimChar"/>
-          <w:rFonts w:hint="eastAsia" w:ascii="Times New Roman" w:hAnsi="Times New Roman" w:eastAsia="Times New Roman" w:cs="Times New Roman"/>
+          <w:rFonts w:hint="eastAsia" w:ascii="SimSun" w:hAnsi="SimSun" w:eastAsia="SimSun" w:cs="SimSun"/>
         </w:rPr>
         <w:t>?</w:t>
       </w:r>
       <w:r>
         <w:rPr>
           <w:rStyle w:val="VerbatimChar"/>
-          <w:rFonts w:ascii="Times New Roman" w:hAnsi="Times New Roman" w:eastAsia="Times New Roman" w:cs="Times New Roman"/>
+          <w:rFonts w:ascii="SimSun" w:hAnsi="SimSun" w:eastAsia="SimSun" w:cs="SimSun"/>
         </w:rPr>
         <w:t xml:space="preserve"> </w:t>
       </w:r>
       <w:r>
         <w:rPr>
           <w:rStyle w:val="VerbatimChar"/>
-          <w:rFonts w:hint="eastAsia" w:ascii="Times New Roman" w:hAnsi="Times New Roman" w:eastAsia="Times New Roman" w:cs="Times New Roman"/>
+          <w:rFonts w:hint="eastAsia" w:ascii="SimSun" w:hAnsi="SimSun" w:eastAsia="SimSun" w:cs="SimSun"/>
         </w:rPr>
         <w:t xml:space="preserve">C≡N?）</w:t>
       </w:r>
       <w:r>
         <w:rPr>
-          <w:rFonts w:ascii="Times New Roman" w:hAnsi="Times New Roman" w:eastAsia="Times New Roman" w:cs="Times New Roman"/>
+          <w:rFonts w:ascii="SimSun" w:hAnsi="SimSun" w:eastAsia="SimSun" w:cs="SimSun"/>
         </w:rPr>
         <w:br/>
       </w:r>
       <w:r>
         <w:rPr>
           <w:rStyle w:val="VerbatimChar"/>
-          <w:rFonts w:ascii="Times New Roman" w:hAnsi="Times New Roman" w:eastAsia="Times New Roman" w:cs="Times New Roman"/>
+          <w:rFonts w:ascii="SimSun" w:hAnsi="SimSun" w:eastAsia="SimSun" w:cs="SimSun"/>
         </w:rPr>
         <w:t xml:space="preserve">    ↓</w:t>
       </w:r>
       <w:r>
         <w:rPr>
-          <w:rFonts w:ascii="Times New Roman" w:hAnsi="Times New Roman" w:eastAsia="Times New Roman" w:cs="Times New Roman"/>
+          <w:rFonts w:ascii="SimSun" w:hAnsi="SimSun" w:eastAsia="SimSun" w:cs="SimSun"/>
         </w:rPr>
         <w:br/>
       </w:r>
       <w:r>
         <w:rPr>
           <w:rStyle w:val="VerbatimChar"/>
-          <w:rFonts w:ascii="Times New Roman" w:hAnsi="Times New Roman" w:eastAsia="Times New Roman" w:cs="Times New Roman"/>
+          <w:rFonts w:ascii="SimSun" w:hAnsi="SimSun" w:eastAsia="SimSun" w:cs="SimSun"/>
         </w:rPr>
         <w:t xml:space="preserve">④ </w:t>
       </w:r>
       <w:r>
         <w:rPr>
           <w:rStyle w:val="VerbatimChar"/>
-          <w:rFonts w:ascii="Times New Roman" w:hAnsi="Times New Roman" w:eastAsia="Times New Roman" w:cs="Times New Roman"/>
+          <w:rFonts w:ascii="SimSun" w:hAnsi="SimSun" w:eastAsia="SimSun" w:cs="SimSun"/>
           <w:vertAlign w:val="superscript"/>
         </w:rPr>
         <w:t>13</w:t>
@@ -1998,70 +1998,70 @@
       <w:r>
         <w:rPr>
           <w:rStyle w:val="VerbatimChar"/>
-          <w:rFonts w:ascii="Times New Roman" w:hAnsi="Times New Roman" w:eastAsia="Times New Roman" w:cs="Times New Roman"/>
+          <w:rFonts w:ascii="SimSun" w:hAnsi="SimSun" w:eastAsia="SimSun" w:cs="SimSun"/>
         </w:rPr>
         <w:t xml:space="preserve">C NMR ← </w:t>
       </w:r>
       <w:r>
         <w:rPr>
           <w:rStyle w:val="VerbatimChar"/>
-          <w:rFonts w:hint="eastAsia" w:ascii="Times New Roman" w:hAnsi="Times New Roman" w:eastAsia="FangSong" w:cs="Times New Roman"/>
+          <w:rFonts w:hint="eastAsia" w:ascii="SimSun" w:hAnsi="SimSun" w:eastAsia="SimSun" w:cs="SimSun"/>
         </w:rPr>
         <w:t>数碳峰数</w:t>
       </w:r>
       <w:r>
         <w:rPr>
           <w:rStyle w:val="VerbatimChar"/>
-          <w:rFonts w:hint="eastAsia" w:ascii="Times New Roman" w:hAnsi="Times New Roman" w:eastAsia="Times New Roman" w:cs="Times New Roman"/>
+          <w:rFonts w:hint="eastAsia" w:ascii="SimSun" w:hAnsi="SimSun" w:eastAsia="SimSun" w:cs="SimSun"/>
         </w:rPr>
         <w:t>（</w:t>
       </w:r>
       <w:r>
         <w:rPr>
           <w:rStyle w:val="VerbatimChar"/>
-          <w:rFonts w:hint="eastAsia" w:ascii="Times New Roman" w:hAnsi="Times New Roman" w:eastAsia="FangSong" w:cs="Times New Roman"/>
+          <w:rFonts w:hint="eastAsia" w:ascii="SimSun" w:hAnsi="SimSun" w:eastAsia="SimSun" w:cs="SimSun"/>
         </w:rPr>
         <w:t>对称性</w:t>
       </w:r>
       <w:r>
         <w:rPr>
           <w:rStyle w:val="VerbatimChar"/>
-          <w:rFonts w:hint="eastAsia" w:ascii="Times New Roman" w:hAnsi="Times New Roman" w:eastAsia="Times New Roman" w:cs="Times New Roman"/>
+          <w:rFonts w:hint="eastAsia" w:ascii="SimSun" w:hAnsi="SimSun" w:eastAsia="SimSun" w:cs="SimSun"/>
         </w:rPr>
         <w:t>）、</w:t>
       </w:r>
       <w:r>
         <w:rPr>
           <w:rStyle w:val="VerbatimChar"/>
-          <w:rFonts w:hint="eastAsia" w:ascii="Times New Roman" w:hAnsi="Times New Roman" w:eastAsia="FangSong" w:cs="Times New Roman"/>
+          <w:rFonts w:hint="eastAsia" w:ascii="SimSun" w:hAnsi="SimSun" w:eastAsia="SimSun" w:cs="SimSun"/>
         </w:rPr>
         <w:t>看化学位移区域</w:t>
       </w:r>
       <w:r>
         <w:rPr>
           <w:rStyle w:val="VerbatimChar"/>
-          <w:rFonts w:hint="eastAsia" w:ascii="Times New Roman" w:hAnsi="Times New Roman" w:eastAsia="Times New Roman" w:cs="Times New Roman"/>
+          <w:rFonts w:hint="eastAsia" w:ascii="SimSun" w:hAnsi="SimSun" w:eastAsia="SimSun" w:cs="SimSun"/>
         </w:rPr>
         <w:t>（</w:t>
       </w:r>
       <w:r>
         <w:rPr>
           <w:rStyle w:val="VerbatimChar"/>
-          <w:rFonts w:hint="eastAsia" w:ascii="Times New Roman" w:hAnsi="Times New Roman" w:eastAsia="FangSong" w:cs="Times New Roman"/>
+          <w:rFonts w:hint="eastAsia" w:ascii="SimSun" w:hAnsi="SimSun" w:eastAsia="SimSun" w:cs="SimSun"/>
         </w:rPr>
         <w:t>羰基类型</w:t>
       </w:r>
       <w:r>
         <w:rPr>
           <w:rStyle w:val="VerbatimChar"/>
-          <w:rFonts w:hint="eastAsia" w:ascii="Times New Roman" w:hAnsi="Times New Roman" w:eastAsia="Times New Roman" w:cs="Times New Roman"/>
+          <w:rFonts w:hint="eastAsia" w:ascii="SimSun" w:hAnsi="SimSun" w:eastAsia="SimSun" w:cs="SimSun"/>
         </w:rPr>
         <w:t>、sp</w:t>
       </w:r>
       <w:r>
         <w:rPr>
           <w:rStyle w:val="VerbatimChar"/>
-          <w:rFonts w:hint="eastAsia" w:ascii="Times New Roman" w:hAnsi="Times New Roman" w:eastAsia="Times New Roman" w:cs="Times New Roman"/>
+          <w:rFonts w:hint="eastAsia" w:ascii="SimSun" w:hAnsi="SimSun" w:eastAsia="SimSun" w:cs="SimSun"/>
           <w:vertAlign w:val="superscript"/>
         </w:rPr>
         <w:t>2</w:t>
@@ -2069,14 +2069,14 @@
       <w:r>
         <w:rPr>
           <w:rStyle w:val="VerbatimChar"/>
-          <w:rFonts w:hint="eastAsia" w:ascii="Times New Roman" w:hAnsi="Times New Roman" w:eastAsia="Times New Roman" w:cs="Times New Roman"/>
+          <w:rFonts w:hint="eastAsia" w:ascii="SimSun" w:hAnsi="SimSun" w:eastAsia="SimSun" w:cs="SimSun"/>
         </w:rPr>
         <w:t>/sp</w:t>
       </w:r>
       <w:r>
         <w:rPr>
           <w:rStyle w:val="VerbatimChar"/>
-          <w:rFonts w:hint="eastAsia" w:ascii="Times New Roman" w:hAnsi="Times New Roman" w:eastAsia="Times New Roman" w:cs="Times New Roman"/>
+          <w:rFonts w:hint="eastAsia" w:ascii="SimSun" w:hAnsi="SimSun" w:eastAsia="SimSun" w:cs="SimSun"/>
           <w:vertAlign w:val="superscript"/>
         </w:rPr>
         <w:t>3</w:t>
@@ -2084,54 +2084,54 @@
       <w:r>
         <w:rPr>
           <w:rStyle w:val="VerbatimChar"/>
-          <w:rFonts w:ascii="Times New Roman" w:hAnsi="Times New Roman" w:eastAsia="Times New Roman" w:cs="Times New Roman"/>
+          <w:rFonts w:ascii="SimSun" w:hAnsi="SimSun" w:eastAsia="SimSun" w:cs="SimSun"/>
         </w:rPr>
         <w:t xml:space="preserve"> </w:t>
       </w:r>
       <w:r>
         <w:rPr>
           <w:rStyle w:val="VerbatimChar"/>
-          <w:rFonts w:hint="eastAsia" w:ascii="Times New Roman" w:hAnsi="Times New Roman" w:eastAsia="FangSong" w:cs="Times New Roman"/>
+          <w:rFonts w:hint="eastAsia" w:ascii="SimSun" w:hAnsi="SimSun" w:eastAsia="SimSun" w:cs="SimSun"/>
         </w:rPr>
         <w:t>比例</w:t>
       </w:r>
       <w:r>
         <w:rPr>
           <w:rStyle w:val="VerbatimChar"/>
-          <w:rFonts w:hint="eastAsia" w:ascii="Times New Roman" w:hAnsi="Times New Roman" w:eastAsia="Times New Roman" w:cs="Times New Roman"/>
+          <w:rFonts w:hint="eastAsia" w:ascii="SimSun" w:hAnsi="SimSun" w:eastAsia="SimSun" w:cs="SimSun"/>
         </w:rPr>
         <w:t>）</w:t>
       </w:r>
       <w:r>
         <w:rPr>
-          <w:rFonts w:ascii="Times New Roman" w:hAnsi="Times New Roman" w:eastAsia="Times New Roman" w:cs="Times New Roman"/>
+          <w:rFonts w:ascii="SimSun" w:hAnsi="SimSun" w:eastAsia="SimSun" w:cs="SimSun"/>
         </w:rPr>
         <w:br/>
       </w:r>
       <w:r>
         <w:rPr>
           <w:rStyle w:val="VerbatimChar"/>
-          <w:rFonts w:ascii="Times New Roman" w:hAnsi="Times New Roman" w:eastAsia="Times New Roman" w:cs="Times New Roman"/>
+          <w:rFonts w:ascii="SimSun" w:hAnsi="SimSun" w:eastAsia="SimSun" w:cs="SimSun"/>
         </w:rPr>
         <w:t xml:space="preserve">    ↓</w:t>
       </w:r>
       <w:r>
         <w:rPr>
-          <w:rFonts w:ascii="Times New Roman" w:hAnsi="Times New Roman" w:eastAsia="Times New Roman" w:cs="Times New Roman"/>
+          <w:rFonts w:ascii="SimSun" w:hAnsi="SimSun" w:eastAsia="SimSun" w:cs="SimSun"/>
         </w:rPr>
         <w:br/>
       </w:r>
       <w:r>
         <w:rPr>
           <w:rStyle w:val="VerbatimChar"/>
-          <w:rFonts w:ascii="Times New Roman" w:hAnsi="Times New Roman" w:eastAsia="Times New Roman" w:cs="Times New Roman"/>
+          <w:rFonts w:ascii="SimSun" w:hAnsi="SimSun" w:eastAsia="SimSun" w:cs="SimSun"/>
         </w:rPr>
         <w:t xml:space="preserve">⑤ </w:t>
       </w:r>
       <w:r>
         <w:rPr>
           <w:rStyle w:val="VerbatimChar"/>
-          <w:rFonts w:ascii="Times New Roman" w:hAnsi="Times New Roman" w:eastAsia="Times New Roman" w:cs="Times New Roman"/>
+          <w:rFonts w:ascii="SimSun" w:hAnsi="SimSun" w:eastAsia="SimSun" w:cs="SimSun"/>
           <w:vertAlign w:val="superscript"/>
         </w:rPr>
         <w:t>1</w:t>
@@ -2139,117 +2139,117 @@
       <w:r>
         <w:rPr>
           <w:rStyle w:val="VerbatimChar"/>
-          <w:rFonts w:ascii="Times New Roman" w:hAnsi="Times New Roman" w:eastAsia="Times New Roman" w:cs="Times New Roman"/>
+          <w:rFonts w:ascii="SimSun" w:hAnsi="SimSun" w:eastAsia="SimSun" w:cs="SimSun"/>
         </w:rPr>
         <w:t xml:space="preserve">H NMR ← </w:t>
       </w:r>
       <w:r>
         <w:rPr>
           <w:rStyle w:val="VerbatimChar"/>
-          <w:rFonts w:hint="eastAsia" w:ascii="Times New Roman" w:hAnsi="Times New Roman" w:eastAsia="FangSong" w:cs="Times New Roman"/>
+          <w:rFonts w:hint="eastAsia" w:ascii="SimSun" w:hAnsi="SimSun" w:eastAsia="SimSun" w:cs="SimSun"/>
         </w:rPr>
         <w:t xml:space="preserve">积分定</w:t>
       </w:r>
       <w:r>
         <w:rPr>
           <w:rStyle w:val="VerbatimChar"/>
-          <w:rFonts w:ascii="Times New Roman" w:hAnsi="Times New Roman" w:eastAsia="Times New Roman" w:cs="Times New Roman"/>
+          <w:rFonts w:ascii="SimSun" w:hAnsi="SimSun" w:eastAsia="SimSun" w:cs="SimSun"/>
         </w:rPr>
         <w:t xml:space="preserve"> H </w:t>
       </w:r>
       <w:r>
         <w:rPr>
           <w:rStyle w:val="VerbatimChar"/>
-          <w:rFonts w:hint="eastAsia" w:ascii="Times New Roman" w:hAnsi="Times New Roman" w:eastAsia="FangSong" w:cs="Times New Roman"/>
+          <w:rFonts w:hint="eastAsia" w:ascii="SimSun" w:hAnsi="SimSun" w:eastAsia="SimSun" w:cs="SimSun"/>
         </w:rPr>
         <w:t>数目</w:t>
       </w:r>
       <w:r>
         <w:rPr>
           <w:rStyle w:val="VerbatimChar"/>
-          <w:rFonts w:hint="eastAsia" w:ascii="Times New Roman" w:hAnsi="Times New Roman" w:eastAsia="Times New Roman" w:cs="Times New Roman"/>
+          <w:rFonts w:hint="eastAsia" w:ascii="SimSun" w:hAnsi="SimSun" w:eastAsia="SimSun" w:cs="SimSun"/>
         </w:rPr>
         <w:t>、</w:t>
       </w:r>
       <w:r>
         <w:rPr>
           <w:rStyle w:val="VerbatimChar"/>
-          <w:rFonts w:hint="eastAsia" w:ascii="Times New Roman" w:hAnsi="Times New Roman" w:eastAsia="FangSong" w:cs="Times New Roman"/>
+          <w:rFonts w:hint="eastAsia" w:ascii="SimSun" w:hAnsi="SimSun" w:eastAsia="SimSun" w:cs="SimSun"/>
         </w:rPr>
         <w:t>化学位移判环境</w:t>
       </w:r>
       <w:r>
         <w:rPr>
           <w:rStyle w:val="VerbatimChar"/>
-          <w:rFonts w:hint="eastAsia" w:ascii="Times New Roman" w:hAnsi="Times New Roman" w:eastAsia="Times New Roman" w:cs="Times New Roman"/>
+          <w:rFonts w:hint="eastAsia" w:ascii="SimSun" w:hAnsi="SimSun" w:eastAsia="SimSun" w:cs="SimSun"/>
         </w:rPr>
         <w:t>、</w:t>
       </w:r>
       <w:r>
         <w:rPr>
           <w:rStyle w:val="VerbatimChar"/>
-          <w:rFonts w:hint="eastAsia" w:ascii="Times New Roman" w:hAnsi="Times New Roman" w:eastAsia="FangSong" w:cs="Times New Roman"/>
+          <w:rFonts w:hint="eastAsia" w:ascii="SimSun" w:hAnsi="SimSun" w:eastAsia="SimSun" w:cs="SimSun"/>
         </w:rPr>
         <w:t>裂分判连接关系</w:t>
       </w:r>
       <w:r>
         <w:rPr>
-          <w:rFonts w:ascii="Times New Roman" w:hAnsi="Times New Roman" w:eastAsia="Times New Roman" w:cs="Times New Roman"/>
+          <w:rFonts w:ascii="SimSun" w:hAnsi="SimSun" w:eastAsia="SimSun" w:cs="SimSun"/>
         </w:rPr>
         <w:br/>
       </w:r>
       <w:r>
         <w:rPr>
           <w:rStyle w:val="VerbatimChar"/>
-          <w:rFonts w:ascii="Times New Roman" w:hAnsi="Times New Roman" w:eastAsia="Times New Roman" w:cs="Times New Roman"/>
+          <w:rFonts w:ascii="SimSun" w:hAnsi="SimSun" w:eastAsia="SimSun" w:cs="SimSun"/>
         </w:rPr>
         <w:t xml:space="preserve">    ↓</w:t>
       </w:r>
       <w:r>
         <w:rPr>
-          <w:rFonts w:ascii="Times New Roman" w:hAnsi="Times New Roman" w:eastAsia="Times New Roman" w:cs="Times New Roman"/>
+          <w:rFonts w:ascii="SimSun" w:hAnsi="SimSun" w:eastAsia="SimSun" w:cs="SimSun"/>
         </w:rPr>
         <w:br/>
       </w:r>
       <w:r>
         <w:rPr>
           <w:rStyle w:val="VerbatimChar"/>
-          <w:rFonts w:ascii="Times New Roman" w:hAnsi="Times New Roman" w:eastAsia="Times New Roman" w:cs="Times New Roman"/>
+          <w:rFonts w:ascii="SimSun" w:hAnsi="SimSun" w:eastAsia="SimSun" w:cs="SimSun"/>
         </w:rPr>
         <w:t xml:space="preserve">⑥ </w:t>
       </w:r>
       <w:r>
         <w:rPr>
           <w:rStyle w:val="VerbatimChar"/>
-          <w:rFonts w:hint="eastAsia" w:ascii="Times New Roman" w:hAnsi="Times New Roman" w:eastAsia="FangSong" w:cs="Times New Roman"/>
+          <w:rFonts w:hint="eastAsia" w:ascii="SimSun" w:hAnsi="SimSun" w:eastAsia="SimSun" w:cs="SimSun"/>
         </w:rPr>
         <w:t xml:space="preserve">拼合碎片</w:t>
       </w:r>
       <w:r>
         <w:rPr>
           <w:rStyle w:val="VerbatimChar"/>
-          <w:rFonts w:ascii="Times New Roman" w:hAnsi="Times New Roman" w:eastAsia="Times New Roman" w:cs="Times New Roman"/>
+          <w:rFonts w:ascii="SimSun" w:hAnsi="SimSun" w:eastAsia="SimSun" w:cs="SimSun"/>
         </w:rPr>
         <w:t xml:space="preserve"> → </w:t>
       </w:r>
       <w:r>
         <w:rPr>
           <w:rStyle w:val="VerbatimChar"/>
-          <w:rFonts w:hint="eastAsia" w:ascii="Times New Roman" w:hAnsi="Times New Roman" w:eastAsia="FangSong" w:cs="Times New Roman"/>
+          <w:rFonts w:hint="eastAsia" w:ascii="SimSun" w:hAnsi="SimSun" w:eastAsia="SimSun" w:cs="SimSun"/>
         </w:rPr>
         <w:t xml:space="preserve">提出候选结构</w:t>
       </w:r>
       <w:r>
         <w:rPr>
           <w:rStyle w:val="VerbatimChar"/>
-          <w:rFonts w:ascii="Times New Roman" w:hAnsi="Times New Roman" w:eastAsia="Times New Roman" w:cs="Times New Roman"/>
+          <w:rFonts w:ascii="SimSun" w:hAnsi="SimSun" w:eastAsia="SimSun" w:cs="SimSun"/>
         </w:rPr>
         <w:t xml:space="preserve"> → </w:t>
       </w:r>
       <w:r>
         <w:rPr>
           <w:rStyle w:val="VerbatimChar"/>
-          <w:rFonts w:hint="eastAsia" w:ascii="Times New Roman" w:hAnsi="Times New Roman" w:eastAsia="FangSong" w:cs="Times New Roman"/>
+          <w:rFonts w:hint="eastAsia" w:ascii="SimSun" w:hAnsi="SimSun" w:eastAsia="SimSun" w:cs="SimSun"/>
         </w:rPr>
         <w:t xml:space="preserve">回代所有谱图验证一致性</w:t>
       </w:r>
@@ -6141,151 +6141,151 @@
       <w:r>
         <w:rPr>
           <w:rStyle w:val="VerbatimChar"/>
-          <w:rFonts w:hint="eastAsia" w:ascii="Times New Roman" w:hAnsi="Times New Roman" w:eastAsia="FangSong" w:cs="Times New Roman"/>
+          <w:rFonts w:hint="eastAsia" w:ascii="SimSun" w:hAnsi="SimSun" w:eastAsia="SimSun" w:cs="SimSun"/>
         </w:rPr>
         <w:t xml:space="preserve">高波数区</w:t>
       </w:r>
       <w:r>
         <w:rPr>
           <w:rStyle w:val="VerbatimChar"/>
-          <w:rFonts w:ascii="Times New Roman" w:hAnsi="Times New Roman" w:eastAsia="Times New Roman" w:cs="Times New Roman"/>
+          <w:rFonts w:ascii="SimSun" w:hAnsi="SimSun" w:eastAsia="SimSun" w:cs="SimSun"/>
         </w:rPr>
         <w:t xml:space="preserve">                    </w:t>
       </w:r>
       <w:r>
         <w:rPr>
           <w:rStyle w:val="VerbatimChar"/>
-          <w:rFonts w:hint="eastAsia" w:ascii="Times New Roman" w:hAnsi="Times New Roman" w:eastAsia="FangSong" w:cs="Times New Roman"/>
+          <w:rFonts w:hint="eastAsia" w:ascii="SimSun" w:hAnsi="SimSun" w:eastAsia="SimSun" w:cs="SimSun"/>
         </w:rPr>
         <w:t xml:space="preserve">低波数区</w:t>
       </w:r>
       <w:r>
         <w:rPr>
-          <w:rFonts w:ascii="Times New Roman" w:hAnsi="Times New Roman" w:eastAsia="Times New Roman" w:cs="Times New Roman"/>
+          <w:rFonts w:ascii="SimSun" w:hAnsi="SimSun" w:eastAsia="SimSun" w:cs="SimSun"/>
         </w:rPr>
         <w:br/>
       </w:r>
       <w:r>
         <w:rPr>
           <w:rStyle w:val="VerbatimChar"/>
-          <w:rFonts w:ascii="Times New Roman" w:hAnsi="Times New Roman" w:eastAsia="Times New Roman" w:cs="Times New Roman"/>
+          <w:rFonts w:ascii="SimSun" w:hAnsi="SimSun" w:eastAsia="SimSun" w:cs="SimSun"/>
         </w:rPr>
         <w:t>4000    3000    2000    1500    1000    cm</w:t>
       </w:r>
       <w:r>
         <w:rPr>
           <w:rStyle w:val="VerbatimChar"/>
-          <w:rFonts w:ascii="Times New Roman" w:hAnsi="Times New Roman" w:eastAsia="Times New Roman" w:cs="Times New Roman"/>
+          <w:rFonts w:ascii="SimSun" w:hAnsi="SimSun" w:eastAsia="SimSun" w:cs="SimSun"/>
           <w:vertAlign w:val="superscript"/>
         </w:rPr>
         <w:t>-1</w:t>
       </w:r>
       <w:r>
         <w:rPr>
-          <w:rFonts w:ascii="Times New Roman" w:hAnsi="Times New Roman" w:eastAsia="Times New Roman" w:cs="Times New Roman"/>
+          <w:rFonts w:ascii="SimSun" w:hAnsi="SimSun" w:eastAsia="SimSun" w:cs="SimSun"/>
         </w:rPr>
         <w:br/>
       </w:r>
       <w:r>
         <w:rPr>
           <w:rStyle w:val="VerbatimChar"/>
-          <w:rFonts w:ascii="Times New Roman" w:hAnsi="Times New Roman" w:eastAsia="Times New Roman" w:cs="Times New Roman"/>
+          <w:rFonts w:ascii="SimSun" w:hAnsi="SimSun" w:eastAsia="SimSun" w:cs="SimSun"/>
         </w:rPr>
         <w:t xml:space="preserve"> |-------|-------|-------|-------|</w:t>
       </w:r>
       <w:r>
         <w:rPr>
-          <w:rFonts w:ascii="Times New Roman" w:hAnsi="Times New Roman" w:eastAsia="Times New Roman" w:cs="Times New Roman"/>
+          <w:rFonts w:ascii="SimSun" w:hAnsi="SimSun" w:eastAsia="SimSun" w:cs="SimSun"/>
         </w:rPr>
         <w:br/>
       </w:r>
       <w:r>
         <w:rPr>
           <w:rStyle w:val="VerbatimChar"/>
-          <w:rFonts w:ascii="Times New Roman" w:hAnsi="Times New Roman" w:eastAsia="Times New Roman" w:cs="Times New Roman"/>
+          <w:rFonts w:ascii="SimSun" w:hAnsi="SimSun" w:eastAsia="SimSun" w:cs="SimSun"/>
         </w:rPr>
         <w:t xml:space="preserve"> X-H     </w:t>
       </w:r>
       <w:r>
         <w:rPr>
           <w:rStyle w:val="VerbatimChar"/>
-          <w:rFonts w:hint="eastAsia" w:ascii="Times New Roman" w:hAnsi="Times New Roman" w:eastAsia="FangSong" w:cs="Times New Roman"/>
+          <w:rFonts w:hint="eastAsia" w:ascii="SimSun" w:hAnsi="SimSun" w:eastAsia="SimSun" w:cs="SimSun"/>
         </w:rPr>
         <w:t xml:space="preserve">三键</w:t>
       </w:r>
       <w:r>
         <w:rPr>
           <w:rStyle w:val="VerbatimChar"/>
-          <w:rFonts w:ascii="Times New Roman" w:hAnsi="Times New Roman" w:eastAsia="Times New Roman" w:cs="Times New Roman"/>
+          <w:rFonts w:ascii="SimSun" w:hAnsi="SimSun" w:eastAsia="SimSun" w:cs="SimSun"/>
         </w:rPr>
         <w:t xml:space="preserve">    </w:t>
       </w:r>
       <w:r>
         <w:rPr>
           <w:rStyle w:val="VerbatimChar"/>
-          <w:rFonts w:hint="eastAsia" w:ascii="Times New Roman" w:hAnsi="Times New Roman" w:eastAsia="FangSong" w:cs="Times New Roman"/>
+          <w:rFonts w:hint="eastAsia" w:ascii="SimSun" w:hAnsi="SimSun" w:eastAsia="SimSun" w:cs="SimSun"/>
         </w:rPr>
         <w:t xml:space="preserve">双键</w:t>
       </w:r>
       <w:r>
         <w:rPr>
           <w:rStyle w:val="VerbatimChar"/>
-          <w:rFonts w:ascii="Times New Roman" w:hAnsi="Times New Roman" w:eastAsia="Times New Roman" w:cs="Times New Roman"/>
+          <w:rFonts w:ascii="SimSun" w:hAnsi="SimSun" w:eastAsia="SimSun" w:cs="SimSun"/>
         </w:rPr>
         <w:t xml:space="preserve">    </w:t>
       </w:r>
       <w:r>
         <w:rPr>
           <w:rStyle w:val="VerbatimChar"/>
-          <w:rFonts w:hint="eastAsia" w:ascii="Times New Roman" w:hAnsi="Times New Roman" w:eastAsia="FangSong" w:cs="Times New Roman"/>
+          <w:rFonts w:hint="eastAsia" w:ascii="SimSun" w:hAnsi="SimSun" w:eastAsia="SimSun" w:cs="SimSun"/>
         </w:rPr>
         <w:t xml:space="preserve">指纹区</w:t>
       </w:r>
       <w:r>
         <w:rPr>
-          <w:rFonts w:ascii="Times New Roman" w:hAnsi="Times New Roman" w:eastAsia="Times New Roman" w:cs="Times New Roman"/>
+          <w:rFonts w:ascii="SimSun" w:hAnsi="SimSun" w:eastAsia="SimSun" w:cs="SimSun"/>
         </w:rPr>
         <w:br/>
       </w:r>
       <w:r>
         <w:rPr>
           <w:rStyle w:val="VerbatimChar"/>
-          <w:rFonts w:ascii="Times New Roman" w:hAnsi="Times New Roman" w:eastAsia="Times New Roman" w:cs="Times New Roman"/>
+          <w:rFonts w:ascii="SimSun" w:hAnsi="SimSun" w:eastAsia="SimSun" w:cs="SimSun"/>
         </w:rPr>
         <w:t xml:space="preserve"> </w:t>
       </w:r>
       <w:r>
         <w:rPr>
           <w:rStyle w:val="VerbatimChar"/>
-          <w:rFonts w:hint="eastAsia" w:ascii="Times New Roman" w:hAnsi="Times New Roman" w:eastAsia="FangSong" w:cs="Times New Roman"/>
+          <w:rFonts w:hint="eastAsia" w:ascii="SimSun" w:hAnsi="SimSun" w:eastAsia="SimSun" w:cs="SimSun"/>
         </w:rPr>
         <w:t xml:space="preserve">伸缩</w:t>
       </w:r>
       <w:r>
         <w:rPr>
           <w:rStyle w:val="VerbatimChar"/>
-          <w:rFonts w:ascii="Times New Roman" w:hAnsi="Times New Roman" w:eastAsia="Times New Roman" w:cs="Times New Roman"/>
+          <w:rFonts w:ascii="SimSun" w:hAnsi="SimSun" w:eastAsia="SimSun" w:cs="SimSun"/>
         </w:rPr>
         <w:t xml:space="preserve">     </w:t>
       </w:r>
       <w:r>
         <w:rPr>
           <w:rStyle w:val="VerbatimChar"/>
-          <w:rFonts w:hint="eastAsia" w:ascii="Times New Roman" w:hAnsi="Times New Roman" w:eastAsia="FangSong" w:cs="Times New Roman"/>
+          <w:rFonts w:hint="eastAsia" w:ascii="SimSun" w:hAnsi="SimSun" w:eastAsia="SimSun" w:cs="SimSun"/>
         </w:rPr>
         <w:t xml:space="preserve">伸缩</w:t>
       </w:r>
       <w:r>
         <w:rPr>
           <w:rStyle w:val="VerbatimChar"/>
-          <w:rFonts w:ascii="Times New Roman" w:hAnsi="Times New Roman" w:eastAsia="Times New Roman" w:cs="Times New Roman"/>
+          <w:rFonts w:ascii="SimSun" w:hAnsi="SimSun" w:eastAsia="SimSun" w:cs="SimSun"/>
         </w:rPr>
         <w:t xml:space="preserve">    </w:t>
       </w:r>
       <w:r>
         <w:rPr>
           <w:rStyle w:val="VerbatimChar"/>
-          <w:rFonts w:hint="eastAsia" w:ascii="Times New Roman" w:hAnsi="Times New Roman" w:eastAsia="FangSong" w:cs="Times New Roman"/>
+          <w:rFonts w:hint="eastAsia" w:ascii="SimSun" w:hAnsi="SimSun" w:eastAsia="SimSun" w:cs="SimSun"/>
         </w:rPr>
         <w:t xml:space="preserve">伸缩</w:t>
       </w:r>
@@ -11846,14 +11846,14 @@
       <w:r>
         <w:rPr>
           <w:rStyle w:val="VerbatimChar"/>
-          <w:rFonts w:ascii="Times New Roman" w:hAnsi="Times New Roman" w:eastAsia="Times New Roman" w:cs="Times New Roman"/>
+          <w:rFonts w:ascii="SimSun" w:hAnsi="SimSun" w:eastAsia="SimSun" w:cs="SimSun"/>
         </w:rPr>
         <w:t>CH</w:t>
       </w:r>
       <w:r>
         <w:rPr>
           <w:rStyle w:val="VerbatimChar"/>
-          <w:rFonts w:ascii="Times New Roman" w:hAnsi="Times New Roman" w:eastAsia="Times New Roman" w:cs="Times New Roman"/>
+          <w:rFonts w:ascii="SimSun" w:hAnsi="SimSun" w:eastAsia="SimSun" w:cs="SimSun"/>
           <w:vertAlign w:val="subscript"/>
         </w:rPr>
         <w:t>3</w:t>
@@ -11861,14 +11861,14 @@
       <w:r>
         <w:rPr>
           <w:rStyle w:val="VerbatimChar"/>
-          <w:rFonts w:ascii="Times New Roman" w:hAnsi="Times New Roman" w:eastAsia="Times New Roman" w:cs="Times New Roman"/>
+          <w:rFonts w:ascii="SimSun" w:hAnsi="SimSun" w:eastAsia="SimSun" w:cs="SimSun"/>
         </w:rPr>
         <w:t>CH</w:t>
       </w:r>
       <w:r>
         <w:rPr>
           <w:rStyle w:val="VerbatimChar"/>
-          <w:rFonts w:ascii="Times New Roman" w:hAnsi="Times New Roman" w:eastAsia="Times New Roman" w:cs="Times New Roman"/>
+          <w:rFonts w:ascii="SimSun" w:hAnsi="SimSun" w:eastAsia="SimSun" w:cs="SimSun"/>
           <w:vertAlign w:val="subscript"/>
         </w:rPr>
         <w:t>2</w:t>
@@ -11876,14 +11876,14 @@
       <w:r>
         <w:rPr>
           <w:rStyle w:val="VerbatimChar"/>
-          <w:rFonts w:ascii="Times New Roman" w:hAnsi="Times New Roman" w:eastAsia="Times New Roman" w:cs="Times New Roman"/>
+          <w:rFonts w:ascii="SimSun" w:hAnsi="SimSun" w:eastAsia="SimSun" w:cs="SimSun"/>
         </w:rPr>
         <w:t>Br → CH</w:t>
       </w:r>
       <w:r>
         <w:rPr>
           <w:rStyle w:val="VerbatimChar"/>
-          <w:rFonts w:ascii="Times New Roman" w:hAnsi="Times New Roman" w:eastAsia="Times New Roman" w:cs="Times New Roman"/>
+          <w:rFonts w:ascii="SimSun" w:hAnsi="SimSun" w:eastAsia="SimSun" w:cs="SimSun"/>
           <w:vertAlign w:val="subscript"/>
         </w:rPr>
         <w:t>3</w:t>
@@ -11891,14 +11891,14 @@
       <w:r>
         <w:rPr>
           <w:rStyle w:val="VerbatimChar"/>
-          <w:rFonts w:ascii="Times New Roman" w:hAnsi="Times New Roman" w:eastAsia="Times New Roman" w:cs="Times New Roman"/>
+          <w:rFonts w:ascii="SimSun" w:hAnsi="SimSun" w:eastAsia="SimSun" w:cs="SimSun"/>
         </w:rPr>
         <w:t xml:space="preserve"> (t, 3H) + CH</w:t>
       </w:r>
       <w:r>
         <w:rPr>
           <w:rStyle w:val="VerbatimChar"/>
-          <w:rFonts w:ascii="Times New Roman" w:hAnsi="Times New Roman" w:eastAsia="Times New Roman" w:cs="Times New Roman"/>
+          <w:rFonts w:ascii="SimSun" w:hAnsi="SimSun" w:eastAsia="SimSun" w:cs="SimSun"/>
           <w:vertAlign w:val="subscript"/>
         </w:rPr>
         <w:t>2</w:t>
@@ -11906,48 +11906,48 @@
       <w:r>
         <w:rPr>
           <w:rStyle w:val="VerbatimChar"/>
-          <w:rFonts w:ascii="Times New Roman" w:hAnsi="Times New Roman" w:eastAsia="Times New Roman" w:cs="Times New Roman"/>
+          <w:rFonts w:ascii="SimSun" w:hAnsi="SimSun" w:eastAsia="SimSun" w:cs="SimSun"/>
         </w:rPr>
         <w:t xml:space="preserve"> (q, 2H)</w:t>
       </w:r>
       <w:r>
         <w:rPr>
-          <w:rFonts w:ascii="Times New Roman" w:hAnsi="Times New Roman" w:eastAsia="Times New Roman" w:cs="Times New Roman"/>
+          <w:rFonts w:ascii="SimSun" w:hAnsi="SimSun" w:eastAsia="SimSun" w:cs="SimSun"/>
         </w:rPr>
         <w:br/>
       </w:r>
       <w:r>
         <w:rPr>
           <w:rStyle w:val="VerbatimChar"/>
-          <w:rFonts w:ascii="Times New Roman" w:hAnsi="Times New Roman" w:eastAsia="Times New Roman" w:cs="Times New Roman"/>
+          <w:rFonts w:ascii="SimSun" w:hAnsi="SimSun" w:eastAsia="SimSun" w:cs="SimSun"/>
         </w:rPr>
         <w:t xml:space="preserve">   </w:t>
       </w:r>
       <w:r>
         <w:rPr>
           <w:rStyle w:val="VerbatimChar"/>
-          <w:rFonts w:hint="eastAsia" w:ascii="Times New Roman" w:hAnsi="Times New Roman" w:eastAsia="Times New Roman" w:cs="Times New Roman"/>
+          <w:rFonts w:hint="eastAsia" w:ascii="SimSun" w:hAnsi="SimSun" w:eastAsia="SimSun" w:cs="SimSun"/>
         </w:rPr>
         <w:t>↑</w:t>
       </w:r>
       <w:r>
         <w:rPr>
           <w:rStyle w:val="VerbatimChar"/>
-          <w:rFonts w:hint="eastAsia" w:ascii="Times New Roman" w:hAnsi="Times New Roman" w:eastAsia="FangSong" w:cs="Times New Roman"/>
+          <w:rFonts w:hint="eastAsia" w:ascii="SimSun" w:hAnsi="SimSun" w:eastAsia="SimSun" w:cs="SimSun"/>
         </w:rPr>
         <w:t>相邻</w:t>
       </w:r>
       <w:r>
         <w:rPr>
           <w:rStyle w:val="VerbatimChar"/>
-          <w:rFonts w:ascii="Times New Roman" w:hAnsi="Times New Roman" w:eastAsia="Times New Roman" w:cs="Times New Roman"/>
+          <w:rFonts w:ascii="SimSun" w:hAnsi="SimSun" w:eastAsia="SimSun" w:cs="SimSun"/>
         </w:rPr>
         <w:t xml:space="preserve"> CH</w:t>
       </w:r>
       <w:r>
         <w:rPr>
           <w:rStyle w:val="VerbatimChar"/>
-          <w:rFonts w:ascii="Times New Roman" w:hAnsi="Times New Roman" w:eastAsia="Times New Roman" w:cs="Times New Roman"/>
+          <w:rFonts w:ascii="SimSun" w:hAnsi="SimSun" w:eastAsia="SimSun" w:cs="SimSun"/>
           <w:vertAlign w:val="subscript"/>
         </w:rPr>
         <w:t>2</w:t>
@@ -11955,49 +11955,49 @@
       <w:r>
         <w:rPr>
           <w:rStyle w:val="VerbatimChar"/>
-          <w:rFonts w:ascii="Times New Roman" w:hAnsi="Times New Roman" w:eastAsia="Times New Roman" w:cs="Times New Roman"/>
+          <w:rFonts w:ascii="SimSun" w:hAnsi="SimSun" w:eastAsia="SimSun" w:cs="SimSun"/>
         </w:rPr>
         <w:t xml:space="preserve"> </w:t>
       </w:r>
       <w:r>
         <w:rPr>
           <w:rStyle w:val="VerbatimChar"/>
-          <w:rFonts w:hint="eastAsia" w:ascii="Times New Roman" w:hAnsi="Times New Roman" w:eastAsia="FangSong" w:cs="Times New Roman"/>
+          <w:rFonts w:hint="eastAsia" w:ascii="SimSun" w:hAnsi="SimSun" w:eastAsia="SimSun" w:cs="SimSun"/>
         </w:rPr>
         <w:t xml:space="preserve">有</w:t>
       </w:r>
       <w:r>
         <w:rPr>
           <w:rStyle w:val="VerbatimChar"/>
-          <w:rFonts w:ascii="Times New Roman" w:hAnsi="Times New Roman" w:eastAsia="Times New Roman" w:cs="Times New Roman"/>
+          <w:rFonts w:ascii="SimSun" w:hAnsi="SimSun" w:eastAsia="SimSun" w:cs="SimSun"/>
         </w:rPr>
         <w:t xml:space="preserve"> 2H          </w:t>
       </w:r>
       <w:r>
         <w:rPr>
           <w:rStyle w:val="VerbatimChar"/>
-          <w:rFonts w:hint="eastAsia" w:ascii="Times New Roman" w:hAnsi="Times New Roman" w:eastAsia="Times New Roman" w:cs="Times New Roman"/>
+          <w:rFonts w:hint="eastAsia" w:ascii="SimSun" w:hAnsi="SimSun" w:eastAsia="SimSun" w:cs="SimSun"/>
         </w:rPr>
         <w:t>↑</w:t>
       </w:r>
       <w:r>
         <w:rPr>
           <w:rStyle w:val="VerbatimChar"/>
-          <w:rFonts w:hint="eastAsia" w:ascii="Times New Roman" w:hAnsi="Times New Roman" w:eastAsia="FangSong" w:cs="Times New Roman"/>
+          <w:rFonts w:hint="eastAsia" w:ascii="SimSun" w:hAnsi="SimSun" w:eastAsia="SimSun" w:cs="SimSun"/>
         </w:rPr>
         <w:t>相邻</w:t>
       </w:r>
       <w:r>
         <w:rPr>
           <w:rStyle w:val="VerbatimChar"/>
-          <w:rFonts w:ascii="Times New Roman" w:hAnsi="Times New Roman" w:eastAsia="Times New Roman" w:cs="Times New Roman"/>
+          <w:rFonts w:ascii="SimSun" w:hAnsi="SimSun" w:eastAsia="SimSun" w:cs="SimSun"/>
         </w:rPr>
         <w:t xml:space="preserve"> CH</w:t>
       </w:r>
       <w:r>
         <w:rPr>
           <w:rStyle w:val="VerbatimChar"/>
-          <w:rFonts w:ascii="Times New Roman" w:hAnsi="Times New Roman" w:eastAsia="Times New Roman" w:cs="Times New Roman"/>
+          <w:rFonts w:ascii="SimSun" w:hAnsi="SimSun" w:eastAsia="SimSun" w:cs="SimSun"/>
           <w:vertAlign w:val="subscript"/>
         </w:rPr>
         <w:t>3</w:t>
@@ -12005,21 +12005,21 @@
       <w:r>
         <w:rPr>
           <w:rStyle w:val="VerbatimChar"/>
-          <w:rFonts w:ascii="Times New Roman" w:hAnsi="Times New Roman" w:eastAsia="Times New Roman" w:cs="Times New Roman"/>
+          <w:rFonts w:ascii="SimSun" w:hAnsi="SimSun" w:eastAsia="SimSun" w:cs="SimSun"/>
         </w:rPr>
         <w:t xml:space="preserve"> </w:t>
       </w:r>
       <w:r>
         <w:rPr>
           <w:rStyle w:val="VerbatimChar"/>
-          <w:rFonts w:hint="eastAsia" w:ascii="Times New Roman" w:hAnsi="Times New Roman" w:eastAsia="FangSong" w:cs="Times New Roman"/>
+          <w:rFonts w:hint="eastAsia" w:ascii="SimSun" w:hAnsi="SimSun" w:eastAsia="SimSun" w:cs="SimSun"/>
         </w:rPr>
         <w:t xml:space="preserve">有</w:t>
       </w:r>
       <w:r>
         <w:rPr>
           <w:rStyle w:val="VerbatimChar"/>
-          <w:rFonts w:ascii="Times New Roman" w:hAnsi="Times New Roman" w:eastAsia="Times New Roman" w:cs="Times New Roman"/>
+          <w:rFonts w:ascii="SimSun" w:hAnsi="SimSun" w:eastAsia="SimSun" w:cs="SimSun"/>
         </w:rPr>
         <w:t xml:space="preserve"> 3H</w:t>
       </w:r>
@@ -15149,429 +15149,286 @@
     </w:p>
     <w:p>
       <w:pPr>
-        <w:pStyle w:val="SourceCode"/>
+        <w:pStyle w:val="Compact"/>
+        <w:numPr>
+          <w:ilvl w:val="0"/>
+          <w:numId w:val="1009"/>
+        </w:numPr>
       </w:pPr>
       <w:r>
         <w:rPr>
-          <w:rStyle w:val="VerbatimChar"/>
-          <w:rFonts w:hint="eastAsia" w:ascii="Times New Roman" w:hAnsi="Times New Roman" w:eastAsia="FangSong" w:cs="Times New Roman"/>
-        </w:rPr>
-        <w:t xml:space="preserve">步骤</w:t>
-      </w:r>
-      <w:r>
-        <w:rPr>
-          <w:rStyle w:val="VerbatimChar"/>
+          <w:rFonts w:hint="eastAsia" w:ascii="Times New Roman" w:hAnsi="Times New Roman" w:eastAsia="FangSong" w:cs="Times New Roman"/>
+        </w:rPr>
+        <w:t xml:space="preserve">由</w:t>
+      </w:r>
+      <w:r>
+        <w:rPr>
+          <w:rFonts w:ascii="Times New Roman" w:hAnsi="Times New Roman" w:eastAsia="Times New Roman" w:cs="Times New Roman"/>
+        </w:rPr>
+        <w:t xml:space="preserve"> MS/HRMS </w:t>
+      </w:r>
+      <w:r>
+        <w:rPr>
+          <w:rFonts w:hint="eastAsia" w:ascii="Times New Roman" w:hAnsi="Times New Roman" w:eastAsia="FangSong" w:cs="Times New Roman"/>
+        </w:rPr>
+        <w:t xml:space="preserve">确定分子式</w:t>
+      </w:r>
+      <w:r>
+        <w:rPr>
+          <w:rFonts w:ascii="Times New Roman" w:hAnsi="Times New Roman" w:eastAsia="Times New Roman" w:cs="Times New Roman"/>
+        </w:rPr>
+        <w:t xml:space="preserve"> → </w:t>
+      </w:r>
+      <w:r>
+        <w:rPr>
+          <w:rFonts w:hint="eastAsia" w:ascii="Times New Roman" w:hAnsi="Times New Roman" w:eastAsia="FangSong" w:cs="Times New Roman"/>
+        </w:rPr>
+        <w:t xml:space="preserve">计算</w:t>
+      </w:r>
+      <w:r>
+        <w:rPr>
+          <w:rFonts w:ascii="Times New Roman" w:hAnsi="Times New Roman" w:eastAsia="Times New Roman" w:cs="Times New Roman"/>
+        </w:rPr>
+        <w:t xml:space="preserve"> Ω</w:t>
+      </w:r>
+    </w:p>
+    <w:p>
+      <w:pPr>
+        <w:pStyle w:val="Compact"/>
+        <w:numPr>
+          <w:ilvl w:val="0"/>
+          <w:numId w:val="1009"/>
+        </w:numPr>
+      </w:pPr>
+      <w:r>
+        <w:rPr>
+          <w:rFonts w:ascii="Times New Roman" w:hAnsi="Times New Roman" w:eastAsia="Times New Roman" w:cs="Times New Roman"/>
+        </w:rPr>
+        <w:t xml:space="preserve">IR </w:t>
+      </w:r>
+      <w:r>
+        <w:rPr>
+          <w:rFonts w:hint="eastAsia" w:ascii="Times New Roman" w:hAnsi="Times New Roman" w:eastAsia="FangSong" w:cs="Times New Roman"/>
+        </w:rPr>
+        <w:t>看官能团</w:t>
+      </w:r>
+      <w:r>
+        <w:rPr>
+          <w:rFonts w:hint="eastAsia" w:ascii="Times New Roman" w:hAnsi="Times New Roman" w:eastAsia="Times New Roman" w:cs="Times New Roman"/>
+        </w:rPr>
+        <w:t>（</w:t>
+      </w:r>
+      <w:r>
+        <w:rPr>
+          <w:rFonts w:hint="eastAsia" w:ascii="Times New Roman" w:hAnsi="Times New Roman" w:eastAsia="FangSong" w:cs="Times New Roman"/>
+        </w:rPr>
+        <w:t>有</w:t>
+      </w:r>
+      <w:r>
+        <w:rPr>
+          <w:rFonts w:hint="eastAsia" w:ascii="Times New Roman" w:hAnsi="Times New Roman" w:eastAsia="Times New Roman" w:cs="Times New Roman"/>
+        </w:rPr>
+        <w:t>/</w:t>
+      </w:r>
+      <w:r>
+        <w:rPr>
+          <w:rFonts w:hint="eastAsia" w:ascii="Times New Roman" w:hAnsi="Times New Roman" w:eastAsia="FangSong" w:cs="Times New Roman"/>
+        </w:rPr>
+        <w:t>无</w:t>
+      </w:r>
+      <w:r>
+        <w:rPr>
+          <w:rFonts w:ascii="Times New Roman" w:hAnsi="Times New Roman" w:eastAsia="Times New Roman" w:cs="Times New Roman"/>
+        </w:rPr>
+        <w:t xml:space="preserve"> C=O, OH, NH, </w:t>
+      </w:r>
+      <w:r>
+        <w:rPr>
+          <w:rFonts w:hint="eastAsia" w:ascii="Times New Roman" w:hAnsi="Times New Roman" w:eastAsia="FangSong" w:cs="Times New Roman"/>
+        </w:rPr>
+        <w:t>芳环</w:t>
+      </w:r>
+      <w:r>
+        <w:rPr>
+          <w:rFonts w:hint="eastAsia" w:ascii="Times New Roman" w:hAnsi="Times New Roman" w:eastAsia="Times New Roman" w:cs="Times New Roman"/>
+        </w:rPr>
+        <w:t>,</w:t>
+      </w:r>
+      <w:r>
+        <w:rPr>
           <w:rFonts w:ascii="Times New Roman" w:hAnsi="Times New Roman" w:eastAsia="Times New Roman" w:cs="Times New Roman"/>
         </w:rPr>
         <w:t xml:space="preserve"> </w:t>
       </w:r>
       <w:r>
         <w:rPr>
-          <w:rStyle w:val="VerbatimChar"/>
-          <w:rFonts w:hint="eastAsia" w:ascii="Times New Roman" w:hAnsi="Times New Roman" w:eastAsia="Times New Roman" w:cs="Times New Roman"/>
-        </w:rPr>
-        <w:t>1：</w:t>
-      </w:r>
-      <w:r>
-        <w:rPr>
-          <w:rStyle w:val="VerbatimChar"/>
-          <w:rFonts w:hint="eastAsia" w:ascii="Times New Roman" w:hAnsi="Times New Roman" w:eastAsia="FangSong" w:cs="Times New Roman"/>
-        </w:rPr>
-        <w:t>由</w:t>
-      </w:r>
-      <w:r>
-        <w:rPr>
-          <w:rStyle w:val="VerbatimChar"/>
-          <w:rFonts w:ascii="Times New Roman" w:hAnsi="Times New Roman" w:eastAsia="Times New Roman" w:cs="Times New Roman"/>
-        </w:rPr>
-        <w:t xml:space="preserve"> MS/HRMS </w:t>
-      </w:r>
-      <w:r>
-        <w:rPr>
-          <w:rStyle w:val="VerbatimChar"/>
-          <w:rFonts w:hint="eastAsia" w:ascii="Times New Roman" w:hAnsi="Times New Roman" w:eastAsia="FangSong" w:cs="Times New Roman"/>
-        </w:rPr>
-        <w:t xml:space="preserve">确定分子式</w:t>
-      </w:r>
-      <w:r>
-        <w:rPr>
-          <w:rStyle w:val="VerbatimChar"/>
+          <w:rFonts w:hint="eastAsia" w:ascii="Times New Roman" w:hAnsi="Times New Roman" w:eastAsia="Times New Roman" w:cs="Times New Roman"/>
+        </w:rPr>
+        <w:t xml:space="preserve">C≡N）</w:t>
+      </w:r>
+    </w:p>
+    <w:p>
+      <w:pPr>
+        <w:pStyle w:val="Compact"/>
+        <w:numPr>
+          <w:ilvl w:val="0"/>
+          <w:numId w:val="1009"/>
+        </w:numPr>
+      </w:pPr>
+      <w:r>
+        <w:rPr>
+          <w:rFonts w:ascii="Times New Roman" w:hAnsi="Times New Roman" w:eastAsia="Times New Roman" w:cs="Times New Roman"/>
+          <w:vertAlign w:val="superscript"/>
+        </w:rPr>
+        <w:t>13</w:t>
+      </w:r>
+      <w:r>
+        <w:rPr>
+          <w:rFonts w:ascii="Times New Roman" w:hAnsi="Times New Roman" w:eastAsia="Times New Roman" w:cs="Times New Roman"/>
+        </w:rPr>
+        <w:t xml:space="preserve">C NMR </w:t>
+      </w:r>
+      <w:r>
+        <w:rPr>
+          <w:rFonts w:hint="eastAsia" w:ascii="Times New Roman" w:hAnsi="Times New Roman" w:eastAsia="FangSong" w:cs="Times New Roman"/>
+        </w:rPr>
+        <w:t xml:space="preserve">数碳峰</w:t>
+      </w:r>
+      <w:r>
+        <w:rPr>
           <w:rFonts w:ascii="Times New Roman" w:hAnsi="Times New Roman" w:eastAsia="Times New Roman" w:cs="Times New Roman"/>
         </w:rPr>
         <w:t xml:space="preserve"> → </w:t>
       </w:r>
       <w:r>
         <w:rPr>
-          <w:rStyle w:val="VerbatimChar"/>
-          <w:rFonts w:hint="eastAsia" w:ascii="Times New Roman" w:hAnsi="Times New Roman" w:eastAsia="FangSong" w:cs="Times New Roman"/>
-        </w:rPr>
-        <w:t xml:space="preserve">计算</w:t>
-      </w:r>
-      <w:r>
-        <w:rPr>
-          <w:rStyle w:val="VerbatimChar"/>
-          <w:rFonts w:ascii="Times New Roman" w:hAnsi="Times New Roman" w:eastAsia="Times New Roman" w:cs="Times New Roman"/>
-        </w:rPr>
-        <w:t xml:space="preserve"> Ω</w:t>
-      </w:r>
-      <w:r>
-        <w:rPr>
-          <w:rFonts w:ascii="Times New Roman" w:hAnsi="Times New Roman" w:eastAsia="Times New Roman" w:cs="Times New Roman"/>
-        </w:rPr>
-        <w:br/>
-      </w:r>
-      <w:r>
-        <w:rPr>
-          <w:rStyle w:val="VerbatimChar"/>
-          <w:rFonts w:hint="eastAsia" w:ascii="Times New Roman" w:hAnsi="Times New Roman" w:eastAsia="FangSong" w:cs="Times New Roman"/>
-        </w:rPr>
-        <w:t xml:space="preserve">步骤</w:t>
-      </w:r>
-      <w:r>
-        <w:rPr>
-          <w:rStyle w:val="VerbatimChar"/>
-          <w:rFonts w:ascii="Times New Roman" w:hAnsi="Times New Roman" w:eastAsia="Times New Roman" w:cs="Times New Roman"/>
-        </w:rPr>
-        <w:t xml:space="preserve"> </w:t>
-      </w:r>
-      <w:r>
-        <w:rPr>
-          <w:rStyle w:val="VerbatimChar"/>
-          <w:rFonts w:hint="eastAsia" w:ascii="Times New Roman" w:hAnsi="Times New Roman" w:eastAsia="Times New Roman" w:cs="Times New Roman"/>
-        </w:rPr>
-        <w:t xml:space="preserve">2：IR</w:t>
-      </w:r>
-      <w:r>
-        <w:rPr>
-          <w:rStyle w:val="VerbatimChar"/>
-          <w:rFonts w:ascii="Times New Roman" w:hAnsi="Times New Roman" w:eastAsia="Times New Roman" w:cs="Times New Roman"/>
-        </w:rPr>
-        <w:t xml:space="preserve"> </w:t>
-      </w:r>
-      <w:r>
-        <w:rPr>
-          <w:rStyle w:val="VerbatimChar"/>
-          <w:rFonts w:hint="eastAsia" w:ascii="Times New Roman" w:hAnsi="Times New Roman" w:eastAsia="FangSong" w:cs="Times New Roman"/>
-        </w:rPr>
-        <w:t>看官能团</w:t>
-      </w:r>
-      <w:r>
-        <w:rPr>
-          <w:rStyle w:val="VerbatimChar"/>
-          <w:rFonts w:hint="eastAsia" w:ascii="Times New Roman" w:hAnsi="Times New Roman" w:eastAsia="Times New Roman" w:cs="Times New Roman"/>
-        </w:rPr>
-        <w:t>（</w:t>
-      </w:r>
-      <w:r>
-        <w:rPr>
-          <w:rStyle w:val="VerbatimChar"/>
-          <w:rFonts w:hint="eastAsia" w:ascii="Times New Roman" w:hAnsi="Times New Roman" w:eastAsia="FangSong" w:cs="Times New Roman"/>
-        </w:rPr>
-        <w:t>有</w:t>
-      </w:r>
-      <w:r>
-        <w:rPr>
-          <w:rStyle w:val="VerbatimChar"/>
-          <w:rFonts w:hint="eastAsia" w:ascii="Times New Roman" w:hAnsi="Times New Roman" w:eastAsia="Times New Roman" w:cs="Times New Roman"/>
-        </w:rPr>
-        <w:t>/</w:t>
-      </w:r>
-      <w:r>
-        <w:rPr>
-          <w:rStyle w:val="VerbatimChar"/>
-          <w:rFonts w:hint="eastAsia" w:ascii="Times New Roman" w:hAnsi="Times New Roman" w:eastAsia="FangSong" w:cs="Times New Roman"/>
-        </w:rPr>
-        <w:t>无</w:t>
-      </w:r>
-      <w:r>
-        <w:rPr>
-          <w:rStyle w:val="VerbatimChar"/>
-          <w:rFonts w:ascii="Times New Roman" w:hAnsi="Times New Roman" w:eastAsia="Times New Roman" w:cs="Times New Roman"/>
-        </w:rPr>
-        <w:t xml:space="preserve"> C=O, OH, NH, </w:t>
-      </w:r>
-      <w:r>
-        <w:rPr>
-          <w:rStyle w:val="VerbatimChar"/>
-          <w:rFonts w:hint="eastAsia" w:ascii="Times New Roman" w:hAnsi="Times New Roman" w:eastAsia="FangSong" w:cs="Times New Roman"/>
-        </w:rPr>
-        <w:t>芳环</w:t>
-      </w:r>
-      <w:r>
-        <w:rPr>
-          <w:rStyle w:val="VerbatimChar"/>
-          <w:rFonts w:hint="eastAsia" w:ascii="Times New Roman" w:hAnsi="Times New Roman" w:eastAsia="Times New Roman" w:cs="Times New Roman"/>
-        </w:rPr>
-        <w:t>,</w:t>
-      </w:r>
-      <w:r>
-        <w:rPr>
-          <w:rStyle w:val="VerbatimChar"/>
-          <w:rFonts w:ascii="Times New Roman" w:hAnsi="Times New Roman" w:eastAsia="Times New Roman" w:cs="Times New Roman"/>
-        </w:rPr>
-        <w:t xml:space="preserve"> </w:t>
-      </w:r>
-      <w:r>
-        <w:rPr>
-          <w:rStyle w:val="VerbatimChar"/>
-          <w:rFonts w:hint="eastAsia" w:ascii="Times New Roman" w:hAnsi="Times New Roman" w:eastAsia="Times New Roman" w:cs="Times New Roman"/>
-        </w:rPr>
-        <w:t xml:space="preserve">C≡N）</w:t>
-      </w:r>
-      <w:r>
-        <w:rPr>
-          <w:rFonts w:ascii="Times New Roman" w:hAnsi="Times New Roman" w:eastAsia="Times New Roman" w:cs="Times New Roman"/>
-        </w:rPr>
-        <w:br/>
-      </w:r>
-      <w:r>
-        <w:rPr>
-          <w:rStyle w:val="VerbatimChar"/>
-          <w:rFonts w:hint="eastAsia" w:ascii="Times New Roman" w:hAnsi="Times New Roman" w:eastAsia="FangSong" w:cs="Times New Roman"/>
-        </w:rPr>
-        <w:t xml:space="preserve">步骤</w:t>
-      </w:r>
-      <w:r>
-        <w:rPr>
-          <w:rStyle w:val="VerbatimChar"/>
-          <w:rFonts w:ascii="Times New Roman" w:hAnsi="Times New Roman" w:eastAsia="Times New Roman" w:cs="Times New Roman"/>
-        </w:rPr>
-        <w:t xml:space="preserve"> </w:t>
-      </w:r>
-      <w:r>
-        <w:rPr>
-          <w:rStyle w:val="VerbatimChar"/>
-          <w:rFonts w:hint="eastAsia" w:ascii="Times New Roman" w:hAnsi="Times New Roman" w:eastAsia="Times New Roman" w:cs="Times New Roman"/>
-        </w:rPr>
-        <w:t>3：</w:t>
-      </w:r>
-      <w:r>
-        <w:rPr>
-          <w:rStyle w:val="VerbatimChar"/>
-          <w:rFonts w:hint="eastAsia" w:ascii="Times New Roman" w:hAnsi="Times New Roman" w:eastAsia="Times New Roman" w:cs="Times New Roman"/>
+          <w:rFonts w:hint="eastAsia" w:ascii="Times New Roman" w:hAnsi="Times New Roman" w:eastAsia="FangSong" w:cs="Times New Roman"/>
+        </w:rPr>
+        <w:t>判断对称性</w:t>
+      </w:r>
+      <w:r>
+        <w:rPr>
+          <w:rFonts w:hint="eastAsia" w:ascii="Times New Roman" w:hAnsi="Times New Roman" w:eastAsia="Times New Roman" w:cs="Times New Roman"/>
+        </w:rPr>
+        <w:t>；</w:t>
+      </w:r>
+      <w:r>
+        <w:rPr>
+          <w:rFonts w:hint="eastAsia" w:ascii="Times New Roman" w:hAnsi="Times New Roman" w:eastAsia="FangSong" w:cs="Times New Roman"/>
+        </w:rPr>
+        <w:t>看羰基区域</w:t>
+      </w:r>
+      <w:r>
+        <w:rPr>
+          <w:rFonts w:ascii="Times New Roman" w:hAnsi="Times New Roman" w:eastAsia="Times New Roman" w:cs="Times New Roman"/>
+        </w:rPr>
+        <w:t xml:space="preserve"> → </w:t>
+      </w:r>
+      <w:r>
+        <w:rPr>
+          <w:rFonts w:hint="eastAsia" w:ascii="Times New Roman" w:hAnsi="Times New Roman" w:eastAsia="FangSong" w:cs="Times New Roman"/>
+        </w:rPr>
+        <w:t xml:space="preserve">判断类型</w:t>
+      </w:r>
+    </w:p>
+    <w:p>
+      <w:pPr>
+        <w:pStyle w:val="Compact"/>
+        <w:numPr>
+          <w:ilvl w:val="0"/>
+          <w:numId w:val="1009"/>
+        </w:numPr>
+      </w:pPr>
+      <w:r>
+        <w:rPr>
+          <w:rFonts w:ascii="Times New Roman" w:hAnsi="Times New Roman" w:eastAsia="Times New Roman" w:cs="Times New Roman"/>
           <w:vertAlign w:val="superscript"/>
         </w:rPr>
-        <w:t>13</w:t>
-      </w:r>
-      <w:r>
-        <w:rPr>
-          <w:rStyle w:val="VerbatimChar"/>
-          <w:rFonts w:hint="eastAsia" w:ascii="Times New Roman" w:hAnsi="Times New Roman" w:eastAsia="Times New Roman" w:cs="Times New Roman"/>
-        </w:rPr>
-        <w:t>C</w:t>
-      </w:r>
-      <w:r>
-        <w:rPr>
-          <w:rStyle w:val="VerbatimChar"/>
-          <w:rFonts w:ascii="Times New Roman" w:hAnsi="Times New Roman" w:eastAsia="Times New Roman" w:cs="Times New Roman"/>
-        </w:rPr>
-        <w:t xml:space="preserve"> NMR </w:t>
-      </w:r>
-      <w:r>
-        <w:rPr>
-          <w:rStyle w:val="VerbatimChar"/>
-          <w:rFonts w:hint="eastAsia" w:ascii="Times New Roman" w:hAnsi="Times New Roman" w:eastAsia="FangSong" w:cs="Times New Roman"/>
-        </w:rPr>
-        <w:t xml:space="preserve">数碳峰</w:t>
-      </w:r>
-      <w:r>
-        <w:rPr>
-          <w:rStyle w:val="VerbatimChar"/>
+        <w:t>1</w:t>
+      </w:r>
+      <w:r>
+        <w:rPr>
+          <w:rFonts w:ascii="Times New Roman" w:hAnsi="Times New Roman" w:eastAsia="Times New Roman" w:cs="Times New Roman"/>
+        </w:rPr>
+        <w:t xml:space="preserve">H NMR → </w:t>
+      </w:r>
+      <w:r>
+        <w:rPr>
+          <w:rFonts w:hint="eastAsia" w:ascii="Times New Roman" w:hAnsi="Times New Roman" w:eastAsia="FangSong" w:cs="Times New Roman"/>
+        </w:rPr>
+        <w:t xml:space="preserve">积分定</w:t>
+      </w:r>
+      <w:r>
+        <w:rPr>
+          <w:rFonts w:ascii="Times New Roman" w:hAnsi="Times New Roman" w:eastAsia="Times New Roman" w:cs="Times New Roman"/>
+        </w:rPr>
+        <w:t xml:space="preserve"> H </w:t>
+      </w:r>
+      <w:r>
+        <w:rPr>
+          <w:rFonts w:hint="eastAsia" w:ascii="Times New Roman" w:hAnsi="Times New Roman" w:eastAsia="FangSong" w:cs="Times New Roman"/>
+        </w:rPr>
+        <w:t xml:space="preserve">比例</w:t>
+      </w:r>
+      <w:r>
+        <w:rPr>
+          <w:rFonts w:ascii="Times New Roman" w:hAnsi="Times New Roman" w:eastAsia="Times New Roman" w:cs="Times New Roman"/>
+        </w:rPr>
+        <w:t xml:space="preserve"> → δ </w:t>
+      </w:r>
+      <w:r>
+        <w:rPr>
+          <w:rFonts w:hint="eastAsia" w:ascii="Times New Roman" w:hAnsi="Times New Roman" w:eastAsia="FangSong" w:cs="Times New Roman"/>
+        </w:rPr>
+        <w:t xml:space="preserve">定环境</w:t>
+      </w:r>
+      <w:r>
+        <w:rPr>
           <w:rFonts w:ascii="Times New Roman" w:hAnsi="Times New Roman" w:eastAsia="Times New Roman" w:cs="Times New Roman"/>
         </w:rPr>
         <w:t xml:space="preserve"> → </w:t>
       </w:r>
       <w:r>
         <w:rPr>
-          <w:rStyle w:val="VerbatimChar"/>
-          <w:rFonts w:hint="eastAsia" w:ascii="Times New Roman" w:hAnsi="Times New Roman" w:eastAsia="FangSong" w:cs="Times New Roman"/>
-        </w:rPr>
-        <w:t>判断对称性</w:t>
-      </w:r>
-      <w:r>
-        <w:rPr>
-          <w:rStyle w:val="VerbatimChar"/>
-          <w:rFonts w:hint="eastAsia" w:ascii="Times New Roman" w:hAnsi="Times New Roman" w:eastAsia="Times New Roman" w:cs="Times New Roman"/>
-        </w:rPr>
-        <w:t>；</w:t>
-      </w:r>
-      <w:r>
-        <w:rPr>
-          <w:rStyle w:val="VerbatimChar"/>
-          <w:rFonts w:hint="eastAsia" w:ascii="Times New Roman" w:hAnsi="Times New Roman" w:eastAsia="FangSong" w:cs="Times New Roman"/>
-        </w:rPr>
-        <w:t>看羰基区域</w:t>
-      </w:r>
-      <w:r>
-        <w:rPr>
-          <w:rStyle w:val="VerbatimChar"/>
+          <w:rFonts w:hint="eastAsia" w:ascii="Times New Roman" w:hAnsi="Times New Roman" w:eastAsia="FangSong" w:cs="Times New Roman"/>
+        </w:rPr>
+        <w:t xml:space="preserve">裂分定连接</w:t>
+      </w:r>
+    </w:p>
+    <w:p>
+      <w:pPr>
+        <w:pStyle w:val="Compact"/>
+        <w:numPr>
+          <w:ilvl w:val="0"/>
+          <w:numId w:val="1009"/>
+        </w:numPr>
+      </w:pPr>
+      <w:r>
+        <w:rPr>
+          <w:rFonts w:hint="eastAsia" w:ascii="Times New Roman" w:hAnsi="Times New Roman" w:eastAsia="FangSong" w:cs="Times New Roman"/>
+        </w:rPr>
+        <w:t xml:space="preserve">拼合碎片</w:t>
+      </w:r>
+      <w:r>
+        <w:rPr>
           <w:rFonts w:ascii="Times New Roman" w:hAnsi="Times New Roman" w:eastAsia="Times New Roman" w:cs="Times New Roman"/>
         </w:rPr>
         <w:t xml:space="preserve"> → </w:t>
       </w:r>
       <w:r>
         <w:rPr>
-          <w:rStyle w:val="VerbatimChar"/>
-          <w:rFonts w:hint="eastAsia" w:ascii="Times New Roman" w:hAnsi="Times New Roman" w:eastAsia="FangSong" w:cs="Times New Roman"/>
-        </w:rPr>
-        <w:t xml:space="preserve">判断类型</w:t>
-      </w:r>
-      <w:r>
-        <w:rPr>
-          <w:rFonts w:ascii="Times New Roman" w:hAnsi="Times New Roman" w:eastAsia="Times New Roman" w:cs="Times New Roman"/>
-        </w:rPr>
-        <w:br/>
-      </w:r>
-      <w:r>
-        <w:rPr>
-          <w:rStyle w:val="VerbatimChar"/>
-          <w:rFonts w:hint="eastAsia" w:ascii="Times New Roman" w:hAnsi="Times New Roman" w:eastAsia="FangSong" w:cs="Times New Roman"/>
-        </w:rPr>
-        <w:t xml:space="preserve">步骤</w:t>
-      </w:r>
-      <w:r>
-        <w:rPr>
-          <w:rStyle w:val="VerbatimChar"/>
-          <w:rFonts w:ascii="Times New Roman" w:hAnsi="Times New Roman" w:eastAsia="Times New Roman" w:cs="Times New Roman"/>
-        </w:rPr>
-        <w:t xml:space="preserve"> </w:t>
-      </w:r>
-      <w:r>
-        <w:rPr>
-          <w:rStyle w:val="VerbatimChar"/>
-          <w:rFonts w:hint="eastAsia" w:ascii="Times New Roman" w:hAnsi="Times New Roman" w:eastAsia="Times New Roman" w:cs="Times New Roman"/>
-        </w:rPr>
-        <w:t>4：</w:t>
-      </w:r>
-      <w:r>
-        <w:rPr>
-          <w:rStyle w:val="VerbatimChar"/>
-          <w:rFonts w:hint="eastAsia" w:ascii="Times New Roman" w:hAnsi="Times New Roman" w:eastAsia="Times New Roman" w:cs="Times New Roman"/>
-          <w:vertAlign w:val="superscript"/>
-        </w:rPr>
-        <w:t>1</w:t>
-      </w:r>
-      <w:r>
-        <w:rPr>
-          <w:rStyle w:val="VerbatimChar"/>
-          <w:rFonts w:hint="eastAsia" w:ascii="Times New Roman" w:hAnsi="Times New Roman" w:eastAsia="Times New Roman" w:cs="Times New Roman"/>
-        </w:rPr>
-        <w:t>H</w:t>
-      </w:r>
-      <w:r>
-        <w:rPr>
-          <w:rStyle w:val="VerbatimChar"/>
-          <w:rFonts w:ascii="Times New Roman" w:hAnsi="Times New Roman" w:eastAsia="Times New Roman" w:cs="Times New Roman"/>
-        </w:rPr>
-        <w:t xml:space="preserve"> NMR → </w:t>
-      </w:r>
-      <w:r>
-        <w:rPr>
-          <w:rStyle w:val="VerbatimChar"/>
-          <w:rFonts w:hint="eastAsia" w:ascii="Times New Roman" w:hAnsi="Times New Roman" w:eastAsia="FangSong" w:cs="Times New Roman"/>
-        </w:rPr>
-        <w:t xml:space="preserve">积分定</w:t>
-      </w:r>
-      <w:r>
-        <w:rPr>
-          <w:rStyle w:val="VerbatimChar"/>
-          <w:rFonts w:ascii="Times New Roman" w:hAnsi="Times New Roman" w:eastAsia="Times New Roman" w:cs="Times New Roman"/>
-        </w:rPr>
-        <w:t xml:space="preserve"> H </w:t>
-      </w:r>
-      <w:r>
-        <w:rPr>
-          <w:rStyle w:val="VerbatimChar"/>
-          <w:rFonts w:hint="eastAsia" w:ascii="Times New Roman" w:hAnsi="Times New Roman" w:eastAsia="FangSong" w:cs="Times New Roman"/>
-        </w:rPr>
-        <w:t xml:space="preserve">比例</w:t>
-      </w:r>
-      <w:r>
-        <w:rPr>
-          <w:rStyle w:val="VerbatimChar"/>
-          <w:rFonts w:ascii="Times New Roman" w:hAnsi="Times New Roman" w:eastAsia="Times New Roman" w:cs="Times New Roman"/>
-        </w:rPr>
-        <w:t xml:space="preserve"> → δ </w:t>
-      </w:r>
-      <w:r>
-        <w:rPr>
-          <w:rStyle w:val="VerbatimChar"/>
-          <w:rFonts w:hint="eastAsia" w:ascii="Times New Roman" w:hAnsi="Times New Roman" w:eastAsia="FangSong" w:cs="Times New Roman"/>
-        </w:rPr>
-        <w:t xml:space="preserve">定环境</w:t>
-      </w:r>
-      <w:r>
-        <w:rPr>
-          <w:rStyle w:val="VerbatimChar"/>
+          <w:rFonts w:hint="eastAsia" w:ascii="Times New Roman" w:hAnsi="Times New Roman" w:eastAsia="FangSong" w:cs="Times New Roman"/>
+        </w:rPr>
+        <w:t xml:space="preserve">写出候选结构</w:t>
+      </w:r>
+      <w:r>
+        <w:rPr>
           <w:rFonts w:ascii="Times New Roman" w:hAnsi="Times New Roman" w:eastAsia="Times New Roman" w:cs="Times New Roman"/>
         </w:rPr>
         <w:t xml:space="preserve"> → </w:t>
       </w:r>
       <w:r>
         <w:rPr>
-          <w:rStyle w:val="VerbatimChar"/>
-          <w:rFonts w:hint="eastAsia" w:ascii="Times New Roman" w:hAnsi="Times New Roman" w:eastAsia="FangSong" w:cs="Times New Roman"/>
-        </w:rPr>
-        <w:t xml:space="preserve">裂分定连接</w:t>
-      </w:r>
-      <w:r>
-        <w:rPr>
-          <w:rFonts w:ascii="Times New Roman" w:hAnsi="Times New Roman" w:eastAsia="Times New Roman" w:cs="Times New Roman"/>
-        </w:rPr>
-        <w:br/>
-      </w:r>
-      <w:r>
-        <w:rPr>
-          <w:rStyle w:val="VerbatimChar"/>
-          <w:rFonts w:hint="eastAsia" w:ascii="Times New Roman" w:hAnsi="Times New Roman" w:eastAsia="FangSong" w:cs="Times New Roman"/>
-        </w:rPr>
-        <w:t xml:space="preserve">步骤</w:t>
-      </w:r>
-      <w:r>
-        <w:rPr>
-          <w:rStyle w:val="VerbatimChar"/>
-          <w:rFonts w:ascii="Times New Roman" w:hAnsi="Times New Roman" w:eastAsia="Times New Roman" w:cs="Times New Roman"/>
-        </w:rPr>
-        <w:t xml:space="preserve"> </w:t>
-      </w:r>
-      <w:r>
-        <w:rPr>
-          <w:rStyle w:val="VerbatimChar"/>
-          <w:rFonts w:hint="eastAsia" w:ascii="Times New Roman" w:hAnsi="Times New Roman" w:eastAsia="Times New Roman" w:cs="Times New Roman"/>
-        </w:rPr>
-        <w:t>5：</w:t>
-      </w:r>
-      <w:r>
-        <w:rPr>
-          <w:rStyle w:val="VerbatimChar"/>
-          <w:rFonts w:hint="eastAsia" w:ascii="Times New Roman" w:hAnsi="Times New Roman" w:eastAsia="FangSong" w:cs="Times New Roman"/>
-        </w:rPr>
-        <w:t>拼合碎片</w:t>
-      </w:r>
-      <w:r>
-        <w:rPr>
-          <w:rStyle w:val="VerbatimChar"/>
-          <w:rFonts w:ascii="Times New Roman" w:hAnsi="Times New Roman" w:eastAsia="Times New Roman" w:cs="Times New Roman"/>
-        </w:rPr>
-        <w:t xml:space="preserve"> → </w:t>
-      </w:r>
-      <w:r>
-        <w:rPr>
-          <w:rStyle w:val="VerbatimChar"/>
-          <w:rFonts w:hint="eastAsia" w:ascii="Times New Roman" w:hAnsi="Times New Roman" w:eastAsia="FangSong" w:cs="Times New Roman"/>
-        </w:rPr>
-        <w:t xml:space="preserve">写出候选结构</w:t>
-      </w:r>
-      <w:r>
-        <w:rPr>
-          <w:rStyle w:val="VerbatimChar"/>
-          <w:rFonts w:ascii="Times New Roman" w:hAnsi="Times New Roman" w:eastAsia="Times New Roman" w:cs="Times New Roman"/>
-        </w:rPr>
-        <w:t xml:space="preserve"> → </w:t>
-      </w:r>
-      <w:r>
-        <w:rPr>
-          <w:rStyle w:val="VerbatimChar"/>
           <w:rFonts w:hint="eastAsia" w:ascii="Times New Roman" w:hAnsi="Times New Roman" w:eastAsia="FangSong" w:cs="Times New Roman"/>
         </w:rPr>
         <w:t xml:space="preserve">回代所有谱图验证</w:t>
@@ -16381,35 +16238,35 @@
       <w:r>
         <w:rPr>
           <w:rStyle w:val="VerbatimChar"/>
-          <w:rFonts w:hint="eastAsia" w:ascii="Times New Roman" w:hAnsi="Times New Roman" w:eastAsia="FangSong" w:cs="Times New Roman"/>
+          <w:rFonts w:hint="eastAsia" w:ascii="SimSun" w:hAnsi="SimSun" w:eastAsia="SimSun" w:cs="SimSun"/>
         </w:rPr>
         <w:t xml:space="preserve">所有可能的</w:t>
       </w:r>
       <w:r>
         <w:rPr>
           <w:rStyle w:val="VerbatimChar"/>
-          <w:rFonts w:ascii="Times New Roman" w:hAnsi="Times New Roman" w:eastAsia="Times New Roman" w:cs="Times New Roman"/>
+          <w:rFonts w:ascii="SimSun" w:hAnsi="SimSun" w:eastAsia="SimSun" w:cs="SimSun"/>
         </w:rPr>
         <w:t xml:space="preserve">     IR </w:t>
       </w:r>
       <w:r>
         <w:rPr>
           <w:rStyle w:val="VerbatimChar"/>
-          <w:rFonts w:hint="eastAsia" w:ascii="Times New Roman" w:hAnsi="Times New Roman" w:eastAsia="FangSong" w:cs="Times New Roman"/>
+          <w:rFonts w:hint="eastAsia" w:ascii="SimSun" w:hAnsi="SimSun" w:eastAsia="SimSun" w:cs="SimSun"/>
         </w:rPr>
         <w:t xml:space="preserve">排除不</w:t>
       </w:r>
       <w:r>
         <w:rPr>
           <w:rStyle w:val="VerbatimChar"/>
-          <w:rFonts w:ascii="Times New Roman" w:hAnsi="Times New Roman" w:eastAsia="Times New Roman" w:cs="Times New Roman"/>
+          <w:rFonts w:ascii="SimSun" w:hAnsi="SimSun" w:eastAsia="SimSun" w:cs="SimSun"/>
         </w:rPr>
         <w:t xml:space="preserve">      </w:t>
       </w:r>
       <w:r>
         <w:rPr>
           <w:rStyle w:val="VerbatimChar"/>
-          <w:rFonts w:ascii="Times New Roman" w:hAnsi="Times New Roman" w:eastAsia="Times New Roman" w:cs="Times New Roman"/>
+          <w:rFonts w:ascii="SimSun" w:hAnsi="SimSun" w:eastAsia="SimSun" w:cs="SimSun"/>
           <w:vertAlign w:val="superscript"/>
         </w:rPr>
         <w:t>13</w:t>
@@ -16417,28 +16274,28 @@
       <w:r>
         <w:rPr>
           <w:rStyle w:val="VerbatimChar"/>
-          <w:rFonts w:ascii="Times New Roman" w:hAnsi="Times New Roman" w:eastAsia="Times New Roman" w:cs="Times New Roman"/>
+          <w:rFonts w:ascii="SimSun" w:hAnsi="SimSun" w:eastAsia="SimSun" w:cs="SimSun"/>
         </w:rPr>
         <w:t xml:space="preserve">C NMR </w:t>
       </w:r>
       <w:r>
         <w:rPr>
           <w:rStyle w:val="VerbatimChar"/>
-          <w:rFonts w:hint="eastAsia" w:ascii="Times New Roman" w:hAnsi="Times New Roman" w:eastAsia="FangSong" w:cs="Times New Roman"/>
+          <w:rFonts w:hint="eastAsia" w:ascii="SimSun" w:hAnsi="SimSun" w:eastAsia="SimSun" w:cs="SimSun"/>
         </w:rPr>
         <w:t xml:space="preserve">排除</w:t>
       </w:r>
       <w:r>
         <w:rPr>
           <w:rStyle w:val="VerbatimChar"/>
-          <w:rFonts w:ascii="Times New Roman" w:hAnsi="Times New Roman" w:eastAsia="Times New Roman" w:cs="Times New Roman"/>
+          <w:rFonts w:ascii="SimSun" w:hAnsi="SimSun" w:eastAsia="SimSun" w:cs="SimSun"/>
         </w:rPr>
         <w:t xml:space="preserve">     </w:t>
       </w:r>
       <w:r>
         <w:rPr>
           <w:rStyle w:val="VerbatimChar"/>
-          <w:rFonts w:ascii="Times New Roman" w:hAnsi="Times New Roman" w:eastAsia="Times New Roman" w:cs="Times New Roman"/>
+          <w:rFonts w:ascii="SimSun" w:hAnsi="SimSun" w:eastAsia="SimSun" w:cs="SimSun"/>
           <w:vertAlign w:val="superscript"/>
         </w:rPr>
         <w:t>1</w:t>
@@ -16446,97 +16303,97 @@
       <w:r>
         <w:rPr>
           <w:rStyle w:val="VerbatimChar"/>
-          <w:rFonts w:ascii="Times New Roman" w:hAnsi="Times New Roman" w:eastAsia="Times New Roman" w:cs="Times New Roman"/>
+          <w:rFonts w:ascii="SimSun" w:hAnsi="SimSun" w:eastAsia="SimSun" w:cs="SimSun"/>
         </w:rPr>
         <w:t xml:space="preserve">H NMR </w:t>
       </w:r>
       <w:r>
         <w:rPr>
           <w:rStyle w:val="VerbatimChar"/>
-          <w:rFonts w:hint="eastAsia" w:ascii="Times New Roman" w:hAnsi="Times New Roman" w:eastAsia="FangSong" w:cs="Times New Roman"/>
+          <w:rFonts w:hint="eastAsia" w:ascii="SimSun" w:hAnsi="SimSun" w:eastAsia="SimSun" w:cs="SimSun"/>
         </w:rPr>
         <w:t xml:space="preserve">排除</w:t>
       </w:r>
       <w:r>
         <w:rPr>
-          <w:rFonts w:ascii="Times New Roman" w:hAnsi="Times New Roman" w:eastAsia="Times New Roman" w:cs="Times New Roman"/>
+          <w:rFonts w:ascii="SimSun" w:hAnsi="SimSun" w:eastAsia="SimSun" w:cs="SimSun"/>
         </w:rPr>
         <w:br/>
       </w:r>
       <w:r>
         <w:rPr>
           <w:rStyle w:val="VerbatimChar"/>
-          <w:rFonts w:hint="eastAsia" w:ascii="Times New Roman" w:hAnsi="Times New Roman" w:eastAsia="FangSong" w:cs="Times New Roman"/>
+          <w:rFonts w:hint="eastAsia" w:ascii="SimSun" w:hAnsi="SimSun" w:eastAsia="SimSun" w:cs="SimSun"/>
         </w:rPr>
         <w:t xml:space="preserve">候选结构</w:t>
       </w:r>
       <w:r>
         <w:rPr>
           <w:rStyle w:val="VerbatimChar"/>
-          <w:rFonts w:ascii="Times New Roman" w:hAnsi="Times New Roman" w:eastAsia="Times New Roman" w:cs="Times New Roman"/>
+          <w:rFonts w:ascii="SimSun" w:hAnsi="SimSun" w:eastAsia="SimSun" w:cs="SimSun"/>
         </w:rPr>
         <w:t xml:space="preserve">  ──→ </w:t>
       </w:r>
       <w:r>
         <w:rPr>
           <w:rStyle w:val="VerbatimChar"/>
-          <w:rFonts w:hint="eastAsia" w:ascii="Times New Roman" w:hAnsi="Times New Roman" w:eastAsia="FangSong" w:cs="Times New Roman"/>
+          <w:rFonts w:hint="eastAsia" w:ascii="SimSun" w:hAnsi="SimSun" w:eastAsia="SimSun" w:cs="SimSun"/>
         </w:rPr>
         <w:t xml:space="preserve">可能的官能团</w:t>
       </w:r>
       <w:r>
         <w:rPr>
           <w:rStyle w:val="VerbatimChar"/>
-          <w:rFonts w:ascii="Times New Roman" w:hAnsi="Times New Roman" w:eastAsia="Times New Roman" w:cs="Times New Roman"/>
+          <w:rFonts w:ascii="SimSun" w:hAnsi="SimSun" w:eastAsia="SimSun" w:cs="SimSun"/>
         </w:rPr>
         <w:t xml:space="preserve"> ──→ </w:t>
       </w:r>
       <w:r>
         <w:rPr>
           <w:rStyle w:val="VerbatimChar"/>
-          <w:rFonts w:hint="eastAsia" w:ascii="Times New Roman" w:hAnsi="Times New Roman" w:eastAsia="FangSong" w:cs="Times New Roman"/>
+          <w:rFonts w:hint="eastAsia" w:ascii="SimSun" w:hAnsi="SimSun" w:eastAsia="SimSun" w:cs="SimSun"/>
         </w:rPr>
         <w:t xml:space="preserve">不匹配的骨架</w:t>
       </w:r>
       <w:r>
         <w:rPr>
           <w:rStyle w:val="VerbatimChar"/>
-          <w:rFonts w:ascii="Times New Roman" w:hAnsi="Times New Roman" w:eastAsia="Times New Roman" w:cs="Times New Roman"/>
+          <w:rFonts w:ascii="SimSun" w:hAnsi="SimSun" w:eastAsia="SimSun" w:cs="SimSun"/>
         </w:rPr>
         <w:t xml:space="preserve">  ──→ </w:t>
       </w:r>
       <w:r>
         <w:rPr>
           <w:rStyle w:val="VerbatimChar"/>
-          <w:rFonts w:hint="eastAsia" w:ascii="Times New Roman" w:hAnsi="Times New Roman" w:eastAsia="FangSong" w:cs="Times New Roman"/>
+          <w:rFonts w:hint="eastAsia" w:ascii="SimSun" w:hAnsi="SimSun" w:eastAsia="SimSun" w:cs="SimSun"/>
         </w:rPr>
         <w:t>不匹配的</w:t>
       </w:r>
       <w:r>
         <w:rPr>
           <w:rStyle w:val="VerbatimChar"/>
-          <w:rFonts w:hint="eastAsia" w:ascii="Times New Roman" w:hAnsi="Times New Roman" w:eastAsia="Times New Roman" w:cs="Times New Roman"/>
+          <w:rFonts w:hint="eastAsia" w:ascii="SimSun" w:hAnsi="SimSun" w:eastAsia="SimSun" w:cs="SimSun"/>
         </w:rPr>
         <w:t>H</w:t>
       </w:r>
       <w:r>
         <w:rPr>
           <w:rStyle w:val="VerbatimChar"/>
-          <w:rFonts w:hint="eastAsia" w:ascii="Times New Roman" w:hAnsi="Times New Roman" w:eastAsia="FangSong" w:cs="Times New Roman"/>
+          <w:rFonts w:hint="eastAsia" w:ascii="SimSun" w:hAnsi="SimSun" w:eastAsia="SimSun" w:cs="SimSun"/>
         </w:rPr>
         <w:t>分布</w:t>
       </w:r>
       <w:r>
         <w:rPr>
           <w:rStyle w:val="VerbatimChar"/>
-          <w:rFonts w:ascii="Times New Roman" w:hAnsi="Times New Roman" w:eastAsia="Times New Roman" w:cs="Times New Roman"/>
+          <w:rFonts w:ascii="SimSun" w:hAnsi="SimSun" w:eastAsia="SimSun" w:cs="SimSun"/>
         </w:rPr>
         <w:t xml:space="preserve">  ──→  </w:t>
       </w:r>
       <w:r>
         <w:rPr>
           <w:rStyle w:val="VerbatimChar"/>
-          <w:rFonts w:hint="eastAsia" w:ascii="Times New Roman" w:hAnsi="Times New Roman" w:eastAsia="FangSong" w:cs="Times New Roman"/>
+          <w:rFonts w:hint="eastAsia" w:ascii="SimSun" w:hAnsi="SimSun" w:eastAsia="SimSun" w:cs="SimSun"/>
         </w:rPr>
         <w:t xml:space="preserve">唯一结构</w:t>
       </w:r>
@@ -17070,7 +16927,7 @@
         <w:pStyle w:val="Compact"/>
         <w:numPr>
           <w:ilvl w:val="0"/>
-          <w:numId w:val="1009"/>
+          <w:numId w:val="1010"/>
         </w:numPr>
       </w:pPr>
       <w:r>
@@ -17129,7 +16986,7 @@
         <w:pStyle w:val="Compact"/>
         <w:numPr>
           <w:ilvl w:val="0"/>
-          <w:numId w:val="1009"/>
+          <w:numId w:val="1010"/>
         </w:numPr>
       </w:pPr>
       <w:r>
@@ -17195,7 +17052,7 @@
         <w:pStyle w:val="Compact"/>
         <w:numPr>
           <w:ilvl w:val="0"/>
-          <w:numId w:val="1009"/>
+          <w:numId w:val="1010"/>
         </w:numPr>
       </w:pPr>
       <w:r>
@@ -17268,7 +17125,7 @@
         <w:pStyle w:val="Compact"/>
         <w:numPr>
           <w:ilvl w:val="0"/>
-          <w:numId w:val="1009"/>
+          <w:numId w:val="1010"/>
         </w:numPr>
       </w:pPr>
       <w:r>
@@ -17311,7 +17168,7 @@
         <w:pStyle w:val="Compact"/>
         <w:numPr>
           <w:ilvl w:val="0"/>
-          <w:numId w:val="1009"/>
+          <w:numId w:val="1010"/>
         </w:numPr>
       </w:pPr>
       <w:r>
@@ -18167,200 +18024,200 @@
       <w:r>
         <w:rPr>
           <w:rStyle w:val="VerbatimChar"/>
-          <w:rFonts w:ascii="Times New Roman" w:hAnsi="Times New Roman" w:eastAsia="Times New Roman" w:cs="Times New Roman"/>
+          <w:rFonts w:ascii="SimSun" w:hAnsi="SimSun" w:eastAsia="SimSun" w:cs="SimSun"/>
         </w:rPr>
         <w:t xml:space="preserve">O–H </w:t>
       </w:r>
       <w:r>
         <w:rPr>
           <w:rStyle w:val="VerbatimChar"/>
-          <w:rFonts w:hint="eastAsia" w:ascii="Times New Roman" w:hAnsi="Times New Roman" w:eastAsia="Times New Roman" w:cs="Times New Roman"/>
+          <w:rFonts w:hint="eastAsia" w:ascii="SimSun" w:hAnsi="SimSun" w:eastAsia="SimSun" w:cs="SimSun"/>
         </w:rPr>
         <w:t>(</w:t>
       </w:r>
       <w:r>
         <w:rPr>
           <w:rStyle w:val="VerbatimChar"/>
-          <w:rFonts w:hint="eastAsia" w:ascii="Times New Roman" w:hAnsi="Times New Roman" w:eastAsia="FangSong" w:cs="Times New Roman"/>
+          <w:rFonts w:hint="eastAsia" w:ascii="SimSun" w:hAnsi="SimSun" w:eastAsia="SimSun" w:cs="SimSun"/>
         </w:rPr>
         <w:t>游离</w:t>
       </w:r>
       <w:r>
         <w:rPr>
           <w:rStyle w:val="VerbatimChar"/>
-          <w:rFonts w:hint="eastAsia" w:ascii="Times New Roman" w:hAnsi="Times New Roman" w:eastAsia="Times New Roman" w:cs="Times New Roman"/>
+          <w:rFonts w:hint="eastAsia" w:ascii="SimSun" w:hAnsi="SimSun" w:eastAsia="SimSun" w:cs="SimSun"/>
         </w:rPr>
         <w:t>)</w:t>
       </w:r>
       <w:r>
         <w:rPr>
           <w:rStyle w:val="VerbatimChar"/>
-          <w:rFonts w:ascii="Times New Roman" w:hAnsi="Times New Roman" w:eastAsia="Times New Roman" w:cs="Times New Roman"/>
+          <w:rFonts w:ascii="SimSun" w:hAnsi="SimSun" w:eastAsia="SimSun" w:cs="SimSun"/>
         </w:rPr>
         <w:t xml:space="preserve">     3600 </w:t>
       </w:r>
       <w:r>
         <w:rPr>
           <w:rStyle w:val="VerbatimChar"/>
-          <w:rFonts w:hint="eastAsia" w:ascii="Times New Roman" w:hAnsi="Times New Roman" w:eastAsia="Times New Roman" w:cs="Times New Roman"/>
+          <w:rFonts w:hint="eastAsia" w:ascii="SimSun" w:hAnsi="SimSun" w:eastAsia="SimSun" w:cs="SimSun"/>
         </w:rPr>
         <w:t>(</w:t>
       </w:r>
       <w:r>
         <w:rPr>
           <w:rStyle w:val="VerbatimChar"/>
-          <w:rFonts w:hint="eastAsia" w:ascii="Times New Roman" w:hAnsi="Times New Roman" w:eastAsia="FangSong" w:cs="Times New Roman"/>
+          <w:rFonts w:hint="eastAsia" w:ascii="SimSun" w:hAnsi="SimSun" w:eastAsia="SimSun" w:cs="SimSun"/>
         </w:rPr>
         <w:t>尖</w:t>
       </w:r>
       <w:r>
         <w:rPr>
           <w:rStyle w:val="VerbatimChar"/>
-          <w:rFonts w:hint="eastAsia" w:ascii="Times New Roman" w:hAnsi="Times New Roman" w:eastAsia="Times New Roman" w:cs="Times New Roman"/>
+          <w:rFonts w:hint="eastAsia" w:ascii="SimSun" w:hAnsi="SimSun" w:eastAsia="SimSun" w:cs="SimSun"/>
         </w:rPr>
         <w:t>)</w:t>
       </w:r>
       <w:r>
         <w:rPr>
-          <w:rFonts w:ascii="Times New Roman" w:hAnsi="Times New Roman" w:eastAsia="Times New Roman" w:cs="Times New Roman"/>
+          <w:rFonts w:ascii="SimSun" w:hAnsi="SimSun" w:eastAsia="SimSun" w:cs="SimSun"/>
         </w:rPr>
         <w:br/>
       </w:r>
       <w:r>
         <w:rPr>
           <w:rStyle w:val="VerbatimChar"/>
-          <w:rFonts w:ascii="Times New Roman" w:hAnsi="Times New Roman" w:eastAsia="Times New Roman" w:cs="Times New Roman"/>
+          <w:rFonts w:ascii="SimSun" w:hAnsi="SimSun" w:eastAsia="SimSun" w:cs="SimSun"/>
         </w:rPr>
         <w:t xml:space="preserve">O–H </w:t>
       </w:r>
       <w:r>
         <w:rPr>
           <w:rStyle w:val="VerbatimChar"/>
-          <w:rFonts w:hint="eastAsia" w:ascii="Times New Roman" w:hAnsi="Times New Roman" w:eastAsia="Times New Roman" w:cs="Times New Roman"/>
+          <w:rFonts w:hint="eastAsia" w:ascii="SimSun" w:hAnsi="SimSun" w:eastAsia="SimSun" w:cs="SimSun"/>
         </w:rPr>
         <w:t>(</w:t>
       </w:r>
       <w:r>
         <w:rPr>
           <w:rStyle w:val="VerbatimChar"/>
-          <w:rFonts w:hint="eastAsia" w:ascii="Times New Roman" w:hAnsi="Times New Roman" w:eastAsia="FangSong" w:cs="Times New Roman"/>
+          <w:rFonts w:hint="eastAsia" w:ascii="SimSun" w:hAnsi="SimSun" w:eastAsia="SimSun" w:cs="SimSun"/>
         </w:rPr>
         <w:t>缩合</w:t>
       </w:r>
       <w:r>
         <w:rPr>
           <w:rStyle w:val="VerbatimChar"/>
-          <w:rFonts w:hint="eastAsia" w:ascii="Times New Roman" w:hAnsi="Times New Roman" w:eastAsia="Times New Roman" w:cs="Times New Roman"/>
+          <w:rFonts w:hint="eastAsia" w:ascii="SimSun" w:hAnsi="SimSun" w:eastAsia="SimSun" w:cs="SimSun"/>
         </w:rPr>
         <w:t>)</w:t>
       </w:r>
       <w:r>
         <w:rPr>
           <w:rStyle w:val="VerbatimChar"/>
-          <w:rFonts w:ascii="Times New Roman" w:hAnsi="Times New Roman" w:eastAsia="Times New Roman" w:cs="Times New Roman"/>
+          <w:rFonts w:ascii="SimSun" w:hAnsi="SimSun" w:eastAsia="SimSun" w:cs="SimSun"/>
         </w:rPr>
         <w:t xml:space="preserve">     3300 </w:t>
       </w:r>
       <w:r>
         <w:rPr>
           <w:rStyle w:val="VerbatimChar"/>
-          <w:rFonts w:hint="eastAsia" w:ascii="Times New Roman" w:hAnsi="Times New Roman" w:eastAsia="Times New Roman" w:cs="Times New Roman"/>
+          <w:rFonts w:hint="eastAsia" w:ascii="SimSun" w:hAnsi="SimSun" w:eastAsia="SimSun" w:cs="SimSun"/>
         </w:rPr>
         <w:t>(</w:t>
       </w:r>
       <w:r>
         <w:rPr>
           <w:rStyle w:val="VerbatimChar"/>
-          <w:rFonts w:hint="eastAsia" w:ascii="Times New Roman" w:hAnsi="Times New Roman" w:eastAsia="FangSong" w:cs="Times New Roman"/>
+          <w:rFonts w:hint="eastAsia" w:ascii="SimSun" w:hAnsi="SimSun" w:eastAsia="SimSun" w:cs="SimSun"/>
         </w:rPr>
         <w:t>宽</w:t>
       </w:r>
       <w:r>
         <w:rPr>
           <w:rStyle w:val="VerbatimChar"/>
-          <w:rFonts w:hint="eastAsia" w:ascii="Times New Roman" w:hAnsi="Times New Roman" w:eastAsia="Times New Roman" w:cs="Times New Roman"/>
+          <w:rFonts w:hint="eastAsia" w:ascii="SimSun" w:hAnsi="SimSun" w:eastAsia="SimSun" w:cs="SimSun"/>
         </w:rPr>
         <w:t>)</w:t>
       </w:r>
       <w:r>
         <w:rPr>
-          <w:rFonts w:ascii="Times New Roman" w:hAnsi="Times New Roman" w:eastAsia="Times New Roman" w:cs="Times New Roman"/>
+          <w:rFonts w:ascii="SimSun" w:hAnsi="SimSun" w:eastAsia="SimSun" w:cs="SimSun"/>
         </w:rPr>
         <w:br/>
       </w:r>
       <w:r>
         <w:rPr>
           <w:rStyle w:val="VerbatimChar"/>
-          <w:rFonts w:ascii="Times New Roman" w:hAnsi="Times New Roman" w:eastAsia="Times New Roman" w:cs="Times New Roman"/>
+          <w:rFonts w:ascii="SimSun" w:hAnsi="SimSun" w:eastAsia="SimSun" w:cs="SimSun"/>
         </w:rPr>
         <w:t xml:space="preserve">N–H </w:t>
       </w:r>
       <w:r>
         <w:rPr>
           <w:rStyle w:val="VerbatimChar"/>
-          <w:rFonts w:hint="eastAsia" w:ascii="Times New Roman" w:hAnsi="Times New Roman" w:eastAsia="Times New Roman" w:cs="Times New Roman"/>
+          <w:rFonts w:hint="eastAsia" w:ascii="SimSun" w:hAnsi="SimSun" w:eastAsia="SimSun" w:cs="SimSun"/>
         </w:rPr>
         <w:t>(</w:t>
       </w:r>
       <w:r>
         <w:rPr>
           <w:rStyle w:val="VerbatimChar"/>
-          <w:rFonts w:hint="eastAsia" w:ascii="Times New Roman" w:hAnsi="Times New Roman" w:eastAsia="FangSong" w:cs="Times New Roman"/>
+          <w:rFonts w:hint="eastAsia" w:ascii="SimSun" w:hAnsi="SimSun" w:eastAsia="SimSun" w:cs="SimSun"/>
         </w:rPr>
         <w:t>伯胺</w:t>
       </w:r>
       <w:r>
         <w:rPr>
           <w:rStyle w:val="VerbatimChar"/>
-          <w:rFonts w:hint="eastAsia" w:ascii="Times New Roman" w:hAnsi="Times New Roman" w:eastAsia="Times New Roman" w:cs="Times New Roman"/>
+          <w:rFonts w:hint="eastAsia" w:ascii="SimSun" w:hAnsi="SimSun" w:eastAsia="SimSun" w:cs="SimSun"/>
         </w:rPr>
         <w:t>)</w:t>
       </w:r>
       <w:r>
         <w:rPr>
           <w:rStyle w:val="VerbatimChar"/>
-          <w:rFonts w:ascii="Times New Roman" w:hAnsi="Times New Roman" w:eastAsia="Times New Roman" w:cs="Times New Roman"/>
+          <w:rFonts w:ascii="SimSun" w:hAnsi="SimSun" w:eastAsia="SimSun" w:cs="SimSun"/>
         </w:rPr>
         <w:t xml:space="preserve">     3350, 3450 </w:t>
       </w:r>
       <w:r>
         <w:rPr>
           <w:rStyle w:val="VerbatimChar"/>
-          <w:rFonts w:hint="eastAsia" w:ascii="Times New Roman" w:hAnsi="Times New Roman" w:eastAsia="Times New Roman" w:cs="Times New Roman"/>
+          <w:rFonts w:hint="eastAsia" w:ascii="SimSun" w:hAnsi="SimSun" w:eastAsia="SimSun" w:cs="SimSun"/>
         </w:rPr>
         <w:t>(</w:t>
       </w:r>
       <w:r>
         <w:rPr>
           <w:rStyle w:val="VerbatimChar"/>
-          <w:rFonts w:hint="eastAsia" w:ascii="Times New Roman" w:hAnsi="Times New Roman" w:eastAsia="FangSong" w:cs="Times New Roman"/>
+          <w:rFonts w:hint="eastAsia" w:ascii="SimSun" w:hAnsi="SimSun" w:eastAsia="SimSun" w:cs="SimSun"/>
         </w:rPr>
         <w:t>双峰</w:t>
       </w:r>
       <w:r>
         <w:rPr>
           <w:rStyle w:val="VerbatimChar"/>
-          <w:rFonts w:hint="eastAsia" w:ascii="Times New Roman" w:hAnsi="Times New Roman" w:eastAsia="Times New Roman" w:cs="Times New Roman"/>
+          <w:rFonts w:hint="eastAsia" w:ascii="SimSun" w:hAnsi="SimSun" w:eastAsia="SimSun" w:cs="SimSun"/>
         </w:rPr>
         <w:t>)</w:t>
       </w:r>
       <w:r>
         <w:rPr>
-          <w:rFonts w:ascii="Times New Roman" w:hAnsi="Times New Roman" w:eastAsia="Times New Roman" w:cs="Times New Roman"/>
+          <w:rFonts w:ascii="SimSun" w:hAnsi="SimSun" w:eastAsia="SimSun" w:cs="SimSun"/>
         </w:rPr>
         <w:br/>
       </w:r>
       <w:r>
         <w:rPr>
           <w:rStyle w:val="VerbatimChar"/>
-          <w:rFonts w:ascii="Times New Roman" w:hAnsi="Times New Roman" w:eastAsia="Times New Roman" w:cs="Times New Roman"/>
+          <w:rFonts w:ascii="SimSun" w:hAnsi="SimSun" w:eastAsia="SimSun" w:cs="SimSun"/>
         </w:rPr>
         <w:t>C–H (sp</w:t>
       </w:r>
       <w:r>
         <w:rPr>
           <w:rStyle w:val="VerbatimChar"/>
-          <w:rFonts w:ascii="Times New Roman" w:hAnsi="Times New Roman" w:eastAsia="Times New Roman" w:cs="Times New Roman"/>
+          <w:rFonts w:ascii="SimSun" w:hAnsi="SimSun" w:eastAsia="SimSun" w:cs="SimSun"/>
           <w:vertAlign w:val="superscript"/>
         </w:rPr>
         <w:t>3</w:t>
@@ -18368,27 +18225,27 @@
       <w:r>
         <w:rPr>
           <w:rStyle w:val="VerbatimChar"/>
-          <w:rFonts w:ascii="Times New Roman" w:hAnsi="Times New Roman" w:eastAsia="Times New Roman" w:cs="Times New Roman"/>
+          <w:rFonts w:ascii="SimSun" w:hAnsi="SimSun" w:eastAsia="SimSun" w:cs="SimSun"/>
         </w:rPr>
         <w:t>)      2850-2960 (&lt;3000)</w:t>
       </w:r>
       <w:r>
         <w:rPr>
-          <w:rFonts w:ascii="Times New Roman" w:hAnsi="Times New Roman" w:eastAsia="Times New Roman" w:cs="Times New Roman"/>
+          <w:rFonts w:ascii="SimSun" w:hAnsi="SimSun" w:eastAsia="SimSun" w:cs="SimSun"/>
         </w:rPr>
         <w:br/>
       </w:r>
       <w:r>
         <w:rPr>
           <w:rStyle w:val="VerbatimChar"/>
-          <w:rFonts w:ascii="Times New Roman" w:hAnsi="Times New Roman" w:eastAsia="Times New Roman" w:cs="Times New Roman"/>
+          <w:rFonts w:ascii="SimSun" w:hAnsi="SimSun" w:eastAsia="SimSun" w:cs="SimSun"/>
         </w:rPr>
         <w:t>C–H (sp</w:t>
       </w:r>
       <w:r>
         <w:rPr>
           <w:rStyle w:val="VerbatimChar"/>
-          <w:rFonts w:ascii="Times New Roman" w:hAnsi="Times New Roman" w:eastAsia="Times New Roman" w:cs="Times New Roman"/>
+          <w:rFonts w:ascii="SimSun" w:hAnsi="SimSun" w:eastAsia="SimSun" w:cs="SimSun"/>
           <w:vertAlign w:val="superscript"/>
         </w:rPr>
         <w:t>2</w:t>
@@ -18396,378 +18253,378 @@
       <w:r>
         <w:rPr>
           <w:rStyle w:val="VerbatimChar"/>
-          <w:rFonts w:ascii="Times New Roman" w:hAnsi="Times New Roman" w:eastAsia="Times New Roman" w:cs="Times New Roman"/>
+          <w:rFonts w:ascii="SimSun" w:hAnsi="SimSun" w:eastAsia="SimSun" w:cs="SimSun"/>
         </w:rPr>
         <w:t>)      3030 (&gt;3000)</w:t>
       </w:r>
       <w:r>
         <w:rPr>
-          <w:rFonts w:ascii="Times New Roman" w:hAnsi="Times New Roman" w:eastAsia="Times New Roman" w:cs="Times New Roman"/>
+          <w:rFonts w:ascii="SimSun" w:hAnsi="SimSun" w:eastAsia="SimSun" w:cs="SimSun"/>
         </w:rPr>
         <w:br/>
       </w:r>
       <w:r>
         <w:rPr>
           <w:rStyle w:val="VerbatimChar"/>
-          <w:rFonts w:ascii="Times New Roman" w:hAnsi="Times New Roman" w:eastAsia="Times New Roman" w:cs="Times New Roman"/>
+          <w:rFonts w:ascii="SimSun" w:hAnsi="SimSun" w:eastAsia="SimSun" w:cs="SimSun"/>
         </w:rPr>
         <w:t xml:space="preserve">C≡N            2250 </w:t>
       </w:r>
       <w:r>
         <w:rPr>
           <w:rStyle w:val="VerbatimChar"/>
-          <w:rFonts w:hint="eastAsia" w:ascii="Times New Roman" w:hAnsi="Times New Roman" w:eastAsia="Times New Roman" w:cs="Times New Roman"/>
+          <w:rFonts w:hint="eastAsia" w:ascii="SimSun" w:hAnsi="SimSun" w:eastAsia="SimSun" w:cs="SimSun"/>
         </w:rPr>
         <w:t>(</w:t>
       </w:r>
       <w:r>
         <w:rPr>
           <w:rStyle w:val="VerbatimChar"/>
-          <w:rFonts w:hint="eastAsia" w:ascii="Times New Roman" w:hAnsi="Times New Roman" w:eastAsia="FangSong" w:cs="Times New Roman"/>
+          <w:rFonts w:hint="eastAsia" w:ascii="SimSun" w:hAnsi="SimSun" w:eastAsia="SimSun" w:cs="SimSun"/>
         </w:rPr>
         <w:t>中</w:t>
       </w:r>
       <w:r>
         <w:rPr>
           <w:rStyle w:val="VerbatimChar"/>
-          <w:rFonts w:hint="eastAsia" w:ascii="Times New Roman" w:hAnsi="Times New Roman" w:eastAsia="Times New Roman" w:cs="Times New Roman"/>
+          <w:rFonts w:hint="eastAsia" w:ascii="SimSun" w:hAnsi="SimSun" w:eastAsia="SimSun" w:cs="SimSun"/>
         </w:rPr>
         <w:t>)</w:t>
       </w:r>
       <w:r>
         <w:rPr>
-          <w:rFonts w:ascii="Times New Roman" w:hAnsi="Times New Roman" w:eastAsia="Times New Roman" w:cs="Times New Roman"/>
+          <w:rFonts w:ascii="SimSun" w:hAnsi="SimSun" w:eastAsia="SimSun" w:cs="SimSun"/>
         </w:rPr>
         <w:br/>
       </w:r>
       <w:r>
         <w:rPr>
           <w:rStyle w:val="VerbatimChar"/>
-          <w:rFonts w:ascii="Times New Roman" w:hAnsi="Times New Roman" w:eastAsia="Times New Roman" w:cs="Times New Roman"/>
+          <w:rFonts w:ascii="SimSun" w:hAnsi="SimSun" w:eastAsia="SimSun" w:cs="SimSun"/>
         </w:rPr>
         <w:t xml:space="preserve">C≡C </w:t>
       </w:r>
       <w:r>
         <w:rPr>
           <w:rStyle w:val="VerbatimChar"/>
-          <w:rFonts w:hint="eastAsia" w:ascii="Times New Roman" w:hAnsi="Times New Roman" w:eastAsia="Times New Roman" w:cs="Times New Roman"/>
+          <w:rFonts w:hint="eastAsia" w:ascii="SimSun" w:hAnsi="SimSun" w:eastAsia="SimSun" w:cs="SimSun"/>
         </w:rPr>
         <w:t>(</w:t>
       </w:r>
       <w:r>
         <w:rPr>
           <w:rStyle w:val="VerbatimChar"/>
-          <w:rFonts w:hint="eastAsia" w:ascii="Times New Roman" w:hAnsi="Times New Roman" w:eastAsia="FangSong" w:cs="Times New Roman"/>
+          <w:rFonts w:hint="eastAsia" w:ascii="SimSun" w:hAnsi="SimSun" w:eastAsia="SimSun" w:cs="SimSun"/>
         </w:rPr>
         <w:t>端炔</w:t>
       </w:r>
       <w:r>
         <w:rPr>
           <w:rStyle w:val="VerbatimChar"/>
-          <w:rFonts w:hint="eastAsia" w:ascii="Times New Roman" w:hAnsi="Times New Roman" w:eastAsia="Times New Roman" w:cs="Times New Roman"/>
+          <w:rFonts w:hint="eastAsia" w:ascii="SimSun" w:hAnsi="SimSun" w:eastAsia="SimSun" w:cs="SimSun"/>
         </w:rPr>
         <w:t>)</w:t>
       </w:r>
       <w:r>
         <w:rPr>
           <w:rStyle w:val="VerbatimChar"/>
-          <w:rFonts w:ascii="Times New Roman" w:hAnsi="Times New Roman" w:eastAsia="Times New Roman" w:cs="Times New Roman"/>
+          <w:rFonts w:ascii="SimSun" w:hAnsi="SimSun" w:eastAsia="SimSun" w:cs="SimSun"/>
         </w:rPr>
         <w:t xml:space="preserve">     2200 </w:t>
       </w:r>
       <w:r>
         <w:rPr>
           <w:rStyle w:val="VerbatimChar"/>
-          <w:rFonts w:hint="eastAsia" w:ascii="Times New Roman" w:hAnsi="Times New Roman" w:eastAsia="Times New Roman" w:cs="Times New Roman"/>
+          <w:rFonts w:hint="eastAsia" w:ascii="SimSun" w:hAnsi="SimSun" w:eastAsia="SimSun" w:cs="SimSun"/>
         </w:rPr>
         <w:t>(</w:t>
       </w:r>
       <w:r>
         <w:rPr>
           <w:rStyle w:val="VerbatimChar"/>
-          <w:rFonts w:hint="eastAsia" w:ascii="Times New Roman" w:hAnsi="Times New Roman" w:eastAsia="FangSong" w:cs="Times New Roman"/>
+          <w:rFonts w:hint="eastAsia" w:ascii="SimSun" w:hAnsi="SimSun" w:eastAsia="SimSun" w:cs="SimSun"/>
         </w:rPr>
         <w:t>强</w:t>
       </w:r>
       <w:r>
         <w:rPr>
           <w:rStyle w:val="VerbatimChar"/>
-          <w:rFonts w:hint="eastAsia" w:ascii="Times New Roman" w:hAnsi="Times New Roman" w:eastAsia="Times New Roman" w:cs="Times New Roman"/>
+          <w:rFonts w:hint="eastAsia" w:ascii="SimSun" w:hAnsi="SimSun" w:eastAsia="SimSun" w:cs="SimSun"/>
         </w:rPr>
         <w:t>)</w:t>
       </w:r>
       <w:r>
         <w:rPr>
-          <w:rFonts w:ascii="Times New Roman" w:hAnsi="Times New Roman" w:eastAsia="Times New Roman" w:cs="Times New Roman"/>
+          <w:rFonts w:ascii="SimSun" w:hAnsi="SimSun" w:eastAsia="SimSun" w:cs="SimSun"/>
         </w:rPr>
         <w:br/>
       </w:r>
       <w:r>
         <w:rPr>
           <w:rStyle w:val="VerbatimChar"/>
-          <w:rFonts w:ascii="Times New Roman" w:hAnsi="Times New Roman" w:eastAsia="Times New Roman" w:cs="Times New Roman"/>
+          <w:rFonts w:ascii="SimSun" w:hAnsi="SimSun" w:eastAsia="SimSun" w:cs="SimSun"/>
         </w:rPr>
         <w:t xml:space="preserve">C=O </w:t>
       </w:r>
       <w:r>
         <w:rPr>
           <w:rStyle w:val="VerbatimChar"/>
-          <w:rFonts w:hint="eastAsia" w:ascii="Times New Roman" w:hAnsi="Times New Roman" w:eastAsia="Times New Roman" w:cs="Times New Roman"/>
+          <w:rFonts w:hint="eastAsia" w:ascii="SimSun" w:hAnsi="SimSun" w:eastAsia="SimSun" w:cs="SimSun"/>
         </w:rPr>
         <w:t>(</w:t>
       </w:r>
       <w:r>
         <w:rPr>
           <w:rStyle w:val="VerbatimChar"/>
-          <w:rFonts w:hint="eastAsia" w:ascii="Times New Roman" w:hAnsi="Times New Roman" w:eastAsia="FangSong" w:cs="Times New Roman"/>
+          <w:rFonts w:hint="eastAsia" w:ascii="SimSun" w:hAnsi="SimSun" w:eastAsia="SimSun" w:cs="SimSun"/>
         </w:rPr>
         <w:t>酯</w:t>
       </w:r>
       <w:r>
         <w:rPr>
           <w:rStyle w:val="VerbatimChar"/>
-          <w:rFonts w:hint="eastAsia" w:ascii="Times New Roman" w:hAnsi="Times New Roman" w:eastAsia="Times New Roman" w:cs="Times New Roman"/>
+          <w:rFonts w:hint="eastAsia" w:ascii="SimSun" w:hAnsi="SimSun" w:eastAsia="SimSun" w:cs="SimSun"/>
         </w:rPr>
         <w:t>)</w:t>
       </w:r>
       <w:r>
         <w:rPr>
           <w:rStyle w:val="VerbatimChar"/>
-          <w:rFonts w:ascii="Times New Roman" w:hAnsi="Times New Roman" w:eastAsia="Times New Roman" w:cs="Times New Roman"/>
+          <w:rFonts w:ascii="SimSun" w:hAnsi="SimSun" w:eastAsia="SimSun" w:cs="SimSun"/>
         </w:rPr>
         <w:t xml:space="preserve">       1740 </w:t>
       </w:r>
       <w:r>
         <w:rPr>
           <w:rStyle w:val="VerbatimChar"/>
-          <w:rFonts w:hint="eastAsia" w:ascii="Times New Roman" w:hAnsi="Times New Roman" w:eastAsia="Times New Roman" w:cs="Times New Roman"/>
+          <w:rFonts w:hint="eastAsia" w:ascii="SimSun" w:hAnsi="SimSun" w:eastAsia="SimSun" w:cs="SimSun"/>
         </w:rPr>
         <w:t>(</w:t>
       </w:r>
       <w:r>
         <w:rPr>
           <w:rStyle w:val="VerbatimChar"/>
-          <w:rFonts w:hint="eastAsia" w:ascii="Times New Roman" w:hAnsi="Times New Roman" w:eastAsia="FangSong" w:cs="Times New Roman"/>
+          <w:rFonts w:hint="eastAsia" w:ascii="SimSun" w:hAnsi="SimSun" w:eastAsia="SimSun" w:cs="SimSun"/>
         </w:rPr>
         <w:t>强</w:t>
       </w:r>
       <w:r>
         <w:rPr>
           <w:rStyle w:val="VerbatimChar"/>
-          <w:rFonts w:hint="eastAsia" w:ascii="Times New Roman" w:hAnsi="Times New Roman" w:eastAsia="Times New Roman" w:cs="Times New Roman"/>
+          <w:rFonts w:hint="eastAsia" w:ascii="SimSun" w:hAnsi="SimSun" w:eastAsia="SimSun" w:cs="SimSun"/>
         </w:rPr>
         <w:t>)</w:t>
       </w:r>
       <w:r>
         <w:rPr>
-          <w:rFonts w:ascii="Times New Roman" w:hAnsi="Times New Roman" w:eastAsia="Times New Roman" w:cs="Times New Roman"/>
+          <w:rFonts w:ascii="SimSun" w:hAnsi="SimSun" w:eastAsia="SimSun" w:cs="SimSun"/>
         </w:rPr>
         <w:br/>
       </w:r>
       <w:r>
         <w:rPr>
           <w:rStyle w:val="VerbatimChar"/>
-          <w:rFonts w:ascii="Times New Roman" w:hAnsi="Times New Roman" w:eastAsia="Times New Roman" w:cs="Times New Roman"/>
+          <w:rFonts w:ascii="SimSun" w:hAnsi="SimSun" w:eastAsia="SimSun" w:cs="SimSun"/>
         </w:rPr>
         <w:t xml:space="preserve">C=O </w:t>
       </w:r>
       <w:r>
         <w:rPr>
           <w:rStyle w:val="VerbatimChar"/>
-          <w:rFonts w:hint="eastAsia" w:ascii="Times New Roman" w:hAnsi="Times New Roman" w:eastAsia="Times New Roman" w:cs="Times New Roman"/>
+          <w:rFonts w:hint="eastAsia" w:ascii="SimSun" w:hAnsi="SimSun" w:eastAsia="SimSun" w:cs="SimSun"/>
         </w:rPr>
         <w:t>(</w:t>
       </w:r>
       <w:r>
         <w:rPr>
           <w:rStyle w:val="VerbatimChar"/>
-          <w:rFonts w:hint="eastAsia" w:ascii="Times New Roman" w:hAnsi="Times New Roman" w:eastAsia="FangSong" w:cs="Times New Roman"/>
+          <w:rFonts w:hint="eastAsia" w:ascii="SimSun" w:hAnsi="SimSun" w:eastAsia="SimSun" w:cs="SimSun"/>
         </w:rPr>
         <w:t>醛</w:t>
       </w:r>
       <w:r>
         <w:rPr>
           <w:rStyle w:val="VerbatimChar"/>
-          <w:rFonts w:hint="eastAsia" w:ascii="Times New Roman" w:hAnsi="Times New Roman" w:eastAsia="Times New Roman" w:cs="Times New Roman"/>
+          <w:rFonts w:hint="eastAsia" w:ascii="SimSun" w:hAnsi="SimSun" w:eastAsia="SimSun" w:cs="SimSun"/>
         </w:rPr>
         <w:t>/</w:t>
       </w:r>
       <w:r>
         <w:rPr>
           <w:rStyle w:val="VerbatimChar"/>
-          <w:rFonts w:hint="eastAsia" w:ascii="Times New Roman" w:hAnsi="Times New Roman" w:eastAsia="FangSong" w:cs="Times New Roman"/>
+          <w:rFonts w:hint="eastAsia" w:ascii="SimSun" w:hAnsi="SimSun" w:eastAsia="SimSun" w:cs="SimSun"/>
         </w:rPr>
         <w:t>酮</w:t>
       </w:r>
       <w:r>
         <w:rPr>
           <w:rStyle w:val="VerbatimChar"/>
-          <w:rFonts w:hint="eastAsia" w:ascii="Times New Roman" w:hAnsi="Times New Roman" w:eastAsia="Times New Roman" w:cs="Times New Roman"/>
+          <w:rFonts w:hint="eastAsia" w:ascii="SimSun" w:hAnsi="SimSun" w:eastAsia="SimSun" w:cs="SimSun"/>
         </w:rPr>
         <w:t>)</w:t>
       </w:r>
       <w:r>
         <w:rPr>
           <w:rStyle w:val="VerbatimChar"/>
-          <w:rFonts w:ascii="Times New Roman" w:hAnsi="Times New Roman" w:eastAsia="Times New Roman" w:cs="Times New Roman"/>
+          <w:rFonts w:ascii="SimSun" w:hAnsi="SimSun" w:eastAsia="SimSun" w:cs="SimSun"/>
         </w:rPr>
         <w:t xml:space="preserve">    1715 </w:t>
       </w:r>
       <w:r>
         <w:rPr>
           <w:rStyle w:val="VerbatimChar"/>
-          <w:rFonts w:hint="eastAsia" w:ascii="Times New Roman" w:hAnsi="Times New Roman" w:eastAsia="Times New Roman" w:cs="Times New Roman"/>
+          <w:rFonts w:hint="eastAsia" w:ascii="SimSun" w:hAnsi="SimSun" w:eastAsia="SimSun" w:cs="SimSun"/>
         </w:rPr>
         <w:t>(</w:t>
       </w:r>
       <w:r>
         <w:rPr>
           <w:rStyle w:val="VerbatimChar"/>
-          <w:rFonts w:hint="eastAsia" w:ascii="Times New Roman" w:hAnsi="Times New Roman" w:eastAsia="FangSong" w:cs="Times New Roman"/>
+          <w:rFonts w:hint="eastAsia" w:ascii="SimSun" w:hAnsi="SimSun" w:eastAsia="SimSun" w:cs="SimSun"/>
         </w:rPr>
         <w:t>强</w:t>
       </w:r>
       <w:r>
         <w:rPr>
           <w:rStyle w:val="VerbatimChar"/>
-          <w:rFonts w:hint="eastAsia" w:ascii="Times New Roman" w:hAnsi="Times New Roman" w:eastAsia="Times New Roman" w:cs="Times New Roman"/>
+          <w:rFonts w:hint="eastAsia" w:ascii="SimSun" w:hAnsi="SimSun" w:eastAsia="SimSun" w:cs="SimSun"/>
         </w:rPr>
         <w:t>)</w:t>
       </w:r>
       <w:r>
         <w:rPr>
-          <w:rFonts w:ascii="Times New Roman" w:hAnsi="Times New Roman" w:eastAsia="Times New Roman" w:cs="Times New Roman"/>
+          <w:rFonts w:ascii="SimSun" w:hAnsi="SimSun" w:eastAsia="SimSun" w:cs="SimSun"/>
         </w:rPr>
         <w:br/>
       </w:r>
       <w:r>
         <w:rPr>
           <w:rStyle w:val="VerbatimChar"/>
-          <w:rFonts w:ascii="Times New Roman" w:hAnsi="Times New Roman" w:eastAsia="Times New Roman" w:cs="Times New Roman"/>
+          <w:rFonts w:ascii="SimSun" w:hAnsi="SimSun" w:eastAsia="SimSun" w:cs="SimSun"/>
         </w:rPr>
         <w:t xml:space="preserve">C=O </w:t>
       </w:r>
       <w:r>
         <w:rPr>
           <w:rStyle w:val="VerbatimChar"/>
-          <w:rFonts w:hint="eastAsia" w:ascii="Times New Roman" w:hAnsi="Times New Roman" w:eastAsia="Times New Roman" w:cs="Times New Roman"/>
+          <w:rFonts w:hint="eastAsia" w:ascii="SimSun" w:hAnsi="SimSun" w:eastAsia="SimSun" w:cs="SimSun"/>
         </w:rPr>
         <w:t>(</w:t>
       </w:r>
       <w:r>
         <w:rPr>
           <w:rStyle w:val="VerbatimChar"/>
-          <w:rFonts w:hint="eastAsia" w:ascii="Times New Roman" w:hAnsi="Times New Roman" w:eastAsia="FangSong" w:cs="Times New Roman"/>
+          <w:rFonts w:hint="eastAsia" w:ascii="SimSun" w:hAnsi="SimSun" w:eastAsia="SimSun" w:cs="SimSun"/>
         </w:rPr>
         <w:t>酰胺</w:t>
       </w:r>
       <w:r>
         <w:rPr>
           <w:rStyle w:val="VerbatimChar"/>
-          <w:rFonts w:hint="eastAsia" w:ascii="Times New Roman" w:hAnsi="Times New Roman" w:eastAsia="Times New Roman" w:cs="Times New Roman"/>
+          <w:rFonts w:hint="eastAsia" w:ascii="SimSun" w:hAnsi="SimSun" w:eastAsia="SimSun" w:cs="SimSun"/>
         </w:rPr>
         <w:t>)</w:t>
       </w:r>
       <w:r>
         <w:rPr>
           <w:rStyle w:val="VerbatimChar"/>
-          <w:rFonts w:ascii="Times New Roman" w:hAnsi="Times New Roman" w:eastAsia="Times New Roman" w:cs="Times New Roman"/>
+          <w:rFonts w:ascii="SimSun" w:hAnsi="SimSun" w:eastAsia="SimSun" w:cs="SimSun"/>
         </w:rPr>
         <w:t xml:space="preserve">     1680 </w:t>
       </w:r>
       <w:r>
         <w:rPr>
           <w:rStyle w:val="VerbatimChar"/>
-          <w:rFonts w:hint="eastAsia" w:ascii="Times New Roman" w:hAnsi="Times New Roman" w:eastAsia="Times New Roman" w:cs="Times New Roman"/>
+          <w:rFonts w:hint="eastAsia" w:ascii="SimSun" w:hAnsi="SimSun" w:eastAsia="SimSun" w:cs="SimSun"/>
         </w:rPr>
         <w:t>(</w:t>
       </w:r>
       <w:r>
         <w:rPr>
           <w:rStyle w:val="VerbatimChar"/>
-          <w:rFonts w:hint="eastAsia" w:ascii="Times New Roman" w:hAnsi="Times New Roman" w:eastAsia="FangSong" w:cs="Times New Roman"/>
+          <w:rFonts w:hint="eastAsia" w:ascii="SimSun" w:hAnsi="SimSun" w:eastAsia="SimSun" w:cs="SimSun"/>
         </w:rPr>
         <w:t>强</w:t>
       </w:r>
       <w:r>
         <w:rPr>
           <w:rStyle w:val="VerbatimChar"/>
-          <w:rFonts w:hint="eastAsia" w:ascii="Times New Roman" w:hAnsi="Times New Roman" w:eastAsia="Times New Roman" w:cs="Times New Roman"/>
+          <w:rFonts w:hint="eastAsia" w:ascii="SimSun" w:hAnsi="SimSun" w:eastAsia="SimSun" w:cs="SimSun"/>
         </w:rPr>
         <w:t>)</w:t>
       </w:r>
       <w:r>
         <w:rPr>
-          <w:rFonts w:ascii="Times New Roman" w:hAnsi="Times New Roman" w:eastAsia="Times New Roman" w:cs="Times New Roman"/>
+          <w:rFonts w:ascii="SimSun" w:hAnsi="SimSun" w:eastAsia="SimSun" w:cs="SimSun"/>
         </w:rPr>
         <w:br/>
       </w:r>
       <w:r>
         <w:rPr>
           <w:rStyle w:val="VerbatimChar"/>
-          <w:rFonts w:ascii="Times New Roman" w:hAnsi="Times New Roman" w:eastAsia="Times New Roman" w:cs="Times New Roman"/>
+          <w:rFonts w:ascii="SimSun" w:hAnsi="SimSun" w:eastAsia="SimSun" w:cs="SimSun"/>
         </w:rPr>
         <w:t xml:space="preserve">C=C            1620-1680 </w:t>
       </w:r>
       <w:r>
         <w:rPr>
           <w:rStyle w:val="VerbatimChar"/>
-          <w:rFonts w:hint="eastAsia" w:ascii="Times New Roman" w:hAnsi="Times New Roman" w:eastAsia="Times New Roman" w:cs="Times New Roman"/>
+          <w:rFonts w:hint="eastAsia" w:ascii="SimSun" w:hAnsi="SimSun" w:eastAsia="SimSun" w:cs="SimSun"/>
         </w:rPr>
         <w:t>(</w:t>
       </w:r>
       <w:r>
         <w:rPr>
           <w:rStyle w:val="VerbatimChar"/>
-          <w:rFonts w:hint="eastAsia" w:ascii="Times New Roman" w:hAnsi="Times New Roman" w:eastAsia="FangSong" w:cs="Times New Roman"/>
+          <w:rFonts w:hint="eastAsia" w:ascii="SimSun" w:hAnsi="SimSun" w:eastAsia="SimSun" w:cs="SimSun"/>
         </w:rPr>
         <w:t>中</w:t>
       </w:r>
       <w:r>
         <w:rPr>
           <w:rStyle w:val="VerbatimChar"/>
-          <w:rFonts w:hint="eastAsia" w:ascii="Times New Roman" w:hAnsi="Times New Roman" w:eastAsia="Times New Roman" w:cs="Times New Roman"/>
+          <w:rFonts w:hint="eastAsia" w:ascii="SimSun" w:hAnsi="SimSun" w:eastAsia="SimSun" w:cs="SimSun"/>
         </w:rPr>
         <w:t>)</w:t>
       </w:r>
       <w:r>
         <w:rPr>
-          <w:rFonts w:ascii="Times New Roman" w:hAnsi="Times New Roman" w:eastAsia="Times New Roman" w:cs="Times New Roman"/>
+          <w:rFonts w:ascii="SimSun" w:hAnsi="SimSun" w:eastAsia="SimSun" w:cs="SimSun"/>
         </w:rPr>
         <w:br/>
       </w:r>
       <w:r>
         <w:rPr>
           <w:rStyle w:val="VerbatimChar"/>
-          <w:rFonts w:hint="eastAsia" w:ascii="Times New Roman" w:hAnsi="Times New Roman" w:eastAsia="FangSong" w:cs="Times New Roman"/>
+          <w:rFonts w:hint="eastAsia" w:ascii="SimSun" w:hAnsi="SimSun" w:eastAsia="SimSun" w:cs="SimSun"/>
         </w:rPr>
         <w:t xml:space="preserve">芳环</w:t>
       </w:r>
       <w:r>
         <w:rPr>
           <w:rStyle w:val="VerbatimChar"/>
-          <w:rFonts w:ascii="Times New Roman" w:hAnsi="Times New Roman" w:eastAsia="Times New Roman" w:cs="Times New Roman"/>
+          <w:rFonts w:ascii="SimSun" w:hAnsi="SimSun" w:eastAsia="SimSun" w:cs="SimSun"/>
         </w:rPr>
         <w:t xml:space="preserve"> C=C       1600, 1500 </w:t>
       </w:r>
       <w:r>
         <w:rPr>
           <w:rStyle w:val="VerbatimChar"/>
-          <w:rFonts w:hint="eastAsia" w:ascii="Times New Roman" w:hAnsi="Times New Roman" w:eastAsia="Times New Roman" w:cs="Times New Roman"/>
+          <w:rFonts w:hint="eastAsia" w:ascii="SimSun" w:hAnsi="SimSun" w:eastAsia="SimSun" w:cs="SimSun"/>
         </w:rPr>
         <w:t>(</w:t>
       </w:r>
       <w:r>
         <w:rPr>
           <w:rStyle w:val="VerbatimChar"/>
-          <w:rFonts w:hint="eastAsia" w:ascii="Times New Roman" w:hAnsi="Times New Roman" w:eastAsia="FangSong" w:cs="Times New Roman"/>
+          <w:rFonts w:hint="eastAsia" w:ascii="SimSun" w:hAnsi="SimSun" w:eastAsia="SimSun" w:cs="SimSun"/>
         </w:rPr>
         <w:t>双峰</w:t>
       </w:r>
       <w:r>
         <w:rPr>
           <w:rStyle w:val="VerbatimChar"/>
-          <w:rFonts w:hint="eastAsia" w:ascii="Times New Roman" w:hAnsi="Times New Roman" w:eastAsia="Times New Roman" w:cs="Times New Roman"/>
+          <w:rFonts w:hint="eastAsia" w:ascii="SimSun" w:hAnsi="SimSun" w:eastAsia="SimSun" w:cs="SimSun"/>
         </w:rPr>
         <w:t>)</w:t>
       </w:r>
@@ -18812,14 +18669,14 @@
       <w:r>
         <w:rPr>
           <w:rStyle w:val="VerbatimChar"/>
-          <w:rFonts w:ascii="Times New Roman" w:hAnsi="Times New Roman" w:eastAsia="Times New Roman" w:cs="Times New Roman"/>
+          <w:rFonts w:ascii="SimSun" w:hAnsi="SimSun" w:eastAsia="SimSun" w:cs="SimSun"/>
         </w:rPr>
         <w:t>–CH</w:t>
       </w:r>
       <w:r>
         <w:rPr>
           <w:rStyle w:val="VerbatimChar"/>
-          <w:rFonts w:ascii="Times New Roman" w:hAnsi="Times New Roman" w:eastAsia="Times New Roman" w:cs="Times New Roman"/>
+          <w:rFonts w:ascii="SimSun" w:hAnsi="SimSun" w:eastAsia="SimSun" w:cs="SimSun"/>
           <w:vertAlign w:val="subscript"/>
         </w:rPr>
         <w:t>3</w:t>
@@ -18827,27 +18684,27 @@
       <w:r>
         <w:rPr>
           <w:rStyle w:val="VerbatimChar"/>
-          <w:rFonts w:ascii="Times New Roman" w:hAnsi="Times New Roman" w:eastAsia="Times New Roman" w:cs="Times New Roman"/>
+          <w:rFonts w:ascii="SimSun" w:hAnsi="SimSun" w:eastAsia="SimSun" w:cs="SimSun"/>
         </w:rPr>
         <w:t xml:space="preserve">             0.9  (s)</w:t>
       </w:r>
       <w:r>
         <w:rPr>
-          <w:rFonts w:ascii="Times New Roman" w:hAnsi="Times New Roman" w:eastAsia="Times New Roman" w:cs="Times New Roman"/>
+          <w:rFonts w:ascii="SimSun" w:hAnsi="SimSun" w:eastAsia="SimSun" w:cs="SimSun"/>
         </w:rPr>
         <w:br/>
       </w:r>
       <w:r>
         <w:rPr>
           <w:rStyle w:val="VerbatimChar"/>
-          <w:rFonts w:ascii="Times New Roman" w:hAnsi="Times New Roman" w:eastAsia="Times New Roman" w:cs="Times New Roman"/>
+          <w:rFonts w:ascii="SimSun" w:hAnsi="SimSun" w:eastAsia="SimSun" w:cs="SimSun"/>
         </w:rPr>
         <w:t>–CH</w:t>
       </w:r>
       <w:r>
         <w:rPr>
           <w:rStyle w:val="VerbatimChar"/>
-          <w:rFonts w:ascii="Times New Roman" w:hAnsi="Times New Roman" w:eastAsia="Times New Roman" w:cs="Times New Roman"/>
+          <w:rFonts w:ascii="SimSun" w:hAnsi="SimSun" w:eastAsia="SimSun" w:cs="SimSun"/>
           <w:vertAlign w:val="subscript"/>
         </w:rPr>
         <w:t>2</w:t>
@@ -18855,40 +18712,40 @@
       <w:r>
         <w:rPr>
           <w:rStyle w:val="VerbatimChar"/>
-          <w:rFonts w:ascii="Times New Roman" w:hAnsi="Times New Roman" w:eastAsia="Times New Roman" w:cs="Times New Roman"/>
+          <w:rFonts w:ascii="SimSun" w:hAnsi="SimSun" w:eastAsia="SimSun" w:cs="SimSun"/>
         </w:rPr>
         <w:t>–            1.3  (s)</w:t>
       </w:r>
       <w:r>
         <w:rPr>
-          <w:rFonts w:ascii="Times New Roman" w:hAnsi="Times New Roman" w:eastAsia="Times New Roman" w:cs="Times New Roman"/>
+          <w:rFonts w:ascii="SimSun" w:hAnsi="SimSun" w:eastAsia="SimSun" w:cs="SimSun"/>
         </w:rPr>
         <w:br/>
       </w:r>
       <w:r>
         <w:rPr>
           <w:rStyle w:val="VerbatimChar"/>
-          <w:rFonts w:ascii="Times New Roman" w:hAnsi="Times New Roman" w:eastAsia="Times New Roman" w:cs="Times New Roman"/>
+          <w:rFonts w:ascii="SimSun" w:hAnsi="SimSun" w:eastAsia="SimSun" w:cs="SimSun"/>
         </w:rPr>
         <w:t xml:space="preserve">&gt;CH–             1.5-1.7</w:t>
       </w:r>
       <w:r>
         <w:rPr>
-          <w:rFonts w:ascii="Times New Roman" w:hAnsi="Times New Roman" w:eastAsia="Times New Roman" w:cs="Times New Roman"/>
+          <w:rFonts w:ascii="SimSun" w:hAnsi="SimSun" w:eastAsia="SimSun" w:cs="SimSun"/>
         </w:rPr>
         <w:br/>
       </w:r>
       <w:r>
         <w:rPr>
           <w:rStyle w:val="VerbatimChar"/>
-          <w:rFonts w:ascii="Times New Roman" w:hAnsi="Times New Roman" w:eastAsia="Times New Roman" w:cs="Times New Roman"/>
+          <w:rFonts w:ascii="SimSun" w:hAnsi="SimSun" w:eastAsia="SimSun" w:cs="SimSun"/>
         </w:rPr>
         <w:t>–CO–CH</w:t>
       </w:r>
       <w:r>
         <w:rPr>
           <w:rStyle w:val="VerbatimChar"/>
-          <w:rFonts w:ascii="Times New Roman" w:hAnsi="Times New Roman" w:eastAsia="Times New Roman" w:cs="Times New Roman"/>
+          <w:rFonts w:ascii="SimSun" w:hAnsi="SimSun" w:eastAsia="SimSun" w:cs="SimSun"/>
           <w:vertAlign w:val="subscript"/>
         </w:rPr>
         <w:t>3</w:t>
@@ -18896,40 +18753,40 @@
       <w:r>
         <w:rPr>
           <w:rStyle w:val="VerbatimChar"/>
-          <w:rFonts w:ascii="Times New Roman" w:hAnsi="Times New Roman" w:eastAsia="Times New Roman" w:cs="Times New Roman"/>
+          <w:rFonts w:ascii="SimSun" w:hAnsi="SimSun" w:eastAsia="SimSun" w:cs="SimSun"/>
         </w:rPr>
         <w:t xml:space="preserve">          2.0-2.5 (s)</w:t>
       </w:r>
       <w:r>
         <w:rPr>
-          <w:rFonts w:ascii="Times New Roman" w:hAnsi="Times New Roman" w:eastAsia="Times New Roman" w:cs="Times New Roman"/>
+          <w:rFonts w:ascii="SimSun" w:hAnsi="SimSun" w:eastAsia="SimSun" w:cs="SimSun"/>
         </w:rPr>
         <w:br/>
       </w:r>
       <w:r>
         <w:rPr>
           <w:rStyle w:val="VerbatimChar"/>
-          <w:rFonts w:ascii="Times New Roman" w:hAnsi="Times New Roman" w:eastAsia="Times New Roman" w:cs="Times New Roman"/>
+          <w:rFonts w:ascii="SimSun" w:hAnsi="SimSun" w:eastAsia="SimSun" w:cs="SimSun"/>
         </w:rPr>
         <w:t xml:space="preserve">–C≡C–H           2.5-3.0</w:t>
       </w:r>
       <w:r>
         <w:rPr>
-          <w:rFonts w:ascii="Times New Roman" w:hAnsi="Times New Roman" w:eastAsia="Times New Roman" w:cs="Times New Roman"/>
+          <w:rFonts w:ascii="SimSun" w:hAnsi="SimSun" w:eastAsia="SimSun" w:cs="SimSun"/>
         </w:rPr>
         <w:br/>
       </w:r>
       <w:r>
         <w:rPr>
           <w:rStyle w:val="VerbatimChar"/>
-          <w:rFonts w:ascii="Times New Roman" w:hAnsi="Times New Roman" w:eastAsia="Times New Roman" w:cs="Times New Roman"/>
+          <w:rFonts w:ascii="SimSun" w:hAnsi="SimSun" w:eastAsia="SimSun" w:cs="SimSun"/>
         </w:rPr>
         <w:t>–O–CH</w:t>
       </w:r>
       <w:r>
         <w:rPr>
           <w:rStyle w:val="VerbatimChar"/>
-          <w:rFonts w:ascii="Times New Roman" w:hAnsi="Times New Roman" w:eastAsia="Times New Roman" w:cs="Times New Roman"/>
+          <w:rFonts w:ascii="SimSun" w:hAnsi="SimSun" w:eastAsia="SimSun" w:cs="SimSun"/>
           <w:vertAlign w:val="subscript"/>
         </w:rPr>
         <w:t>3</w:t>
@@ -18937,27 +18794,27 @@
       <w:r>
         <w:rPr>
           <w:rStyle w:val="VerbatimChar"/>
-          <w:rFonts w:ascii="Times New Roman" w:hAnsi="Times New Roman" w:eastAsia="Times New Roman" w:cs="Times New Roman"/>
+          <w:rFonts w:ascii="SimSun" w:hAnsi="SimSun" w:eastAsia="SimSun" w:cs="SimSun"/>
         </w:rPr>
         <w:t xml:space="preserve">           3.3-3.5 (s)</w:t>
       </w:r>
       <w:r>
         <w:rPr>
-          <w:rFonts w:ascii="Times New Roman" w:hAnsi="Times New Roman" w:eastAsia="Times New Roman" w:cs="Times New Roman"/>
+          <w:rFonts w:ascii="SimSun" w:hAnsi="SimSun" w:eastAsia="SimSun" w:cs="SimSun"/>
         </w:rPr>
         <w:br/>
       </w:r>
       <w:r>
         <w:rPr>
           <w:rStyle w:val="VerbatimChar"/>
-          <w:rFonts w:ascii="Times New Roman" w:hAnsi="Times New Roman" w:eastAsia="Times New Roman" w:cs="Times New Roman"/>
+          <w:rFonts w:ascii="SimSun" w:hAnsi="SimSun" w:eastAsia="SimSun" w:cs="SimSun"/>
         </w:rPr>
         <w:t>–CH</w:t>
       </w:r>
       <w:r>
         <w:rPr>
           <w:rStyle w:val="VerbatimChar"/>
-          <w:rFonts w:ascii="Times New Roman" w:hAnsi="Times New Roman" w:eastAsia="Times New Roman" w:cs="Times New Roman"/>
+          <w:rFonts w:ascii="SimSun" w:hAnsi="SimSun" w:eastAsia="SimSun" w:cs="SimSun"/>
           <w:vertAlign w:val="subscript"/>
         </w:rPr>
         <w:t>2</w:t>
@@ -18965,100 +18822,100 @@
       <w:r>
         <w:rPr>
           <w:rStyle w:val="VerbatimChar"/>
-          <w:rFonts w:ascii="Times New Roman" w:hAnsi="Times New Roman" w:eastAsia="Times New Roman" w:cs="Times New Roman"/>
+          <w:rFonts w:ascii="SimSun" w:hAnsi="SimSun" w:eastAsia="SimSun" w:cs="SimSun"/>
         </w:rPr>
         <w:t>–O–          3.5-4.5</w:t>
       </w:r>
       <w:r>
         <w:rPr>
-          <w:rFonts w:ascii="Times New Roman" w:hAnsi="Times New Roman" w:eastAsia="Times New Roman" w:cs="Times New Roman"/>
+          <w:rFonts w:ascii="SimSun" w:hAnsi="SimSun" w:eastAsia="SimSun" w:cs="SimSun"/>
         </w:rPr>
         <w:br/>
       </w:r>
       <w:r>
         <w:rPr>
           <w:rStyle w:val="VerbatimChar"/>
-          <w:rFonts w:ascii="Times New Roman" w:hAnsi="Times New Roman" w:eastAsia="Times New Roman" w:cs="Times New Roman"/>
+          <w:rFonts w:ascii="SimSun" w:hAnsi="SimSun" w:eastAsia="SimSun" w:cs="SimSun"/>
         </w:rPr>
         <w:t xml:space="preserve">C=C–H            4.5-6.5</w:t>
       </w:r>
       <w:r>
         <w:rPr>
-          <w:rFonts w:ascii="Times New Roman" w:hAnsi="Times New Roman" w:eastAsia="Times New Roman" w:cs="Times New Roman"/>
+          <w:rFonts w:ascii="SimSun" w:hAnsi="SimSun" w:eastAsia="SimSun" w:cs="SimSun"/>
         </w:rPr>
         <w:br/>
       </w:r>
       <w:r>
         <w:rPr>
           <w:rStyle w:val="VerbatimChar"/>
-          <w:rFonts w:ascii="Times New Roman" w:hAnsi="Times New Roman" w:eastAsia="Times New Roman" w:cs="Times New Roman"/>
+          <w:rFonts w:ascii="SimSun" w:hAnsi="SimSun" w:eastAsia="SimSun" w:cs="SimSun"/>
         </w:rPr>
         <w:t xml:space="preserve">Ar–H             6.5-8.5</w:t>
       </w:r>
       <w:r>
         <w:rPr>
-          <w:rFonts w:ascii="Times New Roman" w:hAnsi="Times New Roman" w:eastAsia="Times New Roman" w:cs="Times New Roman"/>
+          <w:rFonts w:ascii="SimSun" w:hAnsi="SimSun" w:eastAsia="SimSun" w:cs="SimSun"/>
         </w:rPr>
         <w:br/>
       </w:r>
       <w:r>
         <w:rPr>
           <w:rStyle w:val="VerbatimChar"/>
-          <w:rFonts w:ascii="Times New Roman" w:hAnsi="Times New Roman" w:eastAsia="Times New Roman" w:cs="Times New Roman"/>
+          <w:rFonts w:ascii="SimSun" w:hAnsi="SimSun" w:eastAsia="SimSun" w:cs="SimSun"/>
         </w:rPr>
         <w:t xml:space="preserve">–CHO             9-10 (s)</w:t>
       </w:r>
       <w:r>
         <w:rPr>
-          <w:rFonts w:ascii="Times New Roman" w:hAnsi="Times New Roman" w:eastAsia="Times New Roman" w:cs="Times New Roman"/>
+          <w:rFonts w:ascii="SimSun" w:hAnsi="SimSun" w:eastAsia="SimSun" w:cs="SimSun"/>
         </w:rPr>
         <w:br/>
       </w:r>
       <w:r>
         <w:rPr>
           <w:rStyle w:val="VerbatimChar"/>
-          <w:rFonts w:ascii="Times New Roman" w:hAnsi="Times New Roman" w:eastAsia="Times New Roman" w:cs="Times New Roman"/>
+          <w:rFonts w:ascii="SimSun" w:hAnsi="SimSun" w:eastAsia="SimSun" w:cs="SimSun"/>
         </w:rPr>
         <w:t xml:space="preserve">–COOH            10-13 </w:t>
       </w:r>
       <w:r>
         <w:rPr>
           <w:rStyle w:val="VerbatimChar"/>
-          <w:rFonts w:hint="eastAsia" w:ascii="Times New Roman" w:hAnsi="Times New Roman" w:eastAsia="Times New Roman" w:cs="Times New Roman"/>
+          <w:rFonts w:hint="eastAsia" w:ascii="SimSun" w:hAnsi="SimSun" w:eastAsia="SimSun" w:cs="SimSun"/>
         </w:rPr>
         <w:t>(</w:t>
       </w:r>
       <w:r>
         <w:rPr>
           <w:rStyle w:val="VerbatimChar"/>
-          <w:rFonts w:hint="eastAsia" w:ascii="Times New Roman" w:hAnsi="Times New Roman" w:eastAsia="FangSong" w:cs="Times New Roman"/>
+          <w:rFonts w:hint="eastAsia" w:ascii="SimSun" w:hAnsi="SimSun" w:eastAsia="SimSun" w:cs="SimSun"/>
         </w:rPr>
         <w:t>宽</w:t>
       </w:r>
       <w:r>
         <w:rPr>
           <w:rStyle w:val="VerbatimChar"/>
-          <w:rFonts w:ascii="Times New Roman" w:hAnsi="Times New Roman" w:eastAsia="Times New Roman" w:cs="Times New Roman"/>
+          <w:rFonts w:ascii="SimSun" w:hAnsi="SimSun" w:eastAsia="SimSun" w:cs="SimSun"/>
         </w:rPr>
         <w:t xml:space="preserve"> s)</w:t>
       </w:r>
       <w:r>
         <w:rPr>
-          <w:rFonts w:ascii="Times New Roman" w:hAnsi="Times New Roman" w:eastAsia="Times New Roman" w:cs="Times New Roman"/>
+          <w:rFonts w:ascii="SimSun" w:hAnsi="SimSun" w:eastAsia="SimSun" w:cs="SimSun"/>
         </w:rPr>
         <w:br/>
       </w:r>
       <w:r>
         <w:rPr>
           <w:rStyle w:val="VerbatimChar"/>
-          <w:rFonts w:ascii="Times New Roman" w:hAnsi="Times New Roman" w:eastAsia="Times New Roman" w:cs="Times New Roman"/>
+          <w:rFonts w:ascii="SimSun" w:hAnsi="SimSun" w:eastAsia="SimSun" w:cs="SimSun"/>
         </w:rPr>
         <w:t>–OH/NH</w:t>
       </w:r>
       <w:r>
         <w:rPr>
           <w:rStyle w:val="VerbatimChar"/>
-          <w:rFonts w:ascii="Times New Roman" w:hAnsi="Times New Roman" w:eastAsia="Times New Roman" w:cs="Times New Roman"/>
+          <w:rFonts w:ascii="SimSun" w:hAnsi="SimSun" w:eastAsia="SimSun" w:cs="SimSun"/>
           <w:vertAlign w:val="subscript"/>
         </w:rPr>
         <w:t>2</w:t>
@@ -19066,35 +18923,35 @@
       <w:r>
         <w:rPr>
           <w:rStyle w:val="VerbatimChar"/>
-          <w:rFonts w:ascii="Times New Roman" w:hAnsi="Times New Roman" w:eastAsia="Times New Roman" w:cs="Times New Roman"/>
+          <w:rFonts w:ascii="SimSun" w:hAnsi="SimSun" w:eastAsia="SimSun" w:cs="SimSun"/>
         </w:rPr>
         <w:t xml:space="preserve">          1-5 </w:t>
       </w:r>
       <w:r>
         <w:rPr>
           <w:rStyle w:val="VerbatimChar"/>
-          <w:rFonts w:hint="eastAsia" w:ascii="Times New Roman" w:hAnsi="Times New Roman" w:eastAsia="Times New Roman" w:cs="Times New Roman"/>
+          <w:rFonts w:hint="eastAsia" w:ascii="SimSun" w:hAnsi="SimSun" w:eastAsia="SimSun" w:cs="SimSun"/>
         </w:rPr>
         <w:t>(</w:t>
       </w:r>
       <w:r>
         <w:rPr>
           <w:rStyle w:val="VerbatimChar"/>
-          <w:rFonts w:hint="eastAsia" w:ascii="Times New Roman" w:hAnsi="Times New Roman" w:eastAsia="FangSong" w:cs="Times New Roman"/>
+          <w:rFonts w:hint="eastAsia" w:ascii="SimSun" w:hAnsi="SimSun" w:eastAsia="SimSun" w:cs="SimSun"/>
         </w:rPr>
         <w:t>可变</w:t>
       </w:r>
       <w:r>
         <w:rPr>
           <w:rStyle w:val="VerbatimChar"/>
-          <w:rFonts w:hint="eastAsia" w:ascii="Times New Roman" w:hAnsi="Times New Roman" w:eastAsia="Times New Roman" w:cs="Times New Roman"/>
+          <w:rFonts w:hint="eastAsia" w:ascii="SimSun" w:hAnsi="SimSun" w:eastAsia="SimSun" w:cs="SimSun"/>
         </w:rPr>
         <w:t>，D</w:t>
       </w:r>
       <w:r>
         <w:rPr>
           <w:rStyle w:val="VerbatimChar"/>
-          <w:rFonts w:hint="eastAsia" w:ascii="Times New Roman" w:hAnsi="Times New Roman" w:eastAsia="Times New Roman" w:cs="Times New Roman"/>
+          <w:rFonts w:hint="eastAsia" w:ascii="SimSun" w:hAnsi="SimSun" w:eastAsia="SimSun" w:cs="SimSun"/>
           <w:vertAlign w:val="subscript"/>
         </w:rPr>
         <w:t>2</w:t>
@@ -19102,28 +18959,28 @@
       <w:r>
         <w:rPr>
           <w:rStyle w:val="VerbatimChar"/>
-          <w:rFonts w:hint="eastAsia" w:ascii="Times New Roman" w:hAnsi="Times New Roman" w:eastAsia="Times New Roman" w:cs="Times New Roman"/>
+          <w:rFonts w:hint="eastAsia" w:ascii="SimSun" w:hAnsi="SimSun" w:eastAsia="SimSun" w:cs="SimSun"/>
         </w:rPr>
         <w:t>O</w:t>
       </w:r>
       <w:r>
         <w:rPr>
           <w:rStyle w:val="VerbatimChar"/>
-          <w:rFonts w:ascii="Times New Roman" w:hAnsi="Times New Roman" w:eastAsia="Times New Roman" w:cs="Times New Roman"/>
+          <w:rFonts w:ascii="SimSun" w:hAnsi="SimSun" w:eastAsia="SimSun" w:cs="SimSun"/>
         </w:rPr>
         <w:t xml:space="preserve"> </w:t>
       </w:r>
       <w:r>
         <w:rPr>
           <w:rStyle w:val="VerbatimChar"/>
-          <w:rFonts w:hint="eastAsia" w:ascii="Times New Roman" w:hAnsi="Times New Roman" w:eastAsia="FangSong" w:cs="Times New Roman"/>
+          <w:rFonts w:hint="eastAsia" w:ascii="SimSun" w:hAnsi="SimSun" w:eastAsia="SimSun" w:cs="SimSun"/>
         </w:rPr>
         <w:t>交换消失</w:t>
       </w:r>
       <w:r>
         <w:rPr>
           <w:rStyle w:val="VerbatimChar"/>
-          <w:rFonts w:hint="eastAsia" w:ascii="Times New Roman" w:hAnsi="Times New Roman" w:eastAsia="Times New Roman" w:cs="Times New Roman"/>
+          <w:rFonts w:hint="eastAsia" w:ascii="SimSun" w:hAnsi="SimSun" w:eastAsia="SimSun" w:cs="SimSun"/>
         </w:rPr>
         <w:t>)</w:t>
       </w:r>
@@ -19168,21 +19025,21 @@
       <w:r>
         <w:rPr>
           <w:rStyle w:val="VerbatimChar"/>
-          <w:rFonts w:hint="eastAsia" w:ascii="Times New Roman" w:hAnsi="Times New Roman" w:eastAsia="FangSong" w:cs="Times New Roman"/>
+          <w:rFonts w:hint="eastAsia" w:ascii="SimSun" w:hAnsi="SimSun" w:eastAsia="SimSun" w:cs="SimSun"/>
         </w:rPr>
         <w:t xml:space="preserve">饱和碳</w:t>
       </w:r>
       <w:r>
         <w:rPr>
           <w:rStyle w:val="VerbatimChar"/>
-          <w:rFonts w:ascii="Times New Roman" w:hAnsi="Times New Roman" w:eastAsia="Times New Roman" w:cs="Times New Roman"/>
+          <w:rFonts w:ascii="SimSun" w:hAnsi="SimSun" w:eastAsia="SimSun" w:cs="SimSun"/>
         </w:rPr>
         <w:t xml:space="preserve"> sp</w:t>
       </w:r>
       <w:r>
         <w:rPr>
           <w:rStyle w:val="VerbatimChar"/>
-          <w:rFonts w:ascii="Times New Roman" w:hAnsi="Times New Roman" w:eastAsia="Times New Roman" w:cs="Times New Roman"/>
+          <w:rFonts w:ascii="SimSun" w:hAnsi="SimSun" w:eastAsia="SimSun" w:cs="SimSun"/>
           <w:vertAlign w:val="superscript"/>
         </w:rPr>
         <w:t>3</w:t>
@@ -19190,47 +19047,47 @@
       <w:r>
         <w:rPr>
           <w:rStyle w:val="VerbatimChar"/>
-          <w:rFonts w:ascii="Times New Roman" w:hAnsi="Times New Roman" w:eastAsia="Times New Roman" w:cs="Times New Roman"/>
+          <w:rFonts w:ascii="SimSun" w:hAnsi="SimSun" w:eastAsia="SimSun" w:cs="SimSun"/>
         </w:rPr>
         <w:t xml:space="preserve">         0-50</w:t>
       </w:r>
       <w:r>
         <w:rPr>
-          <w:rFonts w:ascii="Times New Roman" w:hAnsi="Times New Roman" w:eastAsia="Times New Roman" w:cs="Times New Roman"/>
+          <w:rFonts w:ascii="SimSun" w:hAnsi="SimSun" w:eastAsia="SimSun" w:cs="SimSun"/>
         </w:rPr>
         <w:br/>
       </w:r>
       <w:r>
         <w:rPr>
           <w:rStyle w:val="VerbatimChar"/>
-          <w:rFonts w:hint="eastAsia" w:ascii="Times New Roman" w:hAnsi="Times New Roman" w:eastAsia="FangSong" w:cs="Times New Roman"/>
+          <w:rFonts w:hint="eastAsia" w:ascii="SimSun" w:hAnsi="SimSun" w:eastAsia="SimSun" w:cs="SimSun"/>
         </w:rPr>
         <w:t xml:space="preserve">连杂原子饱和碳</w:t>
       </w:r>
       <w:r>
         <w:rPr>
           <w:rStyle w:val="VerbatimChar"/>
-          <w:rFonts w:ascii="Times New Roman" w:hAnsi="Times New Roman" w:eastAsia="Times New Roman" w:cs="Times New Roman"/>
+          <w:rFonts w:ascii="SimSun" w:hAnsi="SimSun" w:eastAsia="SimSun" w:cs="SimSun"/>
         </w:rPr>
         <w:t xml:space="preserve">     50-100</w:t>
       </w:r>
       <w:r>
         <w:rPr>
-          <w:rFonts w:ascii="Times New Roman" w:hAnsi="Times New Roman" w:eastAsia="Times New Roman" w:cs="Times New Roman"/>
+          <w:rFonts w:ascii="SimSun" w:hAnsi="SimSun" w:eastAsia="SimSun" w:cs="SimSun"/>
         </w:rPr>
         <w:br/>
       </w:r>
       <w:r>
         <w:rPr>
           <w:rStyle w:val="VerbatimChar"/>
-          <w:rFonts w:ascii="Times New Roman" w:hAnsi="Times New Roman" w:eastAsia="Times New Roman" w:cs="Times New Roman"/>
+          <w:rFonts w:ascii="SimSun" w:hAnsi="SimSun" w:eastAsia="SimSun" w:cs="SimSun"/>
         </w:rPr>
         <w:t>sp</w:t>
       </w:r>
       <w:r>
         <w:rPr>
           <w:rStyle w:val="VerbatimChar"/>
-          <w:rFonts w:ascii="Times New Roman" w:hAnsi="Times New Roman" w:eastAsia="Times New Roman" w:cs="Times New Roman"/>
+          <w:rFonts w:ascii="SimSun" w:hAnsi="SimSun" w:eastAsia="SimSun" w:cs="SimSun"/>
           <w:vertAlign w:val="superscript"/>
         </w:rPr>
         <w:t>2</w:t>
@@ -19238,117 +19095,117 @@
       <w:r>
         <w:rPr>
           <w:rStyle w:val="VerbatimChar"/>
-          <w:rFonts w:ascii="Times New Roman" w:hAnsi="Times New Roman" w:eastAsia="Times New Roman" w:cs="Times New Roman"/>
+          <w:rFonts w:ascii="SimSun" w:hAnsi="SimSun" w:eastAsia="SimSun" w:cs="SimSun"/>
         </w:rPr>
         <w:t xml:space="preserve"> </w:t>
       </w:r>
       <w:r>
         <w:rPr>
           <w:rStyle w:val="VerbatimChar"/>
-          <w:rFonts w:hint="eastAsia" w:ascii="Times New Roman" w:hAnsi="Times New Roman" w:eastAsia="FangSong" w:cs="Times New Roman"/>
+          <w:rFonts w:hint="eastAsia" w:ascii="SimSun" w:hAnsi="SimSun" w:eastAsia="SimSun" w:cs="SimSun"/>
         </w:rPr>
         <w:t xml:space="preserve">碳</w:t>
       </w:r>
       <w:r>
         <w:rPr>
           <w:rStyle w:val="VerbatimChar"/>
-          <w:rFonts w:ascii="Times New Roman" w:hAnsi="Times New Roman" w:eastAsia="Times New Roman" w:cs="Times New Roman"/>
+          <w:rFonts w:ascii="SimSun" w:hAnsi="SimSun" w:eastAsia="SimSun" w:cs="SimSun"/>
         </w:rPr>
         <w:t xml:space="preserve"> </w:t>
       </w:r>
       <w:r>
         <w:rPr>
           <w:rStyle w:val="VerbatimChar"/>
-          <w:rFonts w:hint="eastAsia" w:ascii="Times New Roman" w:hAnsi="Times New Roman" w:eastAsia="Times New Roman" w:cs="Times New Roman"/>
+          <w:rFonts w:hint="eastAsia" w:ascii="SimSun" w:hAnsi="SimSun" w:eastAsia="SimSun" w:cs="SimSun"/>
         </w:rPr>
         <w:t>(</w:t>
       </w:r>
       <w:r>
         <w:rPr>
           <w:rStyle w:val="VerbatimChar"/>
-          <w:rFonts w:hint="eastAsia" w:ascii="Times New Roman" w:hAnsi="Times New Roman" w:eastAsia="FangSong" w:cs="Times New Roman"/>
+          <w:rFonts w:hint="eastAsia" w:ascii="SimSun" w:hAnsi="SimSun" w:eastAsia="SimSun" w:cs="SimSun"/>
         </w:rPr>
         <w:t>烯</w:t>
       </w:r>
       <w:r>
         <w:rPr>
           <w:rStyle w:val="VerbatimChar"/>
-          <w:rFonts w:hint="eastAsia" w:ascii="Times New Roman" w:hAnsi="Times New Roman" w:eastAsia="Times New Roman" w:cs="Times New Roman"/>
+          <w:rFonts w:hint="eastAsia" w:ascii="SimSun" w:hAnsi="SimSun" w:eastAsia="SimSun" w:cs="SimSun"/>
         </w:rPr>
         <w:t>/</w:t>
       </w:r>
       <w:r>
         <w:rPr>
           <w:rStyle w:val="VerbatimChar"/>
-          <w:rFonts w:hint="eastAsia" w:ascii="Times New Roman" w:hAnsi="Times New Roman" w:eastAsia="FangSong" w:cs="Times New Roman"/>
+          <w:rFonts w:hint="eastAsia" w:ascii="SimSun" w:hAnsi="SimSun" w:eastAsia="SimSun" w:cs="SimSun"/>
         </w:rPr>
         <w:t>芳</w:t>
       </w:r>
       <w:r>
         <w:rPr>
           <w:rStyle w:val="VerbatimChar"/>
-          <w:rFonts w:hint="eastAsia" w:ascii="Times New Roman" w:hAnsi="Times New Roman" w:eastAsia="Times New Roman" w:cs="Times New Roman"/>
+          <w:rFonts w:hint="eastAsia" w:ascii="SimSun" w:hAnsi="SimSun" w:eastAsia="SimSun" w:cs="SimSun"/>
         </w:rPr>
         <w:t>)</w:t>
       </w:r>
       <w:r>
         <w:rPr>
           <w:rStyle w:val="VerbatimChar"/>
-          <w:rFonts w:ascii="Times New Roman" w:hAnsi="Times New Roman" w:eastAsia="Times New Roman" w:cs="Times New Roman"/>
+          <w:rFonts w:ascii="SimSun" w:hAnsi="SimSun" w:eastAsia="SimSun" w:cs="SimSun"/>
         </w:rPr>
         <w:t xml:space="preserve">     100-150</w:t>
       </w:r>
       <w:r>
         <w:rPr>
-          <w:rFonts w:ascii="Times New Roman" w:hAnsi="Times New Roman" w:eastAsia="Times New Roman" w:cs="Times New Roman"/>
+          <w:rFonts w:ascii="SimSun" w:hAnsi="SimSun" w:eastAsia="SimSun" w:cs="SimSun"/>
         </w:rPr>
         <w:br/>
       </w:r>
       <w:r>
         <w:rPr>
           <w:rStyle w:val="VerbatimChar"/>
-          <w:rFonts w:hint="eastAsia" w:ascii="Times New Roman" w:hAnsi="Times New Roman" w:eastAsia="FangSong" w:cs="Times New Roman"/>
+          <w:rFonts w:hint="eastAsia" w:ascii="SimSun" w:hAnsi="SimSun" w:eastAsia="SimSun" w:cs="SimSun"/>
         </w:rPr>
         <w:t>醛</w:t>
       </w:r>
       <w:r>
         <w:rPr>
           <w:rStyle w:val="VerbatimChar"/>
-          <w:rFonts w:hint="eastAsia" w:ascii="Times New Roman" w:hAnsi="Times New Roman" w:eastAsia="Times New Roman" w:cs="Times New Roman"/>
+          <w:rFonts w:hint="eastAsia" w:ascii="SimSun" w:hAnsi="SimSun" w:eastAsia="SimSun" w:cs="SimSun"/>
         </w:rPr>
         <w:t>/</w:t>
       </w:r>
       <w:r>
         <w:rPr>
           <w:rStyle w:val="VerbatimChar"/>
-          <w:rFonts w:hint="eastAsia" w:ascii="Times New Roman" w:hAnsi="Times New Roman" w:eastAsia="FangSong" w:cs="Times New Roman"/>
+          <w:rFonts w:hint="eastAsia" w:ascii="SimSun" w:hAnsi="SimSun" w:eastAsia="SimSun" w:cs="SimSun"/>
         </w:rPr>
         <w:t>酮</w:t>
       </w:r>
       <w:r>
         <w:rPr>
           <w:rStyle w:val="VerbatimChar"/>
-          <w:rFonts w:ascii="Times New Roman" w:hAnsi="Times New Roman" w:eastAsia="Times New Roman" w:cs="Times New Roman"/>
+          <w:rFonts w:ascii="SimSun" w:hAnsi="SimSun" w:eastAsia="SimSun" w:cs="SimSun"/>
         </w:rPr>
         <w:t xml:space="preserve"> C=O          195-215</w:t>
       </w:r>
       <w:r>
         <w:rPr>
-          <w:rFonts w:ascii="Times New Roman" w:hAnsi="Times New Roman" w:eastAsia="Times New Roman" w:cs="Times New Roman"/>
+          <w:rFonts w:ascii="SimSun" w:hAnsi="SimSun" w:eastAsia="SimSun" w:cs="SimSun"/>
         </w:rPr>
         <w:br/>
       </w:r>
       <w:r>
         <w:rPr>
           <w:rStyle w:val="VerbatimChar"/>
-          <w:rFonts w:hint="eastAsia" w:ascii="Times New Roman" w:hAnsi="Times New Roman" w:eastAsia="FangSong" w:cs="Times New Roman"/>
+          <w:rFonts w:hint="eastAsia" w:ascii="SimSun" w:hAnsi="SimSun" w:eastAsia="SimSun" w:cs="SimSun"/>
         </w:rPr>
         <w:t xml:space="preserve">羧酸衍生物</w:t>
       </w:r>
       <w:r>
         <w:rPr>
           <w:rStyle w:val="VerbatimChar"/>
-          <w:rFonts w:ascii="Times New Roman" w:hAnsi="Times New Roman" w:eastAsia="Times New Roman" w:cs="Times New Roman"/>
+          <w:rFonts w:ascii="SimSun" w:hAnsi="SimSun" w:eastAsia="SimSun" w:cs="SimSun"/>
         </w:rPr>
         <w:t xml:space="preserve"> C=O     165-185</w:t>
       </w:r>
@@ -19926,7 +19783,7 @@
         <w:pStyle w:val="Compact"/>
         <w:numPr>
           <w:ilvl w:val="0"/>
-          <w:numId w:val="1010"/>
+          <w:numId w:val="1011"/>
         </w:numPr>
       </w:pPr>
       <w:r>
@@ -19953,7 +19810,7 @@
         <w:pStyle w:val="Compact"/>
         <w:numPr>
           <w:ilvl w:val="1"/>
-          <w:numId w:val="1011"/>
+          <w:numId w:val="1012"/>
         </w:numPr>
       </w:pPr>
       <w:r>
@@ -19988,7 +19845,7 @@
         <w:pStyle w:val="Compact"/>
         <w:numPr>
           <w:ilvl w:val="1"/>
-          <w:numId w:val="1011"/>
+          <w:numId w:val="1012"/>
         </w:numPr>
       </w:pPr>
       <w:r>
@@ -20029,7 +19886,7 @@
         <w:pStyle w:val="Compact"/>
         <w:numPr>
           <w:ilvl w:val="1"/>
-          <w:numId w:val="1011"/>
+          <w:numId w:val="1012"/>
         </w:numPr>
       </w:pPr>
       <w:r>
@@ -20070,7 +19927,7 @@
         <w:pStyle w:val="Compact"/>
         <w:numPr>
           <w:ilvl w:val="1"/>
-          <w:numId w:val="1011"/>
+          <w:numId w:val="1012"/>
         </w:numPr>
       </w:pPr>
       <w:r>
@@ -20111,7 +19968,7 @@
         <w:pStyle w:val="Compact"/>
         <w:numPr>
           <w:ilvl w:val="1"/>
-          <w:numId w:val="1011"/>
+          <w:numId w:val="1012"/>
         </w:numPr>
       </w:pPr>
       <w:r>
@@ -20166,7 +20023,7 @@
       <w:pPr>
         <w:numPr>
           <w:ilvl w:val="0"/>
-          <w:numId w:val="1012"/>
+          <w:numId w:val="1013"/>
         </w:numPr>
       </w:pPr>
       <w:r>
@@ -20289,7 +20146,7 @@
       <w:pPr>
         <w:numPr>
           <w:ilvl w:val="0"/>
-          <w:numId w:val="1012"/>
+          <w:numId w:val="1013"/>
         </w:numPr>
       </w:pPr>
       <w:r>
@@ -20382,7 +20239,7 @@
       <w:pPr>
         <w:numPr>
           <w:ilvl w:val="0"/>
-          <w:numId w:val="1012"/>
+          <w:numId w:val="1013"/>
         </w:numPr>
       </w:pPr>
       <w:r>
@@ -20448,7 +20305,7 @@
         <w:pStyle w:val="Compact"/>
         <w:numPr>
           <w:ilvl w:val="0"/>
-          <w:numId w:val="1013"/>
+          <w:numId w:val="1014"/>
         </w:numPr>
       </w:pPr>
       <w:r>
@@ -20561,7 +20418,7 @@
         <w:pStyle w:val="Compact"/>
         <w:numPr>
           <w:ilvl w:val="1"/>
-          <w:numId w:val="1014"/>
+          <w:numId w:val="1015"/>
         </w:numPr>
       </w:pPr>
       <w:r>
@@ -20589,7 +20446,7 @@
         <w:pStyle w:val="Compact"/>
         <w:numPr>
           <w:ilvl w:val="1"/>
-          <w:numId w:val="1014"/>
+          <w:numId w:val="1015"/>
         </w:numPr>
       </w:pPr>
       <w:r>
@@ -20610,7 +20467,7 @@
         <w:pStyle w:val="Compact"/>
         <w:numPr>
           <w:ilvl w:val="1"/>
-          <w:numId w:val="1014"/>
+          <w:numId w:val="1015"/>
         </w:numPr>
       </w:pPr>
       <w:r>
@@ -20631,7 +20488,7 @@
         <w:pStyle w:val="Compact"/>
         <w:numPr>
           <w:ilvl w:val="1"/>
-          <w:numId w:val="1014"/>
+          <w:numId w:val="1015"/>
         </w:numPr>
       </w:pPr>
       <w:r>
@@ -20652,7 +20509,7 @@
         <w:pStyle w:val="Compact"/>
         <w:numPr>
           <w:ilvl w:val="0"/>
-          <w:numId w:val="1013"/>
+          <w:numId w:val="1014"/>
         </w:numPr>
       </w:pPr>
       <w:r>
@@ -20787,7 +20644,7 @@
         <w:pStyle w:val="Compact"/>
         <w:numPr>
           <w:ilvl w:val="0"/>
-          <w:numId w:val="1015"/>
+          <w:numId w:val="1016"/>
         </w:numPr>
       </w:pPr>
       <w:r>
@@ -20832,7 +20689,7 @@
         <w:pStyle w:val="Compact"/>
         <w:numPr>
           <w:ilvl w:val="1"/>
-          <w:numId w:val="1016"/>
+          <w:numId w:val="1017"/>
         </w:numPr>
       </w:pPr>
       <w:r>
@@ -20873,7 +20730,7 @@
         <w:pStyle w:val="Compact"/>
         <w:numPr>
           <w:ilvl w:val="1"/>
-          <w:numId w:val="1016"/>
+          <w:numId w:val="1017"/>
         </w:numPr>
       </w:pPr>
       <w:r>
@@ -20914,7 +20771,7 @@
         <w:pStyle w:val="Compact"/>
         <w:numPr>
           <w:ilvl w:val="1"/>
-          <w:numId w:val="1016"/>
+          <w:numId w:val="1017"/>
         </w:numPr>
       </w:pPr>
       <w:r>
@@ -21032,7 +20889,7 @@
       <w:pPr>
         <w:numPr>
           <w:ilvl w:val="0"/>
-          <w:numId w:val="1017"/>
+          <w:numId w:val="1018"/>
         </w:numPr>
       </w:pPr>
       <w:r>
@@ -21107,7 +20964,7 @@
       <w:pPr>
         <w:numPr>
           <w:ilvl w:val="0"/>
-          <w:numId w:val="1017"/>
+          <w:numId w:val="1018"/>
         </w:numPr>
       </w:pPr>
       <w:r>
@@ -21314,254 +21171,194 @@
         <w:pStyle w:val="Compact"/>
         <w:numPr>
           <w:ilvl w:val="0"/>
-          <w:numId w:val="1018"/>
-        </w:numPr>
-      </w:pPr>
-      <w:r>
-        <w:rPr>
-          <w:rFonts w:hint="eastAsia" w:ascii="Times New Roman" w:hAnsi="Times New Roman" w:eastAsia="FangSong" w:cs="Times New Roman"/>
-        </w:rPr>
-        <w:t xml:space="preserve">化合物</w:t>
-      </w:r>
-      <w:r>
-        <w:rPr>
-          <w:rFonts w:ascii="Times New Roman" w:hAnsi="Times New Roman" w:eastAsia="Times New Roman" w:cs="Times New Roman"/>
-        </w:rPr>
-        <w:t xml:space="preserve"> </w:t>
-      </w:r>
-      <w:r>
-        <w:rPr>
-          <w:rFonts w:hint="eastAsia" w:ascii="Times New Roman" w:hAnsi="Times New Roman" w:eastAsia="Times New Roman" w:cs="Times New Roman"/>
-        </w:rPr>
-        <w:t>X（C</w:t>
-      </w:r>
-      <w:r>
-        <w:rPr>
-          <w:rFonts w:hint="eastAsia" w:ascii="Times New Roman" w:hAnsi="Times New Roman" w:eastAsia="Times New Roman" w:cs="Times New Roman"/>
-          <w:vertAlign w:val="subscript"/>
-        </w:rPr>
-        <w:t>9</w:t>
-      </w:r>
-      <w:r>
-        <w:rPr>
-          <w:rFonts w:hint="eastAsia" w:ascii="Times New Roman" w:hAnsi="Times New Roman" w:eastAsia="Times New Roman" w:cs="Times New Roman"/>
-        </w:rPr>
-        <w:t>H</w:t>
-      </w:r>
-      <w:r>
-        <w:rPr>
-          <w:rFonts w:hint="eastAsia" w:ascii="Times New Roman" w:hAnsi="Times New Roman" w:eastAsia="Times New Roman" w:cs="Times New Roman"/>
-          <w:vertAlign w:val="subscript"/>
-        </w:rPr>
-        <w:t>10</w:t>
-      </w:r>
-      <w:r>
-        <w:rPr>
-          <w:rFonts w:hint="eastAsia" w:ascii="Times New Roman" w:hAnsi="Times New Roman" w:eastAsia="Times New Roman" w:cs="Times New Roman"/>
-        </w:rPr>
-        <w:t>O</w:t>
-      </w:r>
-      <w:r>
-        <w:rPr>
-          <w:rFonts w:hint="eastAsia" w:ascii="Times New Roman" w:hAnsi="Times New Roman" w:eastAsia="Times New Roman" w:cs="Times New Roman"/>
-          <w:vertAlign w:val="subscript"/>
-        </w:rPr>
-        <w:t>3</w:t>
-      </w:r>
-      <w:r>
-        <w:rPr>
-          <w:rFonts w:hint="eastAsia" w:ascii="Times New Roman" w:hAnsi="Times New Roman" w:eastAsia="Times New Roman" w:cs="Times New Roman"/>
-        </w:rPr>
-        <w:t>）</w:t>
-      </w:r>
-      <w:r>
-        <w:rPr>
-          <w:rFonts w:hint="eastAsia" w:ascii="Times New Roman" w:hAnsi="Times New Roman" w:eastAsia="FangSong" w:cs="Times New Roman"/>
-        </w:rPr>
-        <w:t>的</w:t>
-      </w:r>
-      <w:r>
-        <w:rPr>
-          <w:rFonts w:ascii="Times New Roman" w:hAnsi="Times New Roman" w:eastAsia="Times New Roman" w:cs="Times New Roman"/>
-        </w:rPr>
-        <w:t xml:space="preserve"> IR </w:t>
-      </w:r>
-      <w:r>
-        <w:rPr>
-          <w:rFonts w:hint="eastAsia" w:ascii="Times New Roman" w:hAnsi="Times New Roman" w:eastAsia="FangSong" w:cs="Times New Roman"/>
-        </w:rPr>
-        <w:t xml:space="preserve">显示</w:t>
-      </w:r>
-      <w:r>
-        <w:rPr>
-          <w:rFonts w:ascii="Times New Roman" w:hAnsi="Times New Roman" w:eastAsia="Times New Roman" w:cs="Times New Roman"/>
-        </w:rPr>
-        <w:t xml:space="preserve"> 1720 </w:t>
-      </w:r>
-      <w:r>
-        <w:rPr>
-          <w:rFonts w:hint="eastAsia" w:ascii="Times New Roman" w:hAnsi="Times New Roman" w:eastAsia="Times New Roman" w:cs="Times New Roman"/>
-        </w:rPr>
-        <w:t>cm</w:t>
-      </w:r>
-      <w:r>
-        <w:rPr>
-          <w:rFonts w:hint="eastAsia" w:ascii="Times New Roman" w:hAnsi="Times New Roman" w:eastAsia="Times New Roman" w:cs="Times New Roman"/>
-          <w:vertAlign w:val="superscript"/>
-        </w:rPr>
-        <w:t>-1</w:t>
-      </w:r>
-      <w:r>
-        <w:rPr>
-          <w:rFonts w:hint="eastAsia" w:ascii="Times New Roman" w:hAnsi="Times New Roman" w:eastAsia="Times New Roman" w:cs="Times New Roman"/>
-        </w:rPr>
-        <w:t>（</w:t>
-      </w:r>
-      <w:r>
-        <w:rPr>
-          <w:rFonts w:hint="eastAsia" w:ascii="Times New Roman" w:hAnsi="Times New Roman" w:eastAsia="FangSong" w:cs="Times New Roman"/>
-        </w:rPr>
-        <w:t>强</w:t>
-      </w:r>
-      <w:r>
-        <w:rPr>
-          <w:rFonts w:hint="eastAsia" w:ascii="Times New Roman" w:hAnsi="Times New Roman" w:eastAsia="Times New Roman" w:cs="Times New Roman"/>
-        </w:rPr>
-        <w:t>）</w:t>
-      </w:r>
-      <w:r>
-        <w:rPr>
-          <w:rFonts w:hint="eastAsia" w:ascii="Times New Roman" w:hAnsi="Times New Roman" w:eastAsia="FangSong" w:cs="Times New Roman"/>
-        </w:rPr>
-        <w:t>和</w:t>
-      </w:r>
-      <w:r>
-        <w:rPr>
-          <w:rFonts w:ascii="Times New Roman" w:hAnsi="Times New Roman" w:eastAsia="Times New Roman" w:cs="Times New Roman"/>
-        </w:rPr>
-        <w:t xml:space="preserve"> 1250 </w:t>
-      </w:r>
-      <w:r>
-        <w:rPr>
-          <w:rFonts w:hint="eastAsia" w:ascii="Times New Roman" w:hAnsi="Times New Roman" w:eastAsia="Times New Roman" w:cs="Times New Roman"/>
-        </w:rPr>
-        <w:t>cm</w:t>
-      </w:r>
-      <w:r>
-        <w:rPr>
-          <w:rFonts w:hint="eastAsia" w:ascii="Times New Roman" w:hAnsi="Times New Roman" w:eastAsia="Times New Roman" w:cs="Times New Roman"/>
-          <w:vertAlign w:val="superscript"/>
-        </w:rPr>
-        <w:t>-1</w:t>
-      </w:r>
-      <w:r>
-        <w:rPr>
-          <w:rFonts w:hint="eastAsia" w:ascii="Times New Roman" w:hAnsi="Times New Roman" w:eastAsia="Times New Roman" w:cs="Times New Roman"/>
-        </w:rPr>
-        <w:t>（</w:t>
-      </w:r>
-      <w:r>
-        <w:rPr>
-          <w:rFonts w:hint="eastAsia" w:ascii="Times New Roman" w:hAnsi="Times New Roman" w:eastAsia="FangSong" w:cs="Times New Roman"/>
-        </w:rPr>
-        <w:t>强</w:t>
-      </w:r>
-      <w:r>
-        <w:rPr>
-          <w:rFonts w:hint="eastAsia" w:ascii="Times New Roman" w:hAnsi="Times New Roman" w:eastAsia="Times New Roman" w:cs="Times New Roman"/>
-        </w:rPr>
-        <w:t>），</w:t>
-      </w:r>
-      <w:r>
-        <w:rPr>
-          <w:rFonts w:hint="eastAsia" w:ascii="Times New Roman" w:hAnsi="Times New Roman" w:eastAsia="Times New Roman" w:cs="Times New Roman"/>
-          <w:vertAlign w:val="superscript"/>
-        </w:rPr>
-        <w:t>1</w:t>
-      </w:r>
-      <w:r>
-        <w:rPr>
-          <w:rFonts w:hint="eastAsia" w:ascii="Times New Roman" w:hAnsi="Times New Roman" w:eastAsia="Times New Roman" w:cs="Times New Roman"/>
-        </w:rPr>
-        <w:t>H</w:t>
-      </w:r>
-      <w:r>
-        <w:rPr>
-          <w:rFonts w:ascii="Times New Roman" w:hAnsi="Times New Roman" w:eastAsia="Times New Roman" w:cs="Times New Roman"/>
-        </w:rPr>
-        <w:t xml:space="preserve"> NMR </w:t>
-      </w:r>
-      <w:r>
-        <w:rPr>
-          <w:rFonts w:hint="eastAsia" w:ascii="Times New Roman" w:hAnsi="Times New Roman" w:eastAsia="FangSong" w:cs="Times New Roman"/>
-        </w:rPr>
-        <w:t>显示</w:t>
-      </w:r>
-      <w:r>
-        <w:rPr>
-          <w:rFonts w:hint="eastAsia" w:ascii="Times New Roman" w:hAnsi="Times New Roman" w:eastAsia="Times New Roman" w:cs="Times New Roman"/>
-        </w:rPr>
-        <w:t>：</w:t>
-      </w:r>
-    </w:p>
-    <w:p>
-      <w:pPr>
-        <w:pStyle w:val="Compact"/>
-        <w:numPr>
-          <w:ilvl w:val="1"/>
           <w:numId w:val="1019"/>
         </w:numPr>
       </w:pPr>
       <w:r>
         <w:rPr>
-          <w:rFonts w:ascii="Times New Roman" w:hAnsi="Times New Roman" w:eastAsia="Times New Roman" w:cs="Times New Roman"/>
-        </w:rPr>
-        <w:t xml:space="preserve">δ 3.8 (s, 3H)</w:t>
-      </w:r>
-    </w:p>
-    <w:p>
-      <w:pPr>
-        <w:pStyle w:val="Compact"/>
-        <w:numPr>
-          <w:ilvl w:val="1"/>
-          <w:numId w:val="1019"/>
-        </w:numPr>
-      </w:pPr>
-      <w:r>
-        <w:rPr>
-          <w:rFonts w:ascii="Times New Roman" w:hAnsi="Times New Roman" w:eastAsia="Times New Roman" w:cs="Times New Roman"/>
-        </w:rPr>
-        <w:t xml:space="preserve">δ 3.9 (s, 3H)</w:t>
-      </w:r>
-    </w:p>
-    <w:p>
-      <w:pPr>
-        <w:pStyle w:val="Compact"/>
-        <w:numPr>
-          <w:ilvl w:val="1"/>
-          <w:numId w:val="1019"/>
-        </w:numPr>
-      </w:pPr>
-      <w:r>
-        <w:rPr>
-          <w:rFonts w:ascii="Times New Roman" w:hAnsi="Times New Roman" w:eastAsia="Times New Roman" w:cs="Times New Roman"/>
-        </w:rPr>
-        <w:t xml:space="preserve">δ 6.9 (d, 2H, J = 8 Hz)</w:t>
-      </w:r>
-    </w:p>
-    <w:p>
-      <w:pPr>
-        <w:pStyle w:val="Compact"/>
-        <w:numPr>
-          <w:ilvl w:val="1"/>
-          <w:numId w:val="1019"/>
-        </w:numPr>
-      </w:pPr>
-      <w:r>
-        <w:rPr>
-          <w:rFonts w:ascii="Times New Roman" w:hAnsi="Times New Roman" w:eastAsia="Times New Roman" w:cs="Times New Roman"/>
-        </w:rPr>
-        <w:t xml:space="preserve">δ 7.9 (d, 2H, J = 8 Hz)</w:t>
+          <w:rFonts w:hint="eastAsia" w:ascii="Times New Roman" w:hAnsi="Times New Roman" w:eastAsia="FangSong" w:cs="Times New Roman"/>
+        </w:rPr>
+        <w:t xml:space="preserve">化合物</w:t>
+      </w:r>
+      <w:r>
+        <w:rPr>
+          <w:rFonts w:ascii="Times New Roman" w:hAnsi="Times New Roman" w:eastAsia="Times New Roman" w:cs="Times New Roman"/>
+        </w:rPr>
+        <w:t xml:space="preserve"> </w:t>
+      </w:r>
+      <w:r>
+        <w:rPr>
+          <w:rFonts w:hint="eastAsia" w:ascii="Times New Roman" w:hAnsi="Times New Roman" w:eastAsia="Times New Roman" w:cs="Times New Roman"/>
+        </w:rPr>
+        <w:t>X（C</w:t>
+      </w:r>
+      <w:r>
+        <w:rPr>
+          <w:rFonts w:hint="eastAsia" w:ascii="Times New Roman" w:hAnsi="Times New Roman" w:eastAsia="Times New Roman" w:cs="Times New Roman"/>
+          <w:vertAlign w:val="subscript"/>
+        </w:rPr>
+        <w:t>9</w:t>
+      </w:r>
+      <w:r>
+        <w:rPr>
+          <w:rFonts w:hint="eastAsia" w:ascii="Times New Roman" w:hAnsi="Times New Roman" w:eastAsia="Times New Roman" w:cs="Times New Roman"/>
+        </w:rPr>
+        <w:t>H</w:t>
+      </w:r>
+      <w:r>
+        <w:rPr>
+          <w:rFonts w:hint="eastAsia" w:ascii="Times New Roman" w:hAnsi="Times New Roman" w:eastAsia="Times New Roman" w:cs="Times New Roman"/>
+          <w:vertAlign w:val="subscript"/>
+        </w:rPr>
+        <w:t>10</w:t>
+      </w:r>
+      <w:r>
+        <w:rPr>
+          <w:rFonts w:hint="eastAsia" w:ascii="Times New Roman" w:hAnsi="Times New Roman" w:eastAsia="Times New Roman" w:cs="Times New Roman"/>
+        </w:rPr>
+        <w:t>O</w:t>
+      </w:r>
+      <w:r>
+        <w:rPr>
+          <w:rFonts w:hint="eastAsia" w:ascii="Times New Roman" w:hAnsi="Times New Roman" w:eastAsia="Times New Roman" w:cs="Times New Roman"/>
+          <w:vertAlign w:val="subscript"/>
+        </w:rPr>
+        <w:t>3</w:t>
+      </w:r>
+      <w:r>
+        <w:rPr>
+          <w:rFonts w:hint="eastAsia" w:ascii="Times New Roman" w:hAnsi="Times New Roman" w:eastAsia="Times New Roman" w:cs="Times New Roman"/>
+        </w:rPr>
+        <w:t>）</w:t>
+      </w:r>
+      <w:r>
+        <w:rPr>
+          <w:rFonts w:hint="eastAsia" w:ascii="Times New Roman" w:hAnsi="Times New Roman" w:eastAsia="FangSong" w:cs="Times New Roman"/>
+        </w:rPr>
+        <w:t>的</w:t>
+      </w:r>
+      <w:r>
+        <w:rPr>
+          <w:rFonts w:ascii="Times New Roman" w:hAnsi="Times New Roman" w:eastAsia="Times New Roman" w:cs="Times New Roman"/>
+        </w:rPr>
+        <w:t xml:space="preserve"> IR </w:t>
+      </w:r>
+      <w:r>
+        <w:rPr>
+          <w:rFonts w:hint="eastAsia" w:ascii="Times New Roman" w:hAnsi="Times New Roman" w:eastAsia="FangSong" w:cs="Times New Roman"/>
+        </w:rPr>
+        <w:t xml:space="preserve">显示</w:t>
+      </w:r>
+      <w:r>
+        <w:rPr>
+          <w:rFonts w:ascii="Times New Roman" w:hAnsi="Times New Roman" w:eastAsia="Times New Roman" w:cs="Times New Roman"/>
+        </w:rPr>
+        <w:t xml:space="preserve"> 1720 </w:t>
+      </w:r>
+      <w:r>
+        <w:rPr>
+          <w:rFonts w:hint="eastAsia" w:ascii="Times New Roman" w:hAnsi="Times New Roman" w:eastAsia="Times New Roman" w:cs="Times New Roman"/>
+        </w:rPr>
+        <w:t>cm</w:t>
+      </w:r>
+      <w:r>
+        <w:rPr>
+          <w:rFonts w:hint="eastAsia" w:ascii="Times New Roman" w:hAnsi="Times New Roman" w:eastAsia="Times New Roman" w:cs="Times New Roman"/>
+          <w:vertAlign w:val="superscript"/>
+        </w:rPr>
+        <w:t>-1</w:t>
+      </w:r>
+      <w:r>
+        <w:rPr>
+          <w:rFonts w:hint="eastAsia" w:ascii="Times New Roman" w:hAnsi="Times New Roman" w:eastAsia="Times New Roman" w:cs="Times New Roman"/>
+        </w:rPr>
+        <w:t>（</w:t>
+      </w:r>
+      <w:r>
+        <w:rPr>
+          <w:rFonts w:hint="eastAsia" w:ascii="Times New Roman" w:hAnsi="Times New Roman" w:eastAsia="FangSong" w:cs="Times New Roman"/>
+        </w:rPr>
+        <w:t>强</w:t>
+      </w:r>
+      <w:r>
+        <w:rPr>
+          <w:rFonts w:hint="eastAsia" w:ascii="Times New Roman" w:hAnsi="Times New Roman" w:eastAsia="Times New Roman" w:cs="Times New Roman"/>
+        </w:rPr>
+        <w:t>）</w:t>
+      </w:r>
+      <w:r>
+        <w:rPr>
+          <w:rFonts w:hint="eastAsia" w:ascii="Times New Roman" w:hAnsi="Times New Roman" w:eastAsia="FangSong" w:cs="Times New Roman"/>
+        </w:rPr>
+        <w:t>和</w:t>
+      </w:r>
+      <w:r>
+        <w:rPr>
+          <w:rFonts w:ascii="Times New Roman" w:hAnsi="Times New Roman" w:eastAsia="Times New Roman" w:cs="Times New Roman"/>
+        </w:rPr>
+        <w:t xml:space="preserve"> 1250 </w:t>
+      </w:r>
+      <w:r>
+        <w:rPr>
+          <w:rFonts w:hint="eastAsia" w:ascii="Times New Roman" w:hAnsi="Times New Roman" w:eastAsia="Times New Roman" w:cs="Times New Roman"/>
+        </w:rPr>
+        <w:t>cm</w:t>
+      </w:r>
+      <w:r>
+        <w:rPr>
+          <w:rFonts w:hint="eastAsia" w:ascii="Times New Roman" w:hAnsi="Times New Roman" w:eastAsia="Times New Roman" w:cs="Times New Roman"/>
+          <w:vertAlign w:val="superscript"/>
+        </w:rPr>
+        <w:t>-1</w:t>
+      </w:r>
+      <w:r>
+        <w:rPr>
+          <w:rFonts w:hint="eastAsia" w:ascii="Times New Roman" w:hAnsi="Times New Roman" w:eastAsia="Times New Roman" w:cs="Times New Roman"/>
+        </w:rPr>
+        <w:t>（</w:t>
+      </w:r>
+      <w:r>
+        <w:rPr>
+          <w:rFonts w:hint="eastAsia" w:ascii="Times New Roman" w:hAnsi="Times New Roman" w:eastAsia="FangSong" w:cs="Times New Roman"/>
+        </w:rPr>
+        <w:t>强</w:t>
+      </w:r>
+      <w:r>
+        <w:rPr>
+          <w:rFonts w:hint="eastAsia" w:ascii="Times New Roman" w:hAnsi="Times New Roman" w:eastAsia="Times New Roman" w:cs="Times New Roman"/>
+        </w:rPr>
+        <w:t>），</w:t>
+      </w:r>
+      <w:r>
+        <w:rPr>
+          <w:rFonts w:hint="eastAsia" w:ascii="Times New Roman" w:hAnsi="Times New Roman" w:eastAsia="Times New Roman" w:cs="Times New Roman"/>
+          <w:vertAlign w:val="superscript"/>
+        </w:rPr>
+        <w:t>1</w:t>
+      </w:r>
+      <w:r>
+        <w:rPr>
+          <w:rFonts w:hint="eastAsia" w:ascii="Times New Roman" w:hAnsi="Times New Roman" w:eastAsia="Times New Roman" w:cs="Times New Roman"/>
+        </w:rPr>
+        <w:t>H</w:t>
+      </w:r>
+      <w:r>
+        <w:rPr>
+          <w:rFonts w:ascii="Times New Roman" w:hAnsi="Times New Roman" w:eastAsia="Times New Roman" w:cs="Times New Roman"/>
+        </w:rPr>
+        <w:t xml:space="preserve"> NMR </w:t>
+      </w:r>
+      <w:r>
+        <w:rPr>
+          <w:rFonts w:hint="eastAsia" w:ascii="Times New Roman" w:hAnsi="Times New Roman" w:eastAsia="FangSong" w:cs="Times New Roman"/>
+        </w:rPr>
+        <w:t>显示</w:t>
+      </w:r>
+      <w:r>
+        <w:rPr>
+          <w:rFonts w:hint="eastAsia" w:ascii="Times New Roman" w:hAnsi="Times New Roman" w:eastAsia="Times New Roman" w:cs="Times New Roman"/>
+        </w:rPr>
+        <w:t>：</w:t>
       </w:r>
     </w:p>
     <w:p>
@@ -21576,57 +21373,7 @@
         <w:rPr>
           <w:rFonts w:ascii="Times New Roman" w:hAnsi="Times New Roman" w:eastAsia="Times New Roman" w:cs="Times New Roman"/>
         </w:rPr>
-        <w:t>IR 1740 cm</w:t>
-      </w:r>
-      <w:r>
-        <w:rPr>
-          <w:rFonts w:ascii="Times New Roman" w:hAnsi="Times New Roman" w:eastAsia="Times New Roman" w:cs="Times New Roman"/>
-          <w:vertAlign w:val="superscript"/>
-        </w:rPr>
-        <w:t>-1</w:t>
-      </w:r>
-      <w:r>
-        <w:rPr>
-          <w:rFonts w:ascii="Times New Roman" w:hAnsi="Times New Roman" w:eastAsia="Times New Roman" w:cs="Times New Roman"/>
-        </w:rPr>
-        <w:t xml:space="preserve"> </w:t>
-      </w:r>
-      <w:r>
-        <w:rPr>
-          <w:rFonts w:hint="eastAsia" w:ascii="Times New Roman" w:hAnsi="Times New Roman" w:eastAsia="FangSong" w:cs="Times New Roman"/>
-        </w:rPr>
-        <w:t xml:space="preserve">和</w:t>
-      </w:r>
-      <w:r>
-        <w:rPr>
-          <w:rFonts w:ascii="Times New Roman" w:hAnsi="Times New Roman" w:eastAsia="Times New Roman" w:cs="Times New Roman"/>
-        </w:rPr>
-        <w:t xml:space="preserve"> 1250 cm</w:t>
-      </w:r>
-      <w:r>
-        <w:rPr>
-          <w:rFonts w:ascii="Times New Roman" w:hAnsi="Times New Roman" w:eastAsia="Times New Roman" w:cs="Times New Roman"/>
-          <w:vertAlign w:val="superscript"/>
-        </w:rPr>
-        <w:t>-1</w:t>
-      </w:r>
-      <w:r>
-        <w:rPr>
-          <w:rFonts w:ascii="Times New Roman" w:hAnsi="Times New Roman" w:eastAsia="Times New Roman" w:cs="Times New Roman"/>
-        </w:rPr>
-        <w:t xml:space="preserve"> </w:t>
-      </w:r>
-      <w:r>
-        <w:rPr>
-          <w:rFonts w:hint="eastAsia" w:ascii="Times New Roman" w:hAnsi="Times New Roman" w:eastAsia="FangSong" w:cs="Times New Roman"/>
-        </w:rPr>
-        <w:t>分别指向什么官能团</w:t>
-      </w:r>
-      <w:r>
-        <w:rPr>
-          <w:rFonts w:hint="eastAsia" w:ascii="Times New Roman" w:hAnsi="Times New Roman" w:eastAsia="Times New Roman" w:cs="Times New Roman"/>
-        </w:rPr>
-        <w:t>？</w:t>
+        <w:t xml:space="preserve">δ 3.8 (s, 3H)</w:t>
       </w:r>
     </w:p>
     <w:p>
@@ -21640,81 +21387,8 @@
       <w:r>
         <w:rPr>
           <w:rFonts w:ascii="Times New Roman" w:hAnsi="Times New Roman" w:eastAsia="Times New Roman" w:cs="Times New Roman"/>
-          <w:vertAlign w:val="superscript"/>
-        </w:rPr>
-        <w:t>1</w:t>
-      </w:r>
-      <w:r>
-        <w:rPr>
-          <w:rFonts w:ascii="Times New Roman" w:hAnsi="Times New Roman" w:eastAsia="Times New Roman" w:cs="Times New Roman"/>
-        </w:rPr>
-        <w:t xml:space="preserve">H NMR </w:t>
-      </w:r>
-      <w:r>
-        <w:rPr>
-          <w:rFonts w:hint="eastAsia" w:ascii="Times New Roman" w:hAnsi="Times New Roman" w:eastAsia="FangSong" w:cs="Times New Roman"/>
-        </w:rPr>
-        <w:t xml:space="preserve">中</w:t>
-      </w:r>
-      <w:r>
-        <w:rPr>
-          <w:rFonts w:ascii="Times New Roman" w:hAnsi="Times New Roman" w:eastAsia="Times New Roman" w:cs="Times New Roman"/>
-        </w:rPr>
-        <w:t xml:space="preserve"> δ 7.0 </w:t>
-      </w:r>
-      <w:r>
-        <w:rPr>
-          <w:rFonts w:hint="eastAsia" w:ascii="Times New Roman" w:hAnsi="Times New Roman" w:eastAsia="FangSong" w:cs="Times New Roman"/>
-        </w:rPr>
-        <w:t xml:space="preserve">和</w:t>
-      </w:r>
-      <w:r>
-        <w:rPr>
-          <w:rFonts w:ascii="Times New Roman" w:hAnsi="Times New Roman" w:eastAsia="Times New Roman" w:cs="Times New Roman"/>
-        </w:rPr>
-        <w:t xml:space="preserve"> 7.9 </w:t>
-      </w:r>
-      <w:r>
-        <w:rPr>
-          <w:rFonts w:hint="eastAsia" w:ascii="Times New Roman" w:hAnsi="Times New Roman" w:eastAsia="FangSong" w:cs="Times New Roman"/>
-        </w:rPr>
-        <w:t>的两组双峰</w:t>
-      </w:r>
-      <w:r>
-        <w:rPr>
-          <w:rFonts w:hint="eastAsia" w:ascii="Times New Roman" w:hAnsi="Times New Roman" w:eastAsia="Times New Roman" w:cs="Times New Roman"/>
-        </w:rPr>
-        <w:t>（</w:t>
-      </w:r>
-      <w:r>
-        <w:rPr>
-          <w:rFonts w:hint="eastAsia" w:ascii="Times New Roman" w:hAnsi="Times New Roman" w:eastAsia="FangSong" w:cs="Times New Roman"/>
-        </w:rPr>
-        <w:t>各</w:t>
-      </w:r>
-      <w:r>
-        <w:rPr>
-          <w:rFonts w:ascii="Times New Roman" w:hAnsi="Times New Roman" w:eastAsia="Times New Roman" w:cs="Times New Roman"/>
-        </w:rPr>
-        <w:t xml:space="preserve"> </w:t>
-      </w:r>
-      <w:r>
-        <w:rPr>
-          <w:rFonts w:hint="eastAsia" w:ascii="Times New Roman" w:hAnsi="Times New Roman" w:eastAsia="Times New Roman" w:cs="Times New Roman"/>
-        </w:rPr>
-        <w:t>2H）</w:t>
-      </w:r>
-      <w:r>
-        <w:rPr>
-          <w:rFonts w:hint="eastAsia" w:ascii="Times New Roman" w:hAnsi="Times New Roman" w:eastAsia="FangSong" w:cs="Times New Roman"/>
-        </w:rPr>
-        <w:t>说明什么</w:t>
-      </w:r>
-      <w:r>
-        <w:rPr>
-          <w:rFonts w:hint="eastAsia" w:ascii="Times New Roman" w:hAnsi="Times New Roman" w:eastAsia="Times New Roman" w:cs="Times New Roman"/>
-        </w:rPr>
-        <w:t>？</w:t>
+        </w:rPr>
+        <w:t xml:space="preserve">δ 3.9 (s, 3H)</w:t>
       </w:r>
     </w:p>
     <w:p>
@@ -21727,6 +21401,189 @@
       </w:pPr>
       <w:r>
         <w:rPr>
+          <w:rFonts w:ascii="Times New Roman" w:hAnsi="Times New Roman" w:eastAsia="Times New Roman" w:cs="Times New Roman"/>
+        </w:rPr>
+        <w:t xml:space="preserve">δ 6.9 (d, 2H, J = 8 Hz)</w:t>
+      </w:r>
+    </w:p>
+    <w:p>
+      <w:pPr>
+        <w:pStyle w:val="Compact"/>
+        <w:numPr>
+          <w:ilvl w:val="1"/>
+          <w:numId w:val="1020"/>
+        </w:numPr>
+      </w:pPr>
+      <w:r>
+        <w:rPr>
+          <w:rFonts w:ascii="Times New Roman" w:hAnsi="Times New Roman" w:eastAsia="Times New Roman" w:cs="Times New Roman"/>
+        </w:rPr>
+        <w:t xml:space="preserve">δ 7.9 (d, 2H, J = 8 Hz)</w:t>
+      </w:r>
+    </w:p>
+    <w:p>
+      <w:pPr>
+        <w:pStyle w:val="Compact"/>
+        <w:numPr>
+          <w:ilvl w:val="1"/>
+          <w:numId w:val="1021"/>
+        </w:numPr>
+      </w:pPr>
+      <w:r>
+        <w:rPr>
+          <w:rFonts w:ascii="Times New Roman" w:hAnsi="Times New Roman" w:eastAsia="Times New Roman" w:cs="Times New Roman"/>
+        </w:rPr>
+        <w:t>IR 1740 cm</w:t>
+      </w:r>
+      <w:r>
+        <w:rPr>
+          <w:rFonts w:ascii="Times New Roman" w:hAnsi="Times New Roman" w:eastAsia="Times New Roman" w:cs="Times New Roman"/>
+          <w:vertAlign w:val="superscript"/>
+        </w:rPr>
+        <w:t>-1</w:t>
+      </w:r>
+      <w:r>
+        <w:rPr>
+          <w:rFonts w:ascii="Times New Roman" w:hAnsi="Times New Roman" w:eastAsia="Times New Roman" w:cs="Times New Roman"/>
+        </w:rPr>
+        <w:t xml:space="preserve"> </w:t>
+      </w:r>
+      <w:r>
+        <w:rPr>
+          <w:rFonts w:hint="eastAsia" w:ascii="Times New Roman" w:hAnsi="Times New Roman" w:eastAsia="FangSong" w:cs="Times New Roman"/>
+        </w:rPr>
+        <w:t xml:space="preserve">和</w:t>
+      </w:r>
+      <w:r>
+        <w:rPr>
+          <w:rFonts w:ascii="Times New Roman" w:hAnsi="Times New Roman" w:eastAsia="Times New Roman" w:cs="Times New Roman"/>
+        </w:rPr>
+        <w:t xml:space="preserve"> 1250 cm</w:t>
+      </w:r>
+      <w:r>
+        <w:rPr>
+          <w:rFonts w:ascii="Times New Roman" w:hAnsi="Times New Roman" w:eastAsia="Times New Roman" w:cs="Times New Roman"/>
+          <w:vertAlign w:val="superscript"/>
+        </w:rPr>
+        <w:t>-1</w:t>
+      </w:r>
+      <w:r>
+        <w:rPr>
+          <w:rFonts w:ascii="Times New Roman" w:hAnsi="Times New Roman" w:eastAsia="Times New Roman" w:cs="Times New Roman"/>
+        </w:rPr>
+        <w:t xml:space="preserve"> </w:t>
+      </w:r>
+      <w:r>
+        <w:rPr>
+          <w:rFonts w:hint="eastAsia" w:ascii="Times New Roman" w:hAnsi="Times New Roman" w:eastAsia="FangSong" w:cs="Times New Roman"/>
+        </w:rPr>
+        <w:t>分别指向什么官能团</w:t>
+      </w:r>
+      <w:r>
+        <w:rPr>
+          <w:rFonts w:hint="eastAsia" w:ascii="Times New Roman" w:hAnsi="Times New Roman" w:eastAsia="Times New Roman" w:cs="Times New Roman"/>
+        </w:rPr>
+        <w:t>？</w:t>
+      </w:r>
+    </w:p>
+    <w:p>
+      <w:pPr>
+        <w:pStyle w:val="Compact"/>
+        <w:numPr>
+          <w:ilvl w:val="1"/>
+          <w:numId w:val="1021"/>
+        </w:numPr>
+      </w:pPr>
+      <w:r>
+        <w:rPr>
+          <w:rFonts w:ascii="Times New Roman" w:hAnsi="Times New Roman" w:eastAsia="Times New Roman" w:cs="Times New Roman"/>
+          <w:vertAlign w:val="superscript"/>
+        </w:rPr>
+        <w:t>1</w:t>
+      </w:r>
+      <w:r>
+        <w:rPr>
+          <w:rFonts w:ascii="Times New Roman" w:hAnsi="Times New Roman" w:eastAsia="Times New Roman" w:cs="Times New Roman"/>
+        </w:rPr>
+        <w:t xml:space="preserve">H NMR </w:t>
+      </w:r>
+      <w:r>
+        <w:rPr>
+          <w:rFonts w:hint="eastAsia" w:ascii="Times New Roman" w:hAnsi="Times New Roman" w:eastAsia="FangSong" w:cs="Times New Roman"/>
+        </w:rPr>
+        <w:t xml:space="preserve">中</w:t>
+      </w:r>
+      <w:r>
+        <w:rPr>
+          <w:rFonts w:ascii="Times New Roman" w:hAnsi="Times New Roman" w:eastAsia="Times New Roman" w:cs="Times New Roman"/>
+        </w:rPr>
+        <w:t xml:space="preserve"> δ 7.0 </w:t>
+      </w:r>
+      <w:r>
+        <w:rPr>
+          <w:rFonts w:hint="eastAsia" w:ascii="Times New Roman" w:hAnsi="Times New Roman" w:eastAsia="FangSong" w:cs="Times New Roman"/>
+        </w:rPr>
+        <w:t xml:space="preserve">和</w:t>
+      </w:r>
+      <w:r>
+        <w:rPr>
+          <w:rFonts w:ascii="Times New Roman" w:hAnsi="Times New Roman" w:eastAsia="Times New Roman" w:cs="Times New Roman"/>
+        </w:rPr>
+        <w:t xml:space="preserve"> 7.9 </w:t>
+      </w:r>
+      <w:r>
+        <w:rPr>
+          <w:rFonts w:hint="eastAsia" w:ascii="Times New Roman" w:hAnsi="Times New Roman" w:eastAsia="FangSong" w:cs="Times New Roman"/>
+        </w:rPr>
+        <w:t>的两组双峰</w:t>
+      </w:r>
+      <w:r>
+        <w:rPr>
+          <w:rFonts w:hint="eastAsia" w:ascii="Times New Roman" w:hAnsi="Times New Roman" w:eastAsia="Times New Roman" w:cs="Times New Roman"/>
+        </w:rPr>
+        <w:t>（</w:t>
+      </w:r>
+      <w:r>
+        <w:rPr>
+          <w:rFonts w:hint="eastAsia" w:ascii="Times New Roman" w:hAnsi="Times New Roman" w:eastAsia="FangSong" w:cs="Times New Roman"/>
+        </w:rPr>
+        <w:t>各</w:t>
+      </w:r>
+      <w:r>
+        <w:rPr>
+          <w:rFonts w:ascii="Times New Roman" w:hAnsi="Times New Roman" w:eastAsia="Times New Roman" w:cs="Times New Roman"/>
+        </w:rPr>
+        <w:t xml:space="preserve"> </w:t>
+      </w:r>
+      <w:r>
+        <w:rPr>
+          <w:rFonts w:hint="eastAsia" w:ascii="Times New Roman" w:hAnsi="Times New Roman" w:eastAsia="Times New Roman" w:cs="Times New Roman"/>
+        </w:rPr>
+        <w:t>2H）</w:t>
+      </w:r>
+      <w:r>
+        <w:rPr>
+          <w:rFonts w:hint="eastAsia" w:ascii="Times New Roman" w:hAnsi="Times New Roman" w:eastAsia="FangSong" w:cs="Times New Roman"/>
+        </w:rPr>
+        <w:t>说明什么</w:t>
+      </w:r>
+      <w:r>
+        <w:rPr>
+          <w:rFonts w:hint="eastAsia" w:ascii="Times New Roman" w:hAnsi="Times New Roman" w:eastAsia="Times New Roman" w:cs="Times New Roman"/>
+        </w:rPr>
+        <w:t>？</w:t>
+      </w:r>
+    </w:p>
+    <w:p>
+      <w:pPr>
+        <w:pStyle w:val="Compact"/>
+        <w:numPr>
+          <w:ilvl w:val="1"/>
+          <w:numId w:val="1021"/>
+        </w:numPr>
+      </w:pPr>
+      <w:r>
+        <w:rPr>
           <w:rFonts w:hint="eastAsia" w:ascii="Times New Roman" w:hAnsi="Times New Roman" w:eastAsia="FangSong" w:cs="Times New Roman"/>
         </w:rPr>
         <w:t xml:space="preserve">推断</w:t>
@@ -21785,7 +21642,7 @@
         <w:pStyle w:val="Compact"/>
         <w:numPr>
           <w:ilvl w:val="0"/>
-          <w:numId w:val="1021"/>
+          <w:numId w:val="1022"/>
         </w:numPr>
       </w:pPr>
       <w:r>
@@ -21899,7 +21756,7 @@
         <w:pStyle w:val="Compact"/>
         <w:numPr>
           <w:ilvl w:val="1"/>
-          <w:numId w:val="1022"/>
+          <w:numId w:val="1023"/>
         </w:numPr>
       </w:pPr>
       <w:r>
@@ -21958,7 +21815,7 @@
         <w:pStyle w:val="Compact"/>
         <w:numPr>
           <w:ilvl w:val="1"/>
-          <w:numId w:val="1022"/>
+          <w:numId w:val="1023"/>
         </w:numPr>
       </w:pPr>
       <w:r>
@@ -22028,7 +21885,7 @@
         <w:pStyle w:val="Compact"/>
         <w:numPr>
           <w:ilvl w:val="1"/>
-          <w:numId w:val="1022"/>
+          <w:numId w:val="1023"/>
         </w:numPr>
       </w:pPr>
       <w:r>
@@ -22075,150 +21932,6 @@
           <w:bCs/>
         </w:rPr>
         <w:t xml:space="preserve">值与立体化学</w:t>
-      </w:r>
-    </w:p>
-    <w:p>
-      <w:pPr>
-        <w:pStyle w:val="Compact"/>
-        <w:numPr>
-          <w:ilvl w:val="0"/>
-          <w:numId w:val="1023"/>
-        </w:numPr>
-      </w:pPr>
-      <w:r>
-        <w:rPr>
-          <w:rFonts w:hint="eastAsia" w:ascii="Times New Roman" w:hAnsi="Times New Roman" w:eastAsia="FangSong" w:cs="Times New Roman"/>
-        </w:rPr>
-        <w:t xml:space="preserve">某烯烃的</w:t>
-      </w:r>
-      <w:r>
-        <w:rPr>
-          <w:rFonts w:ascii="Times New Roman" w:hAnsi="Times New Roman" w:eastAsia="Times New Roman" w:cs="Times New Roman"/>
-        </w:rPr>
-        <w:t xml:space="preserve"> </w:t>
-      </w:r>
-      <w:r>
-        <w:rPr>
-          <w:rFonts w:ascii="Times New Roman" w:hAnsi="Times New Roman" w:eastAsia="Times New Roman" w:cs="Times New Roman"/>
-          <w:vertAlign w:val="superscript"/>
-        </w:rPr>
-        <w:t>1</w:t>
-      </w:r>
-      <w:r>
-        <w:rPr>
-          <w:rFonts w:ascii="Times New Roman" w:hAnsi="Times New Roman" w:eastAsia="Times New Roman" w:cs="Times New Roman"/>
-        </w:rPr>
-        <w:t xml:space="preserve">H NMR </w:t>
-      </w:r>
-      <w:r>
-        <w:rPr>
-          <w:rFonts w:hint="eastAsia" w:ascii="Times New Roman" w:hAnsi="Times New Roman" w:eastAsia="FangSong" w:cs="Times New Roman"/>
-        </w:rPr>
-        <w:t>中</w:t>
-      </w:r>
-      <w:r>
-        <w:rPr>
-          <w:rFonts w:hint="eastAsia" w:ascii="Times New Roman" w:hAnsi="Times New Roman" w:eastAsia="Times New Roman" w:cs="Times New Roman"/>
-        </w:rPr>
-        <w:t>，</w:t>
-      </w:r>
-      <w:r>
-        <w:rPr>
-          <w:rFonts w:hint="eastAsia" w:ascii="Times New Roman" w:hAnsi="Times New Roman" w:eastAsia="FangSong" w:cs="Times New Roman"/>
-        </w:rPr>
-        <w:t>两个烯氢的偶合常数</w:t>
-      </w:r>
-      <w:r>
-        <w:rPr>
-          <w:rFonts w:ascii="Times New Roman" w:hAnsi="Times New Roman" w:eastAsia="Times New Roman" w:cs="Times New Roman"/>
-        </w:rPr>
-        <w:t xml:space="preserve"> J = 15 </w:t>
-      </w:r>
-      <w:r>
-        <w:rPr>
-          <w:rFonts w:hint="eastAsia" w:ascii="Times New Roman" w:hAnsi="Times New Roman" w:eastAsia="Times New Roman" w:cs="Times New Roman"/>
-        </w:rPr>
-        <w:t>Hz。</w:t>
-      </w:r>
-      <w:r>
-        <w:rPr>
-          <w:rFonts w:hint="eastAsia" w:ascii="Times New Roman" w:hAnsi="Times New Roman" w:eastAsia="FangSong" w:cs="Times New Roman"/>
-        </w:rPr>
-        <w:t>该烯烃是顺式还是反式</w:t>
-      </w:r>
-      <w:r>
-        <w:rPr>
-          <w:rFonts w:hint="eastAsia" w:ascii="Times New Roman" w:hAnsi="Times New Roman" w:eastAsia="Times New Roman" w:cs="Times New Roman"/>
-        </w:rPr>
-        <w:t>？</w:t>
-      </w:r>
-      <w:r>
-        <w:rPr>
-          <w:rFonts w:hint="eastAsia" w:ascii="Times New Roman" w:hAnsi="Times New Roman" w:eastAsia="FangSong" w:cs="Times New Roman"/>
-        </w:rPr>
-        <w:t>如果</w:t>
-      </w:r>
-      <w:r>
-        <w:rPr>
-          <w:rFonts w:ascii="Times New Roman" w:hAnsi="Times New Roman" w:eastAsia="Times New Roman" w:cs="Times New Roman"/>
-        </w:rPr>
-        <w:t xml:space="preserve"> J = 10 Hz </w:t>
-      </w:r>
-      <w:r>
-        <w:rPr>
-          <w:rFonts w:hint="eastAsia" w:ascii="Times New Roman" w:hAnsi="Times New Roman" w:eastAsia="FangSong" w:cs="Times New Roman"/>
-        </w:rPr>
-        <w:t>呢</w:t>
-      </w:r>
-      <w:r>
-        <w:rPr>
-          <w:rFonts w:hint="eastAsia" w:ascii="Times New Roman" w:hAnsi="Times New Roman" w:eastAsia="Times New Roman" w:cs="Times New Roman"/>
-        </w:rPr>
-        <w:t>？</w:t>
-      </w:r>
-    </w:p>
-    <w:bookmarkEnd w:id="63"/>
-    <w:bookmarkStart w:id="64" w:name="真题挑战3-题"/>
-    <w:p>
-      <w:pPr>
-        <w:pStyle w:val="Heading3"/>
-        <w:spacing w:before="280" w:after="120"/>
-      </w:pPr>
-      <w:r>
-        <w:rPr>
-          <w:rFonts w:ascii="Times New Roman" w:hAnsi="Times New Roman" w:eastAsia="Times New Roman" w:cs="Times New Roman"/>
-        </w:rPr>
-        <w:t xml:space="preserve">11.3 🏆 </w:t>
-      </w:r>
-      <w:r>
-        <w:rPr>
-          <w:rFonts w:hint="eastAsia" w:ascii="Times New Roman" w:hAnsi="Times New Roman" w:eastAsia="SimHei" w:cs="Times New Roman"/>
-        </w:rPr>
-        <w:t>真题挑战</w:t>
-      </w:r>
-      <w:r>
-        <w:rPr>
-          <w:rFonts w:hint="eastAsia" w:ascii="Times New Roman" w:hAnsi="Times New Roman" w:eastAsia="Times New Roman" w:cs="Times New Roman"/>
-        </w:rPr>
-        <w:t>（3</w:t>
-      </w:r>
-      <w:r>
-        <w:rPr>
-          <w:rFonts w:ascii="Times New Roman" w:hAnsi="Times New Roman" w:eastAsia="Times New Roman" w:cs="Times New Roman"/>
-        </w:rPr>
-        <w:t xml:space="preserve"> </w:t>
-      </w:r>
-      <w:r>
-        <w:rPr>
-          <w:rFonts w:hint="eastAsia" w:ascii="Times New Roman" w:hAnsi="Times New Roman" w:eastAsia="SimHei" w:cs="Times New Roman"/>
-        </w:rPr>
-        <w:t>题</w:t>
-      </w:r>
-      <w:r>
-        <w:rPr>
-          <w:rFonts w:hint="eastAsia" w:ascii="Times New Roman" w:hAnsi="Times New Roman" w:eastAsia="Times New Roman" w:cs="Times New Roman"/>
-        </w:rPr>
-        <w:t>）</w:t>
       </w:r>
     </w:p>
     <w:p>
@@ -22231,6 +21944,150 @@
       </w:pPr>
       <w:r>
         <w:rPr>
+          <w:rFonts w:hint="eastAsia" w:ascii="Times New Roman" w:hAnsi="Times New Roman" w:eastAsia="FangSong" w:cs="Times New Roman"/>
+        </w:rPr>
+        <w:t xml:space="preserve">某烯烃的</w:t>
+      </w:r>
+      <w:r>
+        <w:rPr>
+          <w:rFonts w:ascii="Times New Roman" w:hAnsi="Times New Roman" w:eastAsia="Times New Roman" w:cs="Times New Roman"/>
+        </w:rPr>
+        <w:t xml:space="preserve"> </w:t>
+      </w:r>
+      <w:r>
+        <w:rPr>
+          <w:rFonts w:ascii="Times New Roman" w:hAnsi="Times New Roman" w:eastAsia="Times New Roman" w:cs="Times New Roman"/>
+          <w:vertAlign w:val="superscript"/>
+        </w:rPr>
+        <w:t>1</w:t>
+      </w:r>
+      <w:r>
+        <w:rPr>
+          <w:rFonts w:ascii="Times New Roman" w:hAnsi="Times New Roman" w:eastAsia="Times New Roman" w:cs="Times New Roman"/>
+        </w:rPr>
+        <w:t xml:space="preserve">H NMR </w:t>
+      </w:r>
+      <w:r>
+        <w:rPr>
+          <w:rFonts w:hint="eastAsia" w:ascii="Times New Roman" w:hAnsi="Times New Roman" w:eastAsia="FangSong" w:cs="Times New Roman"/>
+        </w:rPr>
+        <w:t>中</w:t>
+      </w:r>
+      <w:r>
+        <w:rPr>
+          <w:rFonts w:hint="eastAsia" w:ascii="Times New Roman" w:hAnsi="Times New Roman" w:eastAsia="Times New Roman" w:cs="Times New Roman"/>
+        </w:rPr>
+        <w:t>，</w:t>
+      </w:r>
+      <w:r>
+        <w:rPr>
+          <w:rFonts w:hint="eastAsia" w:ascii="Times New Roman" w:hAnsi="Times New Roman" w:eastAsia="FangSong" w:cs="Times New Roman"/>
+        </w:rPr>
+        <w:t>两个烯氢的偶合常数</w:t>
+      </w:r>
+      <w:r>
+        <w:rPr>
+          <w:rFonts w:ascii="Times New Roman" w:hAnsi="Times New Roman" w:eastAsia="Times New Roman" w:cs="Times New Roman"/>
+        </w:rPr>
+        <w:t xml:space="preserve"> J = 15 </w:t>
+      </w:r>
+      <w:r>
+        <w:rPr>
+          <w:rFonts w:hint="eastAsia" w:ascii="Times New Roman" w:hAnsi="Times New Roman" w:eastAsia="Times New Roman" w:cs="Times New Roman"/>
+        </w:rPr>
+        <w:t>Hz。</w:t>
+      </w:r>
+      <w:r>
+        <w:rPr>
+          <w:rFonts w:hint="eastAsia" w:ascii="Times New Roman" w:hAnsi="Times New Roman" w:eastAsia="FangSong" w:cs="Times New Roman"/>
+        </w:rPr>
+        <w:t>该烯烃是顺式还是反式</w:t>
+      </w:r>
+      <w:r>
+        <w:rPr>
+          <w:rFonts w:hint="eastAsia" w:ascii="Times New Roman" w:hAnsi="Times New Roman" w:eastAsia="Times New Roman" w:cs="Times New Roman"/>
+        </w:rPr>
+        <w:t>？</w:t>
+      </w:r>
+      <w:r>
+        <w:rPr>
+          <w:rFonts w:hint="eastAsia" w:ascii="Times New Roman" w:hAnsi="Times New Roman" w:eastAsia="FangSong" w:cs="Times New Roman"/>
+        </w:rPr>
+        <w:t>如果</w:t>
+      </w:r>
+      <w:r>
+        <w:rPr>
+          <w:rFonts w:ascii="Times New Roman" w:hAnsi="Times New Roman" w:eastAsia="Times New Roman" w:cs="Times New Roman"/>
+        </w:rPr>
+        <w:t xml:space="preserve"> J = 10 Hz </w:t>
+      </w:r>
+      <w:r>
+        <w:rPr>
+          <w:rFonts w:hint="eastAsia" w:ascii="Times New Roman" w:hAnsi="Times New Roman" w:eastAsia="FangSong" w:cs="Times New Roman"/>
+        </w:rPr>
+        <w:t>呢</w:t>
+      </w:r>
+      <w:r>
+        <w:rPr>
+          <w:rFonts w:hint="eastAsia" w:ascii="Times New Roman" w:hAnsi="Times New Roman" w:eastAsia="Times New Roman" w:cs="Times New Roman"/>
+        </w:rPr>
+        <w:t>？</w:t>
+      </w:r>
+    </w:p>
+    <w:bookmarkEnd w:id="63"/>
+    <w:bookmarkStart w:id="64" w:name="真题挑战3-题"/>
+    <w:p>
+      <w:pPr>
+        <w:pStyle w:val="Heading3"/>
+        <w:spacing w:before="280" w:after="120"/>
+      </w:pPr>
+      <w:r>
+        <w:rPr>
+          <w:rFonts w:ascii="Times New Roman" w:hAnsi="Times New Roman" w:eastAsia="Times New Roman" w:cs="Times New Roman"/>
+        </w:rPr>
+        <w:t xml:space="preserve">11.3 🏆 </w:t>
+      </w:r>
+      <w:r>
+        <w:rPr>
+          <w:rFonts w:hint="eastAsia" w:ascii="Times New Roman" w:hAnsi="Times New Roman" w:eastAsia="SimHei" w:cs="Times New Roman"/>
+        </w:rPr>
+        <w:t>真题挑战</w:t>
+      </w:r>
+      <w:r>
+        <w:rPr>
+          <w:rFonts w:hint="eastAsia" w:ascii="Times New Roman" w:hAnsi="Times New Roman" w:eastAsia="Times New Roman" w:cs="Times New Roman"/>
+        </w:rPr>
+        <w:t>（3</w:t>
+      </w:r>
+      <w:r>
+        <w:rPr>
+          <w:rFonts w:ascii="Times New Roman" w:hAnsi="Times New Roman" w:eastAsia="Times New Roman" w:cs="Times New Roman"/>
+        </w:rPr>
+        <w:t xml:space="preserve"> </w:t>
+      </w:r>
+      <w:r>
+        <w:rPr>
+          <w:rFonts w:hint="eastAsia" w:ascii="Times New Roman" w:hAnsi="Times New Roman" w:eastAsia="SimHei" w:cs="Times New Roman"/>
+        </w:rPr>
+        <w:t>题</w:t>
+      </w:r>
+      <w:r>
+        <w:rPr>
+          <w:rFonts w:hint="eastAsia" w:ascii="Times New Roman" w:hAnsi="Times New Roman" w:eastAsia="Times New Roman" w:cs="Times New Roman"/>
+        </w:rPr>
+        <w:t>）</w:t>
+      </w:r>
+    </w:p>
+    <w:p>
+      <w:pPr>
+        <w:pStyle w:val="Compact"/>
+        <w:numPr>
+          <w:ilvl w:val="0"/>
+          <w:numId w:val="1025"/>
+        </w:numPr>
+      </w:pPr>
+      <w:r>
+        <w:rPr>
           <w:rFonts w:hint="eastAsia" w:ascii="Times New Roman" w:hAnsi="Times New Roman" w:eastAsia="Times New Roman" w:cs="Times New Roman"/>
           <w:b/>
           <w:bCs/>
@@ -22350,7 +22207,7 @@
         <w:pStyle w:val="Compact"/>
         <w:numPr>
           <w:ilvl w:val="1"/>
-          <w:numId w:val="1025"/>
+          <w:numId w:val="1026"/>
         </w:numPr>
       </w:pPr>
       <w:r>
@@ -22384,7 +22241,7 @@
         <w:pStyle w:val="Compact"/>
         <w:numPr>
           <w:ilvl w:val="1"/>
-          <w:numId w:val="1025"/>
+          <w:numId w:val="1026"/>
         </w:numPr>
       </w:pPr>
       <w:r>
@@ -22491,7 +22348,7 @@
         <w:pStyle w:val="Compact"/>
         <w:numPr>
           <w:ilvl w:val="1"/>
-          <w:numId w:val="1025"/>
+          <w:numId w:val="1026"/>
         </w:numPr>
       </w:pPr>
       <w:r>
@@ -22532,7 +22389,7 @@
         <w:pStyle w:val="Compact"/>
         <w:numPr>
           <w:ilvl w:val="2"/>
-          <w:numId w:val="1026"/>
+          <w:numId w:val="1027"/>
         </w:numPr>
       </w:pPr>
       <w:r>
@@ -22547,7 +22404,7 @@
         <w:pStyle w:val="Compact"/>
         <w:numPr>
           <w:ilvl w:val="2"/>
-          <w:numId w:val="1026"/>
+          <w:numId w:val="1027"/>
         </w:numPr>
       </w:pPr>
       <w:r>
@@ -22562,289 +22419,14 @@
         <w:pStyle w:val="Compact"/>
         <w:numPr>
           <w:ilvl w:val="2"/>
-          <w:numId w:val="1026"/>
-        </w:numPr>
-      </w:pPr>
-      <w:r>
-        <w:rPr>
-          <w:rFonts w:ascii="Times New Roman" w:hAnsi="Times New Roman" w:eastAsia="Times New Roman" w:cs="Times New Roman"/>
-        </w:rPr>
-        <w:t xml:space="preserve">δ 7.4–8.1 (m, 5H)</w:t>
-      </w:r>
-    </w:p>
-    <w:p>
-      <w:pPr>
-        <w:pStyle w:val="Compact"/>
-        <w:numPr>
-          <w:ilvl w:val="1"/>
           <w:numId w:val="1027"/>
         </w:numPr>
       </w:pPr>
       <w:r>
         <w:rPr>
-          <w:rFonts w:hint="eastAsia" w:ascii="Times New Roman" w:hAnsi="Times New Roman" w:eastAsia="FangSong" w:cs="Times New Roman"/>
-        </w:rPr>
-        <w:t xml:space="preserve">计算不饱和度</w:t>
-      </w:r>
-      <w:r>
-        <w:rPr>
-          <w:rFonts w:ascii="Times New Roman" w:hAnsi="Times New Roman" w:eastAsia="Times New Roman" w:cs="Times New Roman"/>
-        </w:rPr>
-        <w:t xml:space="preserve"> Ω。</w:t>
-      </w:r>
-    </w:p>
-    <w:p>
-      <w:pPr>
-        <w:pStyle w:val="Compact"/>
-        <w:numPr>
-          <w:ilvl w:val="1"/>
-          <w:numId w:val="1027"/>
-        </w:numPr>
-      </w:pPr>
-      <w:r>
-        <w:rPr>
-          <w:rFonts w:ascii="Times New Roman" w:hAnsi="Times New Roman" w:eastAsia="Times New Roman" w:cs="Times New Roman"/>
-        </w:rPr>
-        <w:t xml:space="preserve">IR </w:t>
-      </w:r>
-      <w:r>
-        <w:rPr>
-          <w:rFonts w:hint="eastAsia" w:ascii="Times New Roman" w:hAnsi="Times New Roman" w:eastAsia="FangSong" w:cs="Times New Roman"/>
-        </w:rPr>
-        <w:t>数据说明什么官能团存在</w:t>
-      </w:r>
-      <w:r>
-        <w:rPr>
-          <w:rFonts w:hint="eastAsia" w:ascii="Times New Roman" w:hAnsi="Times New Roman" w:eastAsia="Times New Roman" w:cs="Times New Roman"/>
-        </w:rPr>
-        <w:t>/</w:t>
-      </w:r>
-      <w:r>
-        <w:rPr>
-          <w:rFonts w:hint="eastAsia" w:ascii="Times New Roman" w:hAnsi="Times New Roman" w:eastAsia="FangSong" w:cs="Times New Roman"/>
-        </w:rPr>
-        <w:t>不存在</w:t>
-      </w:r>
-      <w:r>
-        <w:rPr>
-          <w:rFonts w:hint="eastAsia" w:ascii="Times New Roman" w:hAnsi="Times New Roman" w:eastAsia="Times New Roman" w:cs="Times New Roman"/>
-        </w:rPr>
-        <w:t>？</w:t>
-      </w:r>
-    </w:p>
-    <w:p>
-      <w:pPr>
-        <w:pStyle w:val="Compact"/>
-        <w:numPr>
-          <w:ilvl w:val="1"/>
-          <w:numId w:val="1027"/>
-        </w:numPr>
-      </w:pPr>
-      <w:r>
-        <w:rPr>
-          <w:rFonts w:ascii="Times New Roman" w:hAnsi="Times New Roman" w:eastAsia="Times New Roman" w:cs="Times New Roman"/>
-          <w:vertAlign w:val="superscript"/>
-        </w:rPr>
-        <w:t>1</w:t>
-      </w:r>
-      <w:r>
-        <w:rPr>
-          <w:rFonts w:ascii="Times New Roman" w:hAnsi="Times New Roman" w:eastAsia="Times New Roman" w:cs="Times New Roman"/>
-        </w:rPr>
-        <w:t xml:space="preserve">H NMR </w:t>
-      </w:r>
-      <w:r>
-        <w:rPr>
-          <w:rFonts w:hint="eastAsia" w:ascii="Times New Roman" w:hAnsi="Times New Roman" w:eastAsia="FangSong" w:cs="Times New Roman"/>
-        </w:rPr>
-        <w:t xml:space="preserve">中</w:t>
-      </w:r>
-      <w:r>
-        <w:rPr>
-          <w:rFonts w:ascii="Times New Roman" w:hAnsi="Times New Roman" w:eastAsia="Times New Roman" w:cs="Times New Roman"/>
-        </w:rPr>
-        <w:t xml:space="preserve"> δ 1.25/4.12 </w:t>
-      </w:r>
-      <w:r>
-        <w:rPr>
-          <w:rFonts w:hint="eastAsia" w:ascii="Times New Roman" w:hAnsi="Times New Roman" w:eastAsia="FangSong" w:cs="Times New Roman"/>
-        </w:rPr>
-        <w:t xml:space="preserve">的</w:t>
-      </w:r>
-      <w:r>
-        <w:rPr>
-          <w:rFonts w:ascii="Times New Roman" w:hAnsi="Times New Roman" w:eastAsia="Times New Roman" w:cs="Times New Roman"/>
-        </w:rPr>
-        <w:t xml:space="preserve"> t/q </w:t>
-      </w:r>
-      <w:r>
-        <w:rPr>
-          <w:rFonts w:hint="eastAsia" w:ascii="Times New Roman" w:hAnsi="Times New Roman" w:eastAsia="FangSong" w:cs="Times New Roman"/>
-        </w:rPr>
-        <w:t>组合对应什么结构片段</w:t>
-      </w:r>
-      <w:r>
-        <w:rPr>
-          <w:rFonts w:hint="eastAsia" w:ascii="Times New Roman" w:hAnsi="Times New Roman" w:eastAsia="Times New Roman" w:cs="Times New Roman"/>
-        </w:rPr>
-        <w:t>？</w:t>
-      </w:r>
-    </w:p>
-    <w:p>
-      <w:pPr>
-        <w:pStyle w:val="Compact"/>
-        <w:numPr>
-          <w:ilvl w:val="1"/>
-          <w:numId w:val="1027"/>
-        </w:numPr>
-      </w:pPr>
-      <w:r>
-        <w:rPr>
-          <w:rFonts w:hint="eastAsia" w:ascii="Times New Roman" w:hAnsi="Times New Roman" w:eastAsia="FangSong" w:cs="Times New Roman"/>
-        </w:rPr>
-        <w:t xml:space="preserve">综合推断</w:t>
-      </w:r>
-      <w:r>
-        <w:rPr>
-          <w:rFonts w:ascii="Times New Roman" w:hAnsi="Times New Roman" w:eastAsia="Times New Roman" w:cs="Times New Roman"/>
-        </w:rPr>
-        <w:t xml:space="preserve"> Z </w:t>
-      </w:r>
-      <w:r>
-        <w:rPr>
-          <w:rFonts w:hint="eastAsia" w:ascii="Times New Roman" w:hAnsi="Times New Roman" w:eastAsia="FangSong" w:cs="Times New Roman"/>
-        </w:rPr>
-        <w:t>的结构</w:t>
-      </w:r>
-      <w:r>
-        <w:rPr>
-          <w:rFonts w:hint="eastAsia" w:ascii="Times New Roman" w:hAnsi="Times New Roman" w:eastAsia="Times New Roman" w:cs="Times New Roman"/>
-        </w:rPr>
-        <w:t>。</w:t>
-      </w:r>
-    </w:p>
-    <w:p>
-      <w:pPr>
-        <w:pStyle w:val="Compact"/>
-        <w:numPr>
-          <w:ilvl w:val="0"/>
-          <w:numId w:val="1024"/>
-        </w:numPr>
-      </w:pPr>
-      <w:r>
-        <w:rPr>
-          <w:rFonts w:hint="eastAsia" w:ascii="Times New Roman" w:hAnsi="Times New Roman" w:eastAsia="Times New Roman" w:cs="Times New Roman"/>
-          <w:b/>
-          <w:bCs/>
-        </w:rPr>
-        <w:t>（</w:t>
-      </w:r>
-      <w:r>
-        <w:rPr>
-          <w:rFonts w:hint="eastAsia" w:ascii="Times New Roman" w:hAnsi="Times New Roman" w:eastAsia="FangSong" w:cs="Times New Roman"/>
-          <w:b/>
-          <w:bCs/>
-        </w:rPr>
-        <w:t>改编自第</w:t>
-      </w:r>
-      <w:r>
-        <w:rPr>
-          <w:rFonts w:ascii="Times New Roman" w:hAnsi="Times New Roman" w:eastAsia="Times New Roman" w:cs="Times New Roman"/>
-          <w:b/>
-          <w:bCs/>
-        </w:rPr>
-        <w:t xml:space="preserve"> 32 </w:t>
-      </w:r>
-      <w:r>
-        <w:rPr>
-          <w:rFonts w:hint="eastAsia" w:ascii="Times New Roman" w:hAnsi="Times New Roman" w:eastAsia="FangSong" w:cs="Times New Roman"/>
-          <w:b/>
-          <w:bCs/>
-        </w:rPr>
-        <w:t>届初赛</w:t>
-      </w:r>
-      <w:r>
-        <w:rPr>
-          <w:rFonts w:hint="eastAsia" w:ascii="Times New Roman" w:hAnsi="Times New Roman" w:eastAsia="Times New Roman" w:cs="Times New Roman"/>
-          <w:b/>
-          <w:bCs/>
-        </w:rPr>
-        <w:t>）</w:t>
-      </w:r>
-      <w:r>
-        <w:rPr>
-          <w:rFonts w:ascii="Times New Roman" w:hAnsi="Times New Roman" w:eastAsia="Times New Roman" w:cs="Times New Roman"/>
-        </w:rPr>
-        <w:t xml:space="preserve"> </w:t>
-      </w:r>
-      <w:r>
-        <w:rPr>
-          <w:rFonts w:hint="eastAsia" w:ascii="Times New Roman" w:hAnsi="Times New Roman" w:eastAsia="FangSong" w:cs="Times New Roman"/>
-        </w:rPr>
-        <w:t xml:space="preserve">某未知物</w:t>
-      </w:r>
-      <w:r>
-        <w:rPr>
-          <w:rFonts w:ascii="Times New Roman" w:hAnsi="Times New Roman" w:eastAsia="Times New Roman" w:cs="Times New Roman"/>
-        </w:rPr>
-        <w:t xml:space="preserve"> </w:t>
-      </w:r>
-      <w:r>
-        <w:rPr>
-          <w:rFonts w:hint="eastAsia" w:ascii="Times New Roman" w:hAnsi="Times New Roman" w:eastAsia="Times New Roman" w:cs="Times New Roman"/>
-        </w:rPr>
-        <w:t>A（C</w:t>
-      </w:r>
-      <w:r>
-        <w:rPr>
-          <w:rFonts w:hint="eastAsia" w:ascii="Times New Roman" w:hAnsi="Times New Roman" w:eastAsia="Times New Roman" w:cs="Times New Roman"/>
-          <w:vertAlign w:val="subscript"/>
-        </w:rPr>
-        <w:t>4</w:t>
-      </w:r>
-      <w:r>
-        <w:rPr>
-          <w:rFonts w:hint="eastAsia" w:ascii="Times New Roman" w:hAnsi="Times New Roman" w:eastAsia="Times New Roman" w:cs="Times New Roman"/>
-        </w:rPr>
-        <w:t>H</w:t>
-      </w:r>
-      <w:r>
-        <w:rPr>
-          <w:rFonts w:hint="eastAsia" w:ascii="Times New Roman" w:hAnsi="Times New Roman" w:eastAsia="Times New Roman" w:cs="Times New Roman"/>
-          <w:vertAlign w:val="subscript"/>
-        </w:rPr>
-        <w:t>8</w:t>
-      </w:r>
-      <w:r>
-        <w:rPr>
-          <w:rFonts w:hint="eastAsia" w:ascii="Times New Roman" w:hAnsi="Times New Roman" w:eastAsia="Times New Roman" w:cs="Times New Roman"/>
-        </w:rPr>
-        <w:t>O</w:t>
-      </w:r>
-      <w:r>
-        <w:rPr>
-          <w:rFonts w:hint="eastAsia" w:ascii="Times New Roman" w:hAnsi="Times New Roman" w:eastAsia="Times New Roman" w:cs="Times New Roman"/>
-          <w:vertAlign w:val="subscript"/>
-        </w:rPr>
-        <w:t>2</w:t>
-      </w:r>
-      <w:r>
-        <w:rPr>
-          <w:rFonts w:hint="eastAsia" w:ascii="Times New Roman" w:hAnsi="Times New Roman" w:eastAsia="Times New Roman" w:cs="Times New Roman"/>
-        </w:rPr>
-        <w:t>）</w:t>
-      </w:r>
-      <w:r>
-        <w:rPr>
-          <w:rFonts w:hint="eastAsia" w:ascii="Times New Roman" w:hAnsi="Times New Roman" w:eastAsia="FangSong" w:cs="Times New Roman"/>
-        </w:rPr>
-        <w:t>的波谱数据</w:t>
-      </w:r>
-      <w:r>
-        <w:rPr>
-          <w:rFonts w:hint="eastAsia" w:ascii="Times New Roman" w:hAnsi="Times New Roman" w:eastAsia="Times New Roman" w:cs="Times New Roman"/>
-        </w:rPr>
-        <w:t>：</w:t>
+          <w:rFonts w:ascii="Times New Roman" w:hAnsi="Times New Roman" w:eastAsia="Times New Roman" w:cs="Times New Roman"/>
+        </w:rPr>
+        <w:t xml:space="preserve">δ 7.4–8.1 (m, 5H)</w:t>
       </w:r>
     </w:p>
     <w:p>
@@ -22857,64 +22439,15 @@
       </w:pPr>
       <w:r>
         <w:rPr>
-          <w:rFonts w:hint="eastAsia" w:ascii="Times New Roman" w:hAnsi="Times New Roman" w:eastAsia="Times New Roman" w:cs="Times New Roman"/>
-        </w:rPr>
-        <w:t xml:space="preserve">IR：1740</w:t>
-      </w:r>
-      <w:r>
-        <w:rPr>
-          <w:rFonts w:ascii="Times New Roman" w:hAnsi="Times New Roman" w:eastAsia="Times New Roman" w:cs="Times New Roman"/>
-        </w:rPr>
-        <w:t xml:space="preserve"> </w:t>
-      </w:r>
-      <w:r>
-        <w:rPr>
-          <w:rFonts w:hint="eastAsia" w:ascii="Times New Roman" w:hAnsi="Times New Roman" w:eastAsia="Times New Roman" w:cs="Times New Roman"/>
-        </w:rPr>
-        <w:t>cm</w:t>
-      </w:r>
-      <w:r>
-        <w:rPr>
-          <w:rFonts w:hint="eastAsia" w:ascii="Times New Roman" w:hAnsi="Times New Roman" w:eastAsia="Times New Roman" w:cs="Times New Roman"/>
-          <w:vertAlign w:val="superscript"/>
-        </w:rPr>
-        <w:t>-1</w:t>
-      </w:r>
-      <w:r>
-        <w:rPr>
-          <w:rFonts w:hint="eastAsia" w:ascii="Times New Roman" w:hAnsi="Times New Roman" w:eastAsia="Times New Roman" w:cs="Times New Roman"/>
-        </w:rPr>
-        <w:t>（</w:t>
-      </w:r>
-      <w:r>
-        <w:rPr>
-          <w:rFonts w:hint="eastAsia" w:ascii="Times New Roman" w:hAnsi="Times New Roman" w:eastAsia="FangSong" w:cs="Times New Roman"/>
-        </w:rPr>
-        <w:t>强</w:t>
-      </w:r>
-      <w:r>
-        <w:rPr>
-          <w:rFonts w:hint="eastAsia" w:ascii="Times New Roman" w:hAnsi="Times New Roman" w:eastAsia="Times New Roman" w:cs="Times New Roman"/>
-        </w:rPr>
-        <w:t>），</w:t>
-      </w:r>
-      <w:r>
-        <w:rPr>
-          <w:rFonts w:hint="eastAsia" w:ascii="Times New Roman" w:hAnsi="Times New Roman" w:eastAsia="FangSong" w:cs="Times New Roman"/>
-        </w:rPr>
-        <w:t>无</w:t>
-      </w:r>
-      <w:r>
-        <w:rPr>
-          <w:rFonts w:ascii="Times New Roman" w:hAnsi="Times New Roman" w:eastAsia="Times New Roman" w:cs="Times New Roman"/>
-        </w:rPr>
-        <w:t xml:space="preserve"> OH </w:t>
-      </w:r>
-      <w:r>
-        <w:rPr>
-          <w:rFonts w:hint="eastAsia" w:ascii="Times New Roman" w:hAnsi="Times New Roman" w:eastAsia="FangSong" w:cs="Times New Roman"/>
-        </w:rPr>
-        <w:t xml:space="preserve">宽峰</w:t>
+          <w:rFonts w:hint="eastAsia" w:ascii="Times New Roman" w:hAnsi="Times New Roman" w:eastAsia="FangSong" w:cs="Times New Roman"/>
+        </w:rPr>
+        <w:t xml:space="preserve">计算不饱和度</w:t>
+      </w:r>
+      <w:r>
+        <w:rPr>
+          <w:rFonts w:ascii="Times New Roman" w:hAnsi="Times New Roman" w:eastAsia="Times New Roman" w:cs="Times New Roman"/>
+        </w:rPr>
+        <w:t xml:space="preserve"> Ω。</w:t>
       </w:r>
     </w:p>
     <w:p>
@@ -22928,6 +22461,330 @@
       <w:r>
         <w:rPr>
           <w:rFonts w:ascii="Times New Roman" w:hAnsi="Times New Roman" w:eastAsia="Times New Roman" w:cs="Times New Roman"/>
+        </w:rPr>
+        <w:t xml:space="preserve">IR </w:t>
+      </w:r>
+      <w:r>
+        <w:rPr>
+          <w:rFonts w:hint="eastAsia" w:ascii="Times New Roman" w:hAnsi="Times New Roman" w:eastAsia="FangSong" w:cs="Times New Roman"/>
+        </w:rPr>
+        <w:t>数据说明什么官能团存在</w:t>
+      </w:r>
+      <w:r>
+        <w:rPr>
+          <w:rFonts w:hint="eastAsia" w:ascii="Times New Roman" w:hAnsi="Times New Roman" w:eastAsia="Times New Roman" w:cs="Times New Roman"/>
+        </w:rPr>
+        <w:t>/</w:t>
+      </w:r>
+      <w:r>
+        <w:rPr>
+          <w:rFonts w:hint="eastAsia" w:ascii="Times New Roman" w:hAnsi="Times New Roman" w:eastAsia="FangSong" w:cs="Times New Roman"/>
+        </w:rPr>
+        <w:t>不存在</w:t>
+      </w:r>
+      <w:r>
+        <w:rPr>
+          <w:rFonts w:hint="eastAsia" w:ascii="Times New Roman" w:hAnsi="Times New Roman" w:eastAsia="Times New Roman" w:cs="Times New Roman"/>
+        </w:rPr>
+        <w:t>？</w:t>
+      </w:r>
+    </w:p>
+    <w:p>
+      <w:pPr>
+        <w:pStyle w:val="Compact"/>
+        <w:numPr>
+          <w:ilvl w:val="1"/>
+          <w:numId w:val="1028"/>
+        </w:numPr>
+      </w:pPr>
+      <w:r>
+        <w:rPr>
+          <w:rFonts w:ascii="Times New Roman" w:hAnsi="Times New Roman" w:eastAsia="Times New Roman" w:cs="Times New Roman"/>
+          <w:vertAlign w:val="superscript"/>
+        </w:rPr>
+        <w:t>1</w:t>
+      </w:r>
+      <w:r>
+        <w:rPr>
+          <w:rFonts w:ascii="Times New Roman" w:hAnsi="Times New Roman" w:eastAsia="Times New Roman" w:cs="Times New Roman"/>
+        </w:rPr>
+        <w:t xml:space="preserve">H NMR </w:t>
+      </w:r>
+      <w:r>
+        <w:rPr>
+          <w:rFonts w:hint="eastAsia" w:ascii="Times New Roman" w:hAnsi="Times New Roman" w:eastAsia="FangSong" w:cs="Times New Roman"/>
+        </w:rPr>
+        <w:t xml:space="preserve">中</w:t>
+      </w:r>
+      <w:r>
+        <w:rPr>
+          <w:rFonts w:ascii="Times New Roman" w:hAnsi="Times New Roman" w:eastAsia="Times New Roman" w:cs="Times New Roman"/>
+        </w:rPr>
+        <w:t xml:space="preserve"> δ 1.25/4.12 </w:t>
+      </w:r>
+      <w:r>
+        <w:rPr>
+          <w:rFonts w:hint="eastAsia" w:ascii="Times New Roman" w:hAnsi="Times New Roman" w:eastAsia="FangSong" w:cs="Times New Roman"/>
+        </w:rPr>
+        <w:t xml:space="preserve">的</w:t>
+      </w:r>
+      <w:r>
+        <w:rPr>
+          <w:rFonts w:ascii="Times New Roman" w:hAnsi="Times New Roman" w:eastAsia="Times New Roman" w:cs="Times New Roman"/>
+        </w:rPr>
+        <w:t xml:space="preserve"> t/q </w:t>
+      </w:r>
+      <w:r>
+        <w:rPr>
+          <w:rFonts w:hint="eastAsia" w:ascii="Times New Roman" w:hAnsi="Times New Roman" w:eastAsia="FangSong" w:cs="Times New Roman"/>
+        </w:rPr>
+        <w:t>组合对应什么结构片段</w:t>
+      </w:r>
+      <w:r>
+        <w:rPr>
+          <w:rFonts w:hint="eastAsia" w:ascii="Times New Roman" w:hAnsi="Times New Roman" w:eastAsia="Times New Roman" w:cs="Times New Roman"/>
+        </w:rPr>
+        <w:t>？</w:t>
+      </w:r>
+    </w:p>
+    <w:p>
+      <w:pPr>
+        <w:pStyle w:val="Compact"/>
+        <w:numPr>
+          <w:ilvl w:val="1"/>
+          <w:numId w:val="1028"/>
+        </w:numPr>
+      </w:pPr>
+      <w:r>
+        <w:rPr>
+          <w:rFonts w:hint="eastAsia" w:ascii="Times New Roman" w:hAnsi="Times New Roman" w:eastAsia="FangSong" w:cs="Times New Roman"/>
+        </w:rPr>
+        <w:t xml:space="preserve">综合推断</w:t>
+      </w:r>
+      <w:r>
+        <w:rPr>
+          <w:rFonts w:ascii="Times New Roman" w:hAnsi="Times New Roman" w:eastAsia="Times New Roman" w:cs="Times New Roman"/>
+        </w:rPr>
+        <w:t xml:space="preserve"> Z </w:t>
+      </w:r>
+      <w:r>
+        <w:rPr>
+          <w:rFonts w:hint="eastAsia" w:ascii="Times New Roman" w:hAnsi="Times New Roman" w:eastAsia="FangSong" w:cs="Times New Roman"/>
+        </w:rPr>
+        <w:t>的结构</w:t>
+      </w:r>
+      <w:r>
+        <w:rPr>
+          <w:rFonts w:hint="eastAsia" w:ascii="Times New Roman" w:hAnsi="Times New Roman" w:eastAsia="Times New Roman" w:cs="Times New Roman"/>
+        </w:rPr>
+        <w:t>。</w:t>
+      </w:r>
+    </w:p>
+    <w:p>
+      <w:pPr>
+        <w:pStyle w:val="Compact"/>
+        <w:numPr>
+          <w:ilvl w:val="0"/>
+          <w:numId w:val="1025"/>
+        </w:numPr>
+      </w:pPr>
+      <w:r>
+        <w:rPr>
+          <w:rFonts w:hint="eastAsia" w:ascii="Times New Roman" w:hAnsi="Times New Roman" w:eastAsia="Times New Roman" w:cs="Times New Roman"/>
+          <w:b/>
+          <w:bCs/>
+        </w:rPr>
+        <w:t>（</w:t>
+      </w:r>
+      <w:r>
+        <w:rPr>
+          <w:rFonts w:hint="eastAsia" w:ascii="Times New Roman" w:hAnsi="Times New Roman" w:eastAsia="FangSong" w:cs="Times New Roman"/>
+          <w:b/>
+          <w:bCs/>
+        </w:rPr>
+        <w:t>改编自第</w:t>
+      </w:r>
+      <w:r>
+        <w:rPr>
+          <w:rFonts w:ascii="Times New Roman" w:hAnsi="Times New Roman" w:eastAsia="Times New Roman" w:cs="Times New Roman"/>
+          <w:b/>
+          <w:bCs/>
+        </w:rPr>
+        <w:t xml:space="preserve"> 32 </w:t>
+      </w:r>
+      <w:r>
+        <w:rPr>
+          <w:rFonts w:hint="eastAsia" w:ascii="Times New Roman" w:hAnsi="Times New Roman" w:eastAsia="FangSong" w:cs="Times New Roman"/>
+          <w:b/>
+          <w:bCs/>
+        </w:rPr>
+        <w:t>届初赛</w:t>
+      </w:r>
+      <w:r>
+        <w:rPr>
+          <w:rFonts w:hint="eastAsia" w:ascii="Times New Roman" w:hAnsi="Times New Roman" w:eastAsia="Times New Roman" w:cs="Times New Roman"/>
+          <w:b/>
+          <w:bCs/>
+        </w:rPr>
+        <w:t>）</w:t>
+      </w:r>
+      <w:r>
+        <w:rPr>
+          <w:rFonts w:ascii="Times New Roman" w:hAnsi="Times New Roman" w:eastAsia="Times New Roman" w:cs="Times New Roman"/>
+        </w:rPr>
+        <w:t xml:space="preserve"> </w:t>
+      </w:r>
+      <w:r>
+        <w:rPr>
+          <w:rFonts w:hint="eastAsia" w:ascii="Times New Roman" w:hAnsi="Times New Roman" w:eastAsia="FangSong" w:cs="Times New Roman"/>
+        </w:rPr>
+        <w:t xml:space="preserve">某未知物</w:t>
+      </w:r>
+      <w:r>
+        <w:rPr>
+          <w:rFonts w:ascii="Times New Roman" w:hAnsi="Times New Roman" w:eastAsia="Times New Roman" w:cs="Times New Roman"/>
+        </w:rPr>
+        <w:t xml:space="preserve"> </w:t>
+      </w:r>
+      <w:r>
+        <w:rPr>
+          <w:rFonts w:hint="eastAsia" w:ascii="Times New Roman" w:hAnsi="Times New Roman" w:eastAsia="Times New Roman" w:cs="Times New Roman"/>
+        </w:rPr>
+        <w:t>A（C</w:t>
+      </w:r>
+      <w:r>
+        <w:rPr>
+          <w:rFonts w:hint="eastAsia" w:ascii="Times New Roman" w:hAnsi="Times New Roman" w:eastAsia="Times New Roman" w:cs="Times New Roman"/>
+          <w:vertAlign w:val="subscript"/>
+        </w:rPr>
+        <w:t>4</w:t>
+      </w:r>
+      <w:r>
+        <w:rPr>
+          <w:rFonts w:hint="eastAsia" w:ascii="Times New Roman" w:hAnsi="Times New Roman" w:eastAsia="Times New Roman" w:cs="Times New Roman"/>
+        </w:rPr>
+        <w:t>H</w:t>
+      </w:r>
+      <w:r>
+        <w:rPr>
+          <w:rFonts w:hint="eastAsia" w:ascii="Times New Roman" w:hAnsi="Times New Roman" w:eastAsia="Times New Roman" w:cs="Times New Roman"/>
+          <w:vertAlign w:val="subscript"/>
+        </w:rPr>
+        <w:t>8</w:t>
+      </w:r>
+      <w:r>
+        <w:rPr>
+          <w:rFonts w:hint="eastAsia" w:ascii="Times New Roman" w:hAnsi="Times New Roman" w:eastAsia="Times New Roman" w:cs="Times New Roman"/>
+        </w:rPr>
+        <w:t>O</w:t>
+      </w:r>
+      <w:r>
+        <w:rPr>
+          <w:rFonts w:hint="eastAsia" w:ascii="Times New Roman" w:hAnsi="Times New Roman" w:eastAsia="Times New Roman" w:cs="Times New Roman"/>
+          <w:vertAlign w:val="subscript"/>
+        </w:rPr>
+        <w:t>2</w:t>
+      </w:r>
+      <w:r>
+        <w:rPr>
+          <w:rFonts w:hint="eastAsia" w:ascii="Times New Roman" w:hAnsi="Times New Roman" w:eastAsia="Times New Roman" w:cs="Times New Roman"/>
+        </w:rPr>
+        <w:t>）</w:t>
+      </w:r>
+      <w:r>
+        <w:rPr>
+          <w:rFonts w:hint="eastAsia" w:ascii="Times New Roman" w:hAnsi="Times New Roman" w:eastAsia="FangSong" w:cs="Times New Roman"/>
+        </w:rPr>
+        <w:t>的波谱数据</w:t>
+      </w:r>
+      <w:r>
+        <w:rPr>
+          <w:rFonts w:hint="eastAsia" w:ascii="Times New Roman" w:hAnsi="Times New Roman" w:eastAsia="Times New Roman" w:cs="Times New Roman"/>
+        </w:rPr>
+        <w:t>：</w:t>
+      </w:r>
+    </w:p>
+    <w:p>
+      <w:pPr>
+        <w:pStyle w:val="Compact"/>
+        <w:numPr>
+          <w:ilvl w:val="1"/>
+          <w:numId w:val="1029"/>
+        </w:numPr>
+      </w:pPr>
+      <w:r>
+        <w:rPr>
+          <w:rFonts w:hint="eastAsia" w:ascii="Times New Roman" w:hAnsi="Times New Roman" w:eastAsia="Times New Roman" w:cs="Times New Roman"/>
+        </w:rPr>
+        <w:t xml:space="preserve">IR：1740</w:t>
+      </w:r>
+      <w:r>
+        <w:rPr>
+          <w:rFonts w:ascii="Times New Roman" w:hAnsi="Times New Roman" w:eastAsia="Times New Roman" w:cs="Times New Roman"/>
+        </w:rPr>
+        <w:t xml:space="preserve"> </w:t>
+      </w:r>
+      <w:r>
+        <w:rPr>
+          <w:rFonts w:hint="eastAsia" w:ascii="Times New Roman" w:hAnsi="Times New Roman" w:eastAsia="Times New Roman" w:cs="Times New Roman"/>
+        </w:rPr>
+        <w:t>cm</w:t>
+      </w:r>
+      <w:r>
+        <w:rPr>
+          <w:rFonts w:hint="eastAsia" w:ascii="Times New Roman" w:hAnsi="Times New Roman" w:eastAsia="Times New Roman" w:cs="Times New Roman"/>
+          <w:vertAlign w:val="superscript"/>
+        </w:rPr>
+        <w:t>-1</w:t>
+      </w:r>
+      <w:r>
+        <w:rPr>
+          <w:rFonts w:hint="eastAsia" w:ascii="Times New Roman" w:hAnsi="Times New Roman" w:eastAsia="Times New Roman" w:cs="Times New Roman"/>
+        </w:rPr>
+        <w:t>（</w:t>
+      </w:r>
+      <w:r>
+        <w:rPr>
+          <w:rFonts w:hint="eastAsia" w:ascii="Times New Roman" w:hAnsi="Times New Roman" w:eastAsia="FangSong" w:cs="Times New Roman"/>
+        </w:rPr>
+        <w:t>强</w:t>
+      </w:r>
+      <w:r>
+        <w:rPr>
+          <w:rFonts w:hint="eastAsia" w:ascii="Times New Roman" w:hAnsi="Times New Roman" w:eastAsia="Times New Roman" w:cs="Times New Roman"/>
+        </w:rPr>
+        <w:t>），</w:t>
+      </w:r>
+      <w:r>
+        <w:rPr>
+          <w:rFonts w:hint="eastAsia" w:ascii="Times New Roman" w:hAnsi="Times New Roman" w:eastAsia="FangSong" w:cs="Times New Roman"/>
+        </w:rPr>
+        <w:t>无</w:t>
+      </w:r>
+      <w:r>
+        <w:rPr>
+          <w:rFonts w:ascii="Times New Roman" w:hAnsi="Times New Roman" w:eastAsia="Times New Roman" w:cs="Times New Roman"/>
+        </w:rPr>
+        <w:t xml:space="preserve"> OH </w:t>
+      </w:r>
+      <w:r>
+        <w:rPr>
+          <w:rFonts w:hint="eastAsia" w:ascii="Times New Roman" w:hAnsi="Times New Roman" w:eastAsia="FangSong" w:cs="Times New Roman"/>
+        </w:rPr>
+        <w:t xml:space="preserve">宽峰</w:t>
+      </w:r>
+    </w:p>
+    <w:p>
+      <w:pPr>
+        <w:pStyle w:val="Compact"/>
+        <w:numPr>
+          <w:ilvl w:val="1"/>
+          <w:numId w:val="1029"/>
+        </w:numPr>
+      </w:pPr>
+      <w:r>
+        <w:rPr>
+          <w:rFonts w:ascii="Times New Roman" w:hAnsi="Times New Roman" w:eastAsia="Times New Roman" w:cs="Times New Roman"/>
           <w:vertAlign w:val="superscript"/>
         </w:rPr>
         <w:t>1</w:t>
@@ -22950,7 +22807,7 @@
         <w:pStyle w:val="Compact"/>
         <w:numPr>
           <w:ilvl w:val="2"/>
-          <w:numId w:val="1029"/>
+          <w:numId w:val="1030"/>
         </w:numPr>
       </w:pPr>
       <w:r>
@@ -22965,7 +22822,7 @@
         <w:pStyle w:val="Compact"/>
         <w:numPr>
           <w:ilvl w:val="2"/>
-          <w:numId w:val="1029"/>
+          <w:numId w:val="1030"/>
         </w:numPr>
       </w:pPr>
       <w:r>
@@ -22980,309 +22837,14 @@
         <w:pStyle w:val="Compact"/>
         <w:numPr>
           <w:ilvl w:val="2"/>
-          <w:numId w:val="1029"/>
-        </w:numPr>
-      </w:pPr>
-      <w:r>
-        <w:rPr>
-          <w:rFonts w:ascii="Times New Roman" w:hAnsi="Times New Roman" w:eastAsia="Times New Roman" w:cs="Times New Roman"/>
-        </w:rPr>
-        <w:t xml:space="preserve">δ 4.12 (q, 2H, J = 7.1 Hz)</w:t>
-      </w:r>
-    </w:p>
-    <w:p>
-      <w:pPr>
-        <w:pStyle w:val="Compact"/>
-        <w:numPr>
-          <w:ilvl w:val="1"/>
           <w:numId w:val="1030"/>
         </w:numPr>
       </w:pPr>
       <w:r>
         <w:rPr>
-          <w:rFonts w:hint="eastAsia" w:ascii="Times New Roman" w:hAnsi="Times New Roman" w:eastAsia="FangSong" w:cs="Times New Roman"/>
-        </w:rPr>
-        <w:t xml:space="preserve">判断</w:t>
-      </w:r>
-      <w:r>
-        <w:rPr>
-          <w:rFonts w:ascii="Times New Roman" w:hAnsi="Times New Roman" w:eastAsia="Times New Roman" w:cs="Times New Roman"/>
-        </w:rPr>
-        <w:t xml:space="preserve"> A </w:t>
-      </w:r>
-      <w:r>
-        <w:rPr>
-          <w:rFonts w:hint="eastAsia" w:ascii="Times New Roman" w:hAnsi="Times New Roman" w:eastAsia="FangSong" w:cs="Times New Roman"/>
-        </w:rPr>
-        <w:t>是否含苯环</w:t>
-      </w:r>
-      <w:r>
-        <w:rPr>
-          <w:rFonts w:hint="eastAsia" w:ascii="Times New Roman" w:hAnsi="Times New Roman" w:eastAsia="Times New Roman" w:cs="Times New Roman"/>
-        </w:rPr>
-        <w:t>。</w:t>
-      </w:r>
-    </w:p>
-    <w:p>
-      <w:pPr>
-        <w:pStyle w:val="Compact"/>
-        <w:numPr>
-          <w:ilvl w:val="1"/>
-          <w:numId w:val="1030"/>
-        </w:numPr>
-      </w:pPr>
-      <w:r>
-        <w:rPr>
-          <w:rFonts w:ascii="Times New Roman" w:hAnsi="Times New Roman" w:eastAsia="Times New Roman" w:cs="Times New Roman"/>
-        </w:rPr>
-        <w:t>IR 1740 cm</w:t>
-      </w:r>
-      <w:r>
-        <w:rPr>
-          <w:rFonts w:ascii="Times New Roman" w:hAnsi="Times New Roman" w:eastAsia="Times New Roman" w:cs="Times New Roman"/>
-          <w:vertAlign w:val="superscript"/>
-        </w:rPr>
-        <w:t>-1</w:t>
-      </w:r>
-      <w:r>
-        <w:rPr>
-          <w:rFonts w:ascii="Times New Roman" w:hAnsi="Times New Roman" w:eastAsia="Times New Roman" w:cs="Times New Roman"/>
-        </w:rPr>
-        <w:t xml:space="preserve"> </w:t>
-      </w:r>
-      <w:r>
-        <w:rPr>
-          <w:rFonts w:hint="eastAsia" w:ascii="Times New Roman" w:hAnsi="Times New Roman" w:eastAsia="FangSong" w:cs="Times New Roman"/>
-        </w:rPr>
-        <w:t>指向什么官能团</w:t>
-      </w:r>
-      <w:r>
-        <w:rPr>
-          <w:rFonts w:hint="eastAsia" w:ascii="Times New Roman" w:hAnsi="Times New Roman" w:eastAsia="Times New Roman" w:cs="Times New Roman"/>
-        </w:rPr>
-        <w:t>？</w:t>
-      </w:r>
-      <w:r>
-        <w:rPr>
-          <w:rFonts w:hint="eastAsia" w:ascii="Times New Roman" w:hAnsi="Times New Roman" w:eastAsia="FangSong" w:cs="Times New Roman"/>
-        </w:rPr>
-        <w:t>排除什么官能团</w:t>
-      </w:r>
-      <w:r>
-        <w:rPr>
-          <w:rFonts w:hint="eastAsia" w:ascii="Times New Roman" w:hAnsi="Times New Roman" w:eastAsia="Times New Roman" w:cs="Times New Roman"/>
-        </w:rPr>
-        <w:t>？</w:t>
-      </w:r>
-    </w:p>
-    <w:p>
-      <w:pPr>
-        <w:pStyle w:val="Compact"/>
-        <w:numPr>
-          <w:ilvl w:val="1"/>
-          <w:numId w:val="1030"/>
-        </w:numPr>
-      </w:pPr>
-      <w:r>
-        <w:rPr>
-          <w:rFonts w:ascii="Times New Roman" w:hAnsi="Times New Roman" w:eastAsia="Times New Roman" w:cs="Times New Roman"/>
-          <w:vertAlign w:val="superscript"/>
-        </w:rPr>
-        <w:t>1</w:t>
-      </w:r>
-      <w:r>
-        <w:rPr>
-          <w:rFonts w:ascii="Times New Roman" w:hAnsi="Times New Roman" w:eastAsia="Times New Roman" w:cs="Times New Roman"/>
-        </w:rPr>
-        <w:t xml:space="preserve">H NMR </w:t>
-      </w:r>
-      <w:r>
-        <w:rPr>
-          <w:rFonts w:hint="eastAsia" w:ascii="Times New Roman" w:hAnsi="Times New Roman" w:eastAsia="FangSong" w:cs="Times New Roman"/>
-        </w:rPr>
-        <w:t xml:space="preserve">中</w:t>
-      </w:r>
-      <w:r>
-        <w:rPr>
-          <w:rFonts w:ascii="Times New Roman" w:hAnsi="Times New Roman" w:eastAsia="Times New Roman" w:cs="Times New Roman"/>
-        </w:rPr>
-        <w:t xml:space="preserve"> δ 2.04 (s, 3H) </w:t>
-      </w:r>
-      <w:r>
-        <w:rPr>
-          <w:rFonts w:hint="eastAsia" w:ascii="Times New Roman" w:hAnsi="Times New Roman" w:eastAsia="FangSong" w:cs="Times New Roman"/>
-        </w:rPr>
-        <w:t xml:space="preserve">和</w:t>
-      </w:r>
-      <w:r>
-        <w:rPr>
-          <w:rFonts w:ascii="Times New Roman" w:hAnsi="Times New Roman" w:eastAsia="Times New Roman" w:cs="Times New Roman"/>
-        </w:rPr>
-        <w:t xml:space="preserve"> δ 1.26/4.12 </w:t>
-      </w:r>
-      <w:r>
-        <w:rPr>
-          <w:rFonts w:hint="eastAsia" w:ascii="Times New Roman" w:hAnsi="Times New Roman" w:eastAsia="FangSong" w:cs="Times New Roman"/>
-        </w:rPr>
-        <w:t xml:space="preserve">的</w:t>
-      </w:r>
-      <w:r>
-        <w:rPr>
-          <w:rFonts w:ascii="Times New Roman" w:hAnsi="Times New Roman" w:eastAsia="Times New Roman" w:cs="Times New Roman"/>
-        </w:rPr>
-        <w:t xml:space="preserve"> t/q </w:t>
-      </w:r>
-      <w:r>
-        <w:rPr>
-          <w:rFonts w:hint="eastAsia" w:ascii="Times New Roman" w:hAnsi="Times New Roman" w:eastAsia="FangSong" w:cs="Times New Roman"/>
-        </w:rPr>
-        <w:t>组合分别对应什么结构片段</w:t>
-      </w:r>
-      <w:r>
-        <w:rPr>
-          <w:rFonts w:hint="eastAsia" w:ascii="Times New Roman" w:hAnsi="Times New Roman" w:eastAsia="Times New Roman" w:cs="Times New Roman"/>
-        </w:rPr>
-        <w:t>？</w:t>
-      </w:r>
-    </w:p>
-    <w:p>
-      <w:pPr>
-        <w:pStyle w:val="Compact"/>
-        <w:numPr>
-          <w:ilvl w:val="1"/>
-          <w:numId w:val="1030"/>
-        </w:numPr>
-      </w:pPr>
-      <w:r>
-        <w:rPr>
-          <w:rFonts w:hint="eastAsia" w:ascii="Times New Roman" w:hAnsi="Times New Roman" w:eastAsia="FangSong" w:cs="Times New Roman"/>
-        </w:rPr>
-        <w:t xml:space="preserve">推断</w:t>
-      </w:r>
-      <w:r>
-        <w:rPr>
-          <w:rFonts w:ascii="Times New Roman" w:hAnsi="Times New Roman" w:eastAsia="Times New Roman" w:cs="Times New Roman"/>
-        </w:rPr>
-        <w:t xml:space="preserve"> A </w:t>
-      </w:r>
-      <w:r>
-        <w:rPr>
-          <w:rFonts w:hint="eastAsia" w:ascii="Times New Roman" w:hAnsi="Times New Roman" w:eastAsia="FangSong" w:cs="Times New Roman"/>
-        </w:rPr>
-        <w:t>的完整结构</w:t>
-      </w:r>
-      <w:r>
-        <w:rPr>
-          <w:rFonts w:hint="eastAsia" w:ascii="Times New Roman" w:hAnsi="Times New Roman" w:eastAsia="Times New Roman" w:cs="Times New Roman"/>
-        </w:rPr>
-        <w:t>，</w:t>
-      </w:r>
-      <w:r>
-        <w:rPr>
-          <w:rFonts w:hint="eastAsia" w:ascii="Times New Roman" w:hAnsi="Times New Roman" w:eastAsia="FangSong" w:cs="Times New Roman"/>
-        </w:rPr>
-        <w:t>并验证所有谱图数据的一致性</w:t>
-      </w:r>
-      <w:r>
-        <w:rPr>
-          <w:rFonts w:hint="eastAsia" w:ascii="Times New Roman" w:hAnsi="Times New Roman" w:eastAsia="Times New Roman" w:cs="Times New Roman"/>
-        </w:rPr>
-        <w:t>。</w:t>
-      </w:r>
-    </w:p>
-    <w:p>
-      <w:pPr>
-        <w:pStyle w:val="Compact"/>
-        <w:numPr>
-          <w:ilvl w:val="0"/>
-          <w:numId w:val="1024"/>
-        </w:numPr>
-      </w:pPr>
-      <w:r>
-        <w:rPr>
-          <w:rFonts w:hint="eastAsia" w:ascii="Times New Roman" w:hAnsi="Times New Roman" w:eastAsia="Times New Roman" w:cs="Times New Roman"/>
-          <w:b/>
-          <w:bCs/>
-        </w:rPr>
-        <w:t>（</w:t>
-      </w:r>
-      <w:r>
-        <w:rPr>
-          <w:rFonts w:hint="eastAsia" w:ascii="Times New Roman" w:hAnsi="Times New Roman" w:eastAsia="FangSong" w:cs="Times New Roman"/>
-          <w:b/>
-          <w:bCs/>
-        </w:rPr>
-        <w:t>综合解析题</w:t>
-      </w:r>
-      <w:r>
-        <w:rPr>
-          <w:rFonts w:hint="eastAsia" w:ascii="Times New Roman" w:hAnsi="Times New Roman" w:eastAsia="Times New Roman" w:cs="Times New Roman"/>
-          <w:b/>
-          <w:bCs/>
-        </w:rPr>
-        <w:t>）</w:t>
-      </w:r>
-      <w:r>
-        <w:rPr>
-          <w:rFonts w:ascii="Times New Roman" w:hAnsi="Times New Roman" w:eastAsia="Times New Roman" w:cs="Times New Roman"/>
-        </w:rPr>
-        <w:t xml:space="preserve"> </w:t>
-      </w:r>
-      <w:r>
-        <w:rPr>
-          <w:rFonts w:hint="eastAsia" w:ascii="Times New Roman" w:hAnsi="Times New Roman" w:eastAsia="FangSong" w:cs="Times New Roman"/>
-        </w:rPr>
-        <w:t xml:space="preserve">化合物</w:t>
-      </w:r>
-      <w:r>
-        <w:rPr>
-          <w:rFonts w:ascii="Times New Roman" w:hAnsi="Times New Roman" w:eastAsia="Times New Roman" w:cs="Times New Roman"/>
-        </w:rPr>
-        <w:t xml:space="preserve"> </w:t>
-      </w:r>
-      <w:r>
-        <w:rPr>
-          <w:rFonts w:hint="eastAsia" w:ascii="Times New Roman" w:hAnsi="Times New Roman" w:eastAsia="Times New Roman" w:cs="Times New Roman"/>
-        </w:rPr>
-        <w:t>B（C</w:t>
-      </w:r>
-      <w:r>
-        <w:rPr>
-          <w:rFonts w:hint="eastAsia" w:ascii="Times New Roman" w:hAnsi="Times New Roman" w:eastAsia="Times New Roman" w:cs="Times New Roman"/>
-          <w:vertAlign w:val="subscript"/>
-        </w:rPr>
-        <w:t>10</w:t>
-      </w:r>
-      <w:r>
-        <w:rPr>
-          <w:rFonts w:hint="eastAsia" w:ascii="Times New Roman" w:hAnsi="Times New Roman" w:eastAsia="Times New Roman" w:cs="Times New Roman"/>
-        </w:rPr>
-        <w:t>H</w:t>
-      </w:r>
-      <w:r>
-        <w:rPr>
-          <w:rFonts w:hint="eastAsia" w:ascii="Times New Roman" w:hAnsi="Times New Roman" w:eastAsia="Times New Roman" w:cs="Times New Roman"/>
-          <w:vertAlign w:val="subscript"/>
-        </w:rPr>
-        <w:t>12</w:t>
-      </w:r>
-      <w:r>
-        <w:rPr>
-          <w:rFonts w:hint="eastAsia" w:ascii="Times New Roman" w:hAnsi="Times New Roman" w:eastAsia="Times New Roman" w:cs="Times New Roman"/>
-        </w:rPr>
-        <w:t>O）</w:t>
-      </w:r>
-      <w:r>
-        <w:rPr>
-          <w:rFonts w:hint="eastAsia" w:ascii="Times New Roman" w:hAnsi="Times New Roman" w:eastAsia="FangSong" w:cs="Times New Roman"/>
-        </w:rPr>
-        <w:t>的波谱数据</w:t>
-      </w:r>
-      <w:r>
-        <w:rPr>
-          <w:rFonts w:hint="eastAsia" w:ascii="Times New Roman" w:hAnsi="Times New Roman" w:eastAsia="Times New Roman" w:cs="Times New Roman"/>
-        </w:rPr>
-        <w:t>：</w:t>
+          <w:rFonts w:ascii="Times New Roman" w:hAnsi="Times New Roman" w:eastAsia="Times New Roman" w:cs="Times New Roman"/>
+        </w:rPr>
+        <w:t xml:space="preserve">δ 4.12 (q, 2H, J = 7.1 Hz)</w:t>
       </w:r>
     </w:p>
     <w:p>
@@ -23295,28 +22857,27 @@
       </w:pPr>
       <w:r>
         <w:rPr>
-          <w:rFonts w:hint="eastAsia" w:ascii="Times New Roman" w:hAnsi="Times New Roman" w:eastAsia="Times New Roman" w:cs="Times New Roman"/>
-        </w:rPr>
-        <w:t>MS：M</w:t>
-      </w:r>
-      <w:r>
-        <w:rPr>
-          <w:rFonts w:hint="eastAsia" w:ascii="Times New Roman" w:hAnsi="Times New Roman" w:eastAsia="Times New Roman" w:cs="Times New Roman"/>
-          <w:vertAlign w:val="superscript"/>
-        </w:rPr>
-        <w:t>+</w:t>
-      </w:r>
-      <w:r>
-        <w:rPr>
-          <w:rFonts w:hint="eastAsia" w:ascii="Times New Roman" w:hAnsi="Times New Roman" w:eastAsia="Times New Roman" w:cs="Times New Roman"/>
-        </w:rPr>
-        <w:t>•</w:t>
-      </w:r>
-      <w:r>
-        <w:rPr>
-          <w:rFonts w:ascii="Times New Roman" w:hAnsi="Times New Roman" w:eastAsia="Times New Roman" w:cs="Times New Roman"/>
-        </w:rPr>
-        <w:t xml:space="preserve"> = 148</w:t>
+          <w:rFonts w:hint="eastAsia" w:ascii="Times New Roman" w:hAnsi="Times New Roman" w:eastAsia="FangSong" w:cs="Times New Roman"/>
+        </w:rPr>
+        <w:t xml:space="preserve">判断</w:t>
+      </w:r>
+      <w:r>
+        <w:rPr>
+          <w:rFonts w:ascii="Times New Roman" w:hAnsi="Times New Roman" w:eastAsia="Times New Roman" w:cs="Times New Roman"/>
+        </w:rPr>
+        <w:t xml:space="preserve"> A </w:t>
+      </w:r>
+      <w:r>
+        <w:rPr>
+          <w:rFonts w:hint="eastAsia" w:ascii="Times New Roman" w:hAnsi="Times New Roman" w:eastAsia="FangSong" w:cs="Times New Roman"/>
+        </w:rPr>
+        <w:t>是否含苯环</w:t>
+      </w:r>
+      <w:r>
+        <w:rPr>
+          <w:rFonts w:hint="eastAsia" w:ascii="Times New Roman" w:hAnsi="Times New Roman" w:eastAsia="Times New Roman" w:cs="Times New Roman"/>
+        </w:rPr>
+        <w:t>。</w:t>
       </w:r>
     </w:p>
     <w:p>
@@ -23329,9 +22890,16 @@
       </w:pPr>
       <w:r>
         <w:rPr>
-          <w:rFonts w:hint="eastAsia" w:ascii="Times New Roman" w:hAnsi="Times New Roman" w:eastAsia="Times New Roman" w:cs="Times New Roman"/>
-        </w:rPr>
-        <w:t xml:space="preserve">IR：1685</w:t>
+          <w:rFonts w:ascii="Times New Roman" w:hAnsi="Times New Roman" w:eastAsia="Times New Roman" w:cs="Times New Roman"/>
+        </w:rPr>
+        <w:t>IR 1740 cm</w:t>
+      </w:r>
+      <w:r>
+        <w:rPr>
+          <w:rFonts w:ascii="Times New Roman" w:hAnsi="Times New Roman" w:eastAsia="Times New Roman" w:cs="Times New Roman"/>
+          <w:vertAlign w:val="superscript"/>
+        </w:rPr>
+        <w:t>-1</w:t>
       </w:r>
       <w:r>
         <w:rPr>
@@ -23341,126 +22909,27 @@
       </w:r>
       <w:r>
         <w:rPr>
-          <w:rFonts w:hint="eastAsia" w:ascii="Times New Roman" w:hAnsi="Times New Roman" w:eastAsia="Times New Roman" w:cs="Times New Roman"/>
-        </w:rPr>
-        <w:t>cm</w:t>
-      </w:r>
-      <w:r>
-        <w:rPr>
-          <w:rFonts w:hint="eastAsia" w:ascii="Times New Roman" w:hAnsi="Times New Roman" w:eastAsia="Times New Roman" w:cs="Times New Roman"/>
-          <w:vertAlign w:val="superscript"/>
-        </w:rPr>
-        <w:t>-1</w:t>
-      </w:r>
-      <w:r>
-        <w:rPr>
-          <w:rFonts w:hint="eastAsia" w:ascii="Times New Roman" w:hAnsi="Times New Roman" w:eastAsia="Times New Roman" w:cs="Times New Roman"/>
-        </w:rPr>
-        <w:t>（</w:t>
-      </w:r>
-      <w:r>
-        <w:rPr>
-          <w:rFonts w:hint="eastAsia" w:ascii="Times New Roman" w:hAnsi="Times New Roman" w:eastAsia="FangSong" w:cs="Times New Roman"/>
-        </w:rPr>
-        <w:t>强</w:t>
-      </w:r>
-      <w:r>
-        <w:rPr>
-          <w:rFonts w:hint="eastAsia" w:ascii="Times New Roman" w:hAnsi="Times New Roman" w:eastAsia="Times New Roman" w:cs="Times New Roman"/>
-        </w:rPr>
-        <w:t>），1600</w:t>
-      </w:r>
-      <w:r>
-        <w:rPr>
-          <w:rFonts w:ascii="Times New Roman" w:hAnsi="Times New Roman" w:eastAsia="Times New Roman" w:cs="Times New Roman"/>
-        </w:rPr>
-        <w:t xml:space="preserve"> </w:t>
-      </w:r>
-      <w:r>
-        <w:rPr>
-          <w:rFonts w:hint="eastAsia" w:ascii="Times New Roman" w:hAnsi="Times New Roman" w:eastAsia="Times New Roman" w:cs="Times New Roman"/>
-        </w:rPr>
-        <w:t>cm</w:t>
-      </w:r>
-      <w:r>
-        <w:rPr>
-          <w:rFonts w:hint="eastAsia" w:ascii="Times New Roman" w:hAnsi="Times New Roman" w:eastAsia="Times New Roman" w:cs="Times New Roman"/>
-          <w:vertAlign w:val="superscript"/>
-        </w:rPr>
-        <w:t>-1</w:t>
-      </w:r>
-      <w:r>
-        <w:rPr>
-          <w:rFonts w:hint="eastAsia" w:ascii="Times New Roman" w:hAnsi="Times New Roman" w:eastAsia="Times New Roman" w:cs="Times New Roman"/>
-        </w:rPr>
-        <w:t>（</w:t>
-      </w:r>
-      <w:r>
-        <w:rPr>
-          <w:rFonts w:hint="eastAsia" w:ascii="Times New Roman" w:hAnsi="Times New Roman" w:eastAsia="FangSong" w:cs="Times New Roman"/>
-        </w:rPr>
-        <w:t>中</w:t>
-      </w:r>
-      <w:r>
-        <w:rPr>
-          <w:rFonts w:hint="eastAsia" w:ascii="Times New Roman" w:hAnsi="Times New Roman" w:eastAsia="Times New Roman" w:cs="Times New Roman"/>
-        </w:rPr>
-        <w:t>），1500</w:t>
-      </w:r>
-      <w:r>
-        <w:rPr>
-          <w:rFonts w:ascii="Times New Roman" w:hAnsi="Times New Roman" w:eastAsia="Times New Roman" w:cs="Times New Roman"/>
-        </w:rPr>
-        <w:t xml:space="preserve"> </w:t>
-      </w:r>
-      <w:r>
-        <w:rPr>
-          <w:rFonts w:hint="eastAsia" w:ascii="Times New Roman" w:hAnsi="Times New Roman" w:eastAsia="Times New Roman" w:cs="Times New Roman"/>
-        </w:rPr>
-        <w:t>cm</w:t>
-      </w:r>
-      <w:r>
-        <w:rPr>
-          <w:rFonts w:hint="eastAsia" w:ascii="Times New Roman" w:hAnsi="Times New Roman" w:eastAsia="Times New Roman" w:cs="Times New Roman"/>
-          <w:vertAlign w:val="superscript"/>
-        </w:rPr>
-        <w:t>-1</w:t>
-      </w:r>
-      <w:r>
-        <w:rPr>
-          <w:rFonts w:hint="eastAsia" w:ascii="Times New Roman" w:hAnsi="Times New Roman" w:eastAsia="Times New Roman" w:cs="Times New Roman"/>
-        </w:rPr>
-        <w:t>（</w:t>
-      </w:r>
-      <w:r>
-        <w:rPr>
-          <w:rFonts w:hint="eastAsia" w:ascii="Times New Roman" w:hAnsi="Times New Roman" w:eastAsia="FangSong" w:cs="Times New Roman"/>
-        </w:rPr>
-        <w:t>中</w:t>
-      </w:r>
-      <w:r>
-        <w:rPr>
-          <w:rFonts w:hint="eastAsia" w:ascii="Times New Roman" w:hAnsi="Times New Roman" w:eastAsia="Times New Roman" w:cs="Times New Roman"/>
-        </w:rPr>
-        <w:t>），</w:t>
-      </w:r>
-      <w:r>
-        <w:rPr>
-          <w:rFonts w:hint="eastAsia" w:ascii="Times New Roman" w:hAnsi="Times New Roman" w:eastAsia="FangSong" w:cs="Times New Roman"/>
-        </w:rPr>
-        <w:t>无</w:t>
-      </w:r>
-      <w:r>
-        <w:rPr>
-          <w:rFonts w:ascii="Times New Roman" w:hAnsi="Times New Roman" w:eastAsia="Times New Roman" w:cs="Times New Roman"/>
-        </w:rPr>
-        <w:t xml:space="preserve"> OH </w:t>
-      </w:r>
-      <w:r>
-        <w:rPr>
-          <w:rFonts w:hint="eastAsia" w:ascii="Times New Roman" w:hAnsi="Times New Roman" w:eastAsia="FangSong" w:cs="Times New Roman"/>
-        </w:rPr>
-        <w:t xml:space="preserve">宽峰</w:t>
+          <w:rFonts w:hint="eastAsia" w:ascii="Times New Roman" w:hAnsi="Times New Roman" w:eastAsia="FangSong" w:cs="Times New Roman"/>
+        </w:rPr>
+        <w:t>指向什么官能团</w:t>
+      </w:r>
+      <w:r>
+        <w:rPr>
+          <w:rFonts w:hint="eastAsia" w:ascii="Times New Roman" w:hAnsi="Times New Roman" w:eastAsia="Times New Roman" w:cs="Times New Roman"/>
+        </w:rPr>
+        <w:t>？</w:t>
+      </w:r>
+      <w:r>
+        <w:rPr>
+          <w:rFonts w:hint="eastAsia" w:ascii="Times New Roman" w:hAnsi="Times New Roman" w:eastAsia="FangSong" w:cs="Times New Roman"/>
+        </w:rPr>
+        <w:t>排除什么官能团</w:t>
+      </w:r>
+      <w:r>
+        <w:rPr>
+          <w:rFonts w:hint="eastAsia" w:ascii="Times New Roman" w:hAnsi="Times New Roman" w:eastAsia="Times New Roman" w:cs="Times New Roman"/>
+        </w:rPr>
+        <w:t>？</w:t>
       </w:r>
     </w:p>
     <w:p>
@@ -23476,55 +22945,61 @@
           <w:rFonts w:ascii="Times New Roman" w:hAnsi="Times New Roman" w:eastAsia="Times New Roman" w:cs="Times New Roman"/>
           <w:vertAlign w:val="superscript"/>
         </w:rPr>
-        <w:t>13</w:t>
-      </w:r>
-      <w:r>
-        <w:rPr>
-          <w:rFonts w:ascii="Times New Roman" w:hAnsi="Times New Roman" w:eastAsia="Times New Roman" w:cs="Times New Roman"/>
-        </w:rPr>
-        <w:t xml:space="preserve">C </w:t>
-      </w:r>
-      <w:r>
-        <w:rPr>
-          <w:rFonts w:hint="eastAsia" w:ascii="Times New Roman" w:hAnsi="Times New Roman" w:eastAsia="Times New Roman" w:cs="Times New Roman"/>
-        </w:rPr>
-        <w:t xml:space="preserve">NMR：δ</w:t>
-      </w:r>
-      <w:r>
-        <w:rPr>
-          <w:rFonts w:ascii="Times New Roman" w:hAnsi="Times New Roman" w:eastAsia="Times New Roman" w:cs="Times New Roman"/>
-        </w:rPr>
-        <w:t xml:space="preserve"> 13.8, 17.8, 40.5, 128.0, 128.6, 132.9, 137.0, </w:t>
-      </w:r>
-      <w:r>
-        <w:rPr>
-          <w:rFonts w:hint="eastAsia" w:ascii="Times New Roman" w:hAnsi="Times New Roman" w:eastAsia="Times New Roman" w:cs="Times New Roman"/>
-        </w:rPr>
-        <w:t>200.0（</w:t>
-      </w:r>
-      <w:r>
-        <w:rPr>
-          <w:rFonts w:hint="eastAsia" w:ascii="Times New Roman" w:hAnsi="Times New Roman" w:eastAsia="FangSong" w:cs="Times New Roman"/>
-        </w:rPr>
-        <w:t>共</w:t>
-      </w:r>
-      <w:r>
-        <w:rPr>
-          <w:rFonts w:ascii="Times New Roman" w:hAnsi="Times New Roman" w:eastAsia="Times New Roman" w:cs="Times New Roman"/>
-        </w:rPr>
-        <w:t xml:space="preserve"> 8 </w:t>
-      </w:r>
-      <w:r>
-        <w:rPr>
-          <w:rFonts w:hint="eastAsia" w:ascii="Times New Roman" w:hAnsi="Times New Roman" w:eastAsia="FangSong" w:cs="Times New Roman"/>
-        </w:rPr>
-        <w:t>个峰</w:t>
-      </w:r>
-      <w:r>
-        <w:rPr>
-          <w:rFonts w:hint="eastAsia" w:ascii="Times New Roman" w:hAnsi="Times New Roman" w:eastAsia="Times New Roman" w:cs="Times New Roman"/>
-        </w:rPr>
-        <w:t>）</w:t>
+        <w:t>1</w:t>
+      </w:r>
+      <w:r>
+        <w:rPr>
+          <w:rFonts w:ascii="Times New Roman" w:hAnsi="Times New Roman" w:eastAsia="Times New Roman" w:cs="Times New Roman"/>
+        </w:rPr>
+        <w:t xml:space="preserve">H NMR </w:t>
+      </w:r>
+      <w:r>
+        <w:rPr>
+          <w:rFonts w:hint="eastAsia" w:ascii="Times New Roman" w:hAnsi="Times New Roman" w:eastAsia="FangSong" w:cs="Times New Roman"/>
+        </w:rPr>
+        <w:t xml:space="preserve">中</w:t>
+      </w:r>
+      <w:r>
+        <w:rPr>
+          <w:rFonts w:ascii="Times New Roman" w:hAnsi="Times New Roman" w:eastAsia="Times New Roman" w:cs="Times New Roman"/>
+        </w:rPr>
+        <w:t xml:space="preserve"> δ 2.04 (s, 3H) </w:t>
+      </w:r>
+      <w:r>
+        <w:rPr>
+          <w:rFonts w:hint="eastAsia" w:ascii="Times New Roman" w:hAnsi="Times New Roman" w:eastAsia="FangSong" w:cs="Times New Roman"/>
+        </w:rPr>
+        <w:t xml:space="preserve">和</w:t>
+      </w:r>
+      <w:r>
+        <w:rPr>
+          <w:rFonts w:ascii="Times New Roman" w:hAnsi="Times New Roman" w:eastAsia="Times New Roman" w:cs="Times New Roman"/>
+        </w:rPr>
+        <w:t xml:space="preserve"> δ 1.26/4.12 </w:t>
+      </w:r>
+      <w:r>
+        <w:rPr>
+          <w:rFonts w:hint="eastAsia" w:ascii="Times New Roman" w:hAnsi="Times New Roman" w:eastAsia="FangSong" w:cs="Times New Roman"/>
+        </w:rPr>
+        <w:t xml:space="preserve">的</w:t>
+      </w:r>
+      <w:r>
+        <w:rPr>
+          <w:rFonts w:ascii="Times New Roman" w:hAnsi="Times New Roman" w:eastAsia="Times New Roman" w:cs="Times New Roman"/>
+        </w:rPr>
+        <w:t xml:space="preserve"> t/q </w:t>
+      </w:r>
+      <w:r>
+        <w:rPr>
+          <w:rFonts w:hint="eastAsia" w:ascii="Times New Roman" w:hAnsi="Times New Roman" w:eastAsia="FangSong" w:cs="Times New Roman"/>
+        </w:rPr>
+        <w:t>组合分别对应什么结构片段</w:t>
+      </w:r>
+      <w:r>
+        <w:rPr>
+          <w:rFonts w:hint="eastAsia" w:ascii="Times New Roman" w:hAnsi="Times New Roman" w:eastAsia="Times New Roman" w:cs="Times New Roman"/>
+        </w:rPr>
+        <w:t>？</w:t>
       </w:r>
     </w:p>
     <w:p>
@@ -23537,6 +23012,388 @@
       </w:pPr>
       <w:r>
         <w:rPr>
+          <w:rFonts w:hint="eastAsia" w:ascii="Times New Roman" w:hAnsi="Times New Roman" w:eastAsia="FangSong" w:cs="Times New Roman"/>
+        </w:rPr>
+        <w:t xml:space="preserve">推断</w:t>
+      </w:r>
+      <w:r>
+        <w:rPr>
+          <w:rFonts w:ascii="Times New Roman" w:hAnsi="Times New Roman" w:eastAsia="Times New Roman" w:cs="Times New Roman"/>
+        </w:rPr>
+        <w:t xml:space="preserve"> A </w:t>
+      </w:r>
+      <w:r>
+        <w:rPr>
+          <w:rFonts w:hint="eastAsia" w:ascii="Times New Roman" w:hAnsi="Times New Roman" w:eastAsia="FangSong" w:cs="Times New Roman"/>
+        </w:rPr>
+        <w:t>的完整结构</w:t>
+      </w:r>
+      <w:r>
+        <w:rPr>
+          <w:rFonts w:hint="eastAsia" w:ascii="Times New Roman" w:hAnsi="Times New Roman" w:eastAsia="Times New Roman" w:cs="Times New Roman"/>
+        </w:rPr>
+        <w:t>，</w:t>
+      </w:r>
+      <w:r>
+        <w:rPr>
+          <w:rFonts w:hint="eastAsia" w:ascii="Times New Roman" w:hAnsi="Times New Roman" w:eastAsia="FangSong" w:cs="Times New Roman"/>
+        </w:rPr>
+        <w:t>并验证所有谱图数据的一致性</w:t>
+      </w:r>
+      <w:r>
+        <w:rPr>
+          <w:rFonts w:hint="eastAsia" w:ascii="Times New Roman" w:hAnsi="Times New Roman" w:eastAsia="Times New Roman" w:cs="Times New Roman"/>
+        </w:rPr>
+        <w:t>。</w:t>
+      </w:r>
+    </w:p>
+    <w:p>
+      <w:pPr>
+        <w:pStyle w:val="Compact"/>
+        <w:numPr>
+          <w:ilvl w:val="0"/>
+          <w:numId w:val="1025"/>
+        </w:numPr>
+      </w:pPr>
+      <w:r>
+        <w:rPr>
+          <w:rFonts w:hint="eastAsia" w:ascii="Times New Roman" w:hAnsi="Times New Roman" w:eastAsia="Times New Roman" w:cs="Times New Roman"/>
+          <w:b/>
+          <w:bCs/>
+        </w:rPr>
+        <w:t>（</w:t>
+      </w:r>
+      <w:r>
+        <w:rPr>
+          <w:rFonts w:hint="eastAsia" w:ascii="Times New Roman" w:hAnsi="Times New Roman" w:eastAsia="FangSong" w:cs="Times New Roman"/>
+          <w:b/>
+          <w:bCs/>
+        </w:rPr>
+        <w:t>综合解析题</w:t>
+      </w:r>
+      <w:r>
+        <w:rPr>
+          <w:rFonts w:hint="eastAsia" w:ascii="Times New Roman" w:hAnsi="Times New Roman" w:eastAsia="Times New Roman" w:cs="Times New Roman"/>
+          <w:b/>
+          <w:bCs/>
+        </w:rPr>
+        <w:t>）</w:t>
+      </w:r>
+      <w:r>
+        <w:rPr>
+          <w:rFonts w:ascii="Times New Roman" w:hAnsi="Times New Roman" w:eastAsia="Times New Roman" w:cs="Times New Roman"/>
+        </w:rPr>
+        <w:t xml:space="preserve"> </w:t>
+      </w:r>
+      <w:r>
+        <w:rPr>
+          <w:rFonts w:hint="eastAsia" w:ascii="Times New Roman" w:hAnsi="Times New Roman" w:eastAsia="FangSong" w:cs="Times New Roman"/>
+        </w:rPr>
+        <w:t xml:space="preserve">化合物</w:t>
+      </w:r>
+      <w:r>
+        <w:rPr>
+          <w:rFonts w:ascii="Times New Roman" w:hAnsi="Times New Roman" w:eastAsia="Times New Roman" w:cs="Times New Roman"/>
+        </w:rPr>
+        <w:t xml:space="preserve"> </w:t>
+      </w:r>
+      <w:r>
+        <w:rPr>
+          <w:rFonts w:hint="eastAsia" w:ascii="Times New Roman" w:hAnsi="Times New Roman" w:eastAsia="Times New Roman" w:cs="Times New Roman"/>
+        </w:rPr>
+        <w:t>B（C</w:t>
+      </w:r>
+      <w:r>
+        <w:rPr>
+          <w:rFonts w:hint="eastAsia" w:ascii="Times New Roman" w:hAnsi="Times New Roman" w:eastAsia="Times New Roman" w:cs="Times New Roman"/>
+          <w:vertAlign w:val="subscript"/>
+        </w:rPr>
+        <w:t>10</w:t>
+      </w:r>
+      <w:r>
+        <w:rPr>
+          <w:rFonts w:hint="eastAsia" w:ascii="Times New Roman" w:hAnsi="Times New Roman" w:eastAsia="Times New Roman" w:cs="Times New Roman"/>
+        </w:rPr>
+        <w:t>H</w:t>
+      </w:r>
+      <w:r>
+        <w:rPr>
+          <w:rFonts w:hint="eastAsia" w:ascii="Times New Roman" w:hAnsi="Times New Roman" w:eastAsia="Times New Roman" w:cs="Times New Roman"/>
+          <w:vertAlign w:val="subscript"/>
+        </w:rPr>
+        <w:t>12</w:t>
+      </w:r>
+      <w:r>
+        <w:rPr>
+          <w:rFonts w:hint="eastAsia" w:ascii="Times New Roman" w:hAnsi="Times New Roman" w:eastAsia="Times New Roman" w:cs="Times New Roman"/>
+        </w:rPr>
+        <w:t>O）</w:t>
+      </w:r>
+      <w:r>
+        <w:rPr>
+          <w:rFonts w:hint="eastAsia" w:ascii="Times New Roman" w:hAnsi="Times New Roman" w:eastAsia="FangSong" w:cs="Times New Roman"/>
+        </w:rPr>
+        <w:t>的波谱数据</w:t>
+      </w:r>
+      <w:r>
+        <w:rPr>
+          <w:rFonts w:hint="eastAsia" w:ascii="Times New Roman" w:hAnsi="Times New Roman" w:eastAsia="Times New Roman" w:cs="Times New Roman"/>
+        </w:rPr>
+        <w:t>：</w:t>
+      </w:r>
+    </w:p>
+    <w:p>
+      <w:pPr>
+        <w:pStyle w:val="Compact"/>
+        <w:numPr>
+          <w:ilvl w:val="1"/>
+          <w:numId w:val="1032"/>
+        </w:numPr>
+      </w:pPr>
+      <w:r>
+        <w:rPr>
+          <w:rFonts w:hint="eastAsia" w:ascii="Times New Roman" w:hAnsi="Times New Roman" w:eastAsia="Times New Roman" w:cs="Times New Roman"/>
+        </w:rPr>
+        <w:t>MS：M</w:t>
+      </w:r>
+      <w:r>
+        <w:rPr>
+          <w:rFonts w:hint="eastAsia" w:ascii="Times New Roman" w:hAnsi="Times New Roman" w:eastAsia="Times New Roman" w:cs="Times New Roman"/>
+          <w:vertAlign w:val="superscript"/>
+        </w:rPr>
+        <w:t>+</w:t>
+      </w:r>
+      <w:r>
+        <w:rPr>
+          <w:rFonts w:hint="eastAsia" w:ascii="Times New Roman" w:hAnsi="Times New Roman" w:eastAsia="Times New Roman" w:cs="Times New Roman"/>
+        </w:rPr>
+        <w:t>•</w:t>
+      </w:r>
+      <w:r>
+        <w:rPr>
+          <w:rFonts w:ascii="Times New Roman" w:hAnsi="Times New Roman" w:eastAsia="Times New Roman" w:cs="Times New Roman"/>
+        </w:rPr>
+        <w:t xml:space="preserve"> = 148</w:t>
+      </w:r>
+    </w:p>
+    <w:p>
+      <w:pPr>
+        <w:pStyle w:val="Compact"/>
+        <w:numPr>
+          <w:ilvl w:val="1"/>
+          <w:numId w:val="1032"/>
+        </w:numPr>
+      </w:pPr>
+      <w:r>
+        <w:rPr>
+          <w:rFonts w:hint="eastAsia" w:ascii="Times New Roman" w:hAnsi="Times New Roman" w:eastAsia="Times New Roman" w:cs="Times New Roman"/>
+        </w:rPr>
+        <w:t xml:space="preserve">IR：1685</w:t>
+      </w:r>
+      <w:r>
+        <w:rPr>
+          <w:rFonts w:ascii="Times New Roman" w:hAnsi="Times New Roman" w:eastAsia="Times New Roman" w:cs="Times New Roman"/>
+        </w:rPr>
+        <w:t xml:space="preserve"> </w:t>
+      </w:r>
+      <w:r>
+        <w:rPr>
+          <w:rFonts w:hint="eastAsia" w:ascii="Times New Roman" w:hAnsi="Times New Roman" w:eastAsia="Times New Roman" w:cs="Times New Roman"/>
+        </w:rPr>
+        <w:t>cm</w:t>
+      </w:r>
+      <w:r>
+        <w:rPr>
+          <w:rFonts w:hint="eastAsia" w:ascii="Times New Roman" w:hAnsi="Times New Roman" w:eastAsia="Times New Roman" w:cs="Times New Roman"/>
+          <w:vertAlign w:val="superscript"/>
+        </w:rPr>
+        <w:t>-1</w:t>
+      </w:r>
+      <w:r>
+        <w:rPr>
+          <w:rFonts w:hint="eastAsia" w:ascii="Times New Roman" w:hAnsi="Times New Roman" w:eastAsia="Times New Roman" w:cs="Times New Roman"/>
+        </w:rPr>
+        <w:t>（</w:t>
+      </w:r>
+      <w:r>
+        <w:rPr>
+          <w:rFonts w:hint="eastAsia" w:ascii="Times New Roman" w:hAnsi="Times New Roman" w:eastAsia="FangSong" w:cs="Times New Roman"/>
+        </w:rPr>
+        <w:t>强</w:t>
+      </w:r>
+      <w:r>
+        <w:rPr>
+          <w:rFonts w:hint="eastAsia" w:ascii="Times New Roman" w:hAnsi="Times New Roman" w:eastAsia="Times New Roman" w:cs="Times New Roman"/>
+        </w:rPr>
+        <w:t>），1600</w:t>
+      </w:r>
+      <w:r>
+        <w:rPr>
+          <w:rFonts w:ascii="Times New Roman" w:hAnsi="Times New Roman" w:eastAsia="Times New Roman" w:cs="Times New Roman"/>
+        </w:rPr>
+        <w:t xml:space="preserve"> </w:t>
+      </w:r>
+      <w:r>
+        <w:rPr>
+          <w:rFonts w:hint="eastAsia" w:ascii="Times New Roman" w:hAnsi="Times New Roman" w:eastAsia="Times New Roman" w:cs="Times New Roman"/>
+        </w:rPr>
+        <w:t>cm</w:t>
+      </w:r>
+      <w:r>
+        <w:rPr>
+          <w:rFonts w:hint="eastAsia" w:ascii="Times New Roman" w:hAnsi="Times New Roman" w:eastAsia="Times New Roman" w:cs="Times New Roman"/>
+          <w:vertAlign w:val="superscript"/>
+        </w:rPr>
+        <w:t>-1</w:t>
+      </w:r>
+      <w:r>
+        <w:rPr>
+          <w:rFonts w:hint="eastAsia" w:ascii="Times New Roman" w:hAnsi="Times New Roman" w:eastAsia="Times New Roman" w:cs="Times New Roman"/>
+        </w:rPr>
+        <w:t>（</w:t>
+      </w:r>
+      <w:r>
+        <w:rPr>
+          <w:rFonts w:hint="eastAsia" w:ascii="Times New Roman" w:hAnsi="Times New Roman" w:eastAsia="FangSong" w:cs="Times New Roman"/>
+        </w:rPr>
+        <w:t>中</w:t>
+      </w:r>
+      <w:r>
+        <w:rPr>
+          <w:rFonts w:hint="eastAsia" w:ascii="Times New Roman" w:hAnsi="Times New Roman" w:eastAsia="Times New Roman" w:cs="Times New Roman"/>
+        </w:rPr>
+        <w:t>），1500</w:t>
+      </w:r>
+      <w:r>
+        <w:rPr>
+          <w:rFonts w:ascii="Times New Roman" w:hAnsi="Times New Roman" w:eastAsia="Times New Roman" w:cs="Times New Roman"/>
+        </w:rPr>
+        <w:t xml:space="preserve"> </w:t>
+      </w:r>
+      <w:r>
+        <w:rPr>
+          <w:rFonts w:hint="eastAsia" w:ascii="Times New Roman" w:hAnsi="Times New Roman" w:eastAsia="Times New Roman" w:cs="Times New Roman"/>
+        </w:rPr>
+        <w:t>cm</w:t>
+      </w:r>
+      <w:r>
+        <w:rPr>
+          <w:rFonts w:hint="eastAsia" w:ascii="Times New Roman" w:hAnsi="Times New Roman" w:eastAsia="Times New Roman" w:cs="Times New Roman"/>
+          <w:vertAlign w:val="superscript"/>
+        </w:rPr>
+        <w:t>-1</w:t>
+      </w:r>
+      <w:r>
+        <w:rPr>
+          <w:rFonts w:hint="eastAsia" w:ascii="Times New Roman" w:hAnsi="Times New Roman" w:eastAsia="Times New Roman" w:cs="Times New Roman"/>
+        </w:rPr>
+        <w:t>（</w:t>
+      </w:r>
+      <w:r>
+        <w:rPr>
+          <w:rFonts w:hint="eastAsia" w:ascii="Times New Roman" w:hAnsi="Times New Roman" w:eastAsia="FangSong" w:cs="Times New Roman"/>
+        </w:rPr>
+        <w:t>中</w:t>
+      </w:r>
+      <w:r>
+        <w:rPr>
+          <w:rFonts w:hint="eastAsia" w:ascii="Times New Roman" w:hAnsi="Times New Roman" w:eastAsia="Times New Roman" w:cs="Times New Roman"/>
+        </w:rPr>
+        <w:t>），</w:t>
+      </w:r>
+      <w:r>
+        <w:rPr>
+          <w:rFonts w:hint="eastAsia" w:ascii="Times New Roman" w:hAnsi="Times New Roman" w:eastAsia="FangSong" w:cs="Times New Roman"/>
+        </w:rPr>
+        <w:t>无</w:t>
+      </w:r>
+      <w:r>
+        <w:rPr>
+          <w:rFonts w:ascii="Times New Roman" w:hAnsi="Times New Roman" w:eastAsia="Times New Roman" w:cs="Times New Roman"/>
+        </w:rPr>
+        <w:t xml:space="preserve"> OH </w:t>
+      </w:r>
+      <w:r>
+        <w:rPr>
+          <w:rFonts w:hint="eastAsia" w:ascii="Times New Roman" w:hAnsi="Times New Roman" w:eastAsia="FangSong" w:cs="Times New Roman"/>
+        </w:rPr>
+        <w:t xml:space="preserve">宽峰</w:t>
+      </w:r>
+    </w:p>
+    <w:p>
+      <w:pPr>
+        <w:pStyle w:val="Compact"/>
+        <w:numPr>
+          <w:ilvl w:val="1"/>
+          <w:numId w:val="1032"/>
+        </w:numPr>
+      </w:pPr>
+      <w:r>
+        <w:rPr>
+          <w:rFonts w:ascii="Times New Roman" w:hAnsi="Times New Roman" w:eastAsia="Times New Roman" w:cs="Times New Roman"/>
+          <w:vertAlign w:val="superscript"/>
+        </w:rPr>
+        <w:t>13</w:t>
+      </w:r>
+      <w:r>
+        <w:rPr>
+          <w:rFonts w:ascii="Times New Roman" w:hAnsi="Times New Roman" w:eastAsia="Times New Roman" w:cs="Times New Roman"/>
+        </w:rPr>
+        <w:t xml:space="preserve">C </w:t>
+      </w:r>
+      <w:r>
+        <w:rPr>
+          <w:rFonts w:hint="eastAsia" w:ascii="Times New Roman" w:hAnsi="Times New Roman" w:eastAsia="Times New Roman" w:cs="Times New Roman"/>
+        </w:rPr>
+        <w:t xml:space="preserve">NMR：δ</w:t>
+      </w:r>
+      <w:r>
+        <w:rPr>
+          <w:rFonts w:ascii="Times New Roman" w:hAnsi="Times New Roman" w:eastAsia="Times New Roman" w:cs="Times New Roman"/>
+        </w:rPr>
+        <w:t xml:space="preserve"> 13.8, 17.8, 40.5, 128.0, 128.6, 132.9, 137.0, </w:t>
+      </w:r>
+      <w:r>
+        <w:rPr>
+          <w:rFonts w:hint="eastAsia" w:ascii="Times New Roman" w:hAnsi="Times New Roman" w:eastAsia="Times New Roman" w:cs="Times New Roman"/>
+        </w:rPr>
+        <w:t>200.0（</w:t>
+      </w:r>
+      <w:r>
+        <w:rPr>
+          <w:rFonts w:hint="eastAsia" w:ascii="Times New Roman" w:hAnsi="Times New Roman" w:eastAsia="FangSong" w:cs="Times New Roman"/>
+        </w:rPr>
+        <w:t>共</w:t>
+      </w:r>
+      <w:r>
+        <w:rPr>
+          <w:rFonts w:ascii="Times New Roman" w:hAnsi="Times New Roman" w:eastAsia="Times New Roman" w:cs="Times New Roman"/>
+        </w:rPr>
+        <w:t xml:space="preserve"> 8 </w:t>
+      </w:r>
+      <w:r>
+        <w:rPr>
+          <w:rFonts w:hint="eastAsia" w:ascii="Times New Roman" w:hAnsi="Times New Roman" w:eastAsia="FangSong" w:cs="Times New Roman"/>
+        </w:rPr>
+        <w:t>个峰</w:t>
+      </w:r>
+      <w:r>
+        <w:rPr>
+          <w:rFonts w:hint="eastAsia" w:ascii="Times New Roman" w:hAnsi="Times New Roman" w:eastAsia="Times New Roman" w:cs="Times New Roman"/>
+        </w:rPr>
+        <w:t>）</w:t>
+      </w:r>
+    </w:p>
+    <w:p>
+      <w:pPr>
+        <w:pStyle w:val="Compact"/>
+        <w:numPr>
+          <w:ilvl w:val="1"/>
+          <w:numId w:val="1032"/>
+        </w:numPr>
+      </w:pPr>
+      <w:r>
+        <w:rPr>
           <w:rFonts w:ascii="Times New Roman" w:hAnsi="Times New Roman" w:eastAsia="Times New Roman" w:cs="Times New Roman"/>
           <w:vertAlign w:val="superscript"/>
         </w:rPr>
@@ -23573,7 +23430,7 @@
         <w:pStyle w:val="Compact"/>
         <w:numPr>
           <w:ilvl w:val="2"/>
-          <w:numId w:val="1032"/>
+          <w:numId w:val="1033"/>
         </w:numPr>
       </w:pPr>
       <w:r>
@@ -23588,7 +23445,7 @@
         <w:pStyle w:val="Compact"/>
         <w:numPr>
           <w:ilvl w:val="2"/>
-          <w:numId w:val="1032"/>
+          <w:numId w:val="1033"/>
         </w:numPr>
       </w:pPr>
       <w:r>
@@ -23603,7 +23460,7 @@
         <w:pStyle w:val="Compact"/>
         <w:numPr>
           <w:ilvl w:val="2"/>
-          <w:numId w:val="1032"/>
+          <w:numId w:val="1033"/>
         </w:numPr>
       </w:pPr>
       <w:r>
@@ -23618,7 +23475,7 @@
         <w:pStyle w:val="Compact"/>
         <w:numPr>
           <w:ilvl w:val="2"/>
-          <w:numId w:val="1032"/>
+          <w:numId w:val="1033"/>
         </w:numPr>
       </w:pPr>
       <w:r>
@@ -23633,7 +23490,7 @@
         <w:pStyle w:val="Compact"/>
         <w:numPr>
           <w:ilvl w:val="2"/>
-          <w:numId w:val="1032"/>
+          <w:numId w:val="1033"/>
         </w:numPr>
       </w:pPr>
       <w:r>
@@ -23648,7 +23505,7 @@
         <w:pStyle w:val="Compact"/>
         <w:numPr>
           <w:ilvl w:val="1"/>
-          <w:numId w:val="1033"/>
+          <w:numId w:val="1034"/>
         </w:numPr>
       </w:pPr>
       <w:r>
@@ -23669,7 +23526,7 @@
         <w:pStyle w:val="Compact"/>
         <w:numPr>
           <w:ilvl w:val="1"/>
-          <w:numId w:val="1033"/>
+          <w:numId w:val="1034"/>
         </w:numPr>
       </w:pPr>
       <w:r>
@@ -23746,7 +23603,7 @@
         <w:pStyle w:val="Compact"/>
         <w:numPr>
           <w:ilvl w:val="1"/>
-          <w:numId w:val="1033"/>
+          <w:numId w:val="1034"/>
         </w:numPr>
       </w:pPr>
       <w:r>
@@ -23834,7 +23691,7 @@
         <w:pStyle w:val="Compact"/>
         <w:numPr>
           <w:ilvl w:val="1"/>
-          <w:numId w:val="1033"/>
+          <w:numId w:val="1034"/>
         </w:numPr>
       </w:pPr>
       <w:r>
@@ -23892,7 +23749,7 @@
         <w:pStyle w:val="Compact"/>
         <w:numPr>
           <w:ilvl w:val="1"/>
-          <w:numId w:val="1033"/>
+          <w:numId w:val="1034"/>
         </w:numPr>
       </w:pPr>
       <w:r>
@@ -33337,6 +33194,36 @@
     </w:lvlOverride>
   </w:num>
   <w:num w:numId="1011">
+    <w:abstractNumId w:val="99411"/>
+    <w:lvlOverride w:ilvl="0">
+      <w:startOverride w:val="1"/>
+    </w:lvlOverride>
+    <w:lvlOverride w:ilvl="1">
+      <w:startOverride w:val="1"/>
+    </w:lvlOverride>
+    <w:lvlOverride w:ilvl="2">
+      <w:startOverride w:val="1"/>
+    </w:lvlOverride>
+    <w:lvlOverride w:ilvl="3">
+      <w:startOverride w:val="1"/>
+    </w:lvlOverride>
+    <w:lvlOverride w:ilvl="4">
+      <w:startOverride w:val="1"/>
+    </w:lvlOverride>
+    <w:lvlOverride w:ilvl="5">
+      <w:startOverride w:val="1"/>
+    </w:lvlOverride>
+    <w:lvlOverride w:ilvl="6">
+      <w:startOverride w:val="1"/>
+    </w:lvlOverride>
+    <w:lvlOverride w:ilvl="7">
+      <w:startOverride w:val="1"/>
+    </w:lvlOverride>
+    <w:lvlOverride w:ilvl="8">
+      <w:startOverride w:val="1"/>
+    </w:lvlOverride>
+  </w:num>
+  <w:num w:numId="1012">
     <w:abstractNumId w:val="99731"/>
     <w:lvlOverride w:ilvl="0">
       <w:startOverride w:val="1"/>
@@ -33366,7 +33253,7 @@
       <w:startOverride w:val="1"/>
     </w:lvlOverride>
   </w:num>
-  <w:num w:numId="1012">
+  <w:num w:numId="1013">
     <w:abstractNumId w:val="99412"/>
     <w:lvlOverride w:ilvl="0">
       <w:startOverride w:val="2"/>
@@ -33396,7 +33283,7 @@
       <w:startOverride w:val="2"/>
     </w:lvlOverride>
   </w:num>
-  <w:num w:numId="1013">
+  <w:num w:numId="1014">
     <w:abstractNumId w:val="99415"/>
     <w:lvlOverride w:ilvl="0">
       <w:startOverride w:val="5"/>
@@ -33426,7 +33313,7 @@
       <w:startOverride w:val="5"/>
     </w:lvlOverride>
   </w:num>
-  <w:num w:numId="1014">
+  <w:num w:numId="1015">
     <w:abstractNumId w:val="99731"/>
     <w:lvlOverride w:ilvl="0">
       <w:startOverride w:val="1"/>
@@ -33456,7 +33343,7 @@
       <w:startOverride w:val="1"/>
     </w:lvlOverride>
   </w:num>
-  <w:num w:numId="1015">
+  <w:num w:numId="1016">
     <w:abstractNumId w:val="99417"/>
     <w:lvlOverride w:ilvl="0">
       <w:startOverride w:val="7"/>
@@ -33486,7 +33373,7 @@
       <w:startOverride w:val="7"/>
     </w:lvlOverride>
   </w:num>
-  <w:num w:numId="1016">
+  <w:num w:numId="1017">
     <w:abstractNumId w:val="99731"/>
     <w:lvlOverride w:ilvl="0">
       <w:startOverride w:val="1"/>
@@ -33516,7 +33403,7 @@
       <w:startOverride w:val="1"/>
     </w:lvlOverride>
   </w:num>
-  <w:num w:numId="1017">
+  <w:num w:numId="1018">
     <w:abstractNumId w:val="99418"/>
     <w:lvlOverride w:ilvl="0">
       <w:startOverride w:val="8"/>
@@ -33546,7 +33433,7 @@
       <w:startOverride w:val="8"/>
     </w:lvlOverride>
   </w:num>
-  <w:num w:numId="1018">
+  <w:num w:numId="1019">
     <w:abstractNumId w:val="994110"/>
     <w:lvlOverride w:ilvl="0">
       <w:startOverride w:val="10"/>
@@ -33576,10 +33463,10 @@
       <w:startOverride w:val="10"/>
     </w:lvlOverride>
   </w:num>
-  <w:num w:numId="1019">
+  <w:num w:numId="1020">
     <w:abstractNumId w:val="991"/>
   </w:num>
-  <w:num w:numId="1020">
+  <w:num w:numId="1021">
     <w:abstractNumId w:val="99731"/>
     <w:lvlOverride w:ilvl="0">
       <w:startOverride w:val="1"/>
@@ -33609,7 +33496,7 @@
       <w:startOverride w:val="1"/>
     </w:lvlOverride>
   </w:num>
-  <w:num w:numId="1021">
+  <w:num w:numId="1022">
     <w:abstractNumId w:val="994111"/>
     <w:lvlOverride w:ilvl="0">
       <w:startOverride w:val="11"/>
@@ -33639,7 +33526,7 @@
       <w:startOverride w:val="11"/>
     </w:lvlOverride>
   </w:num>
-  <w:num w:numId="1022">
+  <w:num w:numId="1023">
     <w:abstractNumId w:val="99731"/>
     <w:lvlOverride w:ilvl="0">
       <w:startOverride w:val="1"/>
@@ -33669,7 +33556,7 @@
       <w:startOverride w:val="1"/>
     </w:lvlOverride>
   </w:num>
-  <w:num w:numId="1023">
+  <w:num w:numId="1024">
     <w:abstractNumId w:val="994112"/>
     <w:lvlOverride w:ilvl="0">
       <w:startOverride w:val="12"/>
@@ -33699,7 +33586,7 @@
       <w:startOverride w:val="12"/>
     </w:lvlOverride>
   </w:num>
-  <w:num w:numId="1024">
+  <w:num w:numId="1025">
     <w:abstractNumId w:val="994113"/>
     <w:lvlOverride w:ilvl="0">
       <w:startOverride w:val="13"/>
@@ -33729,13 +33616,13 @@
       <w:startOverride w:val="13"/>
     </w:lvlOverride>
   </w:num>
-  <w:num w:numId="1025">
-    <w:abstractNumId w:val="991"/>
-  </w:num>
   <w:num w:numId="1026">
     <w:abstractNumId w:val="991"/>
   </w:num>
   <w:num w:numId="1027">
+    <w:abstractNumId w:val="991"/>
+  </w:num>
+  <w:num w:numId="1028">
     <w:abstractNumId w:val="99731"/>
     <w:lvlOverride w:ilvl="0">
       <w:startOverride w:val="1"/>
@@ -33765,13 +33652,13 @@
       <w:startOverride w:val="1"/>
     </w:lvlOverride>
   </w:num>
-  <w:num w:numId="1028">
-    <w:abstractNumId w:val="991"/>
-  </w:num>
   <w:num w:numId="1029">
     <w:abstractNumId w:val="991"/>
   </w:num>
   <w:num w:numId="1030">
+    <w:abstractNumId w:val="991"/>
+  </w:num>
+  <w:num w:numId="1031">
     <w:abstractNumId w:val="99731"/>
     <w:lvlOverride w:ilvl="0">
       <w:startOverride w:val="1"/>
@@ -33801,13 +33688,13 @@
       <w:startOverride w:val="1"/>
     </w:lvlOverride>
   </w:num>
-  <w:num w:numId="1031">
-    <w:abstractNumId w:val="991"/>
-  </w:num>
   <w:num w:numId="1032">
     <w:abstractNumId w:val="991"/>
   </w:num>
   <w:num w:numId="1033">
+    <w:abstractNumId w:val="991"/>
+  </w:num>
+  <w:num w:numId="1034">
     <w:abstractNumId w:val="99731"/>
     <w:lvlOverride w:ilvl="0">
       <w:startOverride w:val="1"/>
@@ -34518,7 +34405,7 @@
     <ns0:name ns0:val="Verbatim Char"/>
     <ns0:basedOn ns0:val="BodyTextChar"/>
     <ns0:rPr>
-      <ns0:rFonts ns0:ascii="Times New Roman" ns0:cs="Times New Roman" ns0:eastAsia="FangSong" ns0:hAnsi="Times New Roman"/>
+      <ns0:rFonts ns0:ascii="SimSun" ns0:cs="SimSun" ns0:eastAsia="SimSun" ns0:hAnsi="SimSun"/>
       <ns0:b ns0:val="0"/>
       <ns0:sz ns0:val="20"/>
     </ns0:rPr>
@@ -34572,7 +34459,7 @@
       <w:wordWrap w:val="off"/>
     </w:pPr>
     <ns0:rPr>
-      <w:rFonts ns0:ascii="Times New Roman" ns0:hAnsi="Times New Roman" ns0:eastAsia="FangSong" ns0:cs="Times New Roman"/>
+      <w:rFonts ns0:ascii="SimSun" ns0:hAnsi="SimSun" ns0:eastAsia="SimSun" ns0:cs="SimSun"/>
     </ns0:rPr>
   </w:style>
   <w:style w:type="character" w:customStyle="1" w:styleId="KeywordTok">

--- a/06-学生侧材料/讲义/有机化学/有机波谱分析.docx
+++ b/06-学生侧材料/讲义/有机化学/有机波谱分析.docx
@@ -18990,7 +18990,7 @@
     <w:p>
       <w:pPr>
         <w:pStyle w:val="Heading3"/>
-        <w:spacing w:before="280" w:after="120"/>
+        <w:spacing w:after="120" w:before="280"/>
       </w:pPr>
       <w:r>
         <w:rPr>
@@ -19018,198 +19018,306 @@
         <w:t xml:space="preserve">化学位移区域</w:t>
       </w:r>
     </w:p>
-    <w:p>
-      <w:pPr>
-        <w:pStyle w:val="SourceCode"/>
-      </w:pPr>
-      <w:r>
-        <w:rPr>
-          <w:rStyle w:val="VerbatimChar"/>
-          <w:rFonts w:hint="eastAsia" w:ascii="SimSun" w:hAnsi="SimSun" w:eastAsia="SimSun" w:cs="SimSun"/>
-        </w:rPr>
-        <w:t xml:space="preserve">饱和碳</w:t>
-      </w:r>
-      <w:r>
-        <w:rPr>
-          <w:rStyle w:val="VerbatimChar"/>
-          <w:rFonts w:ascii="SimSun" w:hAnsi="SimSun" w:eastAsia="SimSun" w:cs="SimSun"/>
-        </w:rPr>
-        <w:t xml:space="preserve"> sp</w:t>
-      </w:r>
-      <w:r>
-        <w:rPr>
-          <w:rStyle w:val="VerbatimChar"/>
-          <w:rFonts w:ascii="SimSun" w:hAnsi="SimSun" w:eastAsia="SimSun" w:cs="SimSun"/>
-          <w:vertAlign w:val="superscript"/>
-        </w:rPr>
-        <w:t>3</w:t>
-      </w:r>
-      <w:r>
-        <w:rPr>
-          <w:rStyle w:val="VerbatimChar"/>
-          <w:rFonts w:ascii="SimSun" w:hAnsi="SimSun" w:eastAsia="SimSun" w:cs="SimSun"/>
-        </w:rPr>
-        <w:t xml:space="preserve">         0-50</w:t>
-      </w:r>
-      <w:r>
-        <w:rPr>
-          <w:rFonts w:ascii="SimSun" w:hAnsi="SimSun" w:eastAsia="SimSun" w:cs="SimSun"/>
-        </w:rPr>
-        <w:br/>
-      </w:r>
-      <w:r>
-        <w:rPr>
-          <w:rStyle w:val="VerbatimChar"/>
-          <w:rFonts w:hint="eastAsia" w:ascii="SimSun" w:hAnsi="SimSun" w:eastAsia="SimSun" w:cs="SimSun"/>
-        </w:rPr>
-        <w:t xml:space="preserve">连杂原子饱和碳</w:t>
-      </w:r>
-      <w:r>
-        <w:rPr>
-          <w:rStyle w:val="VerbatimChar"/>
-          <w:rFonts w:ascii="SimSun" w:hAnsi="SimSun" w:eastAsia="SimSun" w:cs="SimSun"/>
-        </w:rPr>
-        <w:t xml:space="preserve">     50-100</w:t>
-      </w:r>
-      <w:r>
-        <w:rPr>
-          <w:rFonts w:ascii="SimSun" w:hAnsi="SimSun" w:eastAsia="SimSun" w:cs="SimSun"/>
-        </w:rPr>
-        <w:br/>
-      </w:r>
-      <w:r>
-        <w:rPr>
-          <w:rStyle w:val="VerbatimChar"/>
-          <w:rFonts w:ascii="SimSun" w:hAnsi="SimSun" w:eastAsia="SimSun" w:cs="SimSun"/>
-        </w:rPr>
-        <w:t>sp</w:t>
-      </w:r>
-      <w:r>
-        <w:rPr>
-          <w:rStyle w:val="VerbatimChar"/>
-          <w:rFonts w:ascii="SimSun" w:hAnsi="SimSun" w:eastAsia="SimSun" w:cs="SimSun"/>
-          <w:vertAlign w:val="superscript"/>
-        </w:rPr>
-        <w:t>2</w:t>
-      </w:r>
-      <w:r>
-        <w:rPr>
-          <w:rStyle w:val="VerbatimChar"/>
-          <w:rFonts w:ascii="SimSun" w:hAnsi="SimSun" w:eastAsia="SimSun" w:cs="SimSun"/>
-        </w:rPr>
-        <w:t xml:space="preserve"> </w:t>
-      </w:r>
-      <w:r>
-        <w:rPr>
-          <w:rStyle w:val="VerbatimChar"/>
-          <w:rFonts w:hint="eastAsia" w:ascii="SimSun" w:hAnsi="SimSun" w:eastAsia="SimSun" w:cs="SimSun"/>
-        </w:rPr>
-        <w:t xml:space="preserve">碳</w:t>
-      </w:r>
-      <w:r>
-        <w:rPr>
-          <w:rStyle w:val="VerbatimChar"/>
-          <w:rFonts w:ascii="SimSun" w:hAnsi="SimSun" w:eastAsia="SimSun" w:cs="SimSun"/>
-        </w:rPr>
-        <w:t xml:space="preserve"> </w:t>
-      </w:r>
-      <w:r>
-        <w:rPr>
-          <w:rStyle w:val="VerbatimChar"/>
-          <w:rFonts w:hint="eastAsia" w:ascii="SimSun" w:hAnsi="SimSun" w:eastAsia="SimSun" w:cs="SimSun"/>
-        </w:rPr>
-        <w:t>(</w:t>
-      </w:r>
-      <w:r>
-        <w:rPr>
-          <w:rStyle w:val="VerbatimChar"/>
-          <w:rFonts w:hint="eastAsia" w:ascii="SimSun" w:hAnsi="SimSun" w:eastAsia="SimSun" w:cs="SimSun"/>
-        </w:rPr>
-        <w:t>烯</w:t>
-      </w:r>
-      <w:r>
-        <w:rPr>
-          <w:rStyle w:val="VerbatimChar"/>
-          <w:rFonts w:hint="eastAsia" w:ascii="SimSun" w:hAnsi="SimSun" w:eastAsia="SimSun" w:cs="SimSun"/>
-        </w:rPr>
-        <w:t>/</w:t>
-      </w:r>
-      <w:r>
-        <w:rPr>
-          <w:rStyle w:val="VerbatimChar"/>
-          <w:rFonts w:hint="eastAsia" w:ascii="SimSun" w:hAnsi="SimSun" w:eastAsia="SimSun" w:cs="SimSun"/>
-        </w:rPr>
-        <w:t>芳</w:t>
-      </w:r>
-      <w:r>
-        <w:rPr>
-          <w:rStyle w:val="VerbatimChar"/>
-          <w:rFonts w:hint="eastAsia" w:ascii="SimSun" w:hAnsi="SimSun" w:eastAsia="SimSun" w:cs="SimSun"/>
-        </w:rPr>
-        <w:t>)</w:t>
-      </w:r>
-      <w:r>
-        <w:rPr>
-          <w:rStyle w:val="VerbatimChar"/>
-          <w:rFonts w:ascii="SimSun" w:hAnsi="SimSun" w:eastAsia="SimSun" w:cs="SimSun"/>
-        </w:rPr>
-        <w:t xml:space="preserve">     100-150</w:t>
-      </w:r>
-      <w:r>
-        <w:rPr>
-          <w:rFonts w:ascii="SimSun" w:hAnsi="SimSun" w:eastAsia="SimSun" w:cs="SimSun"/>
-        </w:rPr>
-        <w:br/>
-      </w:r>
-      <w:r>
-        <w:rPr>
-          <w:rStyle w:val="VerbatimChar"/>
-          <w:rFonts w:hint="eastAsia" w:ascii="SimSun" w:hAnsi="SimSun" w:eastAsia="SimSun" w:cs="SimSun"/>
-        </w:rPr>
-        <w:t>醛</w:t>
-      </w:r>
-      <w:r>
-        <w:rPr>
-          <w:rStyle w:val="VerbatimChar"/>
-          <w:rFonts w:hint="eastAsia" w:ascii="SimSun" w:hAnsi="SimSun" w:eastAsia="SimSun" w:cs="SimSun"/>
-        </w:rPr>
-        <w:t>/</w:t>
-      </w:r>
-      <w:r>
-        <w:rPr>
-          <w:rStyle w:val="VerbatimChar"/>
-          <w:rFonts w:hint="eastAsia" w:ascii="SimSun" w:hAnsi="SimSun" w:eastAsia="SimSun" w:cs="SimSun"/>
-        </w:rPr>
-        <w:t>酮</w:t>
-      </w:r>
-      <w:r>
-        <w:rPr>
-          <w:rStyle w:val="VerbatimChar"/>
-          <w:rFonts w:ascii="SimSun" w:hAnsi="SimSun" w:eastAsia="SimSun" w:cs="SimSun"/>
-        </w:rPr>
-        <w:t xml:space="preserve"> C=O          195-215</w:t>
-      </w:r>
-      <w:r>
-        <w:rPr>
-          <w:rFonts w:ascii="SimSun" w:hAnsi="SimSun" w:eastAsia="SimSun" w:cs="SimSun"/>
-        </w:rPr>
-        <w:br/>
-      </w:r>
-      <w:r>
-        <w:rPr>
-          <w:rStyle w:val="VerbatimChar"/>
-          <w:rFonts w:hint="eastAsia" w:ascii="SimSun" w:hAnsi="SimSun" w:eastAsia="SimSun" w:cs="SimSun"/>
-        </w:rPr>
-        <w:t xml:space="preserve">羧酸衍生物</w:t>
-      </w:r>
-      <w:r>
-        <w:rPr>
-          <w:rStyle w:val="VerbatimChar"/>
-          <w:rFonts w:ascii="SimSun" w:hAnsi="SimSun" w:eastAsia="SimSun" w:cs="SimSun"/>
-        </w:rPr>
-        <w:t xml:space="preserve"> C=O     165-185</w:t>
-      </w:r>
-    </w:p>
+    <w:tbl>
+      <w:tblPr>
+        <w:tblStyle w:val="Table"/>
+        <w:tblW w:type="auto" w:w="0"/>
+        <w:tblLook w:firstRow="1" w:lastRow="0" w:firstColumn="0" w:lastColumn="0" w:noHBand="0" w:noVBand="0" w:val="0020"/>
+      </w:tblPr>
+      <w:tblGrid>
+        <w:gridCol w:w="3960"/>
+        <w:gridCol w:w="3960"/>
+      </w:tblGrid>
+      <w:tr>
+        <w:trPr>
+          <w:tblHeader w:val="on"/>
+        </w:trPr>
+        <w:tc>
+          <w:tcPr/>
+          <w:p>
+            <w:pPr>
+              <w:pStyle w:val="Compact"/>
+              <w:jc w:val="center"/>
+            </w:pPr>
+            <w:r>
+              <w:rPr>
+                <w:rFonts w:hint="eastAsia" w:ascii="Times New Roman" w:hAnsi="Times New Roman" w:eastAsia="SimHei" w:cs="Times New Roman"/>
+                <w:b/>
+              </w:rPr>
+              <w:t xml:space="preserve">碳的类型</w:t>
+            </w:r>
+          </w:p>
+        </w:tc>
+        <w:tc>
+          <w:tcPr/>
+          <w:p>
+            <w:pPr>
+              <w:pStyle w:val="Compact"/>
+              <w:jc w:val="center"/>
+            </w:pPr>
+            <w:r>
+              <w:rPr>
+                <w:rFonts w:ascii="Times New Roman" w:hAnsi="Times New Roman" w:eastAsia="Times New Roman" w:cs="Times New Roman"/>
+                <w:b/>
+              </w:rPr>
+              <w:t xml:space="preserve">δ / ppm</w:t>
+            </w:r>
+          </w:p>
+        </w:tc>
+      </w:tr>
+      <w:tr>
+        <w:tc>
+          <w:tcPr/>
+          <w:p>
+            <w:pPr>
+              <w:pStyle w:val="Compact"/>
+              <w:jc w:val="center"/>
+            </w:pPr>
+            <w:r>
+              <w:rPr>
+                <w:rFonts w:hint="eastAsia" w:ascii="Times New Roman" w:hAnsi="Times New Roman" w:eastAsia="FangSong" w:cs="Times New Roman"/>
+              </w:rPr>
+              <w:t xml:space="preserve">饱和碳</w:t>
+            </w:r>
+            <w:r>
+              <w:rPr>
+                <w:rFonts w:ascii="Times New Roman" w:hAnsi="Times New Roman" w:eastAsia="Times New Roman" w:cs="Times New Roman"/>
+              </w:rPr>
+              <w:t xml:space="preserve"> sp</w:t>
+            </w:r>
+            <w:r>
+              <w:rPr>
+                <w:rFonts w:ascii="Times New Roman" w:hAnsi="Times New Roman" w:eastAsia="Times New Roman" w:cs="Times New Roman"/>
+                <w:vertAlign w:val="superscript"/>
+              </w:rPr>
+              <w:t>3</w:t>
+            </w:r>
+          </w:p>
+        </w:tc>
+        <w:tc>
+          <w:tcPr/>
+          <w:p>
+            <w:pPr>
+              <w:pStyle w:val="Compact"/>
+              <w:jc w:val="center"/>
+            </w:pPr>
+            <w:r>
+              <w:rPr>
+                <w:rFonts w:ascii="Times New Roman" w:hAnsi="Times New Roman" w:eastAsia="Times New Roman" w:cs="Times New Roman"/>
+              </w:rPr>
+              <w:t xml:space="preserve">0-50</w:t>
+            </w:r>
+          </w:p>
+        </w:tc>
+      </w:tr>
+      <w:tr>
+        <w:tc>
+          <w:tcPr/>
+          <w:p>
+            <w:pPr>
+              <w:pStyle w:val="Compact"/>
+              <w:jc w:val="center"/>
+            </w:pPr>
+            <w:r>
+              <w:rPr>
+                <w:rFonts w:hint="eastAsia" w:ascii="Times New Roman" w:hAnsi="Times New Roman" w:eastAsia="FangSong" w:cs="Times New Roman"/>
+              </w:rPr>
+              <w:t xml:space="preserve">连杂原子饱和碳</w:t>
+            </w:r>
+          </w:p>
+        </w:tc>
+        <w:tc>
+          <w:tcPr/>
+          <w:p>
+            <w:pPr>
+              <w:pStyle w:val="Compact"/>
+              <w:jc w:val="center"/>
+            </w:pPr>
+            <w:r>
+              <w:rPr>
+                <w:rFonts w:ascii="Times New Roman" w:hAnsi="Times New Roman" w:eastAsia="Times New Roman" w:cs="Times New Roman"/>
+              </w:rPr>
+              <w:t xml:space="preserve">50-100</w:t>
+            </w:r>
+          </w:p>
+        </w:tc>
+      </w:tr>
+      <w:tr>
+        <w:tc>
+          <w:tcPr/>
+          <w:p>
+            <w:pPr>
+              <w:pStyle w:val="Compact"/>
+              <w:jc w:val="center"/>
+            </w:pPr>
+            <w:r>
+              <w:rPr>
+                <w:rFonts w:ascii="Times New Roman" w:hAnsi="Times New Roman" w:eastAsia="Times New Roman" w:cs="Times New Roman"/>
+              </w:rPr>
+              <w:t>sp</w:t>
+            </w:r>
+            <w:r>
+              <w:rPr>
+                <w:rFonts w:ascii="Times New Roman" w:hAnsi="Times New Roman" w:eastAsia="Times New Roman" w:cs="Times New Roman"/>
+                <w:vertAlign w:val="superscript"/>
+              </w:rPr>
+              <w:t>2</w:t>
+            </w:r>
+            <w:r>
+              <w:rPr>
+                <w:rFonts w:ascii="Times New Roman" w:hAnsi="Times New Roman" w:eastAsia="Times New Roman" w:cs="Times New Roman"/>
+              </w:rPr>
+              <w:t xml:space="preserve"> </w:t>
+            </w:r>
+            <w:r>
+              <w:rPr>
+                <w:rFonts w:hint="eastAsia" w:ascii="Times New Roman" w:hAnsi="Times New Roman" w:eastAsia="FangSong" w:cs="Times New Roman"/>
+              </w:rPr>
+              <w:t xml:space="preserve">碳</w:t>
+            </w:r>
+            <w:r>
+              <w:rPr>
+                <w:rFonts w:ascii="Times New Roman" w:hAnsi="Times New Roman" w:eastAsia="Times New Roman" w:cs="Times New Roman"/>
+              </w:rPr>
+              <w:t xml:space="preserve"> </w:t>
+            </w:r>
+            <w:r>
+              <w:rPr>
+                <w:rFonts w:hint="eastAsia" w:ascii="Times New Roman" w:hAnsi="Times New Roman" w:eastAsia="Times New Roman" w:cs="Times New Roman"/>
+              </w:rPr>
+              <w:t>(</w:t>
+            </w:r>
+            <w:r>
+              <w:rPr>
+                <w:rFonts w:hint="eastAsia" w:ascii="Times New Roman" w:hAnsi="Times New Roman" w:eastAsia="FangSong" w:cs="Times New Roman"/>
+              </w:rPr>
+              <w:t>烯</w:t>
+            </w:r>
+            <w:r>
+              <w:rPr>
+                <w:rFonts w:hint="eastAsia" w:ascii="Times New Roman" w:hAnsi="Times New Roman" w:eastAsia="Times New Roman" w:cs="Times New Roman"/>
+              </w:rPr>
+              <w:t>/</w:t>
+            </w:r>
+            <w:r>
+              <w:rPr>
+                <w:rFonts w:hint="eastAsia" w:ascii="Times New Roman" w:hAnsi="Times New Roman" w:eastAsia="FangSong" w:cs="Times New Roman"/>
+              </w:rPr>
+              <w:t>芳</w:t>
+            </w:r>
+            <w:r>
+              <w:rPr>
+                <w:rFonts w:hint="eastAsia" w:ascii="Times New Roman" w:hAnsi="Times New Roman" w:eastAsia="Times New Roman" w:cs="Times New Roman"/>
+              </w:rPr>
+              <w:t>)</w:t>
+            </w:r>
+          </w:p>
+        </w:tc>
+        <w:tc>
+          <w:tcPr/>
+          <w:p>
+            <w:pPr>
+              <w:pStyle w:val="Compact"/>
+              <w:jc w:val="center"/>
+            </w:pPr>
+            <w:r>
+              <w:rPr>
+                <w:rFonts w:ascii="Times New Roman" w:hAnsi="Times New Roman" w:eastAsia="Times New Roman" w:cs="Times New Roman"/>
+              </w:rPr>
+              <w:t xml:space="preserve">100-150</w:t>
+            </w:r>
+          </w:p>
+        </w:tc>
+      </w:tr>
+      <w:tr>
+        <w:tc>
+          <w:tcPr/>
+          <w:p>
+            <w:pPr>
+              <w:pStyle w:val="Compact"/>
+              <w:jc w:val="center"/>
+            </w:pPr>
+            <w:r>
+              <w:rPr>
+                <w:rFonts w:hint="eastAsia" w:ascii="Times New Roman" w:hAnsi="Times New Roman" w:eastAsia="FangSong" w:cs="Times New Roman"/>
+              </w:rPr>
+              <w:t>醛</w:t>
+            </w:r>
+            <w:r>
+              <w:rPr>
+                <w:rFonts w:hint="eastAsia" w:ascii="Times New Roman" w:hAnsi="Times New Roman" w:eastAsia="Times New Roman" w:cs="Times New Roman"/>
+              </w:rPr>
+              <w:t>/</w:t>
+            </w:r>
+            <w:r>
+              <w:rPr>
+                <w:rFonts w:hint="eastAsia" w:ascii="Times New Roman" w:hAnsi="Times New Roman" w:eastAsia="FangSong" w:cs="Times New Roman"/>
+              </w:rPr>
+              <w:t>酮</w:t>
+            </w:r>
+            <w:r>
+              <w:rPr>
+                <w:rFonts w:ascii="Times New Roman" w:hAnsi="Times New Roman" w:eastAsia="Times New Roman" w:cs="Times New Roman"/>
+              </w:rPr>
+              <w:t xml:space="preserve"> C=O</w:t>
+            </w:r>
+          </w:p>
+        </w:tc>
+        <w:tc>
+          <w:tcPr/>
+          <w:p>
+            <w:pPr>
+              <w:pStyle w:val="Compact"/>
+              <w:jc w:val="center"/>
+            </w:pPr>
+            <w:r>
+              <w:rPr>
+                <w:rFonts w:ascii="Times New Roman" w:hAnsi="Times New Roman" w:eastAsia="Times New Roman" w:cs="Times New Roman"/>
+              </w:rPr>
+              <w:t xml:space="preserve">195-215</w:t>
+            </w:r>
+          </w:p>
+        </w:tc>
+      </w:tr>
+      <w:tr>
+        <w:tc>
+          <w:tcPr/>
+          <w:p>
+            <w:pPr>
+              <w:pStyle w:val="Compact"/>
+              <w:jc w:val="center"/>
+            </w:pPr>
+            <w:r>
+              <w:rPr>
+                <w:rFonts w:hint="eastAsia" w:ascii="Times New Roman" w:hAnsi="Times New Roman" w:eastAsia="FangSong" w:cs="Times New Roman"/>
+              </w:rPr>
+              <w:t xml:space="preserve">羧酸衍生物</w:t>
+            </w:r>
+            <w:r>
+              <w:rPr>
+                <w:rFonts w:ascii="Times New Roman" w:hAnsi="Times New Roman" w:eastAsia="Times New Roman" w:cs="Times New Roman"/>
+              </w:rPr>
+              <w:t xml:space="preserve"> C=O</w:t>
+            </w:r>
+          </w:p>
+        </w:tc>
+        <w:tc>
+          <w:tcPr/>
+          <w:p>
+            <w:pPr>
+              <w:pStyle w:val="Compact"/>
+              <w:jc w:val="center"/>
+            </w:pPr>
+            <w:r>
+              <w:rPr>
+                <w:rFonts w:ascii="Times New Roman" w:hAnsi="Times New Roman" w:eastAsia="Times New Roman" w:cs="Times New Roman"/>
+              </w:rPr>
+              <w:t xml:space="preserve">165-185</w:t>
+            </w:r>
+          </w:p>
+        </w:tc>
+      </w:tr>
+    </w:tbl>
     <w:bookmarkEnd w:id="59"/>
     <w:bookmarkStart w:id="60" w:name="ms-关键数据"/>
     <w:p>

--- a/06-学生侧材料/讲义/有机化学/有机波谱分析.docx
+++ b/06-学生侧材料/讲义/有机化学/有机波谱分析.docx
@@ -1754,502 +1754,368 @@
     </w:p>
     <w:p>
       <w:pPr>
-        <w:pStyle w:val="SourceCode"/>
+        <w:pStyle w:val="Compact"/>
+        <w:numPr>
+          <w:ilvl w:val="0"/>
+          <w:numId w:val="1002"/>
+        </w:numPr>
       </w:pPr>
       <w:r>
         <w:rPr>
-          <w:rStyle w:val="VerbatimChar"/>
-          <w:rFonts w:hint="eastAsia" w:ascii="SimSun" w:hAnsi="SimSun" w:eastAsia="SimSun" w:cs="SimSun"/>
+          <w:rFonts w:hint="eastAsia" w:ascii="Times New Roman" w:hAnsi="Times New Roman" w:eastAsia="FangSong" w:cs="Times New Roman"/>
         </w:rPr>
         <w:t>分子式</w:t>
       </w:r>
       <w:r>
         <w:rPr>
-          <w:rStyle w:val="VerbatimChar"/>
-          <w:rFonts w:hint="eastAsia" w:ascii="SimSun" w:hAnsi="SimSun" w:eastAsia="SimSun" w:cs="SimSun"/>
+          <w:rFonts w:hint="eastAsia" w:ascii="Times New Roman" w:hAnsi="Times New Roman" w:eastAsia="Times New Roman" w:cs="Times New Roman"/>
         </w:rPr>
         <w:t>/HRMS</w:t>
       </w:r>
-      <w:r>
-        <w:rPr>
-          <w:rFonts w:ascii="SimSun" w:hAnsi="SimSun" w:eastAsia="SimSun" w:cs="SimSun"/>
-        </w:rPr>
-        <w:br/>
-      </w:r>
-      <w:r>
-        <w:rPr>
-          <w:rStyle w:val="VerbatimChar"/>
-          <w:rFonts w:ascii="SimSun" w:hAnsi="SimSun" w:eastAsia="SimSun" w:cs="SimSun"/>
-        </w:rPr>
-        <w:t xml:space="preserve">    ↓</w:t>
-      </w:r>
-      <w:r>
-        <w:rPr>
-          <w:rFonts w:ascii="SimSun" w:hAnsi="SimSun" w:eastAsia="SimSun" w:cs="SimSun"/>
-        </w:rPr>
-        <w:br/>
-      </w:r>
-      <w:r>
-        <w:rPr>
-          <w:rStyle w:val="VerbatimChar"/>
-          <w:rFonts w:ascii="SimSun" w:hAnsi="SimSun" w:eastAsia="SimSun" w:cs="SimSun"/>
-        </w:rPr>
-        <w:t xml:space="preserve">① </w:t>
-      </w:r>
-      <w:r>
-        <w:rPr>
-          <w:rStyle w:val="VerbatimChar"/>
-          <w:rFonts w:hint="eastAsia" w:ascii="SimSun" w:hAnsi="SimSun" w:eastAsia="SimSun" w:cs="SimSun"/>
+    </w:p>
+    <w:p>
+      <w:pPr>
+        <w:pStyle w:val="Compact"/>
+        <w:numPr>
+          <w:ilvl w:val="0"/>
+          <w:numId w:val="1002"/>
+        </w:numPr>
+      </w:pPr>
+      <w:r>
+        <w:rPr>
+          <w:rFonts w:hint="eastAsia" w:ascii="Times New Roman" w:hAnsi="Times New Roman" w:eastAsia="FangSong" w:cs="Times New Roman"/>
         </w:rPr>
         <w:t xml:space="preserve">算不饱和度</w:t>
       </w:r>
       <w:r>
         <w:rPr>
-          <w:rStyle w:val="VerbatimChar"/>
-          <w:rFonts w:ascii="SimSun" w:hAnsi="SimSun" w:eastAsia="SimSun" w:cs="SimSun"/>
+          <w:rFonts w:ascii="Times New Roman" w:hAnsi="Times New Roman" w:eastAsia="Times New Roman" w:cs="Times New Roman"/>
         </w:rPr>
         <w:t xml:space="preserve"> Ω = C + 1 − (H + X − N)/2</w:t>
       </w:r>
-      <w:r>
-        <w:rPr>
-          <w:rFonts w:ascii="SimSun" w:hAnsi="SimSun" w:eastAsia="SimSun" w:cs="SimSun"/>
-        </w:rPr>
-        <w:br/>
-      </w:r>
-      <w:r>
-        <w:rPr>
-          <w:rStyle w:val="VerbatimChar"/>
-          <w:rFonts w:ascii="SimSun" w:hAnsi="SimSun" w:eastAsia="SimSun" w:cs="SimSun"/>
-        </w:rPr>
-        <w:t xml:space="preserve">    ↓</w:t>
-      </w:r>
-      <w:r>
-        <w:rPr>
-          <w:rFonts w:ascii="SimSun" w:hAnsi="SimSun" w:eastAsia="SimSun" w:cs="SimSun"/>
-        </w:rPr>
-        <w:br/>
-      </w:r>
-      <w:r>
-        <w:rPr>
-          <w:rStyle w:val="VerbatimChar"/>
-          <w:rFonts w:ascii="SimSun" w:hAnsi="SimSun" w:eastAsia="SimSun" w:cs="SimSun"/>
-        </w:rPr>
-        <w:t xml:space="preserve">② MS ← </w:t>
-      </w:r>
-      <w:r>
-        <w:rPr>
-          <w:rStyle w:val="VerbatimChar"/>
-          <w:rFonts w:hint="eastAsia" w:ascii="SimSun" w:hAnsi="SimSun" w:eastAsia="SimSun" w:cs="SimSun"/>
+    </w:p>
+    <w:p>
+      <w:pPr>
+        <w:pStyle w:val="Compact"/>
+        <w:numPr>
+          <w:ilvl w:val="0"/>
+          <w:numId w:val="1002"/>
+        </w:numPr>
+      </w:pPr>
+      <w:r>
+        <w:rPr>
+          <w:rFonts w:ascii="Times New Roman" w:hAnsi="Times New Roman" w:eastAsia="Times New Roman" w:cs="Times New Roman"/>
+        </w:rPr>
+        <w:t xml:space="preserve">MS ← </w:t>
+      </w:r>
+      <w:r>
+        <w:rPr>
+          <w:rFonts w:hint="eastAsia" w:ascii="Times New Roman" w:hAnsi="Times New Roman" w:eastAsia="FangSong" w:cs="Times New Roman"/>
         </w:rPr>
         <w:t xml:space="preserve">分子离子峰确认</w:t>
       </w:r>
       <w:r>
         <w:rPr>
-          <w:rStyle w:val="VerbatimChar"/>
-          <w:rFonts w:ascii="SimSun" w:hAnsi="SimSun" w:eastAsia="SimSun" w:cs="SimSun"/>
+          <w:rFonts w:ascii="Times New Roman" w:hAnsi="Times New Roman" w:eastAsia="Times New Roman" w:cs="Times New Roman"/>
         </w:rPr>
         <w:t xml:space="preserve"> </w:t>
       </w:r>
       <w:r>
         <w:rPr>
-          <w:rStyle w:val="VerbatimChar"/>
-          <w:rFonts w:hint="eastAsia" w:ascii="SimSun" w:hAnsi="SimSun" w:eastAsia="SimSun" w:cs="SimSun"/>
+          <w:rFonts w:hint="eastAsia" w:ascii="Times New Roman" w:hAnsi="Times New Roman" w:eastAsia="Times New Roman" w:cs="Times New Roman"/>
         </w:rPr>
         <w:t>M</w:t>
       </w:r>
       <w:r>
         <w:rPr>
-          <w:rStyle w:val="VerbatimChar"/>
-          <w:rFonts w:hint="eastAsia" w:ascii="SimSun" w:hAnsi="SimSun" w:eastAsia="SimSun" w:cs="SimSun"/>
+          <w:rFonts w:hint="eastAsia" w:ascii="Times New Roman" w:hAnsi="Times New Roman" w:eastAsia="Times New Roman" w:cs="Times New Roman"/>
           <w:vertAlign w:val="superscript"/>
         </w:rPr>
         <w:t>+</w:t>
       </w:r>
       <w:r>
         <w:rPr>
-          <w:rStyle w:val="VerbatimChar"/>
-          <w:rFonts w:hint="eastAsia" w:ascii="SimSun" w:hAnsi="SimSun" w:eastAsia="SimSun" w:cs="SimSun"/>
+          <w:rFonts w:hint="eastAsia" w:ascii="Times New Roman" w:hAnsi="Times New Roman" w:eastAsia="Times New Roman" w:cs="Times New Roman"/>
         </w:rPr>
         <w:t>，</w:t>
       </w:r>
       <w:r>
         <w:rPr>
-          <w:rStyle w:val="VerbatimChar"/>
-          <w:rFonts w:hint="eastAsia" w:ascii="SimSun" w:hAnsi="SimSun" w:eastAsia="SimSun" w:cs="SimSun"/>
+          <w:rFonts w:hint="eastAsia" w:ascii="Times New Roman" w:hAnsi="Times New Roman" w:eastAsia="FangSong" w:cs="Times New Roman"/>
         </w:rPr>
         <w:t>同位素峰判断</w:t>
       </w:r>
       <w:r>
         <w:rPr>
-          <w:rStyle w:val="VerbatimChar"/>
-          <w:rFonts w:ascii="SimSun" w:hAnsi="SimSun" w:eastAsia="SimSun" w:cs="SimSun"/>
+          <w:rFonts w:ascii="Times New Roman" w:hAnsi="Times New Roman" w:eastAsia="Times New Roman" w:cs="Times New Roman"/>
         </w:rPr>
         <w:t xml:space="preserve"> Cl/Br/S</w:t>
       </w:r>
-      <w:r>
-        <w:rPr>
-          <w:rFonts w:ascii="SimSun" w:hAnsi="SimSun" w:eastAsia="SimSun" w:cs="SimSun"/>
-        </w:rPr>
-        <w:br/>
-      </w:r>
-      <w:r>
-        <w:rPr>
-          <w:rStyle w:val="VerbatimChar"/>
-          <w:rFonts w:ascii="SimSun" w:hAnsi="SimSun" w:eastAsia="SimSun" w:cs="SimSun"/>
-        </w:rPr>
-        <w:t xml:space="preserve">    ↓</w:t>
-      </w:r>
-      <w:r>
-        <w:rPr>
-          <w:rFonts w:ascii="SimSun" w:hAnsi="SimSun" w:eastAsia="SimSun" w:cs="SimSun"/>
-        </w:rPr>
-        <w:br/>
-      </w:r>
-      <w:r>
-        <w:rPr>
-          <w:rStyle w:val="VerbatimChar"/>
-          <w:rFonts w:ascii="SimSun" w:hAnsi="SimSun" w:eastAsia="SimSun" w:cs="SimSun"/>
-        </w:rPr>
-        <w:t xml:space="preserve">③ IR ← </w:t>
-      </w:r>
-      <w:r>
-        <w:rPr>
-          <w:rStyle w:val="VerbatimChar"/>
-          <w:rFonts w:hint="eastAsia" w:ascii="SimSun" w:hAnsi="SimSun" w:eastAsia="SimSun" w:cs="SimSun"/>
+    </w:p>
+    <w:p>
+      <w:pPr>
+        <w:pStyle w:val="Compact"/>
+        <w:numPr>
+          <w:ilvl w:val="0"/>
+          <w:numId w:val="1002"/>
+        </w:numPr>
+      </w:pPr>
+      <w:r>
+        <w:rPr>
+          <w:rFonts w:ascii="Times New Roman" w:hAnsi="Times New Roman" w:eastAsia="Times New Roman" w:cs="Times New Roman"/>
+        </w:rPr>
+        <w:t xml:space="preserve">IR ← </w:t>
+      </w:r>
+      <w:r>
+        <w:rPr>
+          <w:rFonts w:hint="eastAsia" w:ascii="Times New Roman" w:hAnsi="Times New Roman" w:eastAsia="FangSong" w:cs="Times New Roman"/>
         </w:rPr>
         <w:t>确认或排除关键官能团</w:t>
       </w:r>
       <w:r>
         <w:rPr>
-          <w:rStyle w:val="VerbatimChar"/>
-          <w:rFonts w:hint="eastAsia" w:ascii="SimSun" w:hAnsi="SimSun" w:eastAsia="SimSun" w:cs="SimSun"/>
+          <w:rFonts w:hint="eastAsia" w:ascii="Times New Roman" w:hAnsi="Times New Roman" w:eastAsia="Times New Roman" w:cs="Times New Roman"/>
         </w:rPr>
         <w:t>（C=O?</w:t>
       </w:r>
       <w:r>
         <w:rPr>
-          <w:rStyle w:val="VerbatimChar"/>
-          <w:rFonts w:ascii="SimSun" w:hAnsi="SimSun" w:eastAsia="SimSun" w:cs="SimSun"/>
+          <w:rFonts w:ascii="Times New Roman" w:hAnsi="Times New Roman" w:eastAsia="Times New Roman" w:cs="Times New Roman"/>
         </w:rPr>
         <w:t xml:space="preserve"> OH? NH? </w:t>
       </w:r>
       <w:r>
         <w:rPr>
-          <w:rStyle w:val="VerbatimChar"/>
-          <w:rFonts w:hint="eastAsia" w:ascii="SimSun" w:hAnsi="SimSun" w:eastAsia="SimSun" w:cs="SimSun"/>
+          <w:rFonts w:hint="eastAsia" w:ascii="Times New Roman" w:hAnsi="Times New Roman" w:eastAsia="FangSong" w:cs="Times New Roman"/>
         </w:rPr>
         <w:t>芳环</w:t>
       </w:r>
       <w:r>
         <w:rPr>
-          <w:rStyle w:val="VerbatimChar"/>
-          <w:rFonts w:hint="eastAsia" w:ascii="SimSun" w:hAnsi="SimSun" w:eastAsia="SimSun" w:cs="SimSun"/>
+          <w:rFonts w:hint="eastAsia" w:ascii="Times New Roman" w:hAnsi="Times New Roman" w:eastAsia="Times New Roman" w:cs="Times New Roman"/>
         </w:rPr>
         <w:t>?</w:t>
       </w:r>
       <w:r>
         <w:rPr>
-          <w:rStyle w:val="VerbatimChar"/>
-          <w:rFonts w:ascii="SimSun" w:hAnsi="SimSun" w:eastAsia="SimSun" w:cs="SimSun"/>
+          <w:rFonts w:ascii="Times New Roman" w:hAnsi="Times New Roman" w:eastAsia="Times New Roman" w:cs="Times New Roman"/>
         </w:rPr>
         <w:t xml:space="preserve"> </w:t>
       </w:r>
       <w:r>
         <w:rPr>
-          <w:rStyle w:val="VerbatimChar"/>
-          <w:rFonts w:hint="eastAsia" w:ascii="SimSun" w:hAnsi="SimSun" w:eastAsia="SimSun" w:cs="SimSun"/>
+          <w:rFonts w:hint="eastAsia" w:ascii="Times New Roman" w:hAnsi="Times New Roman" w:eastAsia="Times New Roman" w:cs="Times New Roman"/>
         </w:rPr>
         <w:t xml:space="preserve">C≡N?）</w:t>
       </w:r>
-      <w:r>
-        <w:rPr>
-          <w:rFonts w:ascii="SimSun" w:hAnsi="SimSun" w:eastAsia="SimSun" w:cs="SimSun"/>
-        </w:rPr>
-        <w:br/>
-      </w:r>
-      <w:r>
-        <w:rPr>
-          <w:rStyle w:val="VerbatimChar"/>
-          <w:rFonts w:ascii="SimSun" w:hAnsi="SimSun" w:eastAsia="SimSun" w:cs="SimSun"/>
-        </w:rPr>
-        <w:t xml:space="preserve">    ↓</w:t>
-      </w:r>
-      <w:r>
-        <w:rPr>
-          <w:rFonts w:ascii="SimSun" w:hAnsi="SimSun" w:eastAsia="SimSun" w:cs="SimSun"/>
-        </w:rPr>
-        <w:br/>
-      </w:r>
-      <w:r>
-        <w:rPr>
-          <w:rStyle w:val="VerbatimChar"/>
-          <w:rFonts w:ascii="SimSun" w:hAnsi="SimSun" w:eastAsia="SimSun" w:cs="SimSun"/>
-        </w:rPr>
-        <w:t xml:space="preserve">④ </w:t>
-      </w:r>
-      <w:r>
-        <w:rPr>
-          <w:rStyle w:val="VerbatimChar"/>
-          <w:rFonts w:ascii="SimSun" w:hAnsi="SimSun" w:eastAsia="SimSun" w:cs="SimSun"/>
+    </w:p>
+    <w:p>
+      <w:pPr>
+        <w:pStyle w:val="Compact"/>
+        <w:numPr>
+          <w:ilvl w:val="0"/>
+          <w:numId w:val="1002"/>
+        </w:numPr>
+      </w:pPr>
+      <w:r>
+        <w:rPr>
+          <w:rFonts w:ascii="Times New Roman" w:hAnsi="Times New Roman" w:eastAsia="Times New Roman" w:cs="Times New Roman"/>
           <w:vertAlign w:val="superscript"/>
         </w:rPr>
         <w:t>13</w:t>
       </w:r>
       <w:r>
         <w:rPr>
-          <w:rStyle w:val="VerbatimChar"/>
-          <w:rFonts w:ascii="SimSun" w:hAnsi="SimSun" w:eastAsia="SimSun" w:cs="SimSun"/>
+          <w:rFonts w:ascii="Times New Roman" w:hAnsi="Times New Roman" w:eastAsia="Times New Roman" w:cs="Times New Roman"/>
         </w:rPr>
         <w:t xml:space="preserve">C NMR ← </w:t>
       </w:r>
       <w:r>
         <w:rPr>
-          <w:rStyle w:val="VerbatimChar"/>
-          <w:rFonts w:hint="eastAsia" w:ascii="SimSun" w:hAnsi="SimSun" w:eastAsia="SimSun" w:cs="SimSun"/>
+          <w:rFonts w:hint="eastAsia" w:ascii="Times New Roman" w:hAnsi="Times New Roman" w:eastAsia="FangSong" w:cs="Times New Roman"/>
         </w:rPr>
         <w:t>数碳峰数</w:t>
       </w:r>
       <w:r>
         <w:rPr>
-          <w:rStyle w:val="VerbatimChar"/>
-          <w:rFonts w:hint="eastAsia" w:ascii="SimSun" w:hAnsi="SimSun" w:eastAsia="SimSun" w:cs="SimSun"/>
+          <w:rFonts w:hint="eastAsia" w:ascii="Times New Roman" w:hAnsi="Times New Roman" w:eastAsia="Times New Roman" w:cs="Times New Roman"/>
         </w:rPr>
         <w:t>（</w:t>
       </w:r>
       <w:r>
         <w:rPr>
-          <w:rStyle w:val="VerbatimChar"/>
-          <w:rFonts w:hint="eastAsia" w:ascii="SimSun" w:hAnsi="SimSun" w:eastAsia="SimSun" w:cs="SimSun"/>
+          <w:rFonts w:hint="eastAsia" w:ascii="Times New Roman" w:hAnsi="Times New Roman" w:eastAsia="FangSong" w:cs="Times New Roman"/>
         </w:rPr>
         <w:t>对称性</w:t>
       </w:r>
       <w:r>
         <w:rPr>
-          <w:rStyle w:val="VerbatimChar"/>
-          <w:rFonts w:hint="eastAsia" w:ascii="SimSun" w:hAnsi="SimSun" w:eastAsia="SimSun" w:cs="SimSun"/>
+          <w:rFonts w:hint="eastAsia" w:ascii="Times New Roman" w:hAnsi="Times New Roman" w:eastAsia="Times New Roman" w:cs="Times New Roman"/>
         </w:rPr>
         <w:t>）、</w:t>
       </w:r>
       <w:r>
         <w:rPr>
-          <w:rStyle w:val="VerbatimChar"/>
-          <w:rFonts w:hint="eastAsia" w:ascii="SimSun" w:hAnsi="SimSun" w:eastAsia="SimSun" w:cs="SimSun"/>
+          <w:rFonts w:hint="eastAsia" w:ascii="Times New Roman" w:hAnsi="Times New Roman" w:eastAsia="FangSong" w:cs="Times New Roman"/>
         </w:rPr>
         <w:t>看化学位移区域</w:t>
       </w:r>
       <w:r>
         <w:rPr>
-          <w:rStyle w:val="VerbatimChar"/>
-          <w:rFonts w:hint="eastAsia" w:ascii="SimSun" w:hAnsi="SimSun" w:eastAsia="SimSun" w:cs="SimSun"/>
+          <w:rFonts w:hint="eastAsia" w:ascii="Times New Roman" w:hAnsi="Times New Roman" w:eastAsia="Times New Roman" w:cs="Times New Roman"/>
         </w:rPr>
         <w:t>（</w:t>
       </w:r>
       <w:r>
         <w:rPr>
-          <w:rStyle w:val="VerbatimChar"/>
-          <w:rFonts w:hint="eastAsia" w:ascii="SimSun" w:hAnsi="SimSun" w:eastAsia="SimSun" w:cs="SimSun"/>
+          <w:rFonts w:hint="eastAsia" w:ascii="Times New Roman" w:hAnsi="Times New Roman" w:eastAsia="FangSong" w:cs="Times New Roman"/>
         </w:rPr>
         <w:t>羰基类型</w:t>
       </w:r>
       <w:r>
         <w:rPr>
-          <w:rStyle w:val="VerbatimChar"/>
-          <w:rFonts w:hint="eastAsia" w:ascii="SimSun" w:hAnsi="SimSun" w:eastAsia="SimSun" w:cs="SimSun"/>
+          <w:rFonts w:hint="eastAsia" w:ascii="Times New Roman" w:hAnsi="Times New Roman" w:eastAsia="Times New Roman" w:cs="Times New Roman"/>
         </w:rPr>
         <w:t>、sp</w:t>
       </w:r>
       <w:r>
         <w:rPr>
-          <w:rStyle w:val="VerbatimChar"/>
-          <w:rFonts w:hint="eastAsia" w:ascii="SimSun" w:hAnsi="SimSun" w:eastAsia="SimSun" w:cs="SimSun"/>
+          <w:rFonts w:hint="eastAsia" w:ascii="Times New Roman" w:hAnsi="Times New Roman" w:eastAsia="Times New Roman" w:cs="Times New Roman"/>
           <w:vertAlign w:val="superscript"/>
         </w:rPr>
         <w:t>2</w:t>
       </w:r>
       <w:r>
         <w:rPr>
-          <w:rStyle w:val="VerbatimChar"/>
-          <w:rFonts w:hint="eastAsia" w:ascii="SimSun" w:hAnsi="SimSun" w:eastAsia="SimSun" w:cs="SimSun"/>
+          <w:rFonts w:hint="eastAsia" w:ascii="Times New Roman" w:hAnsi="Times New Roman" w:eastAsia="Times New Roman" w:cs="Times New Roman"/>
         </w:rPr>
         <w:t>/sp</w:t>
       </w:r>
       <w:r>
         <w:rPr>
-          <w:rStyle w:val="VerbatimChar"/>
-          <w:rFonts w:hint="eastAsia" w:ascii="SimSun" w:hAnsi="SimSun" w:eastAsia="SimSun" w:cs="SimSun"/>
+          <w:rFonts w:hint="eastAsia" w:ascii="Times New Roman" w:hAnsi="Times New Roman" w:eastAsia="Times New Roman" w:cs="Times New Roman"/>
           <w:vertAlign w:val="superscript"/>
         </w:rPr>
         <w:t>3</w:t>
       </w:r>
       <w:r>
         <w:rPr>
-          <w:rStyle w:val="VerbatimChar"/>
-          <w:rFonts w:ascii="SimSun" w:hAnsi="SimSun" w:eastAsia="SimSun" w:cs="SimSun"/>
+          <w:rFonts w:ascii="Times New Roman" w:hAnsi="Times New Roman" w:eastAsia="Times New Roman" w:cs="Times New Roman"/>
         </w:rPr>
         <w:t xml:space="preserve"> </w:t>
       </w:r>
       <w:r>
         <w:rPr>
-          <w:rStyle w:val="VerbatimChar"/>
-          <w:rFonts w:hint="eastAsia" w:ascii="SimSun" w:hAnsi="SimSun" w:eastAsia="SimSun" w:cs="SimSun"/>
+          <w:rFonts w:hint="eastAsia" w:ascii="Times New Roman" w:hAnsi="Times New Roman" w:eastAsia="FangSong" w:cs="Times New Roman"/>
         </w:rPr>
         <w:t>比例</w:t>
       </w:r>
       <w:r>
         <w:rPr>
-          <w:rStyle w:val="VerbatimChar"/>
-          <w:rFonts w:hint="eastAsia" w:ascii="SimSun" w:hAnsi="SimSun" w:eastAsia="SimSun" w:cs="SimSun"/>
+          <w:rFonts w:hint="eastAsia" w:ascii="Times New Roman" w:hAnsi="Times New Roman" w:eastAsia="Times New Roman" w:cs="Times New Roman"/>
         </w:rPr>
         <w:t>）</w:t>
       </w:r>
-      <w:r>
-        <w:rPr>
-          <w:rFonts w:ascii="SimSun" w:hAnsi="SimSun" w:eastAsia="SimSun" w:cs="SimSun"/>
-        </w:rPr>
-        <w:br/>
-      </w:r>
-      <w:r>
-        <w:rPr>
-          <w:rStyle w:val="VerbatimChar"/>
-          <w:rFonts w:ascii="SimSun" w:hAnsi="SimSun" w:eastAsia="SimSun" w:cs="SimSun"/>
-        </w:rPr>
-        <w:t xml:space="preserve">    ↓</w:t>
-      </w:r>
-      <w:r>
-        <w:rPr>
-          <w:rFonts w:ascii="SimSun" w:hAnsi="SimSun" w:eastAsia="SimSun" w:cs="SimSun"/>
-        </w:rPr>
-        <w:br/>
-      </w:r>
-      <w:r>
-        <w:rPr>
-          <w:rStyle w:val="VerbatimChar"/>
-          <w:rFonts w:ascii="SimSun" w:hAnsi="SimSun" w:eastAsia="SimSun" w:cs="SimSun"/>
-        </w:rPr>
-        <w:t xml:space="preserve">⑤ </w:t>
-      </w:r>
-      <w:r>
-        <w:rPr>
-          <w:rStyle w:val="VerbatimChar"/>
-          <w:rFonts w:ascii="SimSun" w:hAnsi="SimSun" w:eastAsia="SimSun" w:cs="SimSun"/>
+    </w:p>
+    <w:p>
+      <w:pPr>
+        <w:pStyle w:val="Compact"/>
+        <w:numPr>
+          <w:ilvl w:val="0"/>
+          <w:numId w:val="1002"/>
+        </w:numPr>
+      </w:pPr>
+      <w:r>
+        <w:rPr>
+          <w:rFonts w:ascii="Times New Roman" w:hAnsi="Times New Roman" w:eastAsia="Times New Roman" w:cs="Times New Roman"/>
           <w:vertAlign w:val="superscript"/>
         </w:rPr>
         <w:t>1</w:t>
       </w:r>
       <w:r>
         <w:rPr>
-          <w:rStyle w:val="VerbatimChar"/>
-          <w:rFonts w:ascii="SimSun" w:hAnsi="SimSun" w:eastAsia="SimSun" w:cs="SimSun"/>
+          <w:rFonts w:ascii="Times New Roman" w:hAnsi="Times New Roman" w:eastAsia="Times New Roman" w:cs="Times New Roman"/>
         </w:rPr>
         <w:t xml:space="preserve">H NMR ← </w:t>
       </w:r>
       <w:r>
         <w:rPr>
-          <w:rStyle w:val="VerbatimChar"/>
-          <w:rFonts w:hint="eastAsia" w:ascii="SimSun" w:hAnsi="SimSun" w:eastAsia="SimSun" w:cs="SimSun"/>
+          <w:rFonts w:hint="eastAsia" w:ascii="Times New Roman" w:hAnsi="Times New Roman" w:eastAsia="FangSong" w:cs="Times New Roman"/>
         </w:rPr>
         <w:t xml:space="preserve">积分定</w:t>
       </w:r>
       <w:r>
         <w:rPr>
-          <w:rStyle w:val="VerbatimChar"/>
-          <w:rFonts w:ascii="SimSun" w:hAnsi="SimSun" w:eastAsia="SimSun" w:cs="SimSun"/>
+          <w:rFonts w:ascii="Times New Roman" w:hAnsi="Times New Roman" w:eastAsia="Times New Roman" w:cs="Times New Roman"/>
         </w:rPr>
         <w:t xml:space="preserve"> H </w:t>
       </w:r>
       <w:r>
         <w:rPr>
-          <w:rStyle w:val="VerbatimChar"/>
-          <w:rFonts w:hint="eastAsia" w:ascii="SimSun" w:hAnsi="SimSun" w:eastAsia="SimSun" w:cs="SimSun"/>
+          <w:rFonts w:hint="eastAsia" w:ascii="Times New Roman" w:hAnsi="Times New Roman" w:eastAsia="FangSong" w:cs="Times New Roman"/>
         </w:rPr>
         <w:t>数目</w:t>
       </w:r>
       <w:r>
         <w:rPr>
-          <w:rStyle w:val="VerbatimChar"/>
-          <w:rFonts w:hint="eastAsia" w:ascii="SimSun" w:hAnsi="SimSun" w:eastAsia="SimSun" w:cs="SimSun"/>
+          <w:rFonts w:hint="eastAsia" w:ascii="Times New Roman" w:hAnsi="Times New Roman" w:eastAsia="Times New Roman" w:cs="Times New Roman"/>
         </w:rPr>
         <w:t>、</w:t>
       </w:r>
       <w:r>
         <w:rPr>
-          <w:rStyle w:val="VerbatimChar"/>
-          <w:rFonts w:hint="eastAsia" w:ascii="SimSun" w:hAnsi="SimSun" w:eastAsia="SimSun" w:cs="SimSun"/>
+          <w:rFonts w:hint="eastAsia" w:ascii="Times New Roman" w:hAnsi="Times New Roman" w:eastAsia="FangSong" w:cs="Times New Roman"/>
         </w:rPr>
         <w:t>化学位移判环境</w:t>
       </w:r>
       <w:r>
         <w:rPr>
-          <w:rStyle w:val="VerbatimChar"/>
-          <w:rFonts w:hint="eastAsia" w:ascii="SimSun" w:hAnsi="SimSun" w:eastAsia="SimSun" w:cs="SimSun"/>
+          <w:rFonts w:hint="eastAsia" w:ascii="Times New Roman" w:hAnsi="Times New Roman" w:eastAsia="Times New Roman" w:cs="Times New Roman"/>
         </w:rPr>
         <w:t>、</w:t>
       </w:r>
       <w:r>
         <w:rPr>
-          <w:rStyle w:val="VerbatimChar"/>
-          <w:rFonts w:hint="eastAsia" w:ascii="SimSun" w:hAnsi="SimSun" w:eastAsia="SimSun" w:cs="SimSun"/>
+          <w:rFonts w:hint="eastAsia" w:ascii="Times New Roman" w:hAnsi="Times New Roman" w:eastAsia="FangSong" w:cs="Times New Roman"/>
         </w:rPr>
         <w:t>裂分判连接关系</w:t>
       </w:r>
-      <w:r>
-        <w:rPr>
-          <w:rFonts w:ascii="SimSun" w:hAnsi="SimSun" w:eastAsia="SimSun" w:cs="SimSun"/>
-        </w:rPr>
-        <w:br/>
-      </w:r>
-      <w:r>
-        <w:rPr>
-          <w:rStyle w:val="VerbatimChar"/>
-          <w:rFonts w:ascii="SimSun" w:hAnsi="SimSun" w:eastAsia="SimSun" w:cs="SimSun"/>
-        </w:rPr>
-        <w:t xml:space="preserve">    ↓</w:t>
-      </w:r>
-      <w:r>
-        <w:rPr>
-          <w:rFonts w:ascii="SimSun" w:hAnsi="SimSun" w:eastAsia="SimSun" w:cs="SimSun"/>
-        </w:rPr>
-        <w:br/>
-      </w:r>
-      <w:r>
-        <w:rPr>
-          <w:rStyle w:val="VerbatimChar"/>
-          <w:rFonts w:ascii="SimSun" w:hAnsi="SimSun" w:eastAsia="SimSun" w:cs="SimSun"/>
-        </w:rPr>
-        <w:t xml:space="preserve">⑥ </w:t>
-      </w:r>
-      <w:r>
-        <w:rPr>
-          <w:rStyle w:val="VerbatimChar"/>
-          <w:rFonts w:hint="eastAsia" w:ascii="SimSun" w:hAnsi="SimSun" w:eastAsia="SimSun" w:cs="SimSun"/>
+    </w:p>
+    <w:p>
+      <w:pPr>
+        <w:pStyle w:val="Compact"/>
+        <w:numPr>
+          <w:ilvl w:val="0"/>
+          <w:numId w:val="1002"/>
+        </w:numPr>
+      </w:pPr>
+      <w:r>
+        <w:rPr>
+          <w:rFonts w:hint="eastAsia" w:ascii="Times New Roman" w:hAnsi="Times New Roman" w:eastAsia="FangSong" w:cs="Times New Roman"/>
         </w:rPr>
         <w:t xml:space="preserve">拼合碎片</w:t>
       </w:r>
       <w:r>
         <w:rPr>
-          <w:rStyle w:val="VerbatimChar"/>
-          <w:rFonts w:ascii="SimSun" w:hAnsi="SimSun" w:eastAsia="SimSun" w:cs="SimSun"/>
+          <w:rFonts w:ascii="Times New Roman" w:hAnsi="Times New Roman" w:eastAsia="Times New Roman" w:cs="Times New Roman"/>
         </w:rPr>
         <w:t xml:space="preserve"> → </w:t>
       </w:r>
       <w:r>
         <w:rPr>
-          <w:rStyle w:val="VerbatimChar"/>
-          <w:rFonts w:hint="eastAsia" w:ascii="SimSun" w:hAnsi="SimSun" w:eastAsia="SimSun" w:cs="SimSun"/>
+          <w:rFonts w:hint="eastAsia" w:ascii="Times New Roman" w:hAnsi="Times New Roman" w:eastAsia="FangSong" w:cs="Times New Roman"/>
         </w:rPr>
         <w:t xml:space="preserve">提出候选结构</w:t>
       </w:r>
       <w:r>
         <w:rPr>
-          <w:rStyle w:val="VerbatimChar"/>
-          <w:rFonts w:ascii="SimSun" w:hAnsi="SimSun" w:eastAsia="SimSun" w:cs="SimSun"/>
+          <w:rFonts w:ascii="Times New Roman" w:hAnsi="Times New Roman" w:eastAsia="Times New Roman" w:cs="Times New Roman"/>
         </w:rPr>
         <w:t xml:space="preserve"> → </w:t>
       </w:r>
       <w:r>
         <w:rPr>
-          <w:rStyle w:val="VerbatimChar"/>
-          <w:rFonts w:hint="eastAsia" w:ascii="SimSun" w:hAnsi="SimSun" w:eastAsia="SimSun" w:cs="SimSun"/>
+          <w:rFonts w:hint="eastAsia" w:ascii="Times New Roman" w:hAnsi="Times New Roman" w:eastAsia="FangSong" w:cs="Times New Roman"/>
         </w:rPr>
         <w:t xml:space="preserve">回代所有谱图验证一致性</w:t>
       </w:r>
@@ -3716,7 +3582,7 @@
         <w:pStyle w:val="Compact"/>
         <w:numPr>
           <w:ilvl w:val="0"/>
-          <w:numId w:val="1002"/>
+          <w:numId w:val="1003"/>
         </w:numPr>
       </w:pPr>
       <w:r>
@@ -3822,7 +3688,7 @@
         <w:pStyle w:val="Compact"/>
         <w:numPr>
           <w:ilvl w:val="0"/>
-          <w:numId w:val="1002"/>
+          <w:numId w:val="1003"/>
         </w:numPr>
       </w:pPr>
       <w:r>
@@ -4506,7 +4372,7 @@
         <w:pStyle w:val="Compact"/>
         <w:numPr>
           <w:ilvl w:val="0"/>
-          <w:numId w:val="1003"/>
+          <w:numId w:val="1004"/>
         </w:numPr>
       </w:pPr>
       <w:r>
@@ -4571,7 +4437,7 @@
         <w:pStyle w:val="Compact"/>
         <w:numPr>
           <w:ilvl w:val="0"/>
-          <w:numId w:val="1003"/>
+          <w:numId w:val="1004"/>
         </w:numPr>
       </w:pPr>
       <w:r>
@@ -7573,7 +7439,7 @@
         <w:pStyle w:val="Compact"/>
         <w:numPr>
           <w:ilvl w:val="0"/>
-          <w:numId w:val="1004"/>
+          <w:numId w:val="1005"/>
         </w:numPr>
       </w:pPr>
       <w:r>
@@ -7651,7 +7517,7 @@
         <w:pStyle w:val="Compact"/>
         <w:numPr>
           <w:ilvl w:val="0"/>
-          <w:numId w:val="1004"/>
+          <w:numId w:val="1005"/>
         </w:numPr>
       </w:pPr>
       <w:r>
@@ -8793,7 +8659,7 @@
         <w:pStyle w:val="Compact"/>
         <w:numPr>
           <w:ilvl w:val="0"/>
-          <w:numId w:val="1005"/>
+          <w:numId w:val="1006"/>
         </w:numPr>
       </w:pPr>
       <w:r>
@@ -8834,7 +8700,7 @@
         <w:pStyle w:val="Compact"/>
         <w:numPr>
           <w:ilvl w:val="0"/>
-          <w:numId w:val="1005"/>
+          <w:numId w:val="1006"/>
         </w:numPr>
       </w:pPr>
       <w:r>
@@ -8875,7 +8741,7 @@
         <w:pStyle w:val="Compact"/>
         <w:numPr>
           <w:ilvl w:val="0"/>
-          <w:numId w:val="1005"/>
+          <w:numId w:val="1006"/>
         </w:numPr>
       </w:pPr>
       <w:r>
@@ -9437,7 +9303,7 @@
         <w:pStyle w:val="Compact"/>
         <w:numPr>
           <w:ilvl w:val="0"/>
-          <w:numId w:val="1006"/>
+          <w:numId w:val="1007"/>
         </w:numPr>
       </w:pPr>
       <w:r>
@@ -9502,7 +9368,7 @@
         <w:pStyle w:val="Compact"/>
         <w:numPr>
           <w:ilvl w:val="0"/>
-          <w:numId w:val="1006"/>
+          <w:numId w:val="1007"/>
         </w:numPr>
       </w:pPr>
       <w:r>
@@ -9585,7 +9451,7 @@
         <w:pStyle w:val="Compact"/>
         <w:numPr>
           <w:ilvl w:val="0"/>
-          <w:numId w:val="1006"/>
+          <w:numId w:val="1007"/>
         </w:numPr>
       </w:pPr>
       <w:r>
@@ -9620,7 +9486,7 @@
         <w:pStyle w:val="Compact"/>
         <w:numPr>
           <w:ilvl w:val="0"/>
-          <w:numId w:val="1006"/>
+          <w:numId w:val="1007"/>
         </w:numPr>
       </w:pPr>
       <w:r>
@@ -13573,7 +13439,7 @@
         <w:pStyle w:val="Compact"/>
         <w:numPr>
           <w:ilvl w:val="0"/>
-          <w:numId w:val="1007"/>
+          <w:numId w:val="1008"/>
         </w:numPr>
       </w:pPr>
       <w:r>
@@ -13612,7 +13478,7 @@
         <w:pStyle w:val="Compact"/>
         <w:numPr>
           <w:ilvl w:val="0"/>
-          <w:numId w:val="1007"/>
+          <w:numId w:val="1008"/>
         </w:numPr>
       </w:pPr>
       <w:r>
@@ -13683,7 +13549,7 @@
         <w:pStyle w:val="Compact"/>
         <w:numPr>
           <w:ilvl w:val="0"/>
-          <w:numId w:val="1007"/>
+          <w:numId w:val="1008"/>
         </w:numPr>
       </w:pPr>
       <w:r>
@@ -14402,7 +14268,7 @@
         <w:pStyle w:val="Compact"/>
         <w:numPr>
           <w:ilvl w:val="0"/>
-          <w:numId w:val="1008"/>
+          <w:numId w:val="1009"/>
         </w:numPr>
       </w:pPr>
       <w:r>
@@ -14425,7 +14291,7 @@
         <w:pStyle w:val="Compact"/>
         <w:numPr>
           <w:ilvl w:val="0"/>
-          <w:numId w:val="1008"/>
+          <w:numId w:val="1009"/>
         </w:numPr>
       </w:pPr>
       <w:r>
@@ -14458,7 +14324,7 @@
         <w:pStyle w:val="Compact"/>
         <w:numPr>
           <w:ilvl w:val="0"/>
-          <w:numId w:val="1008"/>
+          <w:numId w:val="1009"/>
         </w:numPr>
       </w:pPr>
       <w:r>
@@ -15152,7 +15018,7 @@
         <w:pStyle w:val="Compact"/>
         <w:numPr>
           <w:ilvl w:val="0"/>
-          <w:numId w:val="1009"/>
+          <w:numId w:val="1010"/>
         </w:numPr>
       </w:pPr>
       <w:r>
@@ -15197,7 +15063,7 @@
         <w:pStyle w:val="Compact"/>
         <w:numPr>
           <w:ilvl w:val="0"/>
-          <w:numId w:val="1009"/>
+          <w:numId w:val="1010"/>
         </w:numPr>
       </w:pPr>
       <w:r>
@@ -15272,7 +15138,7 @@
         <w:pStyle w:val="Compact"/>
         <w:numPr>
           <w:ilvl w:val="0"/>
-          <w:numId w:val="1009"/>
+          <w:numId w:val="1010"/>
         </w:numPr>
       </w:pPr>
       <w:r>
@@ -15336,7 +15202,7 @@
         <w:pStyle w:val="Compact"/>
         <w:numPr>
           <w:ilvl w:val="0"/>
-          <w:numId w:val="1009"/>
+          <w:numId w:val="1010"/>
         </w:numPr>
       </w:pPr>
       <w:r>
@@ -15400,7 +15266,7 @@
         <w:pStyle w:val="Compact"/>
         <w:numPr>
           <w:ilvl w:val="0"/>
-          <w:numId w:val="1009"/>
+          <w:numId w:val="1010"/>
         </w:numPr>
       </w:pPr>
       <w:r>
@@ -16927,7 +16793,7 @@
         <w:pStyle w:val="Compact"/>
         <w:numPr>
           <w:ilvl w:val="0"/>
-          <w:numId w:val="1010"/>
+          <w:numId w:val="1011"/>
         </w:numPr>
       </w:pPr>
       <w:r>
@@ -16986,7 +16852,7 @@
         <w:pStyle w:val="Compact"/>
         <w:numPr>
           <w:ilvl w:val="0"/>
-          <w:numId w:val="1010"/>
+          <w:numId w:val="1011"/>
         </w:numPr>
       </w:pPr>
       <w:r>
@@ -17052,7 +16918,7 @@
         <w:pStyle w:val="Compact"/>
         <w:numPr>
           <w:ilvl w:val="0"/>
-          <w:numId w:val="1010"/>
+          <w:numId w:val="1011"/>
         </w:numPr>
       </w:pPr>
       <w:r>
@@ -17125,7 +16991,7 @@
         <w:pStyle w:val="Compact"/>
         <w:numPr>
           <w:ilvl w:val="0"/>
-          <w:numId w:val="1010"/>
+          <w:numId w:val="1011"/>
         </w:numPr>
       </w:pPr>
       <w:r>
@@ -17168,7 +17034,7 @@
         <w:pStyle w:val="Compact"/>
         <w:numPr>
           <w:ilvl w:val="0"/>
-          <w:numId w:val="1010"/>
+          <w:numId w:val="1011"/>
         </w:numPr>
       </w:pPr>
       <w:r>
@@ -19891,7 +19757,7 @@
         <w:pStyle w:val="Compact"/>
         <w:numPr>
           <w:ilvl w:val="0"/>
-          <w:numId w:val="1011"/>
+          <w:numId w:val="1012"/>
         </w:numPr>
       </w:pPr>
       <w:r>
@@ -19918,7 +19784,7 @@
         <w:pStyle w:val="Compact"/>
         <w:numPr>
           <w:ilvl w:val="1"/>
-          <w:numId w:val="1012"/>
+          <w:numId w:val="1013"/>
         </w:numPr>
       </w:pPr>
       <w:r>
@@ -19953,7 +19819,7 @@
         <w:pStyle w:val="Compact"/>
         <w:numPr>
           <w:ilvl w:val="1"/>
-          <w:numId w:val="1012"/>
+          <w:numId w:val="1013"/>
         </w:numPr>
       </w:pPr>
       <w:r>
@@ -19994,7 +19860,7 @@
         <w:pStyle w:val="Compact"/>
         <w:numPr>
           <w:ilvl w:val="1"/>
-          <w:numId w:val="1012"/>
+          <w:numId w:val="1013"/>
         </w:numPr>
       </w:pPr>
       <w:r>
@@ -20035,7 +19901,7 @@
         <w:pStyle w:val="Compact"/>
         <w:numPr>
           <w:ilvl w:val="1"/>
-          <w:numId w:val="1012"/>
+          <w:numId w:val="1013"/>
         </w:numPr>
       </w:pPr>
       <w:r>
@@ -20076,7 +19942,7 @@
         <w:pStyle w:val="Compact"/>
         <w:numPr>
           <w:ilvl w:val="1"/>
-          <w:numId w:val="1012"/>
+          <w:numId w:val="1013"/>
         </w:numPr>
       </w:pPr>
       <w:r>
@@ -20131,7 +19997,7 @@
       <w:pPr>
         <w:numPr>
           <w:ilvl w:val="0"/>
-          <w:numId w:val="1013"/>
+          <w:numId w:val="1014"/>
         </w:numPr>
       </w:pPr>
       <w:r>
@@ -20254,7 +20120,7 @@
       <w:pPr>
         <w:numPr>
           <w:ilvl w:val="0"/>
-          <w:numId w:val="1013"/>
+          <w:numId w:val="1014"/>
         </w:numPr>
       </w:pPr>
       <w:r>
@@ -20347,7 +20213,7 @@
       <w:pPr>
         <w:numPr>
           <w:ilvl w:val="0"/>
-          <w:numId w:val="1013"/>
+          <w:numId w:val="1014"/>
         </w:numPr>
       </w:pPr>
       <w:r>
@@ -20413,7 +20279,7 @@
         <w:pStyle w:val="Compact"/>
         <w:numPr>
           <w:ilvl w:val="0"/>
-          <w:numId w:val="1014"/>
+          <w:numId w:val="1015"/>
         </w:numPr>
       </w:pPr>
       <w:r>
@@ -20526,7 +20392,7 @@
         <w:pStyle w:val="Compact"/>
         <w:numPr>
           <w:ilvl w:val="1"/>
-          <w:numId w:val="1015"/>
+          <w:numId w:val="1016"/>
         </w:numPr>
       </w:pPr>
       <w:r>
@@ -20554,7 +20420,7 @@
         <w:pStyle w:val="Compact"/>
         <w:numPr>
           <w:ilvl w:val="1"/>
-          <w:numId w:val="1015"/>
+          <w:numId w:val="1016"/>
         </w:numPr>
       </w:pPr>
       <w:r>
@@ -20575,7 +20441,7 @@
         <w:pStyle w:val="Compact"/>
         <w:numPr>
           <w:ilvl w:val="1"/>
-          <w:numId w:val="1015"/>
+          <w:numId w:val="1016"/>
         </w:numPr>
       </w:pPr>
       <w:r>
@@ -20596,7 +20462,7 @@
         <w:pStyle w:val="Compact"/>
         <w:numPr>
           <w:ilvl w:val="1"/>
-          <w:numId w:val="1015"/>
+          <w:numId w:val="1016"/>
         </w:numPr>
       </w:pPr>
       <w:r>
@@ -20617,7 +20483,7 @@
         <w:pStyle w:val="Compact"/>
         <w:numPr>
           <w:ilvl w:val="0"/>
-          <w:numId w:val="1014"/>
+          <w:numId w:val="1015"/>
         </w:numPr>
       </w:pPr>
       <w:r>
@@ -20752,7 +20618,7 @@
         <w:pStyle w:val="Compact"/>
         <w:numPr>
           <w:ilvl w:val="0"/>
-          <w:numId w:val="1016"/>
+          <w:numId w:val="1017"/>
         </w:numPr>
       </w:pPr>
       <w:r>
@@ -20797,7 +20663,7 @@
         <w:pStyle w:val="Compact"/>
         <w:numPr>
           <w:ilvl w:val="1"/>
-          <w:numId w:val="1017"/>
+          <w:numId w:val="1018"/>
         </w:numPr>
       </w:pPr>
       <w:r>
@@ -20838,7 +20704,7 @@
         <w:pStyle w:val="Compact"/>
         <w:numPr>
           <w:ilvl w:val="1"/>
-          <w:numId w:val="1017"/>
+          <w:numId w:val="1018"/>
         </w:numPr>
       </w:pPr>
       <w:r>
@@ -20879,7 +20745,7 @@
         <w:pStyle w:val="Compact"/>
         <w:numPr>
           <w:ilvl w:val="1"/>
-          <w:numId w:val="1017"/>
+          <w:numId w:val="1018"/>
         </w:numPr>
       </w:pPr>
       <w:r>
@@ -20997,7 +20863,7 @@
       <w:pPr>
         <w:numPr>
           <w:ilvl w:val="0"/>
-          <w:numId w:val="1018"/>
+          <w:numId w:val="1019"/>
         </w:numPr>
       </w:pPr>
       <w:r>
@@ -21072,7 +20938,7 @@
       <w:pPr>
         <w:numPr>
           <w:ilvl w:val="0"/>
-          <w:numId w:val="1018"/>
+          <w:numId w:val="1019"/>
         </w:numPr>
       </w:pPr>
       <w:r>
@@ -21279,254 +21145,194 @@
         <w:pStyle w:val="Compact"/>
         <w:numPr>
           <w:ilvl w:val="0"/>
-          <w:numId w:val="1019"/>
-        </w:numPr>
-      </w:pPr>
-      <w:r>
-        <w:rPr>
-          <w:rFonts w:hint="eastAsia" w:ascii="Times New Roman" w:hAnsi="Times New Roman" w:eastAsia="FangSong" w:cs="Times New Roman"/>
-        </w:rPr>
-        <w:t xml:space="preserve">化合物</w:t>
-      </w:r>
-      <w:r>
-        <w:rPr>
-          <w:rFonts w:ascii="Times New Roman" w:hAnsi="Times New Roman" w:eastAsia="Times New Roman" w:cs="Times New Roman"/>
-        </w:rPr>
-        <w:t xml:space="preserve"> </w:t>
-      </w:r>
-      <w:r>
-        <w:rPr>
-          <w:rFonts w:hint="eastAsia" w:ascii="Times New Roman" w:hAnsi="Times New Roman" w:eastAsia="Times New Roman" w:cs="Times New Roman"/>
-        </w:rPr>
-        <w:t>X（C</w:t>
-      </w:r>
-      <w:r>
-        <w:rPr>
-          <w:rFonts w:hint="eastAsia" w:ascii="Times New Roman" w:hAnsi="Times New Roman" w:eastAsia="Times New Roman" w:cs="Times New Roman"/>
-          <w:vertAlign w:val="subscript"/>
-        </w:rPr>
-        <w:t>9</w:t>
-      </w:r>
-      <w:r>
-        <w:rPr>
-          <w:rFonts w:hint="eastAsia" w:ascii="Times New Roman" w:hAnsi="Times New Roman" w:eastAsia="Times New Roman" w:cs="Times New Roman"/>
-        </w:rPr>
-        <w:t>H</w:t>
-      </w:r>
-      <w:r>
-        <w:rPr>
-          <w:rFonts w:hint="eastAsia" w:ascii="Times New Roman" w:hAnsi="Times New Roman" w:eastAsia="Times New Roman" w:cs="Times New Roman"/>
-          <w:vertAlign w:val="subscript"/>
-        </w:rPr>
-        <w:t>10</w:t>
-      </w:r>
-      <w:r>
-        <w:rPr>
-          <w:rFonts w:hint="eastAsia" w:ascii="Times New Roman" w:hAnsi="Times New Roman" w:eastAsia="Times New Roman" w:cs="Times New Roman"/>
-        </w:rPr>
-        <w:t>O</w:t>
-      </w:r>
-      <w:r>
-        <w:rPr>
-          <w:rFonts w:hint="eastAsia" w:ascii="Times New Roman" w:hAnsi="Times New Roman" w:eastAsia="Times New Roman" w:cs="Times New Roman"/>
-          <w:vertAlign w:val="subscript"/>
-        </w:rPr>
-        <w:t>3</w:t>
-      </w:r>
-      <w:r>
-        <w:rPr>
-          <w:rFonts w:hint="eastAsia" w:ascii="Times New Roman" w:hAnsi="Times New Roman" w:eastAsia="Times New Roman" w:cs="Times New Roman"/>
-        </w:rPr>
-        <w:t>）</w:t>
-      </w:r>
-      <w:r>
-        <w:rPr>
-          <w:rFonts w:hint="eastAsia" w:ascii="Times New Roman" w:hAnsi="Times New Roman" w:eastAsia="FangSong" w:cs="Times New Roman"/>
-        </w:rPr>
-        <w:t>的</w:t>
-      </w:r>
-      <w:r>
-        <w:rPr>
-          <w:rFonts w:ascii="Times New Roman" w:hAnsi="Times New Roman" w:eastAsia="Times New Roman" w:cs="Times New Roman"/>
-        </w:rPr>
-        <w:t xml:space="preserve"> IR </w:t>
-      </w:r>
-      <w:r>
-        <w:rPr>
-          <w:rFonts w:hint="eastAsia" w:ascii="Times New Roman" w:hAnsi="Times New Roman" w:eastAsia="FangSong" w:cs="Times New Roman"/>
-        </w:rPr>
-        <w:t xml:space="preserve">显示</w:t>
-      </w:r>
-      <w:r>
-        <w:rPr>
-          <w:rFonts w:ascii="Times New Roman" w:hAnsi="Times New Roman" w:eastAsia="Times New Roman" w:cs="Times New Roman"/>
-        </w:rPr>
-        <w:t xml:space="preserve"> 1720 </w:t>
-      </w:r>
-      <w:r>
-        <w:rPr>
-          <w:rFonts w:hint="eastAsia" w:ascii="Times New Roman" w:hAnsi="Times New Roman" w:eastAsia="Times New Roman" w:cs="Times New Roman"/>
-        </w:rPr>
-        <w:t>cm</w:t>
-      </w:r>
-      <w:r>
-        <w:rPr>
-          <w:rFonts w:hint="eastAsia" w:ascii="Times New Roman" w:hAnsi="Times New Roman" w:eastAsia="Times New Roman" w:cs="Times New Roman"/>
-          <w:vertAlign w:val="superscript"/>
-        </w:rPr>
-        <w:t>-1</w:t>
-      </w:r>
-      <w:r>
-        <w:rPr>
-          <w:rFonts w:hint="eastAsia" w:ascii="Times New Roman" w:hAnsi="Times New Roman" w:eastAsia="Times New Roman" w:cs="Times New Roman"/>
-        </w:rPr>
-        <w:t>（</w:t>
-      </w:r>
-      <w:r>
-        <w:rPr>
-          <w:rFonts w:hint="eastAsia" w:ascii="Times New Roman" w:hAnsi="Times New Roman" w:eastAsia="FangSong" w:cs="Times New Roman"/>
-        </w:rPr>
-        <w:t>强</w:t>
-      </w:r>
-      <w:r>
-        <w:rPr>
-          <w:rFonts w:hint="eastAsia" w:ascii="Times New Roman" w:hAnsi="Times New Roman" w:eastAsia="Times New Roman" w:cs="Times New Roman"/>
-        </w:rPr>
-        <w:t>）</w:t>
-      </w:r>
-      <w:r>
-        <w:rPr>
-          <w:rFonts w:hint="eastAsia" w:ascii="Times New Roman" w:hAnsi="Times New Roman" w:eastAsia="FangSong" w:cs="Times New Roman"/>
-        </w:rPr>
-        <w:t>和</w:t>
-      </w:r>
-      <w:r>
-        <w:rPr>
-          <w:rFonts w:ascii="Times New Roman" w:hAnsi="Times New Roman" w:eastAsia="Times New Roman" w:cs="Times New Roman"/>
-        </w:rPr>
-        <w:t xml:space="preserve"> 1250 </w:t>
-      </w:r>
-      <w:r>
-        <w:rPr>
-          <w:rFonts w:hint="eastAsia" w:ascii="Times New Roman" w:hAnsi="Times New Roman" w:eastAsia="Times New Roman" w:cs="Times New Roman"/>
-        </w:rPr>
-        <w:t>cm</w:t>
-      </w:r>
-      <w:r>
-        <w:rPr>
-          <w:rFonts w:hint="eastAsia" w:ascii="Times New Roman" w:hAnsi="Times New Roman" w:eastAsia="Times New Roman" w:cs="Times New Roman"/>
-          <w:vertAlign w:val="superscript"/>
-        </w:rPr>
-        <w:t>-1</w:t>
-      </w:r>
-      <w:r>
-        <w:rPr>
-          <w:rFonts w:hint="eastAsia" w:ascii="Times New Roman" w:hAnsi="Times New Roman" w:eastAsia="Times New Roman" w:cs="Times New Roman"/>
-        </w:rPr>
-        <w:t>（</w:t>
-      </w:r>
-      <w:r>
-        <w:rPr>
-          <w:rFonts w:hint="eastAsia" w:ascii="Times New Roman" w:hAnsi="Times New Roman" w:eastAsia="FangSong" w:cs="Times New Roman"/>
-        </w:rPr>
-        <w:t>强</w:t>
-      </w:r>
-      <w:r>
-        <w:rPr>
-          <w:rFonts w:hint="eastAsia" w:ascii="Times New Roman" w:hAnsi="Times New Roman" w:eastAsia="Times New Roman" w:cs="Times New Roman"/>
-        </w:rPr>
-        <w:t>），</w:t>
-      </w:r>
-      <w:r>
-        <w:rPr>
-          <w:rFonts w:hint="eastAsia" w:ascii="Times New Roman" w:hAnsi="Times New Roman" w:eastAsia="Times New Roman" w:cs="Times New Roman"/>
-          <w:vertAlign w:val="superscript"/>
-        </w:rPr>
-        <w:t>1</w:t>
-      </w:r>
-      <w:r>
-        <w:rPr>
-          <w:rFonts w:hint="eastAsia" w:ascii="Times New Roman" w:hAnsi="Times New Roman" w:eastAsia="Times New Roman" w:cs="Times New Roman"/>
-        </w:rPr>
-        <w:t>H</w:t>
-      </w:r>
-      <w:r>
-        <w:rPr>
-          <w:rFonts w:ascii="Times New Roman" w:hAnsi="Times New Roman" w:eastAsia="Times New Roman" w:cs="Times New Roman"/>
-        </w:rPr>
-        <w:t xml:space="preserve"> NMR </w:t>
-      </w:r>
-      <w:r>
-        <w:rPr>
-          <w:rFonts w:hint="eastAsia" w:ascii="Times New Roman" w:hAnsi="Times New Roman" w:eastAsia="FangSong" w:cs="Times New Roman"/>
-        </w:rPr>
-        <w:t>显示</w:t>
-      </w:r>
-      <w:r>
-        <w:rPr>
-          <w:rFonts w:hint="eastAsia" w:ascii="Times New Roman" w:hAnsi="Times New Roman" w:eastAsia="Times New Roman" w:cs="Times New Roman"/>
-        </w:rPr>
-        <w:t>：</w:t>
-      </w:r>
-    </w:p>
-    <w:p>
-      <w:pPr>
-        <w:pStyle w:val="Compact"/>
-        <w:numPr>
-          <w:ilvl w:val="1"/>
           <w:numId w:val="1020"/>
         </w:numPr>
       </w:pPr>
       <w:r>
         <w:rPr>
-          <w:rFonts w:ascii="Times New Roman" w:hAnsi="Times New Roman" w:eastAsia="Times New Roman" w:cs="Times New Roman"/>
-        </w:rPr>
-        <w:t xml:space="preserve">δ 3.8 (s, 3H)</w:t>
-      </w:r>
-    </w:p>
-    <w:p>
-      <w:pPr>
-        <w:pStyle w:val="Compact"/>
-        <w:numPr>
-          <w:ilvl w:val="1"/>
-          <w:numId w:val="1020"/>
-        </w:numPr>
-      </w:pPr>
-      <w:r>
-        <w:rPr>
-          <w:rFonts w:ascii="Times New Roman" w:hAnsi="Times New Roman" w:eastAsia="Times New Roman" w:cs="Times New Roman"/>
-        </w:rPr>
-        <w:t xml:space="preserve">δ 3.9 (s, 3H)</w:t>
-      </w:r>
-    </w:p>
-    <w:p>
-      <w:pPr>
-        <w:pStyle w:val="Compact"/>
-        <w:numPr>
-          <w:ilvl w:val="1"/>
-          <w:numId w:val="1020"/>
-        </w:numPr>
-      </w:pPr>
-      <w:r>
-        <w:rPr>
-          <w:rFonts w:ascii="Times New Roman" w:hAnsi="Times New Roman" w:eastAsia="Times New Roman" w:cs="Times New Roman"/>
-        </w:rPr>
-        <w:t xml:space="preserve">δ 6.9 (d, 2H, J = 8 Hz)</w:t>
-      </w:r>
-    </w:p>
-    <w:p>
-      <w:pPr>
-        <w:pStyle w:val="Compact"/>
-        <w:numPr>
-          <w:ilvl w:val="1"/>
-          <w:numId w:val="1020"/>
-        </w:numPr>
-      </w:pPr>
-      <w:r>
-        <w:rPr>
-          <w:rFonts w:ascii="Times New Roman" w:hAnsi="Times New Roman" w:eastAsia="Times New Roman" w:cs="Times New Roman"/>
-        </w:rPr>
-        <w:t xml:space="preserve">δ 7.9 (d, 2H, J = 8 Hz)</w:t>
+          <w:rFonts w:hint="eastAsia" w:ascii="Times New Roman" w:hAnsi="Times New Roman" w:eastAsia="FangSong" w:cs="Times New Roman"/>
+        </w:rPr>
+        <w:t xml:space="preserve">化合物</w:t>
+      </w:r>
+      <w:r>
+        <w:rPr>
+          <w:rFonts w:ascii="Times New Roman" w:hAnsi="Times New Roman" w:eastAsia="Times New Roman" w:cs="Times New Roman"/>
+        </w:rPr>
+        <w:t xml:space="preserve"> </w:t>
+      </w:r>
+      <w:r>
+        <w:rPr>
+          <w:rFonts w:hint="eastAsia" w:ascii="Times New Roman" w:hAnsi="Times New Roman" w:eastAsia="Times New Roman" w:cs="Times New Roman"/>
+        </w:rPr>
+        <w:t>X（C</w:t>
+      </w:r>
+      <w:r>
+        <w:rPr>
+          <w:rFonts w:hint="eastAsia" w:ascii="Times New Roman" w:hAnsi="Times New Roman" w:eastAsia="Times New Roman" w:cs="Times New Roman"/>
+          <w:vertAlign w:val="subscript"/>
+        </w:rPr>
+        <w:t>9</w:t>
+      </w:r>
+      <w:r>
+        <w:rPr>
+          <w:rFonts w:hint="eastAsia" w:ascii="Times New Roman" w:hAnsi="Times New Roman" w:eastAsia="Times New Roman" w:cs="Times New Roman"/>
+        </w:rPr>
+        <w:t>H</w:t>
+      </w:r>
+      <w:r>
+        <w:rPr>
+          <w:rFonts w:hint="eastAsia" w:ascii="Times New Roman" w:hAnsi="Times New Roman" w:eastAsia="Times New Roman" w:cs="Times New Roman"/>
+          <w:vertAlign w:val="subscript"/>
+        </w:rPr>
+        <w:t>10</w:t>
+      </w:r>
+      <w:r>
+        <w:rPr>
+          <w:rFonts w:hint="eastAsia" w:ascii="Times New Roman" w:hAnsi="Times New Roman" w:eastAsia="Times New Roman" w:cs="Times New Roman"/>
+        </w:rPr>
+        <w:t>O</w:t>
+      </w:r>
+      <w:r>
+        <w:rPr>
+          <w:rFonts w:hint="eastAsia" w:ascii="Times New Roman" w:hAnsi="Times New Roman" w:eastAsia="Times New Roman" w:cs="Times New Roman"/>
+          <w:vertAlign w:val="subscript"/>
+        </w:rPr>
+        <w:t>3</w:t>
+      </w:r>
+      <w:r>
+        <w:rPr>
+          <w:rFonts w:hint="eastAsia" w:ascii="Times New Roman" w:hAnsi="Times New Roman" w:eastAsia="Times New Roman" w:cs="Times New Roman"/>
+        </w:rPr>
+        <w:t>）</w:t>
+      </w:r>
+      <w:r>
+        <w:rPr>
+          <w:rFonts w:hint="eastAsia" w:ascii="Times New Roman" w:hAnsi="Times New Roman" w:eastAsia="FangSong" w:cs="Times New Roman"/>
+        </w:rPr>
+        <w:t>的</w:t>
+      </w:r>
+      <w:r>
+        <w:rPr>
+          <w:rFonts w:ascii="Times New Roman" w:hAnsi="Times New Roman" w:eastAsia="Times New Roman" w:cs="Times New Roman"/>
+        </w:rPr>
+        <w:t xml:space="preserve"> IR </w:t>
+      </w:r>
+      <w:r>
+        <w:rPr>
+          <w:rFonts w:hint="eastAsia" w:ascii="Times New Roman" w:hAnsi="Times New Roman" w:eastAsia="FangSong" w:cs="Times New Roman"/>
+        </w:rPr>
+        <w:t xml:space="preserve">显示</w:t>
+      </w:r>
+      <w:r>
+        <w:rPr>
+          <w:rFonts w:ascii="Times New Roman" w:hAnsi="Times New Roman" w:eastAsia="Times New Roman" w:cs="Times New Roman"/>
+        </w:rPr>
+        <w:t xml:space="preserve"> 1720 </w:t>
+      </w:r>
+      <w:r>
+        <w:rPr>
+          <w:rFonts w:hint="eastAsia" w:ascii="Times New Roman" w:hAnsi="Times New Roman" w:eastAsia="Times New Roman" w:cs="Times New Roman"/>
+        </w:rPr>
+        <w:t>cm</w:t>
+      </w:r>
+      <w:r>
+        <w:rPr>
+          <w:rFonts w:hint="eastAsia" w:ascii="Times New Roman" w:hAnsi="Times New Roman" w:eastAsia="Times New Roman" w:cs="Times New Roman"/>
+          <w:vertAlign w:val="superscript"/>
+        </w:rPr>
+        <w:t>-1</w:t>
+      </w:r>
+      <w:r>
+        <w:rPr>
+          <w:rFonts w:hint="eastAsia" w:ascii="Times New Roman" w:hAnsi="Times New Roman" w:eastAsia="Times New Roman" w:cs="Times New Roman"/>
+        </w:rPr>
+        <w:t>（</w:t>
+      </w:r>
+      <w:r>
+        <w:rPr>
+          <w:rFonts w:hint="eastAsia" w:ascii="Times New Roman" w:hAnsi="Times New Roman" w:eastAsia="FangSong" w:cs="Times New Roman"/>
+        </w:rPr>
+        <w:t>强</w:t>
+      </w:r>
+      <w:r>
+        <w:rPr>
+          <w:rFonts w:hint="eastAsia" w:ascii="Times New Roman" w:hAnsi="Times New Roman" w:eastAsia="Times New Roman" w:cs="Times New Roman"/>
+        </w:rPr>
+        <w:t>）</w:t>
+      </w:r>
+      <w:r>
+        <w:rPr>
+          <w:rFonts w:hint="eastAsia" w:ascii="Times New Roman" w:hAnsi="Times New Roman" w:eastAsia="FangSong" w:cs="Times New Roman"/>
+        </w:rPr>
+        <w:t>和</w:t>
+      </w:r>
+      <w:r>
+        <w:rPr>
+          <w:rFonts w:ascii="Times New Roman" w:hAnsi="Times New Roman" w:eastAsia="Times New Roman" w:cs="Times New Roman"/>
+        </w:rPr>
+        <w:t xml:space="preserve"> 1250 </w:t>
+      </w:r>
+      <w:r>
+        <w:rPr>
+          <w:rFonts w:hint="eastAsia" w:ascii="Times New Roman" w:hAnsi="Times New Roman" w:eastAsia="Times New Roman" w:cs="Times New Roman"/>
+        </w:rPr>
+        <w:t>cm</w:t>
+      </w:r>
+      <w:r>
+        <w:rPr>
+          <w:rFonts w:hint="eastAsia" w:ascii="Times New Roman" w:hAnsi="Times New Roman" w:eastAsia="Times New Roman" w:cs="Times New Roman"/>
+          <w:vertAlign w:val="superscript"/>
+        </w:rPr>
+        <w:t>-1</w:t>
+      </w:r>
+      <w:r>
+        <w:rPr>
+          <w:rFonts w:hint="eastAsia" w:ascii="Times New Roman" w:hAnsi="Times New Roman" w:eastAsia="Times New Roman" w:cs="Times New Roman"/>
+        </w:rPr>
+        <w:t>（</w:t>
+      </w:r>
+      <w:r>
+        <w:rPr>
+          <w:rFonts w:hint="eastAsia" w:ascii="Times New Roman" w:hAnsi="Times New Roman" w:eastAsia="FangSong" w:cs="Times New Roman"/>
+        </w:rPr>
+        <w:t>强</w:t>
+      </w:r>
+      <w:r>
+        <w:rPr>
+          <w:rFonts w:hint="eastAsia" w:ascii="Times New Roman" w:hAnsi="Times New Roman" w:eastAsia="Times New Roman" w:cs="Times New Roman"/>
+        </w:rPr>
+        <w:t>），</w:t>
+      </w:r>
+      <w:r>
+        <w:rPr>
+          <w:rFonts w:hint="eastAsia" w:ascii="Times New Roman" w:hAnsi="Times New Roman" w:eastAsia="Times New Roman" w:cs="Times New Roman"/>
+          <w:vertAlign w:val="superscript"/>
+        </w:rPr>
+        <w:t>1</w:t>
+      </w:r>
+      <w:r>
+        <w:rPr>
+          <w:rFonts w:hint="eastAsia" w:ascii="Times New Roman" w:hAnsi="Times New Roman" w:eastAsia="Times New Roman" w:cs="Times New Roman"/>
+        </w:rPr>
+        <w:t>H</w:t>
+      </w:r>
+      <w:r>
+        <w:rPr>
+          <w:rFonts w:ascii="Times New Roman" w:hAnsi="Times New Roman" w:eastAsia="Times New Roman" w:cs="Times New Roman"/>
+        </w:rPr>
+        <w:t xml:space="preserve"> NMR </w:t>
+      </w:r>
+      <w:r>
+        <w:rPr>
+          <w:rFonts w:hint="eastAsia" w:ascii="Times New Roman" w:hAnsi="Times New Roman" w:eastAsia="FangSong" w:cs="Times New Roman"/>
+        </w:rPr>
+        <w:t>显示</w:t>
+      </w:r>
+      <w:r>
+        <w:rPr>
+          <w:rFonts w:hint="eastAsia" w:ascii="Times New Roman" w:hAnsi="Times New Roman" w:eastAsia="Times New Roman" w:cs="Times New Roman"/>
+        </w:rPr>
+        <w:t>：</w:t>
       </w:r>
     </w:p>
     <w:p>
@@ -21541,57 +21347,7 @@
         <w:rPr>
           <w:rFonts w:ascii="Times New Roman" w:hAnsi="Times New Roman" w:eastAsia="Times New Roman" w:cs="Times New Roman"/>
         </w:rPr>
-        <w:t>IR 1740 cm</w:t>
-      </w:r>
-      <w:r>
-        <w:rPr>
-          <w:rFonts w:ascii="Times New Roman" w:hAnsi="Times New Roman" w:eastAsia="Times New Roman" w:cs="Times New Roman"/>
-          <w:vertAlign w:val="superscript"/>
-        </w:rPr>
-        <w:t>-1</w:t>
-      </w:r>
-      <w:r>
-        <w:rPr>
-          <w:rFonts w:ascii="Times New Roman" w:hAnsi="Times New Roman" w:eastAsia="Times New Roman" w:cs="Times New Roman"/>
-        </w:rPr>
-        <w:t xml:space="preserve"> </w:t>
-      </w:r>
-      <w:r>
-        <w:rPr>
-          <w:rFonts w:hint="eastAsia" w:ascii="Times New Roman" w:hAnsi="Times New Roman" w:eastAsia="FangSong" w:cs="Times New Roman"/>
-        </w:rPr>
-        <w:t xml:space="preserve">和</w:t>
-      </w:r>
-      <w:r>
-        <w:rPr>
-          <w:rFonts w:ascii="Times New Roman" w:hAnsi="Times New Roman" w:eastAsia="Times New Roman" w:cs="Times New Roman"/>
-        </w:rPr>
-        <w:t xml:space="preserve"> 1250 cm</w:t>
-      </w:r>
-      <w:r>
-        <w:rPr>
-          <w:rFonts w:ascii="Times New Roman" w:hAnsi="Times New Roman" w:eastAsia="Times New Roman" w:cs="Times New Roman"/>
-          <w:vertAlign w:val="superscript"/>
-        </w:rPr>
-        <w:t>-1</w:t>
-      </w:r>
-      <w:r>
-        <w:rPr>
-          <w:rFonts w:ascii="Times New Roman" w:hAnsi="Times New Roman" w:eastAsia="Times New Roman" w:cs="Times New Roman"/>
-        </w:rPr>
-        <w:t xml:space="preserve"> </w:t>
-      </w:r>
-      <w:r>
-        <w:rPr>
-          <w:rFonts w:hint="eastAsia" w:ascii="Times New Roman" w:hAnsi="Times New Roman" w:eastAsia="FangSong" w:cs="Times New Roman"/>
-        </w:rPr>
-        <w:t>分别指向什么官能团</w:t>
-      </w:r>
-      <w:r>
-        <w:rPr>
-          <w:rFonts w:hint="eastAsia" w:ascii="Times New Roman" w:hAnsi="Times New Roman" w:eastAsia="Times New Roman" w:cs="Times New Roman"/>
-        </w:rPr>
-        <w:t>？</w:t>
+        <w:t xml:space="preserve">δ 3.8 (s, 3H)</w:t>
       </w:r>
     </w:p>
     <w:p>
@@ -21605,81 +21361,8 @@
       <w:r>
         <w:rPr>
           <w:rFonts w:ascii="Times New Roman" w:hAnsi="Times New Roman" w:eastAsia="Times New Roman" w:cs="Times New Roman"/>
-          <w:vertAlign w:val="superscript"/>
-        </w:rPr>
-        <w:t>1</w:t>
-      </w:r>
-      <w:r>
-        <w:rPr>
-          <w:rFonts w:ascii="Times New Roman" w:hAnsi="Times New Roman" w:eastAsia="Times New Roman" w:cs="Times New Roman"/>
-        </w:rPr>
-        <w:t xml:space="preserve">H NMR </w:t>
-      </w:r>
-      <w:r>
-        <w:rPr>
-          <w:rFonts w:hint="eastAsia" w:ascii="Times New Roman" w:hAnsi="Times New Roman" w:eastAsia="FangSong" w:cs="Times New Roman"/>
-        </w:rPr>
-        <w:t xml:space="preserve">中</w:t>
-      </w:r>
-      <w:r>
-        <w:rPr>
-          <w:rFonts w:ascii="Times New Roman" w:hAnsi="Times New Roman" w:eastAsia="Times New Roman" w:cs="Times New Roman"/>
-        </w:rPr>
-        <w:t xml:space="preserve"> δ 7.0 </w:t>
-      </w:r>
-      <w:r>
-        <w:rPr>
-          <w:rFonts w:hint="eastAsia" w:ascii="Times New Roman" w:hAnsi="Times New Roman" w:eastAsia="FangSong" w:cs="Times New Roman"/>
-        </w:rPr>
-        <w:t xml:space="preserve">和</w:t>
-      </w:r>
-      <w:r>
-        <w:rPr>
-          <w:rFonts w:ascii="Times New Roman" w:hAnsi="Times New Roman" w:eastAsia="Times New Roman" w:cs="Times New Roman"/>
-        </w:rPr>
-        <w:t xml:space="preserve"> 7.9 </w:t>
-      </w:r>
-      <w:r>
-        <w:rPr>
-          <w:rFonts w:hint="eastAsia" w:ascii="Times New Roman" w:hAnsi="Times New Roman" w:eastAsia="FangSong" w:cs="Times New Roman"/>
-        </w:rPr>
-        <w:t>的两组双峰</w:t>
-      </w:r>
-      <w:r>
-        <w:rPr>
-          <w:rFonts w:hint="eastAsia" w:ascii="Times New Roman" w:hAnsi="Times New Roman" w:eastAsia="Times New Roman" w:cs="Times New Roman"/>
-        </w:rPr>
-        <w:t>（</w:t>
-      </w:r>
-      <w:r>
-        <w:rPr>
-          <w:rFonts w:hint="eastAsia" w:ascii="Times New Roman" w:hAnsi="Times New Roman" w:eastAsia="FangSong" w:cs="Times New Roman"/>
-        </w:rPr>
-        <w:t>各</w:t>
-      </w:r>
-      <w:r>
-        <w:rPr>
-          <w:rFonts w:ascii="Times New Roman" w:hAnsi="Times New Roman" w:eastAsia="Times New Roman" w:cs="Times New Roman"/>
-        </w:rPr>
-        <w:t xml:space="preserve"> </w:t>
-      </w:r>
-      <w:r>
-        <w:rPr>
-          <w:rFonts w:hint="eastAsia" w:ascii="Times New Roman" w:hAnsi="Times New Roman" w:eastAsia="Times New Roman" w:cs="Times New Roman"/>
-        </w:rPr>
-        <w:t>2H）</w:t>
-      </w:r>
-      <w:r>
-        <w:rPr>
-          <w:rFonts w:hint="eastAsia" w:ascii="Times New Roman" w:hAnsi="Times New Roman" w:eastAsia="FangSong" w:cs="Times New Roman"/>
-        </w:rPr>
-        <w:t>说明什么</w:t>
-      </w:r>
-      <w:r>
-        <w:rPr>
-          <w:rFonts w:hint="eastAsia" w:ascii="Times New Roman" w:hAnsi="Times New Roman" w:eastAsia="Times New Roman" w:cs="Times New Roman"/>
-        </w:rPr>
-        <w:t>？</w:t>
+        </w:rPr>
+        <w:t xml:space="preserve">δ 3.9 (s, 3H)</w:t>
       </w:r>
     </w:p>
     <w:p>
@@ -21692,6 +21375,189 @@
       </w:pPr>
       <w:r>
         <w:rPr>
+          <w:rFonts w:ascii="Times New Roman" w:hAnsi="Times New Roman" w:eastAsia="Times New Roman" w:cs="Times New Roman"/>
+        </w:rPr>
+        <w:t xml:space="preserve">δ 6.9 (d, 2H, J = 8 Hz)</w:t>
+      </w:r>
+    </w:p>
+    <w:p>
+      <w:pPr>
+        <w:pStyle w:val="Compact"/>
+        <w:numPr>
+          <w:ilvl w:val="1"/>
+          <w:numId w:val="1021"/>
+        </w:numPr>
+      </w:pPr>
+      <w:r>
+        <w:rPr>
+          <w:rFonts w:ascii="Times New Roman" w:hAnsi="Times New Roman" w:eastAsia="Times New Roman" w:cs="Times New Roman"/>
+        </w:rPr>
+        <w:t xml:space="preserve">δ 7.9 (d, 2H, J = 8 Hz)</w:t>
+      </w:r>
+    </w:p>
+    <w:p>
+      <w:pPr>
+        <w:pStyle w:val="Compact"/>
+        <w:numPr>
+          <w:ilvl w:val="1"/>
+          <w:numId w:val="1022"/>
+        </w:numPr>
+      </w:pPr>
+      <w:r>
+        <w:rPr>
+          <w:rFonts w:ascii="Times New Roman" w:hAnsi="Times New Roman" w:eastAsia="Times New Roman" w:cs="Times New Roman"/>
+        </w:rPr>
+        <w:t>IR 1740 cm</w:t>
+      </w:r>
+      <w:r>
+        <w:rPr>
+          <w:rFonts w:ascii="Times New Roman" w:hAnsi="Times New Roman" w:eastAsia="Times New Roman" w:cs="Times New Roman"/>
+          <w:vertAlign w:val="superscript"/>
+        </w:rPr>
+        <w:t>-1</w:t>
+      </w:r>
+      <w:r>
+        <w:rPr>
+          <w:rFonts w:ascii="Times New Roman" w:hAnsi="Times New Roman" w:eastAsia="Times New Roman" w:cs="Times New Roman"/>
+        </w:rPr>
+        <w:t xml:space="preserve"> </w:t>
+      </w:r>
+      <w:r>
+        <w:rPr>
+          <w:rFonts w:hint="eastAsia" w:ascii="Times New Roman" w:hAnsi="Times New Roman" w:eastAsia="FangSong" w:cs="Times New Roman"/>
+        </w:rPr>
+        <w:t xml:space="preserve">和</w:t>
+      </w:r>
+      <w:r>
+        <w:rPr>
+          <w:rFonts w:ascii="Times New Roman" w:hAnsi="Times New Roman" w:eastAsia="Times New Roman" w:cs="Times New Roman"/>
+        </w:rPr>
+        <w:t xml:space="preserve"> 1250 cm</w:t>
+      </w:r>
+      <w:r>
+        <w:rPr>
+          <w:rFonts w:ascii="Times New Roman" w:hAnsi="Times New Roman" w:eastAsia="Times New Roman" w:cs="Times New Roman"/>
+          <w:vertAlign w:val="superscript"/>
+        </w:rPr>
+        <w:t>-1</w:t>
+      </w:r>
+      <w:r>
+        <w:rPr>
+          <w:rFonts w:ascii="Times New Roman" w:hAnsi="Times New Roman" w:eastAsia="Times New Roman" w:cs="Times New Roman"/>
+        </w:rPr>
+        <w:t xml:space="preserve"> </w:t>
+      </w:r>
+      <w:r>
+        <w:rPr>
+          <w:rFonts w:hint="eastAsia" w:ascii="Times New Roman" w:hAnsi="Times New Roman" w:eastAsia="FangSong" w:cs="Times New Roman"/>
+        </w:rPr>
+        <w:t>分别指向什么官能团</w:t>
+      </w:r>
+      <w:r>
+        <w:rPr>
+          <w:rFonts w:hint="eastAsia" w:ascii="Times New Roman" w:hAnsi="Times New Roman" w:eastAsia="Times New Roman" w:cs="Times New Roman"/>
+        </w:rPr>
+        <w:t>？</w:t>
+      </w:r>
+    </w:p>
+    <w:p>
+      <w:pPr>
+        <w:pStyle w:val="Compact"/>
+        <w:numPr>
+          <w:ilvl w:val="1"/>
+          <w:numId w:val="1022"/>
+        </w:numPr>
+      </w:pPr>
+      <w:r>
+        <w:rPr>
+          <w:rFonts w:ascii="Times New Roman" w:hAnsi="Times New Roman" w:eastAsia="Times New Roman" w:cs="Times New Roman"/>
+          <w:vertAlign w:val="superscript"/>
+        </w:rPr>
+        <w:t>1</w:t>
+      </w:r>
+      <w:r>
+        <w:rPr>
+          <w:rFonts w:ascii="Times New Roman" w:hAnsi="Times New Roman" w:eastAsia="Times New Roman" w:cs="Times New Roman"/>
+        </w:rPr>
+        <w:t xml:space="preserve">H NMR </w:t>
+      </w:r>
+      <w:r>
+        <w:rPr>
+          <w:rFonts w:hint="eastAsia" w:ascii="Times New Roman" w:hAnsi="Times New Roman" w:eastAsia="FangSong" w:cs="Times New Roman"/>
+        </w:rPr>
+        <w:t xml:space="preserve">中</w:t>
+      </w:r>
+      <w:r>
+        <w:rPr>
+          <w:rFonts w:ascii="Times New Roman" w:hAnsi="Times New Roman" w:eastAsia="Times New Roman" w:cs="Times New Roman"/>
+        </w:rPr>
+        <w:t xml:space="preserve"> δ 7.0 </w:t>
+      </w:r>
+      <w:r>
+        <w:rPr>
+          <w:rFonts w:hint="eastAsia" w:ascii="Times New Roman" w:hAnsi="Times New Roman" w:eastAsia="FangSong" w:cs="Times New Roman"/>
+        </w:rPr>
+        <w:t xml:space="preserve">和</w:t>
+      </w:r>
+      <w:r>
+        <w:rPr>
+          <w:rFonts w:ascii="Times New Roman" w:hAnsi="Times New Roman" w:eastAsia="Times New Roman" w:cs="Times New Roman"/>
+        </w:rPr>
+        <w:t xml:space="preserve"> 7.9 </w:t>
+      </w:r>
+      <w:r>
+        <w:rPr>
+          <w:rFonts w:hint="eastAsia" w:ascii="Times New Roman" w:hAnsi="Times New Roman" w:eastAsia="FangSong" w:cs="Times New Roman"/>
+        </w:rPr>
+        <w:t>的两组双峰</w:t>
+      </w:r>
+      <w:r>
+        <w:rPr>
+          <w:rFonts w:hint="eastAsia" w:ascii="Times New Roman" w:hAnsi="Times New Roman" w:eastAsia="Times New Roman" w:cs="Times New Roman"/>
+        </w:rPr>
+        <w:t>（</w:t>
+      </w:r>
+      <w:r>
+        <w:rPr>
+          <w:rFonts w:hint="eastAsia" w:ascii="Times New Roman" w:hAnsi="Times New Roman" w:eastAsia="FangSong" w:cs="Times New Roman"/>
+        </w:rPr>
+        <w:t>各</w:t>
+      </w:r>
+      <w:r>
+        <w:rPr>
+          <w:rFonts w:ascii="Times New Roman" w:hAnsi="Times New Roman" w:eastAsia="Times New Roman" w:cs="Times New Roman"/>
+        </w:rPr>
+        <w:t xml:space="preserve"> </w:t>
+      </w:r>
+      <w:r>
+        <w:rPr>
+          <w:rFonts w:hint="eastAsia" w:ascii="Times New Roman" w:hAnsi="Times New Roman" w:eastAsia="Times New Roman" w:cs="Times New Roman"/>
+        </w:rPr>
+        <w:t>2H）</w:t>
+      </w:r>
+      <w:r>
+        <w:rPr>
+          <w:rFonts w:hint="eastAsia" w:ascii="Times New Roman" w:hAnsi="Times New Roman" w:eastAsia="FangSong" w:cs="Times New Roman"/>
+        </w:rPr>
+        <w:t>说明什么</w:t>
+      </w:r>
+      <w:r>
+        <w:rPr>
+          <w:rFonts w:hint="eastAsia" w:ascii="Times New Roman" w:hAnsi="Times New Roman" w:eastAsia="Times New Roman" w:cs="Times New Roman"/>
+        </w:rPr>
+        <w:t>？</w:t>
+      </w:r>
+    </w:p>
+    <w:p>
+      <w:pPr>
+        <w:pStyle w:val="Compact"/>
+        <w:numPr>
+          <w:ilvl w:val="1"/>
+          <w:numId w:val="1022"/>
+        </w:numPr>
+      </w:pPr>
+      <w:r>
+        <w:rPr>
           <w:rFonts w:hint="eastAsia" w:ascii="Times New Roman" w:hAnsi="Times New Roman" w:eastAsia="FangSong" w:cs="Times New Roman"/>
         </w:rPr>
         <w:t xml:space="preserve">推断</w:t>
@@ -21750,7 +21616,7 @@
         <w:pStyle w:val="Compact"/>
         <w:numPr>
           <w:ilvl w:val="0"/>
-          <w:numId w:val="1022"/>
+          <w:numId w:val="1023"/>
         </w:numPr>
       </w:pPr>
       <w:r>
@@ -21864,7 +21730,7 @@
         <w:pStyle w:val="Compact"/>
         <w:numPr>
           <w:ilvl w:val="1"/>
-          <w:numId w:val="1023"/>
+          <w:numId w:val="1024"/>
         </w:numPr>
       </w:pPr>
       <w:r>
@@ -21923,7 +21789,7 @@
         <w:pStyle w:val="Compact"/>
         <w:numPr>
           <w:ilvl w:val="1"/>
-          <w:numId w:val="1023"/>
+          <w:numId w:val="1024"/>
         </w:numPr>
       </w:pPr>
       <w:r>
@@ -21993,7 +21859,7 @@
         <w:pStyle w:val="Compact"/>
         <w:numPr>
           <w:ilvl w:val="1"/>
-          <w:numId w:val="1023"/>
+          <w:numId w:val="1024"/>
         </w:numPr>
       </w:pPr>
       <w:r>
@@ -22040,150 +21906,6 @@
           <w:bCs/>
         </w:rPr>
         <w:t xml:space="preserve">值与立体化学</w:t>
-      </w:r>
-    </w:p>
-    <w:p>
-      <w:pPr>
-        <w:pStyle w:val="Compact"/>
-        <w:numPr>
-          <w:ilvl w:val="0"/>
-          <w:numId w:val="1024"/>
-        </w:numPr>
-      </w:pPr>
-      <w:r>
-        <w:rPr>
-          <w:rFonts w:hint="eastAsia" w:ascii="Times New Roman" w:hAnsi="Times New Roman" w:eastAsia="FangSong" w:cs="Times New Roman"/>
-        </w:rPr>
-        <w:t xml:space="preserve">某烯烃的</w:t>
-      </w:r>
-      <w:r>
-        <w:rPr>
-          <w:rFonts w:ascii="Times New Roman" w:hAnsi="Times New Roman" w:eastAsia="Times New Roman" w:cs="Times New Roman"/>
-        </w:rPr>
-        <w:t xml:space="preserve"> </w:t>
-      </w:r>
-      <w:r>
-        <w:rPr>
-          <w:rFonts w:ascii="Times New Roman" w:hAnsi="Times New Roman" w:eastAsia="Times New Roman" w:cs="Times New Roman"/>
-          <w:vertAlign w:val="superscript"/>
-        </w:rPr>
-        <w:t>1</w:t>
-      </w:r>
-      <w:r>
-        <w:rPr>
-          <w:rFonts w:ascii="Times New Roman" w:hAnsi="Times New Roman" w:eastAsia="Times New Roman" w:cs="Times New Roman"/>
-        </w:rPr>
-        <w:t xml:space="preserve">H NMR </w:t>
-      </w:r>
-      <w:r>
-        <w:rPr>
-          <w:rFonts w:hint="eastAsia" w:ascii="Times New Roman" w:hAnsi="Times New Roman" w:eastAsia="FangSong" w:cs="Times New Roman"/>
-        </w:rPr>
-        <w:t>中</w:t>
-      </w:r>
-      <w:r>
-        <w:rPr>
-          <w:rFonts w:hint="eastAsia" w:ascii="Times New Roman" w:hAnsi="Times New Roman" w:eastAsia="Times New Roman" w:cs="Times New Roman"/>
-        </w:rPr>
-        <w:t>，</w:t>
-      </w:r>
-      <w:r>
-        <w:rPr>
-          <w:rFonts w:hint="eastAsia" w:ascii="Times New Roman" w:hAnsi="Times New Roman" w:eastAsia="FangSong" w:cs="Times New Roman"/>
-        </w:rPr>
-        <w:t>两个烯氢的偶合常数</w:t>
-      </w:r>
-      <w:r>
-        <w:rPr>
-          <w:rFonts w:ascii="Times New Roman" w:hAnsi="Times New Roman" w:eastAsia="Times New Roman" w:cs="Times New Roman"/>
-        </w:rPr>
-        <w:t xml:space="preserve"> J = 15 </w:t>
-      </w:r>
-      <w:r>
-        <w:rPr>
-          <w:rFonts w:hint="eastAsia" w:ascii="Times New Roman" w:hAnsi="Times New Roman" w:eastAsia="Times New Roman" w:cs="Times New Roman"/>
-        </w:rPr>
-        <w:t>Hz。</w:t>
-      </w:r>
-      <w:r>
-        <w:rPr>
-          <w:rFonts w:hint="eastAsia" w:ascii="Times New Roman" w:hAnsi="Times New Roman" w:eastAsia="FangSong" w:cs="Times New Roman"/>
-        </w:rPr>
-        <w:t>该烯烃是顺式还是反式</w:t>
-      </w:r>
-      <w:r>
-        <w:rPr>
-          <w:rFonts w:hint="eastAsia" w:ascii="Times New Roman" w:hAnsi="Times New Roman" w:eastAsia="Times New Roman" w:cs="Times New Roman"/>
-        </w:rPr>
-        <w:t>？</w:t>
-      </w:r>
-      <w:r>
-        <w:rPr>
-          <w:rFonts w:hint="eastAsia" w:ascii="Times New Roman" w:hAnsi="Times New Roman" w:eastAsia="FangSong" w:cs="Times New Roman"/>
-        </w:rPr>
-        <w:t>如果</w:t>
-      </w:r>
-      <w:r>
-        <w:rPr>
-          <w:rFonts w:ascii="Times New Roman" w:hAnsi="Times New Roman" w:eastAsia="Times New Roman" w:cs="Times New Roman"/>
-        </w:rPr>
-        <w:t xml:space="preserve"> J = 10 Hz </w:t>
-      </w:r>
-      <w:r>
-        <w:rPr>
-          <w:rFonts w:hint="eastAsia" w:ascii="Times New Roman" w:hAnsi="Times New Roman" w:eastAsia="FangSong" w:cs="Times New Roman"/>
-        </w:rPr>
-        <w:t>呢</w:t>
-      </w:r>
-      <w:r>
-        <w:rPr>
-          <w:rFonts w:hint="eastAsia" w:ascii="Times New Roman" w:hAnsi="Times New Roman" w:eastAsia="Times New Roman" w:cs="Times New Roman"/>
-        </w:rPr>
-        <w:t>？</w:t>
-      </w:r>
-    </w:p>
-    <w:bookmarkEnd w:id="63"/>
-    <w:bookmarkStart w:id="64" w:name="真题挑战3-题"/>
-    <w:p>
-      <w:pPr>
-        <w:pStyle w:val="Heading3"/>
-        <w:spacing w:before="280" w:after="120"/>
-      </w:pPr>
-      <w:r>
-        <w:rPr>
-          <w:rFonts w:ascii="Times New Roman" w:hAnsi="Times New Roman" w:eastAsia="Times New Roman" w:cs="Times New Roman"/>
-        </w:rPr>
-        <w:t xml:space="preserve">11.3 🏆 </w:t>
-      </w:r>
-      <w:r>
-        <w:rPr>
-          <w:rFonts w:hint="eastAsia" w:ascii="Times New Roman" w:hAnsi="Times New Roman" w:eastAsia="SimHei" w:cs="Times New Roman"/>
-        </w:rPr>
-        <w:t>真题挑战</w:t>
-      </w:r>
-      <w:r>
-        <w:rPr>
-          <w:rFonts w:hint="eastAsia" w:ascii="Times New Roman" w:hAnsi="Times New Roman" w:eastAsia="Times New Roman" w:cs="Times New Roman"/>
-        </w:rPr>
-        <w:t>（3</w:t>
-      </w:r>
-      <w:r>
-        <w:rPr>
-          <w:rFonts w:ascii="Times New Roman" w:hAnsi="Times New Roman" w:eastAsia="Times New Roman" w:cs="Times New Roman"/>
-        </w:rPr>
-        <w:t xml:space="preserve"> </w:t>
-      </w:r>
-      <w:r>
-        <w:rPr>
-          <w:rFonts w:hint="eastAsia" w:ascii="Times New Roman" w:hAnsi="Times New Roman" w:eastAsia="SimHei" w:cs="Times New Roman"/>
-        </w:rPr>
-        <w:t>题</w:t>
-      </w:r>
-      <w:r>
-        <w:rPr>
-          <w:rFonts w:hint="eastAsia" w:ascii="Times New Roman" w:hAnsi="Times New Roman" w:eastAsia="Times New Roman" w:cs="Times New Roman"/>
-        </w:rPr>
-        <w:t>）</w:t>
       </w:r>
     </w:p>
     <w:p>
@@ -22196,6 +21918,150 @@
       </w:pPr>
       <w:r>
         <w:rPr>
+          <w:rFonts w:hint="eastAsia" w:ascii="Times New Roman" w:hAnsi="Times New Roman" w:eastAsia="FangSong" w:cs="Times New Roman"/>
+        </w:rPr>
+        <w:t xml:space="preserve">某烯烃的</w:t>
+      </w:r>
+      <w:r>
+        <w:rPr>
+          <w:rFonts w:ascii="Times New Roman" w:hAnsi="Times New Roman" w:eastAsia="Times New Roman" w:cs="Times New Roman"/>
+        </w:rPr>
+        <w:t xml:space="preserve"> </w:t>
+      </w:r>
+      <w:r>
+        <w:rPr>
+          <w:rFonts w:ascii="Times New Roman" w:hAnsi="Times New Roman" w:eastAsia="Times New Roman" w:cs="Times New Roman"/>
+          <w:vertAlign w:val="superscript"/>
+        </w:rPr>
+        <w:t>1</w:t>
+      </w:r>
+      <w:r>
+        <w:rPr>
+          <w:rFonts w:ascii="Times New Roman" w:hAnsi="Times New Roman" w:eastAsia="Times New Roman" w:cs="Times New Roman"/>
+        </w:rPr>
+        <w:t xml:space="preserve">H NMR </w:t>
+      </w:r>
+      <w:r>
+        <w:rPr>
+          <w:rFonts w:hint="eastAsia" w:ascii="Times New Roman" w:hAnsi="Times New Roman" w:eastAsia="FangSong" w:cs="Times New Roman"/>
+        </w:rPr>
+        <w:t>中</w:t>
+      </w:r>
+      <w:r>
+        <w:rPr>
+          <w:rFonts w:hint="eastAsia" w:ascii="Times New Roman" w:hAnsi="Times New Roman" w:eastAsia="Times New Roman" w:cs="Times New Roman"/>
+        </w:rPr>
+        <w:t>，</w:t>
+      </w:r>
+      <w:r>
+        <w:rPr>
+          <w:rFonts w:hint="eastAsia" w:ascii="Times New Roman" w:hAnsi="Times New Roman" w:eastAsia="FangSong" w:cs="Times New Roman"/>
+        </w:rPr>
+        <w:t>两个烯氢的偶合常数</w:t>
+      </w:r>
+      <w:r>
+        <w:rPr>
+          <w:rFonts w:ascii="Times New Roman" w:hAnsi="Times New Roman" w:eastAsia="Times New Roman" w:cs="Times New Roman"/>
+        </w:rPr>
+        <w:t xml:space="preserve"> J = 15 </w:t>
+      </w:r>
+      <w:r>
+        <w:rPr>
+          <w:rFonts w:hint="eastAsia" w:ascii="Times New Roman" w:hAnsi="Times New Roman" w:eastAsia="Times New Roman" w:cs="Times New Roman"/>
+        </w:rPr>
+        <w:t>Hz。</w:t>
+      </w:r>
+      <w:r>
+        <w:rPr>
+          <w:rFonts w:hint="eastAsia" w:ascii="Times New Roman" w:hAnsi="Times New Roman" w:eastAsia="FangSong" w:cs="Times New Roman"/>
+        </w:rPr>
+        <w:t>该烯烃是顺式还是反式</w:t>
+      </w:r>
+      <w:r>
+        <w:rPr>
+          <w:rFonts w:hint="eastAsia" w:ascii="Times New Roman" w:hAnsi="Times New Roman" w:eastAsia="Times New Roman" w:cs="Times New Roman"/>
+        </w:rPr>
+        <w:t>？</w:t>
+      </w:r>
+      <w:r>
+        <w:rPr>
+          <w:rFonts w:hint="eastAsia" w:ascii="Times New Roman" w:hAnsi="Times New Roman" w:eastAsia="FangSong" w:cs="Times New Roman"/>
+        </w:rPr>
+        <w:t>如果</w:t>
+      </w:r>
+      <w:r>
+        <w:rPr>
+          <w:rFonts w:ascii="Times New Roman" w:hAnsi="Times New Roman" w:eastAsia="Times New Roman" w:cs="Times New Roman"/>
+        </w:rPr>
+        <w:t xml:space="preserve"> J = 10 Hz </w:t>
+      </w:r>
+      <w:r>
+        <w:rPr>
+          <w:rFonts w:hint="eastAsia" w:ascii="Times New Roman" w:hAnsi="Times New Roman" w:eastAsia="FangSong" w:cs="Times New Roman"/>
+        </w:rPr>
+        <w:t>呢</w:t>
+      </w:r>
+      <w:r>
+        <w:rPr>
+          <w:rFonts w:hint="eastAsia" w:ascii="Times New Roman" w:hAnsi="Times New Roman" w:eastAsia="Times New Roman" w:cs="Times New Roman"/>
+        </w:rPr>
+        <w:t>？</w:t>
+      </w:r>
+    </w:p>
+    <w:bookmarkEnd w:id="63"/>
+    <w:bookmarkStart w:id="64" w:name="真题挑战3-题"/>
+    <w:p>
+      <w:pPr>
+        <w:pStyle w:val="Heading3"/>
+        <w:spacing w:before="280" w:after="120"/>
+      </w:pPr>
+      <w:r>
+        <w:rPr>
+          <w:rFonts w:ascii="Times New Roman" w:hAnsi="Times New Roman" w:eastAsia="Times New Roman" w:cs="Times New Roman"/>
+        </w:rPr>
+        <w:t xml:space="preserve">11.3 🏆 </w:t>
+      </w:r>
+      <w:r>
+        <w:rPr>
+          <w:rFonts w:hint="eastAsia" w:ascii="Times New Roman" w:hAnsi="Times New Roman" w:eastAsia="SimHei" w:cs="Times New Roman"/>
+        </w:rPr>
+        <w:t>真题挑战</w:t>
+      </w:r>
+      <w:r>
+        <w:rPr>
+          <w:rFonts w:hint="eastAsia" w:ascii="Times New Roman" w:hAnsi="Times New Roman" w:eastAsia="Times New Roman" w:cs="Times New Roman"/>
+        </w:rPr>
+        <w:t>（3</w:t>
+      </w:r>
+      <w:r>
+        <w:rPr>
+          <w:rFonts w:ascii="Times New Roman" w:hAnsi="Times New Roman" w:eastAsia="Times New Roman" w:cs="Times New Roman"/>
+        </w:rPr>
+        <w:t xml:space="preserve"> </w:t>
+      </w:r>
+      <w:r>
+        <w:rPr>
+          <w:rFonts w:hint="eastAsia" w:ascii="Times New Roman" w:hAnsi="Times New Roman" w:eastAsia="SimHei" w:cs="Times New Roman"/>
+        </w:rPr>
+        <w:t>题</w:t>
+      </w:r>
+      <w:r>
+        <w:rPr>
+          <w:rFonts w:hint="eastAsia" w:ascii="Times New Roman" w:hAnsi="Times New Roman" w:eastAsia="Times New Roman" w:cs="Times New Roman"/>
+        </w:rPr>
+        <w:t>）</w:t>
+      </w:r>
+    </w:p>
+    <w:p>
+      <w:pPr>
+        <w:pStyle w:val="Compact"/>
+        <w:numPr>
+          <w:ilvl w:val="0"/>
+          <w:numId w:val="1026"/>
+        </w:numPr>
+      </w:pPr>
+      <w:r>
+        <w:rPr>
           <w:rFonts w:hint="eastAsia" w:ascii="Times New Roman" w:hAnsi="Times New Roman" w:eastAsia="Times New Roman" w:cs="Times New Roman"/>
           <w:b/>
           <w:bCs/>
@@ -22315,7 +22181,7 @@
         <w:pStyle w:val="Compact"/>
         <w:numPr>
           <w:ilvl w:val="1"/>
-          <w:numId w:val="1026"/>
+          <w:numId w:val="1027"/>
         </w:numPr>
       </w:pPr>
       <w:r>
@@ -22349,7 +22215,7 @@
         <w:pStyle w:val="Compact"/>
         <w:numPr>
           <w:ilvl w:val="1"/>
-          <w:numId w:val="1026"/>
+          <w:numId w:val="1027"/>
         </w:numPr>
       </w:pPr>
       <w:r>
@@ -22456,7 +22322,7 @@
         <w:pStyle w:val="Compact"/>
         <w:numPr>
           <w:ilvl w:val="1"/>
-          <w:numId w:val="1026"/>
+          <w:numId w:val="1027"/>
         </w:numPr>
       </w:pPr>
       <w:r>
@@ -22497,7 +22363,7 @@
         <w:pStyle w:val="Compact"/>
         <w:numPr>
           <w:ilvl w:val="2"/>
-          <w:numId w:val="1027"/>
+          <w:numId w:val="1028"/>
         </w:numPr>
       </w:pPr>
       <w:r>
@@ -22512,7 +22378,7 @@
         <w:pStyle w:val="Compact"/>
         <w:numPr>
           <w:ilvl w:val="2"/>
-          <w:numId w:val="1027"/>
+          <w:numId w:val="1028"/>
         </w:numPr>
       </w:pPr>
       <w:r>
@@ -22527,289 +22393,14 @@
         <w:pStyle w:val="Compact"/>
         <w:numPr>
           <w:ilvl w:val="2"/>
-          <w:numId w:val="1027"/>
-        </w:numPr>
-      </w:pPr>
-      <w:r>
-        <w:rPr>
-          <w:rFonts w:ascii="Times New Roman" w:hAnsi="Times New Roman" w:eastAsia="Times New Roman" w:cs="Times New Roman"/>
-        </w:rPr>
-        <w:t xml:space="preserve">δ 7.4–8.1 (m, 5H)</w:t>
-      </w:r>
-    </w:p>
-    <w:p>
-      <w:pPr>
-        <w:pStyle w:val="Compact"/>
-        <w:numPr>
-          <w:ilvl w:val="1"/>
           <w:numId w:val="1028"/>
         </w:numPr>
       </w:pPr>
       <w:r>
         <w:rPr>
-          <w:rFonts w:hint="eastAsia" w:ascii="Times New Roman" w:hAnsi="Times New Roman" w:eastAsia="FangSong" w:cs="Times New Roman"/>
-        </w:rPr>
-        <w:t xml:space="preserve">计算不饱和度</w:t>
-      </w:r>
-      <w:r>
-        <w:rPr>
-          <w:rFonts w:ascii="Times New Roman" w:hAnsi="Times New Roman" w:eastAsia="Times New Roman" w:cs="Times New Roman"/>
-        </w:rPr>
-        <w:t xml:space="preserve"> Ω。</w:t>
-      </w:r>
-    </w:p>
-    <w:p>
-      <w:pPr>
-        <w:pStyle w:val="Compact"/>
-        <w:numPr>
-          <w:ilvl w:val="1"/>
-          <w:numId w:val="1028"/>
-        </w:numPr>
-      </w:pPr>
-      <w:r>
-        <w:rPr>
-          <w:rFonts w:ascii="Times New Roman" w:hAnsi="Times New Roman" w:eastAsia="Times New Roman" w:cs="Times New Roman"/>
-        </w:rPr>
-        <w:t xml:space="preserve">IR </w:t>
-      </w:r>
-      <w:r>
-        <w:rPr>
-          <w:rFonts w:hint="eastAsia" w:ascii="Times New Roman" w:hAnsi="Times New Roman" w:eastAsia="FangSong" w:cs="Times New Roman"/>
-        </w:rPr>
-        <w:t>数据说明什么官能团存在</w:t>
-      </w:r>
-      <w:r>
-        <w:rPr>
-          <w:rFonts w:hint="eastAsia" w:ascii="Times New Roman" w:hAnsi="Times New Roman" w:eastAsia="Times New Roman" w:cs="Times New Roman"/>
-        </w:rPr>
-        <w:t>/</w:t>
-      </w:r>
-      <w:r>
-        <w:rPr>
-          <w:rFonts w:hint="eastAsia" w:ascii="Times New Roman" w:hAnsi="Times New Roman" w:eastAsia="FangSong" w:cs="Times New Roman"/>
-        </w:rPr>
-        <w:t>不存在</w:t>
-      </w:r>
-      <w:r>
-        <w:rPr>
-          <w:rFonts w:hint="eastAsia" w:ascii="Times New Roman" w:hAnsi="Times New Roman" w:eastAsia="Times New Roman" w:cs="Times New Roman"/>
-        </w:rPr>
-        <w:t>？</w:t>
-      </w:r>
-    </w:p>
-    <w:p>
-      <w:pPr>
-        <w:pStyle w:val="Compact"/>
-        <w:numPr>
-          <w:ilvl w:val="1"/>
-          <w:numId w:val="1028"/>
-        </w:numPr>
-      </w:pPr>
-      <w:r>
-        <w:rPr>
-          <w:rFonts w:ascii="Times New Roman" w:hAnsi="Times New Roman" w:eastAsia="Times New Roman" w:cs="Times New Roman"/>
-          <w:vertAlign w:val="superscript"/>
-        </w:rPr>
-        <w:t>1</w:t>
-      </w:r>
-      <w:r>
-        <w:rPr>
-          <w:rFonts w:ascii="Times New Roman" w:hAnsi="Times New Roman" w:eastAsia="Times New Roman" w:cs="Times New Roman"/>
-        </w:rPr>
-        <w:t xml:space="preserve">H NMR </w:t>
-      </w:r>
-      <w:r>
-        <w:rPr>
-          <w:rFonts w:hint="eastAsia" w:ascii="Times New Roman" w:hAnsi="Times New Roman" w:eastAsia="FangSong" w:cs="Times New Roman"/>
-        </w:rPr>
-        <w:t xml:space="preserve">中</w:t>
-      </w:r>
-      <w:r>
-        <w:rPr>
-          <w:rFonts w:ascii="Times New Roman" w:hAnsi="Times New Roman" w:eastAsia="Times New Roman" w:cs="Times New Roman"/>
-        </w:rPr>
-        <w:t xml:space="preserve"> δ 1.25/4.12 </w:t>
-      </w:r>
-      <w:r>
-        <w:rPr>
-          <w:rFonts w:hint="eastAsia" w:ascii="Times New Roman" w:hAnsi="Times New Roman" w:eastAsia="FangSong" w:cs="Times New Roman"/>
-        </w:rPr>
-        <w:t xml:space="preserve">的</w:t>
-      </w:r>
-      <w:r>
-        <w:rPr>
-          <w:rFonts w:ascii="Times New Roman" w:hAnsi="Times New Roman" w:eastAsia="Times New Roman" w:cs="Times New Roman"/>
-        </w:rPr>
-        <w:t xml:space="preserve"> t/q </w:t>
-      </w:r>
-      <w:r>
-        <w:rPr>
-          <w:rFonts w:hint="eastAsia" w:ascii="Times New Roman" w:hAnsi="Times New Roman" w:eastAsia="FangSong" w:cs="Times New Roman"/>
-        </w:rPr>
-        <w:t>组合对应什么结构片段</w:t>
-      </w:r>
-      <w:r>
-        <w:rPr>
-          <w:rFonts w:hint="eastAsia" w:ascii="Times New Roman" w:hAnsi="Times New Roman" w:eastAsia="Times New Roman" w:cs="Times New Roman"/>
-        </w:rPr>
-        <w:t>？</w:t>
-      </w:r>
-    </w:p>
-    <w:p>
-      <w:pPr>
-        <w:pStyle w:val="Compact"/>
-        <w:numPr>
-          <w:ilvl w:val="1"/>
-          <w:numId w:val="1028"/>
-        </w:numPr>
-      </w:pPr>
-      <w:r>
-        <w:rPr>
-          <w:rFonts w:hint="eastAsia" w:ascii="Times New Roman" w:hAnsi="Times New Roman" w:eastAsia="FangSong" w:cs="Times New Roman"/>
-        </w:rPr>
-        <w:t xml:space="preserve">综合推断</w:t>
-      </w:r>
-      <w:r>
-        <w:rPr>
-          <w:rFonts w:ascii="Times New Roman" w:hAnsi="Times New Roman" w:eastAsia="Times New Roman" w:cs="Times New Roman"/>
-        </w:rPr>
-        <w:t xml:space="preserve"> Z </w:t>
-      </w:r>
-      <w:r>
-        <w:rPr>
-          <w:rFonts w:hint="eastAsia" w:ascii="Times New Roman" w:hAnsi="Times New Roman" w:eastAsia="FangSong" w:cs="Times New Roman"/>
-        </w:rPr>
-        <w:t>的结构</w:t>
-      </w:r>
-      <w:r>
-        <w:rPr>
-          <w:rFonts w:hint="eastAsia" w:ascii="Times New Roman" w:hAnsi="Times New Roman" w:eastAsia="Times New Roman" w:cs="Times New Roman"/>
-        </w:rPr>
-        <w:t>。</w:t>
-      </w:r>
-    </w:p>
-    <w:p>
-      <w:pPr>
-        <w:pStyle w:val="Compact"/>
-        <w:numPr>
-          <w:ilvl w:val="0"/>
-          <w:numId w:val="1025"/>
-        </w:numPr>
-      </w:pPr>
-      <w:r>
-        <w:rPr>
-          <w:rFonts w:hint="eastAsia" w:ascii="Times New Roman" w:hAnsi="Times New Roman" w:eastAsia="Times New Roman" w:cs="Times New Roman"/>
-          <w:b/>
-          <w:bCs/>
-        </w:rPr>
-        <w:t>（</w:t>
-      </w:r>
-      <w:r>
-        <w:rPr>
-          <w:rFonts w:hint="eastAsia" w:ascii="Times New Roman" w:hAnsi="Times New Roman" w:eastAsia="FangSong" w:cs="Times New Roman"/>
-          <w:b/>
-          <w:bCs/>
-        </w:rPr>
-        <w:t>改编自第</w:t>
-      </w:r>
-      <w:r>
-        <w:rPr>
-          <w:rFonts w:ascii="Times New Roman" w:hAnsi="Times New Roman" w:eastAsia="Times New Roman" w:cs="Times New Roman"/>
-          <w:b/>
-          <w:bCs/>
-        </w:rPr>
-        <w:t xml:space="preserve"> 32 </w:t>
-      </w:r>
-      <w:r>
-        <w:rPr>
-          <w:rFonts w:hint="eastAsia" w:ascii="Times New Roman" w:hAnsi="Times New Roman" w:eastAsia="FangSong" w:cs="Times New Roman"/>
-          <w:b/>
-          <w:bCs/>
-        </w:rPr>
-        <w:t>届初赛</w:t>
-      </w:r>
-      <w:r>
-        <w:rPr>
-          <w:rFonts w:hint="eastAsia" w:ascii="Times New Roman" w:hAnsi="Times New Roman" w:eastAsia="Times New Roman" w:cs="Times New Roman"/>
-          <w:b/>
-          <w:bCs/>
-        </w:rPr>
-        <w:t>）</w:t>
-      </w:r>
-      <w:r>
-        <w:rPr>
-          <w:rFonts w:ascii="Times New Roman" w:hAnsi="Times New Roman" w:eastAsia="Times New Roman" w:cs="Times New Roman"/>
-        </w:rPr>
-        <w:t xml:space="preserve"> </w:t>
-      </w:r>
-      <w:r>
-        <w:rPr>
-          <w:rFonts w:hint="eastAsia" w:ascii="Times New Roman" w:hAnsi="Times New Roman" w:eastAsia="FangSong" w:cs="Times New Roman"/>
-        </w:rPr>
-        <w:t xml:space="preserve">某未知物</w:t>
-      </w:r>
-      <w:r>
-        <w:rPr>
-          <w:rFonts w:ascii="Times New Roman" w:hAnsi="Times New Roman" w:eastAsia="Times New Roman" w:cs="Times New Roman"/>
-        </w:rPr>
-        <w:t xml:space="preserve"> </w:t>
-      </w:r>
-      <w:r>
-        <w:rPr>
-          <w:rFonts w:hint="eastAsia" w:ascii="Times New Roman" w:hAnsi="Times New Roman" w:eastAsia="Times New Roman" w:cs="Times New Roman"/>
-        </w:rPr>
-        <w:t>A（C</w:t>
-      </w:r>
-      <w:r>
-        <w:rPr>
-          <w:rFonts w:hint="eastAsia" w:ascii="Times New Roman" w:hAnsi="Times New Roman" w:eastAsia="Times New Roman" w:cs="Times New Roman"/>
-          <w:vertAlign w:val="subscript"/>
-        </w:rPr>
-        <w:t>4</w:t>
-      </w:r>
-      <w:r>
-        <w:rPr>
-          <w:rFonts w:hint="eastAsia" w:ascii="Times New Roman" w:hAnsi="Times New Roman" w:eastAsia="Times New Roman" w:cs="Times New Roman"/>
-        </w:rPr>
-        <w:t>H</w:t>
-      </w:r>
-      <w:r>
-        <w:rPr>
-          <w:rFonts w:hint="eastAsia" w:ascii="Times New Roman" w:hAnsi="Times New Roman" w:eastAsia="Times New Roman" w:cs="Times New Roman"/>
-          <w:vertAlign w:val="subscript"/>
-        </w:rPr>
-        <w:t>8</w:t>
-      </w:r>
-      <w:r>
-        <w:rPr>
-          <w:rFonts w:hint="eastAsia" w:ascii="Times New Roman" w:hAnsi="Times New Roman" w:eastAsia="Times New Roman" w:cs="Times New Roman"/>
-        </w:rPr>
-        <w:t>O</w:t>
-      </w:r>
-      <w:r>
-        <w:rPr>
-          <w:rFonts w:hint="eastAsia" w:ascii="Times New Roman" w:hAnsi="Times New Roman" w:eastAsia="Times New Roman" w:cs="Times New Roman"/>
-          <w:vertAlign w:val="subscript"/>
-        </w:rPr>
-        <w:t>2</w:t>
-      </w:r>
-      <w:r>
-        <w:rPr>
-          <w:rFonts w:hint="eastAsia" w:ascii="Times New Roman" w:hAnsi="Times New Roman" w:eastAsia="Times New Roman" w:cs="Times New Roman"/>
-        </w:rPr>
-        <w:t>）</w:t>
-      </w:r>
-      <w:r>
-        <w:rPr>
-          <w:rFonts w:hint="eastAsia" w:ascii="Times New Roman" w:hAnsi="Times New Roman" w:eastAsia="FangSong" w:cs="Times New Roman"/>
-        </w:rPr>
-        <w:t>的波谱数据</w:t>
-      </w:r>
-      <w:r>
-        <w:rPr>
-          <w:rFonts w:hint="eastAsia" w:ascii="Times New Roman" w:hAnsi="Times New Roman" w:eastAsia="Times New Roman" w:cs="Times New Roman"/>
-        </w:rPr>
-        <w:t>：</w:t>
+          <w:rFonts w:ascii="Times New Roman" w:hAnsi="Times New Roman" w:eastAsia="Times New Roman" w:cs="Times New Roman"/>
+        </w:rPr>
+        <w:t xml:space="preserve">δ 7.4–8.1 (m, 5H)</w:t>
       </w:r>
     </w:p>
     <w:p>
@@ -22822,64 +22413,15 @@
       </w:pPr>
       <w:r>
         <w:rPr>
-          <w:rFonts w:hint="eastAsia" w:ascii="Times New Roman" w:hAnsi="Times New Roman" w:eastAsia="Times New Roman" w:cs="Times New Roman"/>
-        </w:rPr>
-        <w:t xml:space="preserve">IR：1740</w:t>
-      </w:r>
-      <w:r>
-        <w:rPr>
-          <w:rFonts w:ascii="Times New Roman" w:hAnsi="Times New Roman" w:eastAsia="Times New Roman" w:cs="Times New Roman"/>
-        </w:rPr>
-        <w:t xml:space="preserve"> </w:t>
-      </w:r>
-      <w:r>
-        <w:rPr>
-          <w:rFonts w:hint="eastAsia" w:ascii="Times New Roman" w:hAnsi="Times New Roman" w:eastAsia="Times New Roman" w:cs="Times New Roman"/>
-        </w:rPr>
-        <w:t>cm</w:t>
-      </w:r>
-      <w:r>
-        <w:rPr>
-          <w:rFonts w:hint="eastAsia" w:ascii="Times New Roman" w:hAnsi="Times New Roman" w:eastAsia="Times New Roman" w:cs="Times New Roman"/>
-          <w:vertAlign w:val="superscript"/>
-        </w:rPr>
-        <w:t>-1</w:t>
-      </w:r>
-      <w:r>
-        <w:rPr>
-          <w:rFonts w:hint="eastAsia" w:ascii="Times New Roman" w:hAnsi="Times New Roman" w:eastAsia="Times New Roman" w:cs="Times New Roman"/>
-        </w:rPr>
-        <w:t>（</w:t>
-      </w:r>
-      <w:r>
-        <w:rPr>
-          <w:rFonts w:hint="eastAsia" w:ascii="Times New Roman" w:hAnsi="Times New Roman" w:eastAsia="FangSong" w:cs="Times New Roman"/>
-        </w:rPr>
-        <w:t>强</w:t>
-      </w:r>
-      <w:r>
-        <w:rPr>
-          <w:rFonts w:hint="eastAsia" w:ascii="Times New Roman" w:hAnsi="Times New Roman" w:eastAsia="Times New Roman" w:cs="Times New Roman"/>
-        </w:rPr>
-        <w:t>），</w:t>
-      </w:r>
-      <w:r>
-        <w:rPr>
-          <w:rFonts w:hint="eastAsia" w:ascii="Times New Roman" w:hAnsi="Times New Roman" w:eastAsia="FangSong" w:cs="Times New Roman"/>
-        </w:rPr>
-        <w:t>无</w:t>
-      </w:r>
-      <w:r>
-        <w:rPr>
-          <w:rFonts w:ascii="Times New Roman" w:hAnsi="Times New Roman" w:eastAsia="Times New Roman" w:cs="Times New Roman"/>
-        </w:rPr>
-        <w:t xml:space="preserve"> OH </w:t>
-      </w:r>
-      <w:r>
-        <w:rPr>
-          <w:rFonts w:hint="eastAsia" w:ascii="Times New Roman" w:hAnsi="Times New Roman" w:eastAsia="FangSong" w:cs="Times New Roman"/>
-        </w:rPr>
-        <w:t xml:space="preserve">宽峰</w:t>
+          <w:rFonts w:hint="eastAsia" w:ascii="Times New Roman" w:hAnsi="Times New Roman" w:eastAsia="FangSong" w:cs="Times New Roman"/>
+        </w:rPr>
+        <w:t xml:space="preserve">计算不饱和度</w:t>
+      </w:r>
+      <w:r>
+        <w:rPr>
+          <w:rFonts w:ascii="Times New Roman" w:hAnsi="Times New Roman" w:eastAsia="Times New Roman" w:cs="Times New Roman"/>
+        </w:rPr>
+        <w:t xml:space="preserve"> Ω。</w:t>
       </w:r>
     </w:p>
     <w:p>
@@ -22893,6 +22435,330 @@
       <w:r>
         <w:rPr>
           <w:rFonts w:ascii="Times New Roman" w:hAnsi="Times New Roman" w:eastAsia="Times New Roman" w:cs="Times New Roman"/>
+        </w:rPr>
+        <w:t xml:space="preserve">IR </w:t>
+      </w:r>
+      <w:r>
+        <w:rPr>
+          <w:rFonts w:hint="eastAsia" w:ascii="Times New Roman" w:hAnsi="Times New Roman" w:eastAsia="FangSong" w:cs="Times New Roman"/>
+        </w:rPr>
+        <w:t>数据说明什么官能团存在</w:t>
+      </w:r>
+      <w:r>
+        <w:rPr>
+          <w:rFonts w:hint="eastAsia" w:ascii="Times New Roman" w:hAnsi="Times New Roman" w:eastAsia="Times New Roman" w:cs="Times New Roman"/>
+        </w:rPr>
+        <w:t>/</w:t>
+      </w:r>
+      <w:r>
+        <w:rPr>
+          <w:rFonts w:hint="eastAsia" w:ascii="Times New Roman" w:hAnsi="Times New Roman" w:eastAsia="FangSong" w:cs="Times New Roman"/>
+        </w:rPr>
+        <w:t>不存在</w:t>
+      </w:r>
+      <w:r>
+        <w:rPr>
+          <w:rFonts w:hint="eastAsia" w:ascii="Times New Roman" w:hAnsi="Times New Roman" w:eastAsia="Times New Roman" w:cs="Times New Roman"/>
+        </w:rPr>
+        <w:t>？</w:t>
+      </w:r>
+    </w:p>
+    <w:p>
+      <w:pPr>
+        <w:pStyle w:val="Compact"/>
+        <w:numPr>
+          <w:ilvl w:val="1"/>
+          <w:numId w:val="1029"/>
+        </w:numPr>
+      </w:pPr>
+      <w:r>
+        <w:rPr>
+          <w:rFonts w:ascii="Times New Roman" w:hAnsi="Times New Roman" w:eastAsia="Times New Roman" w:cs="Times New Roman"/>
+          <w:vertAlign w:val="superscript"/>
+        </w:rPr>
+        <w:t>1</w:t>
+      </w:r>
+      <w:r>
+        <w:rPr>
+          <w:rFonts w:ascii="Times New Roman" w:hAnsi="Times New Roman" w:eastAsia="Times New Roman" w:cs="Times New Roman"/>
+        </w:rPr>
+        <w:t xml:space="preserve">H NMR </w:t>
+      </w:r>
+      <w:r>
+        <w:rPr>
+          <w:rFonts w:hint="eastAsia" w:ascii="Times New Roman" w:hAnsi="Times New Roman" w:eastAsia="FangSong" w:cs="Times New Roman"/>
+        </w:rPr>
+        <w:t xml:space="preserve">中</w:t>
+      </w:r>
+      <w:r>
+        <w:rPr>
+          <w:rFonts w:ascii="Times New Roman" w:hAnsi="Times New Roman" w:eastAsia="Times New Roman" w:cs="Times New Roman"/>
+        </w:rPr>
+        <w:t xml:space="preserve"> δ 1.25/4.12 </w:t>
+      </w:r>
+      <w:r>
+        <w:rPr>
+          <w:rFonts w:hint="eastAsia" w:ascii="Times New Roman" w:hAnsi="Times New Roman" w:eastAsia="FangSong" w:cs="Times New Roman"/>
+        </w:rPr>
+        <w:t xml:space="preserve">的</w:t>
+      </w:r>
+      <w:r>
+        <w:rPr>
+          <w:rFonts w:ascii="Times New Roman" w:hAnsi="Times New Roman" w:eastAsia="Times New Roman" w:cs="Times New Roman"/>
+        </w:rPr>
+        <w:t xml:space="preserve"> t/q </w:t>
+      </w:r>
+      <w:r>
+        <w:rPr>
+          <w:rFonts w:hint="eastAsia" w:ascii="Times New Roman" w:hAnsi="Times New Roman" w:eastAsia="FangSong" w:cs="Times New Roman"/>
+        </w:rPr>
+        <w:t>组合对应什么结构片段</w:t>
+      </w:r>
+      <w:r>
+        <w:rPr>
+          <w:rFonts w:hint="eastAsia" w:ascii="Times New Roman" w:hAnsi="Times New Roman" w:eastAsia="Times New Roman" w:cs="Times New Roman"/>
+        </w:rPr>
+        <w:t>？</w:t>
+      </w:r>
+    </w:p>
+    <w:p>
+      <w:pPr>
+        <w:pStyle w:val="Compact"/>
+        <w:numPr>
+          <w:ilvl w:val="1"/>
+          <w:numId w:val="1029"/>
+        </w:numPr>
+      </w:pPr>
+      <w:r>
+        <w:rPr>
+          <w:rFonts w:hint="eastAsia" w:ascii="Times New Roman" w:hAnsi="Times New Roman" w:eastAsia="FangSong" w:cs="Times New Roman"/>
+        </w:rPr>
+        <w:t xml:space="preserve">综合推断</w:t>
+      </w:r>
+      <w:r>
+        <w:rPr>
+          <w:rFonts w:ascii="Times New Roman" w:hAnsi="Times New Roman" w:eastAsia="Times New Roman" w:cs="Times New Roman"/>
+        </w:rPr>
+        <w:t xml:space="preserve"> Z </w:t>
+      </w:r>
+      <w:r>
+        <w:rPr>
+          <w:rFonts w:hint="eastAsia" w:ascii="Times New Roman" w:hAnsi="Times New Roman" w:eastAsia="FangSong" w:cs="Times New Roman"/>
+        </w:rPr>
+        <w:t>的结构</w:t>
+      </w:r>
+      <w:r>
+        <w:rPr>
+          <w:rFonts w:hint="eastAsia" w:ascii="Times New Roman" w:hAnsi="Times New Roman" w:eastAsia="Times New Roman" w:cs="Times New Roman"/>
+        </w:rPr>
+        <w:t>。</w:t>
+      </w:r>
+    </w:p>
+    <w:p>
+      <w:pPr>
+        <w:pStyle w:val="Compact"/>
+        <w:numPr>
+          <w:ilvl w:val="0"/>
+          <w:numId w:val="1026"/>
+        </w:numPr>
+      </w:pPr>
+      <w:r>
+        <w:rPr>
+          <w:rFonts w:hint="eastAsia" w:ascii="Times New Roman" w:hAnsi="Times New Roman" w:eastAsia="Times New Roman" w:cs="Times New Roman"/>
+          <w:b/>
+          <w:bCs/>
+        </w:rPr>
+        <w:t>（</w:t>
+      </w:r>
+      <w:r>
+        <w:rPr>
+          <w:rFonts w:hint="eastAsia" w:ascii="Times New Roman" w:hAnsi="Times New Roman" w:eastAsia="FangSong" w:cs="Times New Roman"/>
+          <w:b/>
+          <w:bCs/>
+        </w:rPr>
+        <w:t>改编自第</w:t>
+      </w:r>
+      <w:r>
+        <w:rPr>
+          <w:rFonts w:ascii="Times New Roman" w:hAnsi="Times New Roman" w:eastAsia="Times New Roman" w:cs="Times New Roman"/>
+          <w:b/>
+          <w:bCs/>
+        </w:rPr>
+        <w:t xml:space="preserve"> 32 </w:t>
+      </w:r>
+      <w:r>
+        <w:rPr>
+          <w:rFonts w:hint="eastAsia" w:ascii="Times New Roman" w:hAnsi="Times New Roman" w:eastAsia="FangSong" w:cs="Times New Roman"/>
+          <w:b/>
+          <w:bCs/>
+        </w:rPr>
+        <w:t>届初赛</w:t>
+      </w:r>
+      <w:r>
+        <w:rPr>
+          <w:rFonts w:hint="eastAsia" w:ascii="Times New Roman" w:hAnsi="Times New Roman" w:eastAsia="Times New Roman" w:cs="Times New Roman"/>
+          <w:b/>
+          <w:bCs/>
+        </w:rPr>
+        <w:t>）</w:t>
+      </w:r>
+      <w:r>
+        <w:rPr>
+          <w:rFonts w:ascii="Times New Roman" w:hAnsi="Times New Roman" w:eastAsia="Times New Roman" w:cs="Times New Roman"/>
+        </w:rPr>
+        <w:t xml:space="preserve"> </w:t>
+      </w:r>
+      <w:r>
+        <w:rPr>
+          <w:rFonts w:hint="eastAsia" w:ascii="Times New Roman" w:hAnsi="Times New Roman" w:eastAsia="FangSong" w:cs="Times New Roman"/>
+        </w:rPr>
+        <w:t xml:space="preserve">某未知物</w:t>
+      </w:r>
+      <w:r>
+        <w:rPr>
+          <w:rFonts w:ascii="Times New Roman" w:hAnsi="Times New Roman" w:eastAsia="Times New Roman" w:cs="Times New Roman"/>
+        </w:rPr>
+        <w:t xml:space="preserve"> </w:t>
+      </w:r>
+      <w:r>
+        <w:rPr>
+          <w:rFonts w:hint="eastAsia" w:ascii="Times New Roman" w:hAnsi="Times New Roman" w:eastAsia="Times New Roman" w:cs="Times New Roman"/>
+        </w:rPr>
+        <w:t>A（C</w:t>
+      </w:r>
+      <w:r>
+        <w:rPr>
+          <w:rFonts w:hint="eastAsia" w:ascii="Times New Roman" w:hAnsi="Times New Roman" w:eastAsia="Times New Roman" w:cs="Times New Roman"/>
+          <w:vertAlign w:val="subscript"/>
+        </w:rPr>
+        <w:t>4</w:t>
+      </w:r>
+      <w:r>
+        <w:rPr>
+          <w:rFonts w:hint="eastAsia" w:ascii="Times New Roman" w:hAnsi="Times New Roman" w:eastAsia="Times New Roman" w:cs="Times New Roman"/>
+        </w:rPr>
+        <w:t>H</w:t>
+      </w:r>
+      <w:r>
+        <w:rPr>
+          <w:rFonts w:hint="eastAsia" w:ascii="Times New Roman" w:hAnsi="Times New Roman" w:eastAsia="Times New Roman" w:cs="Times New Roman"/>
+          <w:vertAlign w:val="subscript"/>
+        </w:rPr>
+        <w:t>8</w:t>
+      </w:r>
+      <w:r>
+        <w:rPr>
+          <w:rFonts w:hint="eastAsia" w:ascii="Times New Roman" w:hAnsi="Times New Roman" w:eastAsia="Times New Roman" w:cs="Times New Roman"/>
+        </w:rPr>
+        <w:t>O</w:t>
+      </w:r>
+      <w:r>
+        <w:rPr>
+          <w:rFonts w:hint="eastAsia" w:ascii="Times New Roman" w:hAnsi="Times New Roman" w:eastAsia="Times New Roman" w:cs="Times New Roman"/>
+          <w:vertAlign w:val="subscript"/>
+        </w:rPr>
+        <w:t>2</w:t>
+      </w:r>
+      <w:r>
+        <w:rPr>
+          <w:rFonts w:hint="eastAsia" w:ascii="Times New Roman" w:hAnsi="Times New Roman" w:eastAsia="Times New Roman" w:cs="Times New Roman"/>
+        </w:rPr>
+        <w:t>）</w:t>
+      </w:r>
+      <w:r>
+        <w:rPr>
+          <w:rFonts w:hint="eastAsia" w:ascii="Times New Roman" w:hAnsi="Times New Roman" w:eastAsia="FangSong" w:cs="Times New Roman"/>
+        </w:rPr>
+        <w:t>的波谱数据</w:t>
+      </w:r>
+      <w:r>
+        <w:rPr>
+          <w:rFonts w:hint="eastAsia" w:ascii="Times New Roman" w:hAnsi="Times New Roman" w:eastAsia="Times New Roman" w:cs="Times New Roman"/>
+        </w:rPr>
+        <w:t>：</w:t>
+      </w:r>
+    </w:p>
+    <w:p>
+      <w:pPr>
+        <w:pStyle w:val="Compact"/>
+        <w:numPr>
+          <w:ilvl w:val="1"/>
+          <w:numId w:val="1030"/>
+        </w:numPr>
+      </w:pPr>
+      <w:r>
+        <w:rPr>
+          <w:rFonts w:hint="eastAsia" w:ascii="Times New Roman" w:hAnsi="Times New Roman" w:eastAsia="Times New Roman" w:cs="Times New Roman"/>
+        </w:rPr>
+        <w:t xml:space="preserve">IR：1740</w:t>
+      </w:r>
+      <w:r>
+        <w:rPr>
+          <w:rFonts w:ascii="Times New Roman" w:hAnsi="Times New Roman" w:eastAsia="Times New Roman" w:cs="Times New Roman"/>
+        </w:rPr>
+        <w:t xml:space="preserve"> </w:t>
+      </w:r>
+      <w:r>
+        <w:rPr>
+          <w:rFonts w:hint="eastAsia" w:ascii="Times New Roman" w:hAnsi="Times New Roman" w:eastAsia="Times New Roman" w:cs="Times New Roman"/>
+        </w:rPr>
+        <w:t>cm</w:t>
+      </w:r>
+      <w:r>
+        <w:rPr>
+          <w:rFonts w:hint="eastAsia" w:ascii="Times New Roman" w:hAnsi="Times New Roman" w:eastAsia="Times New Roman" w:cs="Times New Roman"/>
+          <w:vertAlign w:val="superscript"/>
+        </w:rPr>
+        <w:t>-1</w:t>
+      </w:r>
+      <w:r>
+        <w:rPr>
+          <w:rFonts w:hint="eastAsia" w:ascii="Times New Roman" w:hAnsi="Times New Roman" w:eastAsia="Times New Roman" w:cs="Times New Roman"/>
+        </w:rPr>
+        <w:t>（</w:t>
+      </w:r>
+      <w:r>
+        <w:rPr>
+          <w:rFonts w:hint="eastAsia" w:ascii="Times New Roman" w:hAnsi="Times New Roman" w:eastAsia="FangSong" w:cs="Times New Roman"/>
+        </w:rPr>
+        <w:t>强</w:t>
+      </w:r>
+      <w:r>
+        <w:rPr>
+          <w:rFonts w:hint="eastAsia" w:ascii="Times New Roman" w:hAnsi="Times New Roman" w:eastAsia="Times New Roman" w:cs="Times New Roman"/>
+        </w:rPr>
+        <w:t>），</w:t>
+      </w:r>
+      <w:r>
+        <w:rPr>
+          <w:rFonts w:hint="eastAsia" w:ascii="Times New Roman" w:hAnsi="Times New Roman" w:eastAsia="FangSong" w:cs="Times New Roman"/>
+        </w:rPr>
+        <w:t>无</w:t>
+      </w:r>
+      <w:r>
+        <w:rPr>
+          <w:rFonts w:ascii="Times New Roman" w:hAnsi="Times New Roman" w:eastAsia="Times New Roman" w:cs="Times New Roman"/>
+        </w:rPr>
+        <w:t xml:space="preserve"> OH </w:t>
+      </w:r>
+      <w:r>
+        <w:rPr>
+          <w:rFonts w:hint="eastAsia" w:ascii="Times New Roman" w:hAnsi="Times New Roman" w:eastAsia="FangSong" w:cs="Times New Roman"/>
+        </w:rPr>
+        <w:t xml:space="preserve">宽峰</w:t>
+      </w:r>
+    </w:p>
+    <w:p>
+      <w:pPr>
+        <w:pStyle w:val="Compact"/>
+        <w:numPr>
+          <w:ilvl w:val="1"/>
+          <w:numId w:val="1030"/>
+        </w:numPr>
+      </w:pPr>
+      <w:r>
+        <w:rPr>
+          <w:rFonts w:ascii="Times New Roman" w:hAnsi="Times New Roman" w:eastAsia="Times New Roman" w:cs="Times New Roman"/>
           <w:vertAlign w:val="superscript"/>
         </w:rPr>
         <w:t>1</w:t>
@@ -22915,7 +22781,7 @@
         <w:pStyle w:val="Compact"/>
         <w:numPr>
           <w:ilvl w:val="2"/>
-          <w:numId w:val="1030"/>
+          <w:numId w:val="1031"/>
         </w:numPr>
       </w:pPr>
       <w:r>
@@ -22930,7 +22796,7 @@
         <w:pStyle w:val="Compact"/>
         <w:numPr>
           <w:ilvl w:val="2"/>
-          <w:numId w:val="1030"/>
+          <w:numId w:val="1031"/>
         </w:numPr>
       </w:pPr>
       <w:r>
@@ -22945,309 +22811,14 @@
         <w:pStyle w:val="Compact"/>
         <w:numPr>
           <w:ilvl w:val="2"/>
-          <w:numId w:val="1030"/>
-        </w:numPr>
-      </w:pPr>
-      <w:r>
-        <w:rPr>
-          <w:rFonts w:ascii="Times New Roman" w:hAnsi="Times New Roman" w:eastAsia="Times New Roman" w:cs="Times New Roman"/>
-        </w:rPr>
-        <w:t xml:space="preserve">δ 4.12 (q, 2H, J = 7.1 Hz)</w:t>
-      </w:r>
-    </w:p>
-    <w:p>
-      <w:pPr>
-        <w:pStyle w:val="Compact"/>
-        <w:numPr>
-          <w:ilvl w:val="1"/>
           <w:numId w:val="1031"/>
         </w:numPr>
       </w:pPr>
       <w:r>
         <w:rPr>
-          <w:rFonts w:hint="eastAsia" w:ascii="Times New Roman" w:hAnsi="Times New Roman" w:eastAsia="FangSong" w:cs="Times New Roman"/>
-        </w:rPr>
-        <w:t xml:space="preserve">判断</w:t>
-      </w:r>
-      <w:r>
-        <w:rPr>
-          <w:rFonts w:ascii="Times New Roman" w:hAnsi="Times New Roman" w:eastAsia="Times New Roman" w:cs="Times New Roman"/>
-        </w:rPr>
-        <w:t xml:space="preserve"> A </w:t>
-      </w:r>
-      <w:r>
-        <w:rPr>
-          <w:rFonts w:hint="eastAsia" w:ascii="Times New Roman" w:hAnsi="Times New Roman" w:eastAsia="FangSong" w:cs="Times New Roman"/>
-        </w:rPr>
-        <w:t>是否含苯环</w:t>
-      </w:r>
-      <w:r>
-        <w:rPr>
-          <w:rFonts w:hint="eastAsia" w:ascii="Times New Roman" w:hAnsi="Times New Roman" w:eastAsia="Times New Roman" w:cs="Times New Roman"/>
-        </w:rPr>
-        <w:t>。</w:t>
-      </w:r>
-    </w:p>
-    <w:p>
-      <w:pPr>
-        <w:pStyle w:val="Compact"/>
-        <w:numPr>
-          <w:ilvl w:val="1"/>
-          <w:numId w:val="1031"/>
-        </w:numPr>
-      </w:pPr>
-      <w:r>
-        <w:rPr>
-          <w:rFonts w:ascii="Times New Roman" w:hAnsi="Times New Roman" w:eastAsia="Times New Roman" w:cs="Times New Roman"/>
-        </w:rPr>
-        <w:t>IR 1740 cm</w:t>
-      </w:r>
-      <w:r>
-        <w:rPr>
-          <w:rFonts w:ascii="Times New Roman" w:hAnsi="Times New Roman" w:eastAsia="Times New Roman" w:cs="Times New Roman"/>
-          <w:vertAlign w:val="superscript"/>
-        </w:rPr>
-        <w:t>-1</w:t>
-      </w:r>
-      <w:r>
-        <w:rPr>
-          <w:rFonts w:ascii="Times New Roman" w:hAnsi="Times New Roman" w:eastAsia="Times New Roman" w:cs="Times New Roman"/>
-        </w:rPr>
-        <w:t xml:space="preserve"> </w:t>
-      </w:r>
-      <w:r>
-        <w:rPr>
-          <w:rFonts w:hint="eastAsia" w:ascii="Times New Roman" w:hAnsi="Times New Roman" w:eastAsia="FangSong" w:cs="Times New Roman"/>
-        </w:rPr>
-        <w:t>指向什么官能团</w:t>
-      </w:r>
-      <w:r>
-        <w:rPr>
-          <w:rFonts w:hint="eastAsia" w:ascii="Times New Roman" w:hAnsi="Times New Roman" w:eastAsia="Times New Roman" w:cs="Times New Roman"/>
-        </w:rPr>
-        <w:t>？</w:t>
-      </w:r>
-      <w:r>
-        <w:rPr>
-          <w:rFonts w:hint="eastAsia" w:ascii="Times New Roman" w:hAnsi="Times New Roman" w:eastAsia="FangSong" w:cs="Times New Roman"/>
-        </w:rPr>
-        <w:t>排除什么官能团</w:t>
-      </w:r>
-      <w:r>
-        <w:rPr>
-          <w:rFonts w:hint="eastAsia" w:ascii="Times New Roman" w:hAnsi="Times New Roman" w:eastAsia="Times New Roman" w:cs="Times New Roman"/>
-        </w:rPr>
-        <w:t>？</w:t>
-      </w:r>
-    </w:p>
-    <w:p>
-      <w:pPr>
-        <w:pStyle w:val="Compact"/>
-        <w:numPr>
-          <w:ilvl w:val="1"/>
-          <w:numId w:val="1031"/>
-        </w:numPr>
-      </w:pPr>
-      <w:r>
-        <w:rPr>
-          <w:rFonts w:ascii="Times New Roman" w:hAnsi="Times New Roman" w:eastAsia="Times New Roman" w:cs="Times New Roman"/>
-          <w:vertAlign w:val="superscript"/>
-        </w:rPr>
-        <w:t>1</w:t>
-      </w:r>
-      <w:r>
-        <w:rPr>
-          <w:rFonts w:ascii="Times New Roman" w:hAnsi="Times New Roman" w:eastAsia="Times New Roman" w:cs="Times New Roman"/>
-        </w:rPr>
-        <w:t xml:space="preserve">H NMR </w:t>
-      </w:r>
-      <w:r>
-        <w:rPr>
-          <w:rFonts w:hint="eastAsia" w:ascii="Times New Roman" w:hAnsi="Times New Roman" w:eastAsia="FangSong" w:cs="Times New Roman"/>
-        </w:rPr>
-        <w:t xml:space="preserve">中</w:t>
-      </w:r>
-      <w:r>
-        <w:rPr>
-          <w:rFonts w:ascii="Times New Roman" w:hAnsi="Times New Roman" w:eastAsia="Times New Roman" w:cs="Times New Roman"/>
-        </w:rPr>
-        <w:t xml:space="preserve"> δ 2.04 (s, 3H) </w:t>
-      </w:r>
-      <w:r>
-        <w:rPr>
-          <w:rFonts w:hint="eastAsia" w:ascii="Times New Roman" w:hAnsi="Times New Roman" w:eastAsia="FangSong" w:cs="Times New Roman"/>
-        </w:rPr>
-        <w:t xml:space="preserve">和</w:t>
-      </w:r>
-      <w:r>
-        <w:rPr>
-          <w:rFonts w:ascii="Times New Roman" w:hAnsi="Times New Roman" w:eastAsia="Times New Roman" w:cs="Times New Roman"/>
-        </w:rPr>
-        <w:t xml:space="preserve"> δ 1.26/4.12 </w:t>
-      </w:r>
-      <w:r>
-        <w:rPr>
-          <w:rFonts w:hint="eastAsia" w:ascii="Times New Roman" w:hAnsi="Times New Roman" w:eastAsia="FangSong" w:cs="Times New Roman"/>
-        </w:rPr>
-        <w:t xml:space="preserve">的</w:t>
-      </w:r>
-      <w:r>
-        <w:rPr>
-          <w:rFonts w:ascii="Times New Roman" w:hAnsi="Times New Roman" w:eastAsia="Times New Roman" w:cs="Times New Roman"/>
-        </w:rPr>
-        <w:t xml:space="preserve"> t/q </w:t>
-      </w:r>
-      <w:r>
-        <w:rPr>
-          <w:rFonts w:hint="eastAsia" w:ascii="Times New Roman" w:hAnsi="Times New Roman" w:eastAsia="FangSong" w:cs="Times New Roman"/>
-        </w:rPr>
-        <w:t>组合分别对应什么结构片段</w:t>
-      </w:r>
-      <w:r>
-        <w:rPr>
-          <w:rFonts w:hint="eastAsia" w:ascii="Times New Roman" w:hAnsi="Times New Roman" w:eastAsia="Times New Roman" w:cs="Times New Roman"/>
-        </w:rPr>
-        <w:t>？</w:t>
-      </w:r>
-    </w:p>
-    <w:p>
-      <w:pPr>
-        <w:pStyle w:val="Compact"/>
-        <w:numPr>
-          <w:ilvl w:val="1"/>
-          <w:numId w:val="1031"/>
-        </w:numPr>
-      </w:pPr>
-      <w:r>
-        <w:rPr>
-          <w:rFonts w:hint="eastAsia" w:ascii="Times New Roman" w:hAnsi="Times New Roman" w:eastAsia="FangSong" w:cs="Times New Roman"/>
-        </w:rPr>
-        <w:t xml:space="preserve">推断</w:t>
-      </w:r>
-      <w:r>
-        <w:rPr>
-          <w:rFonts w:ascii="Times New Roman" w:hAnsi="Times New Roman" w:eastAsia="Times New Roman" w:cs="Times New Roman"/>
-        </w:rPr>
-        <w:t xml:space="preserve"> A </w:t>
-      </w:r>
-      <w:r>
-        <w:rPr>
-          <w:rFonts w:hint="eastAsia" w:ascii="Times New Roman" w:hAnsi="Times New Roman" w:eastAsia="FangSong" w:cs="Times New Roman"/>
-        </w:rPr>
-        <w:t>的完整结构</w:t>
-      </w:r>
-      <w:r>
-        <w:rPr>
-          <w:rFonts w:hint="eastAsia" w:ascii="Times New Roman" w:hAnsi="Times New Roman" w:eastAsia="Times New Roman" w:cs="Times New Roman"/>
-        </w:rPr>
-        <w:t>，</w:t>
-      </w:r>
-      <w:r>
-        <w:rPr>
-          <w:rFonts w:hint="eastAsia" w:ascii="Times New Roman" w:hAnsi="Times New Roman" w:eastAsia="FangSong" w:cs="Times New Roman"/>
-        </w:rPr>
-        <w:t>并验证所有谱图数据的一致性</w:t>
-      </w:r>
-      <w:r>
-        <w:rPr>
-          <w:rFonts w:hint="eastAsia" w:ascii="Times New Roman" w:hAnsi="Times New Roman" w:eastAsia="Times New Roman" w:cs="Times New Roman"/>
-        </w:rPr>
-        <w:t>。</w:t>
-      </w:r>
-    </w:p>
-    <w:p>
-      <w:pPr>
-        <w:pStyle w:val="Compact"/>
-        <w:numPr>
-          <w:ilvl w:val="0"/>
-          <w:numId w:val="1025"/>
-        </w:numPr>
-      </w:pPr>
-      <w:r>
-        <w:rPr>
-          <w:rFonts w:hint="eastAsia" w:ascii="Times New Roman" w:hAnsi="Times New Roman" w:eastAsia="Times New Roman" w:cs="Times New Roman"/>
-          <w:b/>
-          <w:bCs/>
-        </w:rPr>
-        <w:t>（</w:t>
-      </w:r>
-      <w:r>
-        <w:rPr>
-          <w:rFonts w:hint="eastAsia" w:ascii="Times New Roman" w:hAnsi="Times New Roman" w:eastAsia="FangSong" w:cs="Times New Roman"/>
-          <w:b/>
-          <w:bCs/>
-        </w:rPr>
-        <w:t>综合解析题</w:t>
-      </w:r>
-      <w:r>
-        <w:rPr>
-          <w:rFonts w:hint="eastAsia" w:ascii="Times New Roman" w:hAnsi="Times New Roman" w:eastAsia="Times New Roman" w:cs="Times New Roman"/>
-          <w:b/>
-          <w:bCs/>
-        </w:rPr>
-        <w:t>）</w:t>
-      </w:r>
-      <w:r>
-        <w:rPr>
-          <w:rFonts w:ascii="Times New Roman" w:hAnsi="Times New Roman" w:eastAsia="Times New Roman" w:cs="Times New Roman"/>
-        </w:rPr>
-        <w:t xml:space="preserve"> </w:t>
-      </w:r>
-      <w:r>
-        <w:rPr>
-          <w:rFonts w:hint="eastAsia" w:ascii="Times New Roman" w:hAnsi="Times New Roman" w:eastAsia="FangSong" w:cs="Times New Roman"/>
-        </w:rPr>
-        <w:t xml:space="preserve">化合物</w:t>
-      </w:r>
-      <w:r>
-        <w:rPr>
-          <w:rFonts w:ascii="Times New Roman" w:hAnsi="Times New Roman" w:eastAsia="Times New Roman" w:cs="Times New Roman"/>
-        </w:rPr>
-        <w:t xml:space="preserve"> </w:t>
-      </w:r>
-      <w:r>
-        <w:rPr>
-          <w:rFonts w:hint="eastAsia" w:ascii="Times New Roman" w:hAnsi="Times New Roman" w:eastAsia="Times New Roman" w:cs="Times New Roman"/>
-        </w:rPr>
-        <w:t>B（C</w:t>
-      </w:r>
-      <w:r>
-        <w:rPr>
-          <w:rFonts w:hint="eastAsia" w:ascii="Times New Roman" w:hAnsi="Times New Roman" w:eastAsia="Times New Roman" w:cs="Times New Roman"/>
-          <w:vertAlign w:val="subscript"/>
-        </w:rPr>
-        <w:t>10</w:t>
-      </w:r>
-      <w:r>
-        <w:rPr>
-          <w:rFonts w:hint="eastAsia" w:ascii="Times New Roman" w:hAnsi="Times New Roman" w:eastAsia="Times New Roman" w:cs="Times New Roman"/>
-        </w:rPr>
-        <w:t>H</w:t>
-      </w:r>
-      <w:r>
-        <w:rPr>
-          <w:rFonts w:hint="eastAsia" w:ascii="Times New Roman" w:hAnsi="Times New Roman" w:eastAsia="Times New Roman" w:cs="Times New Roman"/>
-          <w:vertAlign w:val="subscript"/>
-        </w:rPr>
-        <w:t>12</w:t>
-      </w:r>
-      <w:r>
-        <w:rPr>
-          <w:rFonts w:hint="eastAsia" w:ascii="Times New Roman" w:hAnsi="Times New Roman" w:eastAsia="Times New Roman" w:cs="Times New Roman"/>
-        </w:rPr>
-        <w:t>O）</w:t>
-      </w:r>
-      <w:r>
-        <w:rPr>
-          <w:rFonts w:hint="eastAsia" w:ascii="Times New Roman" w:hAnsi="Times New Roman" w:eastAsia="FangSong" w:cs="Times New Roman"/>
-        </w:rPr>
-        <w:t>的波谱数据</w:t>
-      </w:r>
-      <w:r>
-        <w:rPr>
-          <w:rFonts w:hint="eastAsia" w:ascii="Times New Roman" w:hAnsi="Times New Roman" w:eastAsia="Times New Roman" w:cs="Times New Roman"/>
-        </w:rPr>
-        <w:t>：</w:t>
+          <w:rFonts w:ascii="Times New Roman" w:hAnsi="Times New Roman" w:eastAsia="Times New Roman" w:cs="Times New Roman"/>
+        </w:rPr>
+        <w:t xml:space="preserve">δ 4.12 (q, 2H, J = 7.1 Hz)</w:t>
       </w:r>
     </w:p>
     <w:p>
@@ -23260,28 +22831,27 @@
       </w:pPr>
       <w:r>
         <w:rPr>
-          <w:rFonts w:hint="eastAsia" w:ascii="Times New Roman" w:hAnsi="Times New Roman" w:eastAsia="Times New Roman" w:cs="Times New Roman"/>
-        </w:rPr>
-        <w:t>MS：M</w:t>
-      </w:r>
-      <w:r>
-        <w:rPr>
-          <w:rFonts w:hint="eastAsia" w:ascii="Times New Roman" w:hAnsi="Times New Roman" w:eastAsia="Times New Roman" w:cs="Times New Roman"/>
-          <w:vertAlign w:val="superscript"/>
-        </w:rPr>
-        <w:t>+</w:t>
-      </w:r>
-      <w:r>
-        <w:rPr>
-          <w:rFonts w:hint="eastAsia" w:ascii="Times New Roman" w:hAnsi="Times New Roman" w:eastAsia="Times New Roman" w:cs="Times New Roman"/>
-        </w:rPr>
-        <w:t>•</w:t>
-      </w:r>
-      <w:r>
-        <w:rPr>
-          <w:rFonts w:ascii="Times New Roman" w:hAnsi="Times New Roman" w:eastAsia="Times New Roman" w:cs="Times New Roman"/>
-        </w:rPr>
-        <w:t xml:space="preserve"> = 148</w:t>
+          <w:rFonts w:hint="eastAsia" w:ascii="Times New Roman" w:hAnsi="Times New Roman" w:eastAsia="FangSong" w:cs="Times New Roman"/>
+        </w:rPr>
+        <w:t xml:space="preserve">判断</w:t>
+      </w:r>
+      <w:r>
+        <w:rPr>
+          <w:rFonts w:ascii="Times New Roman" w:hAnsi="Times New Roman" w:eastAsia="Times New Roman" w:cs="Times New Roman"/>
+        </w:rPr>
+        <w:t xml:space="preserve"> A </w:t>
+      </w:r>
+      <w:r>
+        <w:rPr>
+          <w:rFonts w:hint="eastAsia" w:ascii="Times New Roman" w:hAnsi="Times New Roman" w:eastAsia="FangSong" w:cs="Times New Roman"/>
+        </w:rPr>
+        <w:t>是否含苯环</w:t>
+      </w:r>
+      <w:r>
+        <w:rPr>
+          <w:rFonts w:hint="eastAsia" w:ascii="Times New Roman" w:hAnsi="Times New Roman" w:eastAsia="Times New Roman" w:cs="Times New Roman"/>
+        </w:rPr>
+        <w:t>。</w:t>
       </w:r>
     </w:p>
     <w:p>
@@ -23294,9 +22864,16 @@
       </w:pPr>
       <w:r>
         <w:rPr>
-          <w:rFonts w:hint="eastAsia" w:ascii="Times New Roman" w:hAnsi="Times New Roman" w:eastAsia="Times New Roman" w:cs="Times New Roman"/>
-        </w:rPr>
-        <w:t xml:space="preserve">IR：1685</w:t>
+          <w:rFonts w:ascii="Times New Roman" w:hAnsi="Times New Roman" w:eastAsia="Times New Roman" w:cs="Times New Roman"/>
+        </w:rPr>
+        <w:t>IR 1740 cm</w:t>
+      </w:r>
+      <w:r>
+        <w:rPr>
+          <w:rFonts w:ascii="Times New Roman" w:hAnsi="Times New Roman" w:eastAsia="Times New Roman" w:cs="Times New Roman"/>
+          <w:vertAlign w:val="superscript"/>
+        </w:rPr>
+        <w:t>-1</w:t>
       </w:r>
       <w:r>
         <w:rPr>
@@ -23306,126 +22883,27 @@
       </w:r>
       <w:r>
         <w:rPr>
-          <w:rFonts w:hint="eastAsia" w:ascii="Times New Roman" w:hAnsi="Times New Roman" w:eastAsia="Times New Roman" w:cs="Times New Roman"/>
-        </w:rPr>
-        <w:t>cm</w:t>
-      </w:r>
-      <w:r>
-        <w:rPr>
-          <w:rFonts w:hint="eastAsia" w:ascii="Times New Roman" w:hAnsi="Times New Roman" w:eastAsia="Times New Roman" w:cs="Times New Roman"/>
-          <w:vertAlign w:val="superscript"/>
-        </w:rPr>
-        <w:t>-1</w:t>
-      </w:r>
-      <w:r>
-        <w:rPr>
-          <w:rFonts w:hint="eastAsia" w:ascii="Times New Roman" w:hAnsi="Times New Roman" w:eastAsia="Times New Roman" w:cs="Times New Roman"/>
-        </w:rPr>
-        <w:t>（</w:t>
-      </w:r>
-      <w:r>
-        <w:rPr>
-          <w:rFonts w:hint="eastAsia" w:ascii="Times New Roman" w:hAnsi="Times New Roman" w:eastAsia="FangSong" w:cs="Times New Roman"/>
-        </w:rPr>
-        <w:t>强</w:t>
-      </w:r>
-      <w:r>
-        <w:rPr>
-          <w:rFonts w:hint="eastAsia" w:ascii="Times New Roman" w:hAnsi="Times New Roman" w:eastAsia="Times New Roman" w:cs="Times New Roman"/>
-        </w:rPr>
-        <w:t>），1600</w:t>
-      </w:r>
-      <w:r>
-        <w:rPr>
-          <w:rFonts w:ascii="Times New Roman" w:hAnsi="Times New Roman" w:eastAsia="Times New Roman" w:cs="Times New Roman"/>
-        </w:rPr>
-        <w:t xml:space="preserve"> </w:t>
-      </w:r>
-      <w:r>
-        <w:rPr>
-          <w:rFonts w:hint="eastAsia" w:ascii="Times New Roman" w:hAnsi="Times New Roman" w:eastAsia="Times New Roman" w:cs="Times New Roman"/>
-        </w:rPr>
-        <w:t>cm</w:t>
-      </w:r>
-      <w:r>
-        <w:rPr>
-          <w:rFonts w:hint="eastAsia" w:ascii="Times New Roman" w:hAnsi="Times New Roman" w:eastAsia="Times New Roman" w:cs="Times New Roman"/>
-          <w:vertAlign w:val="superscript"/>
-        </w:rPr>
-        <w:t>-1</w:t>
-      </w:r>
-      <w:r>
-        <w:rPr>
-          <w:rFonts w:hint="eastAsia" w:ascii="Times New Roman" w:hAnsi="Times New Roman" w:eastAsia="Times New Roman" w:cs="Times New Roman"/>
-        </w:rPr>
-        <w:t>（</w:t>
-      </w:r>
-      <w:r>
-        <w:rPr>
-          <w:rFonts w:hint="eastAsia" w:ascii="Times New Roman" w:hAnsi="Times New Roman" w:eastAsia="FangSong" w:cs="Times New Roman"/>
-        </w:rPr>
-        <w:t>中</w:t>
-      </w:r>
-      <w:r>
-        <w:rPr>
-          <w:rFonts w:hint="eastAsia" w:ascii="Times New Roman" w:hAnsi="Times New Roman" w:eastAsia="Times New Roman" w:cs="Times New Roman"/>
-        </w:rPr>
-        <w:t>），1500</w:t>
-      </w:r>
-      <w:r>
-        <w:rPr>
-          <w:rFonts w:ascii="Times New Roman" w:hAnsi="Times New Roman" w:eastAsia="Times New Roman" w:cs="Times New Roman"/>
-        </w:rPr>
-        <w:t xml:space="preserve"> </w:t>
-      </w:r>
-      <w:r>
-        <w:rPr>
-          <w:rFonts w:hint="eastAsia" w:ascii="Times New Roman" w:hAnsi="Times New Roman" w:eastAsia="Times New Roman" w:cs="Times New Roman"/>
-        </w:rPr>
-        <w:t>cm</w:t>
-      </w:r>
-      <w:r>
-        <w:rPr>
-          <w:rFonts w:hint="eastAsia" w:ascii="Times New Roman" w:hAnsi="Times New Roman" w:eastAsia="Times New Roman" w:cs="Times New Roman"/>
-          <w:vertAlign w:val="superscript"/>
-        </w:rPr>
-        <w:t>-1</w:t>
-      </w:r>
-      <w:r>
-        <w:rPr>
-          <w:rFonts w:hint="eastAsia" w:ascii="Times New Roman" w:hAnsi="Times New Roman" w:eastAsia="Times New Roman" w:cs="Times New Roman"/>
-        </w:rPr>
-        <w:t>（</w:t>
-      </w:r>
-      <w:r>
-        <w:rPr>
-          <w:rFonts w:hint="eastAsia" w:ascii="Times New Roman" w:hAnsi="Times New Roman" w:eastAsia="FangSong" w:cs="Times New Roman"/>
-        </w:rPr>
-        <w:t>中</w:t>
-      </w:r>
-      <w:r>
-        <w:rPr>
-          <w:rFonts w:hint="eastAsia" w:ascii="Times New Roman" w:hAnsi="Times New Roman" w:eastAsia="Times New Roman" w:cs="Times New Roman"/>
-        </w:rPr>
-        <w:t>），</w:t>
-      </w:r>
-      <w:r>
-        <w:rPr>
-          <w:rFonts w:hint="eastAsia" w:ascii="Times New Roman" w:hAnsi="Times New Roman" w:eastAsia="FangSong" w:cs="Times New Roman"/>
-        </w:rPr>
-        <w:t>无</w:t>
-      </w:r>
-      <w:r>
-        <w:rPr>
-          <w:rFonts w:ascii="Times New Roman" w:hAnsi="Times New Roman" w:eastAsia="Times New Roman" w:cs="Times New Roman"/>
-        </w:rPr>
-        <w:t xml:space="preserve"> OH </w:t>
-      </w:r>
-      <w:r>
-        <w:rPr>
-          <w:rFonts w:hint="eastAsia" w:ascii="Times New Roman" w:hAnsi="Times New Roman" w:eastAsia="FangSong" w:cs="Times New Roman"/>
-        </w:rPr>
-        <w:t xml:space="preserve">宽峰</w:t>
+          <w:rFonts w:hint="eastAsia" w:ascii="Times New Roman" w:hAnsi="Times New Roman" w:eastAsia="FangSong" w:cs="Times New Roman"/>
+        </w:rPr>
+        <w:t>指向什么官能团</w:t>
+      </w:r>
+      <w:r>
+        <w:rPr>
+          <w:rFonts w:hint="eastAsia" w:ascii="Times New Roman" w:hAnsi="Times New Roman" w:eastAsia="Times New Roman" w:cs="Times New Roman"/>
+        </w:rPr>
+        <w:t>？</w:t>
+      </w:r>
+      <w:r>
+        <w:rPr>
+          <w:rFonts w:hint="eastAsia" w:ascii="Times New Roman" w:hAnsi="Times New Roman" w:eastAsia="FangSong" w:cs="Times New Roman"/>
+        </w:rPr>
+        <w:t>排除什么官能团</w:t>
+      </w:r>
+      <w:r>
+        <w:rPr>
+          <w:rFonts w:hint="eastAsia" w:ascii="Times New Roman" w:hAnsi="Times New Roman" w:eastAsia="Times New Roman" w:cs="Times New Roman"/>
+        </w:rPr>
+        <w:t>？</w:t>
       </w:r>
     </w:p>
     <w:p>
@@ -23441,55 +22919,61 @@
           <w:rFonts w:ascii="Times New Roman" w:hAnsi="Times New Roman" w:eastAsia="Times New Roman" w:cs="Times New Roman"/>
           <w:vertAlign w:val="superscript"/>
         </w:rPr>
-        <w:t>13</w:t>
-      </w:r>
-      <w:r>
-        <w:rPr>
-          <w:rFonts w:ascii="Times New Roman" w:hAnsi="Times New Roman" w:eastAsia="Times New Roman" w:cs="Times New Roman"/>
-        </w:rPr>
-        <w:t xml:space="preserve">C </w:t>
-      </w:r>
-      <w:r>
-        <w:rPr>
-          <w:rFonts w:hint="eastAsia" w:ascii="Times New Roman" w:hAnsi="Times New Roman" w:eastAsia="Times New Roman" w:cs="Times New Roman"/>
-        </w:rPr>
-        <w:t xml:space="preserve">NMR：δ</w:t>
-      </w:r>
-      <w:r>
-        <w:rPr>
-          <w:rFonts w:ascii="Times New Roman" w:hAnsi="Times New Roman" w:eastAsia="Times New Roman" w:cs="Times New Roman"/>
-        </w:rPr>
-        <w:t xml:space="preserve"> 13.8, 17.8, 40.5, 128.0, 128.6, 132.9, 137.0, </w:t>
-      </w:r>
-      <w:r>
-        <w:rPr>
-          <w:rFonts w:hint="eastAsia" w:ascii="Times New Roman" w:hAnsi="Times New Roman" w:eastAsia="Times New Roman" w:cs="Times New Roman"/>
-        </w:rPr>
-        <w:t>200.0（</w:t>
-      </w:r>
-      <w:r>
-        <w:rPr>
-          <w:rFonts w:hint="eastAsia" w:ascii="Times New Roman" w:hAnsi="Times New Roman" w:eastAsia="FangSong" w:cs="Times New Roman"/>
-        </w:rPr>
-        <w:t>共</w:t>
-      </w:r>
-      <w:r>
-        <w:rPr>
-          <w:rFonts w:ascii="Times New Roman" w:hAnsi="Times New Roman" w:eastAsia="Times New Roman" w:cs="Times New Roman"/>
-        </w:rPr>
-        <w:t xml:space="preserve"> 8 </w:t>
-      </w:r>
-      <w:r>
-        <w:rPr>
-          <w:rFonts w:hint="eastAsia" w:ascii="Times New Roman" w:hAnsi="Times New Roman" w:eastAsia="FangSong" w:cs="Times New Roman"/>
-        </w:rPr>
-        <w:t>个峰</w:t>
-      </w:r>
-      <w:r>
-        <w:rPr>
-          <w:rFonts w:hint="eastAsia" w:ascii="Times New Roman" w:hAnsi="Times New Roman" w:eastAsia="Times New Roman" w:cs="Times New Roman"/>
-        </w:rPr>
-        <w:t>）</w:t>
+        <w:t>1</w:t>
+      </w:r>
+      <w:r>
+        <w:rPr>
+          <w:rFonts w:ascii="Times New Roman" w:hAnsi="Times New Roman" w:eastAsia="Times New Roman" w:cs="Times New Roman"/>
+        </w:rPr>
+        <w:t xml:space="preserve">H NMR </w:t>
+      </w:r>
+      <w:r>
+        <w:rPr>
+          <w:rFonts w:hint="eastAsia" w:ascii="Times New Roman" w:hAnsi="Times New Roman" w:eastAsia="FangSong" w:cs="Times New Roman"/>
+        </w:rPr>
+        <w:t xml:space="preserve">中</w:t>
+      </w:r>
+      <w:r>
+        <w:rPr>
+          <w:rFonts w:ascii="Times New Roman" w:hAnsi="Times New Roman" w:eastAsia="Times New Roman" w:cs="Times New Roman"/>
+        </w:rPr>
+        <w:t xml:space="preserve"> δ 2.04 (s, 3H) </w:t>
+      </w:r>
+      <w:r>
+        <w:rPr>
+          <w:rFonts w:hint="eastAsia" w:ascii="Times New Roman" w:hAnsi="Times New Roman" w:eastAsia="FangSong" w:cs="Times New Roman"/>
+        </w:rPr>
+        <w:t xml:space="preserve">和</w:t>
+      </w:r>
+      <w:r>
+        <w:rPr>
+          <w:rFonts w:ascii="Times New Roman" w:hAnsi="Times New Roman" w:eastAsia="Times New Roman" w:cs="Times New Roman"/>
+        </w:rPr>
+        <w:t xml:space="preserve"> δ 1.26/4.12 </w:t>
+      </w:r>
+      <w:r>
+        <w:rPr>
+          <w:rFonts w:hint="eastAsia" w:ascii="Times New Roman" w:hAnsi="Times New Roman" w:eastAsia="FangSong" w:cs="Times New Roman"/>
+        </w:rPr>
+        <w:t xml:space="preserve">的</w:t>
+      </w:r>
+      <w:r>
+        <w:rPr>
+          <w:rFonts w:ascii="Times New Roman" w:hAnsi="Times New Roman" w:eastAsia="Times New Roman" w:cs="Times New Roman"/>
+        </w:rPr>
+        <w:t xml:space="preserve"> t/q </w:t>
+      </w:r>
+      <w:r>
+        <w:rPr>
+          <w:rFonts w:hint="eastAsia" w:ascii="Times New Roman" w:hAnsi="Times New Roman" w:eastAsia="FangSong" w:cs="Times New Roman"/>
+        </w:rPr>
+        <w:t>组合分别对应什么结构片段</w:t>
+      </w:r>
+      <w:r>
+        <w:rPr>
+          <w:rFonts w:hint="eastAsia" w:ascii="Times New Roman" w:hAnsi="Times New Roman" w:eastAsia="Times New Roman" w:cs="Times New Roman"/>
+        </w:rPr>
+        <w:t>？</w:t>
       </w:r>
     </w:p>
     <w:p>
@@ -23502,6 +22986,388 @@
       </w:pPr>
       <w:r>
         <w:rPr>
+          <w:rFonts w:hint="eastAsia" w:ascii="Times New Roman" w:hAnsi="Times New Roman" w:eastAsia="FangSong" w:cs="Times New Roman"/>
+        </w:rPr>
+        <w:t xml:space="preserve">推断</w:t>
+      </w:r>
+      <w:r>
+        <w:rPr>
+          <w:rFonts w:ascii="Times New Roman" w:hAnsi="Times New Roman" w:eastAsia="Times New Roman" w:cs="Times New Roman"/>
+        </w:rPr>
+        <w:t xml:space="preserve"> A </w:t>
+      </w:r>
+      <w:r>
+        <w:rPr>
+          <w:rFonts w:hint="eastAsia" w:ascii="Times New Roman" w:hAnsi="Times New Roman" w:eastAsia="FangSong" w:cs="Times New Roman"/>
+        </w:rPr>
+        <w:t>的完整结构</w:t>
+      </w:r>
+      <w:r>
+        <w:rPr>
+          <w:rFonts w:hint="eastAsia" w:ascii="Times New Roman" w:hAnsi="Times New Roman" w:eastAsia="Times New Roman" w:cs="Times New Roman"/>
+        </w:rPr>
+        <w:t>，</w:t>
+      </w:r>
+      <w:r>
+        <w:rPr>
+          <w:rFonts w:hint="eastAsia" w:ascii="Times New Roman" w:hAnsi="Times New Roman" w:eastAsia="FangSong" w:cs="Times New Roman"/>
+        </w:rPr>
+        <w:t>并验证所有谱图数据的一致性</w:t>
+      </w:r>
+      <w:r>
+        <w:rPr>
+          <w:rFonts w:hint="eastAsia" w:ascii="Times New Roman" w:hAnsi="Times New Roman" w:eastAsia="Times New Roman" w:cs="Times New Roman"/>
+        </w:rPr>
+        <w:t>。</w:t>
+      </w:r>
+    </w:p>
+    <w:p>
+      <w:pPr>
+        <w:pStyle w:val="Compact"/>
+        <w:numPr>
+          <w:ilvl w:val="0"/>
+          <w:numId w:val="1026"/>
+        </w:numPr>
+      </w:pPr>
+      <w:r>
+        <w:rPr>
+          <w:rFonts w:hint="eastAsia" w:ascii="Times New Roman" w:hAnsi="Times New Roman" w:eastAsia="Times New Roman" w:cs="Times New Roman"/>
+          <w:b/>
+          <w:bCs/>
+        </w:rPr>
+        <w:t>（</w:t>
+      </w:r>
+      <w:r>
+        <w:rPr>
+          <w:rFonts w:hint="eastAsia" w:ascii="Times New Roman" w:hAnsi="Times New Roman" w:eastAsia="FangSong" w:cs="Times New Roman"/>
+          <w:b/>
+          <w:bCs/>
+        </w:rPr>
+        <w:t>综合解析题</w:t>
+      </w:r>
+      <w:r>
+        <w:rPr>
+          <w:rFonts w:hint="eastAsia" w:ascii="Times New Roman" w:hAnsi="Times New Roman" w:eastAsia="Times New Roman" w:cs="Times New Roman"/>
+          <w:b/>
+          <w:bCs/>
+        </w:rPr>
+        <w:t>）</w:t>
+      </w:r>
+      <w:r>
+        <w:rPr>
+          <w:rFonts w:ascii="Times New Roman" w:hAnsi="Times New Roman" w:eastAsia="Times New Roman" w:cs="Times New Roman"/>
+        </w:rPr>
+        <w:t xml:space="preserve"> </w:t>
+      </w:r>
+      <w:r>
+        <w:rPr>
+          <w:rFonts w:hint="eastAsia" w:ascii="Times New Roman" w:hAnsi="Times New Roman" w:eastAsia="FangSong" w:cs="Times New Roman"/>
+        </w:rPr>
+        <w:t xml:space="preserve">化合物</w:t>
+      </w:r>
+      <w:r>
+        <w:rPr>
+          <w:rFonts w:ascii="Times New Roman" w:hAnsi="Times New Roman" w:eastAsia="Times New Roman" w:cs="Times New Roman"/>
+        </w:rPr>
+        <w:t xml:space="preserve"> </w:t>
+      </w:r>
+      <w:r>
+        <w:rPr>
+          <w:rFonts w:hint="eastAsia" w:ascii="Times New Roman" w:hAnsi="Times New Roman" w:eastAsia="Times New Roman" w:cs="Times New Roman"/>
+        </w:rPr>
+        <w:t>B（C</w:t>
+      </w:r>
+      <w:r>
+        <w:rPr>
+          <w:rFonts w:hint="eastAsia" w:ascii="Times New Roman" w:hAnsi="Times New Roman" w:eastAsia="Times New Roman" w:cs="Times New Roman"/>
+          <w:vertAlign w:val="subscript"/>
+        </w:rPr>
+        <w:t>10</w:t>
+      </w:r>
+      <w:r>
+        <w:rPr>
+          <w:rFonts w:hint="eastAsia" w:ascii="Times New Roman" w:hAnsi="Times New Roman" w:eastAsia="Times New Roman" w:cs="Times New Roman"/>
+        </w:rPr>
+        <w:t>H</w:t>
+      </w:r>
+      <w:r>
+        <w:rPr>
+          <w:rFonts w:hint="eastAsia" w:ascii="Times New Roman" w:hAnsi="Times New Roman" w:eastAsia="Times New Roman" w:cs="Times New Roman"/>
+          <w:vertAlign w:val="subscript"/>
+        </w:rPr>
+        <w:t>12</w:t>
+      </w:r>
+      <w:r>
+        <w:rPr>
+          <w:rFonts w:hint="eastAsia" w:ascii="Times New Roman" w:hAnsi="Times New Roman" w:eastAsia="Times New Roman" w:cs="Times New Roman"/>
+        </w:rPr>
+        <w:t>O）</w:t>
+      </w:r>
+      <w:r>
+        <w:rPr>
+          <w:rFonts w:hint="eastAsia" w:ascii="Times New Roman" w:hAnsi="Times New Roman" w:eastAsia="FangSong" w:cs="Times New Roman"/>
+        </w:rPr>
+        <w:t>的波谱数据</w:t>
+      </w:r>
+      <w:r>
+        <w:rPr>
+          <w:rFonts w:hint="eastAsia" w:ascii="Times New Roman" w:hAnsi="Times New Roman" w:eastAsia="Times New Roman" w:cs="Times New Roman"/>
+        </w:rPr>
+        <w:t>：</w:t>
+      </w:r>
+    </w:p>
+    <w:p>
+      <w:pPr>
+        <w:pStyle w:val="Compact"/>
+        <w:numPr>
+          <w:ilvl w:val="1"/>
+          <w:numId w:val="1033"/>
+        </w:numPr>
+      </w:pPr>
+      <w:r>
+        <w:rPr>
+          <w:rFonts w:hint="eastAsia" w:ascii="Times New Roman" w:hAnsi="Times New Roman" w:eastAsia="Times New Roman" w:cs="Times New Roman"/>
+        </w:rPr>
+        <w:t>MS：M</w:t>
+      </w:r>
+      <w:r>
+        <w:rPr>
+          <w:rFonts w:hint="eastAsia" w:ascii="Times New Roman" w:hAnsi="Times New Roman" w:eastAsia="Times New Roman" w:cs="Times New Roman"/>
+          <w:vertAlign w:val="superscript"/>
+        </w:rPr>
+        <w:t>+</w:t>
+      </w:r>
+      <w:r>
+        <w:rPr>
+          <w:rFonts w:hint="eastAsia" w:ascii="Times New Roman" w:hAnsi="Times New Roman" w:eastAsia="Times New Roman" w:cs="Times New Roman"/>
+        </w:rPr>
+        <w:t>•</w:t>
+      </w:r>
+      <w:r>
+        <w:rPr>
+          <w:rFonts w:ascii="Times New Roman" w:hAnsi="Times New Roman" w:eastAsia="Times New Roman" w:cs="Times New Roman"/>
+        </w:rPr>
+        <w:t xml:space="preserve"> = 148</w:t>
+      </w:r>
+    </w:p>
+    <w:p>
+      <w:pPr>
+        <w:pStyle w:val="Compact"/>
+        <w:numPr>
+          <w:ilvl w:val="1"/>
+          <w:numId w:val="1033"/>
+        </w:numPr>
+      </w:pPr>
+      <w:r>
+        <w:rPr>
+          <w:rFonts w:hint="eastAsia" w:ascii="Times New Roman" w:hAnsi="Times New Roman" w:eastAsia="Times New Roman" w:cs="Times New Roman"/>
+        </w:rPr>
+        <w:t xml:space="preserve">IR：1685</w:t>
+      </w:r>
+      <w:r>
+        <w:rPr>
+          <w:rFonts w:ascii="Times New Roman" w:hAnsi="Times New Roman" w:eastAsia="Times New Roman" w:cs="Times New Roman"/>
+        </w:rPr>
+        <w:t xml:space="preserve"> </w:t>
+      </w:r>
+      <w:r>
+        <w:rPr>
+          <w:rFonts w:hint="eastAsia" w:ascii="Times New Roman" w:hAnsi="Times New Roman" w:eastAsia="Times New Roman" w:cs="Times New Roman"/>
+        </w:rPr>
+        <w:t>cm</w:t>
+      </w:r>
+      <w:r>
+        <w:rPr>
+          <w:rFonts w:hint="eastAsia" w:ascii="Times New Roman" w:hAnsi="Times New Roman" w:eastAsia="Times New Roman" w:cs="Times New Roman"/>
+          <w:vertAlign w:val="superscript"/>
+        </w:rPr>
+        <w:t>-1</w:t>
+      </w:r>
+      <w:r>
+        <w:rPr>
+          <w:rFonts w:hint="eastAsia" w:ascii="Times New Roman" w:hAnsi="Times New Roman" w:eastAsia="Times New Roman" w:cs="Times New Roman"/>
+        </w:rPr>
+        <w:t>（</w:t>
+      </w:r>
+      <w:r>
+        <w:rPr>
+          <w:rFonts w:hint="eastAsia" w:ascii="Times New Roman" w:hAnsi="Times New Roman" w:eastAsia="FangSong" w:cs="Times New Roman"/>
+        </w:rPr>
+        <w:t>强</w:t>
+      </w:r>
+      <w:r>
+        <w:rPr>
+          <w:rFonts w:hint="eastAsia" w:ascii="Times New Roman" w:hAnsi="Times New Roman" w:eastAsia="Times New Roman" w:cs="Times New Roman"/>
+        </w:rPr>
+        <w:t>），1600</w:t>
+      </w:r>
+      <w:r>
+        <w:rPr>
+          <w:rFonts w:ascii="Times New Roman" w:hAnsi="Times New Roman" w:eastAsia="Times New Roman" w:cs="Times New Roman"/>
+        </w:rPr>
+        <w:t xml:space="preserve"> </w:t>
+      </w:r>
+      <w:r>
+        <w:rPr>
+          <w:rFonts w:hint="eastAsia" w:ascii="Times New Roman" w:hAnsi="Times New Roman" w:eastAsia="Times New Roman" w:cs="Times New Roman"/>
+        </w:rPr>
+        <w:t>cm</w:t>
+      </w:r>
+      <w:r>
+        <w:rPr>
+          <w:rFonts w:hint="eastAsia" w:ascii="Times New Roman" w:hAnsi="Times New Roman" w:eastAsia="Times New Roman" w:cs="Times New Roman"/>
+          <w:vertAlign w:val="superscript"/>
+        </w:rPr>
+        <w:t>-1</w:t>
+      </w:r>
+      <w:r>
+        <w:rPr>
+          <w:rFonts w:hint="eastAsia" w:ascii="Times New Roman" w:hAnsi="Times New Roman" w:eastAsia="Times New Roman" w:cs="Times New Roman"/>
+        </w:rPr>
+        <w:t>（</w:t>
+      </w:r>
+      <w:r>
+        <w:rPr>
+          <w:rFonts w:hint="eastAsia" w:ascii="Times New Roman" w:hAnsi="Times New Roman" w:eastAsia="FangSong" w:cs="Times New Roman"/>
+        </w:rPr>
+        <w:t>中</w:t>
+      </w:r>
+      <w:r>
+        <w:rPr>
+          <w:rFonts w:hint="eastAsia" w:ascii="Times New Roman" w:hAnsi="Times New Roman" w:eastAsia="Times New Roman" w:cs="Times New Roman"/>
+        </w:rPr>
+        <w:t>），1500</w:t>
+      </w:r>
+      <w:r>
+        <w:rPr>
+          <w:rFonts w:ascii="Times New Roman" w:hAnsi="Times New Roman" w:eastAsia="Times New Roman" w:cs="Times New Roman"/>
+        </w:rPr>
+        <w:t xml:space="preserve"> </w:t>
+      </w:r>
+      <w:r>
+        <w:rPr>
+          <w:rFonts w:hint="eastAsia" w:ascii="Times New Roman" w:hAnsi="Times New Roman" w:eastAsia="Times New Roman" w:cs="Times New Roman"/>
+        </w:rPr>
+        <w:t>cm</w:t>
+      </w:r>
+      <w:r>
+        <w:rPr>
+          <w:rFonts w:hint="eastAsia" w:ascii="Times New Roman" w:hAnsi="Times New Roman" w:eastAsia="Times New Roman" w:cs="Times New Roman"/>
+          <w:vertAlign w:val="superscript"/>
+        </w:rPr>
+        <w:t>-1</w:t>
+      </w:r>
+      <w:r>
+        <w:rPr>
+          <w:rFonts w:hint="eastAsia" w:ascii="Times New Roman" w:hAnsi="Times New Roman" w:eastAsia="Times New Roman" w:cs="Times New Roman"/>
+        </w:rPr>
+        <w:t>（</w:t>
+      </w:r>
+      <w:r>
+        <w:rPr>
+          <w:rFonts w:hint="eastAsia" w:ascii="Times New Roman" w:hAnsi="Times New Roman" w:eastAsia="FangSong" w:cs="Times New Roman"/>
+        </w:rPr>
+        <w:t>中</w:t>
+      </w:r>
+      <w:r>
+        <w:rPr>
+          <w:rFonts w:hint="eastAsia" w:ascii="Times New Roman" w:hAnsi="Times New Roman" w:eastAsia="Times New Roman" w:cs="Times New Roman"/>
+        </w:rPr>
+        <w:t>），</w:t>
+      </w:r>
+      <w:r>
+        <w:rPr>
+          <w:rFonts w:hint="eastAsia" w:ascii="Times New Roman" w:hAnsi="Times New Roman" w:eastAsia="FangSong" w:cs="Times New Roman"/>
+        </w:rPr>
+        <w:t>无</w:t>
+      </w:r>
+      <w:r>
+        <w:rPr>
+          <w:rFonts w:ascii="Times New Roman" w:hAnsi="Times New Roman" w:eastAsia="Times New Roman" w:cs="Times New Roman"/>
+        </w:rPr>
+        <w:t xml:space="preserve"> OH </w:t>
+      </w:r>
+      <w:r>
+        <w:rPr>
+          <w:rFonts w:hint="eastAsia" w:ascii="Times New Roman" w:hAnsi="Times New Roman" w:eastAsia="FangSong" w:cs="Times New Roman"/>
+        </w:rPr>
+        <w:t xml:space="preserve">宽峰</w:t>
+      </w:r>
+    </w:p>
+    <w:p>
+      <w:pPr>
+        <w:pStyle w:val="Compact"/>
+        <w:numPr>
+          <w:ilvl w:val="1"/>
+          <w:numId w:val="1033"/>
+        </w:numPr>
+      </w:pPr>
+      <w:r>
+        <w:rPr>
+          <w:rFonts w:ascii="Times New Roman" w:hAnsi="Times New Roman" w:eastAsia="Times New Roman" w:cs="Times New Roman"/>
+          <w:vertAlign w:val="superscript"/>
+        </w:rPr>
+        <w:t>13</w:t>
+      </w:r>
+      <w:r>
+        <w:rPr>
+          <w:rFonts w:ascii="Times New Roman" w:hAnsi="Times New Roman" w:eastAsia="Times New Roman" w:cs="Times New Roman"/>
+        </w:rPr>
+        <w:t xml:space="preserve">C </w:t>
+      </w:r>
+      <w:r>
+        <w:rPr>
+          <w:rFonts w:hint="eastAsia" w:ascii="Times New Roman" w:hAnsi="Times New Roman" w:eastAsia="Times New Roman" w:cs="Times New Roman"/>
+        </w:rPr>
+        <w:t xml:space="preserve">NMR：δ</w:t>
+      </w:r>
+      <w:r>
+        <w:rPr>
+          <w:rFonts w:ascii="Times New Roman" w:hAnsi="Times New Roman" w:eastAsia="Times New Roman" w:cs="Times New Roman"/>
+        </w:rPr>
+        <w:t xml:space="preserve"> 13.8, 17.8, 40.5, 128.0, 128.6, 132.9, 137.0, </w:t>
+      </w:r>
+      <w:r>
+        <w:rPr>
+          <w:rFonts w:hint="eastAsia" w:ascii="Times New Roman" w:hAnsi="Times New Roman" w:eastAsia="Times New Roman" w:cs="Times New Roman"/>
+        </w:rPr>
+        <w:t>200.0（</w:t>
+      </w:r>
+      <w:r>
+        <w:rPr>
+          <w:rFonts w:hint="eastAsia" w:ascii="Times New Roman" w:hAnsi="Times New Roman" w:eastAsia="FangSong" w:cs="Times New Roman"/>
+        </w:rPr>
+        <w:t>共</w:t>
+      </w:r>
+      <w:r>
+        <w:rPr>
+          <w:rFonts w:ascii="Times New Roman" w:hAnsi="Times New Roman" w:eastAsia="Times New Roman" w:cs="Times New Roman"/>
+        </w:rPr>
+        <w:t xml:space="preserve"> 8 </w:t>
+      </w:r>
+      <w:r>
+        <w:rPr>
+          <w:rFonts w:hint="eastAsia" w:ascii="Times New Roman" w:hAnsi="Times New Roman" w:eastAsia="FangSong" w:cs="Times New Roman"/>
+        </w:rPr>
+        <w:t>个峰</w:t>
+      </w:r>
+      <w:r>
+        <w:rPr>
+          <w:rFonts w:hint="eastAsia" w:ascii="Times New Roman" w:hAnsi="Times New Roman" w:eastAsia="Times New Roman" w:cs="Times New Roman"/>
+        </w:rPr>
+        <w:t>）</w:t>
+      </w:r>
+    </w:p>
+    <w:p>
+      <w:pPr>
+        <w:pStyle w:val="Compact"/>
+        <w:numPr>
+          <w:ilvl w:val="1"/>
+          <w:numId w:val="1033"/>
+        </w:numPr>
+      </w:pPr>
+      <w:r>
+        <w:rPr>
           <w:rFonts w:ascii="Times New Roman" w:hAnsi="Times New Roman" w:eastAsia="Times New Roman" w:cs="Times New Roman"/>
           <w:vertAlign w:val="superscript"/>
         </w:rPr>
@@ -23538,7 +23404,7 @@
         <w:pStyle w:val="Compact"/>
         <w:numPr>
           <w:ilvl w:val="2"/>
-          <w:numId w:val="1033"/>
+          <w:numId w:val="1034"/>
         </w:numPr>
       </w:pPr>
       <w:r>
@@ -23553,7 +23419,7 @@
         <w:pStyle w:val="Compact"/>
         <w:numPr>
           <w:ilvl w:val="2"/>
-          <w:numId w:val="1033"/>
+          <w:numId w:val="1034"/>
         </w:numPr>
       </w:pPr>
       <w:r>
@@ -23568,7 +23434,7 @@
         <w:pStyle w:val="Compact"/>
         <w:numPr>
           <w:ilvl w:val="2"/>
-          <w:numId w:val="1033"/>
+          <w:numId w:val="1034"/>
         </w:numPr>
       </w:pPr>
       <w:r>
@@ -23583,7 +23449,7 @@
         <w:pStyle w:val="Compact"/>
         <w:numPr>
           <w:ilvl w:val="2"/>
-          <w:numId w:val="1033"/>
+          <w:numId w:val="1034"/>
         </w:numPr>
       </w:pPr>
       <w:r>
@@ -23598,7 +23464,7 @@
         <w:pStyle w:val="Compact"/>
         <w:numPr>
           <w:ilvl w:val="2"/>
-          <w:numId w:val="1033"/>
+          <w:numId w:val="1034"/>
         </w:numPr>
       </w:pPr>
       <w:r>
@@ -23613,7 +23479,7 @@
         <w:pStyle w:val="Compact"/>
         <w:numPr>
           <w:ilvl w:val="1"/>
-          <w:numId w:val="1034"/>
+          <w:numId w:val="1035"/>
         </w:numPr>
       </w:pPr>
       <w:r>
@@ -23634,7 +23500,7 @@
         <w:pStyle w:val="Compact"/>
         <w:numPr>
           <w:ilvl w:val="1"/>
-          <w:numId w:val="1034"/>
+          <w:numId w:val="1035"/>
         </w:numPr>
       </w:pPr>
       <w:r>
@@ -23711,7 +23577,7 @@
         <w:pStyle w:val="Compact"/>
         <w:numPr>
           <w:ilvl w:val="1"/>
-          <w:numId w:val="1034"/>
+          <w:numId w:val="1035"/>
         </w:numPr>
       </w:pPr>
       <w:r>
@@ -23799,7 +23665,7 @@
         <w:pStyle w:val="Compact"/>
         <w:numPr>
           <w:ilvl w:val="1"/>
-          <w:numId w:val="1034"/>
+          <w:numId w:val="1035"/>
         </w:numPr>
       </w:pPr>
       <w:r>
@@ -23857,7 +23723,7 @@
         <w:pStyle w:val="Compact"/>
         <w:numPr>
           <w:ilvl w:val="1"/>
-          <w:numId w:val="1034"/>
+          <w:numId w:val="1035"/>
         </w:numPr>
       </w:pPr>
       <w:r>
@@ -33167,15 +33033,6 @@
     <w:abstractNumId w:val="991"/>
   </w:num>
   <w:num w:numId="1002">
-    <w:abstractNumId w:val="991"/>
-  </w:num>
-  <w:num w:numId="1003">
-    <w:abstractNumId w:val="991"/>
-  </w:num>
-  <w:num w:numId="1004">
-    <w:abstractNumId w:val="991"/>
-  </w:num>
-  <w:num w:numId="1005">
     <w:abstractNumId w:val="99411"/>
     <w:lvlOverride w:ilvl="0">
       <w:startOverride w:val="1"/>
@@ -33204,6 +33061,15 @@
     <w:lvlOverride w:ilvl="8">
       <w:startOverride w:val="1"/>
     </w:lvlOverride>
+  </w:num>
+  <w:num w:numId="1003">
+    <w:abstractNumId w:val="991"/>
+  </w:num>
+  <w:num w:numId="1004">
+    <w:abstractNumId w:val="991"/>
+  </w:num>
+  <w:num w:numId="1005">
+    <w:abstractNumId w:val="991"/>
   </w:num>
   <w:num w:numId="1006">
     <w:abstractNumId w:val="99411"/>
@@ -33236,12 +33102,6 @@
     </w:lvlOverride>
   </w:num>
   <w:num w:numId="1007">
-    <w:abstractNumId w:val="991"/>
-  </w:num>
-  <w:num w:numId="1008">
-    <w:abstractNumId w:val="991"/>
-  </w:num>
-  <w:num w:numId="1009">
     <w:abstractNumId w:val="99411"/>
     <w:lvlOverride w:ilvl="0">
       <w:startOverride w:val="1"/>
@@ -33270,6 +33130,12 @@
     <w:lvlOverride w:ilvl="8">
       <w:startOverride w:val="1"/>
     </w:lvlOverride>
+  </w:num>
+  <w:num w:numId="1008">
+    <w:abstractNumId w:val="991"/>
+  </w:num>
+  <w:num w:numId="1009">
+    <w:abstractNumId w:val="991"/>
   </w:num>
   <w:num w:numId="1010">
     <w:abstractNumId w:val="99411"/>
@@ -33332,6 +33198,36 @@
     </w:lvlOverride>
   </w:num>
   <w:num w:numId="1012">
+    <w:abstractNumId w:val="99411"/>
+    <w:lvlOverride w:ilvl="0">
+      <w:startOverride w:val="1"/>
+    </w:lvlOverride>
+    <w:lvlOverride w:ilvl="1">
+      <w:startOverride w:val="1"/>
+    </w:lvlOverride>
+    <w:lvlOverride w:ilvl="2">
+      <w:startOverride w:val="1"/>
+    </w:lvlOverride>
+    <w:lvlOverride w:ilvl="3">
+      <w:startOverride w:val="1"/>
+    </w:lvlOverride>
+    <w:lvlOverride w:ilvl="4">
+      <w:startOverride w:val="1"/>
+    </w:lvlOverride>
+    <w:lvlOverride w:ilvl="5">
+      <w:startOverride w:val="1"/>
+    </w:lvlOverride>
+    <w:lvlOverride w:ilvl="6">
+      <w:startOverride w:val="1"/>
+    </w:lvlOverride>
+    <w:lvlOverride w:ilvl="7">
+      <w:startOverride w:val="1"/>
+    </w:lvlOverride>
+    <w:lvlOverride w:ilvl="8">
+      <w:startOverride w:val="1"/>
+    </w:lvlOverride>
+  </w:num>
+  <w:num w:numId="1013">
     <w:abstractNumId w:val="99731"/>
     <w:lvlOverride w:ilvl="0">
       <w:startOverride w:val="1"/>
@@ -33361,7 +33257,7 @@
       <w:startOverride w:val="1"/>
     </w:lvlOverride>
   </w:num>
-  <w:num w:numId="1013">
+  <w:num w:numId="1014">
     <w:abstractNumId w:val="99412"/>
     <w:lvlOverride w:ilvl="0">
       <w:startOverride w:val="2"/>
@@ -33391,7 +33287,7 @@
       <w:startOverride w:val="2"/>
     </w:lvlOverride>
   </w:num>
-  <w:num w:numId="1014">
+  <w:num w:numId="1015">
     <w:abstractNumId w:val="99415"/>
     <w:lvlOverride w:ilvl="0">
       <w:startOverride w:val="5"/>
@@ -33421,7 +33317,7 @@
       <w:startOverride w:val="5"/>
     </w:lvlOverride>
   </w:num>
-  <w:num w:numId="1015">
+  <w:num w:numId="1016">
     <w:abstractNumId w:val="99731"/>
     <w:lvlOverride w:ilvl="0">
       <w:startOverride w:val="1"/>
@@ -33451,7 +33347,7 @@
       <w:startOverride w:val="1"/>
     </w:lvlOverride>
   </w:num>
-  <w:num w:numId="1016">
+  <w:num w:numId="1017">
     <w:abstractNumId w:val="99417"/>
     <w:lvlOverride w:ilvl="0">
       <w:startOverride w:val="7"/>
@@ -33481,7 +33377,7 @@
       <w:startOverride w:val="7"/>
     </w:lvlOverride>
   </w:num>
-  <w:num w:numId="1017">
+  <w:num w:numId="1018">
     <w:abstractNumId w:val="99731"/>
     <w:lvlOverride w:ilvl="0">
       <w:startOverride w:val="1"/>
@@ -33511,7 +33407,7 @@
       <w:startOverride w:val="1"/>
     </w:lvlOverride>
   </w:num>
-  <w:num w:numId="1018">
+  <w:num w:numId="1019">
     <w:abstractNumId w:val="99418"/>
     <w:lvlOverride w:ilvl="0">
       <w:startOverride w:val="8"/>
@@ -33541,7 +33437,7 @@
       <w:startOverride w:val="8"/>
     </w:lvlOverride>
   </w:num>
-  <w:num w:numId="1019">
+  <w:num w:numId="1020">
     <w:abstractNumId w:val="994110"/>
     <w:lvlOverride w:ilvl="0">
       <w:startOverride w:val="10"/>
@@ -33571,10 +33467,10 @@
       <w:startOverride w:val="10"/>
     </w:lvlOverride>
   </w:num>
-  <w:num w:numId="1020">
+  <w:num w:numId="1021">
     <w:abstractNumId w:val="991"/>
   </w:num>
-  <w:num w:numId="1021">
+  <w:num w:numId="1022">
     <w:abstractNumId w:val="99731"/>
     <w:lvlOverride w:ilvl="0">
       <w:startOverride w:val="1"/>
@@ -33604,7 +33500,7 @@
       <w:startOverride w:val="1"/>
     </w:lvlOverride>
   </w:num>
-  <w:num w:numId="1022">
+  <w:num w:numId="1023">
     <w:abstractNumId w:val="994111"/>
     <w:lvlOverride w:ilvl="0">
       <w:startOverride w:val="11"/>
@@ -33634,7 +33530,7 @@
       <w:startOverride w:val="11"/>
     </w:lvlOverride>
   </w:num>
-  <w:num w:numId="1023">
+  <w:num w:numId="1024">
     <w:abstractNumId w:val="99731"/>
     <w:lvlOverride w:ilvl="0">
       <w:startOverride w:val="1"/>
@@ -33664,7 +33560,7 @@
       <w:startOverride w:val="1"/>
     </w:lvlOverride>
   </w:num>
-  <w:num w:numId="1024">
+  <w:num w:numId="1025">
     <w:abstractNumId w:val="994112"/>
     <w:lvlOverride w:ilvl="0">
       <w:startOverride w:val="12"/>
@@ -33694,7 +33590,7 @@
       <w:startOverride w:val="12"/>
     </w:lvlOverride>
   </w:num>
-  <w:num w:numId="1025">
+  <w:num w:numId="1026">
     <w:abstractNumId w:val="994113"/>
     <w:lvlOverride w:ilvl="0">
       <w:startOverride w:val="13"/>
@@ -33724,13 +33620,13 @@
       <w:startOverride w:val="13"/>
     </w:lvlOverride>
   </w:num>
-  <w:num w:numId="1026">
-    <w:abstractNumId w:val="991"/>
-  </w:num>
   <w:num w:numId="1027">
     <w:abstractNumId w:val="991"/>
   </w:num>
   <w:num w:numId="1028">
+    <w:abstractNumId w:val="991"/>
+  </w:num>
+  <w:num w:numId="1029">
     <w:abstractNumId w:val="99731"/>
     <w:lvlOverride w:ilvl="0">
       <w:startOverride w:val="1"/>
@@ -33760,13 +33656,13 @@
       <w:startOverride w:val="1"/>
     </w:lvlOverride>
   </w:num>
-  <w:num w:numId="1029">
-    <w:abstractNumId w:val="991"/>
-  </w:num>
   <w:num w:numId="1030">
     <w:abstractNumId w:val="991"/>
   </w:num>
   <w:num w:numId="1031">
+    <w:abstractNumId w:val="991"/>
+  </w:num>
+  <w:num w:numId="1032">
     <w:abstractNumId w:val="99731"/>
     <w:lvlOverride w:ilvl="0">
       <w:startOverride w:val="1"/>
@@ -33796,13 +33692,13 @@
       <w:startOverride w:val="1"/>
     </w:lvlOverride>
   </w:num>
-  <w:num w:numId="1032">
-    <w:abstractNumId w:val="991"/>
-  </w:num>
   <w:num w:numId="1033">
     <w:abstractNumId w:val="991"/>
   </w:num>
   <w:num w:numId="1034">
+    <w:abstractNumId w:val="991"/>
+  </w:num>
+  <w:num w:numId="1035">
     <w:abstractNumId w:val="99731"/>
     <w:lvlOverride w:ilvl="0">
       <w:startOverride w:val="1"/>

--- a/06-学生侧材料/讲义/有机化学/有机波谱分析.docx
+++ b/06-学生侧材料/讲义/有机化学/有机波谱分析.docx
@@ -17856,7 +17856,7 @@
     <w:p>
       <w:pPr>
         <w:pStyle w:val="Heading3"/>
-        <w:spacing w:before="280" w:after="120"/>
+        <w:spacing w:after="120" w:before="280"/>
       </w:pPr>
       <w:r>
         <w:rPr>
@@ -17883,618 +17883,803 @@
         <w:t xml:space="preserve">特征吸收</w:t>
       </w:r>
     </w:p>
-    <w:p>
-      <w:pPr>
-        <w:pStyle w:val="SourceCode"/>
-      </w:pPr>
-      <w:r>
-        <w:rPr>
-          <w:rStyle w:val="VerbatimChar"/>
-          <w:rFonts w:ascii="SimSun" w:hAnsi="SimSun" w:eastAsia="SimSun" w:cs="SimSun"/>
-        </w:rPr>
-        <w:t xml:space="preserve">O–H </w:t>
-      </w:r>
-      <w:r>
-        <w:rPr>
-          <w:rStyle w:val="VerbatimChar"/>
-          <w:rFonts w:hint="eastAsia" w:ascii="SimSun" w:hAnsi="SimSun" w:eastAsia="SimSun" w:cs="SimSun"/>
-        </w:rPr>
-        <w:t>(</w:t>
-      </w:r>
-      <w:r>
-        <w:rPr>
-          <w:rStyle w:val="VerbatimChar"/>
-          <w:rFonts w:hint="eastAsia" w:ascii="SimSun" w:hAnsi="SimSun" w:eastAsia="SimSun" w:cs="SimSun"/>
-        </w:rPr>
-        <w:t>游离</w:t>
-      </w:r>
-      <w:r>
-        <w:rPr>
-          <w:rStyle w:val="VerbatimChar"/>
-          <w:rFonts w:hint="eastAsia" w:ascii="SimSun" w:hAnsi="SimSun" w:eastAsia="SimSun" w:cs="SimSun"/>
-        </w:rPr>
-        <w:t>)</w:t>
-      </w:r>
-      <w:r>
-        <w:rPr>
-          <w:rStyle w:val="VerbatimChar"/>
-          <w:rFonts w:ascii="SimSun" w:hAnsi="SimSun" w:eastAsia="SimSun" w:cs="SimSun"/>
-        </w:rPr>
-        <w:t xml:space="preserve">     3600 </w:t>
-      </w:r>
-      <w:r>
-        <w:rPr>
-          <w:rStyle w:val="VerbatimChar"/>
-          <w:rFonts w:hint="eastAsia" w:ascii="SimSun" w:hAnsi="SimSun" w:eastAsia="SimSun" w:cs="SimSun"/>
-        </w:rPr>
-        <w:t>(</w:t>
-      </w:r>
-      <w:r>
-        <w:rPr>
-          <w:rStyle w:val="VerbatimChar"/>
-          <w:rFonts w:hint="eastAsia" w:ascii="SimSun" w:hAnsi="SimSun" w:eastAsia="SimSun" w:cs="SimSun"/>
-        </w:rPr>
-        <w:t>尖</w:t>
-      </w:r>
-      <w:r>
-        <w:rPr>
-          <w:rStyle w:val="VerbatimChar"/>
-          <w:rFonts w:hint="eastAsia" w:ascii="SimSun" w:hAnsi="SimSun" w:eastAsia="SimSun" w:cs="SimSun"/>
-        </w:rPr>
-        <w:t>)</w:t>
-      </w:r>
-      <w:r>
-        <w:rPr>
-          <w:rFonts w:ascii="SimSun" w:hAnsi="SimSun" w:eastAsia="SimSun" w:cs="SimSun"/>
-        </w:rPr>
-        <w:br/>
-      </w:r>
-      <w:r>
-        <w:rPr>
-          <w:rStyle w:val="VerbatimChar"/>
-          <w:rFonts w:ascii="SimSun" w:hAnsi="SimSun" w:eastAsia="SimSun" w:cs="SimSun"/>
-        </w:rPr>
-        <w:t xml:space="preserve">O–H </w:t>
-      </w:r>
-      <w:r>
-        <w:rPr>
-          <w:rStyle w:val="VerbatimChar"/>
-          <w:rFonts w:hint="eastAsia" w:ascii="SimSun" w:hAnsi="SimSun" w:eastAsia="SimSun" w:cs="SimSun"/>
-        </w:rPr>
-        <w:t>(</w:t>
-      </w:r>
-      <w:r>
-        <w:rPr>
-          <w:rStyle w:val="VerbatimChar"/>
-          <w:rFonts w:hint="eastAsia" w:ascii="SimSun" w:hAnsi="SimSun" w:eastAsia="SimSun" w:cs="SimSun"/>
-        </w:rPr>
-        <w:t>缩合</w:t>
-      </w:r>
-      <w:r>
-        <w:rPr>
-          <w:rStyle w:val="VerbatimChar"/>
-          <w:rFonts w:hint="eastAsia" w:ascii="SimSun" w:hAnsi="SimSun" w:eastAsia="SimSun" w:cs="SimSun"/>
-        </w:rPr>
-        <w:t>)</w:t>
-      </w:r>
-      <w:r>
-        <w:rPr>
-          <w:rStyle w:val="VerbatimChar"/>
-          <w:rFonts w:ascii="SimSun" w:hAnsi="SimSun" w:eastAsia="SimSun" w:cs="SimSun"/>
-        </w:rPr>
-        <w:t xml:space="preserve">     3300 </w:t>
-      </w:r>
-      <w:r>
-        <w:rPr>
-          <w:rStyle w:val="VerbatimChar"/>
-          <w:rFonts w:hint="eastAsia" w:ascii="SimSun" w:hAnsi="SimSun" w:eastAsia="SimSun" w:cs="SimSun"/>
-        </w:rPr>
-        <w:t>(</w:t>
-      </w:r>
-      <w:r>
-        <w:rPr>
-          <w:rStyle w:val="VerbatimChar"/>
-          <w:rFonts w:hint="eastAsia" w:ascii="SimSun" w:hAnsi="SimSun" w:eastAsia="SimSun" w:cs="SimSun"/>
-        </w:rPr>
-        <w:t>宽</w:t>
-      </w:r>
-      <w:r>
-        <w:rPr>
-          <w:rStyle w:val="VerbatimChar"/>
-          <w:rFonts w:hint="eastAsia" w:ascii="SimSun" w:hAnsi="SimSun" w:eastAsia="SimSun" w:cs="SimSun"/>
-        </w:rPr>
-        <w:t>)</w:t>
-      </w:r>
-      <w:r>
-        <w:rPr>
-          <w:rFonts w:ascii="SimSun" w:hAnsi="SimSun" w:eastAsia="SimSun" w:cs="SimSun"/>
-        </w:rPr>
-        <w:br/>
-      </w:r>
-      <w:r>
-        <w:rPr>
-          <w:rStyle w:val="VerbatimChar"/>
-          <w:rFonts w:ascii="SimSun" w:hAnsi="SimSun" w:eastAsia="SimSun" w:cs="SimSun"/>
-        </w:rPr>
-        <w:t xml:space="preserve">N–H </w:t>
-      </w:r>
-      <w:r>
-        <w:rPr>
-          <w:rStyle w:val="VerbatimChar"/>
-          <w:rFonts w:hint="eastAsia" w:ascii="SimSun" w:hAnsi="SimSun" w:eastAsia="SimSun" w:cs="SimSun"/>
-        </w:rPr>
-        <w:t>(</w:t>
-      </w:r>
-      <w:r>
-        <w:rPr>
-          <w:rStyle w:val="VerbatimChar"/>
-          <w:rFonts w:hint="eastAsia" w:ascii="SimSun" w:hAnsi="SimSun" w:eastAsia="SimSun" w:cs="SimSun"/>
-        </w:rPr>
-        <w:t>伯胺</w:t>
-      </w:r>
-      <w:r>
-        <w:rPr>
-          <w:rStyle w:val="VerbatimChar"/>
-          <w:rFonts w:hint="eastAsia" w:ascii="SimSun" w:hAnsi="SimSun" w:eastAsia="SimSun" w:cs="SimSun"/>
-        </w:rPr>
-        <w:t>)</w:t>
-      </w:r>
-      <w:r>
-        <w:rPr>
-          <w:rStyle w:val="VerbatimChar"/>
-          <w:rFonts w:ascii="SimSun" w:hAnsi="SimSun" w:eastAsia="SimSun" w:cs="SimSun"/>
-        </w:rPr>
-        <w:t xml:space="preserve">     3350, 3450 </w:t>
-      </w:r>
-      <w:r>
-        <w:rPr>
-          <w:rStyle w:val="VerbatimChar"/>
-          <w:rFonts w:hint="eastAsia" w:ascii="SimSun" w:hAnsi="SimSun" w:eastAsia="SimSun" w:cs="SimSun"/>
-        </w:rPr>
-        <w:t>(</w:t>
-      </w:r>
-      <w:r>
-        <w:rPr>
-          <w:rStyle w:val="VerbatimChar"/>
-          <w:rFonts w:hint="eastAsia" w:ascii="SimSun" w:hAnsi="SimSun" w:eastAsia="SimSun" w:cs="SimSun"/>
-        </w:rPr>
-        <w:t>双峰</w:t>
-      </w:r>
-      <w:r>
-        <w:rPr>
-          <w:rStyle w:val="VerbatimChar"/>
-          <w:rFonts w:hint="eastAsia" w:ascii="SimSun" w:hAnsi="SimSun" w:eastAsia="SimSun" w:cs="SimSun"/>
-        </w:rPr>
-        <w:t>)</w:t>
-      </w:r>
-      <w:r>
-        <w:rPr>
-          <w:rFonts w:ascii="SimSun" w:hAnsi="SimSun" w:eastAsia="SimSun" w:cs="SimSun"/>
-        </w:rPr>
-        <w:br/>
-      </w:r>
-      <w:r>
-        <w:rPr>
-          <w:rStyle w:val="VerbatimChar"/>
-          <w:rFonts w:ascii="SimSun" w:hAnsi="SimSun" w:eastAsia="SimSun" w:cs="SimSun"/>
-        </w:rPr>
-        <w:t>C–H (sp</w:t>
-      </w:r>
-      <w:r>
-        <w:rPr>
-          <w:rStyle w:val="VerbatimChar"/>
-          <w:rFonts w:ascii="SimSun" w:hAnsi="SimSun" w:eastAsia="SimSun" w:cs="SimSun"/>
-          <w:vertAlign w:val="superscript"/>
-        </w:rPr>
-        <w:t>3</w:t>
-      </w:r>
-      <w:r>
-        <w:rPr>
-          <w:rStyle w:val="VerbatimChar"/>
-          <w:rFonts w:ascii="SimSun" w:hAnsi="SimSun" w:eastAsia="SimSun" w:cs="SimSun"/>
-        </w:rPr>
-        <w:t>)      2850-2960 (&lt;3000)</w:t>
-      </w:r>
-      <w:r>
-        <w:rPr>
-          <w:rFonts w:ascii="SimSun" w:hAnsi="SimSun" w:eastAsia="SimSun" w:cs="SimSun"/>
-        </w:rPr>
-        <w:br/>
-      </w:r>
-      <w:r>
-        <w:rPr>
-          <w:rStyle w:val="VerbatimChar"/>
-          <w:rFonts w:ascii="SimSun" w:hAnsi="SimSun" w:eastAsia="SimSun" w:cs="SimSun"/>
-        </w:rPr>
-        <w:t>C–H (sp</w:t>
-      </w:r>
-      <w:r>
-        <w:rPr>
-          <w:rStyle w:val="VerbatimChar"/>
-          <w:rFonts w:ascii="SimSun" w:hAnsi="SimSun" w:eastAsia="SimSun" w:cs="SimSun"/>
-          <w:vertAlign w:val="superscript"/>
-        </w:rPr>
-        <w:t>2</w:t>
-      </w:r>
-      <w:r>
-        <w:rPr>
-          <w:rStyle w:val="VerbatimChar"/>
-          <w:rFonts w:ascii="SimSun" w:hAnsi="SimSun" w:eastAsia="SimSun" w:cs="SimSun"/>
-        </w:rPr>
-        <w:t>)      3030 (&gt;3000)</w:t>
-      </w:r>
-      <w:r>
-        <w:rPr>
-          <w:rFonts w:ascii="SimSun" w:hAnsi="SimSun" w:eastAsia="SimSun" w:cs="SimSun"/>
-        </w:rPr>
-        <w:br/>
-      </w:r>
-      <w:r>
-        <w:rPr>
-          <w:rStyle w:val="VerbatimChar"/>
-          <w:rFonts w:ascii="SimSun" w:hAnsi="SimSun" w:eastAsia="SimSun" w:cs="SimSun"/>
-        </w:rPr>
-        <w:t xml:space="preserve">C≡N            2250 </w:t>
-      </w:r>
-      <w:r>
-        <w:rPr>
-          <w:rStyle w:val="VerbatimChar"/>
-          <w:rFonts w:hint="eastAsia" w:ascii="SimSun" w:hAnsi="SimSun" w:eastAsia="SimSun" w:cs="SimSun"/>
-        </w:rPr>
-        <w:t>(</w:t>
-      </w:r>
-      <w:r>
-        <w:rPr>
-          <w:rStyle w:val="VerbatimChar"/>
-          <w:rFonts w:hint="eastAsia" w:ascii="SimSun" w:hAnsi="SimSun" w:eastAsia="SimSun" w:cs="SimSun"/>
-        </w:rPr>
-        <w:t>中</w:t>
-      </w:r>
-      <w:r>
-        <w:rPr>
-          <w:rStyle w:val="VerbatimChar"/>
-          <w:rFonts w:hint="eastAsia" w:ascii="SimSun" w:hAnsi="SimSun" w:eastAsia="SimSun" w:cs="SimSun"/>
-        </w:rPr>
-        <w:t>)</w:t>
-      </w:r>
-      <w:r>
-        <w:rPr>
-          <w:rFonts w:ascii="SimSun" w:hAnsi="SimSun" w:eastAsia="SimSun" w:cs="SimSun"/>
-        </w:rPr>
-        <w:br/>
-      </w:r>
-      <w:r>
-        <w:rPr>
-          <w:rStyle w:val="VerbatimChar"/>
-          <w:rFonts w:ascii="SimSun" w:hAnsi="SimSun" w:eastAsia="SimSun" w:cs="SimSun"/>
-        </w:rPr>
-        <w:t xml:space="preserve">C≡C </w:t>
-      </w:r>
-      <w:r>
-        <w:rPr>
-          <w:rStyle w:val="VerbatimChar"/>
-          <w:rFonts w:hint="eastAsia" w:ascii="SimSun" w:hAnsi="SimSun" w:eastAsia="SimSun" w:cs="SimSun"/>
-        </w:rPr>
-        <w:t>(</w:t>
-      </w:r>
-      <w:r>
-        <w:rPr>
-          <w:rStyle w:val="VerbatimChar"/>
-          <w:rFonts w:hint="eastAsia" w:ascii="SimSun" w:hAnsi="SimSun" w:eastAsia="SimSun" w:cs="SimSun"/>
-        </w:rPr>
-        <w:t>端炔</w:t>
-      </w:r>
-      <w:r>
-        <w:rPr>
-          <w:rStyle w:val="VerbatimChar"/>
-          <w:rFonts w:hint="eastAsia" w:ascii="SimSun" w:hAnsi="SimSun" w:eastAsia="SimSun" w:cs="SimSun"/>
-        </w:rPr>
-        <w:t>)</w:t>
-      </w:r>
-      <w:r>
-        <w:rPr>
-          <w:rStyle w:val="VerbatimChar"/>
-          <w:rFonts w:ascii="SimSun" w:hAnsi="SimSun" w:eastAsia="SimSun" w:cs="SimSun"/>
-        </w:rPr>
-        <w:t xml:space="preserve">     2200 </w:t>
-      </w:r>
-      <w:r>
-        <w:rPr>
-          <w:rStyle w:val="VerbatimChar"/>
-          <w:rFonts w:hint="eastAsia" w:ascii="SimSun" w:hAnsi="SimSun" w:eastAsia="SimSun" w:cs="SimSun"/>
-        </w:rPr>
-        <w:t>(</w:t>
-      </w:r>
-      <w:r>
-        <w:rPr>
-          <w:rStyle w:val="VerbatimChar"/>
-          <w:rFonts w:hint="eastAsia" w:ascii="SimSun" w:hAnsi="SimSun" w:eastAsia="SimSun" w:cs="SimSun"/>
-        </w:rPr>
-        <w:t>强</w:t>
-      </w:r>
-      <w:r>
-        <w:rPr>
-          <w:rStyle w:val="VerbatimChar"/>
-          <w:rFonts w:hint="eastAsia" w:ascii="SimSun" w:hAnsi="SimSun" w:eastAsia="SimSun" w:cs="SimSun"/>
-        </w:rPr>
-        <w:t>)</w:t>
-      </w:r>
-      <w:r>
-        <w:rPr>
-          <w:rFonts w:ascii="SimSun" w:hAnsi="SimSun" w:eastAsia="SimSun" w:cs="SimSun"/>
-        </w:rPr>
-        <w:br/>
-      </w:r>
-      <w:r>
-        <w:rPr>
-          <w:rStyle w:val="VerbatimChar"/>
-          <w:rFonts w:ascii="SimSun" w:hAnsi="SimSun" w:eastAsia="SimSun" w:cs="SimSun"/>
-        </w:rPr>
-        <w:t xml:space="preserve">C=O </w:t>
-      </w:r>
-      <w:r>
-        <w:rPr>
-          <w:rStyle w:val="VerbatimChar"/>
-          <w:rFonts w:hint="eastAsia" w:ascii="SimSun" w:hAnsi="SimSun" w:eastAsia="SimSun" w:cs="SimSun"/>
-        </w:rPr>
-        <w:t>(</w:t>
-      </w:r>
-      <w:r>
-        <w:rPr>
-          <w:rStyle w:val="VerbatimChar"/>
-          <w:rFonts w:hint="eastAsia" w:ascii="SimSun" w:hAnsi="SimSun" w:eastAsia="SimSun" w:cs="SimSun"/>
-        </w:rPr>
-        <w:t>酯</w:t>
-      </w:r>
-      <w:r>
-        <w:rPr>
-          <w:rStyle w:val="VerbatimChar"/>
-          <w:rFonts w:hint="eastAsia" w:ascii="SimSun" w:hAnsi="SimSun" w:eastAsia="SimSun" w:cs="SimSun"/>
-        </w:rPr>
-        <w:t>)</w:t>
-      </w:r>
-      <w:r>
-        <w:rPr>
-          <w:rStyle w:val="VerbatimChar"/>
-          <w:rFonts w:ascii="SimSun" w:hAnsi="SimSun" w:eastAsia="SimSun" w:cs="SimSun"/>
-        </w:rPr>
-        <w:t xml:space="preserve">       1740 </w:t>
-      </w:r>
-      <w:r>
-        <w:rPr>
-          <w:rStyle w:val="VerbatimChar"/>
-          <w:rFonts w:hint="eastAsia" w:ascii="SimSun" w:hAnsi="SimSun" w:eastAsia="SimSun" w:cs="SimSun"/>
-        </w:rPr>
-        <w:t>(</w:t>
-      </w:r>
-      <w:r>
-        <w:rPr>
-          <w:rStyle w:val="VerbatimChar"/>
-          <w:rFonts w:hint="eastAsia" w:ascii="SimSun" w:hAnsi="SimSun" w:eastAsia="SimSun" w:cs="SimSun"/>
-        </w:rPr>
-        <w:t>强</w:t>
-      </w:r>
-      <w:r>
-        <w:rPr>
-          <w:rStyle w:val="VerbatimChar"/>
-          <w:rFonts w:hint="eastAsia" w:ascii="SimSun" w:hAnsi="SimSun" w:eastAsia="SimSun" w:cs="SimSun"/>
-        </w:rPr>
-        <w:t>)</w:t>
-      </w:r>
-      <w:r>
-        <w:rPr>
-          <w:rFonts w:ascii="SimSun" w:hAnsi="SimSun" w:eastAsia="SimSun" w:cs="SimSun"/>
-        </w:rPr>
-        <w:br/>
-      </w:r>
-      <w:r>
-        <w:rPr>
-          <w:rStyle w:val="VerbatimChar"/>
-          <w:rFonts w:ascii="SimSun" w:hAnsi="SimSun" w:eastAsia="SimSun" w:cs="SimSun"/>
-        </w:rPr>
-        <w:t xml:space="preserve">C=O </w:t>
-      </w:r>
-      <w:r>
-        <w:rPr>
-          <w:rStyle w:val="VerbatimChar"/>
-          <w:rFonts w:hint="eastAsia" w:ascii="SimSun" w:hAnsi="SimSun" w:eastAsia="SimSun" w:cs="SimSun"/>
-        </w:rPr>
-        <w:t>(</w:t>
-      </w:r>
-      <w:r>
-        <w:rPr>
-          <w:rStyle w:val="VerbatimChar"/>
-          <w:rFonts w:hint="eastAsia" w:ascii="SimSun" w:hAnsi="SimSun" w:eastAsia="SimSun" w:cs="SimSun"/>
-        </w:rPr>
-        <w:t>醛</w:t>
-      </w:r>
-      <w:r>
-        <w:rPr>
-          <w:rStyle w:val="VerbatimChar"/>
-          <w:rFonts w:hint="eastAsia" w:ascii="SimSun" w:hAnsi="SimSun" w:eastAsia="SimSun" w:cs="SimSun"/>
-        </w:rPr>
-        <w:t>/</w:t>
-      </w:r>
-      <w:r>
-        <w:rPr>
-          <w:rStyle w:val="VerbatimChar"/>
-          <w:rFonts w:hint="eastAsia" w:ascii="SimSun" w:hAnsi="SimSun" w:eastAsia="SimSun" w:cs="SimSun"/>
-        </w:rPr>
-        <w:t>酮</w:t>
-      </w:r>
-      <w:r>
-        <w:rPr>
-          <w:rStyle w:val="VerbatimChar"/>
-          <w:rFonts w:hint="eastAsia" w:ascii="SimSun" w:hAnsi="SimSun" w:eastAsia="SimSun" w:cs="SimSun"/>
-        </w:rPr>
-        <w:t>)</w:t>
-      </w:r>
-      <w:r>
-        <w:rPr>
-          <w:rStyle w:val="VerbatimChar"/>
-          <w:rFonts w:ascii="SimSun" w:hAnsi="SimSun" w:eastAsia="SimSun" w:cs="SimSun"/>
-        </w:rPr>
-        <w:t xml:space="preserve">    1715 </w:t>
-      </w:r>
-      <w:r>
-        <w:rPr>
-          <w:rStyle w:val="VerbatimChar"/>
-          <w:rFonts w:hint="eastAsia" w:ascii="SimSun" w:hAnsi="SimSun" w:eastAsia="SimSun" w:cs="SimSun"/>
-        </w:rPr>
-        <w:t>(</w:t>
-      </w:r>
-      <w:r>
-        <w:rPr>
-          <w:rStyle w:val="VerbatimChar"/>
-          <w:rFonts w:hint="eastAsia" w:ascii="SimSun" w:hAnsi="SimSun" w:eastAsia="SimSun" w:cs="SimSun"/>
-        </w:rPr>
-        <w:t>强</w:t>
-      </w:r>
-      <w:r>
-        <w:rPr>
-          <w:rStyle w:val="VerbatimChar"/>
-          <w:rFonts w:hint="eastAsia" w:ascii="SimSun" w:hAnsi="SimSun" w:eastAsia="SimSun" w:cs="SimSun"/>
-        </w:rPr>
-        <w:t>)</w:t>
-      </w:r>
-      <w:r>
-        <w:rPr>
-          <w:rFonts w:ascii="SimSun" w:hAnsi="SimSun" w:eastAsia="SimSun" w:cs="SimSun"/>
-        </w:rPr>
-        <w:br/>
-      </w:r>
-      <w:r>
-        <w:rPr>
-          <w:rStyle w:val="VerbatimChar"/>
-          <w:rFonts w:ascii="SimSun" w:hAnsi="SimSun" w:eastAsia="SimSun" w:cs="SimSun"/>
-        </w:rPr>
-        <w:t xml:space="preserve">C=O </w:t>
-      </w:r>
-      <w:r>
-        <w:rPr>
-          <w:rStyle w:val="VerbatimChar"/>
-          <w:rFonts w:hint="eastAsia" w:ascii="SimSun" w:hAnsi="SimSun" w:eastAsia="SimSun" w:cs="SimSun"/>
-        </w:rPr>
-        <w:t>(</w:t>
-      </w:r>
-      <w:r>
-        <w:rPr>
-          <w:rStyle w:val="VerbatimChar"/>
-          <w:rFonts w:hint="eastAsia" w:ascii="SimSun" w:hAnsi="SimSun" w:eastAsia="SimSun" w:cs="SimSun"/>
-        </w:rPr>
-        <w:t>酰胺</w:t>
-      </w:r>
-      <w:r>
-        <w:rPr>
-          <w:rStyle w:val="VerbatimChar"/>
-          <w:rFonts w:hint="eastAsia" w:ascii="SimSun" w:hAnsi="SimSun" w:eastAsia="SimSun" w:cs="SimSun"/>
-        </w:rPr>
-        <w:t>)</w:t>
-      </w:r>
-      <w:r>
-        <w:rPr>
-          <w:rStyle w:val="VerbatimChar"/>
-          <w:rFonts w:ascii="SimSun" w:hAnsi="SimSun" w:eastAsia="SimSun" w:cs="SimSun"/>
-        </w:rPr>
-        <w:t xml:space="preserve">     1680 </w:t>
-      </w:r>
-      <w:r>
-        <w:rPr>
-          <w:rStyle w:val="VerbatimChar"/>
-          <w:rFonts w:hint="eastAsia" w:ascii="SimSun" w:hAnsi="SimSun" w:eastAsia="SimSun" w:cs="SimSun"/>
-        </w:rPr>
-        <w:t>(</w:t>
-      </w:r>
-      <w:r>
-        <w:rPr>
-          <w:rStyle w:val="VerbatimChar"/>
-          <w:rFonts w:hint="eastAsia" w:ascii="SimSun" w:hAnsi="SimSun" w:eastAsia="SimSun" w:cs="SimSun"/>
-        </w:rPr>
-        <w:t>强</w:t>
-      </w:r>
-      <w:r>
-        <w:rPr>
-          <w:rStyle w:val="VerbatimChar"/>
-          <w:rFonts w:hint="eastAsia" w:ascii="SimSun" w:hAnsi="SimSun" w:eastAsia="SimSun" w:cs="SimSun"/>
-        </w:rPr>
-        <w:t>)</w:t>
-      </w:r>
-      <w:r>
-        <w:rPr>
-          <w:rFonts w:ascii="SimSun" w:hAnsi="SimSun" w:eastAsia="SimSun" w:cs="SimSun"/>
-        </w:rPr>
-        <w:br/>
-      </w:r>
-      <w:r>
-        <w:rPr>
-          <w:rStyle w:val="VerbatimChar"/>
-          <w:rFonts w:ascii="SimSun" w:hAnsi="SimSun" w:eastAsia="SimSun" w:cs="SimSun"/>
-        </w:rPr>
-        <w:t xml:space="preserve">C=C            1620-1680 </w:t>
-      </w:r>
-      <w:r>
-        <w:rPr>
-          <w:rStyle w:val="VerbatimChar"/>
-          <w:rFonts w:hint="eastAsia" w:ascii="SimSun" w:hAnsi="SimSun" w:eastAsia="SimSun" w:cs="SimSun"/>
-        </w:rPr>
-        <w:t>(</w:t>
-      </w:r>
-      <w:r>
-        <w:rPr>
-          <w:rStyle w:val="VerbatimChar"/>
-          <w:rFonts w:hint="eastAsia" w:ascii="SimSun" w:hAnsi="SimSun" w:eastAsia="SimSun" w:cs="SimSun"/>
-        </w:rPr>
-        <w:t>中</w:t>
-      </w:r>
-      <w:r>
-        <w:rPr>
-          <w:rStyle w:val="VerbatimChar"/>
-          <w:rFonts w:hint="eastAsia" w:ascii="SimSun" w:hAnsi="SimSun" w:eastAsia="SimSun" w:cs="SimSun"/>
-        </w:rPr>
-        <w:t>)</w:t>
-      </w:r>
-      <w:r>
-        <w:rPr>
-          <w:rFonts w:ascii="SimSun" w:hAnsi="SimSun" w:eastAsia="SimSun" w:cs="SimSun"/>
-        </w:rPr>
-        <w:br/>
-      </w:r>
-      <w:r>
-        <w:rPr>
-          <w:rStyle w:val="VerbatimChar"/>
-          <w:rFonts w:hint="eastAsia" w:ascii="SimSun" w:hAnsi="SimSun" w:eastAsia="SimSun" w:cs="SimSun"/>
-        </w:rPr>
-        <w:t xml:space="preserve">芳环</w:t>
-      </w:r>
-      <w:r>
-        <w:rPr>
-          <w:rStyle w:val="VerbatimChar"/>
-          <w:rFonts w:ascii="SimSun" w:hAnsi="SimSun" w:eastAsia="SimSun" w:cs="SimSun"/>
-        </w:rPr>
-        <w:t xml:space="preserve"> C=C       1600, 1500 </w:t>
-      </w:r>
-      <w:r>
-        <w:rPr>
-          <w:rStyle w:val="VerbatimChar"/>
-          <w:rFonts w:hint="eastAsia" w:ascii="SimSun" w:hAnsi="SimSun" w:eastAsia="SimSun" w:cs="SimSun"/>
-        </w:rPr>
-        <w:t>(</w:t>
-      </w:r>
-      <w:r>
-        <w:rPr>
-          <w:rStyle w:val="VerbatimChar"/>
-          <w:rFonts w:hint="eastAsia" w:ascii="SimSun" w:hAnsi="SimSun" w:eastAsia="SimSun" w:cs="SimSun"/>
-        </w:rPr>
-        <w:t>双峰</w:t>
-      </w:r>
-      <w:r>
-        <w:rPr>
-          <w:rStyle w:val="VerbatimChar"/>
-          <w:rFonts w:hint="eastAsia" w:ascii="SimSun" w:hAnsi="SimSun" w:eastAsia="SimSun" w:cs="SimSun"/>
-        </w:rPr>
-        <w:t>)</w:t>
-      </w:r>
-    </w:p>
+    <w:tbl>
+      <w:tblPr>
+        <w:tblStyle w:val="Table"/>
+        <w:tblW w:type="auto" w:w="0"/>
+        <w:tblLook w:firstRow="1" w:lastRow="0" w:firstColumn="0" w:lastColumn="0" w:noHBand="0" w:noVBand="0" w:val="0020"/>
+      </w:tblPr>
+      <w:tblGrid>
+        <w:gridCol w:w="3960"/>
+        <w:gridCol w:w="3960"/>
+      </w:tblGrid>
+      <w:tr>
+        <w:trPr>
+          <w:tblHeader w:val="on"/>
+        </w:trPr>
+        <w:tc>
+          <w:tcPr/>
+          <w:p>
+            <w:pPr>
+              <w:pStyle w:val="Compact"/>
+              <w:jc w:val="center"/>
+            </w:pPr>
+            <w:r>
+              <w:rPr>
+                <w:rFonts w:hint="eastAsia" w:ascii="Times New Roman" w:hAnsi="Times New Roman" w:eastAsia="SimHei" w:cs="Times New Roman"/>
+                <w:b/>
+              </w:rPr>
+              <w:t xml:space="preserve">基团</w:t>
+            </w:r>
+          </w:p>
+        </w:tc>
+        <w:tc>
+          <w:tcPr/>
+          <w:p>
+            <w:pPr>
+              <w:pStyle w:val="Compact"/>
+              <w:jc w:val="center"/>
+            </w:pPr>
+            <w:r>
+              <w:rPr>
+                <w:rFonts w:hint="eastAsia" w:ascii="Times New Roman" w:hAnsi="Times New Roman" w:eastAsia="SimHei" w:cs="Times New Roman"/>
+                <w:b/>
+              </w:rPr>
+              <w:t xml:space="preserve">特征吸收</w:t>
+            </w:r>
+            <w:r>
+              <w:rPr>
+                <w:rFonts w:ascii="Times New Roman" w:hAnsi="Times New Roman" w:eastAsia="Times New Roman" w:cs="Times New Roman"/>
+                <w:b/>
+              </w:rPr>
+              <w:t xml:space="preserve"> / cm</w:t>
+            </w:r>
+            <w:r>
+              <w:rPr>
+                <w:rFonts w:ascii="Times New Roman" w:hAnsi="Times New Roman" w:eastAsia="Times New Roman" w:cs="Times New Roman"/>
+                <w:b/>
+                <w:vertAlign w:val="superscript"/>
+              </w:rPr>
+              <w:t>-1</w:t>
+            </w:r>
+          </w:p>
+        </w:tc>
+      </w:tr>
+      <w:tr>
+        <w:tc>
+          <w:tcPr/>
+          <w:p>
+            <w:pPr>
+              <w:pStyle w:val="Compact"/>
+              <w:jc w:val="center"/>
+            </w:pPr>
+            <w:r>
+              <w:rPr>
+                <w:rFonts w:ascii="Times New Roman" w:hAnsi="Times New Roman" w:eastAsia="Times New Roman" w:cs="Times New Roman"/>
+              </w:rPr>
+              <w:t xml:space="preserve">O–H </w:t>
+            </w:r>
+            <w:r>
+              <w:rPr>
+                <w:rFonts w:hint="eastAsia" w:ascii="Times New Roman" w:hAnsi="Times New Roman" w:eastAsia="Times New Roman" w:cs="Times New Roman"/>
+              </w:rPr>
+              <w:t>(</w:t>
+            </w:r>
+            <w:r>
+              <w:rPr>
+                <w:rFonts w:hint="eastAsia" w:ascii="Times New Roman" w:hAnsi="Times New Roman" w:eastAsia="FangSong" w:cs="Times New Roman"/>
+              </w:rPr>
+              <w:t>游离</w:t>
+            </w:r>
+            <w:r>
+              <w:rPr>
+                <w:rFonts w:hint="eastAsia" w:ascii="Times New Roman" w:hAnsi="Times New Roman" w:eastAsia="Times New Roman" w:cs="Times New Roman"/>
+              </w:rPr>
+              <w:t>)</w:t>
+            </w:r>
+          </w:p>
+        </w:tc>
+        <w:tc>
+          <w:tcPr/>
+          <w:p>
+            <w:pPr>
+              <w:pStyle w:val="Compact"/>
+              <w:jc w:val="center"/>
+            </w:pPr>
+            <w:r>
+              <w:rPr>
+                <w:rFonts w:ascii="Times New Roman" w:hAnsi="Times New Roman" w:eastAsia="Times New Roman" w:cs="Times New Roman"/>
+              </w:rPr>
+              <w:t xml:space="preserve">3600 </w:t>
+            </w:r>
+            <w:r>
+              <w:rPr>
+                <w:rFonts w:hint="eastAsia" w:ascii="Times New Roman" w:hAnsi="Times New Roman" w:eastAsia="Times New Roman" w:cs="Times New Roman"/>
+              </w:rPr>
+              <w:t>(</w:t>
+            </w:r>
+            <w:r>
+              <w:rPr>
+                <w:rFonts w:hint="eastAsia" w:ascii="Times New Roman" w:hAnsi="Times New Roman" w:eastAsia="FangSong" w:cs="Times New Roman"/>
+              </w:rPr>
+              <w:t>尖</w:t>
+            </w:r>
+            <w:r>
+              <w:rPr>
+                <w:rFonts w:hint="eastAsia" w:ascii="Times New Roman" w:hAnsi="Times New Roman" w:eastAsia="Times New Roman" w:cs="Times New Roman"/>
+              </w:rPr>
+              <w:t>)</w:t>
+            </w:r>
+          </w:p>
+        </w:tc>
+      </w:tr>
+      <w:tr>
+        <w:tc>
+          <w:tcPr/>
+          <w:p>
+            <w:pPr>
+              <w:pStyle w:val="Compact"/>
+              <w:jc w:val="center"/>
+            </w:pPr>
+            <w:r>
+              <w:rPr>
+                <w:rFonts w:ascii="Times New Roman" w:hAnsi="Times New Roman" w:eastAsia="Times New Roman" w:cs="Times New Roman"/>
+              </w:rPr>
+              <w:t xml:space="preserve">O–H </w:t>
+            </w:r>
+            <w:r>
+              <w:rPr>
+                <w:rFonts w:hint="eastAsia" w:ascii="Times New Roman" w:hAnsi="Times New Roman" w:eastAsia="Times New Roman" w:cs="Times New Roman"/>
+              </w:rPr>
+              <w:t>(</w:t>
+            </w:r>
+            <w:r>
+              <w:rPr>
+                <w:rFonts w:hint="eastAsia" w:ascii="Times New Roman" w:hAnsi="Times New Roman" w:eastAsia="FangSong" w:cs="Times New Roman"/>
+              </w:rPr>
+              <w:t>缩合</w:t>
+            </w:r>
+            <w:r>
+              <w:rPr>
+                <w:rFonts w:hint="eastAsia" w:ascii="Times New Roman" w:hAnsi="Times New Roman" w:eastAsia="Times New Roman" w:cs="Times New Roman"/>
+              </w:rPr>
+              <w:t>)</w:t>
+            </w:r>
+          </w:p>
+        </w:tc>
+        <w:tc>
+          <w:tcPr/>
+          <w:p>
+            <w:pPr>
+              <w:pStyle w:val="Compact"/>
+              <w:jc w:val="center"/>
+            </w:pPr>
+            <w:r>
+              <w:rPr>
+                <w:rFonts w:ascii="Times New Roman" w:hAnsi="Times New Roman" w:eastAsia="Times New Roman" w:cs="Times New Roman"/>
+              </w:rPr>
+              <w:t xml:space="preserve">3300 </w:t>
+            </w:r>
+            <w:r>
+              <w:rPr>
+                <w:rFonts w:hint="eastAsia" w:ascii="Times New Roman" w:hAnsi="Times New Roman" w:eastAsia="Times New Roman" w:cs="Times New Roman"/>
+              </w:rPr>
+              <w:t>(</w:t>
+            </w:r>
+            <w:r>
+              <w:rPr>
+                <w:rFonts w:hint="eastAsia" w:ascii="Times New Roman" w:hAnsi="Times New Roman" w:eastAsia="FangSong" w:cs="Times New Roman"/>
+              </w:rPr>
+              <w:t>宽</w:t>
+            </w:r>
+            <w:r>
+              <w:rPr>
+                <w:rFonts w:hint="eastAsia" w:ascii="Times New Roman" w:hAnsi="Times New Roman" w:eastAsia="Times New Roman" w:cs="Times New Roman"/>
+              </w:rPr>
+              <w:t>)</w:t>
+            </w:r>
+          </w:p>
+        </w:tc>
+      </w:tr>
+      <w:tr>
+        <w:tc>
+          <w:tcPr/>
+          <w:p>
+            <w:pPr>
+              <w:pStyle w:val="Compact"/>
+              <w:jc w:val="center"/>
+            </w:pPr>
+            <w:r>
+              <w:rPr>
+                <w:rFonts w:ascii="Times New Roman" w:hAnsi="Times New Roman" w:eastAsia="Times New Roman" w:cs="Times New Roman"/>
+              </w:rPr>
+              <w:t xml:space="preserve">N–H </w:t>
+            </w:r>
+            <w:r>
+              <w:rPr>
+                <w:rFonts w:hint="eastAsia" w:ascii="Times New Roman" w:hAnsi="Times New Roman" w:eastAsia="Times New Roman" w:cs="Times New Roman"/>
+              </w:rPr>
+              <w:t>(</w:t>
+            </w:r>
+            <w:r>
+              <w:rPr>
+                <w:rFonts w:hint="eastAsia" w:ascii="Times New Roman" w:hAnsi="Times New Roman" w:eastAsia="FangSong" w:cs="Times New Roman"/>
+              </w:rPr>
+              <w:t>伯胺</w:t>
+            </w:r>
+            <w:r>
+              <w:rPr>
+                <w:rFonts w:hint="eastAsia" w:ascii="Times New Roman" w:hAnsi="Times New Roman" w:eastAsia="Times New Roman" w:cs="Times New Roman"/>
+              </w:rPr>
+              <w:t>)</w:t>
+            </w:r>
+          </w:p>
+        </w:tc>
+        <w:tc>
+          <w:tcPr/>
+          <w:p>
+            <w:pPr>
+              <w:pStyle w:val="Compact"/>
+              <w:jc w:val="center"/>
+            </w:pPr>
+            <w:r>
+              <w:rPr>
+                <w:rFonts w:ascii="Times New Roman" w:hAnsi="Times New Roman" w:eastAsia="Times New Roman" w:cs="Times New Roman"/>
+              </w:rPr>
+              <w:t xml:space="preserve">3350, 3450 </w:t>
+            </w:r>
+            <w:r>
+              <w:rPr>
+                <w:rFonts w:hint="eastAsia" w:ascii="Times New Roman" w:hAnsi="Times New Roman" w:eastAsia="Times New Roman" w:cs="Times New Roman"/>
+              </w:rPr>
+              <w:t>(</w:t>
+            </w:r>
+            <w:r>
+              <w:rPr>
+                <w:rFonts w:hint="eastAsia" w:ascii="Times New Roman" w:hAnsi="Times New Roman" w:eastAsia="FangSong" w:cs="Times New Roman"/>
+              </w:rPr>
+              <w:t>双峰</w:t>
+            </w:r>
+            <w:r>
+              <w:rPr>
+                <w:rFonts w:hint="eastAsia" w:ascii="Times New Roman" w:hAnsi="Times New Roman" w:eastAsia="Times New Roman" w:cs="Times New Roman"/>
+              </w:rPr>
+              <w:t>)</w:t>
+            </w:r>
+          </w:p>
+        </w:tc>
+      </w:tr>
+      <w:tr>
+        <w:tc>
+          <w:tcPr/>
+          <w:p>
+            <w:pPr>
+              <w:pStyle w:val="Compact"/>
+              <w:jc w:val="center"/>
+            </w:pPr>
+            <w:r>
+              <w:rPr>
+                <w:rFonts w:ascii="Times New Roman" w:hAnsi="Times New Roman" w:eastAsia="Times New Roman" w:cs="Times New Roman"/>
+              </w:rPr>
+              <w:t>C–H (sp</w:t>
+            </w:r>
+            <w:r>
+              <w:rPr>
+                <w:rFonts w:ascii="Times New Roman" w:hAnsi="Times New Roman" w:eastAsia="Times New Roman" w:cs="Times New Roman"/>
+                <w:vertAlign w:val="superscript"/>
+              </w:rPr>
+              <w:t>3</w:t>
+            </w:r>
+            <w:r>
+              <w:rPr>
+                <w:rFonts w:ascii="Times New Roman" w:hAnsi="Times New Roman" w:eastAsia="Times New Roman" w:cs="Times New Roman"/>
+              </w:rPr>
+              <w:t>)</w:t>
+            </w:r>
+          </w:p>
+        </w:tc>
+        <w:tc>
+          <w:tcPr/>
+          <w:p>
+            <w:pPr>
+              <w:pStyle w:val="Compact"/>
+              <w:jc w:val="center"/>
+            </w:pPr>
+            <w:r>
+              <w:rPr>
+                <w:rFonts w:ascii="Times New Roman" w:hAnsi="Times New Roman" w:eastAsia="Times New Roman" w:cs="Times New Roman"/>
+              </w:rPr>
+              <w:t xml:space="preserve">2850-2960 (&lt;3000)</w:t>
+            </w:r>
+          </w:p>
+        </w:tc>
+      </w:tr>
+      <w:tr>
+        <w:tc>
+          <w:tcPr/>
+          <w:p>
+            <w:pPr>
+              <w:pStyle w:val="Compact"/>
+              <w:jc w:val="center"/>
+            </w:pPr>
+            <w:r>
+              <w:rPr>
+                <w:rFonts w:ascii="Times New Roman" w:hAnsi="Times New Roman" w:eastAsia="Times New Roman" w:cs="Times New Roman"/>
+              </w:rPr>
+              <w:t>C–H (sp</w:t>
+            </w:r>
+            <w:r>
+              <w:rPr>
+                <w:rFonts w:ascii="Times New Roman" w:hAnsi="Times New Roman" w:eastAsia="Times New Roman" w:cs="Times New Roman"/>
+                <w:vertAlign w:val="superscript"/>
+              </w:rPr>
+              <w:t>2</w:t>
+            </w:r>
+            <w:r>
+              <w:rPr>
+                <w:rFonts w:ascii="Times New Roman" w:hAnsi="Times New Roman" w:eastAsia="Times New Roman" w:cs="Times New Roman"/>
+              </w:rPr>
+              <w:t>)</w:t>
+            </w:r>
+          </w:p>
+        </w:tc>
+        <w:tc>
+          <w:tcPr/>
+          <w:p>
+            <w:pPr>
+              <w:pStyle w:val="Compact"/>
+              <w:jc w:val="center"/>
+            </w:pPr>
+            <w:r>
+              <w:rPr>
+                <w:rFonts w:ascii="Times New Roman" w:hAnsi="Times New Roman" w:eastAsia="Times New Roman" w:cs="Times New Roman"/>
+              </w:rPr>
+              <w:t xml:space="preserve">3030 (&gt;3000)</w:t>
+            </w:r>
+          </w:p>
+        </w:tc>
+      </w:tr>
+      <w:tr>
+        <w:tc>
+          <w:tcPr/>
+          <w:p>
+            <w:pPr>
+              <w:pStyle w:val="Compact"/>
+              <w:jc w:val="center"/>
+            </w:pPr>
+            <w:r>
+              <w:rPr>
+                <w:rFonts w:ascii="Times New Roman" w:hAnsi="Times New Roman" w:eastAsia="Times New Roman" w:cs="Times New Roman"/>
+              </w:rPr>
+              <w:t xml:space="preserve">C≡N</w:t>
+            </w:r>
+          </w:p>
+        </w:tc>
+        <w:tc>
+          <w:tcPr/>
+          <w:p>
+            <w:pPr>
+              <w:pStyle w:val="Compact"/>
+              <w:jc w:val="center"/>
+            </w:pPr>
+            <w:r>
+              <w:rPr>
+                <w:rFonts w:ascii="Times New Roman" w:hAnsi="Times New Roman" w:eastAsia="Times New Roman" w:cs="Times New Roman"/>
+              </w:rPr>
+              <w:t xml:space="preserve">2250 </w:t>
+            </w:r>
+            <w:r>
+              <w:rPr>
+                <w:rFonts w:hint="eastAsia" w:ascii="Times New Roman" w:hAnsi="Times New Roman" w:eastAsia="Times New Roman" w:cs="Times New Roman"/>
+              </w:rPr>
+              <w:t>(</w:t>
+            </w:r>
+            <w:r>
+              <w:rPr>
+                <w:rFonts w:hint="eastAsia" w:ascii="Times New Roman" w:hAnsi="Times New Roman" w:eastAsia="FangSong" w:cs="Times New Roman"/>
+              </w:rPr>
+              <w:t>中</w:t>
+            </w:r>
+            <w:r>
+              <w:rPr>
+                <w:rFonts w:hint="eastAsia" w:ascii="Times New Roman" w:hAnsi="Times New Roman" w:eastAsia="Times New Roman" w:cs="Times New Roman"/>
+              </w:rPr>
+              <w:t>)</w:t>
+            </w:r>
+          </w:p>
+        </w:tc>
+      </w:tr>
+      <w:tr>
+        <w:tc>
+          <w:tcPr/>
+          <w:p>
+            <w:pPr>
+              <w:pStyle w:val="Compact"/>
+              <w:jc w:val="center"/>
+            </w:pPr>
+            <w:r>
+              <w:rPr>
+                <w:rFonts w:ascii="Times New Roman" w:hAnsi="Times New Roman" w:eastAsia="Times New Roman" w:cs="Times New Roman"/>
+              </w:rPr>
+              <w:t xml:space="preserve">C≡C </w:t>
+            </w:r>
+            <w:r>
+              <w:rPr>
+                <w:rFonts w:hint="eastAsia" w:ascii="Times New Roman" w:hAnsi="Times New Roman" w:eastAsia="Times New Roman" w:cs="Times New Roman"/>
+              </w:rPr>
+              <w:t>(</w:t>
+            </w:r>
+            <w:r>
+              <w:rPr>
+                <w:rFonts w:hint="eastAsia" w:ascii="Times New Roman" w:hAnsi="Times New Roman" w:eastAsia="FangSong" w:cs="Times New Roman"/>
+              </w:rPr>
+              <w:t>端炔</w:t>
+            </w:r>
+            <w:r>
+              <w:rPr>
+                <w:rFonts w:hint="eastAsia" w:ascii="Times New Roman" w:hAnsi="Times New Roman" w:eastAsia="Times New Roman" w:cs="Times New Roman"/>
+              </w:rPr>
+              <w:t>)</w:t>
+            </w:r>
+          </w:p>
+        </w:tc>
+        <w:tc>
+          <w:tcPr/>
+          <w:p>
+            <w:pPr>
+              <w:pStyle w:val="Compact"/>
+              <w:jc w:val="center"/>
+            </w:pPr>
+            <w:r>
+              <w:rPr>
+                <w:rFonts w:ascii="Times New Roman" w:hAnsi="Times New Roman" w:eastAsia="Times New Roman" w:cs="Times New Roman"/>
+              </w:rPr>
+              <w:t xml:space="preserve">2200 </w:t>
+            </w:r>
+            <w:r>
+              <w:rPr>
+                <w:rFonts w:hint="eastAsia" w:ascii="Times New Roman" w:hAnsi="Times New Roman" w:eastAsia="Times New Roman" w:cs="Times New Roman"/>
+              </w:rPr>
+              <w:t>(</w:t>
+            </w:r>
+            <w:r>
+              <w:rPr>
+                <w:rFonts w:hint="eastAsia" w:ascii="Times New Roman" w:hAnsi="Times New Roman" w:eastAsia="FangSong" w:cs="Times New Roman"/>
+              </w:rPr>
+              <w:t>强</w:t>
+            </w:r>
+            <w:r>
+              <w:rPr>
+                <w:rFonts w:hint="eastAsia" w:ascii="Times New Roman" w:hAnsi="Times New Roman" w:eastAsia="Times New Roman" w:cs="Times New Roman"/>
+              </w:rPr>
+              <w:t>)</w:t>
+            </w:r>
+          </w:p>
+        </w:tc>
+      </w:tr>
+      <w:tr>
+        <w:tc>
+          <w:tcPr/>
+          <w:p>
+            <w:pPr>
+              <w:pStyle w:val="Compact"/>
+              <w:jc w:val="center"/>
+            </w:pPr>
+            <w:r>
+              <w:rPr>
+                <w:rFonts w:ascii="Times New Roman" w:hAnsi="Times New Roman" w:eastAsia="Times New Roman" w:cs="Times New Roman"/>
+              </w:rPr>
+              <w:t xml:space="preserve">C=O </w:t>
+            </w:r>
+            <w:r>
+              <w:rPr>
+                <w:rFonts w:hint="eastAsia" w:ascii="Times New Roman" w:hAnsi="Times New Roman" w:eastAsia="Times New Roman" w:cs="Times New Roman"/>
+              </w:rPr>
+              <w:t>(</w:t>
+            </w:r>
+            <w:r>
+              <w:rPr>
+                <w:rFonts w:hint="eastAsia" w:ascii="Times New Roman" w:hAnsi="Times New Roman" w:eastAsia="FangSong" w:cs="Times New Roman"/>
+              </w:rPr>
+              <w:t>酯</w:t>
+            </w:r>
+            <w:r>
+              <w:rPr>
+                <w:rFonts w:hint="eastAsia" w:ascii="Times New Roman" w:hAnsi="Times New Roman" w:eastAsia="Times New Roman" w:cs="Times New Roman"/>
+              </w:rPr>
+              <w:t>)</w:t>
+            </w:r>
+          </w:p>
+        </w:tc>
+        <w:tc>
+          <w:tcPr/>
+          <w:p>
+            <w:pPr>
+              <w:pStyle w:val="Compact"/>
+              <w:jc w:val="center"/>
+            </w:pPr>
+            <w:r>
+              <w:rPr>
+                <w:rFonts w:ascii="Times New Roman" w:hAnsi="Times New Roman" w:eastAsia="Times New Roman" w:cs="Times New Roman"/>
+              </w:rPr>
+              <w:t xml:space="preserve">1740 </w:t>
+            </w:r>
+            <w:r>
+              <w:rPr>
+                <w:rFonts w:hint="eastAsia" w:ascii="Times New Roman" w:hAnsi="Times New Roman" w:eastAsia="Times New Roman" w:cs="Times New Roman"/>
+              </w:rPr>
+              <w:t>(</w:t>
+            </w:r>
+            <w:r>
+              <w:rPr>
+                <w:rFonts w:hint="eastAsia" w:ascii="Times New Roman" w:hAnsi="Times New Roman" w:eastAsia="FangSong" w:cs="Times New Roman"/>
+              </w:rPr>
+              <w:t>强</w:t>
+            </w:r>
+            <w:r>
+              <w:rPr>
+                <w:rFonts w:hint="eastAsia" w:ascii="Times New Roman" w:hAnsi="Times New Roman" w:eastAsia="Times New Roman" w:cs="Times New Roman"/>
+              </w:rPr>
+              <w:t>)</w:t>
+            </w:r>
+          </w:p>
+        </w:tc>
+      </w:tr>
+      <w:tr>
+        <w:tc>
+          <w:tcPr/>
+          <w:p>
+            <w:pPr>
+              <w:pStyle w:val="Compact"/>
+              <w:jc w:val="center"/>
+            </w:pPr>
+            <w:r>
+              <w:rPr>
+                <w:rFonts w:ascii="Times New Roman" w:hAnsi="Times New Roman" w:eastAsia="Times New Roman" w:cs="Times New Roman"/>
+              </w:rPr>
+              <w:t xml:space="preserve">C=O </w:t>
+            </w:r>
+            <w:r>
+              <w:rPr>
+                <w:rFonts w:hint="eastAsia" w:ascii="Times New Roman" w:hAnsi="Times New Roman" w:eastAsia="Times New Roman" w:cs="Times New Roman"/>
+              </w:rPr>
+              <w:t>(</w:t>
+            </w:r>
+            <w:r>
+              <w:rPr>
+                <w:rFonts w:hint="eastAsia" w:ascii="Times New Roman" w:hAnsi="Times New Roman" w:eastAsia="FangSong" w:cs="Times New Roman"/>
+              </w:rPr>
+              <w:t>醛</w:t>
+            </w:r>
+            <w:r>
+              <w:rPr>
+                <w:rFonts w:hint="eastAsia" w:ascii="Times New Roman" w:hAnsi="Times New Roman" w:eastAsia="Times New Roman" w:cs="Times New Roman"/>
+              </w:rPr>
+              <w:t>/</w:t>
+            </w:r>
+            <w:r>
+              <w:rPr>
+                <w:rFonts w:hint="eastAsia" w:ascii="Times New Roman" w:hAnsi="Times New Roman" w:eastAsia="FangSong" w:cs="Times New Roman"/>
+              </w:rPr>
+              <w:t>酮</w:t>
+            </w:r>
+            <w:r>
+              <w:rPr>
+                <w:rFonts w:hint="eastAsia" w:ascii="Times New Roman" w:hAnsi="Times New Roman" w:eastAsia="Times New Roman" w:cs="Times New Roman"/>
+              </w:rPr>
+              <w:t>)</w:t>
+            </w:r>
+          </w:p>
+        </w:tc>
+        <w:tc>
+          <w:tcPr/>
+          <w:p>
+            <w:pPr>
+              <w:pStyle w:val="Compact"/>
+              <w:jc w:val="center"/>
+            </w:pPr>
+            <w:r>
+              <w:rPr>
+                <w:rFonts w:ascii="Times New Roman" w:hAnsi="Times New Roman" w:eastAsia="Times New Roman" w:cs="Times New Roman"/>
+              </w:rPr>
+              <w:t xml:space="preserve">1715 </w:t>
+            </w:r>
+            <w:r>
+              <w:rPr>
+                <w:rFonts w:hint="eastAsia" w:ascii="Times New Roman" w:hAnsi="Times New Roman" w:eastAsia="Times New Roman" w:cs="Times New Roman"/>
+              </w:rPr>
+              <w:t>(</w:t>
+            </w:r>
+            <w:r>
+              <w:rPr>
+                <w:rFonts w:hint="eastAsia" w:ascii="Times New Roman" w:hAnsi="Times New Roman" w:eastAsia="FangSong" w:cs="Times New Roman"/>
+              </w:rPr>
+              <w:t>强</w:t>
+            </w:r>
+            <w:r>
+              <w:rPr>
+                <w:rFonts w:hint="eastAsia" w:ascii="Times New Roman" w:hAnsi="Times New Roman" w:eastAsia="Times New Roman" w:cs="Times New Roman"/>
+              </w:rPr>
+              <w:t>)</w:t>
+            </w:r>
+          </w:p>
+        </w:tc>
+      </w:tr>
+      <w:tr>
+        <w:tc>
+          <w:tcPr/>
+          <w:p>
+            <w:pPr>
+              <w:pStyle w:val="Compact"/>
+              <w:jc w:val="center"/>
+            </w:pPr>
+            <w:r>
+              <w:rPr>
+                <w:rFonts w:ascii="Times New Roman" w:hAnsi="Times New Roman" w:eastAsia="Times New Roman" w:cs="Times New Roman"/>
+              </w:rPr>
+              <w:t xml:space="preserve">C=O </w:t>
+            </w:r>
+            <w:r>
+              <w:rPr>
+                <w:rFonts w:hint="eastAsia" w:ascii="Times New Roman" w:hAnsi="Times New Roman" w:eastAsia="Times New Roman" w:cs="Times New Roman"/>
+              </w:rPr>
+              <w:t>(</w:t>
+            </w:r>
+            <w:r>
+              <w:rPr>
+                <w:rFonts w:hint="eastAsia" w:ascii="Times New Roman" w:hAnsi="Times New Roman" w:eastAsia="FangSong" w:cs="Times New Roman"/>
+              </w:rPr>
+              <w:t>酰胺</w:t>
+            </w:r>
+            <w:r>
+              <w:rPr>
+                <w:rFonts w:hint="eastAsia" w:ascii="Times New Roman" w:hAnsi="Times New Roman" w:eastAsia="Times New Roman" w:cs="Times New Roman"/>
+              </w:rPr>
+              <w:t>)</w:t>
+            </w:r>
+          </w:p>
+        </w:tc>
+        <w:tc>
+          <w:tcPr/>
+          <w:p>
+            <w:pPr>
+              <w:pStyle w:val="Compact"/>
+              <w:jc w:val="center"/>
+            </w:pPr>
+            <w:r>
+              <w:rPr>
+                <w:rFonts w:ascii="Times New Roman" w:hAnsi="Times New Roman" w:eastAsia="Times New Roman" w:cs="Times New Roman"/>
+              </w:rPr>
+              <w:t xml:space="preserve">1680 </w:t>
+            </w:r>
+            <w:r>
+              <w:rPr>
+                <w:rFonts w:hint="eastAsia" w:ascii="Times New Roman" w:hAnsi="Times New Roman" w:eastAsia="Times New Roman" w:cs="Times New Roman"/>
+              </w:rPr>
+              <w:t>(</w:t>
+            </w:r>
+            <w:r>
+              <w:rPr>
+                <w:rFonts w:hint="eastAsia" w:ascii="Times New Roman" w:hAnsi="Times New Roman" w:eastAsia="FangSong" w:cs="Times New Roman"/>
+              </w:rPr>
+              <w:t>强</w:t>
+            </w:r>
+            <w:r>
+              <w:rPr>
+                <w:rFonts w:hint="eastAsia" w:ascii="Times New Roman" w:hAnsi="Times New Roman" w:eastAsia="Times New Roman" w:cs="Times New Roman"/>
+              </w:rPr>
+              <w:t>)</w:t>
+            </w:r>
+          </w:p>
+        </w:tc>
+      </w:tr>
+      <w:tr>
+        <w:tc>
+          <w:tcPr/>
+          <w:p>
+            <w:pPr>
+              <w:pStyle w:val="Compact"/>
+              <w:jc w:val="center"/>
+            </w:pPr>
+            <w:r>
+              <w:rPr>
+                <w:rFonts w:ascii="Times New Roman" w:hAnsi="Times New Roman" w:eastAsia="Times New Roman" w:cs="Times New Roman"/>
+              </w:rPr>
+              <w:t xml:space="preserve">C=C</w:t>
+            </w:r>
+          </w:p>
+        </w:tc>
+        <w:tc>
+          <w:tcPr/>
+          <w:p>
+            <w:pPr>
+              <w:pStyle w:val="Compact"/>
+              <w:jc w:val="center"/>
+            </w:pPr>
+            <w:r>
+              <w:rPr>
+                <w:rFonts w:ascii="Times New Roman" w:hAnsi="Times New Roman" w:eastAsia="Times New Roman" w:cs="Times New Roman"/>
+              </w:rPr>
+              <w:t xml:space="preserve">1620-1680 </w:t>
+            </w:r>
+            <w:r>
+              <w:rPr>
+                <w:rFonts w:hint="eastAsia" w:ascii="Times New Roman" w:hAnsi="Times New Roman" w:eastAsia="Times New Roman" w:cs="Times New Roman"/>
+              </w:rPr>
+              <w:t>(</w:t>
+            </w:r>
+            <w:r>
+              <w:rPr>
+                <w:rFonts w:hint="eastAsia" w:ascii="Times New Roman" w:hAnsi="Times New Roman" w:eastAsia="FangSong" w:cs="Times New Roman"/>
+              </w:rPr>
+              <w:t>中</w:t>
+            </w:r>
+            <w:r>
+              <w:rPr>
+                <w:rFonts w:hint="eastAsia" w:ascii="Times New Roman" w:hAnsi="Times New Roman" w:eastAsia="Times New Roman" w:cs="Times New Roman"/>
+              </w:rPr>
+              <w:t>)</w:t>
+            </w:r>
+          </w:p>
+        </w:tc>
+      </w:tr>
+      <w:tr>
+        <w:tc>
+          <w:tcPr/>
+          <w:p>
+            <w:pPr>
+              <w:pStyle w:val="Compact"/>
+              <w:jc w:val="center"/>
+            </w:pPr>
+            <w:r>
+              <w:rPr>
+                <w:rFonts w:hint="eastAsia" w:ascii="Times New Roman" w:hAnsi="Times New Roman" w:eastAsia="FangSong" w:cs="Times New Roman"/>
+              </w:rPr>
+              <w:t xml:space="preserve">芳环</w:t>
+            </w:r>
+            <w:r>
+              <w:rPr>
+                <w:rFonts w:ascii="Times New Roman" w:hAnsi="Times New Roman" w:eastAsia="Times New Roman" w:cs="Times New Roman"/>
+              </w:rPr>
+              <w:t xml:space="preserve"> C=C</w:t>
+            </w:r>
+          </w:p>
+        </w:tc>
+        <w:tc>
+          <w:tcPr/>
+          <w:p>
+            <w:pPr>
+              <w:pStyle w:val="Compact"/>
+              <w:jc w:val="center"/>
+            </w:pPr>
+            <w:r>
+              <w:rPr>
+                <w:rFonts w:ascii="Times New Roman" w:hAnsi="Times New Roman" w:eastAsia="Times New Roman" w:cs="Times New Roman"/>
+              </w:rPr>
+              <w:t xml:space="preserve">1600, 1500 </w:t>
+            </w:r>
+            <w:r>
+              <w:rPr>
+                <w:rFonts w:hint="eastAsia" w:ascii="Times New Roman" w:hAnsi="Times New Roman" w:eastAsia="Times New Roman" w:cs="Times New Roman"/>
+              </w:rPr>
+              <w:t>(</w:t>
+            </w:r>
+            <w:r>
+              <w:rPr>
+                <w:rFonts w:hint="eastAsia" w:ascii="Times New Roman" w:hAnsi="Times New Roman" w:eastAsia="FangSong" w:cs="Times New Roman"/>
+              </w:rPr>
+              <w:t>双峰</w:t>
+            </w:r>
+            <w:r>
+              <w:rPr>
+                <w:rFonts w:hint="eastAsia" w:ascii="Times New Roman" w:hAnsi="Times New Roman" w:eastAsia="Times New Roman" w:cs="Times New Roman"/>
+              </w:rPr>
+              <w:t>)</w:t>
+            </w:r>
+          </w:p>
+        </w:tc>
+      </w:tr>
+    </w:tbl>
     <w:bookmarkEnd w:id="57"/>
     <w:bookmarkStart w:id="58" w:name="h-nmr-化学位移速查"/>
     <w:p>

--- a/06-学生侧材料/讲义/有机化学/有机波谱分析.docx
+++ b/06-学生侧材料/讲义/有机化学/有机波谱分析.docx
@@ -11704,188 +11704,175 @@
         </w:rPr>
         <w:t xml:space="preserve">：</w:t>
       </w:r>
-    </w:p>
-    <w:p>
-      <w:pPr>
-        <w:pStyle w:val="SourceCode"/>
-      </w:pPr>
-      <w:r>
-        <w:rPr>
-          <w:rStyle w:val="VerbatimChar"/>
-          <w:rFonts w:ascii="SimSun" w:hAnsi="SimSun" w:eastAsia="SimSun" w:cs="SimSun"/>
+      <w:r>
+        <w:rPr>
+          <w:rFonts w:ascii="Times New Roman" w:hAnsi="Times New Roman" w:eastAsia="Times New Roman" w:cs="Times New Roman"/>
+        </w:rPr>
+        <w:t xml:space="preserve"> </w:t>
+      </w:r>
+      <w:r>
+        <w:rPr>
+          <w:rFonts w:ascii="Times New Roman" w:hAnsi="Times New Roman" w:eastAsia="Times New Roman" w:cs="Times New Roman"/>
+        </w:rPr>
+        <w:t xml:space="preserve">- </w:t>
+      </w:r>
+      <w:r>
+        <w:rPr>
+          <w:rFonts w:hint="eastAsia" w:ascii="Times New Roman" w:hAnsi="Times New Roman" w:eastAsia="Times New Roman" w:cs="Times New Roman"/>
         </w:rPr>
         <w:t>CH</w:t>
       </w:r>
       <w:r>
         <w:rPr>
-          <w:rStyle w:val="VerbatimChar"/>
-          <w:rFonts w:ascii="SimSun" w:hAnsi="SimSun" w:eastAsia="SimSun" w:cs="SimSun"/>
+          <w:rFonts w:hint="eastAsia" w:ascii="Times New Roman" w:hAnsi="Times New Roman" w:eastAsia="Times New Roman" w:cs="Times New Roman"/>
           <w:vertAlign w:val="subscript"/>
         </w:rPr>
         <w:t>3</w:t>
       </w:r>
       <w:r>
         <w:rPr>
-          <w:rStyle w:val="VerbatimChar"/>
-          <w:rFonts w:ascii="SimSun" w:hAnsi="SimSun" w:eastAsia="SimSun" w:cs="SimSun"/>
+          <w:rFonts w:hint="eastAsia" w:ascii="Times New Roman" w:hAnsi="Times New Roman" w:eastAsia="Times New Roman" w:cs="Times New Roman"/>
+        </w:rPr>
+        <w:t>：</w:t>
+      </w:r>
+      <w:r>
+        <w:rPr>
+          <w:rFonts w:hint="eastAsia" w:ascii="Times New Roman" w:hAnsi="Times New Roman" w:eastAsia="FangSong" w:cs="Times New Roman"/>
+        </w:rPr>
+        <w:t>三重峰</w:t>
+      </w:r>
+      <w:r>
+        <w:rPr>
+          <w:rFonts w:ascii="Times New Roman" w:hAnsi="Times New Roman" w:eastAsia="Times New Roman" w:cs="Times New Roman"/>
+        </w:rPr>
+        <w:t xml:space="preserve"> (t, </w:t>
+      </w:r>
+      <w:r>
+        <w:rPr>
+          <w:rFonts w:hint="eastAsia" w:ascii="Times New Roman" w:hAnsi="Times New Roman" w:eastAsia="Times New Roman" w:cs="Times New Roman"/>
+        </w:rPr>
+        <w:t>3H)，</w:t>
+      </w:r>
+      <w:r>
+        <w:rPr>
+          <w:rFonts w:hint="eastAsia" w:ascii="Times New Roman" w:hAnsi="Times New Roman" w:eastAsia="FangSong" w:cs="Times New Roman"/>
+        </w:rPr>
+        <w:t>相邻</w:t>
+      </w:r>
+      <w:r>
+        <w:rPr>
+          <w:rFonts w:ascii="Times New Roman" w:hAnsi="Times New Roman" w:eastAsia="Times New Roman" w:cs="Times New Roman"/>
+        </w:rPr>
+        <w:t xml:space="preserve"> CH</w:t>
+      </w:r>
+      <w:r>
+        <w:rPr>
+          <w:rFonts w:ascii="Times New Roman" w:hAnsi="Times New Roman" w:eastAsia="Times New Roman" w:cs="Times New Roman"/>
+          <w:vertAlign w:val="subscript"/>
+        </w:rPr>
+        <w:t>2</w:t>
+      </w:r>
+      <w:r>
+        <w:rPr>
+          <w:rFonts w:ascii="Times New Roman" w:hAnsi="Times New Roman" w:eastAsia="Times New Roman" w:cs="Times New Roman"/>
+        </w:rPr>
+        <w:t xml:space="preserve"> </w:t>
+      </w:r>
+      <w:r>
+        <w:rPr>
+          <w:rFonts w:hint="eastAsia" w:ascii="Times New Roman" w:hAnsi="Times New Roman" w:eastAsia="FangSong" w:cs="Times New Roman"/>
+        </w:rPr>
+        <w:t xml:space="preserve">有</w:t>
+      </w:r>
+      <w:r>
+        <w:rPr>
+          <w:rFonts w:ascii="Times New Roman" w:hAnsi="Times New Roman" w:eastAsia="Times New Roman" w:cs="Times New Roman"/>
+        </w:rPr>
+        <w:t xml:space="preserve"> 2H</w:t>
+      </w:r>
+      <w:r>
+        <w:rPr>
+          <w:rFonts w:ascii="Times New Roman" w:hAnsi="Times New Roman" w:eastAsia="Times New Roman" w:cs="Times New Roman"/>
+        </w:rPr>
+        <w:t xml:space="preserve"> </w:t>
+      </w:r>
+      <w:r>
+        <w:rPr>
+          <w:rFonts w:ascii="Times New Roman" w:hAnsi="Times New Roman" w:eastAsia="Times New Roman" w:cs="Times New Roman"/>
+        </w:rPr>
+        <w:t xml:space="preserve">- </w:t>
+      </w:r>
+      <w:r>
+        <w:rPr>
+          <w:rFonts w:hint="eastAsia" w:ascii="Times New Roman" w:hAnsi="Times New Roman" w:eastAsia="Times New Roman" w:cs="Times New Roman"/>
         </w:rPr>
         <w:t>CH</w:t>
       </w:r>
       <w:r>
         <w:rPr>
-          <w:rStyle w:val="VerbatimChar"/>
-          <w:rFonts w:ascii="SimSun" w:hAnsi="SimSun" w:eastAsia="SimSun" w:cs="SimSun"/>
+          <w:rFonts w:hint="eastAsia" w:ascii="Times New Roman" w:hAnsi="Times New Roman" w:eastAsia="Times New Roman" w:cs="Times New Roman"/>
           <w:vertAlign w:val="subscript"/>
         </w:rPr>
         <w:t>2</w:t>
       </w:r>
       <w:r>
         <w:rPr>
-          <w:rStyle w:val="VerbatimChar"/>
-          <w:rFonts w:ascii="SimSun" w:hAnsi="SimSun" w:eastAsia="SimSun" w:cs="SimSun"/>
-        </w:rPr>
-        <w:t>Br → CH</w:t>
-      </w:r>
-      <w:r>
-        <w:rPr>
-          <w:rStyle w:val="VerbatimChar"/>
-          <w:rFonts w:ascii="SimSun" w:hAnsi="SimSun" w:eastAsia="SimSun" w:cs="SimSun"/>
+          <w:rFonts w:hint="eastAsia" w:ascii="Times New Roman" w:hAnsi="Times New Roman" w:eastAsia="Times New Roman" w:cs="Times New Roman"/>
+        </w:rPr>
+        <w:t>：</w:t>
+      </w:r>
+      <w:r>
+        <w:rPr>
+          <w:rFonts w:hint="eastAsia" w:ascii="Times New Roman" w:hAnsi="Times New Roman" w:eastAsia="FangSong" w:cs="Times New Roman"/>
+        </w:rPr>
+        <w:t>四重峰</w:t>
+      </w:r>
+      <w:r>
+        <w:rPr>
+          <w:rFonts w:ascii="Times New Roman" w:hAnsi="Times New Roman" w:eastAsia="Times New Roman" w:cs="Times New Roman"/>
+        </w:rPr>
+        <w:t xml:space="preserve"> (q, </w:t>
+      </w:r>
+      <w:r>
+        <w:rPr>
+          <w:rFonts w:hint="eastAsia" w:ascii="Times New Roman" w:hAnsi="Times New Roman" w:eastAsia="Times New Roman" w:cs="Times New Roman"/>
+        </w:rPr>
+        <w:t>2H)，</w:t>
+      </w:r>
+      <w:r>
+        <w:rPr>
+          <w:rFonts w:hint="eastAsia" w:ascii="Times New Roman" w:hAnsi="Times New Roman" w:eastAsia="FangSong" w:cs="Times New Roman"/>
+        </w:rPr>
+        <w:t>相邻</w:t>
+      </w:r>
+      <w:r>
+        <w:rPr>
+          <w:rFonts w:ascii="Times New Roman" w:hAnsi="Times New Roman" w:eastAsia="Times New Roman" w:cs="Times New Roman"/>
+        </w:rPr>
+        <w:t xml:space="preserve"> CH</w:t>
+      </w:r>
+      <w:r>
+        <w:rPr>
+          <w:rFonts w:ascii="Times New Roman" w:hAnsi="Times New Roman" w:eastAsia="Times New Roman" w:cs="Times New Roman"/>
           <w:vertAlign w:val="subscript"/>
         </w:rPr>
         <w:t>3</w:t>
       </w:r>
       <w:r>
         <w:rPr>
-          <w:rStyle w:val="VerbatimChar"/>
-          <w:rFonts w:ascii="SimSun" w:hAnsi="SimSun" w:eastAsia="SimSun" w:cs="SimSun"/>
-        </w:rPr>
-        <w:t xml:space="preserve"> (t, 3H) + CH</w:t>
-      </w:r>
-      <w:r>
-        <w:rPr>
-          <w:rStyle w:val="VerbatimChar"/>
-          <w:rFonts w:ascii="SimSun" w:hAnsi="SimSun" w:eastAsia="SimSun" w:cs="SimSun"/>
-          <w:vertAlign w:val="subscript"/>
-        </w:rPr>
-        <w:t>2</w:t>
-      </w:r>
-      <w:r>
-        <w:rPr>
-          <w:rStyle w:val="VerbatimChar"/>
-          <w:rFonts w:ascii="SimSun" w:hAnsi="SimSun" w:eastAsia="SimSun" w:cs="SimSun"/>
-        </w:rPr>
-        <w:t xml:space="preserve"> (q, 2H)</w:t>
-      </w:r>
-      <w:r>
-        <w:rPr>
-          <w:rFonts w:ascii="SimSun" w:hAnsi="SimSun" w:eastAsia="SimSun" w:cs="SimSun"/>
-        </w:rPr>
-        <w:br/>
-      </w:r>
-      <w:r>
-        <w:rPr>
-          <w:rStyle w:val="VerbatimChar"/>
-          <w:rFonts w:ascii="SimSun" w:hAnsi="SimSun" w:eastAsia="SimSun" w:cs="SimSun"/>
-        </w:rPr>
-        <w:t xml:space="preserve">   </w:t>
-      </w:r>
-      <w:r>
-        <w:rPr>
-          <w:rStyle w:val="VerbatimChar"/>
-          <w:rFonts w:hint="eastAsia" w:ascii="SimSun" w:hAnsi="SimSun" w:eastAsia="SimSun" w:cs="SimSun"/>
-        </w:rPr>
-        <w:t>↑</w:t>
-      </w:r>
-      <w:r>
-        <w:rPr>
-          <w:rStyle w:val="VerbatimChar"/>
-          <w:rFonts w:hint="eastAsia" w:ascii="SimSun" w:hAnsi="SimSun" w:eastAsia="SimSun" w:cs="SimSun"/>
-        </w:rPr>
-        <w:t>相邻</w:t>
-      </w:r>
-      <w:r>
-        <w:rPr>
-          <w:rStyle w:val="VerbatimChar"/>
-          <w:rFonts w:ascii="SimSun" w:hAnsi="SimSun" w:eastAsia="SimSun" w:cs="SimSun"/>
-        </w:rPr>
-        <w:t xml:space="preserve"> CH</w:t>
-      </w:r>
-      <w:r>
-        <w:rPr>
-          <w:rStyle w:val="VerbatimChar"/>
-          <w:rFonts w:ascii="SimSun" w:hAnsi="SimSun" w:eastAsia="SimSun" w:cs="SimSun"/>
-          <w:vertAlign w:val="subscript"/>
-        </w:rPr>
-        <w:t>2</w:t>
-      </w:r>
-      <w:r>
-        <w:rPr>
-          <w:rStyle w:val="VerbatimChar"/>
-          <w:rFonts w:ascii="SimSun" w:hAnsi="SimSun" w:eastAsia="SimSun" w:cs="SimSun"/>
+          <w:rFonts w:ascii="Times New Roman" w:hAnsi="Times New Roman" w:eastAsia="Times New Roman" w:cs="Times New Roman"/>
         </w:rPr>
         <w:t xml:space="preserve"> </w:t>
       </w:r>
       <w:r>
         <w:rPr>
-          <w:rStyle w:val="VerbatimChar"/>
-          <w:rFonts w:hint="eastAsia" w:ascii="SimSun" w:hAnsi="SimSun" w:eastAsia="SimSun" w:cs="SimSun"/>
+          <w:rFonts w:hint="eastAsia" w:ascii="Times New Roman" w:hAnsi="Times New Roman" w:eastAsia="FangSong" w:cs="Times New Roman"/>
         </w:rPr>
         <w:t xml:space="preserve">有</w:t>
       </w:r>
       <w:r>
         <w:rPr>
-          <w:rStyle w:val="VerbatimChar"/>
-          <w:rFonts w:ascii="SimSun" w:hAnsi="SimSun" w:eastAsia="SimSun" w:cs="SimSun"/>
-        </w:rPr>
-        <w:t xml:space="preserve"> 2H          </w:t>
-      </w:r>
-      <w:r>
-        <w:rPr>
-          <w:rStyle w:val="VerbatimChar"/>
-          <w:rFonts w:hint="eastAsia" w:ascii="SimSun" w:hAnsi="SimSun" w:eastAsia="SimSun" w:cs="SimSun"/>
-        </w:rPr>
-        <w:t>↑</w:t>
-      </w:r>
-      <w:r>
-        <w:rPr>
-          <w:rStyle w:val="VerbatimChar"/>
-          <w:rFonts w:hint="eastAsia" w:ascii="SimSun" w:hAnsi="SimSun" w:eastAsia="SimSun" w:cs="SimSun"/>
-        </w:rPr>
-        <w:t>相邻</w:t>
-      </w:r>
-      <w:r>
-        <w:rPr>
-          <w:rStyle w:val="VerbatimChar"/>
-          <w:rFonts w:ascii="SimSun" w:hAnsi="SimSun" w:eastAsia="SimSun" w:cs="SimSun"/>
-        </w:rPr>
-        <w:t xml:space="preserve"> CH</w:t>
-      </w:r>
-      <w:r>
-        <w:rPr>
-          <w:rStyle w:val="VerbatimChar"/>
-          <w:rFonts w:ascii="SimSun" w:hAnsi="SimSun" w:eastAsia="SimSun" w:cs="SimSun"/>
-          <w:vertAlign w:val="subscript"/>
-        </w:rPr>
-        <w:t>3</w:t>
-      </w:r>
-      <w:r>
-        <w:rPr>
-          <w:rStyle w:val="VerbatimChar"/>
-          <w:rFonts w:ascii="SimSun" w:hAnsi="SimSun" w:eastAsia="SimSun" w:cs="SimSun"/>
-        </w:rPr>
-        <w:t xml:space="preserve"> </w:t>
-      </w:r>
-      <w:r>
-        <w:rPr>
-          <w:rStyle w:val="VerbatimChar"/>
-          <w:rFonts w:hint="eastAsia" w:ascii="SimSun" w:hAnsi="SimSun" w:eastAsia="SimSun" w:cs="SimSun"/>
-        </w:rPr>
-        <w:t xml:space="preserve">有</w:t>
-      </w:r>
-      <w:r>
-        <w:rPr>
-          <w:rStyle w:val="VerbatimChar"/>
-          <w:rFonts w:ascii="SimSun" w:hAnsi="SimSun" w:eastAsia="SimSun" w:cs="SimSun"/>
+          <w:rFonts w:ascii="Times New Roman" w:hAnsi="Times New Roman" w:eastAsia="Times New Roman" w:cs="Times New Roman"/>
         </w:rPr>
         <w:t xml:space="preserve"> 3H</w:t>
       </w:r>

--- a/06-学生侧材料/讲义/有机化学/有机波谱分析.docx
+++ b/06-学生侧材料/讲义/有机化学/有机波谱分析.docx
@@ -16086,169 +16086,121 @@
     </w:p>
     <w:p>
       <w:pPr>
-        <w:pStyle w:val="SourceCode"/>
+        <w:pStyle w:val="Compact"/>
+        <w:numPr>
+          <w:ilvl w:val="0"/>
+          <w:numId w:val="1011"/>
+        </w:numPr>
       </w:pPr>
       <w:r>
         <w:rPr>
-          <w:rStyle w:val="VerbatimChar"/>
-          <w:rFonts w:hint="eastAsia" w:ascii="SimSun" w:hAnsi="SimSun" w:eastAsia="SimSun" w:cs="SimSun"/>
-        </w:rPr>
-        <w:t xml:space="preserve">所有可能的</w:t>
-      </w:r>
-      <w:r>
-        <w:rPr>
-          <w:rStyle w:val="VerbatimChar"/>
-          <w:rFonts w:ascii="SimSun" w:hAnsi="SimSun" w:eastAsia="SimSun" w:cs="SimSun"/>
-        </w:rPr>
-        <w:t xml:space="preserve">     IR </w:t>
-      </w:r>
-      <w:r>
-        <w:rPr>
-          <w:rStyle w:val="VerbatimChar"/>
-          <w:rFonts w:hint="eastAsia" w:ascii="SimSun" w:hAnsi="SimSun" w:eastAsia="SimSun" w:cs="SimSun"/>
-        </w:rPr>
-        <w:t xml:space="preserve">排除不</w:t>
-      </w:r>
-      <w:r>
-        <w:rPr>
-          <w:rStyle w:val="VerbatimChar"/>
-          <w:rFonts w:ascii="SimSun" w:hAnsi="SimSun" w:eastAsia="SimSun" w:cs="SimSun"/>
-        </w:rPr>
-        <w:t xml:space="preserve">      </w:t>
-      </w:r>
-      <w:r>
-        <w:rPr>
-          <w:rStyle w:val="VerbatimChar"/>
-          <w:rFonts w:ascii="SimSun" w:hAnsi="SimSun" w:eastAsia="SimSun" w:cs="SimSun"/>
+          <w:rFonts w:hint="eastAsia" w:ascii="Times New Roman" w:hAnsi="Times New Roman" w:eastAsia="FangSong" w:cs="Times New Roman"/>
+        </w:rPr>
+        <w:t xml:space="preserve">列出所有可能的候选结构</w:t>
+      </w:r>
+    </w:p>
+    <w:p>
+      <w:pPr>
+        <w:pStyle w:val="Compact"/>
+        <w:numPr>
+          <w:ilvl w:val="0"/>
+          <w:numId w:val="1011"/>
+        </w:numPr>
+      </w:pPr>
+      <w:r>
+        <w:rPr>
+          <w:rFonts w:ascii="Times New Roman" w:hAnsi="Times New Roman" w:eastAsia="Times New Roman" w:cs="Times New Roman"/>
+        </w:rPr>
+        <w:t xml:space="preserve">IR </w:t>
+      </w:r>
+      <w:r>
+        <w:rPr>
+          <w:rFonts w:hint="eastAsia" w:ascii="Times New Roman" w:hAnsi="Times New Roman" w:eastAsia="FangSong" w:cs="Times New Roman"/>
+        </w:rPr>
+        <w:t xml:space="preserve">排除不可能的官能团</w:t>
+      </w:r>
+    </w:p>
+    <w:p>
+      <w:pPr>
+        <w:pStyle w:val="Compact"/>
+        <w:numPr>
+          <w:ilvl w:val="0"/>
+          <w:numId w:val="1011"/>
+        </w:numPr>
+      </w:pPr>
+      <w:r>
+        <w:rPr>
+          <w:rFonts w:ascii="Times New Roman" w:hAnsi="Times New Roman" w:eastAsia="Times New Roman" w:cs="Times New Roman"/>
           <w:vertAlign w:val="superscript"/>
         </w:rPr>
         <w:t>13</w:t>
       </w:r>
       <w:r>
         <w:rPr>
-          <w:rStyle w:val="VerbatimChar"/>
-          <w:rFonts w:ascii="SimSun" w:hAnsi="SimSun" w:eastAsia="SimSun" w:cs="SimSun"/>
+          <w:rFonts w:ascii="Times New Roman" w:hAnsi="Times New Roman" w:eastAsia="Times New Roman" w:cs="Times New Roman"/>
         </w:rPr>
         <w:t xml:space="preserve">C NMR </w:t>
       </w:r>
       <w:r>
         <w:rPr>
-          <w:rStyle w:val="VerbatimChar"/>
-          <w:rFonts w:hint="eastAsia" w:ascii="SimSun" w:hAnsi="SimSun" w:eastAsia="SimSun" w:cs="SimSun"/>
-        </w:rPr>
-        <w:t xml:space="preserve">排除</w:t>
-      </w:r>
-      <w:r>
-        <w:rPr>
-          <w:rStyle w:val="VerbatimChar"/>
-          <w:rFonts w:ascii="SimSun" w:hAnsi="SimSun" w:eastAsia="SimSun" w:cs="SimSun"/>
-        </w:rPr>
-        <w:t xml:space="preserve">     </w:t>
-      </w:r>
-      <w:r>
-        <w:rPr>
-          <w:rStyle w:val="VerbatimChar"/>
-          <w:rFonts w:ascii="SimSun" w:hAnsi="SimSun" w:eastAsia="SimSun" w:cs="SimSun"/>
+          <w:rFonts w:hint="eastAsia" w:ascii="Times New Roman" w:hAnsi="Times New Roman" w:eastAsia="FangSong" w:cs="Times New Roman"/>
+        </w:rPr>
+        <w:t xml:space="preserve">排除不匹配的骨架</w:t>
+      </w:r>
+    </w:p>
+    <w:p>
+      <w:pPr>
+        <w:pStyle w:val="Compact"/>
+        <w:numPr>
+          <w:ilvl w:val="0"/>
+          <w:numId w:val="1011"/>
+        </w:numPr>
+      </w:pPr>
+      <w:r>
+        <w:rPr>
+          <w:rFonts w:ascii="Times New Roman" w:hAnsi="Times New Roman" w:eastAsia="Times New Roman" w:cs="Times New Roman"/>
           <w:vertAlign w:val="superscript"/>
         </w:rPr>
         <w:t>1</w:t>
       </w:r>
       <w:r>
         <w:rPr>
-          <w:rStyle w:val="VerbatimChar"/>
-          <w:rFonts w:ascii="SimSun" w:hAnsi="SimSun" w:eastAsia="SimSun" w:cs="SimSun"/>
+          <w:rFonts w:ascii="Times New Roman" w:hAnsi="Times New Roman" w:eastAsia="Times New Roman" w:cs="Times New Roman"/>
         </w:rPr>
         <w:t xml:space="preserve">H NMR </w:t>
       </w:r>
       <w:r>
         <w:rPr>
-          <w:rStyle w:val="VerbatimChar"/>
-          <w:rFonts w:hint="eastAsia" w:ascii="SimSun" w:hAnsi="SimSun" w:eastAsia="SimSun" w:cs="SimSun"/>
-        </w:rPr>
-        <w:t xml:space="preserve">排除</w:t>
-      </w:r>
-      <w:r>
-        <w:rPr>
-          <w:rFonts w:ascii="SimSun" w:hAnsi="SimSun" w:eastAsia="SimSun" w:cs="SimSun"/>
-        </w:rPr>
-        <w:br/>
-      </w:r>
-      <w:r>
-        <w:rPr>
-          <w:rStyle w:val="VerbatimChar"/>
-          <w:rFonts w:hint="eastAsia" w:ascii="SimSun" w:hAnsi="SimSun" w:eastAsia="SimSun" w:cs="SimSun"/>
-        </w:rPr>
-        <w:t xml:space="preserve">候选结构</w:t>
-      </w:r>
-      <w:r>
-        <w:rPr>
-          <w:rStyle w:val="VerbatimChar"/>
-          <w:rFonts w:ascii="SimSun" w:hAnsi="SimSun" w:eastAsia="SimSun" w:cs="SimSun"/>
-        </w:rPr>
-        <w:t xml:space="preserve">  ──→ </w:t>
-      </w:r>
-      <w:r>
-        <w:rPr>
-          <w:rStyle w:val="VerbatimChar"/>
-          <w:rFonts w:hint="eastAsia" w:ascii="SimSun" w:hAnsi="SimSun" w:eastAsia="SimSun" w:cs="SimSun"/>
-        </w:rPr>
-        <w:t xml:space="preserve">可能的官能团</w:t>
-      </w:r>
-      <w:r>
-        <w:rPr>
-          <w:rStyle w:val="VerbatimChar"/>
-          <w:rFonts w:ascii="SimSun" w:hAnsi="SimSun" w:eastAsia="SimSun" w:cs="SimSun"/>
-        </w:rPr>
-        <w:t xml:space="preserve"> ──→ </w:t>
-      </w:r>
-      <w:r>
-        <w:rPr>
-          <w:rStyle w:val="VerbatimChar"/>
-          <w:rFonts w:hint="eastAsia" w:ascii="SimSun" w:hAnsi="SimSun" w:eastAsia="SimSun" w:cs="SimSun"/>
-        </w:rPr>
-        <w:t xml:space="preserve">不匹配的骨架</w:t>
-      </w:r>
-      <w:r>
-        <w:rPr>
-          <w:rStyle w:val="VerbatimChar"/>
-          <w:rFonts w:ascii="SimSun" w:hAnsi="SimSun" w:eastAsia="SimSun" w:cs="SimSun"/>
-        </w:rPr>
-        <w:t xml:space="preserve">  ──→ </w:t>
-      </w:r>
-      <w:r>
-        <w:rPr>
-          <w:rStyle w:val="VerbatimChar"/>
-          <w:rFonts w:hint="eastAsia" w:ascii="SimSun" w:hAnsi="SimSun" w:eastAsia="SimSun" w:cs="SimSun"/>
-        </w:rPr>
-        <w:t>不匹配的</w:t>
-      </w:r>
-      <w:r>
-        <w:rPr>
-          <w:rStyle w:val="VerbatimChar"/>
-          <w:rFonts w:hint="eastAsia" w:ascii="SimSun" w:hAnsi="SimSun" w:eastAsia="SimSun" w:cs="SimSun"/>
-        </w:rPr>
-        <w:t>H</w:t>
-      </w:r>
-      <w:r>
-        <w:rPr>
-          <w:rStyle w:val="VerbatimChar"/>
-          <w:rFonts w:hint="eastAsia" w:ascii="SimSun" w:hAnsi="SimSun" w:eastAsia="SimSun" w:cs="SimSun"/>
-        </w:rPr>
-        <w:t>分布</w:t>
-      </w:r>
-      <w:r>
-        <w:rPr>
-          <w:rStyle w:val="VerbatimChar"/>
-          <w:rFonts w:ascii="SimSun" w:hAnsi="SimSun" w:eastAsia="SimSun" w:cs="SimSun"/>
-        </w:rPr>
-        <w:t xml:space="preserve">  ──→  </w:t>
-      </w:r>
-      <w:r>
-        <w:rPr>
-          <w:rStyle w:val="VerbatimChar"/>
-          <w:rFonts w:hint="eastAsia" w:ascii="SimSun" w:hAnsi="SimSun" w:eastAsia="SimSun" w:cs="SimSun"/>
-        </w:rPr>
-        <w:t xml:space="preserve">唯一结构</w:t>
+          <w:rFonts w:hint="eastAsia" w:ascii="Times New Roman" w:hAnsi="Times New Roman" w:eastAsia="FangSong" w:cs="Times New Roman"/>
+        </w:rPr>
+        <w:t xml:space="preserve">排除不匹配的</w:t>
+      </w:r>
+      <w:r>
+        <w:rPr>
+          <w:rFonts w:ascii="Times New Roman" w:hAnsi="Times New Roman" w:eastAsia="Times New Roman" w:cs="Times New Roman"/>
+        </w:rPr>
+        <w:t xml:space="preserve"> H </w:t>
+      </w:r>
+      <w:r>
+        <w:rPr>
+          <w:rFonts w:hint="eastAsia" w:ascii="Times New Roman" w:hAnsi="Times New Roman" w:eastAsia="FangSong" w:cs="Times New Roman"/>
+        </w:rPr>
+        <w:t xml:space="preserve">分布</w:t>
+      </w:r>
+    </w:p>
+    <w:p>
+      <w:pPr>
+        <w:pStyle w:val="Compact"/>
+        <w:numPr>
+          <w:ilvl w:val="0"/>
+          <w:numId w:val="1011"/>
+        </w:numPr>
+      </w:pPr>
+      <w:r>
+        <w:rPr>
+          <w:rFonts w:hint="eastAsia" w:ascii="Times New Roman" w:hAnsi="Times New Roman" w:eastAsia="FangSong" w:cs="Times New Roman"/>
+        </w:rPr>
+        <w:t xml:space="preserve">收敛到唯一结构</w:t>
       </w:r>
     </w:p>
     <w:p>
@@ -16780,7 +16732,7 @@
         <w:pStyle w:val="Compact"/>
         <w:numPr>
           <w:ilvl w:val="0"/>
-          <w:numId w:val="1011"/>
+          <w:numId w:val="1012"/>
         </w:numPr>
       </w:pPr>
       <w:r>
@@ -16839,7 +16791,7 @@
         <w:pStyle w:val="Compact"/>
         <w:numPr>
           <w:ilvl w:val="0"/>
-          <w:numId w:val="1011"/>
+          <w:numId w:val="1012"/>
         </w:numPr>
       </w:pPr>
       <w:r>
@@ -16905,7 +16857,7 @@
         <w:pStyle w:val="Compact"/>
         <w:numPr>
           <w:ilvl w:val="0"/>
-          <w:numId w:val="1011"/>
+          <w:numId w:val="1012"/>
         </w:numPr>
       </w:pPr>
       <w:r>
@@ -16978,7 +16930,7 @@
         <w:pStyle w:val="Compact"/>
         <w:numPr>
           <w:ilvl w:val="0"/>
-          <w:numId w:val="1011"/>
+          <w:numId w:val="1012"/>
         </w:numPr>
       </w:pPr>
       <w:r>
@@ -17021,7 +16973,7 @@
         <w:pStyle w:val="Compact"/>
         <w:numPr>
           <w:ilvl w:val="0"/>
-          <w:numId w:val="1011"/>
+          <w:numId w:val="1012"/>
         </w:numPr>
       </w:pPr>
       <w:r>
@@ -18672,388 +18624,32 @@
     <w:p>
       <w:pPr>
         <w:pStyle w:val="Heading3"/>
-        <w:spacing w:before="280" w:after="120"/>
-      </w:pPr>
-      <w:r>
-        <w:rPr>
-          <w:rFonts w:ascii="Times New Roman" w:hAnsi="Times New Roman" w:eastAsia="Times New Roman" w:cs="Times New Roman"/>
-        </w:rPr>
-        <w:t xml:space="preserve">10.2 </w:t>
-      </w:r>
-      <w:r>
-        <w:rPr>
-          <w:rFonts w:ascii="Times New Roman" w:hAnsi="Times New Roman" w:eastAsia="Times New Roman" w:cs="Times New Roman"/>
-          <w:vertAlign w:val="superscript"/>
-        </w:rPr>
-        <w:t>1</w:t>
-      </w:r>
-      <w:r>
-        <w:rPr>
-          <w:rFonts w:ascii="Times New Roman" w:hAnsi="Times New Roman" w:eastAsia="Times New Roman" w:cs="Times New Roman"/>
-        </w:rPr>
-        <w:t xml:space="preserve">H NMR </w:t>
-      </w:r>
-      <w:r>
-        <w:rPr>
-          <w:rFonts w:hint="eastAsia" w:ascii="Times New Roman" w:hAnsi="Times New Roman" w:eastAsia="SimHei" w:cs="Times New Roman"/>
-        </w:rPr>
-        <w:t xml:space="preserve">化学位移速查</w:t>
-      </w:r>
-    </w:p>
-    <w:p>
-      <w:pPr>
-        <w:pStyle w:val="SourceCode"/>
-      </w:pPr>
-      <w:r>
-        <w:rPr>
-          <w:rStyle w:val="VerbatimChar"/>
-          <w:rFonts w:ascii="SimSun" w:hAnsi="SimSun" w:eastAsia="SimSun" w:cs="SimSun"/>
-        </w:rPr>
-        <w:t>–CH</w:t>
-      </w:r>
-      <w:r>
-        <w:rPr>
-          <w:rStyle w:val="VerbatimChar"/>
-          <w:rFonts w:ascii="SimSun" w:hAnsi="SimSun" w:eastAsia="SimSun" w:cs="SimSun"/>
-          <w:vertAlign w:val="subscript"/>
-        </w:rPr>
-        <w:t>3</w:t>
-      </w:r>
-      <w:r>
-        <w:rPr>
-          <w:rStyle w:val="VerbatimChar"/>
-          <w:rFonts w:ascii="SimSun" w:hAnsi="SimSun" w:eastAsia="SimSun" w:cs="SimSun"/>
-        </w:rPr>
-        <w:t xml:space="preserve">             0.9  (s)</w:t>
-      </w:r>
-      <w:r>
-        <w:rPr>
-          <w:rFonts w:ascii="SimSun" w:hAnsi="SimSun" w:eastAsia="SimSun" w:cs="SimSun"/>
-        </w:rPr>
-        <w:br/>
-      </w:r>
-      <w:r>
-        <w:rPr>
-          <w:rStyle w:val="VerbatimChar"/>
-          <w:rFonts w:ascii="SimSun" w:hAnsi="SimSun" w:eastAsia="SimSun" w:cs="SimSun"/>
-        </w:rPr>
-        <w:t>–CH</w:t>
-      </w:r>
-      <w:r>
-        <w:rPr>
-          <w:rStyle w:val="VerbatimChar"/>
-          <w:rFonts w:ascii="SimSun" w:hAnsi="SimSun" w:eastAsia="SimSun" w:cs="SimSun"/>
-          <w:vertAlign w:val="subscript"/>
-        </w:rPr>
-        <w:t>2</w:t>
-      </w:r>
-      <w:r>
-        <w:rPr>
-          <w:rStyle w:val="VerbatimChar"/>
-          <w:rFonts w:ascii="SimSun" w:hAnsi="SimSun" w:eastAsia="SimSun" w:cs="SimSun"/>
-        </w:rPr>
-        <w:t>–            1.3  (s)</w:t>
-      </w:r>
-      <w:r>
-        <w:rPr>
-          <w:rFonts w:ascii="SimSun" w:hAnsi="SimSun" w:eastAsia="SimSun" w:cs="SimSun"/>
-        </w:rPr>
-        <w:br/>
-      </w:r>
-      <w:r>
-        <w:rPr>
-          <w:rStyle w:val="VerbatimChar"/>
-          <w:rFonts w:ascii="SimSun" w:hAnsi="SimSun" w:eastAsia="SimSun" w:cs="SimSun"/>
-        </w:rPr>
-        <w:t xml:space="preserve">&gt;CH–             1.5-1.7</w:t>
-      </w:r>
-      <w:r>
-        <w:rPr>
-          <w:rFonts w:ascii="SimSun" w:hAnsi="SimSun" w:eastAsia="SimSun" w:cs="SimSun"/>
-        </w:rPr>
-        <w:br/>
-      </w:r>
-      <w:r>
-        <w:rPr>
-          <w:rStyle w:val="VerbatimChar"/>
-          <w:rFonts w:ascii="SimSun" w:hAnsi="SimSun" w:eastAsia="SimSun" w:cs="SimSun"/>
-        </w:rPr>
-        <w:t>–CO–CH</w:t>
-      </w:r>
-      <w:r>
-        <w:rPr>
-          <w:rStyle w:val="VerbatimChar"/>
-          <w:rFonts w:ascii="SimSun" w:hAnsi="SimSun" w:eastAsia="SimSun" w:cs="SimSun"/>
-          <w:vertAlign w:val="subscript"/>
-        </w:rPr>
-        <w:t>3</w:t>
-      </w:r>
-      <w:r>
-        <w:rPr>
-          <w:rStyle w:val="VerbatimChar"/>
-          <w:rFonts w:ascii="SimSun" w:hAnsi="SimSun" w:eastAsia="SimSun" w:cs="SimSun"/>
-        </w:rPr>
-        <w:t xml:space="preserve">          2.0-2.5 (s)</w:t>
-      </w:r>
-      <w:r>
-        <w:rPr>
-          <w:rFonts w:ascii="SimSun" w:hAnsi="SimSun" w:eastAsia="SimSun" w:cs="SimSun"/>
-        </w:rPr>
-        <w:br/>
-      </w:r>
-      <w:r>
-        <w:rPr>
-          <w:rStyle w:val="VerbatimChar"/>
-          <w:rFonts w:ascii="SimSun" w:hAnsi="SimSun" w:eastAsia="SimSun" w:cs="SimSun"/>
-        </w:rPr>
-        <w:t xml:space="preserve">–C≡C–H           2.5-3.0</w:t>
-      </w:r>
-      <w:r>
-        <w:rPr>
-          <w:rFonts w:ascii="SimSun" w:hAnsi="SimSun" w:eastAsia="SimSun" w:cs="SimSun"/>
-        </w:rPr>
-        <w:br/>
-      </w:r>
-      <w:r>
-        <w:rPr>
-          <w:rStyle w:val="VerbatimChar"/>
-          <w:rFonts w:ascii="SimSun" w:hAnsi="SimSun" w:eastAsia="SimSun" w:cs="SimSun"/>
-        </w:rPr>
-        <w:t>–O–CH</w:t>
-      </w:r>
-      <w:r>
-        <w:rPr>
-          <w:rStyle w:val="VerbatimChar"/>
-          <w:rFonts w:ascii="SimSun" w:hAnsi="SimSun" w:eastAsia="SimSun" w:cs="SimSun"/>
-          <w:vertAlign w:val="subscript"/>
-        </w:rPr>
-        <w:t>3</w:t>
-      </w:r>
-      <w:r>
-        <w:rPr>
-          <w:rStyle w:val="VerbatimChar"/>
-          <w:rFonts w:ascii="SimSun" w:hAnsi="SimSun" w:eastAsia="SimSun" w:cs="SimSun"/>
-        </w:rPr>
-        <w:t xml:space="preserve">           3.3-3.5 (s)</w:t>
-      </w:r>
-      <w:r>
-        <w:rPr>
-          <w:rFonts w:ascii="SimSun" w:hAnsi="SimSun" w:eastAsia="SimSun" w:cs="SimSun"/>
-        </w:rPr>
-        <w:br/>
-      </w:r>
-      <w:r>
-        <w:rPr>
-          <w:rStyle w:val="VerbatimChar"/>
-          <w:rFonts w:ascii="SimSun" w:hAnsi="SimSun" w:eastAsia="SimSun" w:cs="SimSun"/>
-        </w:rPr>
-        <w:t>–CH</w:t>
-      </w:r>
-      <w:r>
-        <w:rPr>
-          <w:rStyle w:val="VerbatimChar"/>
-          <w:rFonts w:ascii="SimSun" w:hAnsi="SimSun" w:eastAsia="SimSun" w:cs="SimSun"/>
-          <w:vertAlign w:val="subscript"/>
-        </w:rPr>
-        <w:t>2</w:t>
-      </w:r>
-      <w:r>
-        <w:rPr>
-          <w:rStyle w:val="VerbatimChar"/>
-          <w:rFonts w:ascii="SimSun" w:hAnsi="SimSun" w:eastAsia="SimSun" w:cs="SimSun"/>
-        </w:rPr>
-        <w:t>–O–          3.5-4.5</w:t>
-      </w:r>
-      <w:r>
-        <w:rPr>
-          <w:rFonts w:ascii="SimSun" w:hAnsi="SimSun" w:eastAsia="SimSun" w:cs="SimSun"/>
-        </w:rPr>
-        <w:br/>
-      </w:r>
-      <w:r>
-        <w:rPr>
-          <w:rStyle w:val="VerbatimChar"/>
-          <w:rFonts w:ascii="SimSun" w:hAnsi="SimSun" w:eastAsia="SimSun" w:cs="SimSun"/>
-        </w:rPr>
-        <w:t xml:space="preserve">C=C–H            4.5-6.5</w:t>
-      </w:r>
-      <w:r>
-        <w:rPr>
-          <w:rFonts w:ascii="SimSun" w:hAnsi="SimSun" w:eastAsia="SimSun" w:cs="SimSun"/>
-        </w:rPr>
-        <w:br/>
-      </w:r>
-      <w:r>
-        <w:rPr>
-          <w:rStyle w:val="VerbatimChar"/>
-          <w:rFonts w:ascii="SimSun" w:hAnsi="SimSun" w:eastAsia="SimSun" w:cs="SimSun"/>
-        </w:rPr>
-        <w:t xml:space="preserve">Ar–H             6.5-8.5</w:t>
-      </w:r>
-      <w:r>
-        <w:rPr>
-          <w:rFonts w:ascii="SimSun" w:hAnsi="SimSun" w:eastAsia="SimSun" w:cs="SimSun"/>
-        </w:rPr>
-        <w:br/>
-      </w:r>
-      <w:r>
-        <w:rPr>
-          <w:rStyle w:val="VerbatimChar"/>
-          <w:rFonts w:ascii="SimSun" w:hAnsi="SimSun" w:eastAsia="SimSun" w:cs="SimSun"/>
-        </w:rPr>
-        <w:t xml:space="preserve">–CHO             9-10 (s)</w:t>
-      </w:r>
-      <w:r>
-        <w:rPr>
-          <w:rFonts w:ascii="SimSun" w:hAnsi="SimSun" w:eastAsia="SimSun" w:cs="SimSun"/>
-        </w:rPr>
-        <w:br/>
-      </w:r>
-      <w:r>
-        <w:rPr>
-          <w:rStyle w:val="VerbatimChar"/>
-          <w:rFonts w:ascii="SimSun" w:hAnsi="SimSun" w:eastAsia="SimSun" w:cs="SimSun"/>
-        </w:rPr>
-        <w:t xml:space="preserve">–COOH            10-13 </w:t>
-      </w:r>
-      <w:r>
-        <w:rPr>
-          <w:rStyle w:val="VerbatimChar"/>
-          <w:rFonts w:hint="eastAsia" w:ascii="SimSun" w:hAnsi="SimSun" w:eastAsia="SimSun" w:cs="SimSun"/>
-        </w:rPr>
-        <w:t>(</w:t>
-      </w:r>
-      <w:r>
-        <w:rPr>
-          <w:rStyle w:val="VerbatimChar"/>
-          <w:rFonts w:hint="eastAsia" w:ascii="SimSun" w:hAnsi="SimSun" w:eastAsia="SimSun" w:cs="SimSun"/>
-        </w:rPr>
-        <w:t>宽</w:t>
-      </w:r>
-      <w:r>
-        <w:rPr>
-          <w:rStyle w:val="VerbatimChar"/>
-          <w:rFonts w:ascii="SimSun" w:hAnsi="SimSun" w:eastAsia="SimSun" w:cs="SimSun"/>
-        </w:rPr>
-        <w:t xml:space="preserve"> s)</w:t>
-      </w:r>
-      <w:r>
-        <w:rPr>
-          <w:rFonts w:ascii="SimSun" w:hAnsi="SimSun" w:eastAsia="SimSun" w:cs="SimSun"/>
-        </w:rPr>
-        <w:br/>
-      </w:r>
-      <w:r>
-        <w:rPr>
-          <w:rStyle w:val="VerbatimChar"/>
-          <w:rFonts w:ascii="SimSun" w:hAnsi="SimSun" w:eastAsia="SimSun" w:cs="SimSun"/>
-        </w:rPr>
-        <w:t>–OH/NH</w:t>
-      </w:r>
-      <w:r>
-        <w:rPr>
-          <w:rStyle w:val="VerbatimChar"/>
-          <w:rFonts w:ascii="SimSun" w:hAnsi="SimSun" w:eastAsia="SimSun" w:cs="SimSun"/>
-          <w:vertAlign w:val="subscript"/>
-        </w:rPr>
-        <w:t>2</w:t>
-      </w:r>
-      <w:r>
-        <w:rPr>
-          <w:rStyle w:val="VerbatimChar"/>
-          <w:rFonts w:ascii="SimSun" w:hAnsi="SimSun" w:eastAsia="SimSun" w:cs="SimSun"/>
-        </w:rPr>
-        <w:t xml:space="preserve">          1-5 </w:t>
-      </w:r>
-      <w:r>
-        <w:rPr>
-          <w:rStyle w:val="VerbatimChar"/>
-          <w:rFonts w:hint="eastAsia" w:ascii="SimSun" w:hAnsi="SimSun" w:eastAsia="SimSun" w:cs="SimSun"/>
-        </w:rPr>
-        <w:t>(</w:t>
-      </w:r>
-      <w:r>
-        <w:rPr>
-          <w:rStyle w:val="VerbatimChar"/>
-          <w:rFonts w:hint="eastAsia" w:ascii="SimSun" w:hAnsi="SimSun" w:eastAsia="SimSun" w:cs="SimSun"/>
-        </w:rPr>
-        <w:t>可变</w:t>
-      </w:r>
-      <w:r>
-        <w:rPr>
-          <w:rStyle w:val="VerbatimChar"/>
-          <w:rFonts w:hint="eastAsia" w:ascii="SimSun" w:hAnsi="SimSun" w:eastAsia="SimSun" w:cs="SimSun"/>
-        </w:rPr>
-        <w:t>，D</w:t>
-      </w:r>
-      <w:r>
-        <w:rPr>
-          <w:rStyle w:val="VerbatimChar"/>
-          <w:rFonts w:hint="eastAsia" w:ascii="SimSun" w:hAnsi="SimSun" w:eastAsia="SimSun" w:cs="SimSun"/>
-          <w:vertAlign w:val="subscript"/>
-        </w:rPr>
-        <w:t>2</w:t>
-      </w:r>
-      <w:r>
-        <w:rPr>
-          <w:rStyle w:val="VerbatimChar"/>
-          <w:rFonts w:hint="eastAsia" w:ascii="SimSun" w:hAnsi="SimSun" w:eastAsia="SimSun" w:cs="SimSun"/>
-        </w:rPr>
-        <w:t>O</w:t>
-      </w:r>
-      <w:r>
-        <w:rPr>
-          <w:rStyle w:val="VerbatimChar"/>
-          <w:rFonts w:ascii="SimSun" w:hAnsi="SimSun" w:eastAsia="SimSun" w:cs="SimSun"/>
-        </w:rPr>
-        <w:t xml:space="preserve"> </w:t>
-      </w:r>
-      <w:r>
-        <w:rPr>
-          <w:rStyle w:val="VerbatimChar"/>
-          <w:rFonts w:hint="eastAsia" w:ascii="SimSun" w:hAnsi="SimSun" w:eastAsia="SimSun" w:cs="SimSun"/>
-        </w:rPr>
-        <w:t>交换消失</w:t>
-      </w:r>
-      <w:r>
-        <w:rPr>
-          <w:rStyle w:val="VerbatimChar"/>
-          <w:rFonts w:hint="eastAsia" w:ascii="SimSun" w:hAnsi="SimSun" w:eastAsia="SimSun" w:cs="SimSun"/>
-        </w:rPr>
-        <w:t>)</w:t>
-      </w:r>
-    </w:p>
-    <w:bookmarkEnd w:id="58"/>
-    <w:bookmarkStart w:id="59" w:name="c-nmr-化学位移区域"/>
-    <w:p>
-      <w:pPr>
-        <w:pStyle w:val="Heading3"/>
         <w:spacing w:after="120" w:before="280"/>
       </w:pPr>
       <w:r>
         <w:rPr>
           <w:rFonts w:ascii="Times New Roman" w:hAnsi="Times New Roman" w:eastAsia="Times New Roman" w:cs="Times New Roman"/>
         </w:rPr>
-        <w:t xml:space="preserve">10.3 </w:t>
+        <w:t xml:space="preserve">10.2 </w:t>
       </w:r>
       <w:r>
         <w:rPr>
           <w:rFonts w:ascii="Times New Roman" w:hAnsi="Times New Roman" w:eastAsia="Times New Roman" w:cs="Times New Roman"/>
           <w:vertAlign w:val="superscript"/>
         </w:rPr>
-        <w:t>13</w:t>
-      </w:r>
-      <w:r>
-        <w:rPr>
-          <w:rFonts w:ascii="Times New Roman" w:hAnsi="Times New Roman" w:eastAsia="Times New Roman" w:cs="Times New Roman"/>
-        </w:rPr>
-        <w:t xml:space="preserve">C NMR </w:t>
+        <w:t>1</w:t>
+      </w:r>
+      <w:r>
+        <w:rPr>
+          <w:rFonts w:ascii="Times New Roman" w:hAnsi="Times New Roman" w:eastAsia="Times New Roman" w:cs="Times New Roman"/>
+        </w:rPr>
+        <w:t xml:space="preserve">H NMR </w:t>
       </w:r>
       <w:r>
         <w:rPr>
           <w:rFonts w:hint="eastAsia" w:ascii="Times New Roman" w:hAnsi="Times New Roman" w:eastAsia="SimHei" w:cs="Times New Roman"/>
         </w:rPr>
-        <w:t xml:space="preserve">化学位移区域</w:t>
+        <w:t xml:space="preserve">化学位移速查</w:t>
       </w:r>
     </w:p>
     <w:tbl>
@@ -19082,23 +18678,30 @@
                 <w:rFonts w:hint="eastAsia" w:ascii="Times New Roman" w:hAnsi="Times New Roman" w:eastAsia="SimHei" w:cs="Times New Roman"/>
                 <w:b/>
               </w:rPr>
-              <w:t xml:space="preserve">碳的类型</w:t>
-            </w:r>
-          </w:p>
-        </w:tc>
-        <w:tc>
-          <w:tcPr/>
-          <w:p>
-            <w:pPr>
-              <w:pStyle w:val="Compact"/>
-              <w:jc w:val="center"/>
-            </w:pPr>
-            <w:r>
-              <w:rPr>
-                <w:rFonts w:ascii="Times New Roman" w:hAnsi="Times New Roman" w:eastAsia="Times New Roman" w:cs="Times New Roman"/>
+              <w:t xml:space="preserve">氢类型</w:t>
+            </w:r>
+          </w:p>
+        </w:tc>
+        <w:tc>
+          <w:tcPr/>
+          <w:p>
+            <w:pPr>
+              <w:pStyle w:val="Compact"/>
+              <w:jc w:val="center"/>
+            </w:pPr>
+            <w:r>
+              <w:rPr>
+                <w:rFonts w:hint="eastAsia" w:ascii="Times New Roman" w:hAnsi="Times New Roman" w:eastAsia="SimHei" w:cs="Times New Roman"/>
                 <w:b/>
               </w:rPr>
-              <w:t xml:space="preserve">δ / ppm</w:t>
+              <w:t xml:space="preserve">化学位移</w:t>
+            </w:r>
+            <w:r>
+              <w:rPr>
+                <w:rFonts w:ascii="Times New Roman" w:hAnsi="Times New Roman" w:eastAsia="Times New Roman" w:cs="Times New Roman"/>
+                <w:b/>
+              </w:rPr>
+              <w:t xml:space="preserve"> δ / ppm</w:t>
             </w:r>
           </w:p>
         </w:tc>
@@ -19113,20 +18716,14 @@
             </w:pPr>
             <w:r>
               <w:rPr>
-                <w:rFonts w:hint="eastAsia" w:ascii="Times New Roman" w:hAnsi="Times New Roman" w:eastAsia="FangSong" w:cs="Times New Roman"/>
-              </w:rPr>
-              <w:t xml:space="preserve">饱和碳</w:t>
-            </w:r>
-            <w:r>
-              <w:rPr>
-                <w:rFonts w:ascii="Times New Roman" w:hAnsi="Times New Roman" w:eastAsia="Times New Roman" w:cs="Times New Roman"/>
-              </w:rPr>
-              <w:t xml:space="preserve"> sp</w:t>
-            </w:r>
-            <w:r>
-              <w:rPr>
-                <w:rFonts w:ascii="Times New Roman" w:hAnsi="Times New Roman" w:eastAsia="Times New Roman" w:cs="Times New Roman"/>
-                <w:vertAlign w:val="superscript"/>
+                <w:rFonts w:ascii="Times New Roman" w:hAnsi="Times New Roman" w:eastAsia="Times New Roman" w:cs="Times New Roman"/>
+              </w:rPr>
+              <w:t>–CH</w:t>
+            </w:r>
+            <w:r>
+              <w:rPr>
+                <w:rFonts w:ascii="Times New Roman" w:hAnsi="Times New Roman" w:eastAsia="Times New Roman" w:cs="Times New Roman"/>
+                <w:vertAlign w:val="subscript"/>
               </w:rPr>
               <w:t>3</w:t>
             </w:r>
@@ -19143,7 +18740,7 @@
               <w:rPr>
                 <w:rFonts w:ascii="Times New Roman" w:hAnsi="Times New Roman" w:eastAsia="Times New Roman" w:cs="Times New Roman"/>
               </w:rPr>
-              <w:t xml:space="preserve">0-50</w:t>
+              <w:t xml:space="preserve">0.9 (s)</w:t>
             </w:r>
           </w:p>
         </w:tc>
@@ -19158,24 +18755,37 @@
             </w:pPr>
             <w:r>
               <w:rPr>
-                <w:rFonts w:hint="eastAsia" w:ascii="Times New Roman" w:hAnsi="Times New Roman" w:eastAsia="FangSong" w:cs="Times New Roman"/>
-              </w:rPr>
-              <w:t xml:space="preserve">连杂原子饱和碳</w:t>
-            </w:r>
-          </w:p>
-        </w:tc>
-        <w:tc>
-          <w:tcPr/>
-          <w:p>
-            <w:pPr>
-              <w:pStyle w:val="Compact"/>
-              <w:jc w:val="center"/>
-            </w:pPr>
-            <w:r>
-              <w:rPr>
-                <w:rFonts w:ascii="Times New Roman" w:hAnsi="Times New Roman" w:eastAsia="Times New Roman" w:cs="Times New Roman"/>
-              </w:rPr>
-              <w:t xml:space="preserve">50-100</w:t>
+                <w:rFonts w:ascii="Times New Roman" w:hAnsi="Times New Roman" w:eastAsia="Times New Roman" w:cs="Times New Roman"/>
+              </w:rPr>
+              <w:t>–CH</w:t>
+            </w:r>
+            <w:r>
+              <w:rPr>
+                <w:rFonts w:ascii="Times New Roman" w:hAnsi="Times New Roman" w:eastAsia="Times New Roman" w:cs="Times New Roman"/>
+                <w:vertAlign w:val="subscript"/>
+              </w:rPr>
+              <w:t>2</w:t>
+            </w:r>
+            <w:r>
+              <w:rPr>
+                <w:rFonts w:ascii="Times New Roman" w:hAnsi="Times New Roman" w:eastAsia="Times New Roman" w:cs="Times New Roman"/>
+              </w:rPr>
+              <w:t>–</w:t>
+            </w:r>
+          </w:p>
+        </w:tc>
+        <w:tc>
+          <w:tcPr/>
+          <w:p>
+            <w:pPr>
+              <w:pStyle w:val="Compact"/>
+              <w:jc w:val="center"/>
+            </w:pPr>
+            <w:r>
+              <w:rPr>
+                <w:rFonts w:ascii="Times New Roman" w:hAnsi="Times New Roman" w:eastAsia="Times New Roman" w:cs="Times New Roman"/>
+              </w:rPr>
+              <w:t xml:space="preserve">1.3 (s)</w:t>
             </w:r>
           </w:p>
         </w:tc>
@@ -19192,77 +18802,22 @@
               <w:rPr>
                 <w:rFonts w:ascii="Times New Roman" w:hAnsi="Times New Roman" w:eastAsia="Times New Roman" w:cs="Times New Roman"/>
               </w:rPr>
-              <w:t>sp</w:t>
-            </w:r>
-            <w:r>
-              <w:rPr>
-                <w:rFonts w:ascii="Times New Roman" w:hAnsi="Times New Roman" w:eastAsia="Times New Roman" w:cs="Times New Roman"/>
-                <w:vertAlign w:val="superscript"/>
-              </w:rPr>
-              <w:t>2</w:t>
-            </w:r>
-            <w:r>
-              <w:rPr>
-                <w:rFonts w:ascii="Times New Roman" w:hAnsi="Times New Roman" w:eastAsia="Times New Roman" w:cs="Times New Roman"/>
-              </w:rPr>
-              <w:t xml:space="preserve"> </w:t>
-            </w:r>
-            <w:r>
-              <w:rPr>
-                <w:rFonts w:hint="eastAsia" w:ascii="Times New Roman" w:hAnsi="Times New Roman" w:eastAsia="FangSong" w:cs="Times New Roman"/>
-              </w:rPr>
-              <w:t xml:space="preserve">碳</w:t>
-            </w:r>
-            <w:r>
-              <w:rPr>
-                <w:rFonts w:ascii="Times New Roman" w:hAnsi="Times New Roman" w:eastAsia="Times New Roman" w:cs="Times New Roman"/>
-              </w:rPr>
-              <w:t xml:space="preserve"> </w:t>
-            </w:r>
-            <w:r>
-              <w:rPr>
-                <w:rFonts w:hint="eastAsia" w:ascii="Times New Roman" w:hAnsi="Times New Roman" w:eastAsia="Times New Roman" w:cs="Times New Roman"/>
-              </w:rPr>
-              <w:t>(</w:t>
-            </w:r>
-            <w:r>
-              <w:rPr>
-                <w:rFonts w:hint="eastAsia" w:ascii="Times New Roman" w:hAnsi="Times New Roman" w:eastAsia="FangSong" w:cs="Times New Roman"/>
-              </w:rPr>
-              <w:t>烯</w:t>
-            </w:r>
-            <w:r>
-              <w:rPr>
-                <w:rFonts w:hint="eastAsia" w:ascii="Times New Roman" w:hAnsi="Times New Roman" w:eastAsia="Times New Roman" w:cs="Times New Roman"/>
-              </w:rPr>
-              <w:t>/</w:t>
-            </w:r>
-            <w:r>
-              <w:rPr>
-                <w:rFonts w:hint="eastAsia" w:ascii="Times New Roman" w:hAnsi="Times New Roman" w:eastAsia="FangSong" w:cs="Times New Roman"/>
-              </w:rPr>
-              <w:t>芳</w:t>
-            </w:r>
-            <w:r>
-              <w:rPr>
-                <w:rFonts w:hint="eastAsia" w:ascii="Times New Roman" w:hAnsi="Times New Roman" w:eastAsia="Times New Roman" w:cs="Times New Roman"/>
-              </w:rPr>
-              <w:t>)</w:t>
-            </w:r>
-          </w:p>
-        </w:tc>
-        <w:tc>
-          <w:tcPr/>
-          <w:p>
-            <w:pPr>
-              <w:pStyle w:val="Compact"/>
-              <w:jc w:val="center"/>
-            </w:pPr>
-            <w:r>
-              <w:rPr>
-                <w:rFonts w:ascii="Times New Roman" w:hAnsi="Times New Roman" w:eastAsia="Times New Roman" w:cs="Times New Roman"/>
-              </w:rPr>
-              <w:t xml:space="preserve">100-150</w:t>
+              <w:t xml:space="preserve">&gt;CH–</w:t>
+            </w:r>
+          </w:p>
+        </w:tc>
+        <w:tc>
+          <w:tcPr/>
+          <w:p>
+            <w:pPr>
+              <w:pStyle w:val="Compact"/>
+              <w:jc w:val="center"/>
+            </w:pPr>
+            <w:r>
+              <w:rPr>
+                <w:rFonts w:ascii="Times New Roman" w:hAnsi="Times New Roman" w:eastAsia="Times New Roman" w:cs="Times New Roman"/>
+              </w:rPr>
+              <w:t xml:space="preserve">1.5-1.7</w:t>
             </w:r>
           </w:p>
         </w:tc>
@@ -19277,42 +18832,31 @@
             </w:pPr>
             <w:r>
               <w:rPr>
-                <w:rFonts w:hint="eastAsia" w:ascii="Times New Roman" w:hAnsi="Times New Roman" w:eastAsia="FangSong" w:cs="Times New Roman"/>
-              </w:rPr>
-              <w:t>醛</w:t>
-            </w:r>
-            <w:r>
-              <w:rPr>
-                <w:rFonts w:hint="eastAsia" w:ascii="Times New Roman" w:hAnsi="Times New Roman" w:eastAsia="Times New Roman" w:cs="Times New Roman"/>
-              </w:rPr>
-              <w:t>/</w:t>
-            </w:r>
-            <w:r>
-              <w:rPr>
-                <w:rFonts w:hint="eastAsia" w:ascii="Times New Roman" w:hAnsi="Times New Roman" w:eastAsia="FangSong" w:cs="Times New Roman"/>
-              </w:rPr>
-              <w:t>酮</w:t>
-            </w:r>
-            <w:r>
-              <w:rPr>
-                <w:rFonts w:ascii="Times New Roman" w:hAnsi="Times New Roman" w:eastAsia="Times New Roman" w:cs="Times New Roman"/>
-              </w:rPr>
-              <w:t xml:space="preserve"> C=O</w:t>
-            </w:r>
-          </w:p>
-        </w:tc>
-        <w:tc>
-          <w:tcPr/>
-          <w:p>
-            <w:pPr>
-              <w:pStyle w:val="Compact"/>
-              <w:jc w:val="center"/>
-            </w:pPr>
-            <w:r>
-              <w:rPr>
-                <w:rFonts w:ascii="Times New Roman" w:hAnsi="Times New Roman" w:eastAsia="Times New Roman" w:cs="Times New Roman"/>
-              </w:rPr>
-              <w:t xml:space="preserve">195-215</w:t>
+                <w:rFonts w:ascii="Times New Roman" w:hAnsi="Times New Roman" w:eastAsia="Times New Roman" w:cs="Times New Roman"/>
+              </w:rPr>
+              <w:t>–CO–CH</w:t>
+            </w:r>
+            <w:r>
+              <w:rPr>
+                <w:rFonts w:ascii="Times New Roman" w:hAnsi="Times New Roman" w:eastAsia="Times New Roman" w:cs="Times New Roman"/>
+                <w:vertAlign w:val="subscript"/>
+              </w:rPr>
+              <w:t>3</w:t>
+            </w:r>
+          </w:p>
+        </w:tc>
+        <w:tc>
+          <w:tcPr/>
+          <w:p>
+            <w:pPr>
+              <w:pStyle w:val="Compact"/>
+              <w:jc w:val="center"/>
+            </w:pPr>
+            <w:r>
+              <w:rPr>
+                <w:rFonts w:ascii="Times New Roman" w:hAnsi="Times New Roman" w:eastAsia="Times New Roman" w:cs="Times New Roman"/>
+              </w:rPr>
+              <w:t xml:space="preserve">2.0-2.5 (s)</w:t>
             </w:r>
           </w:p>
         </w:tc>
@@ -19327,37 +18871,343 @@
             </w:pPr>
             <w:r>
               <w:rPr>
+                <w:rFonts w:ascii="Times New Roman" w:hAnsi="Times New Roman" w:eastAsia="Times New Roman" w:cs="Times New Roman"/>
+              </w:rPr>
+              <w:t xml:space="preserve">–C≡C–H</w:t>
+            </w:r>
+          </w:p>
+        </w:tc>
+        <w:tc>
+          <w:tcPr/>
+          <w:p>
+            <w:pPr>
+              <w:pStyle w:val="Compact"/>
+              <w:jc w:val="center"/>
+            </w:pPr>
+            <w:r>
+              <w:rPr>
+                <w:rFonts w:ascii="Times New Roman" w:hAnsi="Times New Roman" w:eastAsia="Times New Roman" w:cs="Times New Roman"/>
+              </w:rPr>
+              <w:t xml:space="preserve">2.5-3.0</w:t>
+            </w:r>
+          </w:p>
+        </w:tc>
+      </w:tr>
+      <w:tr>
+        <w:tc>
+          <w:tcPr/>
+          <w:p>
+            <w:pPr>
+              <w:pStyle w:val="Compact"/>
+              <w:jc w:val="center"/>
+            </w:pPr>
+            <w:r>
+              <w:rPr>
+                <w:rFonts w:ascii="Times New Roman" w:hAnsi="Times New Roman" w:eastAsia="Times New Roman" w:cs="Times New Roman"/>
+              </w:rPr>
+              <w:t>–O–CH</w:t>
+            </w:r>
+            <w:r>
+              <w:rPr>
+                <w:rFonts w:ascii="Times New Roman" w:hAnsi="Times New Roman" w:eastAsia="Times New Roman" w:cs="Times New Roman"/>
+                <w:vertAlign w:val="subscript"/>
+              </w:rPr>
+              <w:t>3</w:t>
+            </w:r>
+          </w:p>
+        </w:tc>
+        <w:tc>
+          <w:tcPr/>
+          <w:p>
+            <w:pPr>
+              <w:pStyle w:val="Compact"/>
+              <w:jc w:val="center"/>
+            </w:pPr>
+            <w:r>
+              <w:rPr>
+                <w:rFonts w:ascii="Times New Roman" w:hAnsi="Times New Roman" w:eastAsia="Times New Roman" w:cs="Times New Roman"/>
+              </w:rPr>
+              <w:t xml:space="preserve">3.3-3.5 (s)</w:t>
+            </w:r>
+          </w:p>
+        </w:tc>
+      </w:tr>
+      <w:tr>
+        <w:tc>
+          <w:tcPr/>
+          <w:p>
+            <w:pPr>
+              <w:pStyle w:val="Compact"/>
+              <w:jc w:val="center"/>
+            </w:pPr>
+            <w:r>
+              <w:rPr>
+                <w:rFonts w:ascii="Times New Roman" w:hAnsi="Times New Roman" w:eastAsia="Times New Roman" w:cs="Times New Roman"/>
+              </w:rPr>
+              <w:t>–CH</w:t>
+            </w:r>
+            <w:r>
+              <w:rPr>
+                <w:rFonts w:ascii="Times New Roman" w:hAnsi="Times New Roman" w:eastAsia="Times New Roman" w:cs="Times New Roman"/>
+                <w:vertAlign w:val="subscript"/>
+              </w:rPr>
+              <w:t>2</w:t>
+            </w:r>
+            <w:r>
+              <w:rPr>
+                <w:rFonts w:ascii="Times New Roman" w:hAnsi="Times New Roman" w:eastAsia="Times New Roman" w:cs="Times New Roman"/>
+              </w:rPr>
+              <w:t>–O–</w:t>
+            </w:r>
+          </w:p>
+        </w:tc>
+        <w:tc>
+          <w:tcPr/>
+          <w:p>
+            <w:pPr>
+              <w:pStyle w:val="Compact"/>
+              <w:jc w:val="center"/>
+            </w:pPr>
+            <w:r>
+              <w:rPr>
+                <w:rFonts w:ascii="Times New Roman" w:hAnsi="Times New Roman" w:eastAsia="Times New Roman" w:cs="Times New Roman"/>
+              </w:rPr>
+              <w:t xml:space="preserve">3.5-4.5</w:t>
+            </w:r>
+          </w:p>
+        </w:tc>
+      </w:tr>
+      <w:tr>
+        <w:tc>
+          <w:tcPr/>
+          <w:p>
+            <w:pPr>
+              <w:pStyle w:val="Compact"/>
+              <w:jc w:val="center"/>
+            </w:pPr>
+            <w:r>
+              <w:rPr>
+                <w:rFonts w:ascii="Times New Roman" w:hAnsi="Times New Roman" w:eastAsia="Times New Roman" w:cs="Times New Roman"/>
+              </w:rPr>
+              <w:t xml:space="preserve">C=C–H</w:t>
+            </w:r>
+          </w:p>
+        </w:tc>
+        <w:tc>
+          <w:tcPr/>
+          <w:p>
+            <w:pPr>
+              <w:pStyle w:val="Compact"/>
+              <w:jc w:val="center"/>
+            </w:pPr>
+            <w:r>
+              <w:rPr>
+                <w:rFonts w:ascii="Times New Roman" w:hAnsi="Times New Roman" w:eastAsia="Times New Roman" w:cs="Times New Roman"/>
+              </w:rPr>
+              <w:t xml:space="preserve">4.5-6.5</w:t>
+            </w:r>
+          </w:p>
+        </w:tc>
+      </w:tr>
+      <w:tr>
+        <w:tc>
+          <w:tcPr/>
+          <w:p>
+            <w:pPr>
+              <w:pStyle w:val="Compact"/>
+              <w:jc w:val="center"/>
+            </w:pPr>
+            <w:r>
+              <w:rPr>
+                <w:rFonts w:ascii="Times New Roman" w:hAnsi="Times New Roman" w:eastAsia="Times New Roman" w:cs="Times New Roman"/>
+              </w:rPr>
+              <w:t xml:space="preserve">Ar–H</w:t>
+            </w:r>
+          </w:p>
+        </w:tc>
+        <w:tc>
+          <w:tcPr/>
+          <w:p>
+            <w:pPr>
+              <w:pStyle w:val="Compact"/>
+              <w:jc w:val="center"/>
+            </w:pPr>
+            <w:r>
+              <w:rPr>
+                <w:rFonts w:ascii="Times New Roman" w:hAnsi="Times New Roman" w:eastAsia="Times New Roman" w:cs="Times New Roman"/>
+              </w:rPr>
+              <w:t xml:space="preserve">6.5-8.5</w:t>
+            </w:r>
+          </w:p>
+        </w:tc>
+      </w:tr>
+      <w:tr>
+        <w:tc>
+          <w:tcPr/>
+          <w:p>
+            <w:pPr>
+              <w:pStyle w:val="Compact"/>
+              <w:jc w:val="center"/>
+            </w:pPr>
+            <w:r>
+              <w:rPr>
+                <w:rFonts w:ascii="Times New Roman" w:hAnsi="Times New Roman" w:eastAsia="Times New Roman" w:cs="Times New Roman"/>
+              </w:rPr>
+              <w:t xml:space="preserve">–CHO</w:t>
+            </w:r>
+          </w:p>
+        </w:tc>
+        <w:tc>
+          <w:tcPr/>
+          <w:p>
+            <w:pPr>
+              <w:pStyle w:val="Compact"/>
+              <w:jc w:val="center"/>
+            </w:pPr>
+            <w:r>
+              <w:rPr>
+                <w:rFonts w:ascii="Times New Roman" w:hAnsi="Times New Roman" w:eastAsia="Times New Roman" w:cs="Times New Roman"/>
+              </w:rPr>
+              <w:t xml:space="preserve">9-10 (s)</w:t>
+            </w:r>
+          </w:p>
+        </w:tc>
+      </w:tr>
+      <w:tr>
+        <w:tc>
+          <w:tcPr/>
+          <w:p>
+            <w:pPr>
+              <w:pStyle w:val="Compact"/>
+              <w:jc w:val="center"/>
+            </w:pPr>
+            <w:r>
+              <w:rPr>
+                <w:rFonts w:ascii="Times New Roman" w:hAnsi="Times New Roman" w:eastAsia="Times New Roman" w:cs="Times New Roman"/>
+              </w:rPr>
+              <w:t xml:space="preserve">–COOH</w:t>
+            </w:r>
+          </w:p>
+        </w:tc>
+        <w:tc>
+          <w:tcPr/>
+          <w:p>
+            <w:pPr>
+              <w:pStyle w:val="Compact"/>
+              <w:jc w:val="center"/>
+            </w:pPr>
+            <w:r>
+              <w:rPr>
+                <w:rFonts w:ascii="Times New Roman" w:hAnsi="Times New Roman" w:eastAsia="Times New Roman" w:cs="Times New Roman"/>
+              </w:rPr>
+              <w:t xml:space="preserve">10-13 </w:t>
+            </w:r>
+            <w:r>
+              <w:rPr>
+                <w:rFonts w:hint="eastAsia" w:ascii="Times New Roman" w:hAnsi="Times New Roman" w:eastAsia="Times New Roman" w:cs="Times New Roman"/>
+              </w:rPr>
+              <w:t>(</w:t>
+            </w:r>
+            <w:r>
+              <w:rPr>
                 <w:rFonts w:hint="eastAsia" w:ascii="Times New Roman" w:hAnsi="Times New Roman" w:eastAsia="FangSong" w:cs="Times New Roman"/>
               </w:rPr>
-              <w:t xml:space="preserve">羧酸衍生物</w:t>
-            </w:r>
-            <w:r>
-              <w:rPr>
-                <w:rFonts w:ascii="Times New Roman" w:hAnsi="Times New Roman" w:eastAsia="Times New Roman" w:cs="Times New Roman"/>
-              </w:rPr>
-              <w:t xml:space="preserve"> C=O</w:t>
-            </w:r>
-          </w:p>
-        </w:tc>
-        <w:tc>
-          <w:tcPr/>
-          <w:p>
-            <w:pPr>
-              <w:pStyle w:val="Compact"/>
-              <w:jc w:val="center"/>
-            </w:pPr>
-            <w:r>
-              <w:rPr>
-                <w:rFonts w:ascii="Times New Roman" w:hAnsi="Times New Roman" w:eastAsia="Times New Roman" w:cs="Times New Roman"/>
-              </w:rPr>
-              <w:t xml:space="preserve">165-185</w:t>
+              <w:t>宽</w:t>
+            </w:r>
+            <w:r>
+              <w:rPr>
+                <w:rFonts w:ascii="Times New Roman" w:hAnsi="Times New Roman" w:eastAsia="Times New Roman" w:cs="Times New Roman"/>
+              </w:rPr>
+              <w:t xml:space="preserve"> s)</w:t>
+            </w:r>
+          </w:p>
+        </w:tc>
+      </w:tr>
+      <w:tr>
+        <w:tc>
+          <w:tcPr/>
+          <w:p>
+            <w:pPr>
+              <w:pStyle w:val="Compact"/>
+              <w:jc w:val="center"/>
+            </w:pPr>
+            <w:r>
+              <w:rPr>
+                <w:rFonts w:ascii="Times New Roman" w:hAnsi="Times New Roman" w:eastAsia="Times New Roman" w:cs="Times New Roman"/>
+              </w:rPr>
+              <w:t>–OH / NH</w:t>
+            </w:r>
+            <w:r>
+              <w:rPr>
+                <w:rFonts w:ascii="Times New Roman" w:hAnsi="Times New Roman" w:eastAsia="Times New Roman" w:cs="Times New Roman"/>
+                <w:vertAlign w:val="subscript"/>
+              </w:rPr>
+              <w:t>2</w:t>
+            </w:r>
+          </w:p>
+        </w:tc>
+        <w:tc>
+          <w:tcPr/>
+          <w:p>
+            <w:pPr>
+              <w:pStyle w:val="Compact"/>
+              <w:jc w:val="center"/>
+            </w:pPr>
+            <w:r>
+              <w:rPr>
+                <w:rFonts w:hint="eastAsia" w:ascii="Times New Roman" w:hAnsi="Times New Roman" w:eastAsia="Times New Roman" w:cs="Times New Roman"/>
+              </w:rPr>
+              <w:t>1-5（</w:t>
+            </w:r>
+            <w:r>
+              <w:rPr>
+                <w:rFonts w:hint="eastAsia" w:ascii="Times New Roman" w:hAnsi="Times New Roman" w:eastAsia="FangSong" w:cs="Times New Roman"/>
+              </w:rPr>
+              <w:t>可变</w:t>
+            </w:r>
+            <w:r>
+              <w:rPr>
+                <w:rFonts w:hint="eastAsia" w:ascii="Times New Roman" w:hAnsi="Times New Roman" w:eastAsia="Times New Roman" w:cs="Times New Roman"/>
+              </w:rPr>
+              <w:t>，D</w:t>
+            </w:r>
+            <w:r>
+              <w:rPr>
+                <w:rFonts w:hint="eastAsia" w:ascii="Times New Roman" w:hAnsi="Times New Roman" w:eastAsia="Times New Roman" w:cs="Times New Roman"/>
+                <w:vertAlign w:val="subscript"/>
+              </w:rPr>
+              <w:t>2</w:t>
+            </w:r>
+            <w:r>
+              <w:rPr>
+                <w:rFonts w:hint="eastAsia" w:ascii="Times New Roman" w:hAnsi="Times New Roman" w:eastAsia="Times New Roman" w:cs="Times New Roman"/>
+              </w:rPr>
+              <w:t>O</w:t>
+            </w:r>
+            <w:r>
+              <w:rPr>
+                <w:rFonts w:ascii="Times New Roman" w:hAnsi="Times New Roman" w:eastAsia="Times New Roman" w:cs="Times New Roman"/>
+              </w:rPr>
+              <w:t xml:space="preserve"> </w:t>
+            </w:r>
+            <w:r>
+              <w:rPr>
+                <w:rFonts w:hint="eastAsia" w:ascii="Times New Roman" w:hAnsi="Times New Roman" w:eastAsia="FangSong" w:cs="Times New Roman"/>
+              </w:rPr>
+              <w:t>交换消失</w:t>
+            </w:r>
+            <w:r>
+              <w:rPr>
+                <w:rFonts w:hint="eastAsia" w:ascii="Times New Roman" w:hAnsi="Times New Roman" w:eastAsia="Times New Roman" w:cs="Times New Roman"/>
+              </w:rPr>
+              <w:t>）</w:t>
             </w:r>
           </w:p>
         </w:tc>
       </w:tr>
     </w:tbl>
-    <w:bookmarkEnd w:id="59"/>
-    <w:bookmarkStart w:id="60" w:name="ms-关键数据"/>
+    <w:bookmarkEnd w:id="58"/>
+    <w:bookmarkStart w:id="59" w:name="c-nmr-化学位移区域"/>
     <w:p>
       <w:pPr>
         <w:pStyle w:val="Heading3"/>
@@ -19367,13 +19217,26 @@
         <w:rPr>
           <w:rFonts w:ascii="Times New Roman" w:hAnsi="Times New Roman" w:eastAsia="Times New Roman" w:cs="Times New Roman"/>
         </w:rPr>
-        <w:t xml:space="preserve">10.4 MS </w:t>
+        <w:t xml:space="preserve">10.3 </w:t>
+      </w:r>
+      <w:r>
+        <w:rPr>
+          <w:rFonts w:ascii="Times New Roman" w:hAnsi="Times New Roman" w:eastAsia="Times New Roman" w:cs="Times New Roman"/>
+          <w:vertAlign w:val="superscript"/>
+        </w:rPr>
+        <w:t>13</w:t>
+      </w:r>
+      <w:r>
+        <w:rPr>
+          <w:rFonts w:ascii="Times New Roman" w:hAnsi="Times New Roman" w:eastAsia="Times New Roman" w:cs="Times New Roman"/>
+        </w:rPr>
+        <w:t xml:space="preserve">C NMR </w:t>
       </w:r>
       <w:r>
         <w:rPr>
           <w:rFonts w:hint="eastAsia" w:ascii="Times New Roman" w:hAnsi="Times New Roman" w:eastAsia="SimHei" w:cs="Times New Roman"/>
         </w:rPr>
-        <w:t xml:space="preserve">关键数据</w:t>
+        <w:t xml:space="preserve">化学位移区域</w:t>
       </w:r>
     </w:p>
     <w:tbl>
@@ -19402,6 +19265,326 @@
                 <w:rFonts w:hint="eastAsia" w:ascii="Times New Roman" w:hAnsi="Times New Roman" w:eastAsia="SimHei" w:cs="Times New Roman"/>
                 <w:b/>
               </w:rPr>
+              <w:t xml:space="preserve">碳的类型</w:t>
+            </w:r>
+          </w:p>
+        </w:tc>
+        <w:tc>
+          <w:tcPr/>
+          <w:p>
+            <w:pPr>
+              <w:pStyle w:val="Compact"/>
+              <w:jc w:val="center"/>
+            </w:pPr>
+            <w:r>
+              <w:rPr>
+                <w:rFonts w:ascii="Times New Roman" w:hAnsi="Times New Roman" w:eastAsia="Times New Roman" w:cs="Times New Roman"/>
+                <w:b/>
+              </w:rPr>
+              <w:t xml:space="preserve">δ / ppm</w:t>
+            </w:r>
+          </w:p>
+        </w:tc>
+      </w:tr>
+      <w:tr>
+        <w:tc>
+          <w:tcPr/>
+          <w:p>
+            <w:pPr>
+              <w:pStyle w:val="Compact"/>
+              <w:jc w:val="center"/>
+            </w:pPr>
+            <w:r>
+              <w:rPr>
+                <w:rFonts w:hint="eastAsia" w:ascii="Times New Roman" w:hAnsi="Times New Roman" w:eastAsia="FangSong" w:cs="Times New Roman"/>
+              </w:rPr>
+              <w:t xml:space="preserve">饱和碳</w:t>
+            </w:r>
+            <w:r>
+              <w:rPr>
+                <w:rFonts w:ascii="Times New Roman" w:hAnsi="Times New Roman" w:eastAsia="Times New Roman" w:cs="Times New Roman"/>
+              </w:rPr>
+              <w:t xml:space="preserve"> sp</w:t>
+            </w:r>
+            <w:r>
+              <w:rPr>
+                <w:rFonts w:ascii="Times New Roman" w:hAnsi="Times New Roman" w:eastAsia="Times New Roman" w:cs="Times New Roman"/>
+                <w:vertAlign w:val="superscript"/>
+              </w:rPr>
+              <w:t>3</w:t>
+            </w:r>
+          </w:p>
+        </w:tc>
+        <w:tc>
+          <w:tcPr/>
+          <w:p>
+            <w:pPr>
+              <w:pStyle w:val="Compact"/>
+              <w:jc w:val="center"/>
+            </w:pPr>
+            <w:r>
+              <w:rPr>
+                <w:rFonts w:ascii="Times New Roman" w:hAnsi="Times New Roman" w:eastAsia="Times New Roman" w:cs="Times New Roman"/>
+              </w:rPr>
+              <w:t xml:space="preserve">0-50</w:t>
+            </w:r>
+          </w:p>
+        </w:tc>
+      </w:tr>
+      <w:tr>
+        <w:tc>
+          <w:tcPr/>
+          <w:p>
+            <w:pPr>
+              <w:pStyle w:val="Compact"/>
+              <w:jc w:val="center"/>
+            </w:pPr>
+            <w:r>
+              <w:rPr>
+                <w:rFonts w:hint="eastAsia" w:ascii="Times New Roman" w:hAnsi="Times New Roman" w:eastAsia="FangSong" w:cs="Times New Roman"/>
+              </w:rPr>
+              <w:t xml:space="preserve">连杂原子饱和碳</w:t>
+            </w:r>
+          </w:p>
+        </w:tc>
+        <w:tc>
+          <w:tcPr/>
+          <w:p>
+            <w:pPr>
+              <w:pStyle w:val="Compact"/>
+              <w:jc w:val="center"/>
+            </w:pPr>
+            <w:r>
+              <w:rPr>
+                <w:rFonts w:ascii="Times New Roman" w:hAnsi="Times New Roman" w:eastAsia="Times New Roman" w:cs="Times New Roman"/>
+              </w:rPr>
+              <w:t xml:space="preserve">50-100</w:t>
+            </w:r>
+          </w:p>
+        </w:tc>
+      </w:tr>
+      <w:tr>
+        <w:tc>
+          <w:tcPr/>
+          <w:p>
+            <w:pPr>
+              <w:pStyle w:val="Compact"/>
+              <w:jc w:val="center"/>
+            </w:pPr>
+            <w:r>
+              <w:rPr>
+                <w:rFonts w:ascii="Times New Roman" w:hAnsi="Times New Roman" w:eastAsia="Times New Roman" w:cs="Times New Roman"/>
+              </w:rPr>
+              <w:t>sp</w:t>
+            </w:r>
+            <w:r>
+              <w:rPr>
+                <w:rFonts w:ascii="Times New Roman" w:hAnsi="Times New Roman" w:eastAsia="Times New Roman" w:cs="Times New Roman"/>
+                <w:vertAlign w:val="superscript"/>
+              </w:rPr>
+              <w:t>2</w:t>
+            </w:r>
+            <w:r>
+              <w:rPr>
+                <w:rFonts w:ascii="Times New Roman" w:hAnsi="Times New Roman" w:eastAsia="Times New Roman" w:cs="Times New Roman"/>
+              </w:rPr>
+              <w:t xml:space="preserve"> </w:t>
+            </w:r>
+            <w:r>
+              <w:rPr>
+                <w:rFonts w:hint="eastAsia" w:ascii="Times New Roman" w:hAnsi="Times New Roman" w:eastAsia="FangSong" w:cs="Times New Roman"/>
+              </w:rPr>
+              <w:t xml:space="preserve">碳</w:t>
+            </w:r>
+            <w:r>
+              <w:rPr>
+                <w:rFonts w:ascii="Times New Roman" w:hAnsi="Times New Roman" w:eastAsia="Times New Roman" w:cs="Times New Roman"/>
+              </w:rPr>
+              <w:t xml:space="preserve"> </w:t>
+            </w:r>
+            <w:r>
+              <w:rPr>
+                <w:rFonts w:hint="eastAsia" w:ascii="Times New Roman" w:hAnsi="Times New Roman" w:eastAsia="Times New Roman" w:cs="Times New Roman"/>
+              </w:rPr>
+              <w:t>(</w:t>
+            </w:r>
+            <w:r>
+              <w:rPr>
+                <w:rFonts w:hint="eastAsia" w:ascii="Times New Roman" w:hAnsi="Times New Roman" w:eastAsia="FangSong" w:cs="Times New Roman"/>
+              </w:rPr>
+              <w:t>烯</w:t>
+            </w:r>
+            <w:r>
+              <w:rPr>
+                <w:rFonts w:hint="eastAsia" w:ascii="Times New Roman" w:hAnsi="Times New Roman" w:eastAsia="Times New Roman" w:cs="Times New Roman"/>
+              </w:rPr>
+              <w:t>/</w:t>
+            </w:r>
+            <w:r>
+              <w:rPr>
+                <w:rFonts w:hint="eastAsia" w:ascii="Times New Roman" w:hAnsi="Times New Roman" w:eastAsia="FangSong" w:cs="Times New Roman"/>
+              </w:rPr>
+              <w:t>芳</w:t>
+            </w:r>
+            <w:r>
+              <w:rPr>
+                <w:rFonts w:hint="eastAsia" w:ascii="Times New Roman" w:hAnsi="Times New Roman" w:eastAsia="Times New Roman" w:cs="Times New Roman"/>
+              </w:rPr>
+              <w:t>)</w:t>
+            </w:r>
+          </w:p>
+        </w:tc>
+        <w:tc>
+          <w:tcPr/>
+          <w:p>
+            <w:pPr>
+              <w:pStyle w:val="Compact"/>
+              <w:jc w:val="center"/>
+            </w:pPr>
+            <w:r>
+              <w:rPr>
+                <w:rFonts w:ascii="Times New Roman" w:hAnsi="Times New Roman" w:eastAsia="Times New Roman" w:cs="Times New Roman"/>
+              </w:rPr>
+              <w:t xml:space="preserve">100-150</w:t>
+            </w:r>
+          </w:p>
+        </w:tc>
+      </w:tr>
+      <w:tr>
+        <w:tc>
+          <w:tcPr/>
+          <w:p>
+            <w:pPr>
+              <w:pStyle w:val="Compact"/>
+              <w:jc w:val="center"/>
+            </w:pPr>
+            <w:r>
+              <w:rPr>
+                <w:rFonts w:hint="eastAsia" w:ascii="Times New Roman" w:hAnsi="Times New Roman" w:eastAsia="FangSong" w:cs="Times New Roman"/>
+              </w:rPr>
+              <w:t>醛</w:t>
+            </w:r>
+            <w:r>
+              <w:rPr>
+                <w:rFonts w:hint="eastAsia" w:ascii="Times New Roman" w:hAnsi="Times New Roman" w:eastAsia="Times New Roman" w:cs="Times New Roman"/>
+              </w:rPr>
+              <w:t>/</w:t>
+            </w:r>
+            <w:r>
+              <w:rPr>
+                <w:rFonts w:hint="eastAsia" w:ascii="Times New Roman" w:hAnsi="Times New Roman" w:eastAsia="FangSong" w:cs="Times New Roman"/>
+              </w:rPr>
+              <w:t>酮</w:t>
+            </w:r>
+            <w:r>
+              <w:rPr>
+                <w:rFonts w:ascii="Times New Roman" w:hAnsi="Times New Roman" w:eastAsia="Times New Roman" w:cs="Times New Roman"/>
+              </w:rPr>
+              <w:t xml:space="preserve"> C=O</w:t>
+            </w:r>
+          </w:p>
+        </w:tc>
+        <w:tc>
+          <w:tcPr/>
+          <w:p>
+            <w:pPr>
+              <w:pStyle w:val="Compact"/>
+              <w:jc w:val="center"/>
+            </w:pPr>
+            <w:r>
+              <w:rPr>
+                <w:rFonts w:ascii="Times New Roman" w:hAnsi="Times New Roman" w:eastAsia="Times New Roman" w:cs="Times New Roman"/>
+              </w:rPr>
+              <w:t xml:space="preserve">195-215</w:t>
+            </w:r>
+          </w:p>
+        </w:tc>
+      </w:tr>
+      <w:tr>
+        <w:tc>
+          <w:tcPr/>
+          <w:p>
+            <w:pPr>
+              <w:pStyle w:val="Compact"/>
+              <w:jc w:val="center"/>
+            </w:pPr>
+            <w:r>
+              <w:rPr>
+                <w:rFonts w:hint="eastAsia" w:ascii="Times New Roman" w:hAnsi="Times New Roman" w:eastAsia="FangSong" w:cs="Times New Roman"/>
+              </w:rPr>
+              <w:t xml:space="preserve">羧酸衍生物</w:t>
+            </w:r>
+            <w:r>
+              <w:rPr>
+                <w:rFonts w:ascii="Times New Roman" w:hAnsi="Times New Roman" w:eastAsia="Times New Roman" w:cs="Times New Roman"/>
+              </w:rPr>
+              <w:t xml:space="preserve"> C=O</w:t>
+            </w:r>
+          </w:p>
+        </w:tc>
+        <w:tc>
+          <w:tcPr/>
+          <w:p>
+            <w:pPr>
+              <w:pStyle w:val="Compact"/>
+              <w:jc w:val="center"/>
+            </w:pPr>
+            <w:r>
+              <w:rPr>
+                <w:rFonts w:ascii="Times New Roman" w:hAnsi="Times New Roman" w:eastAsia="Times New Roman" w:cs="Times New Roman"/>
+              </w:rPr>
+              <w:t xml:space="preserve">165-185</w:t>
+            </w:r>
+          </w:p>
+        </w:tc>
+      </w:tr>
+    </w:tbl>
+    <w:bookmarkEnd w:id="59"/>
+    <w:bookmarkStart w:id="60" w:name="ms-关键数据"/>
+    <w:p>
+      <w:pPr>
+        <w:pStyle w:val="Heading3"/>
+        <w:spacing w:after="120" w:before="280"/>
+      </w:pPr>
+      <w:r>
+        <w:rPr>
+          <w:rFonts w:ascii="Times New Roman" w:hAnsi="Times New Roman" w:eastAsia="Times New Roman" w:cs="Times New Roman"/>
+        </w:rPr>
+        <w:t xml:space="preserve">10.4 MS </w:t>
+      </w:r>
+      <w:r>
+        <w:rPr>
+          <w:rFonts w:hint="eastAsia" w:ascii="Times New Roman" w:hAnsi="Times New Roman" w:eastAsia="SimHei" w:cs="Times New Roman"/>
+        </w:rPr>
+        <w:t xml:space="preserve">关键数据</w:t>
+      </w:r>
+    </w:p>
+    <w:tbl>
+      <w:tblPr>
+        <w:tblStyle w:val="Table"/>
+        <w:tblW w:type="auto" w:w="0"/>
+        <w:tblLook w:firstRow="1" w:lastRow="0" w:firstColumn="0" w:lastColumn="0" w:noHBand="0" w:noVBand="0" w:val="0020"/>
+      </w:tblPr>
+      <w:tblGrid>
+        <w:gridCol w:w="3960"/>
+        <w:gridCol w:w="3960"/>
+      </w:tblGrid>
+      <w:tr>
+        <w:trPr>
+          <w:tblHeader w:val="on"/>
+        </w:trPr>
+        <w:tc>
+          <w:tcPr/>
+          <w:p>
+            <w:pPr>
+              <w:pStyle w:val="Compact"/>
+              <w:jc w:val="center"/>
+            </w:pPr>
+            <w:r>
+              <w:rPr>
+                <w:rFonts w:hint="eastAsia" w:ascii="Times New Roman" w:hAnsi="Times New Roman" w:eastAsia="SimHei" w:cs="Times New Roman"/>
+                <w:b/>
+              </w:rPr>
               <w:t xml:space="preserve">特征</w:t>
             </w:r>
           </w:p>
@@ -19929,7 +20112,7 @@
         <w:pStyle w:val="Compact"/>
         <w:numPr>
           <w:ilvl w:val="0"/>
-          <w:numId w:val="1012"/>
+          <w:numId w:val="1013"/>
         </w:numPr>
       </w:pPr>
       <w:r>
@@ -19956,7 +20139,7 @@
         <w:pStyle w:val="Compact"/>
         <w:numPr>
           <w:ilvl w:val="1"/>
-          <w:numId w:val="1013"/>
+          <w:numId w:val="1014"/>
         </w:numPr>
       </w:pPr>
       <w:r>
@@ -19991,7 +20174,7 @@
         <w:pStyle w:val="Compact"/>
         <w:numPr>
           <w:ilvl w:val="1"/>
-          <w:numId w:val="1013"/>
+          <w:numId w:val="1014"/>
         </w:numPr>
       </w:pPr>
       <w:r>
@@ -20032,7 +20215,7 @@
         <w:pStyle w:val="Compact"/>
         <w:numPr>
           <w:ilvl w:val="1"/>
-          <w:numId w:val="1013"/>
+          <w:numId w:val="1014"/>
         </w:numPr>
       </w:pPr>
       <w:r>
@@ -20073,7 +20256,7 @@
         <w:pStyle w:val="Compact"/>
         <w:numPr>
           <w:ilvl w:val="1"/>
-          <w:numId w:val="1013"/>
+          <w:numId w:val="1014"/>
         </w:numPr>
       </w:pPr>
       <w:r>
@@ -20114,7 +20297,7 @@
         <w:pStyle w:val="Compact"/>
         <w:numPr>
           <w:ilvl w:val="1"/>
-          <w:numId w:val="1013"/>
+          <w:numId w:val="1014"/>
         </w:numPr>
       </w:pPr>
       <w:r>
@@ -20169,7 +20352,7 @@
       <w:pPr>
         <w:numPr>
           <w:ilvl w:val="0"/>
-          <w:numId w:val="1014"/>
+          <w:numId w:val="1015"/>
         </w:numPr>
       </w:pPr>
       <w:r>
@@ -20292,7 +20475,7 @@
       <w:pPr>
         <w:numPr>
           <w:ilvl w:val="0"/>
-          <w:numId w:val="1014"/>
+          <w:numId w:val="1015"/>
         </w:numPr>
       </w:pPr>
       <w:r>
@@ -20385,7 +20568,7 @@
       <w:pPr>
         <w:numPr>
           <w:ilvl w:val="0"/>
-          <w:numId w:val="1014"/>
+          <w:numId w:val="1015"/>
         </w:numPr>
       </w:pPr>
       <w:r>
@@ -20451,7 +20634,7 @@
         <w:pStyle w:val="Compact"/>
         <w:numPr>
           <w:ilvl w:val="0"/>
-          <w:numId w:val="1015"/>
+          <w:numId w:val="1016"/>
         </w:numPr>
       </w:pPr>
       <w:r>
@@ -20564,7 +20747,7 @@
         <w:pStyle w:val="Compact"/>
         <w:numPr>
           <w:ilvl w:val="1"/>
-          <w:numId w:val="1016"/>
+          <w:numId w:val="1017"/>
         </w:numPr>
       </w:pPr>
       <w:r>
@@ -20592,7 +20775,7 @@
         <w:pStyle w:val="Compact"/>
         <w:numPr>
           <w:ilvl w:val="1"/>
-          <w:numId w:val="1016"/>
+          <w:numId w:val="1017"/>
         </w:numPr>
       </w:pPr>
       <w:r>
@@ -20613,7 +20796,7 @@
         <w:pStyle w:val="Compact"/>
         <w:numPr>
           <w:ilvl w:val="1"/>
-          <w:numId w:val="1016"/>
+          <w:numId w:val="1017"/>
         </w:numPr>
       </w:pPr>
       <w:r>
@@ -20634,7 +20817,7 @@
         <w:pStyle w:val="Compact"/>
         <w:numPr>
           <w:ilvl w:val="1"/>
-          <w:numId w:val="1016"/>
+          <w:numId w:val="1017"/>
         </w:numPr>
       </w:pPr>
       <w:r>
@@ -20655,7 +20838,7 @@
         <w:pStyle w:val="Compact"/>
         <w:numPr>
           <w:ilvl w:val="0"/>
-          <w:numId w:val="1015"/>
+          <w:numId w:val="1016"/>
         </w:numPr>
       </w:pPr>
       <w:r>
@@ -20790,7 +20973,7 @@
         <w:pStyle w:val="Compact"/>
         <w:numPr>
           <w:ilvl w:val="0"/>
-          <w:numId w:val="1017"/>
+          <w:numId w:val="1018"/>
         </w:numPr>
       </w:pPr>
       <w:r>
@@ -20835,7 +21018,7 @@
         <w:pStyle w:val="Compact"/>
         <w:numPr>
           <w:ilvl w:val="1"/>
-          <w:numId w:val="1018"/>
+          <w:numId w:val="1019"/>
         </w:numPr>
       </w:pPr>
       <w:r>
@@ -20876,7 +21059,7 @@
         <w:pStyle w:val="Compact"/>
         <w:numPr>
           <w:ilvl w:val="1"/>
-          <w:numId w:val="1018"/>
+          <w:numId w:val="1019"/>
         </w:numPr>
       </w:pPr>
       <w:r>
@@ -20917,7 +21100,7 @@
         <w:pStyle w:val="Compact"/>
         <w:numPr>
           <w:ilvl w:val="1"/>
-          <w:numId w:val="1018"/>
+          <w:numId w:val="1019"/>
         </w:numPr>
       </w:pPr>
       <w:r>
@@ -21035,7 +21218,7 @@
       <w:pPr>
         <w:numPr>
           <w:ilvl w:val="0"/>
-          <w:numId w:val="1019"/>
+          <w:numId w:val="1020"/>
         </w:numPr>
       </w:pPr>
       <w:r>
@@ -21110,7 +21293,7 @@
       <w:pPr>
         <w:numPr>
           <w:ilvl w:val="0"/>
-          <w:numId w:val="1019"/>
+          <w:numId w:val="1020"/>
         </w:numPr>
       </w:pPr>
       <w:r>
@@ -21317,254 +21500,194 @@
         <w:pStyle w:val="Compact"/>
         <w:numPr>
           <w:ilvl w:val="0"/>
-          <w:numId w:val="1020"/>
-        </w:numPr>
-      </w:pPr>
-      <w:r>
-        <w:rPr>
-          <w:rFonts w:hint="eastAsia" w:ascii="Times New Roman" w:hAnsi="Times New Roman" w:eastAsia="FangSong" w:cs="Times New Roman"/>
-        </w:rPr>
-        <w:t xml:space="preserve">化合物</w:t>
-      </w:r>
-      <w:r>
-        <w:rPr>
-          <w:rFonts w:ascii="Times New Roman" w:hAnsi="Times New Roman" w:eastAsia="Times New Roman" w:cs="Times New Roman"/>
-        </w:rPr>
-        <w:t xml:space="preserve"> </w:t>
-      </w:r>
-      <w:r>
-        <w:rPr>
-          <w:rFonts w:hint="eastAsia" w:ascii="Times New Roman" w:hAnsi="Times New Roman" w:eastAsia="Times New Roman" w:cs="Times New Roman"/>
-        </w:rPr>
-        <w:t>X（C</w:t>
-      </w:r>
-      <w:r>
-        <w:rPr>
-          <w:rFonts w:hint="eastAsia" w:ascii="Times New Roman" w:hAnsi="Times New Roman" w:eastAsia="Times New Roman" w:cs="Times New Roman"/>
-          <w:vertAlign w:val="subscript"/>
-        </w:rPr>
-        <w:t>9</w:t>
-      </w:r>
-      <w:r>
-        <w:rPr>
-          <w:rFonts w:hint="eastAsia" w:ascii="Times New Roman" w:hAnsi="Times New Roman" w:eastAsia="Times New Roman" w:cs="Times New Roman"/>
-        </w:rPr>
-        <w:t>H</w:t>
-      </w:r>
-      <w:r>
-        <w:rPr>
-          <w:rFonts w:hint="eastAsia" w:ascii="Times New Roman" w:hAnsi="Times New Roman" w:eastAsia="Times New Roman" w:cs="Times New Roman"/>
-          <w:vertAlign w:val="subscript"/>
-        </w:rPr>
-        <w:t>10</w:t>
-      </w:r>
-      <w:r>
-        <w:rPr>
-          <w:rFonts w:hint="eastAsia" w:ascii="Times New Roman" w:hAnsi="Times New Roman" w:eastAsia="Times New Roman" w:cs="Times New Roman"/>
-        </w:rPr>
-        <w:t>O</w:t>
-      </w:r>
-      <w:r>
-        <w:rPr>
-          <w:rFonts w:hint="eastAsia" w:ascii="Times New Roman" w:hAnsi="Times New Roman" w:eastAsia="Times New Roman" w:cs="Times New Roman"/>
-          <w:vertAlign w:val="subscript"/>
-        </w:rPr>
-        <w:t>3</w:t>
-      </w:r>
-      <w:r>
-        <w:rPr>
-          <w:rFonts w:hint="eastAsia" w:ascii="Times New Roman" w:hAnsi="Times New Roman" w:eastAsia="Times New Roman" w:cs="Times New Roman"/>
-        </w:rPr>
-        <w:t>）</w:t>
-      </w:r>
-      <w:r>
-        <w:rPr>
-          <w:rFonts w:hint="eastAsia" w:ascii="Times New Roman" w:hAnsi="Times New Roman" w:eastAsia="FangSong" w:cs="Times New Roman"/>
-        </w:rPr>
-        <w:t>的</w:t>
-      </w:r>
-      <w:r>
-        <w:rPr>
-          <w:rFonts w:ascii="Times New Roman" w:hAnsi="Times New Roman" w:eastAsia="Times New Roman" w:cs="Times New Roman"/>
-        </w:rPr>
-        <w:t xml:space="preserve"> IR </w:t>
-      </w:r>
-      <w:r>
-        <w:rPr>
-          <w:rFonts w:hint="eastAsia" w:ascii="Times New Roman" w:hAnsi="Times New Roman" w:eastAsia="FangSong" w:cs="Times New Roman"/>
-        </w:rPr>
-        <w:t xml:space="preserve">显示</w:t>
-      </w:r>
-      <w:r>
-        <w:rPr>
-          <w:rFonts w:ascii="Times New Roman" w:hAnsi="Times New Roman" w:eastAsia="Times New Roman" w:cs="Times New Roman"/>
-        </w:rPr>
-        <w:t xml:space="preserve"> 1720 </w:t>
-      </w:r>
-      <w:r>
-        <w:rPr>
-          <w:rFonts w:hint="eastAsia" w:ascii="Times New Roman" w:hAnsi="Times New Roman" w:eastAsia="Times New Roman" w:cs="Times New Roman"/>
-        </w:rPr>
-        <w:t>cm</w:t>
-      </w:r>
-      <w:r>
-        <w:rPr>
-          <w:rFonts w:hint="eastAsia" w:ascii="Times New Roman" w:hAnsi="Times New Roman" w:eastAsia="Times New Roman" w:cs="Times New Roman"/>
-          <w:vertAlign w:val="superscript"/>
-        </w:rPr>
-        <w:t>-1</w:t>
-      </w:r>
-      <w:r>
-        <w:rPr>
-          <w:rFonts w:hint="eastAsia" w:ascii="Times New Roman" w:hAnsi="Times New Roman" w:eastAsia="Times New Roman" w:cs="Times New Roman"/>
-        </w:rPr>
-        <w:t>（</w:t>
-      </w:r>
-      <w:r>
-        <w:rPr>
-          <w:rFonts w:hint="eastAsia" w:ascii="Times New Roman" w:hAnsi="Times New Roman" w:eastAsia="FangSong" w:cs="Times New Roman"/>
-        </w:rPr>
-        <w:t>强</w:t>
-      </w:r>
-      <w:r>
-        <w:rPr>
-          <w:rFonts w:hint="eastAsia" w:ascii="Times New Roman" w:hAnsi="Times New Roman" w:eastAsia="Times New Roman" w:cs="Times New Roman"/>
-        </w:rPr>
-        <w:t>）</w:t>
-      </w:r>
-      <w:r>
-        <w:rPr>
-          <w:rFonts w:hint="eastAsia" w:ascii="Times New Roman" w:hAnsi="Times New Roman" w:eastAsia="FangSong" w:cs="Times New Roman"/>
-        </w:rPr>
-        <w:t>和</w:t>
-      </w:r>
-      <w:r>
-        <w:rPr>
-          <w:rFonts w:ascii="Times New Roman" w:hAnsi="Times New Roman" w:eastAsia="Times New Roman" w:cs="Times New Roman"/>
-        </w:rPr>
-        <w:t xml:space="preserve"> 1250 </w:t>
-      </w:r>
-      <w:r>
-        <w:rPr>
-          <w:rFonts w:hint="eastAsia" w:ascii="Times New Roman" w:hAnsi="Times New Roman" w:eastAsia="Times New Roman" w:cs="Times New Roman"/>
-        </w:rPr>
-        <w:t>cm</w:t>
-      </w:r>
-      <w:r>
-        <w:rPr>
-          <w:rFonts w:hint="eastAsia" w:ascii="Times New Roman" w:hAnsi="Times New Roman" w:eastAsia="Times New Roman" w:cs="Times New Roman"/>
-          <w:vertAlign w:val="superscript"/>
-        </w:rPr>
-        <w:t>-1</w:t>
-      </w:r>
-      <w:r>
-        <w:rPr>
-          <w:rFonts w:hint="eastAsia" w:ascii="Times New Roman" w:hAnsi="Times New Roman" w:eastAsia="Times New Roman" w:cs="Times New Roman"/>
-        </w:rPr>
-        <w:t>（</w:t>
-      </w:r>
-      <w:r>
-        <w:rPr>
-          <w:rFonts w:hint="eastAsia" w:ascii="Times New Roman" w:hAnsi="Times New Roman" w:eastAsia="FangSong" w:cs="Times New Roman"/>
-        </w:rPr>
-        <w:t>强</w:t>
-      </w:r>
-      <w:r>
-        <w:rPr>
-          <w:rFonts w:hint="eastAsia" w:ascii="Times New Roman" w:hAnsi="Times New Roman" w:eastAsia="Times New Roman" w:cs="Times New Roman"/>
-        </w:rPr>
-        <w:t>），</w:t>
-      </w:r>
-      <w:r>
-        <w:rPr>
-          <w:rFonts w:hint="eastAsia" w:ascii="Times New Roman" w:hAnsi="Times New Roman" w:eastAsia="Times New Roman" w:cs="Times New Roman"/>
-          <w:vertAlign w:val="superscript"/>
-        </w:rPr>
-        <w:t>1</w:t>
-      </w:r>
-      <w:r>
-        <w:rPr>
-          <w:rFonts w:hint="eastAsia" w:ascii="Times New Roman" w:hAnsi="Times New Roman" w:eastAsia="Times New Roman" w:cs="Times New Roman"/>
-        </w:rPr>
-        <w:t>H</w:t>
-      </w:r>
-      <w:r>
-        <w:rPr>
-          <w:rFonts w:ascii="Times New Roman" w:hAnsi="Times New Roman" w:eastAsia="Times New Roman" w:cs="Times New Roman"/>
-        </w:rPr>
-        <w:t xml:space="preserve"> NMR </w:t>
-      </w:r>
-      <w:r>
-        <w:rPr>
-          <w:rFonts w:hint="eastAsia" w:ascii="Times New Roman" w:hAnsi="Times New Roman" w:eastAsia="FangSong" w:cs="Times New Roman"/>
-        </w:rPr>
-        <w:t>显示</w:t>
-      </w:r>
-      <w:r>
-        <w:rPr>
-          <w:rFonts w:hint="eastAsia" w:ascii="Times New Roman" w:hAnsi="Times New Roman" w:eastAsia="Times New Roman" w:cs="Times New Roman"/>
-        </w:rPr>
-        <w:t>：</w:t>
-      </w:r>
-    </w:p>
-    <w:p>
-      <w:pPr>
-        <w:pStyle w:val="Compact"/>
-        <w:numPr>
-          <w:ilvl w:val="1"/>
           <w:numId w:val="1021"/>
         </w:numPr>
       </w:pPr>
       <w:r>
         <w:rPr>
-          <w:rFonts w:ascii="Times New Roman" w:hAnsi="Times New Roman" w:eastAsia="Times New Roman" w:cs="Times New Roman"/>
-        </w:rPr>
-        <w:t xml:space="preserve">δ 3.8 (s, 3H)</w:t>
-      </w:r>
-    </w:p>
-    <w:p>
-      <w:pPr>
-        <w:pStyle w:val="Compact"/>
-        <w:numPr>
-          <w:ilvl w:val="1"/>
-          <w:numId w:val="1021"/>
-        </w:numPr>
-      </w:pPr>
-      <w:r>
-        <w:rPr>
-          <w:rFonts w:ascii="Times New Roman" w:hAnsi="Times New Roman" w:eastAsia="Times New Roman" w:cs="Times New Roman"/>
-        </w:rPr>
-        <w:t xml:space="preserve">δ 3.9 (s, 3H)</w:t>
-      </w:r>
-    </w:p>
-    <w:p>
-      <w:pPr>
-        <w:pStyle w:val="Compact"/>
-        <w:numPr>
-          <w:ilvl w:val="1"/>
-          <w:numId w:val="1021"/>
-        </w:numPr>
-      </w:pPr>
-      <w:r>
-        <w:rPr>
-          <w:rFonts w:ascii="Times New Roman" w:hAnsi="Times New Roman" w:eastAsia="Times New Roman" w:cs="Times New Roman"/>
-        </w:rPr>
-        <w:t xml:space="preserve">δ 6.9 (d, 2H, J = 8 Hz)</w:t>
-      </w:r>
-    </w:p>
-    <w:p>
-      <w:pPr>
-        <w:pStyle w:val="Compact"/>
-        <w:numPr>
-          <w:ilvl w:val="1"/>
-          <w:numId w:val="1021"/>
-        </w:numPr>
-      </w:pPr>
-      <w:r>
-        <w:rPr>
-          <w:rFonts w:ascii="Times New Roman" w:hAnsi="Times New Roman" w:eastAsia="Times New Roman" w:cs="Times New Roman"/>
-        </w:rPr>
-        <w:t xml:space="preserve">δ 7.9 (d, 2H, J = 8 Hz)</w:t>
+          <w:rFonts w:hint="eastAsia" w:ascii="Times New Roman" w:hAnsi="Times New Roman" w:eastAsia="FangSong" w:cs="Times New Roman"/>
+        </w:rPr>
+        <w:t xml:space="preserve">化合物</w:t>
+      </w:r>
+      <w:r>
+        <w:rPr>
+          <w:rFonts w:ascii="Times New Roman" w:hAnsi="Times New Roman" w:eastAsia="Times New Roman" w:cs="Times New Roman"/>
+        </w:rPr>
+        <w:t xml:space="preserve"> </w:t>
+      </w:r>
+      <w:r>
+        <w:rPr>
+          <w:rFonts w:hint="eastAsia" w:ascii="Times New Roman" w:hAnsi="Times New Roman" w:eastAsia="Times New Roman" w:cs="Times New Roman"/>
+        </w:rPr>
+        <w:t>X（C</w:t>
+      </w:r>
+      <w:r>
+        <w:rPr>
+          <w:rFonts w:hint="eastAsia" w:ascii="Times New Roman" w:hAnsi="Times New Roman" w:eastAsia="Times New Roman" w:cs="Times New Roman"/>
+          <w:vertAlign w:val="subscript"/>
+        </w:rPr>
+        <w:t>9</w:t>
+      </w:r>
+      <w:r>
+        <w:rPr>
+          <w:rFonts w:hint="eastAsia" w:ascii="Times New Roman" w:hAnsi="Times New Roman" w:eastAsia="Times New Roman" w:cs="Times New Roman"/>
+        </w:rPr>
+        <w:t>H</w:t>
+      </w:r>
+      <w:r>
+        <w:rPr>
+          <w:rFonts w:hint="eastAsia" w:ascii="Times New Roman" w:hAnsi="Times New Roman" w:eastAsia="Times New Roman" w:cs="Times New Roman"/>
+          <w:vertAlign w:val="subscript"/>
+        </w:rPr>
+        <w:t>10</w:t>
+      </w:r>
+      <w:r>
+        <w:rPr>
+          <w:rFonts w:hint="eastAsia" w:ascii="Times New Roman" w:hAnsi="Times New Roman" w:eastAsia="Times New Roman" w:cs="Times New Roman"/>
+        </w:rPr>
+        <w:t>O</w:t>
+      </w:r>
+      <w:r>
+        <w:rPr>
+          <w:rFonts w:hint="eastAsia" w:ascii="Times New Roman" w:hAnsi="Times New Roman" w:eastAsia="Times New Roman" w:cs="Times New Roman"/>
+          <w:vertAlign w:val="subscript"/>
+        </w:rPr>
+        <w:t>3</w:t>
+      </w:r>
+      <w:r>
+        <w:rPr>
+          <w:rFonts w:hint="eastAsia" w:ascii="Times New Roman" w:hAnsi="Times New Roman" w:eastAsia="Times New Roman" w:cs="Times New Roman"/>
+        </w:rPr>
+        <w:t>）</w:t>
+      </w:r>
+      <w:r>
+        <w:rPr>
+          <w:rFonts w:hint="eastAsia" w:ascii="Times New Roman" w:hAnsi="Times New Roman" w:eastAsia="FangSong" w:cs="Times New Roman"/>
+        </w:rPr>
+        <w:t>的</w:t>
+      </w:r>
+      <w:r>
+        <w:rPr>
+          <w:rFonts w:ascii="Times New Roman" w:hAnsi="Times New Roman" w:eastAsia="Times New Roman" w:cs="Times New Roman"/>
+        </w:rPr>
+        <w:t xml:space="preserve"> IR </w:t>
+      </w:r>
+      <w:r>
+        <w:rPr>
+          <w:rFonts w:hint="eastAsia" w:ascii="Times New Roman" w:hAnsi="Times New Roman" w:eastAsia="FangSong" w:cs="Times New Roman"/>
+        </w:rPr>
+        <w:t xml:space="preserve">显示</w:t>
+      </w:r>
+      <w:r>
+        <w:rPr>
+          <w:rFonts w:ascii="Times New Roman" w:hAnsi="Times New Roman" w:eastAsia="Times New Roman" w:cs="Times New Roman"/>
+        </w:rPr>
+        <w:t xml:space="preserve"> 1720 </w:t>
+      </w:r>
+      <w:r>
+        <w:rPr>
+          <w:rFonts w:hint="eastAsia" w:ascii="Times New Roman" w:hAnsi="Times New Roman" w:eastAsia="Times New Roman" w:cs="Times New Roman"/>
+        </w:rPr>
+        <w:t>cm</w:t>
+      </w:r>
+      <w:r>
+        <w:rPr>
+          <w:rFonts w:hint="eastAsia" w:ascii="Times New Roman" w:hAnsi="Times New Roman" w:eastAsia="Times New Roman" w:cs="Times New Roman"/>
+          <w:vertAlign w:val="superscript"/>
+        </w:rPr>
+        <w:t>-1</w:t>
+      </w:r>
+      <w:r>
+        <w:rPr>
+          <w:rFonts w:hint="eastAsia" w:ascii="Times New Roman" w:hAnsi="Times New Roman" w:eastAsia="Times New Roman" w:cs="Times New Roman"/>
+        </w:rPr>
+        <w:t>（</w:t>
+      </w:r>
+      <w:r>
+        <w:rPr>
+          <w:rFonts w:hint="eastAsia" w:ascii="Times New Roman" w:hAnsi="Times New Roman" w:eastAsia="FangSong" w:cs="Times New Roman"/>
+        </w:rPr>
+        <w:t>强</w:t>
+      </w:r>
+      <w:r>
+        <w:rPr>
+          <w:rFonts w:hint="eastAsia" w:ascii="Times New Roman" w:hAnsi="Times New Roman" w:eastAsia="Times New Roman" w:cs="Times New Roman"/>
+        </w:rPr>
+        <w:t>）</w:t>
+      </w:r>
+      <w:r>
+        <w:rPr>
+          <w:rFonts w:hint="eastAsia" w:ascii="Times New Roman" w:hAnsi="Times New Roman" w:eastAsia="FangSong" w:cs="Times New Roman"/>
+        </w:rPr>
+        <w:t>和</w:t>
+      </w:r>
+      <w:r>
+        <w:rPr>
+          <w:rFonts w:ascii="Times New Roman" w:hAnsi="Times New Roman" w:eastAsia="Times New Roman" w:cs="Times New Roman"/>
+        </w:rPr>
+        <w:t xml:space="preserve"> 1250 </w:t>
+      </w:r>
+      <w:r>
+        <w:rPr>
+          <w:rFonts w:hint="eastAsia" w:ascii="Times New Roman" w:hAnsi="Times New Roman" w:eastAsia="Times New Roman" w:cs="Times New Roman"/>
+        </w:rPr>
+        <w:t>cm</w:t>
+      </w:r>
+      <w:r>
+        <w:rPr>
+          <w:rFonts w:hint="eastAsia" w:ascii="Times New Roman" w:hAnsi="Times New Roman" w:eastAsia="Times New Roman" w:cs="Times New Roman"/>
+          <w:vertAlign w:val="superscript"/>
+        </w:rPr>
+        <w:t>-1</w:t>
+      </w:r>
+      <w:r>
+        <w:rPr>
+          <w:rFonts w:hint="eastAsia" w:ascii="Times New Roman" w:hAnsi="Times New Roman" w:eastAsia="Times New Roman" w:cs="Times New Roman"/>
+        </w:rPr>
+        <w:t>（</w:t>
+      </w:r>
+      <w:r>
+        <w:rPr>
+          <w:rFonts w:hint="eastAsia" w:ascii="Times New Roman" w:hAnsi="Times New Roman" w:eastAsia="FangSong" w:cs="Times New Roman"/>
+        </w:rPr>
+        <w:t>强</w:t>
+      </w:r>
+      <w:r>
+        <w:rPr>
+          <w:rFonts w:hint="eastAsia" w:ascii="Times New Roman" w:hAnsi="Times New Roman" w:eastAsia="Times New Roman" w:cs="Times New Roman"/>
+        </w:rPr>
+        <w:t>），</w:t>
+      </w:r>
+      <w:r>
+        <w:rPr>
+          <w:rFonts w:hint="eastAsia" w:ascii="Times New Roman" w:hAnsi="Times New Roman" w:eastAsia="Times New Roman" w:cs="Times New Roman"/>
+          <w:vertAlign w:val="superscript"/>
+        </w:rPr>
+        <w:t>1</w:t>
+      </w:r>
+      <w:r>
+        <w:rPr>
+          <w:rFonts w:hint="eastAsia" w:ascii="Times New Roman" w:hAnsi="Times New Roman" w:eastAsia="Times New Roman" w:cs="Times New Roman"/>
+        </w:rPr>
+        <w:t>H</w:t>
+      </w:r>
+      <w:r>
+        <w:rPr>
+          <w:rFonts w:ascii="Times New Roman" w:hAnsi="Times New Roman" w:eastAsia="Times New Roman" w:cs="Times New Roman"/>
+        </w:rPr>
+        <w:t xml:space="preserve"> NMR </w:t>
+      </w:r>
+      <w:r>
+        <w:rPr>
+          <w:rFonts w:hint="eastAsia" w:ascii="Times New Roman" w:hAnsi="Times New Roman" w:eastAsia="FangSong" w:cs="Times New Roman"/>
+        </w:rPr>
+        <w:t>显示</w:t>
+      </w:r>
+      <w:r>
+        <w:rPr>
+          <w:rFonts w:hint="eastAsia" w:ascii="Times New Roman" w:hAnsi="Times New Roman" w:eastAsia="Times New Roman" w:cs="Times New Roman"/>
+        </w:rPr>
+        <w:t>：</w:t>
       </w:r>
     </w:p>
     <w:p>
@@ -21579,57 +21702,7 @@
         <w:rPr>
           <w:rFonts w:ascii="Times New Roman" w:hAnsi="Times New Roman" w:eastAsia="Times New Roman" w:cs="Times New Roman"/>
         </w:rPr>
-        <w:t>IR 1740 cm</w:t>
-      </w:r>
-      <w:r>
-        <w:rPr>
-          <w:rFonts w:ascii="Times New Roman" w:hAnsi="Times New Roman" w:eastAsia="Times New Roman" w:cs="Times New Roman"/>
-          <w:vertAlign w:val="superscript"/>
-        </w:rPr>
-        <w:t>-1</w:t>
-      </w:r>
-      <w:r>
-        <w:rPr>
-          <w:rFonts w:ascii="Times New Roman" w:hAnsi="Times New Roman" w:eastAsia="Times New Roman" w:cs="Times New Roman"/>
-        </w:rPr>
-        <w:t xml:space="preserve"> </w:t>
-      </w:r>
-      <w:r>
-        <w:rPr>
-          <w:rFonts w:hint="eastAsia" w:ascii="Times New Roman" w:hAnsi="Times New Roman" w:eastAsia="FangSong" w:cs="Times New Roman"/>
-        </w:rPr>
-        <w:t xml:space="preserve">和</w:t>
-      </w:r>
-      <w:r>
-        <w:rPr>
-          <w:rFonts w:ascii="Times New Roman" w:hAnsi="Times New Roman" w:eastAsia="Times New Roman" w:cs="Times New Roman"/>
-        </w:rPr>
-        <w:t xml:space="preserve"> 1250 cm</w:t>
-      </w:r>
-      <w:r>
-        <w:rPr>
-          <w:rFonts w:ascii="Times New Roman" w:hAnsi="Times New Roman" w:eastAsia="Times New Roman" w:cs="Times New Roman"/>
-          <w:vertAlign w:val="superscript"/>
-        </w:rPr>
-        <w:t>-1</w:t>
-      </w:r>
-      <w:r>
-        <w:rPr>
-          <w:rFonts w:ascii="Times New Roman" w:hAnsi="Times New Roman" w:eastAsia="Times New Roman" w:cs="Times New Roman"/>
-        </w:rPr>
-        <w:t xml:space="preserve"> </w:t>
-      </w:r>
-      <w:r>
-        <w:rPr>
-          <w:rFonts w:hint="eastAsia" w:ascii="Times New Roman" w:hAnsi="Times New Roman" w:eastAsia="FangSong" w:cs="Times New Roman"/>
-        </w:rPr>
-        <w:t>分别指向什么官能团</w:t>
-      </w:r>
-      <w:r>
-        <w:rPr>
-          <w:rFonts w:hint="eastAsia" w:ascii="Times New Roman" w:hAnsi="Times New Roman" w:eastAsia="Times New Roman" w:cs="Times New Roman"/>
-        </w:rPr>
-        <w:t>？</w:t>
+        <w:t xml:space="preserve">δ 3.8 (s, 3H)</w:t>
       </w:r>
     </w:p>
     <w:p>
@@ -21643,81 +21716,8 @@
       <w:r>
         <w:rPr>
           <w:rFonts w:ascii="Times New Roman" w:hAnsi="Times New Roman" w:eastAsia="Times New Roman" w:cs="Times New Roman"/>
-          <w:vertAlign w:val="superscript"/>
-        </w:rPr>
-        <w:t>1</w:t>
-      </w:r>
-      <w:r>
-        <w:rPr>
-          <w:rFonts w:ascii="Times New Roman" w:hAnsi="Times New Roman" w:eastAsia="Times New Roman" w:cs="Times New Roman"/>
-        </w:rPr>
-        <w:t xml:space="preserve">H NMR </w:t>
-      </w:r>
-      <w:r>
-        <w:rPr>
-          <w:rFonts w:hint="eastAsia" w:ascii="Times New Roman" w:hAnsi="Times New Roman" w:eastAsia="FangSong" w:cs="Times New Roman"/>
-        </w:rPr>
-        <w:t xml:space="preserve">中</w:t>
-      </w:r>
-      <w:r>
-        <w:rPr>
-          <w:rFonts w:ascii="Times New Roman" w:hAnsi="Times New Roman" w:eastAsia="Times New Roman" w:cs="Times New Roman"/>
-        </w:rPr>
-        <w:t xml:space="preserve"> δ 7.0 </w:t>
-      </w:r>
-      <w:r>
-        <w:rPr>
-          <w:rFonts w:hint="eastAsia" w:ascii="Times New Roman" w:hAnsi="Times New Roman" w:eastAsia="FangSong" w:cs="Times New Roman"/>
-        </w:rPr>
-        <w:t xml:space="preserve">和</w:t>
-      </w:r>
-      <w:r>
-        <w:rPr>
-          <w:rFonts w:ascii="Times New Roman" w:hAnsi="Times New Roman" w:eastAsia="Times New Roman" w:cs="Times New Roman"/>
-        </w:rPr>
-        <w:t xml:space="preserve"> 7.9 </w:t>
-      </w:r>
-      <w:r>
-        <w:rPr>
-          <w:rFonts w:hint="eastAsia" w:ascii="Times New Roman" w:hAnsi="Times New Roman" w:eastAsia="FangSong" w:cs="Times New Roman"/>
-        </w:rPr>
-        <w:t>的两组双峰</w:t>
-      </w:r>
-      <w:r>
-        <w:rPr>
-          <w:rFonts w:hint="eastAsia" w:ascii="Times New Roman" w:hAnsi="Times New Roman" w:eastAsia="Times New Roman" w:cs="Times New Roman"/>
-        </w:rPr>
-        <w:t>（</w:t>
-      </w:r>
-      <w:r>
-        <w:rPr>
-          <w:rFonts w:hint="eastAsia" w:ascii="Times New Roman" w:hAnsi="Times New Roman" w:eastAsia="FangSong" w:cs="Times New Roman"/>
-        </w:rPr>
-        <w:t>各</w:t>
-      </w:r>
-      <w:r>
-        <w:rPr>
-          <w:rFonts w:ascii="Times New Roman" w:hAnsi="Times New Roman" w:eastAsia="Times New Roman" w:cs="Times New Roman"/>
-        </w:rPr>
-        <w:t xml:space="preserve"> </w:t>
-      </w:r>
-      <w:r>
-        <w:rPr>
-          <w:rFonts w:hint="eastAsia" w:ascii="Times New Roman" w:hAnsi="Times New Roman" w:eastAsia="Times New Roman" w:cs="Times New Roman"/>
-        </w:rPr>
-        <w:t>2H）</w:t>
-      </w:r>
-      <w:r>
-        <w:rPr>
-          <w:rFonts w:hint="eastAsia" w:ascii="Times New Roman" w:hAnsi="Times New Roman" w:eastAsia="FangSong" w:cs="Times New Roman"/>
-        </w:rPr>
-        <w:t>说明什么</w:t>
-      </w:r>
-      <w:r>
-        <w:rPr>
-          <w:rFonts w:hint="eastAsia" w:ascii="Times New Roman" w:hAnsi="Times New Roman" w:eastAsia="Times New Roman" w:cs="Times New Roman"/>
-        </w:rPr>
-        <w:t>？</w:t>
+        </w:rPr>
+        <w:t xml:space="preserve">δ 3.9 (s, 3H)</w:t>
       </w:r>
     </w:p>
     <w:p>
@@ -21730,6 +21730,189 @@
       </w:pPr>
       <w:r>
         <w:rPr>
+          <w:rFonts w:ascii="Times New Roman" w:hAnsi="Times New Roman" w:eastAsia="Times New Roman" w:cs="Times New Roman"/>
+        </w:rPr>
+        <w:t xml:space="preserve">δ 6.9 (d, 2H, J = 8 Hz)</w:t>
+      </w:r>
+    </w:p>
+    <w:p>
+      <w:pPr>
+        <w:pStyle w:val="Compact"/>
+        <w:numPr>
+          <w:ilvl w:val="1"/>
+          <w:numId w:val="1022"/>
+        </w:numPr>
+      </w:pPr>
+      <w:r>
+        <w:rPr>
+          <w:rFonts w:ascii="Times New Roman" w:hAnsi="Times New Roman" w:eastAsia="Times New Roman" w:cs="Times New Roman"/>
+        </w:rPr>
+        <w:t xml:space="preserve">δ 7.9 (d, 2H, J = 8 Hz)</w:t>
+      </w:r>
+    </w:p>
+    <w:p>
+      <w:pPr>
+        <w:pStyle w:val="Compact"/>
+        <w:numPr>
+          <w:ilvl w:val="1"/>
+          <w:numId w:val="1023"/>
+        </w:numPr>
+      </w:pPr>
+      <w:r>
+        <w:rPr>
+          <w:rFonts w:ascii="Times New Roman" w:hAnsi="Times New Roman" w:eastAsia="Times New Roman" w:cs="Times New Roman"/>
+        </w:rPr>
+        <w:t>IR 1740 cm</w:t>
+      </w:r>
+      <w:r>
+        <w:rPr>
+          <w:rFonts w:ascii="Times New Roman" w:hAnsi="Times New Roman" w:eastAsia="Times New Roman" w:cs="Times New Roman"/>
+          <w:vertAlign w:val="superscript"/>
+        </w:rPr>
+        <w:t>-1</w:t>
+      </w:r>
+      <w:r>
+        <w:rPr>
+          <w:rFonts w:ascii="Times New Roman" w:hAnsi="Times New Roman" w:eastAsia="Times New Roman" w:cs="Times New Roman"/>
+        </w:rPr>
+        <w:t xml:space="preserve"> </w:t>
+      </w:r>
+      <w:r>
+        <w:rPr>
+          <w:rFonts w:hint="eastAsia" w:ascii="Times New Roman" w:hAnsi="Times New Roman" w:eastAsia="FangSong" w:cs="Times New Roman"/>
+        </w:rPr>
+        <w:t xml:space="preserve">和</w:t>
+      </w:r>
+      <w:r>
+        <w:rPr>
+          <w:rFonts w:ascii="Times New Roman" w:hAnsi="Times New Roman" w:eastAsia="Times New Roman" w:cs="Times New Roman"/>
+        </w:rPr>
+        <w:t xml:space="preserve"> 1250 cm</w:t>
+      </w:r>
+      <w:r>
+        <w:rPr>
+          <w:rFonts w:ascii="Times New Roman" w:hAnsi="Times New Roman" w:eastAsia="Times New Roman" w:cs="Times New Roman"/>
+          <w:vertAlign w:val="superscript"/>
+        </w:rPr>
+        <w:t>-1</w:t>
+      </w:r>
+      <w:r>
+        <w:rPr>
+          <w:rFonts w:ascii="Times New Roman" w:hAnsi="Times New Roman" w:eastAsia="Times New Roman" w:cs="Times New Roman"/>
+        </w:rPr>
+        <w:t xml:space="preserve"> </w:t>
+      </w:r>
+      <w:r>
+        <w:rPr>
+          <w:rFonts w:hint="eastAsia" w:ascii="Times New Roman" w:hAnsi="Times New Roman" w:eastAsia="FangSong" w:cs="Times New Roman"/>
+        </w:rPr>
+        <w:t>分别指向什么官能团</w:t>
+      </w:r>
+      <w:r>
+        <w:rPr>
+          <w:rFonts w:hint="eastAsia" w:ascii="Times New Roman" w:hAnsi="Times New Roman" w:eastAsia="Times New Roman" w:cs="Times New Roman"/>
+        </w:rPr>
+        <w:t>？</w:t>
+      </w:r>
+    </w:p>
+    <w:p>
+      <w:pPr>
+        <w:pStyle w:val="Compact"/>
+        <w:numPr>
+          <w:ilvl w:val="1"/>
+          <w:numId w:val="1023"/>
+        </w:numPr>
+      </w:pPr>
+      <w:r>
+        <w:rPr>
+          <w:rFonts w:ascii="Times New Roman" w:hAnsi="Times New Roman" w:eastAsia="Times New Roman" w:cs="Times New Roman"/>
+          <w:vertAlign w:val="superscript"/>
+        </w:rPr>
+        <w:t>1</w:t>
+      </w:r>
+      <w:r>
+        <w:rPr>
+          <w:rFonts w:ascii="Times New Roman" w:hAnsi="Times New Roman" w:eastAsia="Times New Roman" w:cs="Times New Roman"/>
+        </w:rPr>
+        <w:t xml:space="preserve">H NMR </w:t>
+      </w:r>
+      <w:r>
+        <w:rPr>
+          <w:rFonts w:hint="eastAsia" w:ascii="Times New Roman" w:hAnsi="Times New Roman" w:eastAsia="FangSong" w:cs="Times New Roman"/>
+        </w:rPr>
+        <w:t xml:space="preserve">中</w:t>
+      </w:r>
+      <w:r>
+        <w:rPr>
+          <w:rFonts w:ascii="Times New Roman" w:hAnsi="Times New Roman" w:eastAsia="Times New Roman" w:cs="Times New Roman"/>
+        </w:rPr>
+        <w:t xml:space="preserve"> δ 7.0 </w:t>
+      </w:r>
+      <w:r>
+        <w:rPr>
+          <w:rFonts w:hint="eastAsia" w:ascii="Times New Roman" w:hAnsi="Times New Roman" w:eastAsia="FangSong" w:cs="Times New Roman"/>
+        </w:rPr>
+        <w:t xml:space="preserve">和</w:t>
+      </w:r>
+      <w:r>
+        <w:rPr>
+          <w:rFonts w:ascii="Times New Roman" w:hAnsi="Times New Roman" w:eastAsia="Times New Roman" w:cs="Times New Roman"/>
+        </w:rPr>
+        <w:t xml:space="preserve"> 7.9 </w:t>
+      </w:r>
+      <w:r>
+        <w:rPr>
+          <w:rFonts w:hint="eastAsia" w:ascii="Times New Roman" w:hAnsi="Times New Roman" w:eastAsia="FangSong" w:cs="Times New Roman"/>
+        </w:rPr>
+        <w:t>的两组双峰</w:t>
+      </w:r>
+      <w:r>
+        <w:rPr>
+          <w:rFonts w:hint="eastAsia" w:ascii="Times New Roman" w:hAnsi="Times New Roman" w:eastAsia="Times New Roman" w:cs="Times New Roman"/>
+        </w:rPr>
+        <w:t>（</w:t>
+      </w:r>
+      <w:r>
+        <w:rPr>
+          <w:rFonts w:hint="eastAsia" w:ascii="Times New Roman" w:hAnsi="Times New Roman" w:eastAsia="FangSong" w:cs="Times New Roman"/>
+        </w:rPr>
+        <w:t>各</w:t>
+      </w:r>
+      <w:r>
+        <w:rPr>
+          <w:rFonts w:ascii="Times New Roman" w:hAnsi="Times New Roman" w:eastAsia="Times New Roman" w:cs="Times New Roman"/>
+        </w:rPr>
+        <w:t xml:space="preserve"> </w:t>
+      </w:r>
+      <w:r>
+        <w:rPr>
+          <w:rFonts w:hint="eastAsia" w:ascii="Times New Roman" w:hAnsi="Times New Roman" w:eastAsia="Times New Roman" w:cs="Times New Roman"/>
+        </w:rPr>
+        <w:t>2H）</w:t>
+      </w:r>
+      <w:r>
+        <w:rPr>
+          <w:rFonts w:hint="eastAsia" w:ascii="Times New Roman" w:hAnsi="Times New Roman" w:eastAsia="FangSong" w:cs="Times New Roman"/>
+        </w:rPr>
+        <w:t>说明什么</w:t>
+      </w:r>
+      <w:r>
+        <w:rPr>
+          <w:rFonts w:hint="eastAsia" w:ascii="Times New Roman" w:hAnsi="Times New Roman" w:eastAsia="Times New Roman" w:cs="Times New Roman"/>
+        </w:rPr>
+        <w:t>？</w:t>
+      </w:r>
+    </w:p>
+    <w:p>
+      <w:pPr>
+        <w:pStyle w:val="Compact"/>
+        <w:numPr>
+          <w:ilvl w:val="1"/>
+          <w:numId w:val="1023"/>
+        </w:numPr>
+      </w:pPr>
+      <w:r>
+        <w:rPr>
           <w:rFonts w:hint="eastAsia" w:ascii="Times New Roman" w:hAnsi="Times New Roman" w:eastAsia="FangSong" w:cs="Times New Roman"/>
         </w:rPr>
         <w:t xml:space="preserve">推断</w:t>
@@ -21788,7 +21971,7 @@
         <w:pStyle w:val="Compact"/>
         <w:numPr>
           <w:ilvl w:val="0"/>
-          <w:numId w:val="1023"/>
+          <w:numId w:val="1024"/>
         </w:numPr>
       </w:pPr>
       <w:r>
@@ -21902,7 +22085,7 @@
         <w:pStyle w:val="Compact"/>
         <w:numPr>
           <w:ilvl w:val="1"/>
-          <w:numId w:val="1024"/>
+          <w:numId w:val="1025"/>
         </w:numPr>
       </w:pPr>
       <w:r>
@@ -21961,7 +22144,7 @@
         <w:pStyle w:val="Compact"/>
         <w:numPr>
           <w:ilvl w:val="1"/>
-          <w:numId w:val="1024"/>
+          <w:numId w:val="1025"/>
         </w:numPr>
       </w:pPr>
       <w:r>
@@ -22031,7 +22214,7 @@
         <w:pStyle w:val="Compact"/>
         <w:numPr>
           <w:ilvl w:val="1"/>
-          <w:numId w:val="1024"/>
+          <w:numId w:val="1025"/>
         </w:numPr>
       </w:pPr>
       <w:r>
@@ -22078,150 +22261,6 @@
           <w:bCs/>
         </w:rPr>
         <w:t xml:space="preserve">值与立体化学</w:t>
-      </w:r>
-    </w:p>
-    <w:p>
-      <w:pPr>
-        <w:pStyle w:val="Compact"/>
-        <w:numPr>
-          <w:ilvl w:val="0"/>
-          <w:numId w:val="1025"/>
-        </w:numPr>
-      </w:pPr>
-      <w:r>
-        <w:rPr>
-          <w:rFonts w:hint="eastAsia" w:ascii="Times New Roman" w:hAnsi="Times New Roman" w:eastAsia="FangSong" w:cs="Times New Roman"/>
-        </w:rPr>
-        <w:t xml:space="preserve">某烯烃的</w:t>
-      </w:r>
-      <w:r>
-        <w:rPr>
-          <w:rFonts w:ascii="Times New Roman" w:hAnsi="Times New Roman" w:eastAsia="Times New Roman" w:cs="Times New Roman"/>
-        </w:rPr>
-        <w:t xml:space="preserve"> </w:t>
-      </w:r>
-      <w:r>
-        <w:rPr>
-          <w:rFonts w:ascii="Times New Roman" w:hAnsi="Times New Roman" w:eastAsia="Times New Roman" w:cs="Times New Roman"/>
-          <w:vertAlign w:val="superscript"/>
-        </w:rPr>
-        <w:t>1</w:t>
-      </w:r>
-      <w:r>
-        <w:rPr>
-          <w:rFonts w:ascii="Times New Roman" w:hAnsi="Times New Roman" w:eastAsia="Times New Roman" w:cs="Times New Roman"/>
-        </w:rPr>
-        <w:t xml:space="preserve">H NMR </w:t>
-      </w:r>
-      <w:r>
-        <w:rPr>
-          <w:rFonts w:hint="eastAsia" w:ascii="Times New Roman" w:hAnsi="Times New Roman" w:eastAsia="FangSong" w:cs="Times New Roman"/>
-        </w:rPr>
-        <w:t>中</w:t>
-      </w:r>
-      <w:r>
-        <w:rPr>
-          <w:rFonts w:hint="eastAsia" w:ascii="Times New Roman" w:hAnsi="Times New Roman" w:eastAsia="Times New Roman" w:cs="Times New Roman"/>
-        </w:rPr>
-        <w:t>，</w:t>
-      </w:r>
-      <w:r>
-        <w:rPr>
-          <w:rFonts w:hint="eastAsia" w:ascii="Times New Roman" w:hAnsi="Times New Roman" w:eastAsia="FangSong" w:cs="Times New Roman"/>
-        </w:rPr>
-        <w:t>两个烯氢的偶合常数</w:t>
-      </w:r>
-      <w:r>
-        <w:rPr>
-          <w:rFonts w:ascii="Times New Roman" w:hAnsi="Times New Roman" w:eastAsia="Times New Roman" w:cs="Times New Roman"/>
-        </w:rPr>
-        <w:t xml:space="preserve"> J = 15 </w:t>
-      </w:r>
-      <w:r>
-        <w:rPr>
-          <w:rFonts w:hint="eastAsia" w:ascii="Times New Roman" w:hAnsi="Times New Roman" w:eastAsia="Times New Roman" w:cs="Times New Roman"/>
-        </w:rPr>
-        <w:t>Hz。</w:t>
-      </w:r>
-      <w:r>
-        <w:rPr>
-          <w:rFonts w:hint="eastAsia" w:ascii="Times New Roman" w:hAnsi="Times New Roman" w:eastAsia="FangSong" w:cs="Times New Roman"/>
-        </w:rPr>
-        <w:t>该烯烃是顺式还是反式</w:t>
-      </w:r>
-      <w:r>
-        <w:rPr>
-          <w:rFonts w:hint="eastAsia" w:ascii="Times New Roman" w:hAnsi="Times New Roman" w:eastAsia="Times New Roman" w:cs="Times New Roman"/>
-        </w:rPr>
-        <w:t>？</w:t>
-      </w:r>
-      <w:r>
-        <w:rPr>
-          <w:rFonts w:hint="eastAsia" w:ascii="Times New Roman" w:hAnsi="Times New Roman" w:eastAsia="FangSong" w:cs="Times New Roman"/>
-        </w:rPr>
-        <w:t>如果</w:t>
-      </w:r>
-      <w:r>
-        <w:rPr>
-          <w:rFonts w:ascii="Times New Roman" w:hAnsi="Times New Roman" w:eastAsia="Times New Roman" w:cs="Times New Roman"/>
-        </w:rPr>
-        <w:t xml:space="preserve"> J = 10 Hz </w:t>
-      </w:r>
-      <w:r>
-        <w:rPr>
-          <w:rFonts w:hint="eastAsia" w:ascii="Times New Roman" w:hAnsi="Times New Roman" w:eastAsia="FangSong" w:cs="Times New Roman"/>
-        </w:rPr>
-        <w:t>呢</w:t>
-      </w:r>
-      <w:r>
-        <w:rPr>
-          <w:rFonts w:hint="eastAsia" w:ascii="Times New Roman" w:hAnsi="Times New Roman" w:eastAsia="Times New Roman" w:cs="Times New Roman"/>
-        </w:rPr>
-        <w:t>？</w:t>
-      </w:r>
-    </w:p>
-    <w:bookmarkEnd w:id="63"/>
-    <w:bookmarkStart w:id="64" w:name="真题挑战3-题"/>
-    <w:p>
-      <w:pPr>
-        <w:pStyle w:val="Heading3"/>
-        <w:spacing w:before="280" w:after="120"/>
-      </w:pPr>
-      <w:r>
-        <w:rPr>
-          <w:rFonts w:ascii="Times New Roman" w:hAnsi="Times New Roman" w:eastAsia="Times New Roman" w:cs="Times New Roman"/>
-        </w:rPr>
-        <w:t xml:space="preserve">11.3 🏆 </w:t>
-      </w:r>
-      <w:r>
-        <w:rPr>
-          <w:rFonts w:hint="eastAsia" w:ascii="Times New Roman" w:hAnsi="Times New Roman" w:eastAsia="SimHei" w:cs="Times New Roman"/>
-        </w:rPr>
-        <w:t>真题挑战</w:t>
-      </w:r>
-      <w:r>
-        <w:rPr>
-          <w:rFonts w:hint="eastAsia" w:ascii="Times New Roman" w:hAnsi="Times New Roman" w:eastAsia="Times New Roman" w:cs="Times New Roman"/>
-        </w:rPr>
-        <w:t>（3</w:t>
-      </w:r>
-      <w:r>
-        <w:rPr>
-          <w:rFonts w:ascii="Times New Roman" w:hAnsi="Times New Roman" w:eastAsia="Times New Roman" w:cs="Times New Roman"/>
-        </w:rPr>
-        <w:t xml:space="preserve"> </w:t>
-      </w:r>
-      <w:r>
-        <w:rPr>
-          <w:rFonts w:hint="eastAsia" w:ascii="Times New Roman" w:hAnsi="Times New Roman" w:eastAsia="SimHei" w:cs="Times New Roman"/>
-        </w:rPr>
-        <w:t>题</w:t>
-      </w:r>
-      <w:r>
-        <w:rPr>
-          <w:rFonts w:hint="eastAsia" w:ascii="Times New Roman" w:hAnsi="Times New Roman" w:eastAsia="Times New Roman" w:cs="Times New Roman"/>
-        </w:rPr>
-        <w:t>）</w:t>
       </w:r>
     </w:p>
     <w:p>
@@ -22234,6 +22273,150 @@
       </w:pPr>
       <w:r>
         <w:rPr>
+          <w:rFonts w:hint="eastAsia" w:ascii="Times New Roman" w:hAnsi="Times New Roman" w:eastAsia="FangSong" w:cs="Times New Roman"/>
+        </w:rPr>
+        <w:t xml:space="preserve">某烯烃的</w:t>
+      </w:r>
+      <w:r>
+        <w:rPr>
+          <w:rFonts w:ascii="Times New Roman" w:hAnsi="Times New Roman" w:eastAsia="Times New Roman" w:cs="Times New Roman"/>
+        </w:rPr>
+        <w:t xml:space="preserve"> </w:t>
+      </w:r>
+      <w:r>
+        <w:rPr>
+          <w:rFonts w:ascii="Times New Roman" w:hAnsi="Times New Roman" w:eastAsia="Times New Roman" w:cs="Times New Roman"/>
+          <w:vertAlign w:val="superscript"/>
+        </w:rPr>
+        <w:t>1</w:t>
+      </w:r>
+      <w:r>
+        <w:rPr>
+          <w:rFonts w:ascii="Times New Roman" w:hAnsi="Times New Roman" w:eastAsia="Times New Roman" w:cs="Times New Roman"/>
+        </w:rPr>
+        <w:t xml:space="preserve">H NMR </w:t>
+      </w:r>
+      <w:r>
+        <w:rPr>
+          <w:rFonts w:hint="eastAsia" w:ascii="Times New Roman" w:hAnsi="Times New Roman" w:eastAsia="FangSong" w:cs="Times New Roman"/>
+        </w:rPr>
+        <w:t>中</w:t>
+      </w:r>
+      <w:r>
+        <w:rPr>
+          <w:rFonts w:hint="eastAsia" w:ascii="Times New Roman" w:hAnsi="Times New Roman" w:eastAsia="Times New Roman" w:cs="Times New Roman"/>
+        </w:rPr>
+        <w:t>，</w:t>
+      </w:r>
+      <w:r>
+        <w:rPr>
+          <w:rFonts w:hint="eastAsia" w:ascii="Times New Roman" w:hAnsi="Times New Roman" w:eastAsia="FangSong" w:cs="Times New Roman"/>
+        </w:rPr>
+        <w:t>两个烯氢的偶合常数</w:t>
+      </w:r>
+      <w:r>
+        <w:rPr>
+          <w:rFonts w:ascii="Times New Roman" w:hAnsi="Times New Roman" w:eastAsia="Times New Roman" w:cs="Times New Roman"/>
+        </w:rPr>
+        <w:t xml:space="preserve"> J = 15 </w:t>
+      </w:r>
+      <w:r>
+        <w:rPr>
+          <w:rFonts w:hint="eastAsia" w:ascii="Times New Roman" w:hAnsi="Times New Roman" w:eastAsia="Times New Roman" w:cs="Times New Roman"/>
+        </w:rPr>
+        <w:t>Hz。</w:t>
+      </w:r>
+      <w:r>
+        <w:rPr>
+          <w:rFonts w:hint="eastAsia" w:ascii="Times New Roman" w:hAnsi="Times New Roman" w:eastAsia="FangSong" w:cs="Times New Roman"/>
+        </w:rPr>
+        <w:t>该烯烃是顺式还是反式</w:t>
+      </w:r>
+      <w:r>
+        <w:rPr>
+          <w:rFonts w:hint="eastAsia" w:ascii="Times New Roman" w:hAnsi="Times New Roman" w:eastAsia="Times New Roman" w:cs="Times New Roman"/>
+        </w:rPr>
+        <w:t>？</w:t>
+      </w:r>
+      <w:r>
+        <w:rPr>
+          <w:rFonts w:hint="eastAsia" w:ascii="Times New Roman" w:hAnsi="Times New Roman" w:eastAsia="FangSong" w:cs="Times New Roman"/>
+        </w:rPr>
+        <w:t>如果</w:t>
+      </w:r>
+      <w:r>
+        <w:rPr>
+          <w:rFonts w:ascii="Times New Roman" w:hAnsi="Times New Roman" w:eastAsia="Times New Roman" w:cs="Times New Roman"/>
+        </w:rPr>
+        <w:t xml:space="preserve"> J = 10 Hz </w:t>
+      </w:r>
+      <w:r>
+        <w:rPr>
+          <w:rFonts w:hint="eastAsia" w:ascii="Times New Roman" w:hAnsi="Times New Roman" w:eastAsia="FangSong" w:cs="Times New Roman"/>
+        </w:rPr>
+        <w:t>呢</w:t>
+      </w:r>
+      <w:r>
+        <w:rPr>
+          <w:rFonts w:hint="eastAsia" w:ascii="Times New Roman" w:hAnsi="Times New Roman" w:eastAsia="Times New Roman" w:cs="Times New Roman"/>
+        </w:rPr>
+        <w:t>？</w:t>
+      </w:r>
+    </w:p>
+    <w:bookmarkEnd w:id="63"/>
+    <w:bookmarkStart w:id="64" w:name="真题挑战3-题"/>
+    <w:p>
+      <w:pPr>
+        <w:pStyle w:val="Heading3"/>
+        <w:spacing w:before="280" w:after="120"/>
+      </w:pPr>
+      <w:r>
+        <w:rPr>
+          <w:rFonts w:ascii="Times New Roman" w:hAnsi="Times New Roman" w:eastAsia="Times New Roman" w:cs="Times New Roman"/>
+        </w:rPr>
+        <w:t xml:space="preserve">11.3 🏆 </w:t>
+      </w:r>
+      <w:r>
+        <w:rPr>
+          <w:rFonts w:hint="eastAsia" w:ascii="Times New Roman" w:hAnsi="Times New Roman" w:eastAsia="SimHei" w:cs="Times New Roman"/>
+        </w:rPr>
+        <w:t>真题挑战</w:t>
+      </w:r>
+      <w:r>
+        <w:rPr>
+          <w:rFonts w:hint="eastAsia" w:ascii="Times New Roman" w:hAnsi="Times New Roman" w:eastAsia="Times New Roman" w:cs="Times New Roman"/>
+        </w:rPr>
+        <w:t>（3</w:t>
+      </w:r>
+      <w:r>
+        <w:rPr>
+          <w:rFonts w:ascii="Times New Roman" w:hAnsi="Times New Roman" w:eastAsia="Times New Roman" w:cs="Times New Roman"/>
+        </w:rPr>
+        <w:t xml:space="preserve"> </w:t>
+      </w:r>
+      <w:r>
+        <w:rPr>
+          <w:rFonts w:hint="eastAsia" w:ascii="Times New Roman" w:hAnsi="Times New Roman" w:eastAsia="SimHei" w:cs="Times New Roman"/>
+        </w:rPr>
+        <w:t>题</w:t>
+      </w:r>
+      <w:r>
+        <w:rPr>
+          <w:rFonts w:hint="eastAsia" w:ascii="Times New Roman" w:hAnsi="Times New Roman" w:eastAsia="Times New Roman" w:cs="Times New Roman"/>
+        </w:rPr>
+        <w:t>）</w:t>
+      </w:r>
+    </w:p>
+    <w:p>
+      <w:pPr>
+        <w:pStyle w:val="Compact"/>
+        <w:numPr>
+          <w:ilvl w:val="0"/>
+          <w:numId w:val="1027"/>
+        </w:numPr>
+      </w:pPr>
+      <w:r>
+        <w:rPr>
           <w:rFonts w:hint="eastAsia" w:ascii="Times New Roman" w:hAnsi="Times New Roman" w:eastAsia="Times New Roman" w:cs="Times New Roman"/>
           <w:b/>
           <w:bCs/>
@@ -22353,7 +22536,7 @@
         <w:pStyle w:val="Compact"/>
         <w:numPr>
           <w:ilvl w:val="1"/>
-          <w:numId w:val="1027"/>
+          <w:numId w:val="1028"/>
         </w:numPr>
       </w:pPr>
       <w:r>
@@ -22387,7 +22570,7 @@
         <w:pStyle w:val="Compact"/>
         <w:numPr>
           <w:ilvl w:val="1"/>
-          <w:numId w:val="1027"/>
+          <w:numId w:val="1028"/>
         </w:numPr>
       </w:pPr>
       <w:r>
@@ -22494,7 +22677,7 @@
         <w:pStyle w:val="Compact"/>
         <w:numPr>
           <w:ilvl w:val="1"/>
-          <w:numId w:val="1027"/>
+          <w:numId w:val="1028"/>
         </w:numPr>
       </w:pPr>
       <w:r>
@@ -22535,7 +22718,7 @@
         <w:pStyle w:val="Compact"/>
         <w:numPr>
           <w:ilvl w:val="2"/>
-          <w:numId w:val="1028"/>
+          <w:numId w:val="1029"/>
         </w:numPr>
       </w:pPr>
       <w:r>
@@ -22550,7 +22733,7 @@
         <w:pStyle w:val="Compact"/>
         <w:numPr>
           <w:ilvl w:val="2"/>
-          <w:numId w:val="1028"/>
+          <w:numId w:val="1029"/>
         </w:numPr>
       </w:pPr>
       <w:r>
@@ -22565,289 +22748,14 @@
         <w:pStyle w:val="Compact"/>
         <w:numPr>
           <w:ilvl w:val="2"/>
-          <w:numId w:val="1028"/>
-        </w:numPr>
-      </w:pPr>
-      <w:r>
-        <w:rPr>
-          <w:rFonts w:ascii="Times New Roman" w:hAnsi="Times New Roman" w:eastAsia="Times New Roman" w:cs="Times New Roman"/>
-        </w:rPr>
-        <w:t xml:space="preserve">δ 7.4–8.1 (m, 5H)</w:t>
-      </w:r>
-    </w:p>
-    <w:p>
-      <w:pPr>
-        <w:pStyle w:val="Compact"/>
-        <w:numPr>
-          <w:ilvl w:val="1"/>
           <w:numId w:val="1029"/>
         </w:numPr>
       </w:pPr>
       <w:r>
         <w:rPr>
-          <w:rFonts w:hint="eastAsia" w:ascii="Times New Roman" w:hAnsi="Times New Roman" w:eastAsia="FangSong" w:cs="Times New Roman"/>
-        </w:rPr>
-        <w:t xml:space="preserve">计算不饱和度</w:t>
-      </w:r>
-      <w:r>
-        <w:rPr>
-          <w:rFonts w:ascii="Times New Roman" w:hAnsi="Times New Roman" w:eastAsia="Times New Roman" w:cs="Times New Roman"/>
-        </w:rPr>
-        <w:t xml:space="preserve"> Ω。</w:t>
-      </w:r>
-    </w:p>
-    <w:p>
-      <w:pPr>
-        <w:pStyle w:val="Compact"/>
-        <w:numPr>
-          <w:ilvl w:val="1"/>
-          <w:numId w:val="1029"/>
-        </w:numPr>
-      </w:pPr>
-      <w:r>
-        <w:rPr>
-          <w:rFonts w:ascii="Times New Roman" w:hAnsi="Times New Roman" w:eastAsia="Times New Roman" w:cs="Times New Roman"/>
-        </w:rPr>
-        <w:t xml:space="preserve">IR </w:t>
-      </w:r>
-      <w:r>
-        <w:rPr>
-          <w:rFonts w:hint="eastAsia" w:ascii="Times New Roman" w:hAnsi="Times New Roman" w:eastAsia="FangSong" w:cs="Times New Roman"/>
-        </w:rPr>
-        <w:t>数据说明什么官能团存在</w:t>
-      </w:r>
-      <w:r>
-        <w:rPr>
-          <w:rFonts w:hint="eastAsia" w:ascii="Times New Roman" w:hAnsi="Times New Roman" w:eastAsia="Times New Roman" w:cs="Times New Roman"/>
-        </w:rPr>
-        <w:t>/</w:t>
-      </w:r>
-      <w:r>
-        <w:rPr>
-          <w:rFonts w:hint="eastAsia" w:ascii="Times New Roman" w:hAnsi="Times New Roman" w:eastAsia="FangSong" w:cs="Times New Roman"/>
-        </w:rPr>
-        <w:t>不存在</w:t>
-      </w:r>
-      <w:r>
-        <w:rPr>
-          <w:rFonts w:hint="eastAsia" w:ascii="Times New Roman" w:hAnsi="Times New Roman" w:eastAsia="Times New Roman" w:cs="Times New Roman"/>
-        </w:rPr>
-        <w:t>？</w:t>
-      </w:r>
-    </w:p>
-    <w:p>
-      <w:pPr>
-        <w:pStyle w:val="Compact"/>
-        <w:numPr>
-          <w:ilvl w:val="1"/>
-          <w:numId w:val="1029"/>
-        </w:numPr>
-      </w:pPr>
-      <w:r>
-        <w:rPr>
-          <w:rFonts w:ascii="Times New Roman" w:hAnsi="Times New Roman" w:eastAsia="Times New Roman" w:cs="Times New Roman"/>
-          <w:vertAlign w:val="superscript"/>
-        </w:rPr>
-        <w:t>1</w:t>
-      </w:r>
-      <w:r>
-        <w:rPr>
-          <w:rFonts w:ascii="Times New Roman" w:hAnsi="Times New Roman" w:eastAsia="Times New Roman" w:cs="Times New Roman"/>
-        </w:rPr>
-        <w:t xml:space="preserve">H NMR </w:t>
-      </w:r>
-      <w:r>
-        <w:rPr>
-          <w:rFonts w:hint="eastAsia" w:ascii="Times New Roman" w:hAnsi="Times New Roman" w:eastAsia="FangSong" w:cs="Times New Roman"/>
-        </w:rPr>
-        <w:t xml:space="preserve">中</w:t>
-      </w:r>
-      <w:r>
-        <w:rPr>
-          <w:rFonts w:ascii="Times New Roman" w:hAnsi="Times New Roman" w:eastAsia="Times New Roman" w:cs="Times New Roman"/>
-        </w:rPr>
-        <w:t xml:space="preserve"> δ 1.25/4.12 </w:t>
-      </w:r>
-      <w:r>
-        <w:rPr>
-          <w:rFonts w:hint="eastAsia" w:ascii="Times New Roman" w:hAnsi="Times New Roman" w:eastAsia="FangSong" w:cs="Times New Roman"/>
-        </w:rPr>
-        <w:t xml:space="preserve">的</w:t>
-      </w:r>
-      <w:r>
-        <w:rPr>
-          <w:rFonts w:ascii="Times New Roman" w:hAnsi="Times New Roman" w:eastAsia="Times New Roman" w:cs="Times New Roman"/>
-        </w:rPr>
-        <w:t xml:space="preserve"> t/q </w:t>
-      </w:r>
-      <w:r>
-        <w:rPr>
-          <w:rFonts w:hint="eastAsia" w:ascii="Times New Roman" w:hAnsi="Times New Roman" w:eastAsia="FangSong" w:cs="Times New Roman"/>
-        </w:rPr>
-        <w:t>组合对应什么结构片段</w:t>
-      </w:r>
-      <w:r>
-        <w:rPr>
-          <w:rFonts w:hint="eastAsia" w:ascii="Times New Roman" w:hAnsi="Times New Roman" w:eastAsia="Times New Roman" w:cs="Times New Roman"/>
-        </w:rPr>
-        <w:t>？</w:t>
-      </w:r>
-    </w:p>
-    <w:p>
-      <w:pPr>
-        <w:pStyle w:val="Compact"/>
-        <w:numPr>
-          <w:ilvl w:val="1"/>
-          <w:numId w:val="1029"/>
-        </w:numPr>
-      </w:pPr>
-      <w:r>
-        <w:rPr>
-          <w:rFonts w:hint="eastAsia" w:ascii="Times New Roman" w:hAnsi="Times New Roman" w:eastAsia="FangSong" w:cs="Times New Roman"/>
-        </w:rPr>
-        <w:t xml:space="preserve">综合推断</w:t>
-      </w:r>
-      <w:r>
-        <w:rPr>
-          <w:rFonts w:ascii="Times New Roman" w:hAnsi="Times New Roman" w:eastAsia="Times New Roman" w:cs="Times New Roman"/>
-        </w:rPr>
-        <w:t xml:space="preserve"> Z </w:t>
-      </w:r>
-      <w:r>
-        <w:rPr>
-          <w:rFonts w:hint="eastAsia" w:ascii="Times New Roman" w:hAnsi="Times New Roman" w:eastAsia="FangSong" w:cs="Times New Roman"/>
-        </w:rPr>
-        <w:t>的结构</w:t>
-      </w:r>
-      <w:r>
-        <w:rPr>
-          <w:rFonts w:hint="eastAsia" w:ascii="Times New Roman" w:hAnsi="Times New Roman" w:eastAsia="Times New Roman" w:cs="Times New Roman"/>
-        </w:rPr>
-        <w:t>。</w:t>
-      </w:r>
-    </w:p>
-    <w:p>
-      <w:pPr>
-        <w:pStyle w:val="Compact"/>
-        <w:numPr>
-          <w:ilvl w:val="0"/>
-          <w:numId w:val="1026"/>
-        </w:numPr>
-      </w:pPr>
-      <w:r>
-        <w:rPr>
-          <w:rFonts w:hint="eastAsia" w:ascii="Times New Roman" w:hAnsi="Times New Roman" w:eastAsia="Times New Roman" w:cs="Times New Roman"/>
-          <w:b/>
-          <w:bCs/>
-        </w:rPr>
-        <w:t>（</w:t>
-      </w:r>
-      <w:r>
-        <w:rPr>
-          <w:rFonts w:hint="eastAsia" w:ascii="Times New Roman" w:hAnsi="Times New Roman" w:eastAsia="FangSong" w:cs="Times New Roman"/>
-          <w:b/>
-          <w:bCs/>
-        </w:rPr>
-        <w:t>改编自第</w:t>
-      </w:r>
-      <w:r>
-        <w:rPr>
-          <w:rFonts w:ascii="Times New Roman" w:hAnsi="Times New Roman" w:eastAsia="Times New Roman" w:cs="Times New Roman"/>
-          <w:b/>
-          <w:bCs/>
-        </w:rPr>
-        <w:t xml:space="preserve"> 32 </w:t>
-      </w:r>
-      <w:r>
-        <w:rPr>
-          <w:rFonts w:hint="eastAsia" w:ascii="Times New Roman" w:hAnsi="Times New Roman" w:eastAsia="FangSong" w:cs="Times New Roman"/>
-          <w:b/>
-          <w:bCs/>
-        </w:rPr>
-        <w:t>届初赛</w:t>
-      </w:r>
-      <w:r>
-        <w:rPr>
-          <w:rFonts w:hint="eastAsia" w:ascii="Times New Roman" w:hAnsi="Times New Roman" w:eastAsia="Times New Roman" w:cs="Times New Roman"/>
-          <w:b/>
-          <w:bCs/>
-        </w:rPr>
-        <w:t>）</w:t>
-      </w:r>
-      <w:r>
-        <w:rPr>
-          <w:rFonts w:ascii="Times New Roman" w:hAnsi="Times New Roman" w:eastAsia="Times New Roman" w:cs="Times New Roman"/>
-        </w:rPr>
-        <w:t xml:space="preserve"> </w:t>
-      </w:r>
-      <w:r>
-        <w:rPr>
-          <w:rFonts w:hint="eastAsia" w:ascii="Times New Roman" w:hAnsi="Times New Roman" w:eastAsia="FangSong" w:cs="Times New Roman"/>
-        </w:rPr>
-        <w:t xml:space="preserve">某未知物</w:t>
-      </w:r>
-      <w:r>
-        <w:rPr>
-          <w:rFonts w:ascii="Times New Roman" w:hAnsi="Times New Roman" w:eastAsia="Times New Roman" w:cs="Times New Roman"/>
-        </w:rPr>
-        <w:t xml:space="preserve"> </w:t>
-      </w:r>
-      <w:r>
-        <w:rPr>
-          <w:rFonts w:hint="eastAsia" w:ascii="Times New Roman" w:hAnsi="Times New Roman" w:eastAsia="Times New Roman" w:cs="Times New Roman"/>
-        </w:rPr>
-        <w:t>A（C</w:t>
-      </w:r>
-      <w:r>
-        <w:rPr>
-          <w:rFonts w:hint="eastAsia" w:ascii="Times New Roman" w:hAnsi="Times New Roman" w:eastAsia="Times New Roman" w:cs="Times New Roman"/>
-          <w:vertAlign w:val="subscript"/>
-        </w:rPr>
-        <w:t>4</w:t>
-      </w:r>
-      <w:r>
-        <w:rPr>
-          <w:rFonts w:hint="eastAsia" w:ascii="Times New Roman" w:hAnsi="Times New Roman" w:eastAsia="Times New Roman" w:cs="Times New Roman"/>
-        </w:rPr>
-        <w:t>H</w:t>
-      </w:r>
-      <w:r>
-        <w:rPr>
-          <w:rFonts w:hint="eastAsia" w:ascii="Times New Roman" w:hAnsi="Times New Roman" w:eastAsia="Times New Roman" w:cs="Times New Roman"/>
-          <w:vertAlign w:val="subscript"/>
-        </w:rPr>
-        <w:t>8</w:t>
-      </w:r>
-      <w:r>
-        <w:rPr>
-          <w:rFonts w:hint="eastAsia" w:ascii="Times New Roman" w:hAnsi="Times New Roman" w:eastAsia="Times New Roman" w:cs="Times New Roman"/>
-        </w:rPr>
-        <w:t>O</w:t>
-      </w:r>
-      <w:r>
-        <w:rPr>
-          <w:rFonts w:hint="eastAsia" w:ascii="Times New Roman" w:hAnsi="Times New Roman" w:eastAsia="Times New Roman" w:cs="Times New Roman"/>
-          <w:vertAlign w:val="subscript"/>
-        </w:rPr>
-        <w:t>2</w:t>
-      </w:r>
-      <w:r>
-        <w:rPr>
-          <w:rFonts w:hint="eastAsia" w:ascii="Times New Roman" w:hAnsi="Times New Roman" w:eastAsia="Times New Roman" w:cs="Times New Roman"/>
-        </w:rPr>
-        <w:t>）</w:t>
-      </w:r>
-      <w:r>
-        <w:rPr>
-          <w:rFonts w:hint="eastAsia" w:ascii="Times New Roman" w:hAnsi="Times New Roman" w:eastAsia="FangSong" w:cs="Times New Roman"/>
-        </w:rPr>
-        <w:t>的波谱数据</w:t>
-      </w:r>
-      <w:r>
-        <w:rPr>
-          <w:rFonts w:hint="eastAsia" w:ascii="Times New Roman" w:hAnsi="Times New Roman" w:eastAsia="Times New Roman" w:cs="Times New Roman"/>
-        </w:rPr>
-        <w:t>：</w:t>
+          <w:rFonts w:ascii="Times New Roman" w:hAnsi="Times New Roman" w:eastAsia="Times New Roman" w:cs="Times New Roman"/>
+        </w:rPr>
+        <w:t xml:space="preserve">δ 7.4–8.1 (m, 5H)</w:t>
       </w:r>
     </w:p>
     <w:p>
@@ -22860,64 +22768,15 @@
       </w:pPr>
       <w:r>
         <w:rPr>
-          <w:rFonts w:hint="eastAsia" w:ascii="Times New Roman" w:hAnsi="Times New Roman" w:eastAsia="Times New Roman" w:cs="Times New Roman"/>
-        </w:rPr>
-        <w:t xml:space="preserve">IR：1740</w:t>
-      </w:r>
-      <w:r>
-        <w:rPr>
-          <w:rFonts w:ascii="Times New Roman" w:hAnsi="Times New Roman" w:eastAsia="Times New Roman" w:cs="Times New Roman"/>
-        </w:rPr>
-        <w:t xml:space="preserve"> </w:t>
-      </w:r>
-      <w:r>
-        <w:rPr>
-          <w:rFonts w:hint="eastAsia" w:ascii="Times New Roman" w:hAnsi="Times New Roman" w:eastAsia="Times New Roman" w:cs="Times New Roman"/>
-        </w:rPr>
-        <w:t>cm</w:t>
-      </w:r>
-      <w:r>
-        <w:rPr>
-          <w:rFonts w:hint="eastAsia" w:ascii="Times New Roman" w:hAnsi="Times New Roman" w:eastAsia="Times New Roman" w:cs="Times New Roman"/>
-          <w:vertAlign w:val="superscript"/>
-        </w:rPr>
-        <w:t>-1</w:t>
-      </w:r>
-      <w:r>
-        <w:rPr>
-          <w:rFonts w:hint="eastAsia" w:ascii="Times New Roman" w:hAnsi="Times New Roman" w:eastAsia="Times New Roman" w:cs="Times New Roman"/>
-        </w:rPr>
-        <w:t>（</w:t>
-      </w:r>
-      <w:r>
-        <w:rPr>
-          <w:rFonts w:hint="eastAsia" w:ascii="Times New Roman" w:hAnsi="Times New Roman" w:eastAsia="FangSong" w:cs="Times New Roman"/>
-        </w:rPr>
-        <w:t>强</w:t>
-      </w:r>
-      <w:r>
-        <w:rPr>
-          <w:rFonts w:hint="eastAsia" w:ascii="Times New Roman" w:hAnsi="Times New Roman" w:eastAsia="Times New Roman" w:cs="Times New Roman"/>
-        </w:rPr>
-        <w:t>），</w:t>
-      </w:r>
-      <w:r>
-        <w:rPr>
-          <w:rFonts w:hint="eastAsia" w:ascii="Times New Roman" w:hAnsi="Times New Roman" w:eastAsia="FangSong" w:cs="Times New Roman"/>
-        </w:rPr>
-        <w:t>无</w:t>
-      </w:r>
-      <w:r>
-        <w:rPr>
-          <w:rFonts w:ascii="Times New Roman" w:hAnsi="Times New Roman" w:eastAsia="Times New Roman" w:cs="Times New Roman"/>
-        </w:rPr>
-        <w:t xml:space="preserve"> OH </w:t>
-      </w:r>
-      <w:r>
-        <w:rPr>
-          <w:rFonts w:hint="eastAsia" w:ascii="Times New Roman" w:hAnsi="Times New Roman" w:eastAsia="FangSong" w:cs="Times New Roman"/>
-        </w:rPr>
-        <w:t xml:space="preserve">宽峰</w:t>
+          <w:rFonts w:hint="eastAsia" w:ascii="Times New Roman" w:hAnsi="Times New Roman" w:eastAsia="FangSong" w:cs="Times New Roman"/>
+        </w:rPr>
+        <w:t xml:space="preserve">计算不饱和度</w:t>
+      </w:r>
+      <w:r>
+        <w:rPr>
+          <w:rFonts w:ascii="Times New Roman" w:hAnsi="Times New Roman" w:eastAsia="Times New Roman" w:cs="Times New Roman"/>
+        </w:rPr>
+        <w:t xml:space="preserve"> Ω。</w:t>
       </w:r>
     </w:p>
     <w:p>
@@ -22931,6 +22790,330 @@
       <w:r>
         <w:rPr>
           <w:rFonts w:ascii="Times New Roman" w:hAnsi="Times New Roman" w:eastAsia="Times New Roman" w:cs="Times New Roman"/>
+        </w:rPr>
+        <w:t xml:space="preserve">IR </w:t>
+      </w:r>
+      <w:r>
+        <w:rPr>
+          <w:rFonts w:hint="eastAsia" w:ascii="Times New Roman" w:hAnsi="Times New Roman" w:eastAsia="FangSong" w:cs="Times New Roman"/>
+        </w:rPr>
+        <w:t>数据说明什么官能团存在</w:t>
+      </w:r>
+      <w:r>
+        <w:rPr>
+          <w:rFonts w:hint="eastAsia" w:ascii="Times New Roman" w:hAnsi="Times New Roman" w:eastAsia="Times New Roman" w:cs="Times New Roman"/>
+        </w:rPr>
+        <w:t>/</w:t>
+      </w:r>
+      <w:r>
+        <w:rPr>
+          <w:rFonts w:hint="eastAsia" w:ascii="Times New Roman" w:hAnsi="Times New Roman" w:eastAsia="FangSong" w:cs="Times New Roman"/>
+        </w:rPr>
+        <w:t>不存在</w:t>
+      </w:r>
+      <w:r>
+        <w:rPr>
+          <w:rFonts w:hint="eastAsia" w:ascii="Times New Roman" w:hAnsi="Times New Roman" w:eastAsia="Times New Roman" w:cs="Times New Roman"/>
+        </w:rPr>
+        <w:t>？</w:t>
+      </w:r>
+    </w:p>
+    <w:p>
+      <w:pPr>
+        <w:pStyle w:val="Compact"/>
+        <w:numPr>
+          <w:ilvl w:val="1"/>
+          <w:numId w:val="1030"/>
+        </w:numPr>
+      </w:pPr>
+      <w:r>
+        <w:rPr>
+          <w:rFonts w:ascii="Times New Roman" w:hAnsi="Times New Roman" w:eastAsia="Times New Roman" w:cs="Times New Roman"/>
+          <w:vertAlign w:val="superscript"/>
+        </w:rPr>
+        <w:t>1</w:t>
+      </w:r>
+      <w:r>
+        <w:rPr>
+          <w:rFonts w:ascii="Times New Roman" w:hAnsi="Times New Roman" w:eastAsia="Times New Roman" w:cs="Times New Roman"/>
+        </w:rPr>
+        <w:t xml:space="preserve">H NMR </w:t>
+      </w:r>
+      <w:r>
+        <w:rPr>
+          <w:rFonts w:hint="eastAsia" w:ascii="Times New Roman" w:hAnsi="Times New Roman" w:eastAsia="FangSong" w:cs="Times New Roman"/>
+        </w:rPr>
+        <w:t xml:space="preserve">中</w:t>
+      </w:r>
+      <w:r>
+        <w:rPr>
+          <w:rFonts w:ascii="Times New Roman" w:hAnsi="Times New Roman" w:eastAsia="Times New Roman" w:cs="Times New Roman"/>
+        </w:rPr>
+        <w:t xml:space="preserve"> δ 1.25/4.12 </w:t>
+      </w:r>
+      <w:r>
+        <w:rPr>
+          <w:rFonts w:hint="eastAsia" w:ascii="Times New Roman" w:hAnsi="Times New Roman" w:eastAsia="FangSong" w:cs="Times New Roman"/>
+        </w:rPr>
+        <w:t xml:space="preserve">的</w:t>
+      </w:r>
+      <w:r>
+        <w:rPr>
+          <w:rFonts w:ascii="Times New Roman" w:hAnsi="Times New Roman" w:eastAsia="Times New Roman" w:cs="Times New Roman"/>
+        </w:rPr>
+        <w:t xml:space="preserve"> t/q </w:t>
+      </w:r>
+      <w:r>
+        <w:rPr>
+          <w:rFonts w:hint="eastAsia" w:ascii="Times New Roman" w:hAnsi="Times New Roman" w:eastAsia="FangSong" w:cs="Times New Roman"/>
+        </w:rPr>
+        <w:t>组合对应什么结构片段</w:t>
+      </w:r>
+      <w:r>
+        <w:rPr>
+          <w:rFonts w:hint="eastAsia" w:ascii="Times New Roman" w:hAnsi="Times New Roman" w:eastAsia="Times New Roman" w:cs="Times New Roman"/>
+        </w:rPr>
+        <w:t>？</w:t>
+      </w:r>
+    </w:p>
+    <w:p>
+      <w:pPr>
+        <w:pStyle w:val="Compact"/>
+        <w:numPr>
+          <w:ilvl w:val="1"/>
+          <w:numId w:val="1030"/>
+        </w:numPr>
+      </w:pPr>
+      <w:r>
+        <w:rPr>
+          <w:rFonts w:hint="eastAsia" w:ascii="Times New Roman" w:hAnsi="Times New Roman" w:eastAsia="FangSong" w:cs="Times New Roman"/>
+        </w:rPr>
+        <w:t xml:space="preserve">综合推断</w:t>
+      </w:r>
+      <w:r>
+        <w:rPr>
+          <w:rFonts w:ascii="Times New Roman" w:hAnsi="Times New Roman" w:eastAsia="Times New Roman" w:cs="Times New Roman"/>
+        </w:rPr>
+        <w:t xml:space="preserve"> Z </w:t>
+      </w:r>
+      <w:r>
+        <w:rPr>
+          <w:rFonts w:hint="eastAsia" w:ascii="Times New Roman" w:hAnsi="Times New Roman" w:eastAsia="FangSong" w:cs="Times New Roman"/>
+        </w:rPr>
+        <w:t>的结构</w:t>
+      </w:r>
+      <w:r>
+        <w:rPr>
+          <w:rFonts w:hint="eastAsia" w:ascii="Times New Roman" w:hAnsi="Times New Roman" w:eastAsia="Times New Roman" w:cs="Times New Roman"/>
+        </w:rPr>
+        <w:t>。</w:t>
+      </w:r>
+    </w:p>
+    <w:p>
+      <w:pPr>
+        <w:pStyle w:val="Compact"/>
+        <w:numPr>
+          <w:ilvl w:val="0"/>
+          <w:numId w:val="1027"/>
+        </w:numPr>
+      </w:pPr>
+      <w:r>
+        <w:rPr>
+          <w:rFonts w:hint="eastAsia" w:ascii="Times New Roman" w:hAnsi="Times New Roman" w:eastAsia="Times New Roman" w:cs="Times New Roman"/>
+          <w:b/>
+          <w:bCs/>
+        </w:rPr>
+        <w:t>（</w:t>
+      </w:r>
+      <w:r>
+        <w:rPr>
+          <w:rFonts w:hint="eastAsia" w:ascii="Times New Roman" w:hAnsi="Times New Roman" w:eastAsia="FangSong" w:cs="Times New Roman"/>
+          <w:b/>
+          <w:bCs/>
+        </w:rPr>
+        <w:t>改编自第</w:t>
+      </w:r>
+      <w:r>
+        <w:rPr>
+          <w:rFonts w:ascii="Times New Roman" w:hAnsi="Times New Roman" w:eastAsia="Times New Roman" w:cs="Times New Roman"/>
+          <w:b/>
+          <w:bCs/>
+        </w:rPr>
+        <w:t xml:space="preserve"> 32 </w:t>
+      </w:r>
+      <w:r>
+        <w:rPr>
+          <w:rFonts w:hint="eastAsia" w:ascii="Times New Roman" w:hAnsi="Times New Roman" w:eastAsia="FangSong" w:cs="Times New Roman"/>
+          <w:b/>
+          <w:bCs/>
+        </w:rPr>
+        <w:t>届初赛</w:t>
+      </w:r>
+      <w:r>
+        <w:rPr>
+          <w:rFonts w:hint="eastAsia" w:ascii="Times New Roman" w:hAnsi="Times New Roman" w:eastAsia="Times New Roman" w:cs="Times New Roman"/>
+          <w:b/>
+          <w:bCs/>
+        </w:rPr>
+        <w:t>）</w:t>
+      </w:r>
+      <w:r>
+        <w:rPr>
+          <w:rFonts w:ascii="Times New Roman" w:hAnsi="Times New Roman" w:eastAsia="Times New Roman" w:cs="Times New Roman"/>
+        </w:rPr>
+        <w:t xml:space="preserve"> </w:t>
+      </w:r>
+      <w:r>
+        <w:rPr>
+          <w:rFonts w:hint="eastAsia" w:ascii="Times New Roman" w:hAnsi="Times New Roman" w:eastAsia="FangSong" w:cs="Times New Roman"/>
+        </w:rPr>
+        <w:t xml:space="preserve">某未知物</w:t>
+      </w:r>
+      <w:r>
+        <w:rPr>
+          <w:rFonts w:ascii="Times New Roman" w:hAnsi="Times New Roman" w:eastAsia="Times New Roman" w:cs="Times New Roman"/>
+        </w:rPr>
+        <w:t xml:space="preserve"> </w:t>
+      </w:r>
+      <w:r>
+        <w:rPr>
+          <w:rFonts w:hint="eastAsia" w:ascii="Times New Roman" w:hAnsi="Times New Roman" w:eastAsia="Times New Roman" w:cs="Times New Roman"/>
+        </w:rPr>
+        <w:t>A（C</w:t>
+      </w:r>
+      <w:r>
+        <w:rPr>
+          <w:rFonts w:hint="eastAsia" w:ascii="Times New Roman" w:hAnsi="Times New Roman" w:eastAsia="Times New Roman" w:cs="Times New Roman"/>
+          <w:vertAlign w:val="subscript"/>
+        </w:rPr>
+        <w:t>4</w:t>
+      </w:r>
+      <w:r>
+        <w:rPr>
+          <w:rFonts w:hint="eastAsia" w:ascii="Times New Roman" w:hAnsi="Times New Roman" w:eastAsia="Times New Roman" w:cs="Times New Roman"/>
+        </w:rPr>
+        <w:t>H</w:t>
+      </w:r>
+      <w:r>
+        <w:rPr>
+          <w:rFonts w:hint="eastAsia" w:ascii="Times New Roman" w:hAnsi="Times New Roman" w:eastAsia="Times New Roman" w:cs="Times New Roman"/>
+          <w:vertAlign w:val="subscript"/>
+        </w:rPr>
+        <w:t>8</w:t>
+      </w:r>
+      <w:r>
+        <w:rPr>
+          <w:rFonts w:hint="eastAsia" w:ascii="Times New Roman" w:hAnsi="Times New Roman" w:eastAsia="Times New Roman" w:cs="Times New Roman"/>
+        </w:rPr>
+        <w:t>O</w:t>
+      </w:r>
+      <w:r>
+        <w:rPr>
+          <w:rFonts w:hint="eastAsia" w:ascii="Times New Roman" w:hAnsi="Times New Roman" w:eastAsia="Times New Roman" w:cs="Times New Roman"/>
+          <w:vertAlign w:val="subscript"/>
+        </w:rPr>
+        <w:t>2</w:t>
+      </w:r>
+      <w:r>
+        <w:rPr>
+          <w:rFonts w:hint="eastAsia" w:ascii="Times New Roman" w:hAnsi="Times New Roman" w:eastAsia="Times New Roman" w:cs="Times New Roman"/>
+        </w:rPr>
+        <w:t>）</w:t>
+      </w:r>
+      <w:r>
+        <w:rPr>
+          <w:rFonts w:hint="eastAsia" w:ascii="Times New Roman" w:hAnsi="Times New Roman" w:eastAsia="FangSong" w:cs="Times New Roman"/>
+        </w:rPr>
+        <w:t>的波谱数据</w:t>
+      </w:r>
+      <w:r>
+        <w:rPr>
+          <w:rFonts w:hint="eastAsia" w:ascii="Times New Roman" w:hAnsi="Times New Roman" w:eastAsia="Times New Roman" w:cs="Times New Roman"/>
+        </w:rPr>
+        <w:t>：</w:t>
+      </w:r>
+    </w:p>
+    <w:p>
+      <w:pPr>
+        <w:pStyle w:val="Compact"/>
+        <w:numPr>
+          <w:ilvl w:val="1"/>
+          <w:numId w:val="1031"/>
+        </w:numPr>
+      </w:pPr>
+      <w:r>
+        <w:rPr>
+          <w:rFonts w:hint="eastAsia" w:ascii="Times New Roman" w:hAnsi="Times New Roman" w:eastAsia="Times New Roman" w:cs="Times New Roman"/>
+        </w:rPr>
+        <w:t xml:space="preserve">IR：1740</w:t>
+      </w:r>
+      <w:r>
+        <w:rPr>
+          <w:rFonts w:ascii="Times New Roman" w:hAnsi="Times New Roman" w:eastAsia="Times New Roman" w:cs="Times New Roman"/>
+        </w:rPr>
+        <w:t xml:space="preserve"> </w:t>
+      </w:r>
+      <w:r>
+        <w:rPr>
+          <w:rFonts w:hint="eastAsia" w:ascii="Times New Roman" w:hAnsi="Times New Roman" w:eastAsia="Times New Roman" w:cs="Times New Roman"/>
+        </w:rPr>
+        <w:t>cm</w:t>
+      </w:r>
+      <w:r>
+        <w:rPr>
+          <w:rFonts w:hint="eastAsia" w:ascii="Times New Roman" w:hAnsi="Times New Roman" w:eastAsia="Times New Roman" w:cs="Times New Roman"/>
+          <w:vertAlign w:val="superscript"/>
+        </w:rPr>
+        <w:t>-1</w:t>
+      </w:r>
+      <w:r>
+        <w:rPr>
+          <w:rFonts w:hint="eastAsia" w:ascii="Times New Roman" w:hAnsi="Times New Roman" w:eastAsia="Times New Roman" w:cs="Times New Roman"/>
+        </w:rPr>
+        <w:t>（</w:t>
+      </w:r>
+      <w:r>
+        <w:rPr>
+          <w:rFonts w:hint="eastAsia" w:ascii="Times New Roman" w:hAnsi="Times New Roman" w:eastAsia="FangSong" w:cs="Times New Roman"/>
+        </w:rPr>
+        <w:t>强</w:t>
+      </w:r>
+      <w:r>
+        <w:rPr>
+          <w:rFonts w:hint="eastAsia" w:ascii="Times New Roman" w:hAnsi="Times New Roman" w:eastAsia="Times New Roman" w:cs="Times New Roman"/>
+        </w:rPr>
+        <w:t>），</w:t>
+      </w:r>
+      <w:r>
+        <w:rPr>
+          <w:rFonts w:hint="eastAsia" w:ascii="Times New Roman" w:hAnsi="Times New Roman" w:eastAsia="FangSong" w:cs="Times New Roman"/>
+        </w:rPr>
+        <w:t>无</w:t>
+      </w:r>
+      <w:r>
+        <w:rPr>
+          <w:rFonts w:ascii="Times New Roman" w:hAnsi="Times New Roman" w:eastAsia="Times New Roman" w:cs="Times New Roman"/>
+        </w:rPr>
+        <w:t xml:space="preserve"> OH </w:t>
+      </w:r>
+      <w:r>
+        <w:rPr>
+          <w:rFonts w:hint="eastAsia" w:ascii="Times New Roman" w:hAnsi="Times New Roman" w:eastAsia="FangSong" w:cs="Times New Roman"/>
+        </w:rPr>
+        <w:t xml:space="preserve">宽峰</w:t>
+      </w:r>
+    </w:p>
+    <w:p>
+      <w:pPr>
+        <w:pStyle w:val="Compact"/>
+        <w:numPr>
+          <w:ilvl w:val="1"/>
+          <w:numId w:val="1031"/>
+        </w:numPr>
+      </w:pPr>
+      <w:r>
+        <w:rPr>
+          <w:rFonts w:ascii="Times New Roman" w:hAnsi="Times New Roman" w:eastAsia="Times New Roman" w:cs="Times New Roman"/>
           <w:vertAlign w:val="superscript"/>
         </w:rPr>
         <w:t>1</w:t>
@@ -22953,7 +23136,7 @@
         <w:pStyle w:val="Compact"/>
         <w:numPr>
           <w:ilvl w:val="2"/>
-          <w:numId w:val="1031"/>
+          <w:numId w:val="1032"/>
         </w:numPr>
       </w:pPr>
       <w:r>
@@ -22968,7 +23151,7 @@
         <w:pStyle w:val="Compact"/>
         <w:numPr>
           <w:ilvl w:val="2"/>
-          <w:numId w:val="1031"/>
+          <w:numId w:val="1032"/>
         </w:numPr>
       </w:pPr>
       <w:r>
@@ -22983,309 +23166,14 @@
         <w:pStyle w:val="Compact"/>
         <w:numPr>
           <w:ilvl w:val="2"/>
-          <w:numId w:val="1031"/>
-        </w:numPr>
-      </w:pPr>
-      <w:r>
-        <w:rPr>
-          <w:rFonts w:ascii="Times New Roman" w:hAnsi="Times New Roman" w:eastAsia="Times New Roman" w:cs="Times New Roman"/>
-        </w:rPr>
-        <w:t xml:space="preserve">δ 4.12 (q, 2H, J = 7.1 Hz)</w:t>
-      </w:r>
-    </w:p>
-    <w:p>
-      <w:pPr>
-        <w:pStyle w:val="Compact"/>
-        <w:numPr>
-          <w:ilvl w:val="1"/>
           <w:numId w:val="1032"/>
         </w:numPr>
       </w:pPr>
       <w:r>
         <w:rPr>
-          <w:rFonts w:hint="eastAsia" w:ascii="Times New Roman" w:hAnsi="Times New Roman" w:eastAsia="FangSong" w:cs="Times New Roman"/>
-        </w:rPr>
-        <w:t xml:space="preserve">判断</w:t>
-      </w:r>
-      <w:r>
-        <w:rPr>
-          <w:rFonts w:ascii="Times New Roman" w:hAnsi="Times New Roman" w:eastAsia="Times New Roman" w:cs="Times New Roman"/>
-        </w:rPr>
-        <w:t xml:space="preserve"> A </w:t>
-      </w:r>
-      <w:r>
-        <w:rPr>
-          <w:rFonts w:hint="eastAsia" w:ascii="Times New Roman" w:hAnsi="Times New Roman" w:eastAsia="FangSong" w:cs="Times New Roman"/>
-        </w:rPr>
-        <w:t>是否含苯环</w:t>
-      </w:r>
-      <w:r>
-        <w:rPr>
-          <w:rFonts w:hint="eastAsia" w:ascii="Times New Roman" w:hAnsi="Times New Roman" w:eastAsia="Times New Roman" w:cs="Times New Roman"/>
-        </w:rPr>
-        <w:t>。</w:t>
-      </w:r>
-    </w:p>
-    <w:p>
-      <w:pPr>
-        <w:pStyle w:val="Compact"/>
-        <w:numPr>
-          <w:ilvl w:val="1"/>
-          <w:numId w:val="1032"/>
-        </w:numPr>
-      </w:pPr>
-      <w:r>
-        <w:rPr>
-          <w:rFonts w:ascii="Times New Roman" w:hAnsi="Times New Roman" w:eastAsia="Times New Roman" w:cs="Times New Roman"/>
-        </w:rPr>
-        <w:t>IR 1740 cm</w:t>
-      </w:r>
-      <w:r>
-        <w:rPr>
-          <w:rFonts w:ascii="Times New Roman" w:hAnsi="Times New Roman" w:eastAsia="Times New Roman" w:cs="Times New Roman"/>
-          <w:vertAlign w:val="superscript"/>
-        </w:rPr>
-        <w:t>-1</w:t>
-      </w:r>
-      <w:r>
-        <w:rPr>
-          <w:rFonts w:ascii="Times New Roman" w:hAnsi="Times New Roman" w:eastAsia="Times New Roman" w:cs="Times New Roman"/>
-        </w:rPr>
-        <w:t xml:space="preserve"> </w:t>
-      </w:r>
-      <w:r>
-        <w:rPr>
-          <w:rFonts w:hint="eastAsia" w:ascii="Times New Roman" w:hAnsi="Times New Roman" w:eastAsia="FangSong" w:cs="Times New Roman"/>
-        </w:rPr>
-        <w:t>指向什么官能团</w:t>
-      </w:r>
-      <w:r>
-        <w:rPr>
-          <w:rFonts w:hint="eastAsia" w:ascii="Times New Roman" w:hAnsi="Times New Roman" w:eastAsia="Times New Roman" w:cs="Times New Roman"/>
-        </w:rPr>
-        <w:t>？</w:t>
-      </w:r>
-      <w:r>
-        <w:rPr>
-          <w:rFonts w:hint="eastAsia" w:ascii="Times New Roman" w:hAnsi="Times New Roman" w:eastAsia="FangSong" w:cs="Times New Roman"/>
-        </w:rPr>
-        <w:t>排除什么官能团</w:t>
-      </w:r>
-      <w:r>
-        <w:rPr>
-          <w:rFonts w:hint="eastAsia" w:ascii="Times New Roman" w:hAnsi="Times New Roman" w:eastAsia="Times New Roman" w:cs="Times New Roman"/>
-        </w:rPr>
-        <w:t>？</w:t>
-      </w:r>
-    </w:p>
-    <w:p>
-      <w:pPr>
-        <w:pStyle w:val="Compact"/>
-        <w:numPr>
-          <w:ilvl w:val="1"/>
-          <w:numId w:val="1032"/>
-        </w:numPr>
-      </w:pPr>
-      <w:r>
-        <w:rPr>
-          <w:rFonts w:ascii="Times New Roman" w:hAnsi="Times New Roman" w:eastAsia="Times New Roman" w:cs="Times New Roman"/>
-          <w:vertAlign w:val="superscript"/>
-        </w:rPr>
-        <w:t>1</w:t>
-      </w:r>
-      <w:r>
-        <w:rPr>
-          <w:rFonts w:ascii="Times New Roman" w:hAnsi="Times New Roman" w:eastAsia="Times New Roman" w:cs="Times New Roman"/>
-        </w:rPr>
-        <w:t xml:space="preserve">H NMR </w:t>
-      </w:r>
-      <w:r>
-        <w:rPr>
-          <w:rFonts w:hint="eastAsia" w:ascii="Times New Roman" w:hAnsi="Times New Roman" w:eastAsia="FangSong" w:cs="Times New Roman"/>
-        </w:rPr>
-        <w:t xml:space="preserve">中</w:t>
-      </w:r>
-      <w:r>
-        <w:rPr>
-          <w:rFonts w:ascii="Times New Roman" w:hAnsi="Times New Roman" w:eastAsia="Times New Roman" w:cs="Times New Roman"/>
-        </w:rPr>
-        <w:t xml:space="preserve"> δ 2.04 (s, 3H) </w:t>
-      </w:r>
-      <w:r>
-        <w:rPr>
-          <w:rFonts w:hint="eastAsia" w:ascii="Times New Roman" w:hAnsi="Times New Roman" w:eastAsia="FangSong" w:cs="Times New Roman"/>
-        </w:rPr>
-        <w:t xml:space="preserve">和</w:t>
-      </w:r>
-      <w:r>
-        <w:rPr>
-          <w:rFonts w:ascii="Times New Roman" w:hAnsi="Times New Roman" w:eastAsia="Times New Roman" w:cs="Times New Roman"/>
-        </w:rPr>
-        <w:t xml:space="preserve"> δ 1.26/4.12 </w:t>
-      </w:r>
-      <w:r>
-        <w:rPr>
-          <w:rFonts w:hint="eastAsia" w:ascii="Times New Roman" w:hAnsi="Times New Roman" w:eastAsia="FangSong" w:cs="Times New Roman"/>
-        </w:rPr>
-        <w:t xml:space="preserve">的</w:t>
-      </w:r>
-      <w:r>
-        <w:rPr>
-          <w:rFonts w:ascii="Times New Roman" w:hAnsi="Times New Roman" w:eastAsia="Times New Roman" w:cs="Times New Roman"/>
-        </w:rPr>
-        <w:t xml:space="preserve"> t/q </w:t>
-      </w:r>
-      <w:r>
-        <w:rPr>
-          <w:rFonts w:hint="eastAsia" w:ascii="Times New Roman" w:hAnsi="Times New Roman" w:eastAsia="FangSong" w:cs="Times New Roman"/>
-        </w:rPr>
-        <w:t>组合分别对应什么结构片段</w:t>
-      </w:r>
-      <w:r>
-        <w:rPr>
-          <w:rFonts w:hint="eastAsia" w:ascii="Times New Roman" w:hAnsi="Times New Roman" w:eastAsia="Times New Roman" w:cs="Times New Roman"/>
-        </w:rPr>
-        <w:t>？</w:t>
-      </w:r>
-    </w:p>
-    <w:p>
-      <w:pPr>
-        <w:pStyle w:val="Compact"/>
-        <w:numPr>
-          <w:ilvl w:val="1"/>
-          <w:numId w:val="1032"/>
-        </w:numPr>
-      </w:pPr>
-      <w:r>
-        <w:rPr>
-          <w:rFonts w:hint="eastAsia" w:ascii="Times New Roman" w:hAnsi="Times New Roman" w:eastAsia="FangSong" w:cs="Times New Roman"/>
-        </w:rPr>
-        <w:t xml:space="preserve">推断</w:t>
-      </w:r>
-      <w:r>
-        <w:rPr>
-          <w:rFonts w:ascii="Times New Roman" w:hAnsi="Times New Roman" w:eastAsia="Times New Roman" w:cs="Times New Roman"/>
-        </w:rPr>
-        <w:t xml:space="preserve"> A </w:t>
-      </w:r>
-      <w:r>
-        <w:rPr>
-          <w:rFonts w:hint="eastAsia" w:ascii="Times New Roman" w:hAnsi="Times New Roman" w:eastAsia="FangSong" w:cs="Times New Roman"/>
-        </w:rPr>
-        <w:t>的完整结构</w:t>
-      </w:r>
-      <w:r>
-        <w:rPr>
-          <w:rFonts w:hint="eastAsia" w:ascii="Times New Roman" w:hAnsi="Times New Roman" w:eastAsia="Times New Roman" w:cs="Times New Roman"/>
-        </w:rPr>
-        <w:t>，</w:t>
-      </w:r>
-      <w:r>
-        <w:rPr>
-          <w:rFonts w:hint="eastAsia" w:ascii="Times New Roman" w:hAnsi="Times New Roman" w:eastAsia="FangSong" w:cs="Times New Roman"/>
-        </w:rPr>
-        <w:t>并验证所有谱图数据的一致性</w:t>
-      </w:r>
-      <w:r>
-        <w:rPr>
-          <w:rFonts w:hint="eastAsia" w:ascii="Times New Roman" w:hAnsi="Times New Roman" w:eastAsia="Times New Roman" w:cs="Times New Roman"/>
-        </w:rPr>
-        <w:t>。</w:t>
-      </w:r>
-    </w:p>
-    <w:p>
-      <w:pPr>
-        <w:pStyle w:val="Compact"/>
-        <w:numPr>
-          <w:ilvl w:val="0"/>
-          <w:numId w:val="1026"/>
-        </w:numPr>
-      </w:pPr>
-      <w:r>
-        <w:rPr>
-          <w:rFonts w:hint="eastAsia" w:ascii="Times New Roman" w:hAnsi="Times New Roman" w:eastAsia="Times New Roman" w:cs="Times New Roman"/>
-          <w:b/>
-          <w:bCs/>
-        </w:rPr>
-        <w:t>（</w:t>
-      </w:r>
-      <w:r>
-        <w:rPr>
-          <w:rFonts w:hint="eastAsia" w:ascii="Times New Roman" w:hAnsi="Times New Roman" w:eastAsia="FangSong" w:cs="Times New Roman"/>
-          <w:b/>
-          <w:bCs/>
-        </w:rPr>
-        <w:t>综合解析题</w:t>
-      </w:r>
-      <w:r>
-        <w:rPr>
-          <w:rFonts w:hint="eastAsia" w:ascii="Times New Roman" w:hAnsi="Times New Roman" w:eastAsia="Times New Roman" w:cs="Times New Roman"/>
-          <w:b/>
-          <w:bCs/>
-        </w:rPr>
-        <w:t>）</w:t>
-      </w:r>
-      <w:r>
-        <w:rPr>
-          <w:rFonts w:ascii="Times New Roman" w:hAnsi="Times New Roman" w:eastAsia="Times New Roman" w:cs="Times New Roman"/>
-        </w:rPr>
-        <w:t xml:space="preserve"> </w:t>
-      </w:r>
-      <w:r>
-        <w:rPr>
-          <w:rFonts w:hint="eastAsia" w:ascii="Times New Roman" w:hAnsi="Times New Roman" w:eastAsia="FangSong" w:cs="Times New Roman"/>
-        </w:rPr>
-        <w:t xml:space="preserve">化合物</w:t>
-      </w:r>
-      <w:r>
-        <w:rPr>
-          <w:rFonts w:ascii="Times New Roman" w:hAnsi="Times New Roman" w:eastAsia="Times New Roman" w:cs="Times New Roman"/>
-        </w:rPr>
-        <w:t xml:space="preserve"> </w:t>
-      </w:r>
-      <w:r>
-        <w:rPr>
-          <w:rFonts w:hint="eastAsia" w:ascii="Times New Roman" w:hAnsi="Times New Roman" w:eastAsia="Times New Roman" w:cs="Times New Roman"/>
-        </w:rPr>
-        <w:t>B（C</w:t>
-      </w:r>
-      <w:r>
-        <w:rPr>
-          <w:rFonts w:hint="eastAsia" w:ascii="Times New Roman" w:hAnsi="Times New Roman" w:eastAsia="Times New Roman" w:cs="Times New Roman"/>
-          <w:vertAlign w:val="subscript"/>
-        </w:rPr>
-        <w:t>10</w:t>
-      </w:r>
-      <w:r>
-        <w:rPr>
-          <w:rFonts w:hint="eastAsia" w:ascii="Times New Roman" w:hAnsi="Times New Roman" w:eastAsia="Times New Roman" w:cs="Times New Roman"/>
-        </w:rPr>
-        <w:t>H</w:t>
-      </w:r>
-      <w:r>
-        <w:rPr>
-          <w:rFonts w:hint="eastAsia" w:ascii="Times New Roman" w:hAnsi="Times New Roman" w:eastAsia="Times New Roman" w:cs="Times New Roman"/>
-          <w:vertAlign w:val="subscript"/>
-        </w:rPr>
-        <w:t>12</w:t>
-      </w:r>
-      <w:r>
-        <w:rPr>
-          <w:rFonts w:hint="eastAsia" w:ascii="Times New Roman" w:hAnsi="Times New Roman" w:eastAsia="Times New Roman" w:cs="Times New Roman"/>
-        </w:rPr>
-        <w:t>O）</w:t>
-      </w:r>
-      <w:r>
-        <w:rPr>
-          <w:rFonts w:hint="eastAsia" w:ascii="Times New Roman" w:hAnsi="Times New Roman" w:eastAsia="FangSong" w:cs="Times New Roman"/>
-        </w:rPr>
-        <w:t>的波谱数据</w:t>
-      </w:r>
-      <w:r>
-        <w:rPr>
-          <w:rFonts w:hint="eastAsia" w:ascii="Times New Roman" w:hAnsi="Times New Roman" w:eastAsia="Times New Roman" w:cs="Times New Roman"/>
-        </w:rPr>
-        <w:t>：</w:t>
+          <w:rFonts w:ascii="Times New Roman" w:hAnsi="Times New Roman" w:eastAsia="Times New Roman" w:cs="Times New Roman"/>
+        </w:rPr>
+        <w:t xml:space="preserve">δ 4.12 (q, 2H, J = 7.1 Hz)</w:t>
       </w:r>
     </w:p>
     <w:p>
@@ -23298,28 +23186,27 @@
       </w:pPr>
       <w:r>
         <w:rPr>
-          <w:rFonts w:hint="eastAsia" w:ascii="Times New Roman" w:hAnsi="Times New Roman" w:eastAsia="Times New Roman" w:cs="Times New Roman"/>
-        </w:rPr>
-        <w:t>MS：M</w:t>
-      </w:r>
-      <w:r>
-        <w:rPr>
-          <w:rFonts w:hint="eastAsia" w:ascii="Times New Roman" w:hAnsi="Times New Roman" w:eastAsia="Times New Roman" w:cs="Times New Roman"/>
-          <w:vertAlign w:val="superscript"/>
-        </w:rPr>
-        <w:t>+</w:t>
-      </w:r>
-      <w:r>
-        <w:rPr>
-          <w:rFonts w:hint="eastAsia" w:ascii="Times New Roman" w:hAnsi="Times New Roman" w:eastAsia="Times New Roman" w:cs="Times New Roman"/>
-        </w:rPr>
-        <w:t>•</w:t>
-      </w:r>
-      <w:r>
-        <w:rPr>
-          <w:rFonts w:ascii="Times New Roman" w:hAnsi="Times New Roman" w:eastAsia="Times New Roman" w:cs="Times New Roman"/>
-        </w:rPr>
-        <w:t xml:space="preserve"> = 148</w:t>
+          <w:rFonts w:hint="eastAsia" w:ascii="Times New Roman" w:hAnsi="Times New Roman" w:eastAsia="FangSong" w:cs="Times New Roman"/>
+        </w:rPr>
+        <w:t xml:space="preserve">判断</w:t>
+      </w:r>
+      <w:r>
+        <w:rPr>
+          <w:rFonts w:ascii="Times New Roman" w:hAnsi="Times New Roman" w:eastAsia="Times New Roman" w:cs="Times New Roman"/>
+        </w:rPr>
+        <w:t xml:space="preserve"> A </w:t>
+      </w:r>
+      <w:r>
+        <w:rPr>
+          <w:rFonts w:hint="eastAsia" w:ascii="Times New Roman" w:hAnsi="Times New Roman" w:eastAsia="FangSong" w:cs="Times New Roman"/>
+        </w:rPr>
+        <w:t>是否含苯环</w:t>
+      </w:r>
+      <w:r>
+        <w:rPr>
+          <w:rFonts w:hint="eastAsia" w:ascii="Times New Roman" w:hAnsi="Times New Roman" w:eastAsia="Times New Roman" w:cs="Times New Roman"/>
+        </w:rPr>
+        <w:t>。</w:t>
       </w:r>
     </w:p>
     <w:p>
@@ -23332,9 +23219,16 @@
       </w:pPr>
       <w:r>
         <w:rPr>
-          <w:rFonts w:hint="eastAsia" w:ascii="Times New Roman" w:hAnsi="Times New Roman" w:eastAsia="Times New Roman" w:cs="Times New Roman"/>
-        </w:rPr>
-        <w:t xml:space="preserve">IR：1685</w:t>
+          <w:rFonts w:ascii="Times New Roman" w:hAnsi="Times New Roman" w:eastAsia="Times New Roman" w:cs="Times New Roman"/>
+        </w:rPr>
+        <w:t>IR 1740 cm</w:t>
+      </w:r>
+      <w:r>
+        <w:rPr>
+          <w:rFonts w:ascii="Times New Roman" w:hAnsi="Times New Roman" w:eastAsia="Times New Roman" w:cs="Times New Roman"/>
+          <w:vertAlign w:val="superscript"/>
+        </w:rPr>
+        <w:t>-1</w:t>
       </w:r>
       <w:r>
         <w:rPr>
@@ -23344,126 +23238,27 @@
       </w:r>
       <w:r>
         <w:rPr>
-          <w:rFonts w:hint="eastAsia" w:ascii="Times New Roman" w:hAnsi="Times New Roman" w:eastAsia="Times New Roman" w:cs="Times New Roman"/>
-        </w:rPr>
-        <w:t>cm</w:t>
-      </w:r>
-      <w:r>
-        <w:rPr>
-          <w:rFonts w:hint="eastAsia" w:ascii="Times New Roman" w:hAnsi="Times New Roman" w:eastAsia="Times New Roman" w:cs="Times New Roman"/>
-          <w:vertAlign w:val="superscript"/>
-        </w:rPr>
-        <w:t>-1</w:t>
-      </w:r>
-      <w:r>
-        <w:rPr>
-          <w:rFonts w:hint="eastAsia" w:ascii="Times New Roman" w:hAnsi="Times New Roman" w:eastAsia="Times New Roman" w:cs="Times New Roman"/>
-        </w:rPr>
-        <w:t>（</w:t>
-      </w:r>
-      <w:r>
-        <w:rPr>
-          <w:rFonts w:hint="eastAsia" w:ascii="Times New Roman" w:hAnsi="Times New Roman" w:eastAsia="FangSong" w:cs="Times New Roman"/>
-        </w:rPr>
-        <w:t>强</w:t>
-      </w:r>
-      <w:r>
-        <w:rPr>
-          <w:rFonts w:hint="eastAsia" w:ascii="Times New Roman" w:hAnsi="Times New Roman" w:eastAsia="Times New Roman" w:cs="Times New Roman"/>
-        </w:rPr>
-        <w:t>），1600</w:t>
-      </w:r>
-      <w:r>
-        <w:rPr>
-          <w:rFonts w:ascii="Times New Roman" w:hAnsi="Times New Roman" w:eastAsia="Times New Roman" w:cs="Times New Roman"/>
-        </w:rPr>
-        <w:t xml:space="preserve"> </w:t>
-      </w:r>
-      <w:r>
-        <w:rPr>
-          <w:rFonts w:hint="eastAsia" w:ascii="Times New Roman" w:hAnsi="Times New Roman" w:eastAsia="Times New Roman" w:cs="Times New Roman"/>
-        </w:rPr>
-        <w:t>cm</w:t>
-      </w:r>
-      <w:r>
-        <w:rPr>
-          <w:rFonts w:hint="eastAsia" w:ascii="Times New Roman" w:hAnsi="Times New Roman" w:eastAsia="Times New Roman" w:cs="Times New Roman"/>
-          <w:vertAlign w:val="superscript"/>
-        </w:rPr>
-        <w:t>-1</w:t>
-      </w:r>
-      <w:r>
-        <w:rPr>
-          <w:rFonts w:hint="eastAsia" w:ascii="Times New Roman" w:hAnsi="Times New Roman" w:eastAsia="Times New Roman" w:cs="Times New Roman"/>
-        </w:rPr>
-        <w:t>（</w:t>
-      </w:r>
-      <w:r>
-        <w:rPr>
-          <w:rFonts w:hint="eastAsia" w:ascii="Times New Roman" w:hAnsi="Times New Roman" w:eastAsia="FangSong" w:cs="Times New Roman"/>
-        </w:rPr>
-        <w:t>中</w:t>
-      </w:r>
-      <w:r>
-        <w:rPr>
-          <w:rFonts w:hint="eastAsia" w:ascii="Times New Roman" w:hAnsi="Times New Roman" w:eastAsia="Times New Roman" w:cs="Times New Roman"/>
-        </w:rPr>
-        <w:t>），1500</w:t>
-      </w:r>
-      <w:r>
-        <w:rPr>
-          <w:rFonts w:ascii="Times New Roman" w:hAnsi="Times New Roman" w:eastAsia="Times New Roman" w:cs="Times New Roman"/>
-        </w:rPr>
-        <w:t xml:space="preserve"> </w:t>
-      </w:r>
-      <w:r>
-        <w:rPr>
-          <w:rFonts w:hint="eastAsia" w:ascii="Times New Roman" w:hAnsi="Times New Roman" w:eastAsia="Times New Roman" w:cs="Times New Roman"/>
-        </w:rPr>
-        <w:t>cm</w:t>
-      </w:r>
-      <w:r>
-        <w:rPr>
-          <w:rFonts w:hint="eastAsia" w:ascii="Times New Roman" w:hAnsi="Times New Roman" w:eastAsia="Times New Roman" w:cs="Times New Roman"/>
-          <w:vertAlign w:val="superscript"/>
-        </w:rPr>
-        <w:t>-1</w:t>
-      </w:r>
-      <w:r>
-        <w:rPr>
-          <w:rFonts w:hint="eastAsia" w:ascii="Times New Roman" w:hAnsi="Times New Roman" w:eastAsia="Times New Roman" w:cs="Times New Roman"/>
-        </w:rPr>
-        <w:t>（</w:t>
-      </w:r>
-      <w:r>
-        <w:rPr>
-          <w:rFonts w:hint="eastAsia" w:ascii="Times New Roman" w:hAnsi="Times New Roman" w:eastAsia="FangSong" w:cs="Times New Roman"/>
-        </w:rPr>
-        <w:t>中</w:t>
-      </w:r>
-      <w:r>
-        <w:rPr>
-          <w:rFonts w:hint="eastAsia" w:ascii="Times New Roman" w:hAnsi="Times New Roman" w:eastAsia="Times New Roman" w:cs="Times New Roman"/>
-        </w:rPr>
-        <w:t>），</w:t>
-      </w:r>
-      <w:r>
-        <w:rPr>
-          <w:rFonts w:hint="eastAsia" w:ascii="Times New Roman" w:hAnsi="Times New Roman" w:eastAsia="FangSong" w:cs="Times New Roman"/>
-        </w:rPr>
-        <w:t>无</w:t>
-      </w:r>
-      <w:r>
-        <w:rPr>
-          <w:rFonts w:ascii="Times New Roman" w:hAnsi="Times New Roman" w:eastAsia="Times New Roman" w:cs="Times New Roman"/>
-        </w:rPr>
-        <w:t xml:space="preserve"> OH </w:t>
-      </w:r>
-      <w:r>
-        <w:rPr>
-          <w:rFonts w:hint="eastAsia" w:ascii="Times New Roman" w:hAnsi="Times New Roman" w:eastAsia="FangSong" w:cs="Times New Roman"/>
-        </w:rPr>
-        <w:t xml:space="preserve">宽峰</w:t>
+          <w:rFonts w:hint="eastAsia" w:ascii="Times New Roman" w:hAnsi="Times New Roman" w:eastAsia="FangSong" w:cs="Times New Roman"/>
+        </w:rPr>
+        <w:t>指向什么官能团</w:t>
+      </w:r>
+      <w:r>
+        <w:rPr>
+          <w:rFonts w:hint="eastAsia" w:ascii="Times New Roman" w:hAnsi="Times New Roman" w:eastAsia="Times New Roman" w:cs="Times New Roman"/>
+        </w:rPr>
+        <w:t>？</w:t>
+      </w:r>
+      <w:r>
+        <w:rPr>
+          <w:rFonts w:hint="eastAsia" w:ascii="Times New Roman" w:hAnsi="Times New Roman" w:eastAsia="FangSong" w:cs="Times New Roman"/>
+        </w:rPr>
+        <w:t>排除什么官能团</w:t>
+      </w:r>
+      <w:r>
+        <w:rPr>
+          <w:rFonts w:hint="eastAsia" w:ascii="Times New Roman" w:hAnsi="Times New Roman" w:eastAsia="Times New Roman" w:cs="Times New Roman"/>
+        </w:rPr>
+        <w:t>？</w:t>
       </w:r>
     </w:p>
     <w:p>
@@ -23479,55 +23274,61 @@
           <w:rFonts w:ascii="Times New Roman" w:hAnsi="Times New Roman" w:eastAsia="Times New Roman" w:cs="Times New Roman"/>
           <w:vertAlign w:val="superscript"/>
         </w:rPr>
-        <w:t>13</w:t>
-      </w:r>
-      <w:r>
-        <w:rPr>
-          <w:rFonts w:ascii="Times New Roman" w:hAnsi="Times New Roman" w:eastAsia="Times New Roman" w:cs="Times New Roman"/>
-        </w:rPr>
-        <w:t xml:space="preserve">C </w:t>
-      </w:r>
-      <w:r>
-        <w:rPr>
-          <w:rFonts w:hint="eastAsia" w:ascii="Times New Roman" w:hAnsi="Times New Roman" w:eastAsia="Times New Roman" w:cs="Times New Roman"/>
-        </w:rPr>
-        <w:t xml:space="preserve">NMR：δ</w:t>
-      </w:r>
-      <w:r>
-        <w:rPr>
-          <w:rFonts w:ascii="Times New Roman" w:hAnsi="Times New Roman" w:eastAsia="Times New Roman" w:cs="Times New Roman"/>
-        </w:rPr>
-        <w:t xml:space="preserve"> 13.8, 17.8, 40.5, 128.0, 128.6, 132.9, 137.0, </w:t>
-      </w:r>
-      <w:r>
-        <w:rPr>
-          <w:rFonts w:hint="eastAsia" w:ascii="Times New Roman" w:hAnsi="Times New Roman" w:eastAsia="Times New Roman" w:cs="Times New Roman"/>
-        </w:rPr>
-        <w:t>200.0（</w:t>
-      </w:r>
-      <w:r>
-        <w:rPr>
-          <w:rFonts w:hint="eastAsia" w:ascii="Times New Roman" w:hAnsi="Times New Roman" w:eastAsia="FangSong" w:cs="Times New Roman"/>
-        </w:rPr>
-        <w:t>共</w:t>
-      </w:r>
-      <w:r>
-        <w:rPr>
-          <w:rFonts w:ascii="Times New Roman" w:hAnsi="Times New Roman" w:eastAsia="Times New Roman" w:cs="Times New Roman"/>
-        </w:rPr>
-        <w:t xml:space="preserve"> 8 </w:t>
-      </w:r>
-      <w:r>
-        <w:rPr>
-          <w:rFonts w:hint="eastAsia" w:ascii="Times New Roman" w:hAnsi="Times New Roman" w:eastAsia="FangSong" w:cs="Times New Roman"/>
-        </w:rPr>
-        <w:t>个峰</w:t>
-      </w:r>
-      <w:r>
-        <w:rPr>
-          <w:rFonts w:hint="eastAsia" w:ascii="Times New Roman" w:hAnsi="Times New Roman" w:eastAsia="Times New Roman" w:cs="Times New Roman"/>
-        </w:rPr>
-        <w:t>）</w:t>
+        <w:t>1</w:t>
+      </w:r>
+      <w:r>
+        <w:rPr>
+          <w:rFonts w:ascii="Times New Roman" w:hAnsi="Times New Roman" w:eastAsia="Times New Roman" w:cs="Times New Roman"/>
+        </w:rPr>
+        <w:t xml:space="preserve">H NMR </w:t>
+      </w:r>
+      <w:r>
+        <w:rPr>
+          <w:rFonts w:hint="eastAsia" w:ascii="Times New Roman" w:hAnsi="Times New Roman" w:eastAsia="FangSong" w:cs="Times New Roman"/>
+        </w:rPr>
+        <w:t xml:space="preserve">中</w:t>
+      </w:r>
+      <w:r>
+        <w:rPr>
+          <w:rFonts w:ascii="Times New Roman" w:hAnsi="Times New Roman" w:eastAsia="Times New Roman" w:cs="Times New Roman"/>
+        </w:rPr>
+        <w:t xml:space="preserve"> δ 2.04 (s, 3H) </w:t>
+      </w:r>
+      <w:r>
+        <w:rPr>
+          <w:rFonts w:hint="eastAsia" w:ascii="Times New Roman" w:hAnsi="Times New Roman" w:eastAsia="FangSong" w:cs="Times New Roman"/>
+        </w:rPr>
+        <w:t xml:space="preserve">和</w:t>
+      </w:r>
+      <w:r>
+        <w:rPr>
+          <w:rFonts w:ascii="Times New Roman" w:hAnsi="Times New Roman" w:eastAsia="Times New Roman" w:cs="Times New Roman"/>
+        </w:rPr>
+        <w:t xml:space="preserve"> δ 1.26/4.12 </w:t>
+      </w:r>
+      <w:r>
+        <w:rPr>
+          <w:rFonts w:hint="eastAsia" w:ascii="Times New Roman" w:hAnsi="Times New Roman" w:eastAsia="FangSong" w:cs="Times New Roman"/>
+        </w:rPr>
+        <w:t xml:space="preserve">的</w:t>
+      </w:r>
+      <w:r>
+        <w:rPr>
+          <w:rFonts w:ascii="Times New Roman" w:hAnsi="Times New Roman" w:eastAsia="Times New Roman" w:cs="Times New Roman"/>
+        </w:rPr>
+        <w:t xml:space="preserve"> t/q </w:t>
+      </w:r>
+      <w:r>
+        <w:rPr>
+          <w:rFonts w:hint="eastAsia" w:ascii="Times New Roman" w:hAnsi="Times New Roman" w:eastAsia="FangSong" w:cs="Times New Roman"/>
+        </w:rPr>
+        <w:t>组合分别对应什么结构片段</w:t>
+      </w:r>
+      <w:r>
+        <w:rPr>
+          <w:rFonts w:hint="eastAsia" w:ascii="Times New Roman" w:hAnsi="Times New Roman" w:eastAsia="Times New Roman" w:cs="Times New Roman"/>
+        </w:rPr>
+        <w:t>？</w:t>
       </w:r>
     </w:p>
     <w:p>
@@ -23540,6 +23341,388 @@
       </w:pPr>
       <w:r>
         <w:rPr>
+          <w:rFonts w:hint="eastAsia" w:ascii="Times New Roman" w:hAnsi="Times New Roman" w:eastAsia="FangSong" w:cs="Times New Roman"/>
+        </w:rPr>
+        <w:t xml:space="preserve">推断</w:t>
+      </w:r>
+      <w:r>
+        <w:rPr>
+          <w:rFonts w:ascii="Times New Roman" w:hAnsi="Times New Roman" w:eastAsia="Times New Roman" w:cs="Times New Roman"/>
+        </w:rPr>
+        <w:t xml:space="preserve"> A </w:t>
+      </w:r>
+      <w:r>
+        <w:rPr>
+          <w:rFonts w:hint="eastAsia" w:ascii="Times New Roman" w:hAnsi="Times New Roman" w:eastAsia="FangSong" w:cs="Times New Roman"/>
+        </w:rPr>
+        <w:t>的完整结构</w:t>
+      </w:r>
+      <w:r>
+        <w:rPr>
+          <w:rFonts w:hint="eastAsia" w:ascii="Times New Roman" w:hAnsi="Times New Roman" w:eastAsia="Times New Roman" w:cs="Times New Roman"/>
+        </w:rPr>
+        <w:t>，</w:t>
+      </w:r>
+      <w:r>
+        <w:rPr>
+          <w:rFonts w:hint="eastAsia" w:ascii="Times New Roman" w:hAnsi="Times New Roman" w:eastAsia="FangSong" w:cs="Times New Roman"/>
+        </w:rPr>
+        <w:t>并验证所有谱图数据的一致性</w:t>
+      </w:r>
+      <w:r>
+        <w:rPr>
+          <w:rFonts w:hint="eastAsia" w:ascii="Times New Roman" w:hAnsi="Times New Roman" w:eastAsia="Times New Roman" w:cs="Times New Roman"/>
+        </w:rPr>
+        <w:t>。</w:t>
+      </w:r>
+    </w:p>
+    <w:p>
+      <w:pPr>
+        <w:pStyle w:val="Compact"/>
+        <w:numPr>
+          <w:ilvl w:val="0"/>
+          <w:numId w:val="1027"/>
+        </w:numPr>
+      </w:pPr>
+      <w:r>
+        <w:rPr>
+          <w:rFonts w:hint="eastAsia" w:ascii="Times New Roman" w:hAnsi="Times New Roman" w:eastAsia="Times New Roman" w:cs="Times New Roman"/>
+          <w:b/>
+          <w:bCs/>
+        </w:rPr>
+        <w:t>（</w:t>
+      </w:r>
+      <w:r>
+        <w:rPr>
+          <w:rFonts w:hint="eastAsia" w:ascii="Times New Roman" w:hAnsi="Times New Roman" w:eastAsia="FangSong" w:cs="Times New Roman"/>
+          <w:b/>
+          <w:bCs/>
+        </w:rPr>
+        <w:t>综合解析题</w:t>
+      </w:r>
+      <w:r>
+        <w:rPr>
+          <w:rFonts w:hint="eastAsia" w:ascii="Times New Roman" w:hAnsi="Times New Roman" w:eastAsia="Times New Roman" w:cs="Times New Roman"/>
+          <w:b/>
+          <w:bCs/>
+        </w:rPr>
+        <w:t>）</w:t>
+      </w:r>
+      <w:r>
+        <w:rPr>
+          <w:rFonts w:ascii="Times New Roman" w:hAnsi="Times New Roman" w:eastAsia="Times New Roman" w:cs="Times New Roman"/>
+        </w:rPr>
+        <w:t xml:space="preserve"> </w:t>
+      </w:r>
+      <w:r>
+        <w:rPr>
+          <w:rFonts w:hint="eastAsia" w:ascii="Times New Roman" w:hAnsi="Times New Roman" w:eastAsia="FangSong" w:cs="Times New Roman"/>
+        </w:rPr>
+        <w:t xml:space="preserve">化合物</w:t>
+      </w:r>
+      <w:r>
+        <w:rPr>
+          <w:rFonts w:ascii="Times New Roman" w:hAnsi="Times New Roman" w:eastAsia="Times New Roman" w:cs="Times New Roman"/>
+        </w:rPr>
+        <w:t xml:space="preserve"> </w:t>
+      </w:r>
+      <w:r>
+        <w:rPr>
+          <w:rFonts w:hint="eastAsia" w:ascii="Times New Roman" w:hAnsi="Times New Roman" w:eastAsia="Times New Roman" w:cs="Times New Roman"/>
+        </w:rPr>
+        <w:t>B（C</w:t>
+      </w:r>
+      <w:r>
+        <w:rPr>
+          <w:rFonts w:hint="eastAsia" w:ascii="Times New Roman" w:hAnsi="Times New Roman" w:eastAsia="Times New Roman" w:cs="Times New Roman"/>
+          <w:vertAlign w:val="subscript"/>
+        </w:rPr>
+        <w:t>10</w:t>
+      </w:r>
+      <w:r>
+        <w:rPr>
+          <w:rFonts w:hint="eastAsia" w:ascii="Times New Roman" w:hAnsi="Times New Roman" w:eastAsia="Times New Roman" w:cs="Times New Roman"/>
+        </w:rPr>
+        <w:t>H</w:t>
+      </w:r>
+      <w:r>
+        <w:rPr>
+          <w:rFonts w:hint="eastAsia" w:ascii="Times New Roman" w:hAnsi="Times New Roman" w:eastAsia="Times New Roman" w:cs="Times New Roman"/>
+          <w:vertAlign w:val="subscript"/>
+        </w:rPr>
+        <w:t>12</w:t>
+      </w:r>
+      <w:r>
+        <w:rPr>
+          <w:rFonts w:hint="eastAsia" w:ascii="Times New Roman" w:hAnsi="Times New Roman" w:eastAsia="Times New Roman" w:cs="Times New Roman"/>
+        </w:rPr>
+        <w:t>O）</w:t>
+      </w:r>
+      <w:r>
+        <w:rPr>
+          <w:rFonts w:hint="eastAsia" w:ascii="Times New Roman" w:hAnsi="Times New Roman" w:eastAsia="FangSong" w:cs="Times New Roman"/>
+        </w:rPr>
+        <w:t>的波谱数据</w:t>
+      </w:r>
+      <w:r>
+        <w:rPr>
+          <w:rFonts w:hint="eastAsia" w:ascii="Times New Roman" w:hAnsi="Times New Roman" w:eastAsia="Times New Roman" w:cs="Times New Roman"/>
+        </w:rPr>
+        <w:t>：</w:t>
+      </w:r>
+    </w:p>
+    <w:p>
+      <w:pPr>
+        <w:pStyle w:val="Compact"/>
+        <w:numPr>
+          <w:ilvl w:val="1"/>
+          <w:numId w:val="1034"/>
+        </w:numPr>
+      </w:pPr>
+      <w:r>
+        <w:rPr>
+          <w:rFonts w:hint="eastAsia" w:ascii="Times New Roman" w:hAnsi="Times New Roman" w:eastAsia="Times New Roman" w:cs="Times New Roman"/>
+        </w:rPr>
+        <w:t>MS：M</w:t>
+      </w:r>
+      <w:r>
+        <w:rPr>
+          <w:rFonts w:hint="eastAsia" w:ascii="Times New Roman" w:hAnsi="Times New Roman" w:eastAsia="Times New Roman" w:cs="Times New Roman"/>
+          <w:vertAlign w:val="superscript"/>
+        </w:rPr>
+        <w:t>+</w:t>
+      </w:r>
+      <w:r>
+        <w:rPr>
+          <w:rFonts w:hint="eastAsia" w:ascii="Times New Roman" w:hAnsi="Times New Roman" w:eastAsia="Times New Roman" w:cs="Times New Roman"/>
+        </w:rPr>
+        <w:t>•</w:t>
+      </w:r>
+      <w:r>
+        <w:rPr>
+          <w:rFonts w:ascii="Times New Roman" w:hAnsi="Times New Roman" w:eastAsia="Times New Roman" w:cs="Times New Roman"/>
+        </w:rPr>
+        <w:t xml:space="preserve"> = 148</w:t>
+      </w:r>
+    </w:p>
+    <w:p>
+      <w:pPr>
+        <w:pStyle w:val="Compact"/>
+        <w:numPr>
+          <w:ilvl w:val="1"/>
+          <w:numId w:val="1034"/>
+        </w:numPr>
+      </w:pPr>
+      <w:r>
+        <w:rPr>
+          <w:rFonts w:hint="eastAsia" w:ascii="Times New Roman" w:hAnsi="Times New Roman" w:eastAsia="Times New Roman" w:cs="Times New Roman"/>
+        </w:rPr>
+        <w:t xml:space="preserve">IR：1685</w:t>
+      </w:r>
+      <w:r>
+        <w:rPr>
+          <w:rFonts w:ascii="Times New Roman" w:hAnsi="Times New Roman" w:eastAsia="Times New Roman" w:cs="Times New Roman"/>
+        </w:rPr>
+        <w:t xml:space="preserve"> </w:t>
+      </w:r>
+      <w:r>
+        <w:rPr>
+          <w:rFonts w:hint="eastAsia" w:ascii="Times New Roman" w:hAnsi="Times New Roman" w:eastAsia="Times New Roman" w:cs="Times New Roman"/>
+        </w:rPr>
+        <w:t>cm</w:t>
+      </w:r>
+      <w:r>
+        <w:rPr>
+          <w:rFonts w:hint="eastAsia" w:ascii="Times New Roman" w:hAnsi="Times New Roman" w:eastAsia="Times New Roman" w:cs="Times New Roman"/>
+          <w:vertAlign w:val="superscript"/>
+        </w:rPr>
+        <w:t>-1</w:t>
+      </w:r>
+      <w:r>
+        <w:rPr>
+          <w:rFonts w:hint="eastAsia" w:ascii="Times New Roman" w:hAnsi="Times New Roman" w:eastAsia="Times New Roman" w:cs="Times New Roman"/>
+        </w:rPr>
+        <w:t>（</w:t>
+      </w:r>
+      <w:r>
+        <w:rPr>
+          <w:rFonts w:hint="eastAsia" w:ascii="Times New Roman" w:hAnsi="Times New Roman" w:eastAsia="FangSong" w:cs="Times New Roman"/>
+        </w:rPr>
+        <w:t>强</w:t>
+      </w:r>
+      <w:r>
+        <w:rPr>
+          <w:rFonts w:hint="eastAsia" w:ascii="Times New Roman" w:hAnsi="Times New Roman" w:eastAsia="Times New Roman" w:cs="Times New Roman"/>
+        </w:rPr>
+        <w:t>），1600</w:t>
+      </w:r>
+      <w:r>
+        <w:rPr>
+          <w:rFonts w:ascii="Times New Roman" w:hAnsi="Times New Roman" w:eastAsia="Times New Roman" w:cs="Times New Roman"/>
+        </w:rPr>
+        <w:t xml:space="preserve"> </w:t>
+      </w:r>
+      <w:r>
+        <w:rPr>
+          <w:rFonts w:hint="eastAsia" w:ascii="Times New Roman" w:hAnsi="Times New Roman" w:eastAsia="Times New Roman" w:cs="Times New Roman"/>
+        </w:rPr>
+        <w:t>cm</w:t>
+      </w:r>
+      <w:r>
+        <w:rPr>
+          <w:rFonts w:hint="eastAsia" w:ascii="Times New Roman" w:hAnsi="Times New Roman" w:eastAsia="Times New Roman" w:cs="Times New Roman"/>
+          <w:vertAlign w:val="superscript"/>
+        </w:rPr>
+        <w:t>-1</w:t>
+      </w:r>
+      <w:r>
+        <w:rPr>
+          <w:rFonts w:hint="eastAsia" w:ascii="Times New Roman" w:hAnsi="Times New Roman" w:eastAsia="Times New Roman" w:cs="Times New Roman"/>
+        </w:rPr>
+        <w:t>（</w:t>
+      </w:r>
+      <w:r>
+        <w:rPr>
+          <w:rFonts w:hint="eastAsia" w:ascii="Times New Roman" w:hAnsi="Times New Roman" w:eastAsia="FangSong" w:cs="Times New Roman"/>
+        </w:rPr>
+        <w:t>中</w:t>
+      </w:r>
+      <w:r>
+        <w:rPr>
+          <w:rFonts w:hint="eastAsia" w:ascii="Times New Roman" w:hAnsi="Times New Roman" w:eastAsia="Times New Roman" w:cs="Times New Roman"/>
+        </w:rPr>
+        <w:t>），1500</w:t>
+      </w:r>
+      <w:r>
+        <w:rPr>
+          <w:rFonts w:ascii="Times New Roman" w:hAnsi="Times New Roman" w:eastAsia="Times New Roman" w:cs="Times New Roman"/>
+        </w:rPr>
+        <w:t xml:space="preserve"> </w:t>
+      </w:r>
+      <w:r>
+        <w:rPr>
+          <w:rFonts w:hint="eastAsia" w:ascii="Times New Roman" w:hAnsi="Times New Roman" w:eastAsia="Times New Roman" w:cs="Times New Roman"/>
+        </w:rPr>
+        <w:t>cm</w:t>
+      </w:r>
+      <w:r>
+        <w:rPr>
+          <w:rFonts w:hint="eastAsia" w:ascii="Times New Roman" w:hAnsi="Times New Roman" w:eastAsia="Times New Roman" w:cs="Times New Roman"/>
+          <w:vertAlign w:val="superscript"/>
+        </w:rPr>
+        <w:t>-1</w:t>
+      </w:r>
+      <w:r>
+        <w:rPr>
+          <w:rFonts w:hint="eastAsia" w:ascii="Times New Roman" w:hAnsi="Times New Roman" w:eastAsia="Times New Roman" w:cs="Times New Roman"/>
+        </w:rPr>
+        <w:t>（</w:t>
+      </w:r>
+      <w:r>
+        <w:rPr>
+          <w:rFonts w:hint="eastAsia" w:ascii="Times New Roman" w:hAnsi="Times New Roman" w:eastAsia="FangSong" w:cs="Times New Roman"/>
+        </w:rPr>
+        <w:t>中</w:t>
+      </w:r>
+      <w:r>
+        <w:rPr>
+          <w:rFonts w:hint="eastAsia" w:ascii="Times New Roman" w:hAnsi="Times New Roman" w:eastAsia="Times New Roman" w:cs="Times New Roman"/>
+        </w:rPr>
+        <w:t>），</w:t>
+      </w:r>
+      <w:r>
+        <w:rPr>
+          <w:rFonts w:hint="eastAsia" w:ascii="Times New Roman" w:hAnsi="Times New Roman" w:eastAsia="FangSong" w:cs="Times New Roman"/>
+        </w:rPr>
+        <w:t>无</w:t>
+      </w:r>
+      <w:r>
+        <w:rPr>
+          <w:rFonts w:ascii="Times New Roman" w:hAnsi="Times New Roman" w:eastAsia="Times New Roman" w:cs="Times New Roman"/>
+        </w:rPr>
+        <w:t xml:space="preserve"> OH </w:t>
+      </w:r>
+      <w:r>
+        <w:rPr>
+          <w:rFonts w:hint="eastAsia" w:ascii="Times New Roman" w:hAnsi="Times New Roman" w:eastAsia="FangSong" w:cs="Times New Roman"/>
+        </w:rPr>
+        <w:t xml:space="preserve">宽峰</w:t>
+      </w:r>
+    </w:p>
+    <w:p>
+      <w:pPr>
+        <w:pStyle w:val="Compact"/>
+        <w:numPr>
+          <w:ilvl w:val="1"/>
+          <w:numId w:val="1034"/>
+        </w:numPr>
+      </w:pPr>
+      <w:r>
+        <w:rPr>
+          <w:rFonts w:ascii="Times New Roman" w:hAnsi="Times New Roman" w:eastAsia="Times New Roman" w:cs="Times New Roman"/>
+          <w:vertAlign w:val="superscript"/>
+        </w:rPr>
+        <w:t>13</w:t>
+      </w:r>
+      <w:r>
+        <w:rPr>
+          <w:rFonts w:ascii="Times New Roman" w:hAnsi="Times New Roman" w:eastAsia="Times New Roman" w:cs="Times New Roman"/>
+        </w:rPr>
+        <w:t xml:space="preserve">C </w:t>
+      </w:r>
+      <w:r>
+        <w:rPr>
+          <w:rFonts w:hint="eastAsia" w:ascii="Times New Roman" w:hAnsi="Times New Roman" w:eastAsia="Times New Roman" w:cs="Times New Roman"/>
+        </w:rPr>
+        <w:t xml:space="preserve">NMR：δ</w:t>
+      </w:r>
+      <w:r>
+        <w:rPr>
+          <w:rFonts w:ascii="Times New Roman" w:hAnsi="Times New Roman" w:eastAsia="Times New Roman" w:cs="Times New Roman"/>
+        </w:rPr>
+        <w:t xml:space="preserve"> 13.8, 17.8, 40.5, 128.0, 128.6, 132.9, 137.0, </w:t>
+      </w:r>
+      <w:r>
+        <w:rPr>
+          <w:rFonts w:hint="eastAsia" w:ascii="Times New Roman" w:hAnsi="Times New Roman" w:eastAsia="Times New Roman" w:cs="Times New Roman"/>
+        </w:rPr>
+        <w:t>200.0（</w:t>
+      </w:r>
+      <w:r>
+        <w:rPr>
+          <w:rFonts w:hint="eastAsia" w:ascii="Times New Roman" w:hAnsi="Times New Roman" w:eastAsia="FangSong" w:cs="Times New Roman"/>
+        </w:rPr>
+        <w:t>共</w:t>
+      </w:r>
+      <w:r>
+        <w:rPr>
+          <w:rFonts w:ascii="Times New Roman" w:hAnsi="Times New Roman" w:eastAsia="Times New Roman" w:cs="Times New Roman"/>
+        </w:rPr>
+        <w:t xml:space="preserve"> 8 </w:t>
+      </w:r>
+      <w:r>
+        <w:rPr>
+          <w:rFonts w:hint="eastAsia" w:ascii="Times New Roman" w:hAnsi="Times New Roman" w:eastAsia="FangSong" w:cs="Times New Roman"/>
+        </w:rPr>
+        <w:t>个峰</w:t>
+      </w:r>
+      <w:r>
+        <w:rPr>
+          <w:rFonts w:hint="eastAsia" w:ascii="Times New Roman" w:hAnsi="Times New Roman" w:eastAsia="Times New Roman" w:cs="Times New Roman"/>
+        </w:rPr>
+        <w:t>）</w:t>
+      </w:r>
+    </w:p>
+    <w:p>
+      <w:pPr>
+        <w:pStyle w:val="Compact"/>
+        <w:numPr>
+          <w:ilvl w:val="1"/>
+          <w:numId w:val="1034"/>
+        </w:numPr>
+      </w:pPr>
+      <w:r>
+        <w:rPr>
           <w:rFonts w:ascii="Times New Roman" w:hAnsi="Times New Roman" w:eastAsia="Times New Roman" w:cs="Times New Roman"/>
           <w:vertAlign w:val="superscript"/>
         </w:rPr>
@@ -23576,7 +23759,7 @@
         <w:pStyle w:val="Compact"/>
         <w:numPr>
           <w:ilvl w:val="2"/>
-          <w:numId w:val="1034"/>
+          <w:numId w:val="1035"/>
         </w:numPr>
       </w:pPr>
       <w:r>
@@ -23591,7 +23774,7 @@
         <w:pStyle w:val="Compact"/>
         <w:numPr>
           <w:ilvl w:val="2"/>
-          <w:numId w:val="1034"/>
+          <w:numId w:val="1035"/>
         </w:numPr>
       </w:pPr>
       <w:r>
@@ -23606,7 +23789,7 @@
         <w:pStyle w:val="Compact"/>
         <w:numPr>
           <w:ilvl w:val="2"/>
-          <w:numId w:val="1034"/>
+          <w:numId w:val="1035"/>
         </w:numPr>
       </w:pPr>
       <w:r>
@@ -23621,7 +23804,7 @@
         <w:pStyle w:val="Compact"/>
         <w:numPr>
           <w:ilvl w:val="2"/>
-          <w:numId w:val="1034"/>
+          <w:numId w:val="1035"/>
         </w:numPr>
       </w:pPr>
       <w:r>
@@ -23636,7 +23819,7 @@
         <w:pStyle w:val="Compact"/>
         <w:numPr>
           <w:ilvl w:val="2"/>
-          <w:numId w:val="1034"/>
+          <w:numId w:val="1035"/>
         </w:numPr>
       </w:pPr>
       <w:r>
@@ -23651,7 +23834,7 @@
         <w:pStyle w:val="Compact"/>
         <w:numPr>
           <w:ilvl w:val="1"/>
-          <w:numId w:val="1035"/>
+          <w:numId w:val="1036"/>
         </w:numPr>
       </w:pPr>
       <w:r>
@@ -23672,7 +23855,7 @@
         <w:pStyle w:val="Compact"/>
         <w:numPr>
           <w:ilvl w:val="1"/>
-          <w:numId w:val="1035"/>
+          <w:numId w:val="1036"/>
         </w:numPr>
       </w:pPr>
       <w:r>
@@ -23749,7 +23932,7 @@
         <w:pStyle w:val="Compact"/>
         <w:numPr>
           <w:ilvl w:val="1"/>
-          <w:numId w:val="1035"/>
+          <w:numId w:val="1036"/>
         </w:numPr>
       </w:pPr>
       <w:r>
@@ -23837,7 +24020,7 @@
         <w:pStyle w:val="Compact"/>
         <w:numPr>
           <w:ilvl w:val="1"/>
-          <w:numId w:val="1035"/>
+          <w:numId w:val="1036"/>
         </w:numPr>
       </w:pPr>
       <w:r>
@@ -23895,7 +24078,7 @@
         <w:pStyle w:val="Compact"/>
         <w:numPr>
           <w:ilvl w:val="1"/>
-          <w:numId w:val="1035"/>
+          <w:numId w:val="1036"/>
         </w:numPr>
       </w:pPr>
       <w:r>
@@ -33400,6 +33583,36 @@
     </w:lvlOverride>
   </w:num>
   <w:num w:numId="1013">
+    <w:abstractNumId w:val="99411"/>
+    <w:lvlOverride w:ilvl="0">
+      <w:startOverride w:val="1"/>
+    </w:lvlOverride>
+    <w:lvlOverride w:ilvl="1">
+      <w:startOverride w:val="1"/>
+    </w:lvlOverride>
+    <w:lvlOverride w:ilvl="2">
+      <w:startOverride w:val="1"/>
+    </w:lvlOverride>
+    <w:lvlOverride w:ilvl="3">
+      <w:startOverride w:val="1"/>
+    </w:lvlOverride>
+    <w:lvlOverride w:ilvl="4">
+      <w:startOverride w:val="1"/>
+    </w:lvlOverride>
+    <w:lvlOverride w:ilvl="5">
+      <w:startOverride w:val="1"/>
+    </w:lvlOverride>
+    <w:lvlOverride w:ilvl="6">
+      <w:startOverride w:val="1"/>
+    </w:lvlOverride>
+    <w:lvlOverride w:ilvl="7">
+      <w:startOverride w:val="1"/>
+    </w:lvlOverride>
+    <w:lvlOverride w:ilvl="8">
+      <w:startOverride w:val="1"/>
+    </w:lvlOverride>
+  </w:num>
+  <w:num w:numId="1014">
     <w:abstractNumId w:val="99731"/>
     <w:lvlOverride w:ilvl="0">
       <w:startOverride w:val="1"/>
@@ -33429,7 +33642,7 @@
       <w:startOverride w:val="1"/>
     </w:lvlOverride>
   </w:num>
-  <w:num w:numId="1014">
+  <w:num w:numId="1015">
     <w:abstractNumId w:val="99412"/>
     <w:lvlOverride w:ilvl="0">
       <w:startOverride w:val="2"/>
@@ -33459,7 +33672,7 @@
       <w:startOverride w:val="2"/>
     </w:lvlOverride>
   </w:num>
-  <w:num w:numId="1015">
+  <w:num w:numId="1016">
     <w:abstractNumId w:val="99415"/>
     <w:lvlOverride w:ilvl="0">
       <w:startOverride w:val="5"/>
@@ -33489,7 +33702,7 @@
       <w:startOverride w:val="5"/>
     </w:lvlOverride>
   </w:num>
-  <w:num w:numId="1016">
+  <w:num w:numId="1017">
     <w:abstractNumId w:val="99731"/>
     <w:lvlOverride w:ilvl="0">
       <w:startOverride w:val="1"/>
@@ -33519,7 +33732,7 @@
       <w:startOverride w:val="1"/>
     </w:lvlOverride>
   </w:num>
-  <w:num w:numId="1017">
+  <w:num w:numId="1018">
     <w:abstractNumId w:val="99417"/>
     <w:lvlOverride w:ilvl="0">
       <w:startOverride w:val="7"/>
@@ -33549,7 +33762,7 @@
       <w:startOverride w:val="7"/>
     </w:lvlOverride>
   </w:num>
-  <w:num w:numId="1018">
+  <w:num w:numId="1019">
     <w:abstractNumId w:val="99731"/>
     <w:lvlOverride w:ilvl="0">
       <w:startOverride w:val="1"/>
@@ -33579,7 +33792,7 @@
       <w:startOverride w:val="1"/>
     </w:lvlOverride>
   </w:num>
-  <w:num w:numId="1019">
+  <w:num w:numId="1020">
     <w:abstractNumId w:val="99418"/>
     <w:lvlOverride w:ilvl="0">
       <w:startOverride w:val="8"/>
@@ -33609,7 +33822,7 @@
       <w:startOverride w:val="8"/>
     </w:lvlOverride>
   </w:num>
-  <w:num w:numId="1020">
+  <w:num w:numId="1021">
     <w:abstractNumId w:val="994110"/>
     <w:lvlOverride w:ilvl="0">
       <w:startOverride w:val="10"/>
@@ -33639,10 +33852,10 @@
       <w:startOverride w:val="10"/>
     </w:lvlOverride>
   </w:num>
-  <w:num w:numId="1021">
+  <w:num w:numId="1022">
     <w:abstractNumId w:val="991"/>
   </w:num>
-  <w:num w:numId="1022">
+  <w:num w:numId="1023">
     <w:abstractNumId w:val="99731"/>
     <w:lvlOverride w:ilvl="0">
       <w:startOverride w:val="1"/>
@@ -33672,7 +33885,7 @@
       <w:startOverride w:val="1"/>
     </w:lvlOverride>
   </w:num>
-  <w:num w:numId="1023">
+  <w:num w:numId="1024">
     <w:abstractNumId w:val="994111"/>
     <w:lvlOverride w:ilvl="0">
       <w:startOverride w:val="11"/>
@@ -33702,7 +33915,7 @@
       <w:startOverride w:val="11"/>
     </w:lvlOverride>
   </w:num>
-  <w:num w:numId="1024">
+  <w:num w:numId="1025">
     <w:abstractNumId w:val="99731"/>
     <w:lvlOverride w:ilvl="0">
       <w:startOverride w:val="1"/>
@@ -33732,7 +33945,7 @@
       <w:startOverride w:val="1"/>
     </w:lvlOverride>
   </w:num>
-  <w:num w:numId="1025">
+  <w:num w:numId="1026">
     <w:abstractNumId w:val="994112"/>
     <w:lvlOverride w:ilvl="0">
       <w:startOverride w:val="12"/>
@@ -33762,7 +33975,7 @@
       <w:startOverride w:val="12"/>
     </w:lvlOverride>
   </w:num>
-  <w:num w:numId="1026">
+  <w:num w:numId="1027">
     <w:abstractNumId w:val="994113"/>
     <w:lvlOverride w:ilvl="0">
       <w:startOverride w:val="13"/>
@@ -33792,13 +34005,13 @@
       <w:startOverride w:val="13"/>
     </w:lvlOverride>
   </w:num>
-  <w:num w:numId="1027">
-    <w:abstractNumId w:val="991"/>
-  </w:num>
   <w:num w:numId="1028">
     <w:abstractNumId w:val="991"/>
   </w:num>
   <w:num w:numId="1029">
+    <w:abstractNumId w:val="991"/>
+  </w:num>
+  <w:num w:numId="1030">
     <w:abstractNumId w:val="99731"/>
     <w:lvlOverride w:ilvl="0">
       <w:startOverride w:val="1"/>
@@ -33828,13 +34041,13 @@
       <w:startOverride w:val="1"/>
     </w:lvlOverride>
   </w:num>
-  <w:num w:numId="1030">
-    <w:abstractNumId w:val="991"/>
-  </w:num>
   <w:num w:numId="1031">
     <w:abstractNumId w:val="991"/>
   </w:num>
   <w:num w:numId="1032">
+    <w:abstractNumId w:val="991"/>
+  </w:num>
+  <w:num w:numId="1033">
     <w:abstractNumId w:val="99731"/>
     <w:lvlOverride w:ilvl="0">
       <w:startOverride w:val="1"/>
@@ -33864,13 +34077,13 @@
       <w:startOverride w:val="1"/>
     </w:lvlOverride>
   </w:num>
-  <w:num w:numId="1033">
-    <w:abstractNumId w:val="991"/>
-  </w:num>
   <w:num w:numId="1034">
     <w:abstractNumId w:val="991"/>
   </w:num>
   <w:num w:numId="1035">
+    <w:abstractNumId w:val="991"/>
+  </w:num>
+  <w:num w:numId="1036">
     <w:abstractNumId w:val="99731"/>
     <w:lvlOverride w:ilvl="0">
       <w:startOverride w:val="1"/>

--- a/06-学生侧材料/讲义/有机化学/有机波谱分析.docx
+++ b/06-学生侧材料/讲义/有机化学/有机波谱分析.docx
@@ -5985,7 +5985,7 @@
     <w:p>
       <w:pPr>
         <w:pStyle w:val="Heading3"/>
-        <w:spacing w:before="280" w:after="120"/>
+        <w:spacing w:after="120" w:before="280"/>
       </w:pPr>
       <w:r>
         <w:rPr>
@@ -6000,162 +6000,328 @@
         <w:t xml:space="preserve">四大吸收区</w:t>
       </w:r>
     </w:p>
-    <w:p>
-      <w:pPr>
-        <w:pStyle w:val="SourceCode"/>
-      </w:pPr>
-      <w:r>
-        <w:rPr>
-          <w:rStyle w:val="VerbatimChar"/>
-          <w:rFonts w:hint="eastAsia" w:ascii="SimSun" w:hAnsi="SimSun" w:eastAsia="SimSun" w:cs="SimSun"/>
-        </w:rPr>
-        <w:t xml:space="preserve">高波数区</w:t>
-      </w:r>
-      <w:r>
-        <w:rPr>
-          <w:rStyle w:val="VerbatimChar"/>
-          <w:rFonts w:ascii="SimSun" w:hAnsi="SimSun" w:eastAsia="SimSun" w:cs="SimSun"/>
-        </w:rPr>
-        <w:t xml:space="preserve">                    </w:t>
-      </w:r>
-      <w:r>
-        <w:rPr>
-          <w:rStyle w:val="VerbatimChar"/>
-          <w:rFonts w:hint="eastAsia" w:ascii="SimSun" w:hAnsi="SimSun" w:eastAsia="SimSun" w:cs="SimSun"/>
-        </w:rPr>
-        <w:t xml:space="preserve">低波数区</w:t>
-      </w:r>
-      <w:r>
-        <w:rPr>
-          <w:rFonts w:ascii="SimSun" w:hAnsi="SimSun" w:eastAsia="SimSun" w:cs="SimSun"/>
-        </w:rPr>
-        <w:br/>
-      </w:r>
-      <w:r>
-        <w:rPr>
-          <w:rStyle w:val="VerbatimChar"/>
-          <w:rFonts w:ascii="SimSun" w:hAnsi="SimSun" w:eastAsia="SimSun" w:cs="SimSun"/>
-        </w:rPr>
-        <w:t>4000    3000    2000    1500    1000    cm</w:t>
-      </w:r>
-      <w:r>
-        <w:rPr>
-          <w:rStyle w:val="VerbatimChar"/>
-          <w:rFonts w:ascii="SimSun" w:hAnsi="SimSun" w:eastAsia="SimSun" w:cs="SimSun"/>
-          <w:vertAlign w:val="superscript"/>
-        </w:rPr>
-        <w:t>-1</w:t>
-      </w:r>
-      <w:r>
-        <w:rPr>
-          <w:rFonts w:ascii="SimSun" w:hAnsi="SimSun" w:eastAsia="SimSun" w:cs="SimSun"/>
-        </w:rPr>
-        <w:br/>
-      </w:r>
-      <w:r>
-        <w:rPr>
-          <w:rStyle w:val="VerbatimChar"/>
-          <w:rFonts w:ascii="SimSun" w:hAnsi="SimSun" w:eastAsia="SimSun" w:cs="SimSun"/>
-        </w:rPr>
-        <w:t xml:space="preserve"> |-------|-------|-------|-------|</w:t>
-      </w:r>
-      <w:r>
-        <w:rPr>
-          <w:rFonts w:ascii="SimSun" w:hAnsi="SimSun" w:eastAsia="SimSun" w:cs="SimSun"/>
-        </w:rPr>
-        <w:br/>
-      </w:r>
-      <w:r>
-        <w:rPr>
-          <w:rStyle w:val="VerbatimChar"/>
-          <w:rFonts w:ascii="SimSun" w:hAnsi="SimSun" w:eastAsia="SimSun" w:cs="SimSun"/>
-        </w:rPr>
-        <w:t xml:space="preserve"> X-H     </w:t>
-      </w:r>
-      <w:r>
-        <w:rPr>
-          <w:rStyle w:val="VerbatimChar"/>
-          <w:rFonts w:hint="eastAsia" w:ascii="SimSun" w:hAnsi="SimSun" w:eastAsia="SimSun" w:cs="SimSun"/>
-        </w:rPr>
-        <w:t xml:space="preserve">三键</w:t>
-      </w:r>
-      <w:r>
-        <w:rPr>
-          <w:rStyle w:val="VerbatimChar"/>
-          <w:rFonts w:ascii="SimSun" w:hAnsi="SimSun" w:eastAsia="SimSun" w:cs="SimSun"/>
-        </w:rPr>
-        <w:t xml:space="preserve">    </w:t>
-      </w:r>
-      <w:r>
-        <w:rPr>
-          <w:rStyle w:val="VerbatimChar"/>
-          <w:rFonts w:hint="eastAsia" w:ascii="SimSun" w:hAnsi="SimSun" w:eastAsia="SimSun" w:cs="SimSun"/>
-        </w:rPr>
-        <w:t xml:space="preserve">双键</w:t>
-      </w:r>
-      <w:r>
-        <w:rPr>
-          <w:rStyle w:val="VerbatimChar"/>
-          <w:rFonts w:ascii="SimSun" w:hAnsi="SimSun" w:eastAsia="SimSun" w:cs="SimSun"/>
-        </w:rPr>
-        <w:t xml:space="preserve">    </w:t>
-      </w:r>
-      <w:r>
-        <w:rPr>
-          <w:rStyle w:val="VerbatimChar"/>
-          <w:rFonts w:hint="eastAsia" w:ascii="SimSun" w:hAnsi="SimSun" w:eastAsia="SimSun" w:cs="SimSun"/>
-        </w:rPr>
-        <w:t xml:space="preserve">指纹区</w:t>
-      </w:r>
-      <w:r>
-        <w:rPr>
-          <w:rFonts w:ascii="SimSun" w:hAnsi="SimSun" w:eastAsia="SimSun" w:cs="SimSun"/>
-        </w:rPr>
-        <w:br/>
-      </w:r>
-      <w:r>
-        <w:rPr>
-          <w:rStyle w:val="VerbatimChar"/>
-          <w:rFonts w:ascii="SimSun" w:hAnsi="SimSun" w:eastAsia="SimSun" w:cs="SimSun"/>
-        </w:rPr>
-        <w:t xml:space="preserve"> </w:t>
-      </w:r>
-      <w:r>
-        <w:rPr>
-          <w:rStyle w:val="VerbatimChar"/>
-          <w:rFonts w:hint="eastAsia" w:ascii="SimSun" w:hAnsi="SimSun" w:eastAsia="SimSun" w:cs="SimSun"/>
-        </w:rPr>
-        <w:t xml:space="preserve">伸缩</w:t>
-      </w:r>
-      <w:r>
-        <w:rPr>
-          <w:rStyle w:val="VerbatimChar"/>
-          <w:rFonts w:ascii="SimSun" w:hAnsi="SimSun" w:eastAsia="SimSun" w:cs="SimSun"/>
-        </w:rPr>
-        <w:t xml:space="preserve">     </w:t>
-      </w:r>
-      <w:r>
-        <w:rPr>
-          <w:rStyle w:val="VerbatimChar"/>
-          <w:rFonts w:hint="eastAsia" w:ascii="SimSun" w:hAnsi="SimSun" w:eastAsia="SimSun" w:cs="SimSun"/>
-        </w:rPr>
-        <w:t xml:space="preserve">伸缩</w:t>
-      </w:r>
-      <w:r>
-        <w:rPr>
-          <w:rStyle w:val="VerbatimChar"/>
-          <w:rFonts w:ascii="SimSun" w:hAnsi="SimSun" w:eastAsia="SimSun" w:cs="SimSun"/>
-        </w:rPr>
-        <w:t xml:space="preserve">    </w:t>
-      </w:r>
-      <w:r>
-        <w:rPr>
-          <w:rStyle w:val="VerbatimChar"/>
-          <w:rFonts w:hint="eastAsia" w:ascii="SimSun" w:hAnsi="SimSun" w:eastAsia="SimSun" w:cs="SimSun"/>
-        </w:rPr>
-        <w:t xml:space="preserve">伸缩</w:t>
-      </w:r>
-    </w:p>
+    <w:tbl>
+      <w:tblPr>
+        <w:tblStyle w:val="Table"/>
+        <w:tblW w:type="auto" w:w="0"/>
+        <w:tblLook w:firstRow="1" w:lastRow="0" w:firstColumn="0" w:lastColumn="0" w:noHBand="0" w:noVBand="0" w:val="0020"/>
+      </w:tblPr>
+      <w:tblGrid>
+        <w:gridCol w:w="2640"/>
+        <w:gridCol w:w="2640"/>
+        <w:gridCol w:w="2640"/>
+      </w:tblGrid>
+      <w:tr>
+        <w:trPr>
+          <w:tblHeader w:val="on"/>
+        </w:trPr>
+        <w:tc>
+          <w:tcPr/>
+          <w:p>
+            <w:pPr>
+              <w:pStyle w:val="Compact"/>
+              <w:jc w:val="center"/>
+            </w:pPr>
+            <w:r>
+              <w:rPr>
+                <w:rFonts w:hint="eastAsia" w:ascii="Times New Roman" w:hAnsi="Times New Roman" w:eastAsia="SimHei" w:cs="Times New Roman"/>
+                <w:b/>
+              </w:rPr>
+              <w:t xml:space="preserve">波数区间</w:t>
+            </w:r>
+            <w:r>
+              <w:rPr>
+                <w:rFonts w:ascii="Times New Roman" w:hAnsi="Times New Roman" w:eastAsia="Times New Roman" w:cs="Times New Roman"/>
+                <w:b/>
+              </w:rPr>
+              <w:t xml:space="preserve"> / cm</w:t>
+            </w:r>
+            <w:r>
+              <w:rPr>
+                <w:rFonts w:ascii="Times New Roman" w:hAnsi="Times New Roman" w:eastAsia="Times New Roman" w:cs="Times New Roman"/>
+                <w:b/>
+                <w:vertAlign w:val="superscript"/>
+              </w:rPr>
+              <w:t>-1</w:t>
+            </w:r>
+          </w:p>
+        </w:tc>
+        <w:tc>
+          <w:tcPr/>
+          <w:p>
+            <w:pPr>
+              <w:pStyle w:val="Compact"/>
+              <w:jc w:val="center"/>
+            </w:pPr>
+            <w:r>
+              <w:rPr>
+                <w:rFonts w:hint="eastAsia" w:ascii="Times New Roman" w:hAnsi="Times New Roman" w:eastAsia="SimHei" w:cs="Times New Roman"/>
+                <w:b/>
+              </w:rPr>
+              <w:t xml:space="preserve">归属</w:t>
+            </w:r>
+          </w:p>
+        </w:tc>
+        <w:tc>
+          <w:tcPr/>
+          <w:p>
+            <w:pPr>
+              <w:pStyle w:val="Compact"/>
+              <w:jc w:val="center"/>
+            </w:pPr>
+            <w:r>
+              <w:rPr>
+                <w:rFonts w:hint="eastAsia" w:ascii="Times New Roman" w:hAnsi="Times New Roman" w:eastAsia="SimHei" w:cs="Times New Roman"/>
+                <w:b/>
+              </w:rPr>
+              <w:t xml:space="preserve">振动类型</w:t>
+            </w:r>
+          </w:p>
+        </w:tc>
+      </w:tr>
+      <w:tr>
+        <w:tc>
+          <w:tcPr/>
+          <w:p>
+            <w:pPr>
+              <w:pStyle w:val="Compact"/>
+              <w:jc w:val="center"/>
+            </w:pPr>
+            <w:r>
+              <w:rPr>
+                <w:rFonts w:ascii="Times New Roman" w:hAnsi="Times New Roman" w:eastAsia="Times New Roman" w:cs="Times New Roman"/>
+              </w:rPr>
+              <w:t xml:space="preserve">4000–2500</w:t>
+            </w:r>
+          </w:p>
+        </w:tc>
+        <w:tc>
+          <w:tcPr/>
+          <w:p>
+            <w:pPr>
+              <w:pStyle w:val="Compact"/>
+              <w:jc w:val="center"/>
+            </w:pPr>
+            <w:r>
+              <w:rPr>
+                <w:rFonts w:hint="eastAsia" w:ascii="Times New Roman" w:hAnsi="Times New Roman" w:eastAsia="Times New Roman" w:cs="Times New Roman"/>
+              </w:rPr>
+              <w:t xml:space="preserve">X–H（O–H、N–H、C–H）</w:t>
+            </w:r>
+          </w:p>
+        </w:tc>
+        <w:tc>
+          <w:tcPr/>
+          <w:p>
+            <w:pPr>
+              <w:pStyle w:val="Compact"/>
+              <w:jc w:val="center"/>
+            </w:pPr>
+            <w:r>
+              <w:rPr>
+                <w:rFonts w:hint="eastAsia" w:ascii="Times New Roman" w:hAnsi="Times New Roman" w:eastAsia="FangSong" w:cs="Times New Roman"/>
+              </w:rPr>
+              <w:t xml:space="preserve">伸缩</w:t>
+            </w:r>
+          </w:p>
+        </w:tc>
+      </w:tr>
+      <w:tr>
+        <w:tc>
+          <w:tcPr/>
+          <w:p>
+            <w:pPr>
+              <w:pStyle w:val="Compact"/>
+              <w:jc w:val="center"/>
+            </w:pPr>
+            <w:r>
+              <w:rPr>
+                <w:rFonts w:ascii="Times New Roman" w:hAnsi="Times New Roman" w:eastAsia="Times New Roman" w:cs="Times New Roman"/>
+              </w:rPr>
+              <w:t xml:space="preserve">2500–2000</w:t>
+            </w:r>
+          </w:p>
+        </w:tc>
+        <w:tc>
+          <w:tcPr/>
+          <w:p>
+            <w:pPr>
+              <w:pStyle w:val="Compact"/>
+              <w:jc w:val="center"/>
+            </w:pPr>
+            <w:r>
+              <w:rPr>
+                <w:rFonts w:hint="eastAsia" w:ascii="Times New Roman" w:hAnsi="Times New Roman" w:eastAsia="FangSong" w:cs="Times New Roman"/>
+              </w:rPr>
+              <w:t>三键</w:t>
+            </w:r>
+            <w:r>
+              <w:rPr>
+                <w:rFonts w:hint="eastAsia" w:ascii="Times New Roman" w:hAnsi="Times New Roman" w:eastAsia="Times New Roman" w:cs="Times New Roman"/>
+              </w:rPr>
+              <w:t>（C≡C、C≡N）</w:t>
+            </w:r>
+          </w:p>
+        </w:tc>
+        <w:tc>
+          <w:tcPr/>
+          <w:p>
+            <w:pPr>
+              <w:pStyle w:val="Compact"/>
+              <w:jc w:val="center"/>
+            </w:pPr>
+            <w:r>
+              <w:rPr>
+                <w:rFonts w:hint="eastAsia" w:ascii="Times New Roman" w:hAnsi="Times New Roman" w:eastAsia="FangSong" w:cs="Times New Roman"/>
+              </w:rPr>
+              <w:t xml:space="preserve">伸缩</w:t>
+            </w:r>
+          </w:p>
+        </w:tc>
+      </w:tr>
+      <w:tr>
+        <w:tc>
+          <w:tcPr/>
+          <w:p>
+            <w:pPr>
+              <w:pStyle w:val="Compact"/>
+              <w:jc w:val="center"/>
+            </w:pPr>
+            <w:r>
+              <w:rPr>
+                <w:rFonts w:ascii="Times New Roman" w:hAnsi="Times New Roman" w:eastAsia="Times New Roman" w:cs="Times New Roman"/>
+              </w:rPr>
+              <w:t xml:space="preserve">2000–1500</w:t>
+            </w:r>
+          </w:p>
+        </w:tc>
+        <w:tc>
+          <w:tcPr/>
+          <w:p>
+            <w:pPr>
+              <w:pStyle w:val="Compact"/>
+              <w:jc w:val="center"/>
+            </w:pPr>
+            <w:r>
+              <w:rPr>
+                <w:rFonts w:hint="eastAsia" w:ascii="Times New Roman" w:hAnsi="Times New Roman" w:eastAsia="FangSong" w:cs="Times New Roman"/>
+              </w:rPr>
+              <w:t>双键</w:t>
+            </w:r>
+            <w:r>
+              <w:rPr>
+                <w:rFonts w:hint="eastAsia" w:ascii="Times New Roman" w:hAnsi="Times New Roman" w:eastAsia="Times New Roman" w:cs="Times New Roman"/>
+              </w:rPr>
+              <w:t>（C=O、C=C）</w:t>
+            </w:r>
+          </w:p>
+        </w:tc>
+        <w:tc>
+          <w:tcPr/>
+          <w:p>
+            <w:pPr>
+              <w:pStyle w:val="Compact"/>
+              <w:jc w:val="center"/>
+            </w:pPr>
+            <w:r>
+              <w:rPr>
+                <w:rFonts w:hint="eastAsia" w:ascii="Times New Roman" w:hAnsi="Times New Roman" w:eastAsia="FangSong" w:cs="Times New Roman"/>
+              </w:rPr>
+              <w:t xml:space="preserve">伸缩</w:t>
+            </w:r>
+          </w:p>
+        </w:tc>
+      </w:tr>
+      <w:tr>
+        <w:tc>
+          <w:tcPr/>
+          <w:p>
+            <w:pPr>
+              <w:pStyle w:val="Compact"/>
+              <w:jc w:val="center"/>
+            </w:pPr>
+            <w:r>
+              <w:rPr>
+                <w:rFonts w:ascii="Times New Roman" w:hAnsi="Times New Roman" w:eastAsia="Times New Roman" w:cs="Times New Roman"/>
+              </w:rPr>
+              <w:t xml:space="preserve">1500–400</w:t>
+            </w:r>
+          </w:p>
+        </w:tc>
+        <w:tc>
+          <w:tcPr/>
+          <w:p>
+            <w:pPr>
+              <w:pStyle w:val="Compact"/>
+              <w:jc w:val="center"/>
+            </w:pPr>
+            <w:r>
+              <w:rPr>
+                <w:rFonts w:hint="eastAsia" w:ascii="Times New Roman" w:hAnsi="Times New Roman" w:eastAsia="FangSong" w:cs="Times New Roman"/>
+              </w:rPr>
+              <w:t>指纹区</w:t>
+            </w:r>
+            <w:r>
+              <w:rPr>
+                <w:rFonts w:hint="eastAsia" w:ascii="Times New Roman" w:hAnsi="Times New Roman" w:eastAsia="Times New Roman" w:cs="Times New Roman"/>
+              </w:rPr>
+              <w:t>（</w:t>
+            </w:r>
+            <w:r>
+              <w:rPr>
+                <w:rFonts w:hint="eastAsia" w:ascii="Times New Roman" w:hAnsi="Times New Roman" w:eastAsia="FangSong" w:cs="Times New Roman"/>
+              </w:rPr>
+              <w:t>单键骨架</w:t>
+            </w:r>
+            <w:r>
+              <w:rPr>
+                <w:rFonts w:hint="eastAsia" w:ascii="Times New Roman" w:hAnsi="Times New Roman" w:eastAsia="Times New Roman" w:cs="Times New Roman"/>
+              </w:rPr>
+              <w:t>、</w:t>
+            </w:r>
+            <w:r>
+              <w:rPr>
+                <w:rFonts w:hint="eastAsia" w:ascii="Times New Roman" w:hAnsi="Times New Roman" w:eastAsia="FangSong" w:cs="Times New Roman"/>
+              </w:rPr>
+              <w:t>弯曲振动</w:t>
+            </w:r>
+            <w:r>
+              <w:rPr>
+                <w:rFonts w:hint="eastAsia" w:ascii="Times New Roman" w:hAnsi="Times New Roman" w:eastAsia="Times New Roman" w:cs="Times New Roman"/>
+              </w:rPr>
+              <w:t>）</w:t>
+            </w:r>
+          </w:p>
+        </w:tc>
+        <w:tc>
+          <w:tcPr/>
+          <w:p>
+            <w:pPr>
+              <w:pStyle w:val="Compact"/>
+              <w:jc w:val="center"/>
+            </w:pPr>
+            <w:r>
+              <w:rPr>
+                <w:rFonts w:hint="eastAsia" w:ascii="Times New Roman" w:hAnsi="Times New Roman" w:eastAsia="FangSong" w:cs="Times New Roman"/>
+              </w:rPr>
+              <w:t xml:space="preserve">弯曲</w:t>
+            </w:r>
+            <w:r>
+              <w:rPr>
+                <w:rFonts w:ascii="Times New Roman" w:hAnsi="Times New Roman" w:eastAsia="Times New Roman" w:cs="Times New Roman"/>
+              </w:rPr>
+              <w:t xml:space="preserve"> / </w:t>
+            </w:r>
+            <w:r>
+              <w:rPr>
+                <w:rFonts w:hint="eastAsia" w:ascii="Times New Roman" w:hAnsi="Times New Roman" w:eastAsia="FangSong" w:cs="Times New Roman"/>
+              </w:rPr>
+              <w:t xml:space="preserve">骨架</w:t>
+            </w:r>
+          </w:p>
+        </w:tc>
+      </w:tr>
+    </w:tbl>
     <w:bookmarkEnd w:id="27"/>
     <w:bookmarkStart w:id="28" w:name="关键吸收峰速查"/>
     <w:p>
